--- a/lit_review/top_coding_updates.docx
+++ b/lit_review/top_coding_updates.docx
@@ -1,80 +1,154 @@
 
 <file path=word/document.xml><?xml version="1.0" encoding="utf-8"?>
-<w:document xmlns:wpc="http://schemas.microsoft.com/office/word/2010/wordprocessingCanvas" xmlns:cx="http://schemas.microsoft.com/office/drawing/2014/chartex" xmlns:cx1="http://schemas.microsoft.com/office/drawing/2015/9/8/chartex" xmlns:cx2="http://schemas.microsoft.com/office/drawing/2015/10/21/chartex" xmlns:cx3="http://schemas.microsoft.com/office/drawing/2016/5/9/chartex" xmlns:cx4="http://schemas.microsoft.com/office/drawing/2016/5/10/chartex" xmlns:cx5="http://schemas.microsoft.com/office/drawing/2016/5/11/chartex" xmlns:cx6="http://schemas.microsoft.com/office/drawing/2016/5/12/chartex" xmlns:cx7="http://schemas.microsoft.com/office/drawing/2016/5/13/chartex" xmlns:cx8="http://schemas.microsoft.com/office/drawing/2016/5/14/chartex" xmlns:mc="http://schemas.openxmlformats.org/markup-compatibility/2006" xmlns:aink="http://schemas.microsoft.com/office/drawing/2016/ink" xmlns:am3d="http://schemas.microsoft.com/office/drawing/2017/model3d" xmlns:o="urn:schemas-microsoft-com:office:office" xmlns:oel="http://schemas.microsoft.com/office/2019/extlst" xmlns:r="http://schemas.openxmlformats.org/officeDocument/2006/relationships" xmlns:m="http://schemas.openxmlformats.org/officeDocument/2006/math" xmlns:v="urn:schemas-microsoft-com:vml" xmlns:wp14="http://schemas.microsoft.com/office/word/2010/wordprocessingDrawing" xmlns:wp="http://schemas.openxmlformats.org/drawingml/2006/wordprocessingDrawing" xmlns:w10="urn:schemas-microsoft-com:office:word" xmlns:w="http://schemas.openxmlformats.org/wordprocessingml/2006/main" xmlns:w14="http://schemas.microsoft.com/office/word/2010/wordml" xmlns:w15="http://schemas.microsoft.com/office/word/2012/wordml" xmlns:w16cex="http://schemas.microsoft.com/office/word/2018/wordml/cex" xmlns:w16cid="http://schemas.microsoft.com/office/word/2016/wordml/cid" xmlns:w16="http://schemas.microsoft.com/office/word/2018/wordml" xmlns:w16du="http://schemas.microsoft.com/office/word/2023/wordml/word16du" xmlns:w16sdtdh="http://schemas.microsoft.com/office/word/2020/wordml/sdtdatahash" xmlns:w16sdtfl="http://schemas.microsoft.com/office/word/2024/wordml/sdtformatlock" xmlns:w16se="http://schemas.microsoft.com/office/word/2015/wordml/symex" xmlns:wpg="http://schemas.microsoft.com/office/word/2010/wordprocessingGroup" xmlns:wpi="http://schemas.microsoft.com/office/word/2010/wordprocessingInk" xmlns:wne="http://schemas.microsoft.com/office/word/2006/wordml" xmlns:wps="http://schemas.microsoft.com/office/word/2010/wordprocessingShape" mc:Ignorable="w14 w15 w16se w16cid w16 w16cex w16sdtdh w16sdtfl w16du wp14">
+<w:document xmlns:wpc="http://schemas.microsoft.com/office/word/2010/wordprocessingCanvas" xmlns:cx="http://schemas.microsoft.com/office/drawing/2014/chartex" xmlns:cx1="http://schemas.microsoft.com/office/drawing/2015/9/8/chartex" xmlns:cx2="http://schemas.microsoft.com/office/drawing/2015/10/21/chartex" xmlns:cx3="http://schemas.microsoft.com/office/drawing/2016/5/9/chartex" xmlns:cx4="http://schemas.microsoft.com/office/drawing/2016/5/10/chartex" xmlns:cx5="http://schemas.microsoft.com/office/drawing/2016/5/11/chartex" xmlns:cx6="http://schemas.microsoft.com/office/drawing/2016/5/12/chartex" xmlns:cx7="http://schemas.microsoft.com/office/drawing/2016/5/13/chartex" xmlns:cx8="http://schemas.microsoft.com/office/drawing/2016/5/14/chartex" xmlns:mc="http://schemas.openxmlformats.org/markup-compatibility/2006" xmlns:aink="http://schemas.microsoft.com/office/drawing/2016/ink" xmlns:am3d="http://schemas.microsoft.com/office/drawing/2017/model3d" xmlns:o="urn:schemas-microsoft-com:office:office" xmlns:oel="http://schemas.microsoft.com/office/2019/extlst" xmlns:r="http://schemas.openxmlformats.org/officeDocument/2006/relationships" xmlns:m="http://schemas.openxmlformats.org/officeDocument/2006/math" xmlns:v="urn:schemas-microsoft-com:vml" xmlns:wp14="http://schemas.microsoft.com/office/word/2010/wordprocessingDrawing" xmlns:wp="http://schemas.openxmlformats.org/drawingml/2006/wordprocessingDrawing" xmlns:w10="urn:schemas-microsoft-com:office:word" xmlns:w="http://schemas.openxmlformats.org/wordprocessingml/2006/main" xmlns:w14="http://schemas.microsoft.com/office/word/2010/wordml" xmlns:w15="http://schemas.microsoft.com/office/word/2012/wordml" xmlns:w16cex="http://schemas.microsoft.com/office/word/2018/wordml/cex" xmlns:w16cid="http://schemas.microsoft.com/office/word/2016/wordml/cid" xmlns:w16="http://schemas.microsoft.com/office/word/2018/wordml" xmlns:w16du="http://schemas.microsoft.com/office/word/2023/wordml/word16du" xmlns:w16sdtdh="http://schemas.microsoft.com/office/word/2020/wordml/sdtdatahash" xmlns:w16sdtfl="http://schemas.microsoft.com/office/word/2024/wordml/sdtformatlock" xmlns:w16se="http://schemas.microsoft.com/office/word/2015/wordml/symex" xmlns:wpg="http://schemas.microsoft.com/office/word/2010/wordprocessingGroup" xmlns:wpi="http://schemas.microsoft.com/office/word/2010/wordprocessingInk" xmlns:wne="http://schemas.microsoft.com/office/word/2006/wordml" xmlns:wps="http://schemas.microsoft.com/office/word/2010/wordprocessingShape" xmlns:a="http://schemas.openxmlformats.org/drawingml/2006/main" xmlns:pic="http://schemas.openxmlformats.org/drawingml/2006/picture" xmlns:a14="http://schemas.microsoft.com/office/drawing/2010/main" mc:Ignorable="w14 w15 w16se w16cid w16 w16cex w16sdtdh w16sdtfl w16du wp14">
   <w:body>
     <w:p>
       <w:pPr>
         <w:rPr>
           <w:rFonts w:ascii="Times New Roman" w:hAnsi="Times New Roman" w:cs="Times New Roman"/>
-          <w:b/>
-          <w:bCs/>
-          <w:u w:val="single"/>
-        </w:rPr>
-      </w:pPr>
-      <w:r>
-        <w:rPr>
-          <w:rFonts w:ascii="Times New Roman" w:hAnsi="Times New Roman" w:cs="Times New Roman"/>
-          <w:b/>
-          <w:bCs/>
-          <w:u w:val="single"/>
-        </w:rPr>
-        <w:t>Literature Review</w:t>
-      </w:r>
-    </w:p>
-    <w:p>
-      <w:pPr>
-        <w:rPr>
-          <w:rFonts w:ascii="Times New Roman" w:hAnsi="Times New Roman" w:cs="Times New Roman"/>
-          <w:b/>
-          <w:bCs/>
-        </w:rPr>
-      </w:pPr>
-      <w:r>
-        <w:rPr>
-          <w:rFonts w:ascii="Times New Roman" w:hAnsi="Times New Roman" w:cs="Times New Roman"/>
-          <w:b/>
-          <w:bCs/>
-        </w:rPr>
-        <w:t>Treatment of Upper-Tail Values in Income Distribution Analysis</w:t>
-      </w:r>
-    </w:p>
-    <w:p>
-      <w:pPr>
-        <w:rPr>
-          <w:rFonts w:ascii="Times New Roman" w:hAnsi="Times New Roman" w:cs="Times New Roman"/>
-        </w:rPr>
-      </w:pPr>
-      <w:r>
-        <w:rPr>
-          <w:rFonts w:ascii="Times New Roman" w:hAnsi="Times New Roman" w:cs="Times New Roman"/>
-        </w:rPr>
-        <w:t>Inequality measures based on household survey microdata can be highly sensitive to a small number of observations at the top of the welfare distribution. This is particularly relevant for indicators that assign substantial weight to large deviations from the mean, such as the mean, Generalized Entropy measures, the mean log deviation, and Atkinson indices. Extreme upper-tail observations may reflect genuine high incomes or consumption levels, but they can also arise from reporting error, data-processing error, measurement problems, or limited representativeness of very high-income households in survey samples. The methodological challenge is therefore not simply to remove high values, but to limit undue influence while preserving plausible information about the upper tail.</w:t>
-      </w:r>
-    </w:p>
-    <w:p>
-      <w:pPr>
-        <w:rPr>
-          <w:rFonts w:ascii="Times New Roman" w:hAnsi="Times New Roman" w:cs="Times New Roman"/>
-        </w:rPr>
-      </w:pPr>
-      <w:r>
-        <w:rPr>
-          <w:rFonts w:ascii="Times New Roman" w:hAnsi="Times New Roman" w:cs="Times New Roman"/>
-        </w:rPr>
-        <w:t>A common institutional approach is top-coding. The Luxembourg Income Study (LIS) currently identifies potential outliers using the interquartile range of log income. Specifically, the upper threshold is defined as:</w:t>
-      </w:r>
-    </w:p>
-    <w:p>
-      <w:pPr>
-        <w:rPr>
-          <w:rFonts w:ascii="Times New Roman" w:eastAsiaTheme="minorEastAsia" w:hAnsi="Times New Roman" w:cs="Times New Roman"/>
+          <w:b w:val="1"/>
+          <w:bCs w:val="1"/>
+        </w:rPr>
+      </w:pPr>
+      <w:r>
+        <w:rPr>
+          <w:rFonts w:ascii="Times New Roman" w:hAnsi="Times New Roman" w:cs="Times New Roman"/>
+          <w:b w:val="1"/>
+          <w:bCs w:val="1"/>
+        </w:rPr>
+        <w:t>Updates</w:t>
+      </w:r>
+    </w:p>
+    <w:p>
+      <w:pPr>
+        <w:rPr>
+          <w:rFonts w:ascii="Times New Roman" w:hAnsi="Times New Roman" w:cs="Times New Roman"/>
+        </w:rPr>
+      </w:pPr>
+      <w:r>
+        <w:rPr>
+          <w:rFonts w:ascii="Times New Roman" w:hAnsi="Times New Roman" w:cs="Times New Roman"/>
+        </w:rPr>
+        <w:t xml:space="preserve">Hi </w:t>
+      </w:r>
+      <w:r>
+        <w:rPr>
+          <w:rFonts w:ascii="Times New Roman" w:hAnsi="Times New Roman" w:cs="Times New Roman"/>
+        </w:rPr>
+        <w:t>Nishant and Yuki</w:t>
+      </w:r>
+      <w:r>
+        <w:rPr>
+          <w:rFonts w:ascii="Times New Roman" w:hAnsi="Times New Roman" w:cs="Times New Roman"/>
+        </w:rPr>
+        <w:t>,</w:t>
+      </w:r>
+    </w:p>
+    <w:p>
+      <w:pPr>
+        <w:rPr>
+          <w:rFonts w:ascii="Times New Roman" w:hAnsi="Times New Roman" w:cs="Times New Roman"/>
+        </w:rPr>
+      </w:pPr>
+      <w:r>
+        <w:rPr>
+          <w:rFonts w:ascii="Times New Roman" w:hAnsi="Times New Roman" w:cs="Times New Roman"/>
+        </w:rPr>
+        <w:t>I wanted to share a brief update on the top-censoring work.</w:t>
+      </w:r>
+    </w:p>
+    <w:p>
+      <w:pPr>
+        <w:rPr>
+          <w:rFonts w:ascii="Times New Roman" w:hAnsi="Times New Roman" w:cs="Times New Roman"/>
+        </w:rPr>
+      </w:pPr>
+      <w:r>
+        <w:rPr>
+          <w:rFonts w:ascii="Times New Roman" w:hAnsi="Times New Roman" w:cs="Times New Roman"/>
+        </w:rPr>
+        <w:t>I</w:t>
+      </w:r>
+      <w:r>
+        <w:rPr>
+          <w:rFonts w:ascii="Times New Roman" w:hAnsi="Times New Roman" w:cs="Times New Roman"/>
+        </w:rPr>
+        <w:t xml:space="preserve"> reviewed the approaches used by LIS, the CPS, WID, and the EU-SILC literature, and drafted a short literature review</w:t>
+      </w:r>
+      <w:r>
+        <w:rPr>
+          <w:rFonts w:ascii="Times New Roman" w:hAnsi="Times New Roman" w:cs="Times New Roman"/>
+        </w:rPr>
+        <w:t xml:space="preserve"> (below)</w:t>
+      </w:r>
+      <w:r>
+        <w:rPr>
+          <w:rFonts w:ascii="Times New Roman" w:hAnsi="Times New Roman" w:cs="Times New Roman"/>
+        </w:rPr>
+        <w:t xml:space="preserve"> summarizing their different </w:t>
+      </w:r>
+      <w:r>
+        <w:rPr>
+          <w:rFonts w:ascii="Times New Roman" w:hAnsi="Times New Roman" w:cs="Times New Roman"/>
+        </w:rPr>
+        <w:t>objectives</w:t>
+      </w:r>
+      <w:r>
+        <w:rPr>
+          <w:rFonts w:ascii="Times New Roman" w:hAnsi="Times New Roman" w:cs="Times New Roman"/>
+        </w:rPr>
+        <w:t xml:space="preserve"> and methods. LIS applies a log-IQR top-coding rule; CPS top-coding is mainly designed for disclosure protection; EU-SILC compares trimming, </w:t>
+      </w:r>
+      <w:r>
+        <w:rPr>
+          <w:rFonts w:ascii="Times New Roman" w:hAnsi="Times New Roman" w:cs="Times New Roman"/>
+        </w:rPr>
+        <w:t>winsorizing</w:t>
+      </w:r>
+      <w:r>
+        <w:rPr>
+          <w:rFonts w:ascii="Times New Roman" w:hAnsi="Times New Roman" w:cs="Times New Roman"/>
+        </w:rPr>
+        <w:t>, and robust Pareto-based approaches; and WID focuses on correcting the underrepresentation of top incomes in surveys by combining survey, tax, and national accounts data.</w:t>
+      </w:r>
+    </w:p>
+    <w:p>
+      <w:pPr>
+        <w:rPr>
+          <w:rFonts w:ascii="Times New Roman" w:hAnsi="Times New Roman" w:cs="Times New Roman"/>
+        </w:rPr>
+      </w:pPr>
+      <w:r>
+        <w:rPr>
+          <w:rFonts w:ascii="Times New Roman" w:hAnsi="Times New Roman" w:cs="Times New Roman"/>
+        </w:rPr>
+        <w:t>I then reviewed the surveys available in the shared drive to identify those with individual-level, non-grouped microdata that can be used for this exercise. I excluded files that contain grouped/binned distributions, since they cannot be used to identify individual upper-tail observations.</w:t>
+      </w:r>
+    </w:p>
+    <w:p>
+      <w:pPr>
+        <w:rPr>
+          <w:rFonts w:ascii="Times New Roman" w:hAnsi="Times New Roman" w:cs="Times New Roman"/>
+        </w:rPr>
+      </w:pPr>
+      <w:r>
+        <w:rPr>
+          <w:rFonts w:ascii="Times New Roman" w:hAnsi="Times New Roman" w:cs="Times New Roman"/>
+        </w:rPr>
+        <w:t>Using the LIS rule, I calculated the upper ceiling as:</w:t>
+      </w:r>
+    </w:p>
+    <w:p>
+      <w:pPr>
+        <w:rPr>
+          <w:rFonts w:ascii="Times New Roman" w:hAnsi="Times New Roman" w:cs="Times New Roman" w:eastAsiaTheme="minorEastAsia"/>
         </w:rPr>
       </w:pPr>
       <m:oMathPara>
         <m:oMath>
           <m:r>
             <w:rPr>
-              <w:rFonts w:ascii="Cambria Math" w:eastAsiaTheme="minorEastAsia" w:hAnsi="Cambria Math" w:cs="Times New Roman"/>
+              <w:rFonts w:ascii="Cambria Math" w:hAnsi="Cambria Math" w:cs="Times New Roman" w:eastAsiaTheme="minorEastAsia"/>
             </w:rPr>
             <m:t>exp[Q3(log y)+3* IQR(log y)]</m:t>
           </m:r>
@@ -84,572 +158,13 @@
     <w:p>
       <w:pPr>
         <w:rPr>
-          <w:rFonts w:ascii="Times New Roman" w:eastAsiaTheme="minorEastAsia" w:hAnsi="Times New Roman" w:cs="Times New Roman"/>
-        </w:rPr>
-      </w:pPr>
-      <w:r>
-        <w:rPr>
-          <w:rFonts w:ascii="Times New Roman" w:hAnsi="Times New Roman" w:cs="Times New Roman"/>
-        </w:rPr>
-        <w:t>Income values above this threshold are set equal to the threshold. This method replaced an earlier LIS rule based on ten times median household income. The log-IQR rule is designed to be more adaptable across countries with different levels of inequality and income dispersion. It is also transparent and easy to apply consistently across surveys. Importantly, LIS top-coding does not delete observations or change their survey weights: it retains the affected households but limits the income value used in the calculation of inequality statistics (</w:t>
-      </w:r>
-      <w:proofErr w:type="spellStart"/>
-      <w:r>
-        <w:rPr>
-          <w:rFonts w:ascii="Times New Roman" w:hAnsi="Times New Roman" w:cs="Times New Roman"/>
-        </w:rPr>
-        <w:t>Neugschwender</w:t>
-      </w:r>
-      <w:proofErr w:type="spellEnd"/>
-      <w:r>
-        <w:rPr>
-          <w:rFonts w:ascii="Times New Roman" w:hAnsi="Times New Roman" w:cs="Times New Roman"/>
-        </w:rPr>
-        <w:t>, 2020).</w:t>
-      </w:r>
-    </w:p>
-    <w:p>
-      <w:pPr>
-        <w:rPr>
-          <w:rFonts w:ascii="Times New Roman" w:hAnsi="Times New Roman" w:cs="Times New Roman"/>
-        </w:rPr>
-      </w:pPr>
-      <w:r>
-        <w:rPr>
-          <w:rFonts w:ascii="Times New Roman" w:hAnsi="Times New Roman" w:cs="Times New Roman"/>
-        </w:rPr>
-        <w:t xml:space="preserve">The Current Population Survey (CPS) in the United States also applies top-coding, although its main purpose is disclosure avoidance rather than robustness of inequality estimates. The exact procedure depends on the CPS product. In the Annual Social and Economic Supplement (ASEC), values above source-specific </w:t>
-      </w:r>
-      <w:proofErr w:type="spellStart"/>
-      <w:r>
-        <w:rPr>
-          <w:rFonts w:ascii="Times New Roman" w:hAnsi="Times New Roman" w:cs="Times New Roman"/>
-        </w:rPr>
-        <w:t>topcode</w:t>
-      </w:r>
-      <w:proofErr w:type="spellEnd"/>
-      <w:r>
-        <w:rPr>
-          <w:rFonts w:ascii="Times New Roman" w:hAnsi="Times New Roman" w:cs="Times New Roman"/>
-        </w:rPr>
-        <w:t xml:space="preserve"> thresholds are subject to rank-proximity swapping and rounding. This preserves much of the distribution of high values in public-use data while preventing identification of individual respondents. In the monthly CPS, some usual hourly earnings variables are top-coded dynamically: the upper 3 percent of reported earnings are replaced with their weighted average. </w:t>
-      </w:r>
-      <w:r>
-        <w:rPr>
-          <w:rFonts w:ascii="Times New Roman" w:hAnsi="Times New Roman" w:cs="Times New Roman"/>
-        </w:rPr>
-        <w:t>These procedures are therefore useful examples of how statistical agencies protect confidentiality, but they should not be interpreted as a general empirical rule for identifying invalid upper-tail observations (U.S. Census Bureau, 2021, 2024).</w:t>
-      </w:r>
-    </w:p>
-    <w:p>
-      <w:pPr>
-        <w:rPr>
-          <w:rFonts w:ascii="Times New Roman" w:hAnsi="Times New Roman" w:cs="Times New Roman"/>
-        </w:rPr>
-      </w:pPr>
-      <w:r>
-        <w:rPr>
-          <w:rFonts w:ascii="Times New Roman" w:hAnsi="Times New Roman" w:cs="Times New Roman"/>
-        </w:rPr>
-        <w:t xml:space="preserve">A more model-based approach is developed in the EU-SILC literature. Van Kerm (2007) compares simple trimming and </w:t>
-      </w:r>
-      <w:proofErr w:type="spellStart"/>
-      <w:r>
-        <w:rPr>
-          <w:rFonts w:ascii="Times New Roman" w:hAnsi="Times New Roman" w:cs="Times New Roman"/>
-        </w:rPr>
-        <w:t>winsorizing</w:t>
-      </w:r>
-      <w:proofErr w:type="spellEnd"/>
-      <w:r>
-        <w:rPr>
-          <w:rFonts w:ascii="Times New Roman" w:hAnsi="Times New Roman" w:cs="Times New Roman"/>
-        </w:rPr>
-        <w:t xml:space="preserve"> procedures with methods based on robust parametric tail modelling. Trimming removes a fixed percentage of extreme observations, while </w:t>
-      </w:r>
-      <w:proofErr w:type="spellStart"/>
-      <w:r>
-        <w:rPr>
-          <w:rFonts w:ascii="Times New Roman" w:hAnsi="Times New Roman" w:cs="Times New Roman"/>
-        </w:rPr>
-        <w:t>winsorizing</w:t>
-      </w:r>
-      <w:proofErr w:type="spellEnd"/>
-      <w:r>
-        <w:rPr>
-          <w:rFonts w:ascii="Times New Roman" w:hAnsi="Times New Roman" w:cs="Times New Roman"/>
-        </w:rPr>
-        <w:t xml:space="preserve"> replaces them with the corresponding cutoff value. These methods are straightforward but can be arbitrary: trimming assumes that the removed observations contain no useful information, while </w:t>
-      </w:r>
-      <w:proofErr w:type="spellStart"/>
-      <w:r>
-        <w:rPr>
-          <w:rFonts w:ascii="Times New Roman" w:hAnsi="Times New Roman" w:cs="Times New Roman"/>
-        </w:rPr>
-        <w:t>winsorizing</w:t>
-      </w:r>
-      <w:proofErr w:type="spellEnd"/>
-      <w:r>
-        <w:rPr>
-          <w:rFonts w:ascii="Times New Roman" w:hAnsi="Times New Roman" w:cs="Times New Roman"/>
-        </w:rPr>
-        <w:t xml:space="preserve"> imposes the same value on all observations above the threshold.</w:t>
-      </w:r>
-    </w:p>
-    <w:p>
-      <w:pPr>
-        <w:rPr>
-          <w:rFonts w:ascii="Times New Roman" w:hAnsi="Times New Roman" w:cs="Times New Roman"/>
-        </w:rPr>
-      </w:pPr>
-      <w:r>
-        <w:rPr>
-          <w:rFonts w:ascii="Times New Roman" w:hAnsi="Times New Roman" w:cs="Times New Roman"/>
-        </w:rPr>
-        <w:lastRenderedPageBreak/>
-        <w:t>The model-based alternative estimates the upper tail using a Pareto distribution. Rather than fitting the model to the entire income distribution, the approach combines a parametric model for the tails with the empirical distribution of the bulk of the data. Inequality and poverty indicators can then be estimated from this semi-parametric distribution. Importantly, this approach does not necessarily require modifying individual observations. However, the estimated tail model can also be used to adjust the microdata, for example by imputing extreme incomes with random draws from the fitted tail distribution or by assigning robustness weights that reduce the influence of observations that deviate strongly from the estimated tail. This approach therefore does not assume that extreme observations are necessarily erroneous; rather, it seeks to balance robustness to potentially influential observations with the preservation of information contained in the observed upper tail.</w:t>
-      </w:r>
-    </w:p>
-    <w:p>
-      <w:pPr>
-        <w:rPr>
-          <w:rFonts w:ascii="Times New Roman" w:hAnsi="Times New Roman" w:cs="Times New Roman"/>
-        </w:rPr>
-      </w:pPr>
-      <w:r>
-        <w:rPr>
-          <w:rFonts w:ascii="Times New Roman" w:hAnsi="Times New Roman" w:cs="Times New Roman"/>
-        </w:rPr>
-        <w:t>The EU-SILC analysis shows that the treatment of extreme incomes can materially affect the numerical differences between countries in inequality measures, even when country rankings remain relatively stable.</w:t>
-      </w:r>
-      <w:r>
-        <w:rPr>
-          <w:rFonts w:ascii="Times New Roman" w:hAnsi="Times New Roman" w:cs="Times New Roman"/>
-        </w:rPr>
-        <w:t xml:space="preserve"> </w:t>
-      </w:r>
-      <w:r>
-        <w:rPr>
-          <w:rFonts w:ascii="Times New Roman" w:hAnsi="Times New Roman" w:cs="Times New Roman"/>
-        </w:rPr>
-        <w:t xml:space="preserve">Measures such as the mean, income-share ratios, Gini, and especially GE(2) may change substantially after upper-tail adjustments. Poverty measures are generally less affected by top-income treatments, provided that the poverty line is based on a robust statistic such as the median. </w:t>
-      </w:r>
-      <w:r>
-        <w:rPr>
-          <w:rFonts w:ascii="Times New Roman" w:hAnsi="Times New Roman" w:cs="Times New Roman"/>
-        </w:rPr>
-        <w:t>This distinction is important for empirical work: an upper-tail treatment may be necessary to obtain robust inequality estimates even when poverty rates remain nearly unchanged (Van Kerm, 2007).</w:t>
-      </w:r>
-    </w:p>
-    <w:p>
-      <w:pPr>
-        <w:rPr>
-          <w:rFonts w:ascii="Times New Roman" w:hAnsi="Times New Roman" w:cs="Times New Roman"/>
-        </w:rPr>
-      </w:pPr>
-      <w:r>
-        <w:rPr>
-          <w:rFonts w:ascii="Times New Roman" w:hAnsi="Times New Roman" w:cs="Times New Roman"/>
-        </w:rPr>
-        <w:t>Jenkins et al. (2011) address a related but different problem: estimation when the data are already top-coded. Their multiple-imputation approach uses a parametric distribution, such as the Generalized Beta of the Second Kind (GB2), to reconstruct the unobserved values above a known censoring threshold. This is appropriate when the original high incomes have been hidden by a data provider. It is not directly applicable to raw survey microdata with observed extreme values, because there is no known censoring point and no missing upper-tail income to recover. Nevertheless, it highlights that top-coding can introduce bias if the loss of upper-tail variation is not appropriately accounted for.</w:t>
-      </w:r>
-    </w:p>
-    <w:p>
-      <w:pPr>
-        <w:rPr>
-          <w:rFonts w:ascii="Times New Roman" w:hAnsi="Times New Roman" w:cs="Times New Roman"/>
-        </w:rPr>
-      </w:pPr>
-      <w:r>
-        <w:rPr>
-          <w:rFonts w:ascii="Times New Roman" w:hAnsi="Times New Roman" w:cs="Times New Roman"/>
-        </w:rPr>
-        <w:t>The World Inequality Database (WID) addresses a problem that is conceptually distinct from top-coding. Rather than reducing the influence of observed high values, WID emphasizes that household surveys often under-represent the richest individuals and therefore understate top income and wealth shares. Its Distributional National Accounts framework combines survey data with tax records, national accounts, and, where available, wealth rankings. When fiscal information is available, WID compares survey and tax distributions, selects a merging point above which tax data are considered more reliable, reweights the survey distribution, and extends the upper end of the survey distribution using tax-based information. Generalized Pareto modelling is then used to infer the distribution within the upper tail (World Inequality Lab, 2025).</w:t>
-      </w:r>
-    </w:p>
-    <w:p>
-      <w:pPr>
-        <w:rPr>
-          <w:rFonts w:ascii="Times New Roman" w:hAnsi="Times New Roman" w:cs="Times New Roman"/>
-        </w:rPr>
-      </w:pPr>
-      <w:r>
-        <w:rPr>
-          <w:rFonts w:ascii="Times New Roman" w:hAnsi="Times New Roman" w:cs="Times New Roman"/>
-        </w:rPr>
-        <w:lastRenderedPageBreak/>
-        <w:t>Overall, the literature suggests a practical hierarchy for the treatment of upper-tail values. A transparent rule such as the LIS log-IQR ceiling can serve as a consistent baseline treatment across surveys. Pareto-based diagnostics and robust tail modelling can then be used as sensitivity tools to assess whether the observations above the ceiling are compatible with a plausible upper-tail distribution and whether they disproportionately affect inequality measures. This combination provides a balance between cross-country comparability, transparency, and empirical flexibility.</w:t>
-      </w:r>
-    </w:p>
-    <w:p>
-      <w:pPr>
-        <w:rPr>
-          <w:rFonts w:ascii="Times New Roman" w:hAnsi="Times New Roman" w:cs="Times New Roman"/>
-          <w:b/>
-          <w:bCs/>
-        </w:rPr>
-      </w:pPr>
-      <w:r>
-        <w:rPr>
-          <w:rFonts w:ascii="Times New Roman" w:hAnsi="Times New Roman" w:cs="Times New Roman"/>
-          <w:b/>
-          <w:bCs/>
-        </w:rPr>
-        <w:t>References</w:t>
-      </w:r>
-    </w:p>
-    <w:p>
-      <w:pPr>
-        <w:pStyle w:val="ListParagraph"/>
-        <w:numPr>
-          <w:ilvl w:val="0"/>
-          <w:numId w:val="11"/>
-        </w:numPr>
-        <w:rPr>
-          <w:rFonts w:ascii="Times New Roman" w:hAnsi="Times New Roman" w:cs="Times New Roman"/>
-        </w:rPr>
-      </w:pPr>
-      <w:r>
-        <w:rPr>
-          <w:rFonts w:ascii="Times New Roman" w:hAnsi="Times New Roman" w:cs="Times New Roman"/>
-        </w:rPr>
-        <w:t xml:space="preserve">Jenkins, S. P., </w:t>
-      </w:r>
-      <w:proofErr w:type="spellStart"/>
-      <w:r>
-        <w:rPr>
-          <w:rFonts w:ascii="Times New Roman" w:hAnsi="Times New Roman" w:cs="Times New Roman"/>
-        </w:rPr>
-        <w:t>Burkhauser</w:t>
-      </w:r>
-      <w:proofErr w:type="spellEnd"/>
-      <w:r>
-        <w:rPr>
-          <w:rFonts w:ascii="Times New Roman" w:hAnsi="Times New Roman" w:cs="Times New Roman"/>
-        </w:rPr>
-        <w:t>, R. V., Feng, S., &amp; Larrimore, J. (2011).</w:t>
-      </w:r>
-      <w:r>
-        <w:rPr>
-          <w:rFonts w:ascii="Times New Roman" w:hAnsi="Times New Roman" w:cs="Times New Roman"/>
-        </w:rPr>
-        <w:t xml:space="preserve"> </w:t>
-      </w:r>
-      <w:r>
-        <w:rPr>
-          <w:rFonts w:ascii="Times New Roman" w:hAnsi="Times New Roman" w:cs="Times New Roman"/>
-        </w:rPr>
-        <w:t>Measuring inequality using censored data: A multiple-imputation approach</w:t>
-      </w:r>
-      <w:r>
-        <w:rPr>
-          <w:rFonts w:ascii="Times New Roman" w:hAnsi="Times New Roman" w:cs="Times New Roman"/>
-        </w:rPr>
-        <w:t xml:space="preserve"> </w:t>
-      </w:r>
-      <w:r>
-        <w:rPr>
-          <w:rFonts w:ascii="Times New Roman" w:hAnsi="Times New Roman" w:cs="Times New Roman"/>
-        </w:rPr>
-        <w:t>to estimation and inference.</w:t>
-      </w:r>
-    </w:p>
-    <w:p>
-      <w:pPr>
-        <w:pStyle w:val="ListParagraph"/>
-        <w:numPr>
-          <w:ilvl w:val="0"/>
-          <w:numId w:val="11"/>
-        </w:numPr>
-        <w:rPr>
-          <w:rFonts w:ascii="Times New Roman" w:hAnsi="Times New Roman" w:cs="Times New Roman"/>
-        </w:rPr>
-      </w:pPr>
-      <w:proofErr w:type="spellStart"/>
-      <w:r>
-        <w:rPr>
-          <w:rFonts w:ascii="Times New Roman" w:hAnsi="Times New Roman" w:cs="Times New Roman"/>
-        </w:rPr>
-        <w:t>Neugschwender</w:t>
-      </w:r>
-      <w:proofErr w:type="spellEnd"/>
-      <w:r>
-        <w:rPr>
-          <w:rFonts w:ascii="Times New Roman" w:hAnsi="Times New Roman" w:cs="Times New Roman"/>
-        </w:rPr>
-        <w:t>, J. (2020). Top and Bottom Coding at LIS.</w:t>
-      </w:r>
-      <w:r>
-        <w:rPr>
-          <w:rFonts w:ascii="Times New Roman" w:hAnsi="Times New Roman" w:cs="Times New Roman"/>
-        </w:rPr>
-        <w:t xml:space="preserve"> </w:t>
-      </w:r>
-      <w:r>
-        <w:rPr>
-          <w:rFonts w:ascii="Times New Roman" w:hAnsi="Times New Roman" w:cs="Times New Roman"/>
-        </w:rPr>
-        <w:t>LIS Technical Working Paper No. 9.</w:t>
-      </w:r>
-    </w:p>
-    <w:p>
-      <w:pPr>
-        <w:pStyle w:val="ListParagraph"/>
-        <w:numPr>
-          <w:ilvl w:val="0"/>
-          <w:numId w:val="11"/>
-        </w:numPr>
-        <w:rPr>
-          <w:rFonts w:ascii="Times New Roman" w:hAnsi="Times New Roman" w:cs="Times New Roman"/>
-        </w:rPr>
-      </w:pPr>
-      <w:r>
-        <w:rPr>
-          <w:rFonts w:ascii="Times New Roman" w:hAnsi="Times New Roman" w:cs="Times New Roman"/>
-        </w:rPr>
-        <w:t>U.S. Census Bureau. (2021). Current Population Survey: Annual Social and</w:t>
-      </w:r>
-      <w:r>
-        <w:rPr>
-          <w:rFonts w:ascii="Times New Roman" w:hAnsi="Times New Roman" w:cs="Times New Roman"/>
-        </w:rPr>
-        <w:t xml:space="preserve"> </w:t>
-      </w:r>
-      <w:r>
-        <w:rPr>
-          <w:rFonts w:ascii="Times New Roman" w:hAnsi="Times New Roman" w:cs="Times New Roman"/>
-        </w:rPr>
-        <w:t>Economic Supplement technical documentation.</w:t>
-      </w:r>
-    </w:p>
-    <w:p>
-      <w:pPr>
-        <w:pStyle w:val="ListParagraph"/>
-        <w:numPr>
-          <w:ilvl w:val="0"/>
-          <w:numId w:val="11"/>
-        </w:numPr>
-        <w:rPr>
-          <w:rFonts w:ascii="Times New Roman" w:hAnsi="Times New Roman" w:cs="Times New Roman"/>
-        </w:rPr>
-      </w:pPr>
-      <w:r>
-        <w:rPr>
-          <w:rFonts w:ascii="Times New Roman" w:hAnsi="Times New Roman" w:cs="Times New Roman"/>
-        </w:rPr>
-        <w:t>U.S. Census Bureau. (2024). Disclosure avoidance of usual hourly earnings.</w:t>
-      </w:r>
-    </w:p>
-    <w:p>
-      <w:pPr>
-        <w:pStyle w:val="ListParagraph"/>
-        <w:numPr>
-          <w:ilvl w:val="0"/>
-          <w:numId w:val="11"/>
-        </w:numPr>
-        <w:rPr>
-          <w:rFonts w:ascii="Times New Roman" w:hAnsi="Times New Roman" w:cs="Times New Roman"/>
-        </w:rPr>
-      </w:pPr>
-      <w:r>
-        <w:rPr>
-          <w:rFonts w:ascii="Times New Roman" w:hAnsi="Times New Roman" w:cs="Times New Roman"/>
-        </w:rPr>
-        <w:t>Van Kerm, P. (2007). Extreme incomes and the estimation of poverty and</w:t>
-      </w:r>
-      <w:r>
-        <w:rPr>
-          <w:rFonts w:ascii="Times New Roman" w:hAnsi="Times New Roman" w:cs="Times New Roman"/>
-        </w:rPr>
-        <w:t xml:space="preserve"> </w:t>
-      </w:r>
-      <w:r>
-        <w:rPr>
-          <w:rFonts w:ascii="Times New Roman" w:hAnsi="Times New Roman" w:cs="Times New Roman"/>
-        </w:rPr>
-        <w:t>inequality indicators from EU-SILC.</w:t>
-      </w:r>
-    </w:p>
-    <w:p>
-      <w:pPr>
-        <w:pStyle w:val="ListParagraph"/>
-        <w:numPr>
-          <w:ilvl w:val="0"/>
-          <w:numId w:val="11"/>
-        </w:numPr>
-        <w:rPr>
-          <w:rFonts w:ascii="Times New Roman" w:hAnsi="Times New Roman" w:cs="Times New Roman"/>
-        </w:rPr>
-      </w:pPr>
-      <w:r>
-        <w:rPr>
-          <w:rFonts w:ascii="Times New Roman" w:hAnsi="Times New Roman" w:cs="Times New Roman"/>
-        </w:rPr>
-        <w:t>World Inequality Lab. (2025). Distributional National Accounts (DINA</w:t>
-      </w:r>
-      <w:r>
-        <w:rPr>
-          <w:rFonts w:ascii="Times New Roman" w:hAnsi="Times New Roman" w:cs="Times New Roman"/>
-        </w:rPr>
-        <w:t xml:space="preserve">) </w:t>
-      </w:r>
-      <w:r>
-        <w:rPr>
-          <w:rFonts w:ascii="Times New Roman" w:hAnsi="Times New Roman" w:cs="Times New Roman"/>
-        </w:rPr>
-        <w:t>Guidelines 2025: Methods and concepts used in the World Inequality Database.</w:t>
-      </w:r>
-    </w:p>
-    <w:p>
-      <w:pPr>
-        <w:rPr>
-          <w:rFonts w:ascii="Times New Roman" w:hAnsi="Times New Roman" w:cs="Times New Roman"/>
-          <w:b/>
-          <w:bCs/>
-        </w:rPr>
-      </w:pPr>
-      <w:r>
-        <w:rPr>
-          <w:rFonts w:ascii="Times New Roman" w:hAnsi="Times New Roman" w:cs="Times New Roman"/>
-          <w:b/>
-          <w:bCs/>
-        </w:rPr>
-        <w:t>Updates</w:t>
-      </w:r>
-      <w:r>
-        <w:rPr>
-          <w:rFonts w:ascii="Times New Roman" w:hAnsi="Times New Roman" w:cs="Times New Roman"/>
-          <w:b/>
-          <w:bCs/>
-        </w:rPr>
-        <w:t>/Presentation</w:t>
-      </w:r>
-    </w:p>
-    <w:p>
-      <w:pPr>
-        <w:rPr>
-          <w:rFonts w:ascii="Times New Roman" w:hAnsi="Times New Roman" w:cs="Times New Roman"/>
-        </w:rPr>
-      </w:pPr>
-      <w:r>
-        <w:rPr>
-          <w:rFonts w:ascii="Times New Roman" w:hAnsi="Times New Roman" w:cs="Times New Roman"/>
-        </w:rPr>
-        <w:t xml:space="preserve">Hi </w:t>
-      </w:r>
-      <w:r>
-        <w:rPr>
-          <w:rFonts w:ascii="Times New Roman" w:hAnsi="Times New Roman" w:cs="Times New Roman"/>
-        </w:rPr>
-        <w:t>Nishant and Yuki</w:t>
-      </w:r>
-      <w:r>
-        <w:rPr>
-          <w:rFonts w:ascii="Times New Roman" w:hAnsi="Times New Roman" w:cs="Times New Roman"/>
-        </w:rPr>
-        <w:t>,</w:t>
-      </w:r>
-    </w:p>
-    <w:p>
-      <w:pPr>
-        <w:rPr>
-          <w:rFonts w:ascii="Times New Roman" w:hAnsi="Times New Roman" w:cs="Times New Roman"/>
-        </w:rPr>
-      </w:pPr>
-      <w:r>
-        <w:rPr>
-          <w:rFonts w:ascii="Times New Roman" w:hAnsi="Times New Roman" w:cs="Times New Roman"/>
-        </w:rPr>
-        <w:t>I wanted to share a brief update on the top-censoring work.</w:t>
-      </w:r>
-    </w:p>
-    <w:p>
-      <w:pPr>
-        <w:rPr>
-          <w:rFonts w:ascii="Times New Roman" w:hAnsi="Times New Roman" w:cs="Times New Roman"/>
-        </w:rPr>
-      </w:pPr>
-      <w:r>
-        <w:rPr>
-          <w:rFonts w:ascii="Times New Roman" w:hAnsi="Times New Roman" w:cs="Times New Roman"/>
-        </w:rPr>
-        <w:t>I</w:t>
-      </w:r>
-      <w:r>
-        <w:rPr>
-          <w:rFonts w:ascii="Times New Roman" w:hAnsi="Times New Roman" w:cs="Times New Roman"/>
-        </w:rPr>
-        <w:t xml:space="preserve"> reviewed the approaches used by LIS, the CPS, WID, and the EU-SILC literature, and drafted a short literature review summarizing their different objectives and methods. LIS applies a log-IQR top-coding rule; CPS top-coding is mainly designed for disclosure protection; EU-SILC compares trimming, </w:t>
-      </w:r>
-      <w:proofErr w:type="spellStart"/>
-      <w:r>
-        <w:rPr>
-          <w:rFonts w:ascii="Times New Roman" w:hAnsi="Times New Roman" w:cs="Times New Roman"/>
-        </w:rPr>
-        <w:t>winsorizing</w:t>
-      </w:r>
-      <w:proofErr w:type="spellEnd"/>
-      <w:r>
-        <w:rPr>
-          <w:rFonts w:ascii="Times New Roman" w:hAnsi="Times New Roman" w:cs="Times New Roman"/>
-        </w:rPr>
-        <w:t>, and robust Pareto-based approaches; and WID focuses on correcting the underrepresentation of top incomes in surveys by combining survey, tax, and national accounts data.</w:t>
-      </w:r>
-    </w:p>
-    <w:p>
-      <w:pPr>
-        <w:rPr>
-          <w:rFonts w:ascii="Times New Roman" w:hAnsi="Times New Roman" w:cs="Times New Roman"/>
-        </w:rPr>
-      </w:pPr>
-      <w:r>
-        <w:rPr>
-          <w:rFonts w:ascii="Times New Roman" w:hAnsi="Times New Roman" w:cs="Times New Roman"/>
-        </w:rPr>
-        <w:t>I then reviewed the surveys available in the shared drive to identify those with individual-level, non-grouped microdata that can be used for this exercise. I excluded files that contain grouped/binned distributions, since they cannot be used to identify individual upper-tail observations.</w:t>
-      </w:r>
-    </w:p>
-    <w:p>
-      <w:pPr>
-        <w:rPr>
-          <w:rFonts w:ascii="Times New Roman" w:hAnsi="Times New Roman" w:cs="Times New Roman"/>
-        </w:rPr>
-      </w:pPr>
-      <w:r>
-        <w:rPr>
-          <w:rFonts w:ascii="Times New Roman" w:hAnsi="Times New Roman" w:cs="Times New Roman"/>
-        </w:rPr>
-        <w:t>Using the LIS rule, I calculated the upper ceiling as:</w:t>
-      </w:r>
-    </w:p>
-    <w:p>
-      <w:pPr>
-        <w:rPr>
-          <w:rFonts w:ascii="Times New Roman" w:eastAsiaTheme="minorEastAsia" w:hAnsi="Times New Roman" w:cs="Times New Roman"/>
-        </w:rPr>
-      </w:pPr>
-      <m:oMathPara>
-        <m:oMath>
-          <m:r>
-            <w:rPr>
-              <w:rFonts w:ascii="Cambria Math" w:eastAsiaTheme="minorEastAsia" w:hAnsi="Cambria Math" w:cs="Times New Roman"/>
-            </w:rPr>
-            <m:t>exp[Q3(log y)+3* IQR(log y)]</m:t>
-          </m:r>
-        </m:oMath>
-      </m:oMathPara>
-    </w:p>
-    <w:p>
-      <w:pPr>
-        <w:rPr>
-          <w:rFonts w:ascii="Times New Roman" w:hAnsi="Times New Roman" w:cs="Times New Roman"/>
-        </w:rPr>
-      </w:pPr>
-      <w:r>
-        <w:rPr>
-          <w:rFonts w:ascii="Times New Roman" w:hAnsi="Times New Roman" w:cs="Times New Roman"/>
-        </w:rPr>
-        <w:lastRenderedPageBreak/>
+          <w:rFonts w:ascii="Times New Roman" w:hAnsi="Times New Roman" w:cs="Times New Roman"/>
+        </w:rPr>
+      </w:pPr>
+      <w:r>
+        <w:rPr>
+          <w:rFonts w:ascii="Times New Roman" w:hAnsi="Times New Roman" w:cs="Times New Roman"/>
+        </w:rPr>
         <w:t>and identified the observations above this threshold. The table below summarizes the initial screening results.</w:t>
       </w:r>
     </w:p>
@@ -659,10 +174,10 @@
         <w:jc w:val="center"/>
         <w:tblCellSpacing w:w="15" w:type="dxa"/>
         <w:tblBorders>
-          <w:top w:val="single" w:sz="4" w:space="0" w:color="auto"/>
-          <w:left w:val="single" w:sz="4" w:space="0" w:color="auto"/>
-          <w:bottom w:val="single" w:sz="4" w:space="0" w:color="auto"/>
-          <w:right w:val="single" w:sz="4" w:space="0" w:color="auto"/>
+          <w:top w:val="single" w:color="auto" w:sz="4" w:space="0"/>
+          <w:left w:val="single" w:color="auto" w:sz="4" w:space="0"/>
+          <w:bottom w:val="single" w:color="auto" w:sz="4" w:space="0"/>
+          <w:right w:val="single" w:color="auto" w:sz="4" w:space="0"/>
         </w:tblBorders>
         <w:tblCellMar>
           <w:top w:w="15" w:type="dxa"/>
@@ -1928,234 +1443,1335 @@
           <w:rFonts w:ascii="Times New Roman" w:hAnsi="Times New Roman" w:cs="Times New Roman"/>
         </w:rPr>
       </w:pPr>
-    </w:p>
-    <w:p>
-      <w:pPr>
-        <w:rPr>
-          <w:rFonts w:ascii="Times New Roman" w:hAnsi="Times New Roman" w:cs="Times New Roman"/>
-        </w:rPr>
-      </w:pPr>
-      <w:r>
-        <w:rPr>
-          <w:rFonts w:ascii="Times New Roman" w:hAnsi="Times New Roman" w:cs="Times New Roman"/>
-        </w:rPr>
-        <w:t>The initial screening suggests that Malawi 1997 and the two Belize surveys are particularly useful case studies, because a very small weighted population share above the LIS ceiling accounts for a relatively large share of total welfare.</w:t>
-      </w:r>
-    </w:p>
-    <w:p>
-      <w:pPr>
-        <w:rPr>
-          <w:rFonts w:ascii="Times New Roman" w:hAnsi="Times New Roman" w:cs="Times New Roman"/>
-        </w:rPr>
-      </w:pPr>
-      <w:r>
-        <w:rPr>
-          <w:rFonts w:ascii="Times New Roman" w:hAnsi="Times New Roman" w:cs="Times New Roman"/>
-        </w:rPr>
-        <w:t xml:space="preserve">For Malawi 1997, the LIS ceiling is 48.57 PPP USD per person per day. The 59 observations above this threshold represent only 0.43% of the weighted population but account for 41.6% of total welfare. I fitted a Pareto distribution to the upper tail and found that the two largest values are especially inconsistent with the fitted tail. I then compared several treatments: no adjustment, trimming, </w:t>
-      </w:r>
-      <w:proofErr w:type="spellStart"/>
-      <w:r>
-        <w:rPr>
-          <w:rFonts w:ascii="Times New Roman" w:hAnsi="Times New Roman" w:cs="Times New Roman"/>
-        </w:rPr>
-        <w:t>winsorizing</w:t>
-      </w:r>
-      <w:proofErr w:type="spellEnd"/>
-      <w:r>
-        <w:rPr>
-          <w:rFonts w:ascii="Times New Roman" w:hAnsi="Times New Roman" w:cs="Times New Roman"/>
-        </w:rPr>
-        <w:t>, LIS top-coding, and robust Pareto-based approaches. All approaches substantially reduce the influence of the upper tail on the mean and inequality measures, while poverty estimates remain essentially unchanged.</w:t>
-      </w:r>
-    </w:p>
-    <w:p>
-      <w:pPr>
-        <w:rPr>
-          <w:rFonts w:ascii="Times New Roman" w:hAnsi="Times New Roman" w:cs="Times New Roman"/>
-        </w:rPr>
-      </w:pPr>
-      <w:r>
-        <w:rPr>
-          <w:rFonts w:ascii="Times New Roman" w:hAnsi="Times New Roman" w:cs="Times New Roman"/>
-        </w:rPr>
-        <w:t xml:space="preserve">For Belize 1993 and Belize 1997, the pattern is similar but less extreme. The observations above the LIS ceiling account for around 20% and 18% of total welfare, respectively. The Pareto </w:t>
-      </w:r>
-      <w:r>
-        <w:rPr>
-          <w:rFonts w:ascii="Times New Roman" w:hAnsi="Times New Roman" w:cs="Times New Roman"/>
-        </w:rPr>
-        <w:lastRenderedPageBreak/>
-        <w:t>diagnostics suggest that the upper tail in Belize 1997 is particularly irregular, with the two highest values deviating strongly from the fitted Pareto pattern.</w:t>
-      </w:r>
-    </w:p>
-    <w:p>
-      <w:pPr>
-        <w:rPr>
-          <w:rFonts w:ascii="Times New Roman" w:hAnsi="Times New Roman" w:cs="Times New Roman"/>
-        </w:rPr>
-      </w:pPr>
-      <w:r>
-        <w:rPr>
-          <w:rFonts w:ascii="Times New Roman" w:hAnsi="Times New Roman" w:cs="Times New Roman"/>
-        </w:rPr>
-        <w:t>At this stage, the preliminary evidence supports using the LIS log-IQR rule as a transparent baseline top-coding method, while using Pareto-based diagnostics as a sensitivity and validation tool. The next step would be to apply the same comparison of treatments to the selected Belize surveys and then assess whether a common operational rule is appropriate across surveys.</w:t>
-      </w:r>
-    </w:p>
-    <w:p>
-      <w:pPr>
-        <w:rPr>
-          <w:rFonts w:ascii="Times New Roman" w:hAnsi="Times New Roman" w:cs="Times New Roman"/>
-        </w:rPr>
-      </w:pPr>
-      <w:r>
-        <w:rPr>
-          <w:rFonts w:ascii="Times New Roman" w:hAnsi="Times New Roman" w:cs="Times New Roman"/>
-        </w:rPr>
-        <w:t>Best,</w:t>
-      </w:r>
-    </w:p>
-    <w:p>
-      <w:pPr>
-        <w:rPr>
-          <w:rFonts w:ascii="Times New Roman" w:hAnsi="Times New Roman" w:cs="Times New Roman"/>
-        </w:rPr>
-      </w:pPr>
-    </w:p>
-    <w:p>
-      <w:pPr>
-        <w:rPr>
-          <w:rFonts w:ascii="Times New Roman" w:hAnsi="Times New Roman" w:cs="Times New Roman"/>
-        </w:rPr>
-      </w:pPr>
-      <w:r>
-        <w:rPr>
-          <w:rFonts w:ascii="Times New Roman" w:hAnsi="Times New Roman" w:cs="Times New Roman"/>
-        </w:rPr>
-        <w:t>Potential conclusion</w:t>
-      </w:r>
-    </w:p>
-    <w:p>
-      <w:pPr>
-        <w:rPr>
-          <w:rFonts w:ascii="Times New Roman" w:hAnsi="Times New Roman" w:cs="Times New Roman"/>
-        </w:rPr>
-      </w:pPr>
-      <w:r>
-        <w:rPr>
-          <w:rFonts w:ascii="Times New Roman" w:hAnsi="Times New Roman" w:cs="Times New Roman"/>
-        </w:rPr>
-        <w:t>Conclusion</w:t>
-      </w:r>
-    </w:p>
-    <w:p>
-      <w:pPr>
-        <w:rPr>
-          <w:rFonts w:ascii="Times New Roman" w:hAnsi="Times New Roman" w:cs="Times New Roman"/>
-        </w:rPr>
-      </w:pPr>
-      <w:r>
-        <w:rPr>
-          <w:rFonts w:ascii="Times New Roman" w:hAnsi="Times New Roman" w:cs="Times New Roman"/>
-        </w:rPr>
-        <w:t>The preliminary evidence supports using the LIS log-IQR rule as a transparent baseline sensitivity treatment for inequality statistics. It does not support automatically deleting observations or treating all high values as errors.</w:t>
-      </w:r>
-    </w:p>
-    <w:p>
-      <w:pPr>
-        <w:rPr>
-          <w:rFonts w:ascii="Times New Roman" w:hAnsi="Times New Roman" w:cs="Times New Roman"/>
-        </w:rPr>
-      </w:pPr>
-      <w:r>
-        <w:rPr>
-          <w:rFonts w:ascii="Times New Roman" w:hAnsi="Times New Roman" w:cs="Times New Roman"/>
-        </w:rPr>
-        <w:t>The Malawi 1997 results show that a very small weighted population share can have a large effect on the mean and inequality measures while leaving poverty estimates almost unchanged. The Belize results suggest that the same issue may arise in other surveys, although the magnitude and structure of the upper-tail problem differ across countries and years.</w:t>
-      </w:r>
-    </w:p>
-    <w:p>
-      <w:pPr>
-        <w:rPr>
-          <w:rFonts w:ascii="Times New Roman" w:hAnsi="Times New Roman" w:cs="Times New Roman"/>
-        </w:rPr>
-      </w:pPr>
-      <w:r>
-        <w:rPr>
-          <w:rFonts w:ascii="Times New Roman" w:hAnsi="Times New Roman" w:cs="Times New Roman"/>
-        </w:rPr>
-        <w:t xml:space="preserve">The recommended next step is to compare the LIS treatment, percentile-based </w:t>
-      </w:r>
-      <w:proofErr w:type="spellStart"/>
-      <w:r>
-        <w:rPr>
-          <w:rFonts w:ascii="Times New Roman" w:hAnsi="Times New Roman" w:cs="Times New Roman"/>
-        </w:rPr>
-        <w:t>winsorizing</w:t>
-      </w:r>
-      <w:proofErr w:type="spellEnd"/>
-      <w:r>
-        <w:rPr>
-          <w:rFonts w:ascii="Times New Roman" w:hAnsi="Times New Roman" w:cs="Times New Roman"/>
-        </w:rPr>
-        <w:t>, trimming as a diagnostic, and Pareto-based sensitivity treatments across the full set of eligible microdata. The analysis should also include validation of the most influential observations against the original survey documentation and welfare-construction process.</w:t>
-      </w:r>
-    </w:p>
-    <w:p>
-      <w:pPr>
-        <w:rPr>
-          <w:rFonts w:ascii="Times New Roman" w:hAnsi="Times New Roman" w:cs="Times New Roman"/>
-        </w:rPr>
-      </w:pPr>
-      <w:r>
-        <w:rPr>
-          <w:rFonts w:ascii="Times New Roman" w:hAnsi="Times New Roman" w:cs="Times New Roman"/>
-        </w:rPr>
-        <w:t>At this stage, the evidence supports reporting a transparent LIS-based sensitivity treatment alongside the unadjusted results. A final common operational rule should be adopted only after confirming that it produces stable and interpretable results across surveys and welfare concepts.</w:t>
-      </w:r>
-    </w:p>
-    <w:p>
-      <w:pPr>
-        <w:rPr>
-          <w:rFonts w:ascii="Times New Roman" w:hAnsi="Times New Roman" w:cs="Times New Roman"/>
-        </w:rPr>
-      </w:pPr>
-    </w:p>
-    <w:p>
-      <w:pPr>
-        <w:rPr>
-          <w:rFonts w:ascii="Times New Roman" w:hAnsi="Times New Roman" w:cs="Times New Roman"/>
-        </w:rPr>
-      </w:pPr>
-    </w:p>
-    <w:p>
-      <w:pPr>
-        <w:rPr>
-          <w:rFonts w:ascii="Times New Roman" w:hAnsi="Times New Roman" w:cs="Times New Roman"/>
-        </w:rPr>
-      </w:pPr>
-    </w:p>
-    <w:p>
-      <w:pPr>
-        <w:rPr>
-          <w:rFonts w:ascii="Times New Roman" w:hAnsi="Times New Roman" w:cs="Times New Roman"/>
-        </w:rPr>
-      </w:pPr>
-    </w:p>
-    <w:p>
-      <w:pPr>
-        <w:rPr>
-          <w:rFonts w:ascii="Times New Roman" w:hAnsi="Times New Roman" w:cs="Times New Roman"/>
-        </w:rPr>
-      </w:pPr>
-    </w:p>
-    <w:p>
-      <w:pPr>
-        <w:rPr>
-          <w:rFonts w:ascii="Times New Roman" w:hAnsi="Times New Roman" w:cs="Times New Roman"/>
-        </w:rPr>
-      </w:pPr>
-    </w:p>
+      <w:r>
+        <w:rPr>
+          <w:rFonts w:ascii="Times New Roman" w:hAnsi="Times New Roman" w:cs="Times New Roman"/>
+        </w:rPr>
+        <w:t>These results are a screening exercise: observations above the LIS ceiling are candidates for review, not automatically invalid records.</w:t>
+      </w:r>
+    </w:p>
+    <w:p>
+      <w:pPr>
+        <w:rPr>
+          <w:rFonts w:ascii="Times New Roman" w:hAnsi="Times New Roman" w:cs="Times New Roman"/>
+        </w:rPr>
+      </w:pPr>
+      <w:r>
+        <w:rPr>
+          <w:rFonts w:ascii="Times New Roman" w:hAnsi="Times New Roman" w:cs="Times New Roman"/>
+        </w:rPr>
+        <w:t xml:space="preserve">The initial screening suggests that Malawi 1997 and the two Belize surveys are particularly useful case studies, because a very </w:t>
+      </w:r>
+      <w:r>
+        <w:rPr>
+          <w:rFonts w:ascii="Times New Roman" w:hAnsi="Times New Roman" w:cs="Times New Roman"/>
+        </w:rPr>
+        <w:t>small weighted</w:t>
+      </w:r>
+      <w:r>
+        <w:rPr>
+          <w:rFonts w:ascii="Times New Roman" w:hAnsi="Times New Roman" w:cs="Times New Roman"/>
+        </w:rPr>
+        <w:t xml:space="preserve"> population share above the LIS ceiling accounts for a relatively large share of total welfare.</w:t>
+      </w:r>
+    </w:p>
+    <w:p>
+      <w:pPr>
+        <w:rPr>
+          <w:rFonts w:ascii="Times New Roman" w:hAnsi="Times New Roman" w:cs="Times New Roman"/>
+        </w:rPr>
+      </w:pPr>
+      <w:r>
+        <w:rPr>
+          <w:rFonts w:ascii="Times New Roman" w:hAnsi="Times New Roman" w:cs="Times New Roman"/>
+        </w:rPr>
+        <w:t>For Malawi 1997, the LIS ceiling is 48.57 PPP USD per person per day. The 59 observations above this threshold represent only 0.43% of the weighted population but account for 41.6% of total welfare. I fitted a Pareto distribution to the upper tail and found that the two largest values are especially inconsistent with the fitted tail. I then compared several treatments: no adjustment, trimming, winsorizing, LIS top-coding, and robust Pareto-based approaches. All approaches substantially reduce the influence of the upper tail on the mean and inequality measures, while poverty estimates remain essentially unchanged.</w:t>
+      </w:r>
+    </w:p>
+    <w:p>
+      <w:pPr>
+        <w:rPr>
+          <w:rFonts w:ascii="Times New Roman" w:hAnsi="Times New Roman" w:cs="Times New Roman"/>
+        </w:rPr>
+      </w:pPr>
+      <w:r>
+        <w:rPr>
+          <w:rFonts w:ascii="Times New Roman" w:hAnsi="Times New Roman" w:cs="Times New Roman"/>
+        </w:rPr>
+        <w:t>For Belize 1993 and Belize 1997, the pattern is similar but less extreme. The observations above the LIS ceiling account for around 20% and 18% of total welfare, respectively. The Pareto diagnostics suggest that the upper tail in Belize 1997 is particularly irregular, with the two highest values deviating strongly from the fitted Pareto pattern.</w:t>
+      </w:r>
+    </w:p>
+    <w:p>
+      <w:pPr>
+        <w:rPr>
+          <w:rFonts w:ascii="Times New Roman" w:hAnsi="Times New Roman" w:cs="Times New Roman"/>
+          <w:b/>
+          <w:bCs/>
+        </w:rPr>
+      </w:pPr>
+      <w:r>
+        <w:rPr>
+          <w:rFonts w:ascii="Times New Roman" w:hAnsi="Times New Roman" w:cs="Times New Roman"/>
+          <w:b/>
+          <w:bCs/>
+        </w:rPr>
+        <w:t>Table 1. Upper-tail screening and Pareto diagnostics</w:t>
+      </w:r>
+    </w:p>
+    <w:tbl>
+      <w:tblPr>
+        <w:tblW w:w="0" w:type="auto"/>
+        <w:tblCellSpacing w:w="15" w:type="dxa"/>
+        <w:tblBorders>
+          <w:top w:val="single" w:color="auto" w:sz="4" w:space="0"/>
+          <w:left w:val="single" w:color="auto" w:sz="4" w:space="0"/>
+          <w:bottom w:val="single" w:color="auto" w:sz="4" w:space="0"/>
+          <w:right w:val="single" w:color="auto" w:sz="4" w:space="0"/>
+        </w:tblBorders>
+        <w:tblCellMar>
+          <w:top w:w="15" w:type="dxa"/>
+          <w:left w:w="15" w:type="dxa"/>
+          <w:bottom w:w="15" w:type="dxa"/>
+          <w:right w:w="15" w:type="dxa"/>
+        </w:tblCellMar>
+        <w:tblLook w:val="04A0" w:firstRow="1" w:lastRow="0" w:firstColumn="1" w:lastColumn="0" w:noHBand="0" w:noVBand="1"/>
+      </w:tblPr>
+      <w:tblGrid>
+        <w:gridCol w:w="959"/>
+        <w:gridCol w:w="984"/>
+        <w:gridCol w:w="1652"/>
+        <w:gridCol w:w="1260"/>
+        <w:gridCol w:w="1596"/>
+        <w:gridCol w:w="1605"/>
+        <w:gridCol w:w="1294"/>
+      </w:tblGrid>
+      <w:tr>
+        <w:trPr>
+          <w:tblHeader/>
+          <w:tblCellSpacing w:w="15" w:type="dxa"/>
+        </w:trPr>
+        <w:tc>
+          <w:tcPr>
+            <w:tcW w:w="0" w:type="auto"/>
+            <w:vAlign w:val="center"/>
+            <w:hideMark/>
+          </w:tcPr>
+          <w:p>
+            <w:pPr>
+              <w:rPr>
+                <w:rFonts w:ascii="Times New Roman" w:hAnsi="Times New Roman" w:cs="Times New Roman"/>
+                <w:b/>
+                <w:bCs/>
+              </w:rPr>
+            </w:pPr>
+            <w:r>
+              <w:rPr>
+                <w:rFonts w:ascii="Times New Roman" w:hAnsi="Times New Roman" w:cs="Times New Roman"/>
+                <w:b/>
+                <w:bCs/>
+              </w:rPr>
+              <w:t>Survey</w:t>
+            </w:r>
+          </w:p>
+        </w:tc>
+        <w:tc>
+          <w:tcPr>
+            <w:tcW w:w="0" w:type="auto"/>
+            <w:vAlign w:val="center"/>
+            <w:hideMark/>
+          </w:tcPr>
+          <w:p>
+            <w:pPr>
+              <w:rPr>
+                <w:rFonts w:ascii="Times New Roman" w:hAnsi="Times New Roman" w:cs="Times New Roman"/>
+                <w:b/>
+                <w:bCs/>
+              </w:rPr>
+            </w:pPr>
+            <w:r>
+              <w:rPr>
+                <w:rFonts w:ascii="Times New Roman" w:hAnsi="Times New Roman" w:cs="Times New Roman"/>
+                <w:b/>
+                <w:bCs/>
+              </w:rPr>
+              <w:t>Valid records</w:t>
+            </w:r>
+          </w:p>
+        </w:tc>
+        <w:tc>
+          <w:tcPr>
+            <w:tcW w:w="0" w:type="auto"/>
+            <w:vAlign w:val="center"/>
+            <w:hideMark/>
+          </w:tcPr>
+          <w:p>
+            <w:pPr>
+              <w:rPr>
+                <w:rFonts w:ascii="Times New Roman" w:hAnsi="Times New Roman" w:cs="Times New Roman"/>
+                <w:b/>
+                <w:bCs/>
+              </w:rPr>
+            </w:pPr>
+            <w:r>
+              <w:rPr>
+                <w:rFonts w:ascii="Times New Roman" w:hAnsi="Times New Roman" w:cs="Times New Roman"/>
+                <w:b/>
+                <w:bCs/>
+              </w:rPr>
+              <w:t>LIS ceiling (2021 PPP USD/day)</w:t>
+            </w:r>
+          </w:p>
+        </w:tc>
+        <w:tc>
+          <w:tcPr>
+            <w:tcW w:w="0" w:type="auto"/>
+            <w:vAlign w:val="center"/>
+            <w:hideMark/>
+          </w:tcPr>
+          <w:p>
+            <w:pPr>
+              <w:rPr>
+                <w:rFonts w:ascii="Times New Roman" w:hAnsi="Times New Roman" w:cs="Times New Roman"/>
+                <w:b/>
+                <w:bCs/>
+              </w:rPr>
+            </w:pPr>
+            <w:r>
+              <w:rPr>
+                <w:rFonts w:ascii="Times New Roman" w:hAnsi="Times New Roman" w:cs="Times New Roman"/>
+                <w:b/>
+                <w:bCs/>
+              </w:rPr>
+              <w:t>Records above ceiling</w:t>
+            </w:r>
+          </w:p>
+        </w:tc>
+        <w:tc>
+          <w:tcPr>
+            <w:tcW w:w="0" w:type="auto"/>
+            <w:vAlign w:val="center"/>
+            <w:hideMark/>
+          </w:tcPr>
+          <w:p>
+            <w:pPr>
+              <w:rPr>
+                <w:rFonts w:ascii="Times New Roman" w:hAnsi="Times New Roman" w:cs="Times New Roman"/>
+                <w:b/>
+                <w:bCs/>
+              </w:rPr>
+            </w:pPr>
+            <w:r>
+              <w:rPr>
+                <w:rFonts w:ascii="Times New Roman" w:hAnsi="Times New Roman" w:cs="Times New Roman"/>
+                <w:b/>
+                <w:bCs/>
+              </w:rPr>
+              <w:t>Weighted population share</w:t>
+            </w:r>
+          </w:p>
+        </w:tc>
+        <w:tc>
+          <w:tcPr>
+            <w:tcW w:w="0" w:type="auto"/>
+            <w:vAlign w:val="center"/>
+            <w:hideMark/>
+          </w:tcPr>
+          <w:p>
+            <w:pPr>
+              <w:rPr>
+                <w:rFonts w:ascii="Times New Roman" w:hAnsi="Times New Roman" w:cs="Times New Roman"/>
+                <w:b/>
+                <w:bCs/>
+              </w:rPr>
+            </w:pPr>
+            <w:r>
+              <w:rPr>
+                <w:rFonts w:ascii="Times New Roman" w:hAnsi="Times New Roman" w:cs="Times New Roman"/>
+                <w:b/>
+                <w:bCs/>
+              </w:rPr>
+              <w:t>Welfare share held by these records</w:t>
+            </w:r>
+          </w:p>
+        </w:tc>
+        <w:tc>
+          <w:tcPr>
+            <w:tcW w:w="0" w:type="auto"/>
+            <w:vAlign w:val="center"/>
+            <w:hideMark/>
+          </w:tcPr>
+          <w:p>
+            <w:pPr>
+              <w:rPr>
+                <w:rFonts w:ascii="Times New Roman" w:hAnsi="Times New Roman" w:cs="Times New Roman"/>
+                <w:b/>
+                <w:bCs/>
+              </w:rPr>
+            </w:pPr>
+            <w:r>
+              <w:rPr>
+                <w:rFonts w:ascii="Times New Roman" w:hAnsi="Times New Roman" w:cs="Times New Roman"/>
+                <w:b/>
+                <w:bCs/>
+              </w:rPr>
+              <w:t>Pareto α (fitted above p90)</w:t>
+            </w:r>
+          </w:p>
+        </w:tc>
+      </w:tr>
+      <w:tr>
+        <w:trPr>
+          <w:tblCellSpacing w:w="15" w:type="dxa"/>
+        </w:trPr>
+        <w:tc>
+          <w:tcPr>
+            <w:tcW w:w="0" w:type="auto"/>
+            <w:vAlign w:val="center"/>
+            <w:hideMark/>
+          </w:tcPr>
+          <w:p>
+            <w:pPr>
+              <w:rPr>
+                <w:rFonts w:ascii="Times New Roman" w:hAnsi="Times New Roman" w:cs="Times New Roman"/>
+              </w:rPr>
+            </w:pPr>
+            <w:r>
+              <w:rPr>
+                <w:rFonts w:ascii="Times New Roman" w:hAnsi="Times New Roman" w:cs="Times New Roman"/>
+              </w:rPr>
+              <w:t>Malawi 1997</w:t>
+            </w:r>
+          </w:p>
+        </w:tc>
+        <w:tc>
+          <w:tcPr>
+            <w:tcW w:w="0" w:type="auto"/>
+            <w:vAlign w:val="center"/>
+            <w:hideMark/>
+          </w:tcPr>
+          <w:p>
+            <w:pPr>
+              <w:rPr>
+                <w:rFonts w:ascii="Times New Roman" w:hAnsi="Times New Roman" w:cs="Times New Roman"/>
+              </w:rPr>
+            </w:pPr>
+            <w:r>
+              <w:rPr>
+                <w:rFonts w:ascii="Times New Roman" w:hAnsi="Times New Roman" w:cs="Times New Roman"/>
+              </w:rPr>
+              <w:t>10,698</w:t>
+            </w:r>
+          </w:p>
+        </w:tc>
+        <w:tc>
+          <w:tcPr>
+            <w:tcW w:w="0" w:type="auto"/>
+            <w:vAlign w:val="center"/>
+            <w:hideMark/>
+          </w:tcPr>
+          <w:p>
+            <w:pPr>
+              <w:rPr>
+                <w:rFonts w:ascii="Times New Roman" w:hAnsi="Times New Roman" w:cs="Times New Roman"/>
+              </w:rPr>
+            </w:pPr>
+            <w:r>
+              <w:rPr>
+                <w:rFonts w:ascii="Times New Roman" w:hAnsi="Times New Roman" w:cs="Times New Roman"/>
+              </w:rPr>
+              <w:t>48.57</w:t>
+            </w:r>
+          </w:p>
+        </w:tc>
+        <w:tc>
+          <w:tcPr>
+            <w:tcW w:w="0" w:type="auto"/>
+            <w:vAlign w:val="center"/>
+            <w:hideMark/>
+          </w:tcPr>
+          <w:p>
+            <w:pPr>
+              <w:rPr>
+                <w:rFonts w:ascii="Times New Roman" w:hAnsi="Times New Roman" w:cs="Times New Roman"/>
+              </w:rPr>
+            </w:pPr>
+            <w:r>
+              <w:rPr>
+                <w:rFonts w:ascii="Times New Roman" w:hAnsi="Times New Roman" w:cs="Times New Roman"/>
+              </w:rPr>
+              <w:t>59</w:t>
+            </w:r>
+          </w:p>
+        </w:tc>
+        <w:tc>
+          <w:tcPr>
+            <w:tcW w:w="0" w:type="auto"/>
+            <w:vAlign w:val="center"/>
+            <w:hideMark/>
+          </w:tcPr>
+          <w:p>
+            <w:pPr>
+              <w:rPr>
+                <w:rFonts w:ascii="Times New Roman" w:hAnsi="Times New Roman" w:cs="Times New Roman"/>
+              </w:rPr>
+            </w:pPr>
+            <w:r>
+              <w:rPr>
+                <w:rFonts w:ascii="Times New Roman" w:hAnsi="Times New Roman" w:cs="Times New Roman"/>
+              </w:rPr>
+              <w:t>0.435%</w:t>
+            </w:r>
+          </w:p>
+        </w:tc>
+        <w:tc>
+          <w:tcPr>
+            <w:tcW w:w="0" w:type="auto"/>
+            <w:vAlign w:val="center"/>
+            <w:hideMark/>
+          </w:tcPr>
+          <w:p>
+            <w:pPr>
+              <w:rPr>
+                <w:rFonts w:ascii="Times New Roman" w:hAnsi="Times New Roman" w:cs="Times New Roman"/>
+              </w:rPr>
+            </w:pPr>
+            <w:r>
+              <w:rPr>
+                <w:rFonts w:ascii="Times New Roman" w:hAnsi="Times New Roman" w:cs="Times New Roman"/>
+              </w:rPr>
+              <w:t>41.60%</w:t>
+            </w:r>
+          </w:p>
+        </w:tc>
+        <w:tc>
+          <w:tcPr>
+            <w:tcW w:w="0" w:type="auto"/>
+            <w:vAlign w:val="center"/>
+            <w:hideMark/>
+          </w:tcPr>
+          <w:p>
+            <w:pPr>
+              <w:rPr>
+                <w:rFonts w:ascii="Times New Roman" w:hAnsi="Times New Roman" w:cs="Times New Roman"/>
+              </w:rPr>
+            </w:pPr>
+            <w:r>
+              <w:rPr>
+                <w:rFonts w:ascii="Times New Roman" w:hAnsi="Times New Roman" w:cs="Times New Roman"/>
+              </w:rPr>
+              <w:t>1.61</w:t>
+            </w:r>
+          </w:p>
+        </w:tc>
+      </w:tr>
+      <w:tr>
+        <w:trPr>
+          <w:tblCellSpacing w:w="15" w:type="dxa"/>
+        </w:trPr>
+        <w:tc>
+          <w:tcPr>
+            <w:tcW w:w="0" w:type="auto"/>
+            <w:vAlign w:val="center"/>
+            <w:hideMark/>
+          </w:tcPr>
+          <w:p>
+            <w:pPr>
+              <w:rPr>
+                <w:rFonts w:ascii="Times New Roman" w:hAnsi="Times New Roman" w:cs="Times New Roman"/>
+              </w:rPr>
+            </w:pPr>
+            <w:r>
+              <w:rPr>
+                <w:rFonts w:ascii="Times New Roman" w:hAnsi="Times New Roman" w:cs="Times New Roman"/>
+              </w:rPr>
+              <w:t>Belize 1993</w:t>
+            </w:r>
+          </w:p>
+        </w:tc>
+        <w:tc>
+          <w:tcPr>
+            <w:tcW w:w="0" w:type="auto"/>
+            <w:vAlign w:val="center"/>
+            <w:hideMark/>
+          </w:tcPr>
+          <w:p>
+            <w:pPr>
+              <w:rPr>
+                <w:rFonts w:ascii="Times New Roman" w:hAnsi="Times New Roman" w:cs="Times New Roman"/>
+              </w:rPr>
+            </w:pPr>
+            <w:r>
+              <w:rPr>
+                <w:rFonts w:ascii="Times New Roman" w:hAnsi="Times New Roman" w:cs="Times New Roman"/>
+              </w:rPr>
+              <w:t>9,097</w:t>
+            </w:r>
+          </w:p>
+        </w:tc>
+        <w:tc>
+          <w:tcPr>
+            <w:tcW w:w="0" w:type="auto"/>
+            <w:vAlign w:val="center"/>
+            <w:hideMark/>
+          </w:tcPr>
+          <w:p>
+            <w:pPr>
+              <w:rPr>
+                <w:rFonts w:ascii="Times New Roman" w:hAnsi="Times New Roman" w:cs="Times New Roman"/>
+              </w:rPr>
+            </w:pPr>
+            <w:r>
+              <w:rPr>
+                <w:rFonts w:ascii="Times New Roman" w:hAnsi="Times New Roman" w:cs="Times New Roman"/>
+              </w:rPr>
+              <w:t>353.80</w:t>
+            </w:r>
+          </w:p>
+        </w:tc>
+        <w:tc>
+          <w:tcPr>
+            <w:tcW w:w="0" w:type="auto"/>
+            <w:vAlign w:val="center"/>
+            <w:hideMark/>
+          </w:tcPr>
+          <w:p>
+            <w:pPr>
+              <w:rPr>
+                <w:rFonts w:ascii="Times New Roman" w:hAnsi="Times New Roman" w:cs="Times New Roman"/>
+              </w:rPr>
+            </w:pPr>
+            <w:r>
+              <w:rPr>
+                <w:rFonts w:ascii="Times New Roman" w:hAnsi="Times New Roman" w:cs="Times New Roman"/>
+              </w:rPr>
+              <w:t>22</w:t>
+            </w:r>
+          </w:p>
+        </w:tc>
+        <w:tc>
+          <w:tcPr>
+            <w:tcW w:w="0" w:type="auto"/>
+            <w:vAlign w:val="center"/>
+            <w:hideMark/>
+          </w:tcPr>
+          <w:p>
+            <w:pPr>
+              <w:rPr>
+                <w:rFonts w:ascii="Times New Roman" w:hAnsi="Times New Roman" w:cs="Times New Roman"/>
+              </w:rPr>
+            </w:pPr>
+            <w:r>
+              <w:rPr>
+                <w:rFonts w:ascii="Times New Roman" w:hAnsi="Times New Roman" w:cs="Times New Roman"/>
+              </w:rPr>
+              <w:t>0.246%</w:t>
+            </w:r>
+          </w:p>
+        </w:tc>
+        <w:tc>
+          <w:tcPr>
+            <w:tcW w:w="0" w:type="auto"/>
+            <w:vAlign w:val="center"/>
+            <w:hideMark/>
+          </w:tcPr>
+          <w:p>
+            <w:pPr>
+              <w:rPr>
+                <w:rFonts w:ascii="Times New Roman" w:hAnsi="Times New Roman" w:cs="Times New Roman"/>
+              </w:rPr>
+            </w:pPr>
+            <w:r>
+              <w:rPr>
+                <w:rFonts w:ascii="Times New Roman" w:hAnsi="Times New Roman" w:cs="Times New Roman"/>
+              </w:rPr>
+              <w:t>20.09%</w:t>
+            </w:r>
+          </w:p>
+        </w:tc>
+        <w:tc>
+          <w:tcPr>
+            <w:tcW w:w="0" w:type="auto"/>
+            <w:vAlign w:val="center"/>
+            <w:hideMark/>
+          </w:tcPr>
+          <w:p>
+            <w:pPr>
+              <w:rPr>
+                <w:rFonts w:ascii="Times New Roman" w:hAnsi="Times New Roman" w:cs="Times New Roman"/>
+              </w:rPr>
+            </w:pPr>
+            <w:r>
+              <w:rPr>
+                <w:rFonts w:ascii="Times New Roman" w:hAnsi="Times New Roman" w:cs="Times New Roman"/>
+              </w:rPr>
+              <w:t>1.81</w:t>
+            </w:r>
+          </w:p>
+        </w:tc>
+      </w:tr>
+      <w:tr>
+        <w:trPr>
+          <w:tblCellSpacing w:w="15" w:type="dxa"/>
+        </w:trPr>
+        <w:tc>
+          <w:tcPr>
+            <w:tcW w:w="0" w:type="auto"/>
+            <w:vAlign w:val="center"/>
+            <w:hideMark/>
+          </w:tcPr>
+          <w:p>
+            <w:pPr>
+              <w:rPr>
+                <w:rFonts w:ascii="Times New Roman" w:hAnsi="Times New Roman" w:cs="Times New Roman"/>
+              </w:rPr>
+            </w:pPr>
+            <w:r>
+              <w:rPr>
+                <w:rFonts w:ascii="Times New Roman" w:hAnsi="Times New Roman" w:cs="Times New Roman"/>
+              </w:rPr>
+              <w:t>Belize 1997</w:t>
+            </w:r>
+          </w:p>
+        </w:tc>
+        <w:tc>
+          <w:tcPr>
+            <w:tcW w:w="0" w:type="auto"/>
+            <w:vAlign w:val="center"/>
+            <w:hideMark/>
+          </w:tcPr>
+          <w:p>
+            <w:pPr>
+              <w:rPr>
+                <w:rFonts w:ascii="Times New Roman" w:hAnsi="Times New Roman" w:cs="Times New Roman"/>
+              </w:rPr>
+            </w:pPr>
+            <w:r>
+              <w:rPr>
+                <w:rFonts w:ascii="Times New Roman" w:hAnsi="Times New Roman" w:cs="Times New Roman"/>
+              </w:rPr>
+              <w:t>10,122</w:t>
+            </w:r>
+          </w:p>
+        </w:tc>
+        <w:tc>
+          <w:tcPr>
+            <w:tcW w:w="0" w:type="auto"/>
+            <w:vAlign w:val="center"/>
+            <w:hideMark/>
+          </w:tcPr>
+          <w:p>
+            <w:pPr>
+              <w:rPr>
+                <w:rFonts w:ascii="Times New Roman" w:hAnsi="Times New Roman" w:cs="Times New Roman"/>
+              </w:rPr>
+            </w:pPr>
+            <w:r>
+              <w:rPr>
+                <w:rFonts w:ascii="Times New Roman" w:hAnsi="Times New Roman" w:cs="Times New Roman"/>
+              </w:rPr>
+              <w:t>360.08</w:t>
+            </w:r>
+          </w:p>
+        </w:tc>
+        <w:tc>
+          <w:tcPr>
+            <w:tcW w:w="0" w:type="auto"/>
+            <w:vAlign w:val="center"/>
+            <w:hideMark/>
+          </w:tcPr>
+          <w:p>
+            <w:pPr>
+              <w:rPr>
+                <w:rFonts w:ascii="Times New Roman" w:hAnsi="Times New Roman" w:cs="Times New Roman"/>
+              </w:rPr>
+            </w:pPr>
+            <w:r>
+              <w:rPr>
+                <w:rFonts w:ascii="Times New Roman" w:hAnsi="Times New Roman" w:cs="Times New Roman"/>
+              </w:rPr>
+              <w:t>11</w:t>
+            </w:r>
+          </w:p>
+        </w:tc>
+        <w:tc>
+          <w:tcPr>
+            <w:tcW w:w="0" w:type="auto"/>
+            <w:vAlign w:val="center"/>
+            <w:hideMark/>
+          </w:tcPr>
+          <w:p>
+            <w:pPr>
+              <w:rPr>
+                <w:rFonts w:ascii="Times New Roman" w:hAnsi="Times New Roman" w:cs="Times New Roman"/>
+              </w:rPr>
+            </w:pPr>
+            <w:r>
+              <w:rPr>
+                <w:rFonts w:ascii="Times New Roman" w:hAnsi="Times New Roman" w:cs="Times New Roman"/>
+              </w:rPr>
+              <w:t>0.114%</w:t>
+            </w:r>
+          </w:p>
+        </w:tc>
+        <w:tc>
+          <w:tcPr>
+            <w:tcW w:w="0" w:type="auto"/>
+            <w:vAlign w:val="center"/>
+            <w:hideMark/>
+          </w:tcPr>
+          <w:p>
+            <w:pPr>
+              <w:rPr>
+                <w:rFonts w:ascii="Times New Roman" w:hAnsi="Times New Roman" w:cs="Times New Roman"/>
+              </w:rPr>
+            </w:pPr>
+            <w:r>
+              <w:rPr>
+                <w:rFonts w:ascii="Times New Roman" w:hAnsi="Times New Roman" w:cs="Times New Roman"/>
+              </w:rPr>
+              <w:t>18.24%</w:t>
+            </w:r>
+          </w:p>
+        </w:tc>
+        <w:tc>
+          <w:tcPr>
+            <w:tcW w:w="0" w:type="auto"/>
+            <w:vAlign w:val="center"/>
+            <w:hideMark/>
+          </w:tcPr>
+          <w:p>
+            <w:pPr>
+              <w:rPr>
+                <w:rFonts w:ascii="Times New Roman" w:hAnsi="Times New Roman" w:cs="Times New Roman"/>
+              </w:rPr>
+            </w:pPr>
+            <w:r>
+              <w:rPr>
+                <w:rFonts w:ascii="Times New Roman" w:hAnsi="Times New Roman" w:cs="Times New Roman"/>
+              </w:rPr>
+              <w:t>2.00</w:t>
+            </w:r>
+          </w:p>
+        </w:tc>
+      </w:tr>
+    </w:tbl>
+    <w:p>
+      <w:pPr>
+        <w:rPr>
+          <w:rFonts w:ascii="Times New Roman" w:hAnsi="Times New Roman" w:cs="Times New Roman"/>
+          <w:lang w:val="es-CL"/>
+        </w:rPr>
+      </w:pPr>
+    </w:p>
+    <w:p>
+      <w:pPr>
+        <w:rPr>
+          <w:rFonts w:ascii="Times New Roman" w:hAnsi="Times New Roman" w:cs="Times New Roman"/>
+          <w:b/>
+          <w:bCs/>
+        </w:rPr>
+      </w:pPr>
+      <w:r>
+        <w:rPr>
+          <w:rFonts w:ascii="Times New Roman" w:hAnsi="Times New Roman" w:cs="Times New Roman"/>
+          <w:b/>
+          <w:bCs/>
+        </w:rPr>
+        <w:t>Table 2. Malawi 1997: sensitivity to the two most extreme welfare value</w:t>
+      </w:r>
+      <w:r>
+        <w:rPr>
+          <w:rFonts w:ascii="Times New Roman" w:hAnsi="Times New Roman" w:cs="Times New Roman"/>
+          <w:b/>
+          <w:bCs/>
+        </w:rPr>
+        <w:t>s</w:t>
+      </w:r>
+    </w:p>
+    <w:tbl>
+      <w:tblPr>
+        <w:tblW w:w="0" w:type="auto"/>
+        <w:tblCellSpacing w:w="15" w:type="dxa"/>
+        <w:tblBorders>
+          <w:top w:val="single" w:color="auto" w:sz="4" w:space="0"/>
+          <w:left w:val="single" w:color="auto" w:sz="4" w:space="0"/>
+          <w:bottom w:val="single" w:color="auto" w:sz="4" w:space="0"/>
+          <w:right w:val="single" w:color="auto" w:sz="4" w:space="0"/>
+        </w:tblBorders>
+        <w:tblCellMar>
+          <w:top w:w="15" w:type="dxa"/>
+          <w:left w:w="15" w:type="dxa"/>
+          <w:bottom w:w="15" w:type="dxa"/>
+          <w:right w:w="15" w:type="dxa"/>
+        </w:tblCellMar>
+        <w:tblLook w:val="04A0" w:firstRow="1" w:lastRow="0" w:firstColumn="1" w:lastColumn="0" w:noHBand="0" w:noVBand="1"/>
+      </w:tblPr>
+      <w:tblGrid>
+        <w:gridCol w:w="2858"/>
+        <w:gridCol w:w="1387"/>
+        <w:gridCol w:w="3166"/>
+        <w:gridCol w:w="1939"/>
+      </w:tblGrid>
+      <w:tr>
+        <w:trPr>
+          <w:tblHeader/>
+          <w:tblCellSpacing w:w="15" w:type="dxa"/>
+        </w:trPr>
+        <w:tc>
+          <w:tcPr>
+            <w:tcW w:w="0" w:type="auto"/>
+            <w:tcMar/>
+            <w:vAlign w:val="center"/>
+            <w:hideMark/>
+          </w:tcPr>
+          <w:p>
+            <w:pPr>
+              <w:rPr>
+                <w:rFonts w:ascii="Times New Roman" w:hAnsi="Times New Roman" w:cs="Times New Roman"/>
+                <w:b/>
+                <w:bCs/>
+              </w:rPr>
+            </w:pPr>
+            <w:r>
+              <w:rPr>
+                <w:rFonts w:ascii="Times New Roman" w:hAnsi="Times New Roman" w:cs="Times New Roman"/>
+                <w:b/>
+                <w:bCs/>
+              </w:rPr>
+              <w:t>Indicator</w:t>
+            </w:r>
+          </w:p>
+        </w:tc>
+        <w:tc>
+          <w:tcPr>
+            <w:tcW w:w="0" w:type="auto"/>
+            <w:tcMar/>
+            <w:vAlign w:val="center"/>
+            <w:hideMark/>
+          </w:tcPr>
+          <w:p>
+            <w:pPr>
+              <w:rPr>
+                <w:rFonts w:ascii="Times New Roman" w:hAnsi="Times New Roman" w:cs="Times New Roman"/>
+                <w:b/>
+                <w:bCs/>
+              </w:rPr>
+            </w:pPr>
+            <w:r>
+              <w:rPr>
+                <w:rFonts w:ascii="Times New Roman" w:hAnsi="Times New Roman" w:cs="Times New Roman"/>
+                <w:b/>
+                <w:bCs/>
+              </w:rPr>
+              <w:t>Original data</w:t>
+            </w:r>
+          </w:p>
+        </w:tc>
+        <w:tc>
+          <w:tcPr>
+            <w:tcW w:w="0" w:type="auto"/>
+            <w:tcMar/>
+            <w:vAlign w:val="center"/>
+            <w:hideMark/>
+          </w:tcPr>
+          <w:p>
+            <w:pPr>
+              <w:rPr>
+                <w:rFonts w:ascii="Times New Roman" w:hAnsi="Times New Roman" w:cs="Times New Roman"/>
+                <w:b/>
+                <w:bCs/>
+              </w:rPr>
+            </w:pPr>
+            <w:r>
+              <w:rPr>
+                <w:rFonts w:ascii="Times New Roman" w:hAnsi="Times New Roman" w:cs="Times New Roman"/>
+                <w:b/>
+                <w:bCs/>
+              </w:rPr>
+              <w:t>Excluding the two highest values</w:t>
+            </w:r>
+          </w:p>
+        </w:tc>
+        <w:tc>
+          <w:tcPr>
+            <w:tcW w:w="0" w:type="auto"/>
+            <w:tcMar/>
+            <w:vAlign w:val="center"/>
+            <w:hideMark/>
+          </w:tcPr>
+          <w:p>
+            <w:pPr>
+              <w:rPr>
+                <w:rFonts w:ascii="Times New Roman" w:hAnsi="Times New Roman" w:cs="Times New Roman"/>
+                <w:b/>
+                <w:bCs/>
+              </w:rPr>
+            </w:pPr>
+            <w:r>
+              <w:rPr>
+                <w:rFonts w:ascii="Times New Roman" w:hAnsi="Times New Roman" w:cs="Times New Roman"/>
+                <w:b/>
+                <w:bCs/>
+              </w:rPr>
+              <w:t>Percentage change</w:t>
+            </w:r>
+          </w:p>
+        </w:tc>
+      </w:tr>
+      <w:tr>
+        <w:trPr>
+          <w:tblCellSpacing w:w="15" w:type="dxa"/>
+        </w:trPr>
+        <w:tc>
+          <w:tcPr>
+            <w:tcW w:w="0" w:type="auto"/>
+            <w:tcMar/>
+            <w:vAlign w:val="center"/>
+            <w:hideMark/>
+          </w:tcPr>
+          <w:p>
+            <w:pPr>
+              <w:rPr>
+                <w:rFonts w:ascii="Times New Roman" w:hAnsi="Times New Roman" w:cs="Times New Roman"/>
+              </w:rPr>
+            </w:pPr>
+            <w:r>
+              <w:rPr>
+                <w:rFonts w:ascii="Times New Roman" w:hAnsi="Times New Roman" w:cs="Times New Roman"/>
+              </w:rPr>
+              <w:t>Weighted mean</w:t>
+            </w:r>
+          </w:p>
+        </w:tc>
+        <w:tc>
+          <w:tcPr>
+            <w:tcW w:w="0" w:type="auto"/>
+            <w:tcMar/>
+            <w:vAlign w:val="center"/>
+            <w:hideMark/>
+          </w:tcPr>
+          <w:p>
+            <w:pPr>
+              <w:rPr>
+                <w:rFonts w:ascii="Times New Roman" w:hAnsi="Times New Roman" w:cs="Times New Roman"/>
+              </w:rPr>
+            </w:pPr>
+            <w:r>
+              <w:rPr>
+                <w:rFonts w:ascii="Times New Roman" w:hAnsi="Times New Roman" w:cs="Times New Roman"/>
+              </w:rPr>
+              <w:t>5.780</w:t>
+            </w:r>
+          </w:p>
+        </w:tc>
+        <w:tc>
+          <w:tcPr>
+            <w:tcW w:w="0" w:type="auto"/>
+            <w:tcMar/>
+            <w:vAlign w:val="center"/>
+            <w:hideMark/>
+          </w:tcPr>
+          <w:p>
+            <w:pPr>
+              <w:rPr>
+                <w:rFonts w:ascii="Times New Roman" w:hAnsi="Times New Roman" w:cs="Times New Roman"/>
+              </w:rPr>
+            </w:pPr>
+            <w:r>
+              <w:rPr>
+                <w:rFonts w:ascii="Times New Roman" w:hAnsi="Times New Roman" w:cs="Times New Roman"/>
+              </w:rPr>
+              <w:t>3.800</w:t>
+            </w:r>
+          </w:p>
+        </w:tc>
+        <w:tc>
+          <w:tcPr>
+            <w:tcW w:w="0" w:type="auto"/>
+            <w:tcMar/>
+            <w:vAlign w:val="center"/>
+            <w:hideMark/>
+          </w:tcPr>
+          <w:p>
+            <w:pPr>
+              <w:rPr>
+                <w:rFonts w:ascii="Times New Roman" w:hAnsi="Times New Roman" w:cs="Times New Roman"/>
+              </w:rPr>
+            </w:pPr>
+            <w:r>
+              <w:rPr>
+                <w:rFonts w:ascii="Times New Roman" w:hAnsi="Times New Roman" w:cs="Times New Roman"/>
+              </w:rPr>
+              <w:t>−34.26%</w:t>
+            </w:r>
+          </w:p>
+        </w:tc>
+      </w:tr>
+      <w:tr>
+        <w:trPr>
+          <w:tblCellSpacing w:w="15" w:type="dxa"/>
+        </w:trPr>
+        <w:tc>
+          <w:tcPr>
+            <w:tcW w:w="0" w:type="auto"/>
+            <w:tcMar/>
+            <w:vAlign w:val="center"/>
+            <w:hideMark/>
+          </w:tcPr>
+          <w:p>
+            <w:pPr>
+              <w:rPr>
+                <w:rFonts w:ascii="Times New Roman" w:hAnsi="Times New Roman" w:cs="Times New Roman"/>
+              </w:rPr>
+            </w:pPr>
+            <w:r>
+              <w:rPr>
+                <w:rFonts w:ascii="Times New Roman" w:hAnsi="Times New Roman" w:cs="Times New Roman"/>
+              </w:rPr>
+              <w:t>Gini</w:t>
+            </w:r>
+          </w:p>
+        </w:tc>
+        <w:tc>
+          <w:tcPr>
+            <w:tcW w:w="0" w:type="auto"/>
+            <w:tcMar/>
+            <w:vAlign w:val="center"/>
+            <w:hideMark/>
+          </w:tcPr>
+          <w:p>
+            <w:pPr>
+              <w:rPr>
+                <w:rFonts w:ascii="Times New Roman" w:hAnsi="Times New Roman" w:cs="Times New Roman"/>
+              </w:rPr>
+            </w:pPr>
+            <w:r>
+              <w:rPr>
+                <w:rFonts w:ascii="Times New Roman" w:hAnsi="Times New Roman" w:cs="Times New Roman"/>
+              </w:rPr>
+              <w:t>0.658</w:t>
+            </w:r>
+          </w:p>
+        </w:tc>
+        <w:tc>
+          <w:tcPr>
+            <w:tcW w:w="0" w:type="auto"/>
+            <w:tcMar/>
+            <w:vAlign w:val="center"/>
+            <w:hideMark/>
+          </w:tcPr>
+          <w:p>
+            <w:pPr>
+              <w:rPr>
+                <w:rFonts w:ascii="Times New Roman" w:hAnsi="Times New Roman" w:cs="Times New Roman"/>
+              </w:rPr>
+            </w:pPr>
+            <w:r>
+              <w:rPr>
+                <w:rFonts w:ascii="Times New Roman" w:hAnsi="Times New Roman" w:cs="Times New Roman"/>
+              </w:rPr>
+              <w:t>0.479</w:t>
+            </w:r>
+          </w:p>
+        </w:tc>
+        <w:tc>
+          <w:tcPr>
+            <w:tcW w:w="0" w:type="auto"/>
+            <w:tcMar/>
+            <w:vAlign w:val="center"/>
+            <w:hideMark/>
+          </w:tcPr>
+          <w:p>
+            <w:pPr>
+              <w:rPr>
+                <w:rFonts w:ascii="Times New Roman" w:hAnsi="Times New Roman" w:cs="Times New Roman"/>
+              </w:rPr>
+            </w:pPr>
+            <w:r>
+              <w:rPr>
+                <w:rFonts w:ascii="Times New Roman" w:hAnsi="Times New Roman" w:cs="Times New Roman"/>
+              </w:rPr>
+              <w:t>−27.13%</w:t>
+            </w:r>
+          </w:p>
+        </w:tc>
+      </w:tr>
+      <w:tr>
+        <w:trPr>
+          <w:tblCellSpacing w:w="15" w:type="dxa"/>
+        </w:trPr>
+        <w:tc>
+          <w:tcPr>
+            <w:tcW w:w="0" w:type="auto"/>
+            <w:tcMar/>
+            <w:vAlign w:val="center"/>
+            <w:hideMark/>
+          </w:tcPr>
+          <w:p>
+            <w:pPr>
+              <w:rPr>
+                <w:rFonts w:ascii="Times New Roman" w:hAnsi="Times New Roman" w:cs="Times New Roman"/>
+              </w:rPr>
+            </w:pPr>
+            <w:commentRangeStart w:id="1693895970"/>
+            <w:r>
+              <w:rPr>
+                <w:rFonts w:ascii="Times New Roman" w:hAnsi="Times New Roman" w:cs="Times New Roman"/>
+              </w:rPr>
+              <w:t>Mean log deviation</w:t>
+            </w:r>
+            <w:commentRangeEnd w:id="1693895970"/>
+            <w:r>
+              <w:rPr>
+                <w:rStyle w:val="CommentReference"/>
+              </w:rPr>
+              <w:commentReference w:id="1693895970"/>
+            </w:r>
+          </w:p>
+        </w:tc>
+        <w:tc>
+          <w:tcPr>
+            <w:tcW w:w="0" w:type="auto"/>
+            <w:tcMar/>
+            <w:vAlign w:val="center"/>
+            <w:hideMark/>
+          </w:tcPr>
+          <w:p>
+            <w:pPr>
+              <w:rPr>
+                <w:rFonts w:ascii="Times New Roman" w:hAnsi="Times New Roman" w:cs="Times New Roman"/>
+              </w:rPr>
+            </w:pPr>
+            <w:r>
+              <w:rPr>
+                <w:rFonts w:ascii="Times New Roman" w:hAnsi="Times New Roman" w:cs="Times New Roman"/>
+              </w:rPr>
+              <w:t>0.811</w:t>
+            </w:r>
+          </w:p>
+        </w:tc>
+        <w:tc>
+          <w:tcPr>
+            <w:tcW w:w="0" w:type="auto"/>
+            <w:tcMar/>
+            <w:vAlign w:val="center"/>
+            <w:hideMark/>
+          </w:tcPr>
+          <w:p>
+            <w:pPr>
+              <w:rPr>
+                <w:rFonts w:ascii="Times New Roman" w:hAnsi="Times New Roman" w:cs="Times New Roman"/>
+              </w:rPr>
+            </w:pPr>
+            <w:r>
+              <w:rPr>
+                <w:rFonts w:ascii="Times New Roman" w:hAnsi="Times New Roman" w:cs="Times New Roman"/>
+              </w:rPr>
+              <w:t>0.392</w:t>
+            </w:r>
+          </w:p>
+        </w:tc>
+        <w:tc>
+          <w:tcPr>
+            <w:tcW w:w="0" w:type="auto"/>
+            <w:tcMar/>
+            <w:vAlign w:val="center"/>
+            <w:hideMark/>
+          </w:tcPr>
+          <w:p>
+            <w:pPr>
+              <w:rPr>
+                <w:rFonts w:ascii="Times New Roman" w:hAnsi="Times New Roman" w:cs="Times New Roman"/>
+              </w:rPr>
+            </w:pPr>
+            <w:r>
+              <w:rPr>
+                <w:rFonts w:ascii="Times New Roman" w:hAnsi="Times New Roman" w:cs="Times New Roman"/>
+              </w:rPr>
+              <w:t>−51.65%</w:t>
+            </w:r>
+          </w:p>
+        </w:tc>
+      </w:tr>
+      <w:tr>
+        <w:trPr>
+          <w:tblCellSpacing w:w="15" w:type="dxa"/>
+        </w:trPr>
+        <w:tc>
+          <w:tcPr>
+            <w:tcW w:w="0" w:type="auto"/>
+            <w:tcMar/>
+            <w:vAlign w:val="center"/>
+            <w:hideMark/>
+          </w:tcPr>
+          <w:p>
+            <w:pPr>
+              <w:rPr>
+                <w:rFonts w:ascii="Times New Roman" w:hAnsi="Times New Roman" w:cs="Times New Roman"/>
+              </w:rPr>
+            </w:pPr>
+            <w:r>
+              <w:rPr>
+                <w:rFonts w:ascii="Times New Roman" w:hAnsi="Times New Roman" w:cs="Times New Roman"/>
+              </w:rPr>
+              <w:t>Atkinson (ε = 2)</w:t>
+            </w:r>
+          </w:p>
+        </w:tc>
+        <w:tc>
+          <w:tcPr>
+            <w:tcW w:w="0" w:type="auto"/>
+            <w:tcMar/>
+            <w:vAlign w:val="center"/>
+            <w:hideMark/>
+          </w:tcPr>
+          <w:p>
+            <w:pPr>
+              <w:rPr>
+                <w:rFonts w:ascii="Times New Roman" w:hAnsi="Times New Roman" w:cs="Times New Roman"/>
+              </w:rPr>
+            </w:pPr>
+            <w:r>
+              <w:rPr>
+                <w:rFonts w:ascii="Times New Roman" w:hAnsi="Times New Roman" w:cs="Times New Roman"/>
+              </w:rPr>
+              <w:t>0.647</w:t>
+            </w:r>
+          </w:p>
+        </w:tc>
+        <w:tc>
+          <w:tcPr>
+            <w:tcW w:w="0" w:type="auto"/>
+            <w:tcMar/>
+            <w:vAlign w:val="center"/>
+            <w:hideMark/>
+          </w:tcPr>
+          <w:p>
+            <w:pPr>
+              <w:rPr>
+                <w:rFonts w:ascii="Times New Roman" w:hAnsi="Times New Roman" w:cs="Times New Roman"/>
+              </w:rPr>
+            </w:pPr>
+            <w:r>
+              <w:rPr>
+                <w:rFonts w:ascii="Times New Roman" w:hAnsi="Times New Roman" w:cs="Times New Roman"/>
+              </w:rPr>
+              <w:t>0.463</w:t>
+            </w:r>
+          </w:p>
+        </w:tc>
+        <w:tc>
+          <w:tcPr>
+            <w:tcW w:w="0" w:type="auto"/>
+            <w:tcMar/>
+            <w:vAlign w:val="center"/>
+            <w:hideMark/>
+          </w:tcPr>
+          <w:p>
+            <w:pPr>
+              <w:rPr>
+                <w:rFonts w:ascii="Times New Roman" w:hAnsi="Times New Roman" w:cs="Times New Roman"/>
+              </w:rPr>
+            </w:pPr>
+            <w:r>
+              <w:rPr>
+                <w:rFonts w:ascii="Times New Roman" w:hAnsi="Times New Roman" w:cs="Times New Roman"/>
+              </w:rPr>
+              <w:t>−28.46%</w:t>
+            </w:r>
+          </w:p>
+        </w:tc>
+      </w:tr>
+      <w:tr>
+        <w:trPr>
+          <w:tblCellSpacing w:w="15" w:type="dxa"/>
+        </w:trPr>
+        <w:tc>
+          <w:tcPr>
+            <w:tcW w:w="0" w:type="auto"/>
+            <w:tcMar/>
+            <w:vAlign w:val="center"/>
+            <w:hideMark/>
+          </w:tcPr>
+          <w:p>
+            <w:pPr>
+              <w:rPr>
+                <w:rFonts w:ascii="Times New Roman" w:hAnsi="Times New Roman" w:cs="Times New Roman"/>
+              </w:rPr>
+            </w:pPr>
+            <w:r>
+              <w:rPr>
+                <w:rFonts w:ascii="Times New Roman" w:hAnsi="Times New Roman" w:cs="Times New Roman"/>
+              </w:rPr>
+              <w:t xml:space="preserve">Poverty headcount </w:t>
+            </w:r>
+          </w:p>
+        </w:tc>
+        <w:tc>
+          <w:tcPr>
+            <w:tcW w:w="0" w:type="auto"/>
+            <w:tcMar/>
+            <w:vAlign w:val="center"/>
+            <w:hideMark/>
+          </w:tcPr>
+          <w:p>
+            <w:pPr>
+              <w:rPr>
+                <w:rFonts w:ascii="Times New Roman" w:hAnsi="Times New Roman" w:cs="Times New Roman"/>
+              </w:rPr>
+            </w:pPr>
+            <w:r>
+              <w:rPr>
+                <w:rFonts w:ascii="Times New Roman" w:hAnsi="Times New Roman" w:cs="Times New Roman"/>
+              </w:rPr>
+              <w:t>0.520</w:t>
+            </w:r>
+          </w:p>
+        </w:tc>
+        <w:tc>
+          <w:tcPr>
+            <w:tcW w:w="0" w:type="auto"/>
+            <w:tcMar/>
+            <w:vAlign w:val="center"/>
+            <w:hideMark/>
+          </w:tcPr>
+          <w:p>
+            <w:pPr>
+              <w:rPr>
+                <w:rFonts w:ascii="Times New Roman" w:hAnsi="Times New Roman" w:cs="Times New Roman"/>
+              </w:rPr>
+            </w:pPr>
+            <w:r>
+              <w:rPr>
+                <w:rFonts w:ascii="Times New Roman" w:hAnsi="Times New Roman" w:cs="Times New Roman"/>
+              </w:rPr>
+              <w:t>0.520</w:t>
+            </w:r>
+          </w:p>
+        </w:tc>
+        <w:tc>
+          <w:tcPr>
+            <w:tcW w:w="0" w:type="auto"/>
+            <w:tcMar/>
+            <w:vAlign w:val="center"/>
+            <w:hideMark/>
+          </w:tcPr>
+          <w:p>
+            <w:pPr>
+              <w:rPr>
+                <w:rFonts w:ascii="Times New Roman" w:hAnsi="Times New Roman" w:cs="Times New Roman"/>
+              </w:rPr>
+            </w:pPr>
+            <w:r>
+              <w:rPr>
+                <w:rFonts w:ascii="Times New Roman" w:hAnsi="Times New Roman" w:cs="Times New Roman"/>
+              </w:rPr>
+              <w:t>approximately 0%</w:t>
+            </w:r>
+          </w:p>
+        </w:tc>
+      </w:tr>
+    </w:tbl>
     <w:p>
       <w:pPr>
         <w:rPr>
@@ -2166,7 +2782,254 @@
     <w:p>
       <w:pPr>
         <w:pBdr>
-          <w:bottom w:val="single" w:sz="6" w:space="1" w:color="auto"/>
+          <w:bottom w:val="single" w:color="FF000000" w:sz="6" w:space="1"/>
+        </w:pBdr>
+      </w:pPr>
+      <w:r>
+        <w:rPr>
+          <w:rFonts w:ascii="Times New Roman" w:hAnsi="Times New Roman" w:cs="Times New Roman"/>
+        </w:rPr>
+        <w:t xml:space="preserve">Figure 1: </w:t>
+      </w:r>
+    </w:p>
+    <w:p>
+      <w:pPr>
+        <w:pStyle w:val="Normal"/>
+        <w:pBdr>
+          <w:bottom w:val="single" w:color="FF000000" w:sz="6" w:space="1"/>
+        </w:pBdr>
+      </w:pPr>
+      <w:r>
+        <w:drawing>
+          <wp:inline wp14:editId="4FB92A4E" wp14:anchorId="2F065E33">
+            <wp:extent cx="5943600" cy="3962400"/>
+            <wp:effectExtent l="0" t="0" r="0" b="0"/>
+            <wp:docPr id="476225210" name="drawing"/>
+            <wp:cNvGraphicFramePr>
+              <a:graphicFrameLocks noChangeAspect="1"/>
+            </wp:cNvGraphicFramePr>
+            <a:graphic>
+              <a:graphicData xmlns:a="http://schemas.openxmlformats.org/drawingml/2006/main" uri="http://schemas.openxmlformats.org/drawingml/2006/picture">
+                <pic:pic xmlns:pic="http://schemas.openxmlformats.org/drawingml/2006/picture">
+                  <pic:nvPicPr>
+                    <pic:cNvPr id="476225210" name="Picture 476225210"/>
+                    <pic:cNvPicPr/>
+                  </pic:nvPicPr>
+                  <pic:blipFill>
+                    <a:blip xmlns:r="http://schemas.openxmlformats.org/officeDocument/2006/relationships" r:embed="rId39094332">
+                      <a:extLst>
+                        <a:ext uri="{28A0092B-C50C-407E-A947-70E740481C1C}">
+                          <a14:useLocalDpi xmlns:a14="http://schemas.microsoft.com/office/drawing/2010/main"/>
+                        </a:ext>
+                      </a:extLst>
+                    </a:blip>
+                    <a:stretch>
+                      <a:fillRect/>
+                    </a:stretch>
+                  </pic:blipFill>
+                  <pic:spPr>
+                    <a:xfrm>
+                      <a:off x="0" y="0"/>
+                      <a:ext cx="5943600" cy="3962400"/>
+                    </a:xfrm>
+                    <a:prstGeom prst="rect">
+                      <a:avLst/>
+                    </a:prstGeom>
+                  </pic:spPr>
+                </pic:pic>
+              </a:graphicData>
+            </a:graphic>
+          </wp:inline>
+        </w:drawing>
+      </w:r>
+    </w:p>
+    <w:p>
+      <w:pPr>
+        <w:pBdr>
+          <w:bottom w:val="single" w:color="FF000000" w:sz="6" w:space="1"/>
+        </w:pBdr>
+      </w:pPr>
+      <w:r>
+        <w:rPr>
+          <w:rFonts w:ascii="Times New Roman" w:hAnsi="Times New Roman" w:cs="Times New Roman"/>
+        </w:rPr>
+        <w:t>Code WIP: https://github.com/daniavayu/bindata_check/tree/main/top_censoring</w:t>
+      </w:r>
+    </w:p>
+    <w:p>
+      <w:pPr>
+        <w:pBdr>
+          <w:bottom w:val="single" w:color="auto" w:sz="6" w:space="1"/>
+        </w:pBdr>
+        <w:rPr>
+          <w:rFonts w:ascii="Times New Roman" w:hAnsi="Times New Roman" w:cs="Times New Roman"/>
+        </w:rPr>
+      </w:pPr>
+    </w:p>
+    <w:p>
+      <w:pPr>
+        <w:pBdr>
+          <w:bottom w:val="single" w:color="FF000000" w:sz="6" w:space="1"/>
+        </w:pBdr>
+        <w:rPr>
+          <w:rFonts w:ascii="Times New Roman" w:hAnsi="Times New Roman" w:cs="Times New Roman"/>
+        </w:rPr>
+      </w:pPr>
+    </w:p>
+    <w:p>
+      <w:pPr>
+        <w:pBdr>
+          <w:bottom w:val="single" w:color="FF000000" w:sz="6" w:space="1"/>
+        </w:pBdr>
+        <w:rPr>
+          <w:rFonts w:ascii="Times New Roman" w:hAnsi="Times New Roman" w:cs="Times New Roman"/>
+        </w:rPr>
+      </w:pPr>
+    </w:p>
+    <w:p>
+      <w:pPr>
+        <w:pBdr>
+          <w:bottom w:val="single" w:color="FF000000" w:sz="6" w:space="1"/>
+        </w:pBdr>
+        <w:rPr>
+          <w:rFonts w:ascii="Times New Roman" w:hAnsi="Times New Roman" w:cs="Times New Roman"/>
+        </w:rPr>
+      </w:pPr>
+    </w:p>
+    <w:p>
+      <w:pPr>
+        <w:pBdr>
+          <w:bottom w:val="single" w:color="FF000000" w:sz="6" w:space="1"/>
+        </w:pBdr>
+        <w:rPr>
+          <w:rFonts w:ascii="Times New Roman" w:hAnsi="Times New Roman" w:cs="Times New Roman"/>
+        </w:rPr>
+      </w:pPr>
+    </w:p>
+    <w:p>
+      <w:pPr>
+        <w:pBdr>
+          <w:bottom w:val="single" w:color="FF000000" w:sz="6" w:space="1"/>
+        </w:pBdr>
+        <w:rPr>
+          <w:rFonts w:ascii="Times New Roman" w:hAnsi="Times New Roman" w:cs="Times New Roman"/>
+        </w:rPr>
+      </w:pPr>
+    </w:p>
+    <w:p>
+      <w:pPr>
+        <w:pBdr>
+          <w:bottom w:val="single" w:color="FF000000" w:sz="6" w:space="1"/>
+        </w:pBdr>
+        <w:rPr>
+          <w:rFonts w:ascii="Times New Roman" w:hAnsi="Times New Roman" w:cs="Times New Roman"/>
+        </w:rPr>
+      </w:pPr>
+    </w:p>
+    <w:p>
+      <w:pPr>
+        <w:pBdr>
+          <w:bottom w:val="single" w:color="FF000000" w:sz="6" w:space="1"/>
+        </w:pBdr>
+        <w:rPr>
+          <w:rFonts w:ascii="Times New Roman" w:hAnsi="Times New Roman" w:cs="Times New Roman"/>
+        </w:rPr>
+      </w:pPr>
+    </w:p>
+    <w:p>
+      <w:pPr>
+        <w:pBdr>
+          <w:bottom w:val="single" w:color="FF000000" w:sz="6" w:space="1"/>
+        </w:pBdr>
+        <w:rPr>
+          <w:rFonts w:ascii="Times New Roman" w:hAnsi="Times New Roman" w:cs="Times New Roman"/>
+        </w:rPr>
+      </w:pPr>
+    </w:p>
+    <w:p>
+      <w:pPr>
+        <w:pBdr>
+          <w:bottom w:val="single" w:color="FF000000" w:sz="6" w:space="1"/>
+        </w:pBdr>
+        <w:rPr>
+          <w:rFonts w:ascii="Times New Roman" w:hAnsi="Times New Roman" w:cs="Times New Roman"/>
+        </w:rPr>
+      </w:pPr>
+    </w:p>
+    <w:p>
+      <w:pPr>
+        <w:pBdr>
+          <w:bottom w:val="single" w:color="FF000000" w:sz="6" w:space="1"/>
+        </w:pBdr>
+        <w:rPr>
+          <w:rFonts w:ascii="Times New Roman" w:hAnsi="Times New Roman" w:cs="Times New Roman"/>
+        </w:rPr>
+      </w:pPr>
+    </w:p>
+    <w:p>
+      <w:pPr>
+        <w:pBdr>
+          <w:bottom w:val="single" w:color="FF000000" w:sz="6" w:space="1"/>
+        </w:pBdr>
+        <w:rPr>
+          <w:rFonts w:ascii="Times New Roman" w:hAnsi="Times New Roman" w:cs="Times New Roman"/>
+        </w:rPr>
+      </w:pPr>
+    </w:p>
+    <w:p>
+      <w:pPr>
+        <w:pBdr>
+          <w:bottom w:val="single" w:color="FF000000" w:sz="6" w:space="1"/>
+        </w:pBdr>
+        <w:rPr>
+          <w:rFonts w:ascii="Times New Roman" w:hAnsi="Times New Roman" w:cs="Times New Roman"/>
+        </w:rPr>
+      </w:pPr>
+    </w:p>
+    <w:p>
+      <w:pPr>
+        <w:pBdr>
+          <w:bottom w:val="single" w:color="FF000000" w:sz="6" w:space="1"/>
+        </w:pBdr>
+        <w:rPr>
+          <w:rFonts w:ascii="Times New Roman" w:hAnsi="Times New Roman" w:cs="Times New Roman"/>
+        </w:rPr>
+      </w:pPr>
+    </w:p>
+    <w:p>
+      <w:pPr>
+        <w:pBdr>
+          <w:bottom w:val="single" w:color="FF000000" w:sz="6" w:space="1"/>
+        </w:pBdr>
+        <w:rPr>
+          <w:rFonts w:ascii="Times New Roman" w:hAnsi="Times New Roman" w:cs="Times New Roman"/>
+        </w:rPr>
+      </w:pPr>
+    </w:p>
+    <w:p>
+      <w:pPr>
+        <w:pBdr>
+          <w:bottom w:val="single" w:color="FF000000" w:sz="6" w:space="1"/>
+        </w:pBdr>
+        <w:rPr>
+          <w:rFonts w:ascii="Times New Roman" w:hAnsi="Times New Roman" w:cs="Times New Roman"/>
+        </w:rPr>
+      </w:pPr>
+    </w:p>
+    <w:p>
+      <w:pPr>
+        <w:pBdr>
+          <w:bottom w:val="single" w:color="auto" w:sz="6" w:space="1"/>
+        </w:pBdr>
+        <w:rPr>
+          <w:rFonts w:ascii="Times New Roman" w:hAnsi="Times New Roman" w:cs="Times New Roman"/>
+        </w:rPr>
+      </w:pPr>
+    </w:p>
+    <w:p>
+      <w:pPr>
+        <w:pBdr>
+          <w:bottom w:val="single" w:color="auto" w:sz="6" w:space="1"/>
         </w:pBdr>
         <w:rPr>
           <w:rFonts w:ascii="Times New Roman" w:hAnsi="Times New Roman" w:cs="Times New Roman"/>
@@ -2189,7 +3052,6 @@
           <w:bCs/>
           <w:u w:val="single"/>
         </w:rPr>
-        <w:lastRenderedPageBreak/>
         <w:t>Literature Review</w:t>
       </w:r>
     </w:p>
@@ -2220,20 +3082,38 @@
         <w:rPr>
           <w:rFonts w:ascii="Times New Roman" w:hAnsi="Times New Roman" w:cs="Times New Roman"/>
         </w:rPr>
-        <w:t>Inequality measures calculated from household survey microdata can be highly sensitive to a small number of observations at the upper end of the welfare distribution. This is particularly true for the mean, Generalized Entropy measures, the mean log deviation, and highly inequality-sensitive Atkinson indices. Extreme values may reflect genuine high incomes or consumption levels, but they may also result from reporting error, data-processing problems, measurement error, nonresponse, or the limited representation of very affluent households in household surveys.</w:t>
-      </w:r>
-    </w:p>
-    <w:p>
-      <w:pPr>
-        <w:rPr>
-          <w:rFonts w:ascii="Times New Roman" w:hAnsi="Times New Roman" w:cs="Times New Roman"/>
-        </w:rPr>
-      </w:pPr>
-      <w:r>
-        <w:rPr>
-          <w:rFonts w:ascii="Times New Roman" w:hAnsi="Times New Roman" w:cs="Times New Roman"/>
-        </w:rPr>
-        <w:t>The methodological issue is therefore not simply whether high values should be deleted. The relevant questions are whether the observations are plausible, how much influence they have on the estimates, and whether the survey adequately represents the upper tail. A procedure that reduces the influence of extreme observations may improve robustness, but it may also remove genuine information about inequality. Conversely, a survey may contain influential high values while still underestimating the true income of the richest households because those households are underrepresented.</w:t>
+        <w:t xml:space="preserve">Inequality measures calculated from household survey microdata can be highly sensitive to a small number of observations at the upper end of the welfare distribution. </w:t>
+      </w:r>
+      <w:r>
+        <w:rPr>
+          <w:rFonts w:ascii="Times New Roman" w:hAnsi="Times New Roman" w:cs="Times New Roman"/>
+        </w:rPr>
+        <w:t>This is particularly true for the mean and for inequality measures that are sensitive to the upper tail</w:t>
+      </w:r>
+      <w:r>
+        <w:rPr>
+          <w:rFonts w:ascii="Times New Roman" w:hAnsi="Times New Roman" w:cs="Times New Roman"/>
+        </w:rPr>
+        <w:t xml:space="preserve">. </w:t>
+      </w:r>
+      <w:r>
+        <w:rPr>
+          <w:rFonts w:ascii="Times New Roman" w:hAnsi="Times New Roman" w:cs="Times New Roman"/>
+        </w:rPr>
+        <w:t>Extreme values may reflect genuine high incomes or consumption levels, but they may also result from reporting error, data-processing problems, measurement error, nonresponse, or the limited representation of very affluent households in household surveys.</w:t>
+      </w:r>
+    </w:p>
+    <w:p>
+      <w:pPr>
+        <w:rPr>
+          <w:rFonts w:ascii="Times New Roman" w:hAnsi="Times New Roman" w:cs="Times New Roman"/>
+        </w:rPr>
+      </w:pPr>
+      <w:r>
+        <w:rPr>
+          <w:rFonts w:ascii="Times New Roman" w:hAnsi="Times New Roman" w:cs="Times New Roman"/>
+        </w:rPr>
+        <w:t>The methodological issue is whether the observations are plausible, how much influence they have on the estimates, and whether the survey adequately represents the upper tail. A procedure that reduces the influence of extreme observations may improve robustness, but it may also remove genuine information about inequality. Conversely, a survey may contain influential high values while still underestimating the true income of the richest households because those households are underrepresented.</w:t>
       </w:r>
     </w:p>
     <w:p>
@@ -2275,21 +3155,7 @@
         <w:rPr>
           <w:rFonts w:ascii="Times New Roman" w:hAnsi="Times New Roman" w:cs="Times New Roman"/>
         </w:rPr>
-        <w:t xml:space="preserve"> values. In the procedure described by </w:t>
-      </w:r>
-      <w:proofErr w:type="spellStart"/>
-      <w:r>
-        <w:rPr>
-          <w:rFonts w:ascii="Times New Roman" w:hAnsi="Times New Roman" w:cs="Times New Roman"/>
-        </w:rPr>
-        <w:t>Neugschwender</w:t>
-      </w:r>
-      <w:proofErr w:type="spellEnd"/>
-      <w:r>
-        <w:rPr>
-          <w:rFonts w:ascii="Times New Roman" w:hAnsi="Times New Roman" w:cs="Times New Roman"/>
-        </w:rPr>
-        <w:t xml:space="preserve"> (2020), the upper threshold is based on the interquartile range of log income. For a strictly positive welfare variable </w:t>
+        <w:t xml:space="preserve"> values. In the procedure described by Neugschwender (2020), the upper threshold is based on the interquartile range of log income. For a strictly positive welfare variable </w:t>
       </w:r>
       <m:oMath>
         <m:r>
@@ -2627,21 +3493,7 @@
         <w:rPr>
           <w:rFonts w:ascii="Times New Roman" w:hAnsi="Times New Roman" w:cs="Times New Roman"/>
         </w:rPr>
-        <w:t xml:space="preserve">This is a form of </w:t>
-      </w:r>
-      <w:proofErr w:type="spellStart"/>
-      <w:r>
-        <w:rPr>
-          <w:rFonts w:ascii="Times New Roman" w:hAnsi="Times New Roman" w:cs="Times New Roman"/>
-        </w:rPr>
-        <w:t>winsorization</w:t>
-      </w:r>
-      <w:proofErr w:type="spellEnd"/>
-      <w:r>
-        <w:rPr>
-          <w:rFonts w:ascii="Times New Roman" w:hAnsi="Times New Roman" w:cs="Times New Roman"/>
-        </w:rPr>
-        <w:t xml:space="preserve"> or </w:t>
+        <w:t xml:space="preserve">This is a form of winsorization or </w:t>
       </w:r>
       <w:r>
         <w:rPr>
@@ -2679,14 +3531,7 @@
         <w:rPr>
           <w:rFonts w:ascii="Times New Roman" w:hAnsi="Times New Roman" w:cs="Times New Roman"/>
         </w:rPr>
-        <w:t xml:space="preserve">For the present analysis, the LIS rule is used as a transparent baseline sensitivity treatment. The implementation uses weighted quartiles of log welfare and expresses welfare in 2021 PPP dollars </w:t>
-      </w:r>
-      <w:r>
-        <w:rPr>
-          <w:rFonts w:ascii="Times New Roman" w:hAnsi="Times New Roman" w:cs="Times New Roman"/>
-        </w:rPr>
-        <w:lastRenderedPageBreak/>
-        <w:t>per person per day. The exact definition of welfare, the weighting procedure, and the value of the multiplier should be reported alongside the results.</w:t>
+        <w:t xml:space="preserve">For the present analysis, the LIS rule is used as a transparent baseline sensitivity treatment. The implementation uses weighted quartiles of log welfare and expresses welfare in 2021 PPP dollars per person per day. </w:t>
       </w:r>
     </w:p>
     <w:p>
@@ -2729,20 +3574,7 @@
         <w:rPr>
           <w:rFonts w:ascii="Times New Roman" w:hAnsi="Times New Roman" w:cs="Times New Roman"/>
         </w:rPr>
-        <w:t>The exact treatment depends on the CPS product, variable, and year. The Census Bureau documents a dynamic top-code for selected usual hourly earnings variables. Under this procedure, implemented monthly, the top 3 percent of reported hourly earnings are replaced by their weighted average rather than by a fixed cutoff value. The public-use values are also subject to rounding rules. These procedures are designed to protect confidentiality and should not be interpreted as a general empirical rule for deciding whether high-income observations are implausible.</w:t>
-      </w:r>
-    </w:p>
-    <w:p>
-      <w:pPr>
-        <w:rPr>
-          <w:rFonts w:ascii="Times New Roman" w:hAnsi="Times New Roman" w:cs="Times New Roman"/>
-        </w:rPr>
-      </w:pPr>
-      <w:r>
-        <w:rPr>
-          <w:rFonts w:ascii="Times New Roman" w:hAnsi="Times New Roman" w:cs="Times New Roman"/>
-        </w:rPr>
-        <w:t>This distinction is important for the present exercise. A disclosure-avoidance top-code responds to the risk that individual respondents may be identified. The top-coding considered here responds to the risk that a small number of observed values may exert disproportionate influence on inequality statistics. The two procedures may both modify high values, but they have different objectives and should not be treated as equivalent.</w:t>
+        <w:t>The exact treatment depends on the CPS product, variable, and year. The Census Bureau documents a dynamic top-code for selected usual hourly earnings variables. Under this procedure, implemented monthly, the top 3 percent of reported hourly earnings are replaced by their weighted average rather than by a fixed cutoff value. These procedures are designed to protect confidentiality and should not be interpreted as a general empirical rule for deciding whether high-income observations are implausible.</w:t>
       </w:r>
     </w:p>
     <w:p>
@@ -2759,25 +3591,7 @@
           <w:b/>
           <w:bCs/>
         </w:rPr>
-        <w:t xml:space="preserve">Trimming, </w:t>
-      </w:r>
-      <w:proofErr w:type="spellStart"/>
-      <w:r>
-        <w:rPr>
-          <w:rFonts w:ascii="Times New Roman" w:hAnsi="Times New Roman" w:cs="Times New Roman"/>
-          <w:b/>
-          <w:bCs/>
-        </w:rPr>
-        <w:t>Winsorizing</w:t>
-      </w:r>
-      <w:proofErr w:type="spellEnd"/>
-      <w:r>
-        <w:rPr>
-          <w:rFonts w:ascii="Times New Roman" w:hAnsi="Times New Roman" w:cs="Times New Roman"/>
-          <w:b/>
-          <w:bCs/>
-        </w:rPr>
-        <w:t>, and Robust Tail Modelling</w:t>
+        <w:t>Trimming, Winsorizing, and Robust Tail Modelling</w:t>
       </w:r>
     </w:p>
     <w:p>
@@ -2799,46 +3613,24 @@
           <w:rFonts w:ascii="Times New Roman" w:hAnsi="Times New Roman" w:cs="Times New Roman"/>
         </w:rPr>
       </w:pPr>
-      <w:proofErr w:type="spellStart"/>
-      <w:r>
-        <w:rPr>
-          <w:rFonts w:ascii="Times New Roman" w:hAnsi="Times New Roman" w:cs="Times New Roman"/>
-        </w:rPr>
-        <w:t>Winsorizing</w:t>
-      </w:r>
-      <w:proofErr w:type="spellEnd"/>
-      <w:r>
-        <w:rPr>
-          <w:rFonts w:ascii="Times New Roman" w:hAnsi="Times New Roman" w:cs="Times New Roman"/>
-        </w:rPr>
-        <w:t xml:space="preserve"> retains the observations but replaces values above a cutoff with the cutoff value. It therefore limits the influence of the upper tail while preserving the sample size and survey weights. The disadvantage is that all affected observations receive the same replacement value, even though their original values may have represented genuine differences among high-income households.</w:t>
-      </w:r>
-    </w:p>
-    <w:p>
-      <w:pPr>
-        <w:rPr>
-          <w:rFonts w:ascii="Times New Roman" w:hAnsi="Times New Roman" w:cs="Times New Roman"/>
-        </w:rPr>
-      </w:pPr>
-      <w:r>
-        <w:rPr>
-          <w:rFonts w:ascii="Times New Roman" w:hAnsi="Times New Roman" w:cs="Times New Roman"/>
-        </w:rPr>
-        <w:t xml:space="preserve">Van Kerm (2007) examines the sensitivity of poverty and inequality estimates to extreme incomes in EU-SILC and compares simple adjustments, including trimming and </w:t>
-      </w:r>
-      <w:proofErr w:type="spellStart"/>
-      <w:r>
-        <w:rPr>
-          <w:rFonts w:ascii="Times New Roman" w:hAnsi="Times New Roman" w:cs="Times New Roman"/>
-        </w:rPr>
-        <w:t>winsorizing</w:t>
-      </w:r>
-      <w:proofErr w:type="spellEnd"/>
-      <w:r>
-        <w:rPr>
-          <w:rFonts w:ascii="Times New Roman" w:hAnsi="Times New Roman" w:cs="Times New Roman"/>
-        </w:rPr>
-        <w:t>, with approaches based on modelling the upper tail. The paper emphasizes that ordinal comparisons between countries may be relatively robust to alternative treatments, while cardinal estimates such as means, income shares, and inequality indices may be substantially more sensitive.</w:t>
+      <w:r>
+        <w:rPr>
+          <w:rFonts w:ascii="Times New Roman" w:hAnsi="Times New Roman" w:cs="Times New Roman"/>
+        </w:rPr>
+        <w:t>Winsorizing retains the observations but replaces values above a cutoff with the cutoff value. It therefore limits the influence of the upper tail while preserving the sample size and survey weights. The disadvantage is that all affected observations receive the same replacement value, even though their original values may have represented genuine differences among high-income households.</w:t>
+      </w:r>
+    </w:p>
+    <w:p>
+      <w:pPr>
+        <w:rPr>
+          <w:rFonts w:ascii="Times New Roman" w:hAnsi="Times New Roman" w:cs="Times New Roman"/>
+        </w:rPr>
+      </w:pPr>
+      <w:r>
+        <w:rPr>
+          <w:rFonts w:ascii="Times New Roman" w:hAnsi="Times New Roman" w:cs="Times New Roman"/>
+        </w:rPr>
+        <w:t>Van Kerm (2007) examines the sensitivity of poverty and inequality estimates to extreme incomes in EU-SILC and compares simple adjustments, including trimming and winsorizing, with approaches based on modelling the upper tail. The paper emphasizes that ordinal comparisons between countries may be relatively robust to alternative treatments, while cardinal estimates such as means, income shares, and inequality indices may be substantially more sensitive.</w:t>
       </w:r>
     </w:p>
     <w:p>
@@ -2880,7 +3672,6 @@
             <w:rPr>
               <w:rFonts w:ascii="Cambria Math" w:hAnsi="Cambria Math" w:cs="Times New Roman"/>
             </w:rPr>
-            <w:lastRenderedPageBreak/>
             <m:t>P(Y≥y∣Y≥u)=</m:t>
           </m:r>
           <m:sSup>
@@ -3024,21 +3815,7 @@
         <w:rPr>
           <w:rFonts w:ascii="Times New Roman" w:hAnsi="Times New Roman" w:cs="Times New Roman"/>
         </w:rPr>
-        <w:t>In the present exercise, the Pareto analysis is inspired by the EU-SILC literature but is not an exact replication of Van Kerm’s estimator. The use of a robust Pareto estimator from the </w:t>
-      </w:r>
-      <w:proofErr w:type="spellStart"/>
-      <w:r>
-        <w:rPr>
-          <w:rFonts w:ascii="Times New Roman" w:hAnsi="Times New Roman" w:cs="Times New Roman"/>
-        </w:rPr>
-        <w:t>laeken</w:t>
-      </w:r>
-      <w:proofErr w:type="spellEnd"/>
-      <w:r>
-        <w:rPr>
-          <w:rFonts w:ascii="Times New Roman" w:hAnsi="Times New Roman" w:cs="Times New Roman"/>
-        </w:rPr>
-        <w:t> package and the resulting capping or imputation procedures should therefore be described as an exploratory extension.</w:t>
+        <w:t>In the present exercise, the Pareto analysis is inspired by the EU-SILC literature but is not an exact replication of Van Kerm’s implementation. The fitted Pareto model and the resulting capping or imputation exercises should therefore be interpreted as exploratory sensitivity analyses.</w:t>
       </w:r>
     </w:p>
     <w:p>
@@ -3068,21 +3845,78 @@
         <w:rPr>
           <w:rFonts w:ascii="Times New Roman" w:hAnsi="Times New Roman" w:cs="Times New Roman"/>
         </w:rPr>
-        <w:t xml:space="preserve">Jenkins, </w:t>
-      </w:r>
-      <w:proofErr w:type="spellStart"/>
-      <w:r>
-        <w:rPr>
-          <w:rFonts w:ascii="Times New Roman" w:hAnsi="Times New Roman" w:cs="Times New Roman"/>
-        </w:rPr>
-        <w:t>Burkhauser</w:t>
-      </w:r>
-      <w:proofErr w:type="spellEnd"/>
-      <w:r>
-        <w:rPr>
-          <w:rFonts w:ascii="Times New Roman" w:hAnsi="Times New Roman" w:cs="Times New Roman"/>
-        </w:rPr>
-        <w:t>, Feng, and Larrimore (2011) address a related but distinct problem: estimating inequality when the data are already right-censored or top-coded by the data provider. In that situation, the original values above a known threshold are not observed. The authors propose multiple-imputation methods in which the censored observations are imputed using draws from a flexible parametric distribution, particularly the Generalized Beta of the Second Kind. The imputed datasets are then used to estimate inequality measures and associated uncertainty.</w:t>
+        <w:t xml:space="preserve">Jenkins, Burkhauser, Feng, and Larrimore (2011) address a related but distinct problem: estimating inequality when the data are already right-censored or top-coded by the data provider. In that situation, the original values above a known threshold are not observed. The authors propose multiple-imputation methods in which the censored observations are imputed using draws from a flexible parametric distribution, particularly the </w:t>
+      </w:r>
+      <w:commentRangeStart w:id="0"/>
+      <w:r>
+        <w:rPr>
+          <w:rFonts w:ascii="Times New Roman" w:hAnsi="Times New Roman" w:cs="Times New Roman"/>
+        </w:rPr>
+        <w:t>g</w:t>
+      </w:r>
+      <w:r>
+        <w:rPr>
+          <w:rFonts w:ascii="Times New Roman" w:hAnsi="Times New Roman" w:cs="Times New Roman"/>
+        </w:rPr>
+        <w:t xml:space="preserve">eneralized </w:t>
+      </w:r>
+      <w:r>
+        <w:rPr>
+          <w:rFonts w:ascii="Times New Roman" w:hAnsi="Times New Roman" w:cs="Times New Roman"/>
+        </w:rPr>
+        <w:t>b</w:t>
+      </w:r>
+      <w:r>
+        <w:rPr>
+          <w:rFonts w:ascii="Times New Roman" w:hAnsi="Times New Roman" w:cs="Times New Roman"/>
+        </w:rPr>
+        <w:t xml:space="preserve">eta of the </w:t>
+      </w:r>
+      <w:r>
+        <w:rPr>
+          <w:rFonts w:ascii="Times New Roman" w:hAnsi="Times New Roman" w:cs="Times New Roman"/>
+        </w:rPr>
+        <w:t>s</w:t>
+      </w:r>
+      <w:r>
+        <w:rPr>
+          <w:rFonts w:ascii="Times New Roman" w:hAnsi="Times New Roman" w:cs="Times New Roman"/>
+        </w:rPr>
+        <w:t xml:space="preserve">econd </w:t>
+      </w:r>
+      <w:r>
+        <w:rPr>
+          <w:rFonts w:ascii="Times New Roman" w:hAnsi="Times New Roman" w:cs="Times New Roman"/>
+        </w:rPr>
+        <w:t>k</w:t>
+      </w:r>
+      <w:r>
+        <w:rPr>
+          <w:rFonts w:ascii="Times New Roman" w:hAnsi="Times New Roman" w:cs="Times New Roman"/>
+        </w:rPr>
+        <w:t>ind</w:t>
+      </w:r>
+      <w:r>
+        <w:rPr>
+          <w:rFonts w:ascii="Times New Roman" w:hAnsi="Times New Roman" w:cs="Times New Roman"/>
+        </w:rPr>
+        <w:t xml:space="preserve"> distribution</w:t>
+      </w:r>
+      <w:commentRangeEnd w:id="0"/>
+      <w:r>
+        <w:rPr>
+          <w:rStyle w:val="CommentReference"/>
+          <w:rFonts w:ascii="Times New Roman" w:hAnsi="Times New Roman" w:cs="Times New Roman"/>
+          <w:sz w:val="24"/>
+          <w:szCs w:val="24"/>
+        </w:rPr>
+        <w:commentReference w:id="0"/>
+      </w:r>
+      <w:r>
+        <w:rPr>
+          <w:rFonts w:ascii="Times New Roman" w:hAnsi="Times New Roman" w:cs="Times New Roman"/>
+        </w:rPr>
+        <w:t>. The imputed datasets are then used to estimate inequality measures and associated uncertainty.</w:t>
       </w:r>
     </w:p>
     <w:p>
@@ -3138,14 +3972,13 @@
         <w:rPr>
           <w:rFonts w:ascii="Times New Roman" w:hAnsi="Times New Roman" w:cs="Times New Roman"/>
         </w:rPr>
-        <w:t xml:space="preserve">The Distributional National Accounts framework therefore seeks, where appropriate data are available, to combine household survey information with tax records, national accounts, and </w:t>
-      </w:r>
-      <w:r>
-        <w:rPr>
-          <w:rFonts w:ascii="Times New Roman" w:hAnsi="Times New Roman" w:cs="Times New Roman"/>
-        </w:rPr>
-        <w:lastRenderedPageBreak/>
-        <w:t>other administrative or distributional sources. The purpose is to improve the representation of the full distribution, especially the upper tail. Pareto or generalized Pareto models may be used to describe the distribution above a selected threshold.</w:t>
+        <w:t xml:space="preserve">The Distributional National Accounts framework therefore seeks, where appropriate data are available, to combine household survey information with tax records, national accounts, and other administrative or distributional sources. The purpose is to improve the representation of the full distribution, especially the upper tail. </w:t>
+      </w:r>
+      <w:r>
+        <w:rPr>
+          <w:rFonts w:ascii="Times New Roman" w:hAnsi="Times New Roman" w:cs="Times New Roman"/>
+        </w:rPr>
+        <w:t>Pareto or generalized Pareto models may be used to describe the distribution above a selected threshold (World Inequality Lab, 2025).</w:t>
       </w:r>
     </w:p>
     <w:p>
@@ -3171,21 +4004,7 @@
         <w:rPr>
           <w:rFonts w:ascii="Times New Roman" w:hAnsi="Times New Roman" w:cs="Times New Roman"/>
         </w:rPr>
-        <w:t xml:space="preserve">This distinction is important for the present study. A survey can contain a small number of highly influential observations and still understate the true share of income received by the richest households. Top-coding is therefore a robustness treatment for observed microdata, not a correction for national top-income </w:t>
-      </w:r>
-      <w:proofErr w:type="spellStart"/>
-      <w:r>
-        <w:rPr>
-          <w:rFonts w:ascii="Times New Roman" w:hAnsi="Times New Roman" w:cs="Times New Roman"/>
-        </w:rPr>
-        <w:t>undercoverage</w:t>
-      </w:r>
-      <w:proofErr w:type="spellEnd"/>
-      <w:r>
-        <w:rPr>
-          <w:rFonts w:ascii="Times New Roman" w:hAnsi="Times New Roman" w:cs="Times New Roman"/>
-        </w:rPr>
-        <w:t>.</w:t>
+        <w:t>A survey can contain a small number of highly influential observations and still understate the true share of income received by the richest households. Top-coding is therefore a robustness treatment for observed microdata, not a correction for national top-income undercoverage.</w:t>
       </w:r>
     </w:p>
     <w:p>
@@ -3245,19 +4064,11 @@
           <w:rFonts w:ascii="Times New Roman" w:hAnsi="Times New Roman" w:cs="Times New Roman"/>
         </w:rPr>
       </w:pPr>
-      <w:proofErr w:type="spellStart"/>
-      <w:r>
-        <w:rPr>
-          <w:rFonts w:ascii="Times New Roman" w:hAnsi="Times New Roman" w:cs="Times New Roman"/>
-        </w:rPr>
-        <w:t>winsorizing</w:t>
-      </w:r>
-      <w:proofErr w:type="spellEnd"/>
-      <w:r>
-        <w:rPr>
-          <w:rFonts w:ascii="Times New Roman" w:hAnsi="Times New Roman" w:cs="Times New Roman"/>
-        </w:rPr>
-        <w:t xml:space="preserve"> provides a transparent way to limit the influence of selected observations</w:t>
+      <w:r>
+        <w:rPr>
+          <w:rFonts w:ascii="Times New Roman" w:hAnsi="Times New Roman" w:cs="Times New Roman"/>
+        </w:rPr>
+        <w:t>winsorizing provides a transparent way to limit the influence of selected observations</w:t>
       </w:r>
     </w:p>
     <w:p>
@@ -3376,23 +4187,9 @@
         <w:rPr>
           <w:rFonts w:ascii="Times New Roman" w:hAnsi="Times New Roman" w:cs="Times New Roman"/>
         </w:rPr>
-        <w:t xml:space="preserve">Jenkins, S. P., </w:t>
-      </w:r>
-      <w:proofErr w:type="spellStart"/>
-      <w:r>
-        <w:rPr>
-          <w:rFonts w:ascii="Times New Roman" w:hAnsi="Times New Roman" w:cs="Times New Roman"/>
-        </w:rPr>
-        <w:t>Burkhauser</w:t>
-      </w:r>
-      <w:proofErr w:type="spellEnd"/>
-      <w:r>
-        <w:rPr>
-          <w:rFonts w:ascii="Times New Roman" w:hAnsi="Times New Roman" w:cs="Times New Roman"/>
-        </w:rPr>
-        <w:t xml:space="preserve">, R. V., Feng, S., &amp; Larrimore, J. (2011). </w:t>
-      </w:r>
-      <w:hyperlink r:id="rId7" w:history="1">
+        <w:t xml:space="preserve">Jenkins, S. P., Burkhauser, R. V., Feng, S., &amp; Larrimore, J. (2011). </w:t>
+      </w:r>
+      <w:hyperlink w:history="1" r:id="rId11">
         <w:r>
           <w:rPr>
             <w:rStyle w:val="Hyperlink"/>
@@ -3434,22 +4231,13 @@
           <w:rFonts w:ascii="Times New Roman" w:hAnsi="Times New Roman" w:cs="Times New Roman"/>
         </w:rPr>
       </w:pPr>
-      <w:proofErr w:type="spellStart"/>
-      <w:r>
-        <w:rPr>
-          <w:rFonts w:ascii="Times New Roman" w:hAnsi="Times New Roman" w:cs="Times New Roman"/>
-        </w:rPr>
-        <w:lastRenderedPageBreak/>
-        <w:t>Neugschwender</w:t>
-      </w:r>
-      <w:proofErr w:type="spellEnd"/>
-      <w:r>
-        <w:rPr>
-          <w:rFonts w:ascii="Times New Roman" w:hAnsi="Times New Roman" w:cs="Times New Roman"/>
-        </w:rPr>
-        <w:t>, J. (2020). </w:t>
-      </w:r>
-      <w:hyperlink r:id="rId8" w:history="1">
+      <w:r>
+        <w:rPr>
+          <w:rFonts w:ascii="Times New Roman" w:hAnsi="Times New Roman" w:cs="Times New Roman"/>
+        </w:rPr>
+        <w:t>Neugschwender, J. (2020). </w:t>
+      </w:r>
+      <w:hyperlink w:history="1" r:id="rId12">
         <w:r>
           <w:rPr>
             <w:rStyle w:val="Hyperlink"/>
@@ -3479,7 +4267,7 @@
         </w:rPr>
         <w:t>U.S. Census Bureau. (2024). </w:t>
       </w:r>
-      <w:hyperlink r:id="rId9" w:history="1">
+      <w:hyperlink w:history="1" r:id="rId13">
         <w:r>
           <w:rPr>
             <w:rStyle w:val="Hyperlink"/>
@@ -3487,35 +4275,7 @@
             <w:i/>
             <w:iCs/>
           </w:rPr>
-          <w:t>Disclosure Avoidance of Usual Hourly Earnings</w:t>
-        </w:r>
-      </w:hyperlink>
-      <w:r>
-        <w:rPr>
-          <w:rFonts w:ascii="Times New Roman" w:hAnsi="Times New Roman" w:cs="Times New Roman"/>
-        </w:rPr>
-        <w:t>. Current Population Survey technical documentation.</w:t>
-      </w:r>
-    </w:p>
-    <w:p>
-      <w:pPr>
-        <w:rPr>
-          <w:rFonts w:ascii="Times New Roman" w:hAnsi="Times New Roman" w:cs="Times New Roman"/>
-        </w:rPr>
-      </w:pPr>
-      <w:r>
-        <w:rPr>
-          <w:rFonts w:ascii="Times New Roman" w:hAnsi="Times New Roman" w:cs="Times New Roman"/>
-        </w:rPr>
-        <w:t>U.S. Census Bureau. (2021</w:t>
-      </w:r>
-      <w:hyperlink r:id="rId10" w:history="1">
-        <w:r>
-          <w:rPr>
-            <w:rStyle w:val="Hyperlink"/>
-            <w:rFonts w:ascii="Times New Roman" w:hAnsi="Times New Roman" w:cs="Times New Roman"/>
-          </w:rPr>
-          <w:t>). </w:t>
+          <w:t>Disclosure Avoidan</w:t>
         </w:r>
         <w:r>
           <w:rPr>
@@ -3524,7 +4284,64 @@
             <w:i/>
             <w:iCs/>
           </w:rPr>
-          <w:t>Current Population Survey: Technical Documentation</w:t>
+          <w:t>c</w:t>
+        </w:r>
+        <w:r>
+          <w:rPr>
+            <w:rStyle w:val="Hyperlink"/>
+            <w:rFonts w:ascii="Times New Roman" w:hAnsi="Times New Roman" w:cs="Times New Roman"/>
+            <w:i/>
+            <w:iCs/>
+          </w:rPr>
+          <w:t>e of Usual Hourly Earnings</w:t>
+        </w:r>
+      </w:hyperlink>
+      <w:r>
+        <w:rPr>
+          <w:rFonts w:ascii="Times New Roman" w:hAnsi="Times New Roman" w:cs="Times New Roman"/>
+        </w:rPr>
+        <w:t>. Current Population Survey technical documentation.</w:t>
+      </w:r>
+    </w:p>
+    <w:p>
+      <w:pPr>
+        <w:rPr>
+          <w:rFonts w:ascii="Times New Roman" w:hAnsi="Times New Roman" w:cs="Times New Roman"/>
+        </w:rPr>
+      </w:pPr>
+      <w:r>
+        <w:rPr>
+          <w:rFonts w:ascii="Times New Roman" w:hAnsi="Times New Roman" w:cs="Times New Roman"/>
+        </w:rPr>
+        <w:t>Van Kerm, P. (2007). </w:t>
+      </w:r>
+      <w:hyperlink w:history="1" r:id="rId14">
+        <w:r>
+          <w:rPr>
+            <w:rStyle w:val="Hyperlink"/>
+            <w:rFonts w:ascii="Times New Roman" w:hAnsi="Times New Roman" w:cs="Times New Roman"/>
+            <w:i/>
+            <w:iCs/>
+          </w:rPr>
+          <w:t>Extre</w:t>
+        </w:r>
+        <w:r>
+          <w:rPr>
+            <w:rStyle w:val="Hyperlink"/>
+            <w:rFonts w:ascii="Times New Roman" w:hAnsi="Times New Roman" w:cs="Times New Roman"/>
+            <w:i/>
+            <w:iCs/>
+          </w:rPr>
+          <w:t>m</w:t>
+        </w:r>
+        <w:r>
+          <w:rPr>
+            <w:rStyle w:val="Hyperlink"/>
+            <w:rFonts w:ascii="Times New Roman" w:hAnsi="Times New Roman" w:cs="Times New Roman"/>
+            <w:i/>
+            <w:iCs/>
+          </w:rPr>
+          <w:t>e incomes and the estimation of poverty and inequality indicators from EU-SILC</w:t>
         </w:r>
         <w:r>
           <w:rPr>
@@ -3538,22 +4355,22 @@
         <w:rPr>
           <w:rFonts w:ascii="Times New Roman" w:hAnsi="Times New Roman" w:cs="Times New Roman"/>
         </w:rPr>
-        <w:t xml:space="preserve"> </w:t>
-      </w:r>
-    </w:p>
-    <w:p>
-      <w:pPr>
-        <w:rPr>
-          <w:rFonts w:ascii="Times New Roman" w:hAnsi="Times New Roman" w:cs="Times New Roman"/>
-        </w:rPr>
-      </w:pPr>
-      <w:r>
-        <w:rPr>
-          <w:rFonts w:ascii="Times New Roman" w:hAnsi="Times New Roman" w:cs="Times New Roman"/>
-        </w:rPr>
-        <w:t>Van Kerm, P. (2007). </w:t>
-      </w:r>
-      <w:hyperlink r:id="rId11" w:history="1">
+        <w:t xml:space="preserve"> Working paper available through the EU-SILC/Research Papers in Economics repository. </w:t>
+      </w:r>
+    </w:p>
+    <w:p>
+      <w:pPr>
+        <w:rPr>
+          <w:rFonts w:ascii="Times New Roman" w:hAnsi="Times New Roman" w:cs="Times New Roman"/>
+        </w:rPr>
+      </w:pPr>
+      <w:r>
+        <w:rPr>
+          <w:rFonts w:ascii="Times New Roman" w:hAnsi="Times New Roman" w:cs="Times New Roman"/>
+        </w:rPr>
+        <w:t>World Inequality Lab. (2025). </w:t>
+      </w:r>
+      <w:hyperlink w:history="1" r:id="rId15">
         <w:r>
           <w:rPr>
             <w:rStyle w:val="Hyperlink"/>
@@ -3561,36 +4378,8 @@
             <w:i/>
             <w:iCs/>
           </w:rPr>
-          <w:t>Extreme incomes and the estimation of poverty and inequality indicators from EU-SILC</w:t>
+          <w:t>Distributional National Accounts Guidelines 2025: Methods and Concepts Used in the World Inequality Da</w:t>
         </w:r>
-        <w:r>
-          <w:rPr>
-            <w:rStyle w:val="Hyperlink"/>
-            <w:rFonts w:ascii="Times New Roman" w:hAnsi="Times New Roman" w:cs="Times New Roman"/>
-          </w:rPr>
-          <w:t>.</w:t>
-        </w:r>
-      </w:hyperlink>
-      <w:r>
-        <w:rPr>
-          <w:rFonts w:ascii="Times New Roman" w:hAnsi="Times New Roman" w:cs="Times New Roman"/>
-        </w:rPr>
-        <w:t xml:space="preserve"> Working paper available through the EU-SILC/Research Papers in Economics repository. </w:t>
-      </w:r>
-    </w:p>
-    <w:p>
-      <w:pPr>
-        <w:rPr>
-          <w:rFonts w:ascii="Times New Roman" w:hAnsi="Times New Roman" w:cs="Times New Roman"/>
-        </w:rPr>
-      </w:pPr>
-      <w:r>
-        <w:rPr>
-          <w:rFonts w:ascii="Times New Roman" w:hAnsi="Times New Roman" w:cs="Times New Roman"/>
-        </w:rPr>
-        <w:t>World Inequality Lab. (2025). </w:t>
-      </w:r>
-      <w:hyperlink r:id="rId12" w:history="1">
         <w:r>
           <w:rPr>
             <w:rStyle w:val="Hyperlink"/>
@@ -3598,7 +4387,16 @@
             <w:i/>
             <w:iCs/>
           </w:rPr>
-          <w:t>Distributional National Accounts Guidelines 2025: Methods and Concepts Used in the World Inequality Database</w:t>
+          <w:t>t</w:t>
+        </w:r>
+        <w:r>
+          <w:rPr>
+            <w:rStyle w:val="Hyperlink"/>
+            <w:rFonts w:ascii="Times New Roman" w:hAnsi="Times New Roman" w:cs="Times New Roman"/>
+            <w:i/>
+            <w:iCs/>
+          </w:rPr>
+          <w:t>abase</w:t>
         </w:r>
       </w:hyperlink>
       <w:r>
@@ -3609,10 +4407,10 @@
       </w:r>
     </w:p>
     <w:sectPr>
-      <w:footerReference w:type="even" r:id="rId13"/>
-      <w:footerReference w:type="default" r:id="rId14"/>
-      <w:footerReference w:type="first" r:id="rId15"/>
-      <w:pgSz w:w="12240" w:h="15840"/>
+      <w:footerReference w:type="even" r:id="rId16"/>
+      <w:footerReference w:type="default" r:id="rId17"/>
+      <w:footerReference w:type="first" r:id="rId18"/>
+      <w:pgSz w:w="12240" w:h="15840" w:orient="portrait"/>
       <w:pgMar w:top="1440" w:right="1440" w:bottom="1440" w:left="1440" w:header="720" w:footer="720" w:gutter="0"/>
       <w:cols w:space="720"/>
       <w:docGrid w:linePitch="360"/>
@@ -3621,6 +4419,126 @@
 </w:document>
 </file>
 
+<file path=word/comments.xml><?xml version="1.0" encoding="utf-8"?>
+<w:comments xmlns:wpc="http://schemas.microsoft.com/office/word/2010/wordprocessingCanvas" xmlns:cx="http://schemas.microsoft.com/office/drawing/2014/chartex" xmlns:cx1="http://schemas.microsoft.com/office/drawing/2015/9/8/chartex" xmlns:cx2="http://schemas.microsoft.com/office/drawing/2015/10/21/chartex" xmlns:cx3="http://schemas.microsoft.com/office/drawing/2016/5/9/chartex" xmlns:cx4="http://schemas.microsoft.com/office/drawing/2016/5/10/chartex" xmlns:cx5="http://schemas.microsoft.com/office/drawing/2016/5/11/chartex" xmlns:cx6="http://schemas.microsoft.com/office/drawing/2016/5/12/chartex" xmlns:cx7="http://schemas.microsoft.com/office/drawing/2016/5/13/chartex" xmlns:cx8="http://schemas.microsoft.com/office/drawing/2016/5/14/chartex" xmlns:mc="http://schemas.openxmlformats.org/markup-compatibility/2006" xmlns:aink="http://schemas.microsoft.com/office/drawing/2016/ink" xmlns:am3d="http://schemas.microsoft.com/office/drawing/2017/model3d" xmlns:o="urn:schemas-microsoft-com:office:office" xmlns:oel="http://schemas.microsoft.com/office/2019/extlst" xmlns:r="http://schemas.openxmlformats.org/officeDocument/2006/relationships" xmlns:m="http://schemas.openxmlformats.org/officeDocument/2006/math" xmlns:v="urn:schemas-microsoft-com:vml" xmlns:wp14="http://schemas.microsoft.com/office/word/2010/wordprocessingDrawing" xmlns:wp="http://schemas.openxmlformats.org/drawingml/2006/wordprocessingDrawing" xmlns:w10="urn:schemas-microsoft-com:office:word" xmlns:w="http://schemas.openxmlformats.org/wordprocessingml/2006/main" xmlns:w14="http://schemas.microsoft.com/office/word/2010/wordml" xmlns:w15="http://schemas.microsoft.com/office/word/2012/wordml" xmlns:w16cex="http://schemas.microsoft.com/office/word/2018/wordml/cex" xmlns:w16cid="http://schemas.microsoft.com/office/word/2016/wordml/cid" xmlns:w16="http://schemas.microsoft.com/office/word/2018/wordml" xmlns:w16du="http://schemas.microsoft.com/office/word/2023/wordml/word16du" xmlns:w16sdtdh="http://schemas.microsoft.com/office/word/2020/wordml/sdtdatahash" xmlns:w16sdtfl="http://schemas.microsoft.com/office/word/2024/wordml/sdtformatlock" xmlns:w16se="http://schemas.microsoft.com/office/word/2015/wordml/symex" xmlns:wpg="http://schemas.microsoft.com/office/word/2010/wordprocessingGroup" xmlns:wpi="http://schemas.microsoft.com/office/word/2010/wordprocessingInk" xmlns:wne="http://schemas.microsoft.com/office/word/2006/wordml" xmlns:wps="http://schemas.microsoft.com/office/word/2010/wordprocessingShape" mc:Ignorable="w14 w15 w16se w16cid w16 w16cex w16sdtdh w16sdtfl w16du wp14">
+  <w:comment w:initials="DA" w:author="Daniela Avayu Zaliasnik" w:date="2026-08-19T06:54:00Z" w:id="0">
+    <w:p>
+      <w:pPr>
+        <w:pStyle w:val="CommentText"/>
+      </w:pPr>
+      <w:r>
+        <w:rPr>
+          <w:rStyle w:val="CommentReference"/>
+        </w:rPr>
+        <w:annotationRef/>
+      </w:r>
+      <w:r>
+        <w:t xml:space="preserve">The </w:t>
+      </w:r>
+      <w:r>
+        <w:rPr>
+          <w:b/>
+          <w:bCs/>
+        </w:rPr>
+        <w:t>Generalized Beta of the Second Kind (GB2)</w:t>
+      </w:r>
+      <w:r>
+        <w:t xml:space="preserve"> is a flexible mathematical distribution used to represent the full distribution of income or welfare.</w:t>
+      </w:r>
+    </w:p>
+    <w:p>
+      <w:pPr>
+        <w:pStyle w:val="CommentText"/>
+      </w:pPr>
+      <w:r>
+        <w:t>It is useful because it can reproduce common features of income data:</w:t>
+      </w:r>
+    </w:p>
+    <w:p>
+      <w:pPr>
+        <w:pStyle w:val="CommentText"/>
+        <w:numPr>
+          <w:ilvl w:val="0"/>
+          <w:numId w:val="13"/>
+        </w:numPr>
+      </w:pPr>
+      <w:r>
+        <w:t>many people with low or middle welfare;</w:t>
+      </w:r>
+    </w:p>
+    <w:p>
+      <w:pPr>
+        <w:pStyle w:val="CommentText"/>
+        <w:numPr>
+          <w:ilvl w:val="0"/>
+          <w:numId w:val="13"/>
+        </w:numPr>
+      </w:pPr>
+      <w:r>
+        <w:t>a right-skewed distribution;</w:t>
+      </w:r>
+    </w:p>
+    <w:p>
+      <w:pPr>
+        <w:pStyle w:val="CommentText"/>
+        <w:numPr>
+          <w:ilvl w:val="0"/>
+          <w:numId w:val="13"/>
+        </w:numPr>
+      </w:pPr>
+      <w:r>
+        <w:t>a long upper tail with very high values.</w:t>
+      </w:r>
+    </w:p>
+    <w:p>
+      <w:pPr>
+        <w:pStyle w:val="CommentText"/>
+      </w:pPr>
+      <w:r>
+        <w:t>In Jenkins et al., values above a known top-code are hidden—for example, the data might report every income above $200,000 simply as “$200,000+.” They fit a GB2 distribution to the information that remains available, then use that fitted distribution to generate plausible values above the threshold for those censored observations.</w:t>
+      </w:r>
+    </w:p>
+  </w:comment>
+  <w:comment xmlns:w="http://schemas.openxmlformats.org/wordprocessingml/2006/main" w:initials="DZ" w:author="Daniela Avayu Zaliasnik" w:date="2026-08-19T07:05:39" w:id="1693895970">
+    <w:p xmlns:w14="http://schemas.microsoft.com/office/word/2010/wordml" xmlns:w="http://schemas.openxmlformats.org/wordprocessingml/2006/main">
+      <w:pPr>
+        <w:pStyle w:val="CommentText"/>
+      </w:pPr>
+      <w:r>
+        <w:rPr>
+          <w:rStyle w:val="CommentReference"/>
+        </w:rPr>
+        <w:annotationRef/>
+      </w:r>
+      <w:r>
+        <w:t>A statistical measure of economic inequality. It equals the difference between the logarithm of the mean of a distribution and the mean of the logarithms of the values. An MLD of zero means perfect equality, with higher positive numbers showing greater inequality</w:t>
+      </w:r>
+    </w:p>
+  </w:comment>
+</w:comments>
+</file>
+
+<file path=word/commentsExtended.xml><?xml version="1.0" encoding="utf-8"?>
+<w15:commentsEx xmlns:mc="http://schemas.openxmlformats.org/markup-compatibility/2006" xmlns:w15="http://schemas.microsoft.com/office/word/2012/wordml" mc:Ignorable="w15">
+  <w15:commentEx w15:done="0" w15:paraId="635781DD"/>
+  <w15:commentEx w15:done="0" w15:paraId="343F6EFD"/>
+</w15:commentsEx>
+</file>
+
+<file path=word/commentsExtensible.xml><?xml version="1.0" encoding="utf-8"?>
+<w16cex:commentsExtensible xmlns:w16="http://schemas.microsoft.com/office/word/2018/wordml" xmlns:w16cex="http://schemas.microsoft.com/office/word/2018/wordml/cex" xmlns:mc="http://schemas.openxmlformats.org/markup-compatibility/2006" mc:Ignorable="w16 w16cex">
+  <w16cex:commentExtensible w16cex:durableId="7F7FC430" w16cex:dateUtc="2026-08-19T11:54:00Z"/>
+  <w16cex:commentExtensible w16cex:durableId="33982C06" w16cex:dateUtc="2026-08-19T12:05:39.979Z"/>
+</w16cex:commentsExtensible>
+</file>
+
+<file path=word/commentsIds.xml><?xml version="1.0" encoding="utf-8"?>
+<w16cid:commentsIds xmlns:mc="http://schemas.openxmlformats.org/markup-compatibility/2006" xmlns:w16cid="http://schemas.microsoft.com/office/word/2016/wordml/cid" mc:Ignorable="w16cid">
+  <w16cid:commentId w16cid:paraId="635781DD" w16cid:durableId="7F7FC430"/>
+  <w16cid:commentId w16cid:paraId="343F6EFD" w16cid:durableId="33982C06"/>
+</w16cid:commentsIds>
+</file>
+
 <file path=word/endnotes.xml><?xml version="1.0" encoding="utf-8"?>
 <w:endnotes xmlns:wpc="http://schemas.microsoft.com/office/word/2010/wordprocessingCanvas" xmlns:cx="http://schemas.microsoft.com/office/drawing/2014/chartex" xmlns:cx1="http://schemas.microsoft.com/office/drawing/2015/9/8/chartex" xmlns:cx2="http://schemas.microsoft.com/office/drawing/2015/10/21/chartex" xmlns:cx3="http://schemas.microsoft.com/office/drawing/2016/5/9/chartex" xmlns:cx4="http://schemas.microsoft.com/office/drawing/2016/5/10/chartex" xmlns:cx5="http://schemas.microsoft.com/office/drawing/2016/5/11/chartex" xmlns:cx6="http://schemas.microsoft.com/office/drawing/2016/5/12/chartex" xmlns:cx7="http://schemas.microsoft.com/office/drawing/2016/5/13/chartex" xmlns:cx8="http://schemas.microsoft.com/office/drawing/2016/5/14/chartex" xmlns:mc="http://schemas.openxmlformats.org/markup-compatibility/2006" xmlns:aink="http://schemas.microsoft.com/office/drawing/2016/ink" xmlns:am3d="http://schemas.microsoft.com/office/drawing/2017/model3d" xmlns:o="urn:schemas-microsoft-com:office:office" xmlns:oel="http://schemas.microsoft.com/office/2019/extlst" xmlns:r="http://schemas.openxmlformats.org/officeDocument/2006/relationships" xmlns:m="http://schemas.openxmlformats.org/officeDocument/2006/math" xmlns:v="urn:schemas-microsoft-com:vml" xmlns:wp14="http://schemas.microsoft.com/office/word/2010/wordprocessingDrawing" xmlns:wp="http://schemas.openxmlformats.org/drawingml/2006/wordprocessingDrawing" xmlns:w10="urn:schemas-microsoft-com:office:word" xmlns:w="http://schemas.openxmlformats.org/wordprocessingml/2006/main" xmlns:w14="http://schemas.microsoft.com/office/word/2010/wordml" xmlns:w15="http://schemas.microsoft.com/office/word/2012/wordml" xmlns:w16cex="http://schemas.microsoft.com/office/word/2018/wordml/cex" xmlns:w16cid="http://schemas.microsoft.com/office/word/2016/wordml/cid" xmlns:w16="http://schemas.microsoft.com/office/word/2018/wordml" xmlns:w16du="http://schemas.microsoft.com/office/word/2023/wordml/word16du" xmlns:w16sdtdh="http://schemas.microsoft.com/office/word/2020/wordml/sdtdatahash" xmlns:w16sdtfl="http://schemas.microsoft.com/office/word/2024/wordml/sdtformatlock" xmlns:w16se="http://schemas.microsoft.com/office/word/2015/wordml/symex" xmlns:wpg="http://schemas.microsoft.com/office/word/2010/wordprocessingGroup" xmlns:wpi="http://schemas.microsoft.com/office/word/2010/wordprocessingInk" xmlns:wne="http://schemas.microsoft.com/office/word/2006/wordml" xmlns:wps="http://schemas.microsoft.com/office/word/2010/wordprocessingShape" mc:Ignorable="w14 w15 w16se w16cid w16 w16cex w16sdtdh w16sdtfl w16du wp14">
   <w:endnote w:type="separator" w:id="-1">
@@ -3647,7 +4565,7 @@
 </file>
 
 <file path=word/footer1.xml><?xml version="1.0" encoding="utf-8"?>
-<w:ftr xmlns:wpc="http://schemas.microsoft.com/office/word/2010/wordprocessingCanvas" xmlns:cx="http://schemas.microsoft.com/office/drawing/2014/chartex" xmlns:cx1="http://schemas.microsoft.com/office/drawing/2015/9/8/chartex" xmlns:cx2="http://schemas.microsoft.com/office/drawing/2015/10/21/chartex" xmlns:cx3="http://schemas.microsoft.com/office/drawing/2016/5/9/chartex" xmlns:cx4="http://schemas.microsoft.com/office/drawing/2016/5/10/chartex" xmlns:cx5="http://schemas.microsoft.com/office/drawing/2016/5/11/chartex" xmlns:cx6="http://schemas.microsoft.com/office/drawing/2016/5/12/chartex" xmlns:cx7="http://schemas.microsoft.com/office/drawing/2016/5/13/chartex" xmlns:cx8="http://schemas.microsoft.com/office/drawing/2016/5/14/chartex" xmlns:mc="http://schemas.openxmlformats.org/markup-compatibility/2006" xmlns:aink="http://schemas.microsoft.com/office/drawing/2016/ink" xmlns:am3d="http://schemas.microsoft.com/office/drawing/2017/model3d" xmlns:o="urn:schemas-microsoft-com:office:office" xmlns:oel="http://schemas.microsoft.com/office/2019/extlst" xmlns:r="http://schemas.openxmlformats.org/officeDocument/2006/relationships" xmlns:m="http://schemas.openxmlformats.org/officeDocument/2006/math" xmlns:v="urn:schemas-microsoft-com:vml" xmlns:wp14="http://schemas.microsoft.com/office/word/2010/wordprocessingDrawing" xmlns:wp="http://schemas.openxmlformats.org/drawingml/2006/wordprocessingDrawing" xmlns:w10="urn:schemas-microsoft-com:office:word" xmlns:w="http://schemas.openxmlformats.org/wordprocessingml/2006/main" xmlns:w14="http://schemas.microsoft.com/office/word/2010/wordml" xmlns:w15="http://schemas.microsoft.com/office/word/2012/wordml" xmlns:w16cex="http://schemas.microsoft.com/office/word/2018/wordml/cex" xmlns:w16cid="http://schemas.microsoft.com/office/word/2016/wordml/cid" xmlns:w16="http://schemas.microsoft.com/office/word/2018/wordml" xmlns:w16du="http://schemas.microsoft.com/office/word/2023/wordml/word16du" xmlns:w16sdtdh="http://schemas.microsoft.com/office/word/2020/wordml/sdtdatahash" xmlns:w16sdtfl="http://schemas.microsoft.com/office/word/2024/wordml/sdtformatlock" xmlns:w16se="http://schemas.microsoft.com/office/word/2015/wordml/symex" xmlns:wpg="http://schemas.microsoft.com/office/word/2010/wordprocessingGroup" xmlns:wpi="http://schemas.microsoft.com/office/word/2010/wordprocessingInk" xmlns:wne="http://schemas.microsoft.com/office/word/2006/wordml" xmlns:wps="http://schemas.microsoft.com/office/word/2010/wordprocessingShape" mc:Ignorable="w14 w15 w16se w16cid w16 w16cex w16sdtdh w16sdtfl w16du wp14">
+<w:ftr xmlns:wpc="http://schemas.microsoft.com/office/word/2010/wordprocessingCanvas" xmlns:cx="http://schemas.microsoft.com/office/drawing/2014/chartex" xmlns:cx1="http://schemas.microsoft.com/office/drawing/2015/9/8/chartex" xmlns:cx2="http://schemas.microsoft.com/office/drawing/2015/10/21/chartex" xmlns:cx3="http://schemas.microsoft.com/office/drawing/2016/5/9/chartex" xmlns:cx4="http://schemas.microsoft.com/office/drawing/2016/5/10/chartex" xmlns:cx5="http://schemas.microsoft.com/office/drawing/2016/5/11/chartex" xmlns:cx6="http://schemas.microsoft.com/office/drawing/2016/5/12/chartex" xmlns:cx7="http://schemas.microsoft.com/office/drawing/2016/5/13/chartex" xmlns:cx8="http://schemas.microsoft.com/office/drawing/2016/5/14/chartex" xmlns:mc="http://schemas.openxmlformats.org/markup-compatibility/2006" xmlns:aink="http://schemas.microsoft.com/office/drawing/2016/ink" xmlns:am3d="http://schemas.microsoft.com/office/drawing/2017/model3d" xmlns:o="urn:schemas-microsoft-com:office:office" xmlns:oel="http://schemas.microsoft.com/office/2019/extlst" xmlns:r="http://schemas.openxmlformats.org/officeDocument/2006/relationships" xmlns:m="http://schemas.openxmlformats.org/officeDocument/2006/math" xmlns:v="urn:schemas-microsoft-com:vml" xmlns:wp14="http://schemas.microsoft.com/office/word/2010/wordprocessingDrawing" xmlns:wp="http://schemas.openxmlformats.org/drawingml/2006/wordprocessingDrawing" xmlns:w10="urn:schemas-microsoft-com:office:word" xmlns:w="http://schemas.openxmlformats.org/wordprocessingml/2006/main" xmlns:w14="http://schemas.microsoft.com/office/word/2010/wordml" xmlns:w15="http://schemas.microsoft.com/office/word/2012/wordml" xmlns:w16cex="http://schemas.microsoft.com/office/word/2018/wordml/cex" xmlns:w16cid="http://schemas.microsoft.com/office/word/2016/wordml/cid" xmlns:w16="http://schemas.microsoft.com/office/word/2018/wordml" xmlns:w16du="http://schemas.microsoft.com/office/word/2023/wordml/word16du" xmlns:w16sdtdh="http://schemas.microsoft.com/office/word/2020/wordml/sdtdatahash" xmlns:w16sdtfl="http://schemas.microsoft.com/office/word/2024/wordml/sdtformatlock" xmlns:w16se="http://schemas.microsoft.com/office/word/2015/wordml/symex" xmlns:wpg="http://schemas.microsoft.com/office/word/2010/wordprocessingGroup" xmlns:wpi="http://schemas.microsoft.com/office/word/2010/wordprocessingInk" xmlns:wne="http://schemas.microsoft.com/office/word/2006/wordml" xmlns:wps="http://schemas.microsoft.com/office/word/2010/wordprocessingShape" xmlns:a="http://schemas.openxmlformats.org/drawingml/2006/main" xmlns:aclsh="http://schemas.microsoft.com/office/drawing/2020/classificationShape" mc:Ignorable="w14 w15 w16se w16cid w16 w16cex w16sdtdh w16sdtfl w16du wp14">
   <w:p>
     <w:pPr>
       <w:pStyle w:val="Footer"/>
@@ -3659,7 +4577,7 @@
       <mc:AlternateContent>
         <mc:Choice Requires="wps">
           <w:drawing>
-            <wp:anchor distT="0" distB="0" distL="0" distR="0" simplePos="0" relativeHeight="251659264" behindDoc="0" locked="0" layoutInCell="1" allowOverlap="1" wp14:anchorId="7D365B45" wp14:editId="7CEB86C9">
+            <wp:anchor distT="0" distB="0" distL="0" distR="0" simplePos="0" relativeHeight="251658241" behindDoc="0" locked="0" layoutInCell="1" allowOverlap="1" wp14:anchorId="7D365B45" wp14:editId="7CEB86C9">
               <wp:simplePos x="635" y="635"/>
               <wp:positionH relativeFrom="page">
                 <wp:align>right</wp:align>
@@ -3701,7 +4619,7 @@
                           <w:pPr>
                             <w:spacing w:after="0"/>
                             <w:rPr>
-                              <w:rFonts w:ascii="Aptos" w:eastAsia="Aptos" w:hAnsi="Aptos" w:cs="Aptos"/>
+                              <w:rFonts w:ascii="Aptos" w:hAnsi="Aptos" w:eastAsia="Aptos" w:cs="Aptos"/>
                               <w:noProof/>
                               <w:color w:val="000000"/>
                               <w:sz w:val="20"/>
@@ -3710,7 +4628,7 @@
                           </w:pPr>
                           <w:r>
                             <w:rPr>
-                              <w:rFonts w:ascii="Aptos" w:eastAsia="Aptos" w:hAnsi="Aptos" w:cs="Aptos"/>
+                              <w:rFonts w:ascii="Aptos" w:hAnsi="Aptos" w:eastAsia="Aptos" w:cs="Aptos"/>
                               <w:noProof/>
                               <w:color w:val="000000"/>
                               <w:sz w:val="20"/>
@@ -3735,18 +4653,18 @@
         </mc:Choice>
         <mc:Fallback>
           <w:pict>
-            <v:shapetype w14:anchorId="7D365B45" id="_x0000_t202" coordsize="21600,21600" o:spt="202" path="m,l,21600r21600,l21600,xe">
+            <v:shapetype id="_x0000_t202" coordsize="21600,21600" o:spt="202" path="m,l,21600r21600,l21600,xe" w14:anchorId="7D365B45">
               <v:stroke joinstyle="miter"/>
               <v:path gradientshapeok="t" o:connecttype="rect"/>
             </v:shapetype>
-            <v:shape id="Text Box 2" o:spid="_x0000_s1026" type="#_x0000_t202" alt="Official Use Only" style="position:absolute;margin-left:40.95pt;margin-top:0;width:92.15pt;height:29.15pt;z-index:251659264;visibility:visible;mso-wrap-style:none;mso-wrap-distance-left:0;mso-wrap-distance-top:0;mso-wrap-distance-right:0;mso-wrap-distance-bottom:0;mso-position-horizontal:right;mso-position-horizontal-relative:page;mso-position-vertical:bottom;mso-position-vertical-relative:page;v-text-anchor:bottom" o:gfxdata="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" filled="f" stroked="f">
+            <v:shape id="Text Box 2" style="position:absolute;margin-left:40.95pt;margin-top:0;width:92.15pt;height:29.15pt;z-index:251658241;visibility:visible;mso-wrap-style:none;mso-wrap-distance-left:0;mso-wrap-distance-top:0;mso-wrap-distance-right:0;mso-wrap-distance-bottom:0;mso-position-horizontal:right;mso-position-horizontal-relative:page;mso-position-vertical:bottom;mso-position-vertical-relative:page;v-text-anchor:bottom" alt="Official Use Only" o:spid="_x0000_s1026" filled="f" stroked="f" type="#_x0000_t202" o:gfxdata="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">
               <v:textbox style="mso-fit-shape-to-text:t" inset="0,0,20pt,15pt">
                 <w:txbxContent>
                   <w:p>
                     <w:pPr>
                       <w:spacing w:after="0"/>
                       <w:rPr>
-                        <w:rFonts w:ascii="Aptos" w:eastAsia="Aptos" w:hAnsi="Aptos" w:cs="Aptos"/>
+                        <w:rFonts w:ascii="Aptos" w:hAnsi="Aptos" w:eastAsia="Aptos" w:cs="Aptos"/>
                         <w:noProof/>
                         <w:color w:val="000000"/>
                         <w:sz w:val="20"/>
@@ -3755,7 +4673,7 @@
                     </w:pPr>
                     <w:r>
                       <w:rPr>
-                        <w:rFonts w:ascii="Aptos" w:eastAsia="Aptos" w:hAnsi="Aptos" w:cs="Aptos"/>
+                        <w:rFonts w:ascii="Aptos" w:hAnsi="Aptos" w:eastAsia="Aptos" w:cs="Aptos"/>
                         <w:noProof/>
                         <w:color w:val="000000"/>
                         <w:sz w:val="20"/>
@@ -3777,7 +4695,7 @@
 </file>
 
 <file path=word/footer2.xml><?xml version="1.0" encoding="utf-8"?>
-<w:ftr xmlns:wpc="http://schemas.microsoft.com/office/word/2010/wordprocessingCanvas" xmlns:cx="http://schemas.microsoft.com/office/drawing/2014/chartex" xmlns:cx1="http://schemas.microsoft.com/office/drawing/2015/9/8/chartex" xmlns:cx2="http://schemas.microsoft.com/office/drawing/2015/10/21/chartex" xmlns:cx3="http://schemas.microsoft.com/office/drawing/2016/5/9/chartex" xmlns:cx4="http://schemas.microsoft.com/office/drawing/2016/5/10/chartex" xmlns:cx5="http://schemas.microsoft.com/office/drawing/2016/5/11/chartex" xmlns:cx6="http://schemas.microsoft.com/office/drawing/2016/5/12/chartex" xmlns:cx7="http://schemas.microsoft.com/office/drawing/2016/5/13/chartex" xmlns:cx8="http://schemas.microsoft.com/office/drawing/2016/5/14/chartex" xmlns:mc="http://schemas.openxmlformats.org/markup-compatibility/2006" xmlns:aink="http://schemas.microsoft.com/office/drawing/2016/ink" xmlns:am3d="http://schemas.microsoft.com/office/drawing/2017/model3d" xmlns:o="urn:schemas-microsoft-com:office:office" xmlns:oel="http://schemas.microsoft.com/office/2019/extlst" xmlns:r="http://schemas.openxmlformats.org/officeDocument/2006/relationships" xmlns:m="http://schemas.openxmlformats.org/officeDocument/2006/math" xmlns:v="urn:schemas-microsoft-com:vml" xmlns:wp14="http://schemas.microsoft.com/office/word/2010/wordprocessingDrawing" xmlns:wp="http://schemas.openxmlformats.org/drawingml/2006/wordprocessingDrawing" xmlns:w10="urn:schemas-microsoft-com:office:word" xmlns:w="http://schemas.openxmlformats.org/wordprocessingml/2006/main" xmlns:w14="http://schemas.microsoft.com/office/word/2010/wordml" xmlns:w15="http://schemas.microsoft.com/office/word/2012/wordml" xmlns:w16cex="http://schemas.microsoft.com/office/word/2018/wordml/cex" xmlns:w16cid="http://schemas.microsoft.com/office/word/2016/wordml/cid" xmlns:w16="http://schemas.microsoft.com/office/word/2018/wordml" xmlns:w16du="http://schemas.microsoft.com/office/word/2023/wordml/word16du" xmlns:w16sdtdh="http://schemas.microsoft.com/office/word/2020/wordml/sdtdatahash" xmlns:w16sdtfl="http://schemas.microsoft.com/office/word/2024/wordml/sdtformatlock" xmlns:w16se="http://schemas.microsoft.com/office/word/2015/wordml/symex" xmlns:wpg="http://schemas.microsoft.com/office/word/2010/wordprocessingGroup" xmlns:wpi="http://schemas.microsoft.com/office/word/2010/wordprocessingInk" xmlns:wne="http://schemas.microsoft.com/office/word/2006/wordml" xmlns:wps="http://schemas.microsoft.com/office/word/2010/wordprocessingShape" mc:Ignorable="w14 w15 w16se w16cid w16 w16cex w16sdtdh w16sdtfl w16du wp14">
+<w:ftr xmlns:wpc="http://schemas.microsoft.com/office/word/2010/wordprocessingCanvas" xmlns:cx="http://schemas.microsoft.com/office/drawing/2014/chartex" xmlns:cx1="http://schemas.microsoft.com/office/drawing/2015/9/8/chartex" xmlns:cx2="http://schemas.microsoft.com/office/drawing/2015/10/21/chartex" xmlns:cx3="http://schemas.microsoft.com/office/drawing/2016/5/9/chartex" xmlns:cx4="http://schemas.microsoft.com/office/drawing/2016/5/10/chartex" xmlns:cx5="http://schemas.microsoft.com/office/drawing/2016/5/11/chartex" xmlns:cx6="http://schemas.microsoft.com/office/drawing/2016/5/12/chartex" xmlns:cx7="http://schemas.microsoft.com/office/drawing/2016/5/13/chartex" xmlns:cx8="http://schemas.microsoft.com/office/drawing/2016/5/14/chartex" xmlns:mc="http://schemas.openxmlformats.org/markup-compatibility/2006" xmlns:aink="http://schemas.microsoft.com/office/drawing/2016/ink" xmlns:am3d="http://schemas.microsoft.com/office/drawing/2017/model3d" xmlns:o="urn:schemas-microsoft-com:office:office" xmlns:oel="http://schemas.microsoft.com/office/2019/extlst" xmlns:r="http://schemas.openxmlformats.org/officeDocument/2006/relationships" xmlns:m="http://schemas.openxmlformats.org/officeDocument/2006/math" xmlns:v="urn:schemas-microsoft-com:vml" xmlns:wp14="http://schemas.microsoft.com/office/word/2010/wordprocessingDrawing" xmlns:wp="http://schemas.openxmlformats.org/drawingml/2006/wordprocessingDrawing" xmlns:w10="urn:schemas-microsoft-com:office:word" xmlns:w="http://schemas.openxmlformats.org/wordprocessingml/2006/main" xmlns:w14="http://schemas.microsoft.com/office/word/2010/wordml" xmlns:w15="http://schemas.microsoft.com/office/word/2012/wordml" xmlns:w16cex="http://schemas.microsoft.com/office/word/2018/wordml/cex" xmlns:w16cid="http://schemas.microsoft.com/office/word/2016/wordml/cid" xmlns:w16="http://schemas.microsoft.com/office/word/2018/wordml" xmlns:w16du="http://schemas.microsoft.com/office/word/2023/wordml/word16du" xmlns:w16sdtdh="http://schemas.microsoft.com/office/word/2020/wordml/sdtdatahash" xmlns:w16sdtfl="http://schemas.microsoft.com/office/word/2024/wordml/sdtformatlock" xmlns:w16se="http://schemas.microsoft.com/office/word/2015/wordml/symex" xmlns:wpg="http://schemas.microsoft.com/office/word/2010/wordprocessingGroup" xmlns:wpi="http://schemas.microsoft.com/office/word/2010/wordprocessingInk" xmlns:wne="http://schemas.microsoft.com/office/word/2006/wordml" xmlns:wps="http://schemas.microsoft.com/office/word/2010/wordprocessingShape" xmlns:a="http://schemas.openxmlformats.org/drawingml/2006/main" xmlns:aclsh="http://schemas.microsoft.com/office/drawing/2020/classificationShape" mc:Ignorable="w14 w15 w16se w16cid w16 w16cex w16sdtdh w16sdtfl w16du wp14">
   <w:p>
     <w:pPr>
       <w:pStyle w:val="Footer"/>
@@ -3789,7 +4707,7 @@
       <mc:AlternateContent>
         <mc:Choice Requires="wps">
           <w:drawing>
-            <wp:anchor distT="0" distB="0" distL="0" distR="0" simplePos="0" relativeHeight="251660288" behindDoc="0" locked="0" layoutInCell="1" allowOverlap="1" wp14:anchorId="5C9EAFF6" wp14:editId="5D7078EE">
+            <wp:anchor distT="0" distB="0" distL="0" distR="0" simplePos="0" relativeHeight="251658242" behindDoc="0" locked="0" layoutInCell="1" allowOverlap="1" wp14:anchorId="5C9EAFF6" wp14:editId="5D7078EE">
               <wp:simplePos x="914400" y="9415463"/>
               <wp:positionH relativeFrom="page">
                 <wp:align>right</wp:align>
@@ -3831,7 +4749,7 @@
                           <w:pPr>
                             <w:spacing w:after="0"/>
                             <w:rPr>
-                              <w:rFonts w:ascii="Aptos" w:eastAsia="Aptos" w:hAnsi="Aptos" w:cs="Aptos"/>
+                              <w:rFonts w:ascii="Aptos" w:hAnsi="Aptos" w:eastAsia="Aptos" w:cs="Aptos"/>
                               <w:noProof/>
                               <w:color w:val="000000"/>
                               <w:sz w:val="20"/>
@@ -3840,7 +4758,7 @@
                           </w:pPr>
                           <w:r>
                             <w:rPr>
-                              <w:rFonts w:ascii="Aptos" w:eastAsia="Aptos" w:hAnsi="Aptos" w:cs="Aptos"/>
+                              <w:rFonts w:ascii="Aptos" w:hAnsi="Aptos" w:eastAsia="Aptos" w:cs="Aptos"/>
                               <w:noProof/>
                               <w:color w:val="000000"/>
                               <w:sz w:val="20"/>
@@ -3865,18 +4783,18 @@
         </mc:Choice>
         <mc:Fallback>
           <w:pict>
-            <v:shapetype w14:anchorId="5C9EAFF6" id="_x0000_t202" coordsize="21600,21600" o:spt="202" path="m,l,21600r21600,l21600,xe">
+            <v:shapetype id="_x0000_t202" coordsize="21600,21600" o:spt="202" path="m,l,21600r21600,l21600,xe" w14:anchorId="5C9EAFF6">
               <v:stroke joinstyle="miter"/>
               <v:path gradientshapeok="t" o:connecttype="rect"/>
             </v:shapetype>
-            <v:shape id="Text Box 3" o:spid="_x0000_s1027" type="#_x0000_t202" alt="Official Use Only" style="position:absolute;margin-left:40.95pt;margin-top:0;width:92.15pt;height:29.15pt;z-index:251660288;visibility:visible;mso-wrap-style:none;mso-wrap-distance-left:0;mso-wrap-distance-top:0;mso-wrap-distance-right:0;mso-wrap-distance-bottom:0;mso-position-horizontal:right;mso-position-horizontal-relative:page;mso-position-vertical:bottom;mso-position-vertical-relative:page;v-text-anchor:bottom" o:gfxdata="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" filled="f" stroked="f">
+            <v:shape id="Text Box 3" style="position:absolute;margin-left:40.95pt;margin-top:0;width:92.15pt;height:29.15pt;z-index:251658242;visibility:visible;mso-wrap-style:none;mso-wrap-distance-left:0;mso-wrap-distance-top:0;mso-wrap-distance-right:0;mso-wrap-distance-bottom:0;mso-position-horizontal:right;mso-position-horizontal-relative:page;mso-position-vertical:bottom;mso-position-vertical-relative:page;v-text-anchor:bottom" alt="Official Use Only" o:spid="_x0000_s1027" filled="f" stroked="f" type="#_x0000_t202" o:gfxdata="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">
               <v:textbox style="mso-fit-shape-to-text:t" inset="0,0,20pt,15pt">
                 <w:txbxContent>
                   <w:p>
                     <w:pPr>
                       <w:spacing w:after="0"/>
                       <w:rPr>
-                        <w:rFonts w:ascii="Aptos" w:eastAsia="Aptos" w:hAnsi="Aptos" w:cs="Aptos"/>
+                        <w:rFonts w:ascii="Aptos" w:hAnsi="Aptos" w:eastAsia="Aptos" w:cs="Aptos"/>
                         <w:noProof/>
                         <w:color w:val="000000"/>
                         <w:sz w:val="20"/>
@@ -3885,7 +4803,7 @@
                     </w:pPr>
                     <w:r>
                       <w:rPr>
-                        <w:rFonts w:ascii="Aptos" w:eastAsia="Aptos" w:hAnsi="Aptos" w:cs="Aptos"/>
+                        <w:rFonts w:ascii="Aptos" w:hAnsi="Aptos" w:eastAsia="Aptos" w:cs="Aptos"/>
                         <w:noProof/>
                         <w:color w:val="000000"/>
                         <w:sz w:val="20"/>
@@ -3907,7 +4825,7 @@
 </file>
 
 <file path=word/footer3.xml><?xml version="1.0" encoding="utf-8"?>
-<w:ftr xmlns:wpc="http://schemas.microsoft.com/office/word/2010/wordprocessingCanvas" xmlns:cx="http://schemas.microsoft.com/office/drawing/2014/chartex" xmlns:cx1="http://schemas.microsoft.com/office/drawing/2015/9/8/chartex" xmlns:cx2="http://schemas.microsoft.com/office/drawing/2015/10/21/chartex" xmlns:cx3="http://schemas.microsoft.com/office/drawing/2016/5/9/chartex" xmlns:cx4="http://schemas.microsoft.com/office/drawing/2016/5/10/chartex" xmlns:cx5="http://schemas.microsoft.com/office/drawing/2016/5/11/chartex" xmlns:cx6="http://schemas.microsoft.com/office/drawing/2016/5/12/chartex" xmlns:cx7="http://schemas.microsoft.com/office/drawing/2016/5/13/chartex" xmlns:cx8="http://schemas.microsoft.com/office/drawing/2016/5/14/chartex" xmlns:mc="http://schemas.openxmlformats.org/markup-compatibility/2006" xmlns:aink="http://schemas.microsoft.com/office/drawing/2016/ink" xmlns:am3d="http://schemas.microsoft.com/office/drawing/2017/model3d" xmlns:o="urn:schemas-microsoft-com:office:office" xmlns:oel="http://schemas.microsoft.com/office/2019/extlst" xmlns:r="http://schemas.openxmlformats.org/officeDocument/2006/relationships" xmlns:m="http://schemas.openxmlformats.org/officeDocument/2006/math" xmlns:v="urn:schemas-microsoft-com:vml" xmlns:wp14="http://schemas.microsoft.com/office/word/2010/wordprocessingDrawing" xmlns:wp="http://schemas.openxmlformats.org/drawingml/2006/wordprocessingDrawing" xmlns:w10="urn:schemas-microsoft-com:office:word" xmlns:w="http://schemas.openxmlformats.org/wordprocessingml/2006/main" xmlns:w14="http://schemas.microsoft.com/office/word/2010/wordml" xmlns:w15="http://schemas.microsoft.com/office/word/2012/wordml" xmlns:w16cex="http://schemas.microsoft.com/office/word/2018/wordml/cex" xmlns:w16cid="http://schemas.microsoft.com/office/word/2016/wordml/cid" xmlns:w16="http://schemas.microsoft.com/office/word/2018/wordml" xmlns:w16du="http://schemas.microsoft.com/office/word/2023/wordml/word16du" xmlns:w16sdtdh="http://schemas.microsoft.com/office/word/2020/wordml/sdtdatahash" xmlns:w16sdtfl="http://schemas.microsoft.com/office/word/2024/wordml/sdtformatlock" xmlns:w16se="http://schemas.microsoft.com/office/word/2015/wordml/symex" xmlns:wpg="http://schemas.microsoft.com/office/word/2010/wordprocessingGroup" xmlns:wpi="http://schemas.microsoft.com/office/word/2010/wordprocessingInk" xmlns:wne="http://schemas.microsoft.com/office/word/2006/wordml" xmlns:wps="http://schemas.microsoft.com/office/word/2010/wordprocessingShape" mc:Ignorable="w14 w15 w16se w16cid w16 w16cex w16sdtdh w16sdtfl w16du wp14">
+<w:ftr xmlns:wpc="http://schemas.microsoft.com/office/word/2010/wordprocessingCanvas" xmlns:cx="http://schemas.microsoft.com/office/drawing/2014/chartex" xmlns:cx1="http://schemas.microsoft.com/office/drawing/2015/9/8/chartex" xmlns:cx2="http://schemas.microsoft.com/office/drawing/2015/10/21/chartex" xmlns:cx3="http://schemas.microsoft.com/office/drawing/2016/5/9/chartex" xmlns:cx4="http://schemas.microsoft.com/office/drawing/2016/5/10/chartex" xmlns:cx5="http://schemas.microsoft.com/office/drawing/2016/5/11/chartex" xmlns:cx6="http://schemas.microsoft.com/office/drawing/2016/5/12/chartex" xmlns:cx7="http://schemas.microsoft.com/office/drawing/2016/5/13/chartex" xmlns:cx8="http://schemas.microsoft.com/office/drawing/2016/5/14/chartex" xmlns:mc="http://schemas.openxmlformats.org/markup-compatibility/2006" xmlns:aink="http://schemas.microsoft.com/office/drawing/2016/ink" xmlns:am3d="http://schemas.microsoft.com/office/drawing/2017/model3d" xmlns:o="urn:schemas-microsoft-com:office:office" xmlns:oel="http://schemas.microsoft.com/office/2019/extlst" xmlns:r="http://schemas.openxmlformats.org/officeDocument/2006/relationships" xmlns:m="http://schemas.openxmlformats.org/officeDocument/2006/math" xmlns:v="urn:schemas-microsoft-com:vml" xmlns:wp14="http://schemas.microsoft.com/office/word/2010/wordprocessingDrawing" xmlns:wp="http://schemas.openxmlformats.org/drawingml/2006/wordprocessingDrawing" xmlns:w10="urn:schemas-microsoft-com:office:word" xmlns:w="http://schemas.openxmlformats.org/wordprocessingml/2006/main" xmlns:w14="http://schemas.microsoft.com/office/word/2010/wordml" xmlns:w15="http://schemas.microsoft.com/office/word/2012/wordml" xmlns:w16cex="http://schemas.microsoft.com/office/word/2018/wordml/cex" xmlns:w16cid="http://schemas.microsoft.com/office/word/2016/wordml/cid" xmlns:w16="http://schemas.microsoft.com/office/word/2018/wordml" xmlns:w16du="http://schemas.microsoft.com/office/word/2023/wordml/word16du" xmlns:w16sdtdh="http://schemas.microsoft.com/office/word/2020/wordml/sdtdatahash" xmlns:w16sdtfl="http://schemas.microsoft.com/office/word/2024/wordml/sdtformatlock" xmlns:w16se="http://schemas.microsoft.com/office/word/2015/wordml/symex" xmlns:wpg="http://schemas.microsoft.com/office/word/2010/wordprocessingGroup" xmlns:wpi="http://schemas.microsoft.com/office/word/2010/wordprocessingInk" xmlns:wne="http://schemas.microsoft.com/office/word/2006/wordml" xmlns:wps="http://schemas.microsoft.com/office/word/2010/wordprocessingShape" xmlns:a="http://schemas.openxmlformats.org/drawingml/2006/main" xmlns:aclsh="http://schemas.microsoft.com/office/drawing/2020/classificationShape" mc:Ignorable="w14 w15 w16se w16cid w16 w16cex w16sdtdh w16sdtfl w16du wp14">
   <w:p>
     <w:pPr>
       <w:pStyle w:val="Footer"/>
@@ -3961,7 +4879,7 @@
                           <w:pPr>
                             <w:spacing w:after="0"/>
                             <w:rPr>
-                              <w:rFonts w:ascii="Aptos" w:eastAsia="Aptos" w:hAnsi="Aptos" w:cs="Aptos"/>
+                              <w:rFonts w:ascii="Aptos" w:hAnsi="Aptos" w:eastAsia="Aptos" w:cs="Aptos"/>
                               <w:noProof/>
                               <w:color w:val="000000"/>
                               <w:sz w:val="20"/>
@@ -3970,7 +4888,7 @@
                           </w:pPr>
                           <w:r>
                             <w:rPr>
-                              <w:rFonts w:ascii="Aptos" w:eastAsia="Aptos" w:hAnsi="Aptos" w:cs="Aptos"/>
+                              <w:rFonts w:ascii="Aptos" w:hAnsi="Aptos" w:eastAsia="Aptos" w:cs="Aptos"/>
                               <w:noProof/>
                               <w:color w:val="000000"/>
                               <w:sz w:val="20"/>
@@ -3995,18 +4913,18 @@
         </mc:Choice>
         <mc:Fallback>
           <w:pict>
-            <v:shapetype w14:anchorId="51042B0C" id="_x0000_t202" coordsize="21600,21600" o:spt="202" path="m,l,21600r21600,l21600,xe">
+            <v:shapetype id="_x0000_t202" coordsize="21600,21600" o:spt="202" path="m,l,21600r21600,l21600,xe" w14:anchorId="51042B0C">
               <v:stroke joinstyle="miter"/>
               <v:path gradientshapeok="t" o:connecttype="rect"/>
             </v:shapetype>
-            <v:shape id="Text Box 1" o:spid="_x0000_s1028" type="#_x0000_t202" alt="Official Use Only" style="position:absolute;margin-left:40.95pt;margin-top:0;width:92.15pt;height:29.15pt;z-index:251658240;visibility:visible;mso-wrap-style:none;mso-wrap-distance-left:0;mso-wrap-distance-top:0;mso-wrap-distance-right:0;mso-wrap-distance-bottom:0;mso-position-horizontal:right;mso-position-horizontal-relative:page;mso-position-vertical:bottom;mso-position-vertical-relative:page;v-text-anchor:bottom" o:gfxdata="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" filled="f" stroked="f">
+            <v:shape id="Text Box 1" style="position:absolute;margin-left:40.95pt;margin-top:0;width:92.15pt;height:29.15pt;z-index:251658240;visibility:visible;mso-wrap-style:none;mso-wrap-distance-left:0;mso-wrap-distance-top:0;mso-wrap-distance-right:0;mso-wrap-distance-bottom:0;mso-position-horizontal:right;mso-position-horizontal-relative:page;mso-position-vertical:bottom;mso-position-vertical-relative:page;v-text-anchor:bottom" alt="Official Use Only" o:spid="_x0000_s1028" filled="f" stroked="f" type="#_x0000_t202" o:gfxdata="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">
               <v:textbox style="mso-fit-shape-to-text:t" inset="0,0,20pt,15pt">
                 <w:txbxContent>
                   <w:p>
                     <w:pPr>
                       <w:spacing w:after="0"/>
                       <w:rPr>
-                        <w:rFonts w:ascii="Aptos" w:eastAsia="Aptos" w:hAnsi="Aptos" w:cs="Aptos"/>
+                        <w:rFonts w:ascii="Aptos" w:hAnsi="Aptos" w:eastAsia="Aptos" w:cs="Aptos"/>
                         <w:noProof/>
                         <w:color w:val="000000"/>
                         <w:sz w:val="20"/>
@@ -4015,7 +4933,7 @@
                     </w:pPr>
                     <w:r>
                       <w:rPr>
-                        <w:rFonts w:ascii="Aptos" w:eastAsia="Aptos" w:hAnsi="Aptos" w:cs="Aptos"/>
+                        <w:rFonts w:ascii="Aptos" w:hAnsi="Aptos" w:eastAsia="Aptos" w:cs="Aptos"/>
                         <w:noProof/>
                         <w:color w:val="000000"/>
                         <w:sz w:val="20"/>
@@ -4079,7 +4997,7 @@
         <w:ind w:left="720" w:hanging="360"/>
       </w:pPr>
       <w:rPr>
-        <w:rFonts w:ascii="Courier New" w:hAnsi="Courier New" w:hint="default"/>
+        <w:rFonts w:hint="default" w:ascii="Courier New" w:hAnsi="Courier New"/>
         <w:sz w:val="20"/>
       </w:rPr>
     </w:lvl>
@@ -4095,7 +5013,7 @@
         <w:ind w:left="1440" w:hanging="360"/>
       </w:pPr>
       <w:rPr>
-        <w:rFonts w:ascii="Courier New" w:hAnsi="Courier New" w:hint="default"/>
+        <w:rFonts w:hint="default" w:ascii="Courier New" w:hAnsi="Courier New"/>
         <w:sz w:val="20"/>
       </w:rPr>
     </w:lvl>
@@ -4111,7 +5029,7 @@
         <w:ind w:left="2160" w:hanging="360"/>
       </w:pPr>
       <w:rPr>
-        <w:rFonts w:ascii="Courier New" w:hAnsi="Courier New" w:hint="default"/>
+        <w:rFonts w:hint="default" w:ascii="Courier New" w:hAnsi="Courier New"/>
         <w:sz w:val="20"/>
       </w:rPr>
     </w:lvl>
@@ -4127,7 +5045,7 @@
         <w:ind w:left="2880" w:hanging="360"/>
       </w:pPr>
       <w:rPr>
-        <w:rFonts w:ascii="Courier New" w:hAnsi="Courier New" w:hint="default"/>
+        <w:rFonts w:hint="default" w:ascii="Courier New" w:hAnsi="Courier New"/>
         <w:sz w:val="20"/>
       </w:rPr>
     </w:lvl>
@@ -4143,7 +5061,7 @@
         <w:ind w:left="3600" w:hanging="360"/>
       </w:pPr>
       <w:rPr>
-        <w:rFonts w:ascii="Courier New" w:hAnsi="Courier New" w:hint="default"/>
+        <w:rFonts w:hint="default" w:ascii="Courier New" w:hAnsi="Courier New"/>
         <w:sz w:val="20"/>
       </w:rPr>
     </w:lvl>
@@ -4159,7 +5077,7 @@
         <w:ind w:left="4320" w:hanging="360"/>
       </w:pPr>
       <w:rPr>
-        <w:rFonts w:ascii="Courier New" w:hAnsi="Courier New" w:hint="default"/>
+        <w:rFonts w:hint="default" w:ascii="Courier New" w:hAnsi="Courier New"/>
         <w:sz w:val="20"/>
       </w:rPr>
     </w:lvl>
@@ -4175,7 +5093,7 @@
         <w:ind w:left="5040" w:hanging="360"/>
       </w:pPr>
       <w:rPr>
-        <w:rFonts w:ascii="Courier New" w:hAnsi="Courier New" w:hint="default"/>
+        <w:rFonts w:hint="default" w:ascii="Courier New" w:hAnsi="Courier New"/>
         <w:sz w:val="20"/>
       </w:rPr>
     </w:lvl>
@@ -4191,7 +5109,7 @@
         <w:ind w:left="5760" w:hanging="360"/>
       </w:pPr>
       <w:rPr>
-        <w:rFonts w:ascii="Courier New" w:hAnsi="Courier New" w:hint="default"/>
+        <w:rFonts w:hint="default" w:ascii="Courier New" w:hAnsi="Courier New"/>
         <w:sz w:val="20"/>
       </w:rPr>
     </w:lvl>
@@ -4207,7 +5125,7 @@
         <w:ind w:left="6480" w:hanging="360"/>
       </w:pPr>
       <w:rPr>
-        <w:rFonts w:ascii="Courier New" w:hAnsi="Courier New" w:hint="default"/>
+        <w:rFonts w:hint="default" w:ascii="Courier New" w:hAnsi="Courier New"/>
         <w:sz w:val="20"/>
       </w:rPr>
     </w:lvl>
@@ -4341,7 +5259,7 @@
         <w:ind w:left="720" w:hanging="360"/>
       </w:pPr>
       <w:rPr>
-        <w:rFonts w:ascii="Symbol" w:hAnsi="Symbol" w:hint="default"/>
+        <w:rFonts w:hint="default" w:ascii="Symbol" w:hAnsi="Symbol"/>
         <w:sz w:val="20"/>
       </w:rPr>
     </w:lvl>
@@ -4357,7 +5275,7 @@
         <w:ind w:left="1440" w:hanging="360"/>
       </w:pPr>
       <w:rPr>
-        <w:rFonts w:ascii="Symbol" w:hAnsi="Symbol" w:hint="default"/>
+        <w:rFonts w:hint="default" w:ascii="Symbol" w:hAnsi="Symbol"/>
         <w:sz w:val="20"/>
       </w:rPr>
     </w:lvl>
@@ -4373,7 +5291,7 @@
         <w:ind w:left="2160" w:hanging="360"/>
       </w:pPr>
       <w:rPr>
-        <w:rFonts w:ascii="Symbol" w:hAnsi="Symbol" w:hint="default"/>
+        <w:rFonts w:hint="default" w:ascii="Symbol" w:hAnsi="Symbol"/>
         <w:sz w:val="20"/>
       </w:rPr>
     </w:lvl>
@@ -4389,7 +5307,7 @@
         <w:ind w:left="2880" w:hanging="360"/>
       </w:pPr>
       <w:rPr>
-        <w:rFonts w:ascii="Symbol" w:hAnsi="Symbol" w:hint="default"/>
+        <w:rFonts w:hint="default" w:ascii="Symbol" w:hAnsi="Symbol"/>
         <w:sz w:val="20"/>
       </w:rPr>
     </w:lvl>
@@ -4405,7 +5323,7 @@
         <w:ind w:left="3600" w:hanging="360"/>
       </w:pPr>
       <w:rPr>
-        <w:rFonts w:ascii="Symbol" w:hAnsi="Symbol" w:hint="default"/>
+        <w:rFonts w:hint="default" w:ascii="Symbol" w:hAnsi="Symbol"/>
         <w:sz w:val="20"/>
       </w:rPr>
     </w:lvl>
@@ -4421,7 +5339,7 @@
         <w:ind w:left="4320" w:hanging="360"/>
       </w:pPr>
       <w:rPr>
-        <w:rFonts w:ascii="Symbol" w:hAnsi="Symbol" w:hint="default"/>
+        <w:rFonts w:hint="default" w:ascii="Symbol" w:hAnsi="Symbol"/>
         <w:sz w:val="20"/>
       </w:rPr>
     </w:lvl>
@@ -4437,7 +5355,7 @@
         <w:ind w:left="5040" w:hanging="360"/>
       </w:pPr>
       <w:rPr>
-        <w:rFonts w:ascii="Symbol" w:hAnsi="Symbol" w:hint="default"/>
+        <w:rFonts w:hint="default" w:ascii="Symbol" w:hAnsi="Symbol"/>
         <w:sz w:val="20"/>
       </w:rPr>
     </w:lvl>
@@ -4453,7 +5371,7 @@
         <w:ind w:left="5760" w:hanging="360"/>
       </w:pPr>
       <w:rPr>
-        <w:rFonts w:ascii="Symbol" w:hAnsi="Symbol" w:hint="default"/>
+        <w:rFonts w:hint="default" w:ascii="Symbol" w:hAnsi="Symbol"/>
         <w:sz w:val="20"/>
       </w:rPr>
     </w:lvl>
@@ -4469,7 +5387,7 @@
         <w:ind w:left="6480" w:hanging="360"/>
       </w:pPr>
       <w:rPr>
-        <w:rFonts w:ascii="Symbol" w:hAnsi="Symbol" w:hint="default"/>
+        <w:rFonts w:hint="default" w:ascii="Symbol" w:hAnsi="Symbol"/>
         <w:sz w:val="20"/>
       </w:rPr>
     </w:lvl>
@@ -4490,7 +5408,7 @@
         <w:ind w:left="720" w:hanging="360"/>
       </w:pPr>
       <w:rPr>
-        <w:rFonts w:ascii="Symbol" w:hAnsi="Symbol" w:hint="default"/>
+        <w:rFonts w:hint="default" w:ascii="Symbol" w:hAnsi="Symbol"/>
         <w:sz w:val="20"/>
       </w:rPr>
     </w:lvl>
@@ -4506,7 +5424,7 @@
         <w:ind w:left="1440" w:hanging="360"/>
       </w:pPr>
       <w:rPr>
-        <w:rFonts w:ascii="Courier New" w:hAnsi="Courier New" w:hint="default"/>
+        <w:rFonts w:hint="default" w:ascii="Courier New" w:hAnsi="Courier New"/>
         <w:sz w:val="20"/>
       </w:rPr>
     </w:lvl>
@@ -4522,7 +5440,7 @@
         <w:ind w:left="2160" w:hanging="360"/>
       </w:pPr>
       <w:rPr>
-        <w:rFonts w:ascii="Wingdings" w:hAnsi="Wingdings" w:hint="default"/>
+        <w:rFonts w:hint="default" w:ascii="Wingdings" w:hAnsi="Wingdings"/>
         <w:sz w:val="20"/>
       </w:rPr>
     </w:lvl>
@@ -4538,7 +5456,7 @@
         <w:ind w:left="2880" w:hanging="360"/>
       </w:pPr>
       <w:rPr>
-        <w:rFonts w:ascii="Wingdings" w:hAnsi="Wingdings" w:hint="default"/>
+        <w:rFonts w:hint="default" w:ascii="Wingdings" w:hAnsi="Wingdings"/>
         <w:sz w:val="20"/>
       </w:rPr>
     </w:lvl>
@@ -4554,7 +5472,7 @@
         <w:ind w:left="3600" w:hanging="360"/>
       </w:pPr>
       <w:rPr>
-        <w:rFonts w:ascii="Wingdings" w:hAnsi="Wingdings" w:hint="default"/>
+        <w:rFonts w:hint="default" w:ascii="Wingdings" w:hAnsi="Wingdings"/>
         <w:sz w:val="20"/>
       </w:rPr>
     </w:lvl>
@@ -4570,7 +5488,7 @@
         <w:ind w:left="4320" w:hanging="360"/>
       </w:pPr>
       <w:rPr>
-        <w:rFonts w:ascii="Wingdings" w:hAnsi="Wingdings" w:hint="default"/>
+        <w:rFonts w:hint="default" w:ascii="Wingdings" w:hAnsi="Wingdings"/>
         <w:sz w:val="20"/>
       </w:rPr>
     </w:lvl>
@@ -4586,7 +5504,7 @@
         <w:ind w:left="5040" w:hanging="360"/>
       </w:pPr>
       <w:rPr>
-        <w:rFonts w:ascii="Wingdings" w:hAnsi="Wingdings" w:hint="default"/>
+        <w:rFonts w:hint="default" w:ascii="Wingdings" w:hAnsi="Wingdings"/>
         <w:sz w:val="20"/>
       </w:rPr>
     </w:lvl>
@@ -4602,7 +5520,7 @@
         <w:ind w:left="5760" w:hanging="360"/>
       </w:pPr>
       <w:rPr>
-        <w:rFonts w:ascii="Wingdings" w:hAnsi="Wingdings" w:hint="default"/>
+        <w:rFonts w:hint="default" w:ascii="Wingdings" w:hAnsi="Wingdings"/>
         <w:sz w:val="20"/>
       </w:rPr>
     </w:lvl>
@@ -4618,12 +5536,125 @@
         <w:ind w:left="6480" w:hanging="360"/>
       </w:pPr>
       <w:rPr>
-        <w:rFonts w:ascii="Wingdings" w:hAnsi="Wingdings" w:hint="default"/>
+        <w:rFonts w:hint="default" w:ascii="Wingdings" w:hAnsi="Wingdings"/>
         <w:sz w:val="20"/>
       </w:rPr>
     </w:lvl>
   </w:abstractNum>
   <w:abstractNum w:abstractNumId="4" w15:restartNumberingAfterBreak="0">
+    <w:nsid w:val="226B26A3"/>
+    <w:multiLevelType w:val="hybridMultilevel"/>
+    <w:tmpl w:val="01E4EF48"/>
+    <w:lvl w:ilvl="0" w:tplc="653AE254">
+      <w:start w:val="1"/>
+      <w:numFmt w:val="bullet"/>
+      <w:lvlText w:val=""/>
+      <w:lvlJc w:val="left"/>
+      <w:pPr>
+        <w:ind w:left="1080" w:hanging="360"/>
+      </w:pPr>
+      <w:rPr>
+        <w:rFonts w:ascii="Symbol" w:hAnsi="Symbol"/>
+      </w:rPr>
+    </w:lvl>
+    <w:lvl w:ilvl="1" w:tplc="75F0D3F8">
+      <w:start w:val="1"/>
+      <w:numFmt w:val="bullet"/>
+      <w:lvlText w:val=""/>
+      <w:lvlJc w:val="left"/>
+      <w:pPr>
+        <w:ind w:left="1080" w:hanging="360"/>
+      </w:pPr>
+      <w:rPr>
+        <w:rFonts w:ascii="Symbol" w:hAnsi="Symbol"/>
+      </w:rPr>
+    </w:lvl>
+    <w:lvl w:ilvl="2" w:tplc="678E3314">
+      <w:start w:val="1"/>
+      <w:numFmt w:val="bullet"/>
+      <w:lvlText w:val=""/>
+      <w:lvlJc w:val="left"/>
+      <w:pPr>
+        <w:ind w:left="1080" w:hanging="360"/>
+      </w:pPr>
+      <w:rPr>
+        <w:rFonts w:ascii="Symbol" w:hAnsi="Symbol"/>
+      </w:rPr>
+    </w:lvl>
+    <w:lvl w:ilvl="3" w:tplc="13AE5478">
+      <w:start w:val="1"/>
+      <w:numFmt w:val="bullet"/>
+      <w:lvlText w:val=""/>
+      <w:lvlJc w:val="left"/>
+      <w:pPr>
+        <w:ind w:left="1080" w:hanging="360"/>
+      </w:pPr>
+      <w:rPr>
+        <w:rFonts w:ascii="Symbol" w:hAnsi="Symbol"/>
+      </w:rPr>
+    </w:lvl>
+    <w:lvl w:ilvl="4" w:tplc="D8469920">
+      <w:start w:val="1"/>
+      <w:numFmt w:val="bullet"/>
+      <w:lvlText w:val=""/>
+      <w:lvlJc w:val="left"/>
+      <w:pPr>
+        <w:ind w:left="1080" w:hanging="360"/>
+      </w:pPr>
+      <w:rPr>
+        <w:rFonts w:ascii="Symbol" w:hAnsi="Symbol"/>
+      </w:rPr>
+    </w:lvl>
+    <w:lvl w:ilvl="5" w:tplc="E4C05D70">
+      <w:start w:val="1"/>
+      <w:numFmt w:val="bullet"/>
+      <w:lvlText w:val=""/>
+      <w:lvlJc w:val="left"/>
+      <w:pPr>
+        <w:ind w:left="1080" w:hanging="360"/>
+      </w:pPr>
+      <w:rPr>
+        <w:rFonts w:ascii="Symbol" w:hAnsi="Symbol"/>
+      </w:rPr>
+    </w:lvl>
+    <w:lvl w:ilvl="6" w:tplc="FA9CE5EC">
+      <w:start w:val="1"/>
+      <w:numFmt w:val="bullet"/>
+      <w:lvlText w:val=""/>
+      <w:lvlJc w:val="left"/>
+      <w:pPr>
+        <w:ind w:left="1080" w:hanging="360"/>
+      </w:pPr>
+      <w:rPr>
+        <w:rFonts w:ascii="Symbol" w:hAnsi="Symbol"/>
+      </w:rPr>
+    </w:lvl>
+    <w:lvl w:ilvl="7" w:tplc="4718ED60">
+      <w:start w:val="1"/>
+      <w:numFmt w:val="bullet"/>
+      <w:lvlText w:val=""/>
+      <w:lvlJc w:val="left"/>
+      <w:pPr>
+        <w:ind w:left="1080" w:hanging="360"/>
+      </w:pPr>
+      <w:rPr>
+        <w:rFonts w:ascii="Symbol" w:hAnsi="Symbol"/>
+      </w:rPr>
+    </w:lvl>
+    <w:lvl w:ilvl="8" w:tplc="0F14CE9C">
+      <w:start w:val="1"/>
+      <w:numFmt w:val="bullet"/>
+      <w:lvlText w:val=""/>
+      <w:lvlJc w:val="left"/>
+      <w:pPr>
+        <w:ind w:left="1080" w:hanging="360"/>
+      </w:pPr>
+      <w:rPr>
+        <w:rFonts w:ascii="Symbol" w:hAnsi="Symbol"/>
+      </w:rPr>
+    </w:lvl>
+  </w:abstractNum>
+  <w:abstractNum w:abstractNumId="5" w15:restartNumberingAfterBreak="0">
     <w:nsid w:val="3B55692E"/>
     <w:multiLevelType w:val="hybridMultilevel"/>
     <w:tmpl w:val="FE5810C0"/>
@@ -4636,7 +5667,7 @@
         <w:ind w:left="1080" w:hanging="360"/>
       </w:pPr>
       <w:rPr>
-        <w:rFonts w:ascii="Symbol" w:hAnsi="Symbol" w:hint="default"/>
+        <w:rFonts w:hint="default" w:ascii="Symbol" w:hAnsi="Symbol"/>
       </w:rPr>
     </w:lvl>
     <w:lvl w:ilvl="1" w:tplc="04090003" w:tentative="1">
@@ -4648,7 +5679,7 @@
         <w:ind w:left="1800" w:hanging="360"/>
       </w:pPr>
       <w:rPr>
-        <w:rFonts w:ascii="Courier New" w:hAnsi="Courier New" w:cs="Courier New" w:hint="default"/>
+        <w:rFonts w:hint="default" w:ascii="Courier New" w:hAnsi="Courier New" w:cs="Courier New"/>
       </w:rPr>
     </w:lvl>
     <w:lvl w:ilvl="2" w:tplc="04090005" w:tentative="1">
@@ -4660,7 +5691,7 @@
         <w:ind w:left="2520" w:hanging="360"/>
       </w:pPr>
       <w:rPr>
-        <w:rFonts w:ascii="Wingdings" w:hAnsi="Wingdings" w:hint="default"/>
+        <w:rFonts w:hint="default" w:ascii="Wingdings" w:hAnsi="Wingdings"/>
       </w:rPr>
     </w:lvl>
     <w:lvl w:ilvl="3" w:tplc="04090001" w:tentative="1">
@@ -4672,7 +5703,7 @@
         <w:ind w:left="3240" w:hanging="360"/>
       </w:pPr>
       <w:rPr>
-        <w:rFonts w:ascii="Symbol" w:hAnsi="Symbol" w:hint="default"/>
+        <w:rFonts w:hint="default" w:ascii="Symbol" w:hAnsi="Symbol"/>
       </w:rPr>
     </w:lvl>
     <w:lvl w:ilvl="4" w:tplc="04090003" w:tentative="1">
@@ -4684,7 +5715,7 @@
         <w:ind w:left="3960" w:hanging="360"/>
       </w:pPr>
       <w:rPr>
-        <w:rFonts w:ascii="Courier New" w:hAnsi="Courier New" w:cs="Courier New" w:hint="default"/>
+        <w:rFonts w:hint="default" w:ascii="Courier New" w:hAnsi="Courier New" w:cs="Courier New"/>
       </w:rPr>
     </w:lvl>
     <w:lvl w:ilvl="5" w:tplc="04090005" w:tentative="1">
@@ -4696,7 +5727,7 @@
         <w:ind w:left="4680" w:hanging="360"/>
       </w:pPr>
       <w:rPr>
-        <w:rFonts w:ascii="Wingdings" w:hAnsi="Wingdings" w:hint="default"/>
+        <w:rFonts w:hint="default" w:ascii="Wingdings" w:hAnsi="Wingdings"/>
       </w:rPr>
     </w:lvl>
     <w:lvl w:ilvl="6" w:tplc="04090001" w:tentative="1">
@@ -4708,7 +5739,7 @@
         <w:ind w:left="5400" w:hanging="360"/>
       </w:pPr>
       <w:rPr>
-        <w:rFonts w:ascii="Symbol" w:hAnsi="Symbol" w:hint="default"/>
+        <w:rFonts w:hint="default" w:ascii="Symbol" w:hAnsi="Symbol"/>
       </w:rPr>
     </w:lvl>
     <w:lvl w:ilvl="7" w:tplc="04090003" w:tentative="1">
@@ -4720,7 +5751,7 @@
         <w:ind w:left="6120" w:hanging="360"/>
       </w:pPr>
       <w:rPr>
-        <w:rFonts w:ascii="Courier New" w:hAnsi="Courier New" w:cs="Courier New" w:hint="default"/>
+        <w:rFonts w:hint="default" w:ascii="Courier New" w:hAnsi="Courier New" w:cs="Courier New"/>
       </w:rPr>
     </w:lvl>
     <w:lvl w:ilvl="8" w:tplc="04090005" w:tentative="1">
@@ -4732,11 +5763,11 @@
         <w:ind w:left="6840" w:hanging="360"/>
       </w:pPr>
       <w:rPr>
-        <w:rFonts w:ascii="Wingdings" w:hAnsi="Wingdings" w:hint="default"/>
+        <w:rFonts w:hint="default" w:ascii="Wingdings" w:hAnsi="Wingdings"/>
       </w:rPr>
     </w:lvl>
   </w:abstractNum>
-  <w:abstractNum w:abstractNumId="5" w15:restartNumberingAfterBreak="0">
+  <w:abstractNum w:abstractNumId="6" w15:restartNumberingAfterBreak="0">
     <w:nsid w:val="50062BDD"/>
     <w:multiLevelType w:val="multilevel"/>
     <w:tmpl w:val="FD7AC17A"/>
@@ -4849,7 +5880,7 @@
       </w:pPr>
     </w:lvl>
   </w:abstractNum>
-  <w:abstractNum w:abstractNumId="6" w15:restartNumberingAfterBreak="0">
+  <w:abstractNum w:abstractNumId="7" w15:restartNumberingAfterBreak="0">
     <w:nsid w:val="582C5033"/>
     <w:multiLevelType w:val="multilevel"/>
     <w:tmpl w:val="1B2266AC"/>
@@ -4865,7 +5896,7 @@
         <w:ind w:left="720" w:hanging="360"/>
       </w:pPr>
       <w:rPr>
-        <w:rFonts w:ascii="Symbol" w:hAnsi="Symbol" w:hint="default"/>
+        <w:rFonts w:hint="default" w:ascii="Symbol" w:hAnsi="Symbol"/>
         <w:sz w:val="20"/>
       </w:rPr>
     </w:lvl>
@@ -4881,7 +5912,7 @@
         <w:ind w:left="1440" w:hanging="360"/>
       </w:pPr>
       <w:rPr>
-        <w:rFonts w:ascii="Courier New" w:hAnsi="Courier New" w:hint="default"/>
+        <w:rFonts w:hint="default" w:ascii="Courier New" w:hAnsi="Courier New"/>
         <w:sz w:val="20"/>
       </w:rPr>
     </w:lvl>
@@ -4897,7 +5928,7 @@
         <w:ind w:left="2160" w:hanging="360"/>
       </w:pPr>
       <w:rPr>
-        <w:rFonts w:ascii="Wingdings" w:hAnsi="Wingdings" w:hint="default"/>
+        <w:rFonts w:hint="default" w:ascii="Wingdings" w:hAnsi="Wingdings"/>
         <w:sz w:val="20"/>
       </w:rPr>
     </w:lvl>
@@ -4913,7 +5944,7 @@
         <w:ind w:left="2880" w:hanging="360"/>
       </w:pPr>
       <w:rPr>
-        <w:rFonts w:ascii="Wingdings" w:hAnsi="Wingdings" w:hint="default"/>
+        <w:rFonts w:hint="default" w:ascii="Wingdings" w:hAnsi="Wingdings"/>
         <w:sz w:val="20"/>
       </w:rPr>
     </w:lvl>
@@ -4929,7 +5960,7 @@
         <w:ind w:left="3600" w:hanging="360"/>
       </w:pPr>
       <w:rPr>
-        <w:rFonts w:ascii="Wingdings" w:hAnsi="Wingdings" w:hint="default"/>
+        <w:rFonts w:hint="default" w:ascii="Wingdings" w:hAnsi="Wingdings"/>
         <w:sz w:val="20"/>
       </w:rPr>
     </w:lvl>
@@ -4945,7 +5976,7 @@
         <w:ind w:left="4320" w:hanging="360"/>
       </w:pPr>
       <w:rPr>
-        <w:rFonts w:ascii="Wingdings" w:hAnsi="Wingdings" w:hint="default"/>
+        <w:rFonts w:hint="default" w:ascii="Wingdings" w:hAnsi="Wingdings"/>
         <w:sz w:val="20"/>
       </w:rPr>
     </w:lvl>
@@ -4961,7 +5992,7 @@
         <w:ind w:left="5040" w:hanging="360"/>
       </w:pPr>
       <w:rPr>
-        <w:rFonts w:ascii="Wingdings" w:hAnsi="Wingdings" w:hint="default"/>
+        <w:rFonts w:hint="default" w:ascii="Wingdings" w:hAnsi="Wingdings"/>
         <w:sz w:val="20"/>
       </w:rPr>
     </w:lvl>
@@ -4977,7 +6008,7 @@
         <w:ind w:left="5760" w:hanging="360"/>
       </w:pPr>
       <w:rPr>
-        <w:rFonts w:ascii="Wingdings" w:hAnsi="Wingdings" w:hint="default"/>
+        <w:rFonts w:hint="default" w:ascii="Wingdings" w:hAnsi="Wingdings"/>
         <w:sz w:val="20"/>
       </w:rPr>
     </w:lvl>
@@ -4993,12 +6024,12 @@
         <w:ind w:left="6480" w:hanging="360"/>
       </w:pPr>
       <w:rPr>
-        <w:rFonts w:ascii="Wingdings" w:hAnsi="Wingdings" w:hint="default"/>
+        <w:rFonts w:hint="default" w:ascii="Wingdings" w:hAnsi="Wingdings"/>
         <w:sz w:val="20"/>
       </w:rPr>
     </w:lvl>
   </w:abstractNum>
-  <w:abstractNum w:abstractNumId="7" w15:restartNumberingAfterBreak="0">
+  <w:abstractNum w:abstractNumId="8" w15:restartNumberingAfterBreak="0">
     <w:nsid w:val="59DB6A7B"/>
     <w:multiLevelType w:val="multilevel"/>
     <w:tmpl w:val="A8901174"/>
@@ -5014,7 +6045,7 @@
         <w:ind w:left="720" w:hanging="360"/>
       </w:pPr>
       <w:rPr>
-        <w:rFonts w:asciiTheme="minorHAnsi" w:eastAsiaTheme="minorHAnsi" w:hAnsiTheme="minorHAnsi" w:cstheme="minorBidi"/>
+        <w:rFonts w:asciiTheme="minorHAnsi" w:hAnsiTheme="minorHAnsi" w:eastAsiaTheme="minorHAnsi" w:cstheme="minorBidi"/>
       </w:rPr>
     </w:lvl>
     <w:lvl w:ilvl="1" w:tentative="1">
@@ -5114,7 +6145,7 @@
       </w:pPr>
     </w:lvl>
   </w:abstractNum>
-  <w:abstractNum w:abstractNumId="8" w15:restartNumberingAfterBreak="0">
+  <w:abstractNum w:abstractNumId="9" w15:restartNumberingAfterBreak="0">
     <w:nsid w:val="632B4690"/>
     <w:multiLevelType w:val="multilevel"/>
     <w:tmpl w:val="68D4238A"/>
@@ -5227,7 +6258,7 @@
       </w:pPr>
     </w:lvl>
   </w:abstractNum>
-  <w:abstractNum w:abstractNumId="9" w15:restartNumberingAfterBreak="0">
+  <w:abstractNum w:abstractNumId="10" w15:restartNumberingAfterBreak="0">
     <w:nsid w:val="65954146"/>
     <w:multiLevelType w:val="hybridMultilevel"/>
     <w:tmpl w:val="9460AD70"/>
@@ -5240,7 +6271,7 @@
         <w:ind w:left="720" w:hanging="360"/>
       </w:pPr>
       <w:rPr>
-        <w:rFonts w:ascii="Symbol" w:hAnsi="Symbol" w:hint="default"/>
+        <w:rFonts w:hint="default" w:ascii="Symbol" w:hAnsi="Symbol"/>
       </w:rPr>
     </w:lvl>
     <w:lvl w:ilvl="1" w:tplc="04090003" w:tentative="1">
@@ -5252,7 +6283,7 @@
         <w:ind w:left="1440" w:hanging="360"/>
       </w:pPr>
       <w:rPr>
-        <w:rFonts w:ascii="Courier New" w:hAnsi="Courier New" w:cs="Courier New" w:hint="default"/>
+        <w:rFonts w:hint="default" w:ascii="Courier New" w:hAnsi="Courier New" w:cs="Courier New"/>
       </w:rPr>
     </w:lvl>
     <w:lvl w:ilvl="2" w:tplc="04090005" w:tentative="1">
@@ -5264,7 +6295,7 @@
         <w:ind w:left="2160" w:hanging="360"/>
       </w:pPr>
       <w:rPr>
-        <w:rFonts w:ascii="Wingdings" w:hAnsi="Wingdings" w:hint="default"/>
+        <w:rFonts w:hint="default" w:ascii="Wingdings" w:hAnsi="Wingdings"/>
       </w:rPr>
     </w:lvl>
     <w:lvl w:ilvl="3" w:tplc="04090001" w:tentative="1">
@@ -5276,7 +6307,7 @@
         <w:ind w:left="2880" w:hanging="360"/>
       </w:pPr>
       <w:rPr>
-        <w:rFonts w:ascii="Symbol" w:hAnsi="Symbol" w:hint="default"/>
+        <w:rFonts w:hint="default" w:ascii="Symbol" w:hAnsi="Symbol"/>
       </w:rPr>
     </w:lvl>
     <w:lvl w:ilvl="4" w:tplc="04090003" w:tentative="1">
@@ -5288,7 +6319,7 @@
         <w:ind w:left="3600" w:hanging="360"/>
       </w:pPr>
       <w:rPr>
-        <w:rFonts w:ascii="Courier New" w:hAnsi="Courier New" w:cs="Courier New" w:hint="default"/>
+        <w:rFonts w:hint="default" w:ascii="Courier New" w:hAnsi="Courier New" w:cs="Courier New"/>
       </w:rPr>
     </w:lvl>
     <w:lvl w:ilvl="5" w:tplc="04090005" w:tentative="1">
@@ -5300,7 +6331,7 @@
         <w:ind w:left="4320" w:hanging="360"/>
       </w:pPr>
       <w:rPr>
-        <w:rFonts w:ascii="Wingdings" w:hAnsi="Wingdings" w:hint="default"/>
+        <w:rFonts w:hint="default" w:ascii="Wingdings" w:hAnsi="Wingdings"/>
       </w:rPr>
     </w:lvl>
     <w:lvl w:ilvl="6" w:tplc="04090001" w:tentative="1">
@@ -5312,7 +6343,7 @@
         <w:ind w:left="5040" w:hanging="360"/>
       </w:pPr>
       <w:rPr>
-        <w:rFonts w:ascii="Symbol" w:hAnsi="Symbol" w:hint="default"/>
+        <w:rFonts w:hint="default" w:ascii="Symbol" w:hAnsi="Symbol"/>
       </w:rPr>
     </w:lvl>
     <w:lvl w:ilvl="7" w:tplc="04090003" w:tentative="1">
@@ -5324,7 +6355,7 @@
         <w:ind w:left="5760" w:hanging="360"/>
       </w:pPr>
       <w:rPr>
-        <w:rFonts w:ascii="Courier New" w:hAnsi="Courier New" w:cs="Courier New" w:hint="default"/>
+        <w:rFonts w:hint="default" w:ascii="Courier New" w:hAnsi="Courier New" w:cs="Courier New"/>
       </w:rPr>
     </w:lvl>
     <w:lvl w:ilvl="8" w:tplc="04090005" w:tentative="1">
@@ -5336,11 +6367,11 @@
         <w:ind w:left="6480" w:hanging="360"/>
       </w:pPr>
       <w:rPr>
-        <w:rFonts w:ascii="Wingdings" w:hAnsi="Wingdings" w:hint="default"/>
+        <w:rFonts w:hint="default" w:ascii="Wingdings" w:hAnsi="Wingdings"/>
       </w:rPr>
     </w:lvl>
   </w:abstractNum>
-  <w:abstractNum w:abstractNumId="10" w15:restartNumberingAfterBreak="0">
+  <w:abstractNum w:abstractNumId="11" w15:restartNumberingAfterBreak="0">
     <w:nsid w:val="69A10CB7"/>
     <w:multiLevelType w:val="multilevel"/>
     <w:tmpl w:val="F9A25726"/>
@@ -5356,7 +6387,7 @@
         <w:ind w:left="720" w:hanging="360"/>
       </w:pPr>
       <w:rPr>
-        <w:rFonts w:ascii="Courier New" w:hAnsi="Courier New" w:hint="default"/>
+        <w:rFonts w:hint="default" w:ascii="Courier New" w:hAnsi="Courier New"/>
         <w:sz w:val="20"/>
       </w:rPr>
     </w:lvl>
@@ -5372,7 +6403,7 @@
         <w:ind w:left="1440" w:hanging="360"/>
       </w:pPr>
       <w:rPr>
-        <w:rFonts w:ascii="Courier New" w:hAnsi="Courier New" w:hint="default"/>
+        <w:rFonts w:hint="default" w:ascii="Courier New" w:hAnsi="Courier New"/>
         <w:sz w:val="20"/>
       </w:rPr>
     </w:lvl>
@@ -5388,7 +6419,7 @@
         <w:ind w:left="2160" w:hanging="360"/>
       </w:pPr>
       <w:rPr>
-        <w:rFonts w:ascii="Courier New" w:hAnsi="Courier New" w:hint="default"/>
+        <w:rFonts w:hint="default" w:ascii="Courier New" w:hAnsi="Courier New"/>
         <w:sz w:val="20"/>
       </w:rPr>
     </w:lvl>
@@ -5404,7 +6435,7 @@
         <w:ind w:left="2880" w:hanging="360"/>
       </w:pPr>
       <w:rPr>
-        <w:rFonts w:ascii="Courier New" w:hAnsi="Courier New" w:hint="default"/>
+        <w:rFonts w:hint="default" w:ascii="Courier New" w:hAnsi="Courier New"/>
         <w:sz w:val="20"/>
       </w:rPr>
     </w:lvl>
@@ -5420,7 +6451,7 @@
         <w:ind w:left="3600" w:hanging="360"/>
       </w:pPr>
       <w:rPr>
-        <w:rFonts w:ascii="Courier New" w:hAnsi="Courier New" w:hint="default"/>
+        <w:rFonts w:hint="default" w:ascii="Courier New" w:hAnsi="Courier New"/>
         <w:sz w:val="20"/>
       </w:rPr>
     </w:lvl>
@@ -5436,7 +6467,7 @@
         <w:ind w:left="4320" w:hanging="360"/>
       </w:pPr>
       <w:rPr>
-        <w:rFonts w:ascii="Courier New" w:hAnsi="Courier New" w:hint="default"/>
+        <w:rFonts w:hint="default" w:ascii="Courier New" w:hAnsi="Courier New"/>
         <w:sz w:val="20"/>
       </w:rPr>
     </w:lvl>
@@ -5452,7 +6483,7 @@
         <w:ind w:left="5040" w:hanging="360"/>
       </w:pPr>
       <w:rPr>
-        <w:rFonts w:ascii="Courier New" w:hAnsi="Courier New" w:hint="default"/>
+        <w:rFonts w:hint="default" w:ascii="Courier New" w:hAnsi="Courier New"/>
         <w:sz w:val="20"/>
       </w:rPr>
     </w:lvl>
@@ -5468,7 +6499,7 @@
         <w:ind w:left="5760" w:hanging="360"/>
       </w:pPr>
       <w:rPr>
-        <w:rFonts w:ascii="Courier New" w:hAnsi="Courier New" w:hint="default"/>
+        <w:rFonts w:hint="default" w:ascii="Courier New" w:hAnsi="Courier New"/>
         <w:sz w:val="20"/>
       </w:rPr>
     </w:lvl>
@@ -5484,12 +6515,12 @@
         <w:ind w:left="6480" w:hanging="360"/>
       </w:pPr>
       <w:rPr>
-        <w:rFonts w:ascii="Courier New" w:hAnsi="Courier New" w:hint="default"/>
+        <w:rFonts w:hint="default" w:ascii="Courier New" w:hAnsi="Courier New"/>
         <w:sz w:val="20"/>
       </w:rPr>
     </w:lvl>
   </w:abstractNum>
-  <w:abstractNum w:abstractNumId="11" w15:restartNumberingAfterBreak="0">
+  <w:abstractNum w:abstractNumId="12" w15:restartNumberingAfterBreak="0">
     <w:nsid w:val="7A3E757D"/>
     <w:multiLevelType w:val="multilevel"/>
     <w:tmpl w:val="0D82AA54"/>
@@ -5505,7 +6536,7 @@
         <w:ind w:left="720" w:hanging="360"/>
       </w:pPr>
       <w:rPr>
-        <w:rFonts w:ascii="Symbol" w:hAnsi="Symbol" w:hint="default"/>
+        <w:rFonts w:hint="default" w:ascii="Symbol" w:hAnsi="Symbol"/>
         <w:sz w:val="20"/>
       </w:rPr>
     </w:lvl>
@@ -5521,7 +6552,7 @@
         <w:ind w:left="1440" w:hanging="360"/>
       </w:pPr>
       <w:rPr>
-        <w:rFonts w:ascii="Symbol" w:hAnsi="Symbol" w:hint="default"/>
+        <w:rFonts w:hint="default" w:ascii="Symbol" w:hAnsi="Symbol"/>
         <w:sz w:val="20"/>
       </w:rPr>
     </w:lvl>
@@ -5537,7 +6568,7 @@
         <w:ind w:left="2160" w:hanging="360"/>
       </w:pPr>
       <w:rPr>
-        <w:rFonts w:ascii="Symbol" w:hAnsi="Symbol" w:hint="default"/>
+        <w:rFonts w:hint="default" w:ascii="Symbol" w:hAnsi="Symbol"/>
         <w:sz w:val="20"/>
       </w:rPr>
     </w:lvl>
@@ -5553,7 +6584,7 @@
         <w:ind w:left="2880" w:hanging="360"/>
       </w:pPr>
       <w:rPr>
-        <w:rFonts w:ascii="Symbol" w:hAnsi="Symbol" w:hint="default"/>
+        <w:rFonts w:hint="default" w:ascii="Symbol" w:hAnsi="Symbol"/>
         <w:sz w:val="20"/>
       </w:rPr>
     </w:lvl>
@@ -5569,7 +6600,7 @@
         <w:ind w:left="3600" w:hanging="360"/>
       </w:pPr>
       <w:rPr>
-        <w:rFonts w:ascii="Symbol" w:hAnsi="Symbol" w:hint="default"/>
+        <w:rFonts w:hint="default" w:ascii="Symbol" w:hAnsi="Symbol"/>
         <w:sz w:val="20"/>
       </w:rPr>
     </w:lvl>
@@ -5585,7 +6616,7 @@
         <w:ind w:left="4320" w:hanging="360"/>
       </w:pPr>
       <w:rPr>
-        <w:rFonts w:ascii="Symbol" w:hAnsi="Symbol" w:hint="default"/>
+        <w:rFonts w:hint="default" w:ascii="Symbol" w:hAnsi="Symbol"/>
         <w:sz w:val="20"/>
       </w:rPr>
     </w:lvl>
@@ -5601,7 +6632,7 @@
         <w:ind w:left="5040" w:hanging="360"/>
       </w:pPr>
       <w:rPr>
-        <w:rFonts w:ascii="Symbol" w:hAnsi="Symbol" w:hint="default"/>
+        <w:rFonts w:hint="default" w:ascii="Symbol" w:hAnsi="Symbol"/>
         <w:sz w:val="20"/>
       </w:rPr>
     </w:lvl>
@@ -5617,7 +6648,7 @@
         <w:ind w:left="5760" w:hanging="360"/>
       </w:pPr>
       <w:rPr>
-        <w:rFonts w:ascii="Symbol" w:hAnsi="Symbol" w:hint="default"/>
+        <w:rFonts w:hint="default" w:ascii="Symbol" w:hAnsi="Symbol"/>
         <w:sz w:val="20"/>
       </w:rPr>
     </w:lvl>
@@ -5633,48 +6664,59 @@
         <w:ind w:left="6480" w:hanging="360"/>
       </w:pPr>
       <w:rPr>
-        <w:rFonts w:ascii="Symbol" w:hAnsi="Symbol" w:hint="default"/>
+        <w:rFonts w:hint="default" w:ascii="Symbol" w:hAnsi="Symbol"/>
         <w:sz w:val="20"/>
       </w:rPr>
     </w:lvl>
   </w:abstractNum>
   <w:num w:numId="1" w16cid:durableId="2007055876">
-    <w:abstractNumId w:val="8"/>
+    <w:abstractNumId w:val="9"/>
   </w:num>
   <w:num w:numId="2" w16cid:durableId="1695764955">
-    <w:abstractNumId w:val="7"/>
+    <w:abstractNumId w:val="8"/>
   </w:num>
   <w:num w:numId="3" w16cid:durableId="754862650">
     <w:abstractNumId w:val="1"/>
   </w:num>
   <w:num w:numId="4" w16cid:durableId="171184208">
-    <w:abstractNumId w:val="5"/>
+    <w:abstractNumId w:val="6"/>
   </w:num>
   <w:num w:numId="5" w16cid:durableId="1870799083">
-    <w:abstractNumId w:val="11"/>
+    <w:abstractNumId w:val="12"/>
   </w:num>
   <w:num w:numId="6" w16cid:durableId="662129361">
     <w:abstractNumId w:val="0"/>
   </w:num>
   <w:num w:numId="7" w16cid:durableId="1882326359">
-    <w:abstractNumId w:val="10"/>
+    <w:abstractNumId w:val="11"/>
   </w:num>
   <w:num w:numId="8" w16cid:durableId="1959405447">
     <w:abstractNumId w:val="2"/>
   </w:num>
   <w:num w:numId="9" w16cid:durableId="472066191">
-    <w:abstractNumId w:val="4"/>
+    <w:abstractNumId w:val="5"/>
   </w:num>
   <w:num w:numId="10" w16cid:durableId="745881372">
-    <w:abstractNumId w:val="6"/>
+    <w:abstractNumId w:val="7"/>
   </w:num>
   <w:num w:numId="11" w16cid:durableId="1684822851">
-    <w:abstractNumId w:val="9"/>
+    <w:abstractNumId w:val="10"/>
   </w:num>
   <w:num w:numId="12" w16cid:durableId="159276195">
     <w:abstractNumId w:val="3"/>
   </w:num>
+  <w:num w:numId="13" w16cid:durableId="1679497698">
+    <w:abstractNumId w:val="4"/>
+  </w:num>
 </w:numbering>
+</file>
+
+<file path=word/people.xml><?xml version="1.0" encoding="utf-8"?>
+<w15:people xmlns:mc="http://schemas.openxmlformats.org/markup-compatibility/2006" xmlns:w15="http://schemas.microsoft.com/office/word/2012/wordml" mc:Ignorable="w15">
+  <w15:person w15:author="Daniela Avayu Zaliasnik">
+    <w15:presenceInfo w15:providerId="AD" w15:userId="S::davayuzaliasnik@worldbank.org::9c27548f-6c4b-4161-bdb9-08ba1fd3ef5b"/>
+  </w15:person>
+</w15:people>
 </file>
 
 <file path=word/styles.xml><?xml version="1.0" encoding="utf-8"?>
@@ -5682,7 +6724,7 @@
   <w:docDefaults>
     <w:rPrDefault>
       <w:rPr>
-        <w:rFonts w:asciiTheme="minorHAnsi" w:eastAsiaTheme="minorHAnsi" w:hAnsiTheme="minorHAnsi" w:cstheme="minorBidi"/>
+        <w:rFonts w:asciiTheme="minorHAnsi" w:hAnsiTheme="minorHAnsi" w:eastAsiaTheme="minorHAnsi" w:cstheme="minorBidi"/>
         <w:kern w:val="2"/>
         <w:sz w:val="24"/>
         <w:szCs w:val="24"/>
@@ -5699,14 +6741,14 @@
   <w:latentStyles w:defLockedState="0" w:defUIPriority="99" w:defSemiHidden="0" w:defUnhideWhenUsed="0" w:defQFormat="0" w:count="376">
     <w:lsdException w:name="Normal" w:uiPriority="0" w:qFormat="1"/>
     <w:lsdException w:name="heading 1" w:uiPriority="9" w:qFormat="1"/>
-    <w:lsdException w:name="heading 2" w:semiHidden="1" w:uiPriority="9" w:unhideWhenUsed="1" w:qFormat="1"/>
-    <w:lsdException w:name="heading 3" w:semiHidden="1" w:uiPriority="9" w:unhideWhenUsed="1" w:qFormat="1"/>
-    <w:lsdException w:name="heading 4" w:semiHidden="1" w:uiPriority="9" w:unhideWhenUsed="1" w:qFormat="1"/>
-    <w:lsdException w:name="heading 5" w:semiHidden="1" w:uiPriority="9" w:unhideWhenUsed="1" w:qFormat="1"/>
-    <w:lsdException w:name="heading 6" w:semiHidden="1" w:uiPriority="9" w:unhideWhenUsed="1" w:qFormat="1"/>
-    <w:lsdException w:name="heading 7" w:semiHidden="1" w:uiPriority="9" w:unhideWhenUsed="1" w:qFormat="1"/>
-    <w:lsdException w:name="heading 8" w:semiHidden="1" w:uiPriority="9" w:unhideWhenUsed="1" w:qFormat="1"/>
-    <w:lsdException w:name="heading 9" w:semiHidden="1" w:uiPriority="9" w:unhideWhenUsed="1" w:qFormat="1"/>
+    <w:lsdException w:name="heading 2" w:uiPriority="9" w:semiHidden="1" w:unhideWhenUsed="1" w:qFormat="1"/>
+    <w:lsdException w:name="heading 3" w:uiPriority="9" w:semiHidden="1" w:unhideWhenUsed="1" w:qFormat="1"/>
+    <w:lsdException w:name="heading 4" w:uiPriority="9" w:semiHidden="1" w:unhideWhenUsed="1" w:qFormat="1"/>
+    <w:lsdException w:name="heading 5" w:uiPriority="9" w:semiHidden="1" w:unhideWhenUsed="1" w:qFormat="1"/>
+    <w:lsdException w:name="heading 6" w:uiPriority="9" w:semiHidden="1" w:unhideWhenUsed="1" w:qFormat="1"/>
+    <w:lsdException w:name="heading 7" w:uiPriority="9" w:semiHidden="1" w:unhideWhenUsed="1" w:qFormat="1"/>
+    <w:lsdException w:name="heading 8" w:uiPriority="9" w:semiHidden="1" w:unhideWhenUsed="1" w:qFormat="1"/>
+    <w:lsdException w:name="heading 9" w:uiPriority="9" w:semiHidden="1" w:unhideWhenUsed="1" w:qFormat="1"/>
     <w:lsdException w:name="index 1" w:semiHidden="1" w:unhideWhenUsed="1"/>
     <w:lsdException w:name="index 2" w:semiHidden="1" w:unhideWhenUsed="1"/>
     <w:lsdException w:name="index 3" w:semiHidden="1" w:unhideWhenUsed="1"/>
@@ -5716,22 +6758,22 @@
     <w:lsdException w:name="index 7" w:semiHidden="1" w:unhideWhenUsed="1"/>
     <w:lsdException w:name="index 8" w:semiHidden="1" w:unhideWhenUsed="1"/>
     <w:lsdException w:name="index 9" w:semiHidden="1" w:unhideWhenUsed="1"/>
-    <w:lsdException w:name="toc 1" w:semiHidden="1" w:uiPriority="39" w:unhideWhenUsed="1"/>
-    <w:lsdException w:name="toc 2" w:semiHidden="1" w:uiPriority="39" w:unhideWhenUsed="1"/>
-    <w:lsdException w:name="toc 3" w:semiHidden="1" w:uiPriority="39" w:unhideWhenUsed="1"/>
-    <w:lsdException w:name="toc 4" w:semiHidden="1" w:uiPriority="39" w:unhideWhenUsed="1"/>
-    <w:lsdException w:name="toc 5" w:semiHidden="1" w:uiPriority="39" w:unhideWhenUsed="1"/>
-    <w:lsdException w:name="toc 6" w:semiHidden="1" w:uiPriority="39" w:unhideWhenUsed="1"/>
-    <w:lsdException w:name="toc 7" w:semiHidden="1" w:uiPriority="39" w:unhideWhenUsed="1"/>
-    <w:lsdException w:name="toc 8" w:semiHidden="1" w:uiPriority="39" w:unhideWhenUsed="1"/>
-    <w:lsdException w:name="toc 9" w:semiHidden="1" w:uiPriority="39" w:unhideWhenUsed="1"/>
+    <w:lsdException w:name="toc 1" w:uiPriority="39" w:semiHidden="1" w:unhideWhenUsed="1"/>
+    <w:lsdException w:name="toc 2" w:uiPriority="39" w:semiHidden="1" w:unhideWhenUsed="1"/>
+    <w:lsdException w:name="toc 3" w:uiPriority="39" w:semiHidden="1" w:unhideWhenUsed="1"/>
+    <w:lsdException w:name="toc 4" w:uiPriority="39" w:semiHidden="1" w:unhideWhenUsed="1"/>
+    <w:lsdException w:name="toc 5" w:uiPriority="39" w:semiHidden="1" w:unhideWhenUsed="1"/>
+    <w:lsdException w:name="toc 6" w:uiPriority="39" w:semiHidden="1" w:unhideWhenUsed="1"/>
+    <w:lsdException w:name="toc 7" w:uiPriority="39" w:semiHidden="1" w:unhideWhenUsed="1"/>
+    <w:lsdException w:name="toc 8" w:uiPriority="39" w:semiHidden="1" w:unhideWhenUsed="1"/>
+    <w:lsdException w:name="toc 9" w:uiPriority="39" w:semiHidden="1" w:unhideWhenUsed="1"/>
     <w:lsdException w:name="Normal Indent" w:semiHidden="1" w:unhideWhenUsed="1"/>
     <w:lsdException w:name="footnote text" w:semiHidden="1" w:unhideWhenUsed="1"/>
     <w:lsdException w:name="annotation text" w:semiHidden="1" w:unhideWhenUsed="1"/>
     <w:lsdException w:name="header" w:semiHidden="1" w:unhideWhenUsed="1"/>
     <w:lsdException w:name="footer" w:semiHidden="1" w:unhideWhenUsed="1"/>
     <w:lsdException w:name="index heading" w:semiHidden="1" w:unhideWhenUsed="1"/>
-    <w:lsdException w:name="caption" w:semiHidden="1" w:uiPriority="35" w:unhideWhenUsed="1" w:qFormat="1"/>
+    <w:lsdException w:name="caption" w:uiPriority="35" w:semiHidden="1" w:unhideWhenUsed="1" w:qFormat="1"/>
     <w:lsdException w:name="table of figures" w:semiHidden="1" w:unhideWhenUsed="1"/>
     <w:lsdException w:name="envelope address" w:semiHidden="1" w:unhideWhenUsed="1"/>
     <w:lsdException w:name="envelope return" w:semiHidden="1" w:unhideWhenUsed="1"/>
@@ -5762,7 +6804,7 @@
     <w:lsdException w:name="Title" w:uiPriority="10" w:qFormat="1"/>
     <w:lsdException w:name="Closing" w:semiHidden="1" w:unhideWhenUsed="1"/>
     <w:lsdException w:name="Signature" w:semiHidden="1" w:unhideWhenUsed="1"/>
-    <w:lsdException w:name="Default Paragraph Font" w:semiHidden="1" w:uiPriority="1" w:unhideWhenUsed="1"/>
+    <w:lsdException w:name="Default Paragraph Font" w:uiPriority="1" w:semiHidden="1" w:unhideWhenUsed="1"/>
     <w:lsdException w:name="Body Text" w:semiHidden="1" w:unhideWhenUsed="1"/>
     <w:lsdException w:name="Body Text Indent" w:semiHidden="1" w:unhideWhenUsed="1"/>
     <w:lsdException w:name="List Continue" w:semiHidden="1" w:unhideWhenUsed="1"/>
@@ -5962,8 +7004,8 @@
     <w:lsdException w:name="Subtle Reference" w:uiPriority="31" w:qFormat="1"/>
     <w:lsdException w:name="Intense Reference" w:uiPriority="32" w:qFormat="1"/>
     <w:lsdException w:name="Book Title" w:uiPriority="33" w:qFormat="1"/>
-    <w:lsdException w:name="Bibliography" w:semiHidden="1" w:uiPriority="37" w:unhideWhenUsed="1"/>
-    <w:lsdException w:name="TOC Heading" w:semiHidden="1" w:uiPriority="39" w:unhideWhenUsed="1" w:qFormat="1"/>
+    <w:lsdException w:name="Bibliography" w:uiPriority="37" w:semiHidden="1" w:unhideWhenUsed="1"/>
+    <w:lsdException w:name="TOC Heading" w:uiPriority="39" w:semiHidden="1" w:unhideWhenUsed="1" w:qFormat="1"/>
     <w:lsdException w:name="Plain Table 1" w:uiPriority="41"/>
     <w:lsdException w:name="Plain Table 2" w:uiPriority="42"/>
     <w:lsdException w:name="Plain Table 3" w:uiPriority="43"/>
@@ -6074,7 +7116,7 @@
     <w:lsdException w:name="Unresolved Mention" w:semiHidden="1" w:unhideWhenUsed="1"/>
     <w:lsdException w:name="Smart Link" w:semiHidden="1" w:unhideWhenUsed="1"/>
   </w:latentStyles>
-  <w:style w:type="paragraph" w:default="1" w:styleId="Normal">
+  <w:style w:type="paragraph" w:styleId="Normal" w:default="1">
     <w:name w:val="Normal"/>
     <w:qFormat/>
   </w:style>
@@ -6093,7 +7135,7 @@
       <w:outlineLvl w:val="0"/>
     </w:pPr>
     <w:rPr>
-      <w:rFonts w:asciiTheme="majorHAnsi" w:eastAsiaTheme="majorEastAsia" w:hAnsiTheme="majorHAnsi" w:cstheme="majorBidi"/>
+      <w:rFonts w:asciiTheme="majorHAnsi" w:hAnsiTheme="majorHAnsi" w:eastAsiaTheme="majorEastAsia" w:cstheme="majorBidi"/>
       <w:color w:val="0F4761" w:themeColor="accent1" w:themeShade="BF"/>
       <w:sz w:val="40"/>
       <w:szCs w:val="40"/>
@@ -6116,7 +7158,7 @@
       <w:outlineLvl w:val="1"/>
     </w:pPr>
     <w:rPr>
-      <w:rFonts w:asciiTheme="majorHAnsi" w:eastAsiaTheme="majorEastAsia" w:hAnsiTheme="majorHAnsi" w:cstheme="majorBidi"/>
+      <w:rFonts w:asciiTheme="majorHAnsi" w:hAnsiTheme="majorHAnsi" w:eastAsiaTheme="majorEastAsia" w:cstheme="majorBidi"/>
       <w:color w:val="0F4761" w:themeColor="accent1" w:themeShade="BF"/>
       <w:sz w:val="32"/>
       <w:szCs w:val="32"/>
@@ -6277,12 +7319,12 @@
       <w:color w:val="272727" w:themeColor="text1" w:themeTint="D8"/>
     </w:rPr>
   </w:style>
-  <w:style w:type="character" w:default="1" w:styleId="DefaultParagraphFont">
+  <w:style w:type="character" w:styleId="DefaultParagraphFont" w:default="1">
     <w:name w:val="Default Paragraph Font"/>
     <w:uiPriority w:val="1"/>
     <w:unhideWhenUsed/>
   </w:style>
-  <w:style w:type="table" w:default="1" w:styleId="TableNormal">
+  <w:style w:type="table" w:styleId="TableNormal" w:default="1">
     <w:name w:val="Normal Table"/>
     <w:uiPriority w:val="99"/>
     <w:semiHidden/>
@@ -6297,26 +7339,26 @@
       </w:tblCellMar>
     </w:tblPr>
   </w:style>
-  <w:style w:type="numbering" w:default="1" w:styleId="NoList">
+  <w:style w:type="numbering" w:styleId="NoList" w:default="1">
     <w:name w:val="No List"/>
     <w:uiPriority w:val="99"/>
     <w:semiHidden/>
     <w:unhideWhenUsed/>
   </w:style>
-  <w:style w:type="character" w:customStyle="1" w:styleId="Heading1Char">
+  <w:style w:type="character" w:styleId="Heading1Char" w:customStyle="1">
     <w:name w:val="Heading 1 Char"/>
     <w:basedOn w:val="DefaultParagraphFont"/>
     <w:link w:val="Heading1"/>
     <w:uiPriority w:val="9"/>
     <w:rsid w:val="00F82D17"/>
     <w:rPr>
-      <w:rFonts w:asciiTheme="majorHAnsi" w:eastAsiaTheme="majorEastAsia" w:hAnsiTheme="majorHAnsi" w:cstheme="majorBidi"/>
+      <w:rFonts w:asciiTheme="majorHAnsi" w:hAnsiTheme="majorHAnsi" w:eastAsiaTheme="majorEastAsia" w:cstheme="majorBidi"/>
       <w:color w:val="0F4761" w:themeColor="accent1" w:themeShade="BF"/>
       <w:sz w:val="40"/>
       <w:szCs w:val="40"/>
     </w:rPr>
   </w:style>
-  <w:style w:type="character" w:customStyle="1" w:styleId="Heading2Char">
+  <w:style w:type="character" w:styleId="Heading2Char" w:customStyle="1">
     <w:name w:val="Heading 2 Char"/>
     <w:basedOn w:val="DefaultParagraphFont"/>
     <w:link w:val="Heading2"/>
@@ -6324,13 +7366,13 @@
     <w:semiHidden/>
     <w:rsid w:val="00F82D17"/>
     <w:rPr>
-      <w:rFonts w:asciiTheme="majorHAnsi" w:eastAsiaTheme="majorEastAsia" w:hAnsiTheme="majorHAnsi" w:cstheme="majorBidi"/>
+      <w:rFonts w:asciiTheme="majorHAnsi" w:hAnsiTheme="majorHAnsi" w:eastAsiaTheme="majorEastAsia" w:cstheme="majorBidi"/>
       <w:color w:val="0F4761" w:themeColor="accent1" w:themeShade="BF"/>
       <w:sz w:val="32"/>
       <w:szCs w:val="32"/>
     </w:rPr>
   </w:style>
-  <w:style w:type="character" w:customStyle="1" w:styleId="Heading3Char">
+  <w:style w:type="character" w:styleId="Heading3Char" w:customStyle="1">
     <w:name w:val="Heading 3 Char"/>
     <w:basedOn w:val="DefaultParagraphFont"/>
     <w:link w:val="Heading3"/>
@@ -6344,7 +7386,7 @@
       <w:szCs w:val="28"/>
     </w:rPr>
   </w:style>
-  <w:style w:type="character" w:customStyle="1" w:styleId="Heading4Char">
+  <w:style w:type="character" w:styleId="Heading4Char" w:customStyle="1">
     <w:name w:val="Heading 4 Char"/>
     <w:basedOn w:val="DefaultParagraphFont"/>
     <w:link w:val="Heading4"/>
@@ -6358,7 +7400,7 @@
       <w:color w:val="0F4761" w:themeColor="accent1" w:themeShade="BF"/>
     </w:rPr>
   </w:style>
-  <w:style w:type="character" w:customStyle="1" w:styleId="Heading5Char">
+  <w:style w:type="character" w:styleId="Heading5Char" w:customStyle="1">
     <w:name w:val="Heading 5 Char"/>
     <w:basedOn w:val="DefaultParagraphFont"/>
     <w:link w:val="Heading5"/>
@@ -6370,7 +7412,7 @@
       <w:color w:val="0F4761" w:themeColor="accent1" w:themeShade="BF"/>
     </w:rPr>
   </w:style>
-  <w:style w:type="character" w:customStyle="1" w:styleId="Heading6Char">
+  <w:style w:type="character" w:styleId="Heading6Char" w:customStyle="1">
     <w:name w:val="Heading 6 Char"/>
     <w:basedOn w:val="DefaultParagraphFont"/>
     <w:link w:val="Heading6"/>
@@ -6384,7 +7426,7 @@
       <w:color w:val="595959" w:themeColor="text1" w:themeTint="A6"/>
     </w:rPr>
   </w:style>
-  <w:style w:type="character" w:customStyle="1" w:styleId="Heading7Char">
+  <w:style w:type="character" w:styleId="Heading7Char" w:customStyle="1">
     <w:name w:val="Heading 7 Char"/>
     <w:basedOn w:val="DefaultParagraphFont"/>
     <w:link w:val="Heading7"/>
@@ -6396,7 +7438,7 @@
       <w:color w:val="595959" w:themeColor="text1" w:themeTint="A6"/>
     </w:rPr>
   </w:style>
-  <w:style w:type="character" w:customStyle="1" w:styleId="Heading8Char">
+  <w:style w:type="character" w:styleId="Heading8Char" w:customStyle="1">
     <w:name w:val="Heading 8 Char"/>
     <w:basedOn w:val="DefaultParagraphFont"/>
     <w:link w:val="Heading8"/>
@@ -6410,7 +7452,7 @@
       <w:color w:val="272727" w:themeColor="text1" w:themeTint="D8"/>
     </w:rPr>
   </w:style>
-  <w:style w:type="character" w:customStyle="1" w:styleId="Heading9Char">
+  <w:style w:type="character" w:styleId="Heading9Char" w:customStyle="1">
     <w:name w:val="Heading 9 Char"/>
     <w:basedOn w:val="DefaultParagraphFont"/>
     <w:link w:val="Heading9"/>
@@ -6435,21 +7477,21 @@
       <w:contextualSpacing/>
     </w:pPr>
     <w:rPr>
-      <w:rFonts w:asciiTheme="majorHAnsi" w:eastAsiaTheme="majorEastAsia" w:hAnsiTheme="majorHAnsi" w:cstheme="majorBidi"/>
+      <w:rFonts w:asciiTheme="majorHAnsi" w:hAnsiTheme="majorHAnsi" w:eastAsiaTheme="majorEastAsia" w:cstheme="majorBidi"/>
       <w:spacing w:val="-10"/>
       <w:kern w:val="28"/>
       <w:sz w:val="56"/>
       <w:szCs w:val="56"/>
     </w:rPr>
   </w:style>
-  <w:style w:type="character" w:customStyle="1" w:styleId="TitleChar">
+  <w:style w:type="character" w:styleId="TitleChar" w:customStyle="1">
     <w:name w:val="Title Char"/>
     <w:basedOn w:val="DefaultParagraphFont"/>
     <w:link w:val="Title"/>
     <w:uiPriority w:val="10"/>
     <w:rsid w:val="00F82D17"/>
     <w:rPr>
-      <w:rFonts w:asciiTheme="majorHAnsi" w:eastAsiaTheme="majorEastAsia" w:hAnsiTheme="majorHAnsi" w:cstheme="majorBidi"/>
+      <w:rFonts w:asciiTheme="majorHAnsi" w:hAnsiTheme="majorHAnsi" w:eastAsiaTheme="majorEastAsia" w:cstheme="majorBidi"/>
       <w:spacing w:val="-10"/>
       <w:kern w:val="28"/>
       <w:sz w:val="56"/>
@@ -6477,7 +7519,7 @@
       <w:szCs w:val="28"/>
     </w:rPr>
   </w:style>
-  <w:style w:type="character" w:customStyle="1" w:styleId="SubtitleChar">
+  <w:style w:type="character" w:styleId="SubtitleChar" w:customStyle="1">
     <w:name w:val="Subtitle Char"/>
     <w:basedOn w:val="DefaultParagraphFont"/>
     <w:link w:val="Subtitle"/>
@@ -6509,7 +7551,7 @@
       <w:color w:val="404040" w:themeColor="text1" w:themeTint="BF"/>
     </w:rPr>
   </w:style>
-  <w:style w:type="character" w:customStyle="1" w:styleId="QuoteChar">
+  <w:style w:type="character" w:styleId="QuoteChar" w:customStyle="1">
     <w:name w:val="Quote Char"/>
     <w:basedOn w:val="DefaultParagraphFont"/>
     <w:link w:val="Quote"/>
@@ -6554,8 +7596,8 @@
     <w:rsid w:val="00F82D17"/>
     <w:pPr>
       <w:pBdr>
-        <w:top w:val="single" w:sz="4" w:space="10" w:color="0F4761" w:themeColor="accent1" w:themeShade="BF"/>
-        <w:bottom w:val="single" w:sz="4" w:space="10" w:color="0F4761" w:themeColor="accent1" w:themeShade="BF"/>
+        <w:top w:val="single" w:color="0F4761" w:themeColor="accent1" w:themeShade="BF" w:sz="4" w:space="10"/>
+        <w:bottom w:val="single" w:color="0F4761" w:themeColor="accent1" w:themeShade="BF" w:sz="4" w:space="10"/>
       </w:pBdr>
       <w:spacing w:before="360" w:after="360"/>
       <w:ind w:left="864" w:right="864"/>
@@ -6567,7 +7609,7 @@
       <w:color w:val="0F4761" w:themeColor="accent1" w:themeShade="BF"/>
     </w:rPr>
   </w:style>
-  <w:style w:type="character" w:customStyle="1" w:styleId="IntenseQuoteChar">
+  <w:style w:type="character" w:styleId="IntenseQuoteChar" w:customStyle="1">
     <w:name w:val="Intense Quote Char"/>
     <w:basedOn w:val="DefaultParagraphFont"/>
     <w:link w:val="IntenseQuote"/>
@@ -6608,7 +7650,7 @@
       <w:spacing w:after="0" w:line="240" w:lineRule="auto"/>
     </w:pPr>
   </w:style>
-  <w:style w:type="character" w:customStyle="1" w:styleId="FooterChar">
+  <w:style w:type="character" w:styleId="FooterChar" w:customStyle="1">
     <w:name w:val="Footer Char"/>
     <w:basedOn w:val="DefaultParagraphFont"/>
     <w:link w:val="Footer"/>
@@ -6648,12 +7690,12 @@
     </w:pPr>
     <w:tblPr>
       <w:tblBorders>
-        <w:top w:val="single" w:sz="4" w:space="0" w:color="auto"/>
-        <w:left w:val="single" w:sz="4" w:space="0" w:color="auto"/>
-        <w:bottom w:val="single" w:sz="4" w:space="0" w:color="auto"/>
-        <w:right w:val="single" w:sz="4" w:space="0" w:color="auto"/>
-        <w:insideH w:val="single" w:sz="4" w:space="0" w:color="auto"/>
-        <w:insideV w:val="single" w:sz="4" w:space="0" w:color="auto"/>
+        <w:top w:val="single" w:color="auto" w:sz="4" w:space="0"/>
+        <w:left w:val="single" w:color="auto" w:sz="4" w:space="0"/>
+        <w:bottom w:val="single" w:color="auto" w:sz="4" w:space="0"/>
+        <w:right w:val="single" w:color="auto" w:sz="4" w:space="0"/>
+        <w:insideH w:val="single" w:color="auto" w:sz="4" w:space="0"/>
+        <w:insideV w:val="single" w:color="auto" w:sz="4" w:space="0"/>
       </w:tblBorders>
     </w:tblPr>
   </w:style>
@@ -6679,11 +7721,101 @@
       <w:u w:val="single"/>
     </w:rPr>
   </w:style>
+  <w:style w:type="character" w:styleId="CommentReference">
+    <w:name w:val="annotation reference"/>
+    <w:basedOn w:val="DefaultParagraphFont"/>
+    <w:uiPriority w:val="99"/>
+    <w:semiHidden/>
+    <w:unhideWhenUsed/>
+    <w:rsid w:val="00AE1EBF"/>
+    <w:rPr>
+      <w:sz w:val="16"/>
+      <w:szCs w:val="16"/>
+    </w:rPr>
+  </w:style>
+  <w:style w:type="paragraph" w:styleId="CommentText">
+    <w:name w:val="annotation text"/>
+    <w:basedOn w:val="Normal"/>
+    <w:link w:val="CommentTextChar"/>
+    <w:uiPriority w:val="99"/>
+    <w:unhideWhenUsed/>
+    <w:rsid w:val="00AE1EBF"/>
+    <w:pPr>
+      <w:spacing w:line="240" w:lineRule="auto"/>
+    </w:pPr>
+    <w:rPr>
+      <w:sz w:val="20"/>
+      <w:szCs w:val="20"/>
+    </w:rPr>
+  </w:style>
+  <w:style w:type="character" w:styleId="CommentTextChar" w:customStyle="1">
+    <w:name w:val="Comment Text Char"/>
+    <w:basedOn w:val="DefaultParagraphFont"/>
+    <w:link w:val="CommentText"/>
+    <w:uiPriority w:val="99"/>
+    <w:rsid w:val="00AE1EBF"/>
+    <w:rPr>
+      <w:sz w:val="20"/>
+      <w:szCs w:val="20"/>
+    </w:rPr>
+  </w:style>
+  <w:style w:type="paragraph" w:styleId="CommentSubject">
+    <w:name w:val="annotation subject"/>
+    <w:basedOn w:val="CommentText"/>
+    <w:next w:val="CommentText"/>
+    <w:link w:val="CommentSubjectChar"/>
+    <w:uiPriority w:val="99"/>
+    <w:semiHidden/>
+    <w:unhideWhenUsed/>
+    <w:rsid w:val="00AE1EBF"/>
+    <w:rPr>
+      <w:b/>
+      <w:bCs/>
+    </w:rPr>
+  </w:style>
+  <w:style w:type="character" w:styleId="CommentSubjectChar" w:customStyle="1">
+    <w:name w:val="Comment Subject Char"/>
+    <w:basedOn w:val="CommentTextChar"/>
+    <w:link w:val="CommentSubject"/>
+    <w:uiPriority w:val="99"/>
+    <w:semiHidden/>
+    <w:rsid w:val="00AE1EBF"/>
+    <w:rPr>
+      <w:b/>
+      <w:bCs/>
+      <w:sz w:val="20"/>
+      <w:szCs w:val="20"/>
+    </w:rPr>
+  </w:style>
+  <w:style w:type="paragraph" w:styleId="Header">
+    <w:name w:val="header"/>
+    <w:basedOn w:val="Normal"/>
+    <w:link w:val="HeaderChar"/>
+    <w:uiPriority w:val="99"/>
+    <w:semiHidden/>
+    <w:unhideWhenUsed/>
+    <w:rsid w:val="00674C49"/>
+    <w:pPr>
+      <w:tabs>
+        <w:tab w:val="center" w:pos="4680"/>
+        <w:tab w:val="right" w:pos="9360"/>
+      </w:tabs>
+      <w:spacing w:after="0" w:line="240" w:lineRule="auto"/>
+    </w:pPr>
+  </w:style>
+  <w:style w:type="character" w:styleId="HeaderChar" w:customStyle="1">
+    <w:name w:val="Header Char"/>
+    <w:basedOn w:val="DefaultParagraphFont"/>
+    <w:link w:val="Header"/>
+    <w:uiPriority w:val="99"/>
+    <w:semiHidden/>
+    <w:rsid w:val="00674C49"/>
+  </w:style>
 </w:styles>
 </file>
 
 <file path=word/theme/theme1.xml><?xml version="1.0" encoding="utf-8"?>
-<a:theme xmlns:a="http://schemas.openxmlformats.org/drawingml/2006/main" name="Office Theme">
+<a:theme xmlns:a="http://schemas.openxmlformats.org/drawingml/2006/main" xmlns:thm15="http://schemas.microsoft.com/office/thememl/2012/main" name="Office Theme">
   <a:themeElements>
     <a:clrScheme name="Office">
       <a:dk1>

--- a/lit_review/top_coding_updates.docx
+++ b/lit_review/top_coding_updates.docx
@@ -1,20 +1,20 @@
 
 <file path=word/document.xml><?xml version="1.0" encoding="utf-8"?>
-<w:document xmlns:wpc="http://schemas.microsoft.com/office/word/2010/wordprocessingCanvas" xmlns:cx="http://schemas.microsoft.com/office/drawing/2014/chartex" xmlns:cx1="http://schemas.microsoft.com/office/drawing/2015/9/8/chartex" xmlns:cx2="http://schemas.microsoft.com/office/drawing/2015/10/21/chartex" xmlns:cx3="http://schemas.microsoft.com/office/drawing/2016/5/9/chartex" xmlns:cx4="http://schemas.microsoft.com/office/drawing/2016/5/10/chartex" xmlns:cx5="http://schemas.microsoft.com/office/drawing/2016/5/11/chartex" xmlns:cx6="http://schemas.microsoft.com/office/drawing/2016/5/12/chartex" xmlns:cx7="http://schemas.microsoft.com/office/drawing/2016/5/13/chartex" xmlns:cx8="http://schemas.microsoft.com/office/drawing/2016/5/14/chartex" xmlns:mc="http://schemas.openxmlformats.org/markup-compatibility/2006" xmlns:aink="http://schemas.microsoft.com/office/drawing/2016/ink" xmlns:am3d="http://schemas.microsoft.com/office/drawing/2017/model3d" xmlns:o="urn:schemas-microsoft-com:office:office" xmlns:oel="http://schemas.microsoft.com/office/2019/extlst" xmlns:r="http://schemas.openxmlformats.org/officeDocument/2006/relationships" xmlns:m="http://schemas.openxmlformats.org/officeDocument/2006/math" xmlns:v="urn:schemas-microsoft-com:vml" xmlns:wp14="http://schemas.microsoft.com/office/word/2010/wordprocessingDrawing" xmlns:wp="http://schemas.openxmlformats.org/drawingml/2006/wordprocessingDrawing" xmlns:w10="urn:schemas-microsoft-com:office:word" xmlns:w="http://schemas.openxmlformats.org/wordprocessingml/2006/main" xmlns:w14="http://schemas.microsoft.com/office/word/2010/wordml" xmlns:w15="http://schemas.microsoft.com/office/word/2012/wordml" xmlns:w16cex="http://schemas.microsoft.com/office/word/2018/wordml/cex" xmlns:w16cid="http://schemas.microsoft.com/office/word/2016/wordml/cid" xmlns:w16="http://schemas.microsoft.com/office/word/2018/wordml" xmlns:w16du="http://schemas.microsoft.com/office/word/2023/wordml/word16du" xmlns:w16sdtdh="http://schemas.microsoft.com/office/word/2020/wordml/sdtdatahash" xmlns:w16sdtfl="http://schemas.microsoft.com/office/word/2024/wordml/sdtformatlock" xmlns:w16se="http://schemas.microsoft.com/office/word/2015/wordml/symex" xmlns:wpg="http://schemas.microsoft.com/office/word/2010/wordprocessingGroup" xmlns:wpi="http://schemas.microsoft.com/office/word/2010/wordprocessingInk" xmlns:wne="http://schemas.microsoft.com/office/word/2006/wordml" xmlns:wps="http://schemas.microsoft.com/office/word/2010/wordprocessingShape" xmlns:a="http://schemas.openxmlformats.org/drawingml/2006/main" xmlns:pic="http://schemas.openxmlformats.org/drawingml/2006/picture" xmlns:a14="http://schemas.microsoft.com/office/drawing/2010/main" mc:Ignorable="w14 w15 w16se w16cid w16 w16cex w16sdtdh w16sdtfl w16du wp14">
+<w:document xmlns:wpc="http://schemas.microsoft.com/office/word/2010/wordprocessingCanvas" xmlns:cx="http://schemas.microsoft.com/office/drawing/2014/chartex" xmlns:cx1="http://schemas.microsoft.com/office/drawing/2015/9/8/chartex" xmlns:cx2="http://schemas.microsoft.com/office/drawing/2015/10/21/chartex" xmlns:cx3="http://schemas.microsoft.com/office/drawing/2016/5/9/chartex" xmlns:cx4="http://schemas.microsoft.com/office/drawing/2016/5/10/chartex" xmlns:cx5="http://schemas.microsoft.com/office/drawing/2016/5/11/chartex" xmlns:cx6="http://schemas.microsoft.com/office/drawing/2016/5/12/chartex" xmlns:cx7="http://schemas.microsoft.com/office/drawing/2016/5/13/chartex" xmlns:cx8="http://schemas.microsoft.com/office/drawing/2016/5/14/chartex" xmlns:mc="http://schemas.openxmlformats.org/markup-compatibility/2006" xmlns:aink="http://schemas.microsoft.com/office/drawing/2016/ink" xmlns:am3d="http://schemas.microsoft.com/office/drawing/2017/model3d" xmlns:o="urn:schemas-microsoft-com:office:office" xmlns:oel="http://schemas.microsoft.com/office/2019/extlst" xmlns:r="http://schemas.openxmlformats.org/officeDocument/2006/relationships" xmlns:m="http://schemas.openxmlformats.org/officeDocument/2006/math" xmlns:v="urn:schemas-microsoft-com:vml" xmlns:wp14="http://schemas.microsoft.com/office/word/2010/wordprocessingDrawing" xmlns:wp="http://schemas.openxmlformats.org/drawingml/2006/wordprocessingDrawing" xmlns:w10="urn:schemas-microsoft-com:office:word" xmlns:w="http://schemas.openxmlformats.org/wordprocessingml/2006/main" xmlns:w14="http://schemas.microsoft.com/office/word/2010/wordml" xmlns:w15="http://schemas.microsoft.com/office/word/2012/wordml" xmlns:w16cei="http://schemas.microsoft.com/office/word/2026/wordml/cei" xmlns:w16cex="http://schemas.microsoft.com/office/word/2018/wordml/cex" xmlns:w16cid="http://schemas.microsoft.com/office/word/2016/wordml/cid" xmlns:w16="http://schemas.microsoft.com/office/word/2018/wordml" xmlns:w16du="http://schemas.microsoft.com/office/word/2023/wordml/word16du" xmlns:w16sdtdh="http://schemas.microsoft.com/office/word/2020/wordml/sdtdatahash" xmlns:w16sdtfl="http://schemas.microsoft.com/office/word/2024/wordml/sdtformatlock" xmlns:w16se="http://schemas.microsoft.com/office/word/2015/wordml/symex" xmlns:wpg="http://schemas.microsoft.com/office/word/2010/wordprocessingGroup" xmlns:wpi="http://schemas.microsoft.com/office/word/2010/wordprocessingInk" xmlns:wne="http://schemas.microsoft.com/office/word/2006/wordml" xmlns:wps="http://schemas.microsoft.com/office/word/2010/wordprocessingShape" mc:Ignorable="w14 w15 w16se w16cid w16 w16cex w16sdtdh w16sdtfl w16du wp14">
   <w:body>
     <w:p>
       <w:pPr>
         <w:rPr>
           <w:rFonts w:ascii="Times New Roman" w:hAnsi="Times New Roman" w:cs="Times New Roman"/>
-          <w:b w:val="1"/>
-          <w:bCs w:val="1"/>
-        </w:rPr>
-      </w:pPr>
-      <w:r>
-        <w:rPr>
-          <w:rFonts w:ascii="Times New Roman" w:hAnsi="Times New Roman" w:cs="Times New Roman"/>
-          <w:b w:val="1"/>
-          <w:bCs w:val="1"/>
+          <w:b/>
+          <w:bCs/>
+        </w:rPr>
+      </w:pPr>
+      <w:r>
+        <w:rPr>
+          <w:rFonts w:ascii="Times New Roman" w:hAnsi="Times New Roman" w:cs="Times New Roman"/>
+          <w:b/>
+          <w:bCs/>
         </w:rPr>
         <w:t>Updates</w:t>
       </w:r>
@@ -85,31 +85,7 @@
         <w:rPr>
           <w:rFonts w:ascii="Times New Roman" w:hAnsi="Times New Roman" w:cs="Times New Roman"/>
         </w:rPr>
-        <w:t xml:space="preserve"> summarizing their different </w:t>
-      </w:r>
-      <w:r>
-        <w:rPr>
-          <w:rFonts w:ascii="Times New Roman" w:hAnsi="Times New Roman" w:cs="Times New Roman"/>
-        </w:rPr>
-        <w:t>objectives</w:t>
-      </w:r>
-      <w:r>
-        <w:rPr>
-          <w:rFonts w:ascii="Times New Roman" w:hAnsi="Times New Roman" w:cs="Times New Roman"/>
-        </w:rPr>
-        <w:t xml:space="preserve"> and methods. LIS applies a log-IQR top-coding rule; CPS top-coding is mainly designed for disclosure protection; EU-SILC compares trimming, </w:t>
-      </w:r>
-      <w:r>
-        <w:rPr>
-          <w:rFonts w:ascii="Times New Roman" w:hAnsi="Times New Roman" w:cs="Times New Roman"/>
-        </w:rPr>
-        <w:t>winsorizing</w:t>
-      </w:r>
-      <w:r>
-        <w:rPr>
-          <w:rFonts w:ascii="Times New Roman" w:hAnsi="Times New Roman" w:cs="Times New Roman"/>
-        </w:rPr>
-        <w:t>, and robust Pareto-based approaches; and WID focuses on correcting the underrepresentation of top incomes in surveys by combining survey, tax, and national accounts data.</w:t>
+        <w:t xml:space="preserve"> summarizing their different objectives and methods. LIS applies a log-IQR top-coding rule; CPS top-coding is mainly designed for disclosure protection; EU-SILC compares trimming, winsorizing, and robust Pareto-based approaches; and WID focuses on correcting the underrepresentation of top incomes in surveys by combining survey, tax, and national accounts data.</w:t>
       </w:r>
     </w:p>
     <w:p>
@@ -141,14 +117,14 @@
     <w:p>
       <w:pPr>
         <w:rPr>
-          <w:rFonts w:ascii="Times New Roman" w:hAnsi="Times New Roman" w:cs="Times New Roman" w:eastAsiaTheme="minorEastAsia"/>
+          <w:rFonts w:ascii="Times New Roman" w:eastAsiaTheme="minorEastAsia" w:hAnsi="Times New Roman" w:cs="Times New Roman"/>
         </w:rPr>
       </w:pPr>
       <m:oMathPara>
         <m:oMath>
           <m:r>
             <w:rPr>
-              <w:rFonts w:ascii="Cambria Math" w:hAnsi="Cambria Math" w:cs="Times New Roman" w:eastAsiaTheme="minorEastAsia"/>
+              <w:rFonts w:ascii="Cambria Math" w:eastAsiaTheme="minorEastAsia" w:hAnsi="Cambria Math" w:cs="Times New Roman"/>
             </w:rPr>
             <m:t>exp[Q3(log y)+3* IQR(log y)]</m:t>
           </m:r>
@@ -174,10 +150,10 @@
         <w:jc w:val="center"/>
         <w:tblCellSpacing w:w="15" w:type="dxa"/>
         <w:tblBorders>
-          <w:top w:val="single" w:color="auto" w:sz="4" w:space="0"/>
-          <w:left w:val="single" w:color="auto" w:sz="4" w:space="0"/>
-          <w:bottom w:val="single" w:color="auto" w:sz="4" w:space="0"/>
-          <w:right w:val="single" w:color="auto" w:sz="4" w:space="0"/>
+          <w:top w:val="single" w:sz="4" w:space="0" w:color="auto"/>
+          <w:left w:val="single" w:sz="4" w:space="0" w:color="auto"/>
+          <w:bottom w:val="single" w:sz="4" w:space="0" w:color="auto"/>
+          <w:right w:val="single" w:sz="4" w:space="0" w:color="auto"/>
         </w:tblBorders>
         <w:tblCellMar>
           <w:top w:w="15" w:type="dxa"/>
@@ -334,6 +310,7 @@
         <w:tc>
           <w:tcPr>
             <w:tcW w:w="0" w:type="auto"/>
+            <w:shd w:val="clear" w:color="auto" w:fill="DAE8F8"/>
             <w:vAlign w:val="center"/>
             <w:hideMark/>
           </w:tcPr>
@@ -355,6 +332,7 @@
         <w:tc>
           <w:tcPr>
             <w:tcW w:w="0" w:type="auto"/>
+            <w:shd w:val="clear" w:color="auto" w:fill="DAE8F8"/>
             <w:vAlign w:val="center"/>
             <w:hideMark/>
           </w:tcPr>
@@ -376,6 +354,7 @@
         <w:tc>
           <w:tcPr>
             <w:tcW w:w="0" w:type="auto"/>
+            <w:shd w:val="clear" w:color="auto" w:fill="DAE8F8"/>
             <w:vAlign w:val="center"/>
             <w:hideMark/>
           </w:tcPr>
@@ -397,6 +376,7 @@
         <w:tc>
           <w:tcPr>
             <w:tcW w:w="0" w:type="auto"/>
+            <w:shd w:val="clear" w:color="auto" w:fill="DAE8F8"/>
             <w:vAlign w:val="center"/>
             <w:hideMark/>
           </w:tcPr>
@@ -418,6 +398,7 @@
         <w:tc>
           <w:tcPr>
             <w:tcW w:w="0" w:type="auto"/>
+            <w:shd w:val="clear" w:color="auto" w:fill="DAE8F8"/>
             <w:vAlign w:val="center"/>
             <w:hideMark/>
           </w:tcPr>
@@ -667,6 +648,7 @@
         <w:tc>
           <w:tcPr>
             <w:tcW w:w="0" w:type="auto"/>
+            <w:shd w:val="clear" w:color="auto" w:fill="DAE8F8"/>
             <w:vAlign w:val="center"/>
             <w:hideMark/>
           </w:tcPr>
@@ -688,6 +670,7 @@
         <w:tc>
           <w:tcPr>
             <w:tcW w:w="0" w:type="auto"/>
+            <w:shd w:val="clear" w:color="auto" w:fill="DAE8F8"/>
             <w:vAlign w:val="center"/>
             <w:hideMark/>
           </w:tcPr>
@@ -709,6 +692,7 @@
         <w:tc>
           <w:tcPr>
             <w:tcW w:w="0" w:type="auto"/>
+            <w:shd w:val="clear" w:color="auto" w:fill="DAE8F8"/>
             <w:vAlign w:val="center"/>
             <w:hideMark/>
           </w:tcPr>
@@ -730,6 +714,7 @@
         <w:tc>
           <w:tcPr>
             <w:tcW w:w="0" w:type="auto"/>
+            <w:shd w:val="clear" w:color="auto" w:fill="DAE8F8"/>
             <w:vAlign w:val="center"/>
             <w:hideMark/>
           </w:tcPr>
@@ -751,6 +736,7 @@
         <w:tc>
           <w:tcPr>
             <w:tcW w:w="0" w:type="auto"/>
+            <w:shd w:val="clear" w:color="auto" w:fill="DAE8F8"/>
             <w:vAlign w:val="center"/>
             <w:hideMark/>
           </w:tcPr>
@@ -778,6 +764,7 @@
         <w:tc>
           <w:tcPr>
             <w:tcW w:w="0" w:type="auto"/>
+            <w:shd w:val="clear" w:color="auto" w:fill="DAE8F8"/>
             <w:vAlign w:val="center"/>
             <w:hideMark/>
           </w:tcPr>
@@ -799,6 +786,7 @@
         <w:tc>
           <w:tcPr>
             <w:tcW w:w="0" w:type="auto"/>
+            <w:shd w:val="clear" w:color="auto" w:fill="DAE8F8"/>
             <w:vAlign w:val="center"/>
             <w:hideMark/>
           </w:tcPr>
@@ -820,6 +808,7 @@
         <w:tc>
           <w:tcPr>
             <w:tcW w:w="0" w:type="auto"/>
+            <w:shd w:val="clear" w:color="auto" w:fill="DAE8F8"/>
             <w:vAlign w:val="center"/>
             <w:hideMark/>
           </w:tcPr>
@@ -841,6 +830,7 @@
         <w:tc>
           <w:tcPr>
             <w:tcW w:w="0" w:type="auto"/>
+            <w:shd w:val="clear" w:color="auto" w:fill="DAE8F8"/>
             <w:vAlign w:val="center"/>
             <w:hideMark/>
           </w:tcPr>
@@ -862,6 +852,7 @@
         <w:tc>
           <w:tcPr>
             <w:tcW w:w="0" w:type="auto"/>
+            <w:shd w:val="clear" w:color="auto" w:fill="DAE8F8"/>
             <w:vAlign w:val="center"/>
             <w:hideMark/>
           </w:tcPr>
@@ -1236,6 +1227,7 @@
               <w:rPr>
                 <w:rFonts w:ascii="Times New Roman" w:hAnsi="Times New Roman" w:cs="Times New Roman"/>
               </w:rPr>
+              <w:lastRenderedPageBreak/>
               <w:t>Seychelles 1999</w:t>
             </w:r>
           </w:p>
@@ -1523,10 +1515,10 @@
         <w:tblW w:w="0" w:type="auto"/>
         <w:tblCellSpacing w:w="15" w:type="dxa"/>
         <w:tblBorders>
-          <w:top w:val="single" w:color="auto" w:sz="4" w:space="0"/>
-          <w:left w:val="single" w:color="auto" w:sz="4" w:space="0"/>
-          <w:bottom w:val="single" w:color="auto" w:sz="4" w:space="0"/>
-          <w:right w:val="single" w:color="auto" w:sz="4" w:space="0"/>
+          <w:top w:val="single" w:sz="4" w:space="0" w:color="auto"/>
+          <w:left w:val="single" w:sz="4" w:space="0" w:color="auto"/>
+          <w:bottom w:val="single" w:sz="4" w:space="0" w:color="auto"/>
+          <w:right w:val="single" w:sz="4" w:space="0" w:color="auto"/>
         </w:tblBorders>
         <w:tblCellMar>
           <w:top w:w="15" w:type="dxa"/>
@@ -1708,13 +1700,34 @@
                 <w:bCs/>
               </w:rPr>
             </w:pPr>
+            <w:commentRangeStart w:id="0"/>
             <w:r>
               <w:rPr>
                 <w:rFonts w:ascii="Times New Roman" w:hAnsi="Times New Roman" w:cs="Times New Roman"/>
                 <w:b/>
                 <w:bCs/>
               </w:rPr>
-              <w:t>Pareto α (fitted above p90)</w:t>
+              <w:t xml:space="preserve">Pareto </w:t>
+            </w:r>
+            <w:commentRangeEnd w:id="0"/>
+            <w:r>
+              <w:rPr>
+                <w:rStyle w:val="CommentReference"/>
+                <w:rFonts w:ascii="Times New Roman" w:hAnsi="Times New Roman" w:cs="Times New Roman"/>
+                <w:b/>
+                <w:bCs/>
+                <w:sz w:val="24"/>
+                <w:szCs w:val="24"/>
+              </w:rPr>
+              <w:commentReference w:id="0"/>
+            </w:r>
+            <w:r>
+              <w:rPr>
+                <w:rFonts w:ascii="Times New Roman" w:hAnsi="Times New Roman" w:cs="Times New Roman"/>
+                <w:b/>
+                <w:bCs/>
+              </w:rPr>
+              <w:t>α (fitted above p90)</w:t>
             </w:r>
           </w:p>
         </w:tc>
@@ -2193,10 +2206,10 @@
         <w:tblW w:w="0" w:type="auto"/>
         <w:tblCellSpacing w:w="15" w:type="dxa"/>
         <w:tblBorders>
-          <w:top w:val="single" w:color="auto" w:sz="4" w:space="0"/>
-          <w:left w:val="single" w:color="auto" w:sz="4" w:space="0"/>
-          <w:bottom w:val="single" w:color="auto" w:sz="4" w:space="0"/>
-          <w:right w:val="single" w:color="auto" w:sz="4" w:space="0"/>
+          <w:top w:val="single" w:sz="4" w:space="0" w:color="auto"/>
+          <w:left w:val="single" w:sz="4" w:space="0" w:color="auto"/>
+          <w:bottom w:val="single" w:sz="4" w:space="0" w:color="auto"/>
+          <w:right w:val="single" w:sz="4" w:space="0" w:color="auto"/>
         </w:tblBorders>
         <w:tblCellMar>
           <w:top w:w="15" w:type="dxa"/>
@@ -2207,10 +2220,10 @@
         <w:tblLook w:val="04A0" w:firstRow="1" w:lastRow="0" w:firstColumn="1" w:lastColumn="0" w:noHBand="0" w:noVBand="1"/>
       </w:tblPr>
       <w:tblGrid>
-        <w:gridCol w:w="2858"/>
-        <w:gridCol w:w="1387"/>
-        <w:gridCol w:w="3166"/>
-        <w:gridCol w:w="1939"/>
+        <w:gridCol w:w="1952"/>
+        <w:gridCol w:w="1441"/>
+        <w:gridCol w:w="3408"/>
+        <w:gridCol w:w="1994"/>
       </w:tblGrid>
       <w:tr>
         <w:trPr>
@@ -2220,7 +2233,6 @@
         <w:tc>
           <w:tcPr>
             <w:tcW w:w="0" w:type="auto"/>
-            <w:tcMar/>
             <w:vAlign w:val="center"/>
             <w:hideMark/>
           </w:tcPr>
@@ -2245,7 +2257,6 @@
         <w:tc>
           <w:tcPr>
             <w:tcW w:w="0" w:type="auto"/>
-            <w:tcMar/>
             <w:vAlign w:val="center"/>
             <w:hideMark/>
           </w:tcPr>
@@ -2270,7 +2281,6 @@
         <w:tc>
           <w:tcPr>
             <w:tcW w:w="0" w:type="auto"/>
-            <w:tcMar/>
             <w:vAlign w:val="center"/>
             <w:hideMark/>
           </w:tcPr>
@@ -2295,7 +2305,6 @@
         <w:tc>
           <w:tcPr>
             <w:tcW w:w="0" w:type="auto"/>
-            <w:tcMar/>
             <w:vAlign w:val="center"/>
             <w:hideMark/>
           </w:tcPr>
@@ -2325,7 +2334,6 @@
         <w:tc>
           <w:tcPr>
             <w:tcW w:w="0" w:type="auto"/>
-            <w:tcMar/>
             <w:vAlign w:val="center"/>
             <w:hideMark/>
           </w:tcPr>
@@ -2346,7 +2354,6 @@
         <w:tc>
           <w:tcPr>
             <w:tcW w:w="0" w:type="auto"/>
-            <w:tcMar/>
             <w:vAlign w:val="center"/>
             <w:hideMark/>
           </w:tcPr>
@@ -2367,7 +2374,6 @@
         <w:tc>
           <w:tcPr>
             <w:tcW w:w="0" w:type="auto"/>
-            <w:tcMar/>
             <w:vAlign w:val="center"/>
             <w:hideMark/>
           </w:tcPr>
@@ -2388,7 +2394,6 @@
         <w:tc>
           <w:tcPr>
             <w:tcW w:w="0" w:type="auto"/>
-            <w:tcMar/>
             <w:vAlign w:val="center"/>
             <w:hideMark/>
           </w:tcPr>
@@ -2414,7 +2419,6 @@
         <w:tc>
           <w:tcPr>
             <w:tcW w:w="0" w:type="auto"/>
-            <w:tcMar/>
             <w:vAlign w:val="center"/>
             <w:hideMark/>
           </w:tcPr>
@@ -2435,7 +2439,6 @@
         <w:tc>
           <w:tcPr>
             <w:tcW w:w="0" w:type="auto"/>
-            <w:tcMar/>
             <w:vAlign w:val="center"/>
             <w:hideMark/>
           </w:tcPr>
@@ -2456,7 +2459,6 @@
         <w:tc>
           <w:tcPr>
             <w:tcW w:w="0" w:type="auto"/>
-            <w:tcMar/>
             <w:vAlign w:val="center"/>
             <w:hideMark/>
           </w:tcPr>
@@ -2477,7 +2479,6 @@
         <w:tc>
           <w:tcPr>
             <w:tcW w:w="0" w:type="auto"/>
-            <w:tcMar/>
             <w:vAlign w:val="center"/>
             <w:hideMark/>
           </w:tcPr>
@@ -2503,36 +2504,37 @@
         <w:tc>
           <w:tcPr>
             <w:tcW w:w="0" w:type="auto"/>
-            <w:tcMar/>
-            <w:vAlign w:val="center"/>
-            <w:hideMark/>
-          </w:tcPr>
-          <w:p>
-            <w:pPr>
-              <w:rPr>
-                <w:rFonts w:ascii="Times New Roman" w:hAnsi="Times New Roman" w:cs="Times New Roman"/>
-              </w:rPr>
-            </w:pPr>
-            <w:commentRangeStart w:id="1693895970"/>
+            <w:vAlign w:val="center"/>
+            <w:hideMark/>
+          </w:tcPr>
+          <w:p>
+            <w:pPr>
+              <w:rPr>
+                <w:rFonts w:ascii="Times New Roman" w:hAnsi="Times New Roman" w:cs="Times New Roman"/>
+              </w:rPr>
+            </w:pPr>
+            <w:commentRangeStart w:id="1"/>
             <w:r>
               <w:rPr>
                 <w:rFonts w:ascii="Times New Roman" w:hAnsi="Times New Roman" w:cs="Times New Roman"/>
               </w:rPr>
               <w:t>Mean log deviation</w:t>
             </w:r>
-            <w:commentRangeEnd w:id="1693895970"/>
+            <w:commentRangeEnd w:id="1"/>
             <w:r>
               <w:rPr>
                 <w:rStyle w:val="CommentReference"/>
-              </w:rPr>
-              <w:commentReference w:id="1693895970"/>
-            </w:r>
-          </w:p>
-        </w:tc>
-        <w:tc>
-          <w:tcPr>
-            <w:tcW w:w="0" w:type="auto"/>
-            <w:tcMar/>
+                <w:rFonts w:ascii="Times New Roman" w:hAnsi="Times New Roman" w:cs="Times New Roman"/>
+                <w:sz w:val="24"/>
+                <w:szCs w:val="24"/>
+              </w:rPr>
+              <w:commentReference w:id="1"/>
+            </w:r>
+          </w:p>
+        </w:tc>
+        <w:tc>
+          <w:tcPr>
+            <w:tcW w:w="0" w:type="auto"/>
             <w:vAlign w:val="center"/>
             <w:hideMark/>
           </w:tcPr>
@@ -2553,7 +2555,6 @@
         <w:tc>
           <w:tcPr>
             <w:tcW w:w="0" w:type="auto"/>
-            <w:tcMar/>
             <w:vAlign w:val="center"/>
             <w:hideMark/>
           </w:tcPr>
@@ -2574,7 +2575,6 @@
         <w:tc>
           <w:tcPr>
             <w:tcW w:w="0" w:type="auto"/>
-            <w:tcMar/>
             <w:vAlign w:val="center"/>
             <w:hideMark/>
           </w:tcPr>
@@ -2600,7 +2600,6 @@
         <w:tc>
           <w:tcPr>
             <w:tcW w:w="0" w:type="auto"/>
-            <w:tcMar/>
             <w:vAlign w:val="center"/>
             <w:hideMark/>
           </w:tcPr>
@@ -2621,7 +2620,6 @@
         <w:tc>
           <w:tcPr>
             <w:tcW w:w="0" w:type="auto"/>
-            <w:tcMar/>
             <w:vAlign w:val="center"/>
             <w:hideMark/>
           </w:tcPr>
@@ -2642,7 +2640,6 @@
         <w:tc>
           <w:tcPr>
             <w:tcW w:w="0" w:type="auto"/>
-            <w:tcMar/>
             <w:vAlign w:val="center"/>
             <w:hideMark/>
           </w:tcPr>
@@ -2663,7 +2660,6 @@
         <w:tc>
           <w:tcPr>
             <w:tcW w:w="0" w:type="auto"/>
-            <w:tcMar/>
             <w:vAlign w:val="center"/>
             <w:hideMark/>
           </w:tcPr>
@@ -2689,7 +2685,6 @@
         <w:tc>
           <w:tcPr>
             <w:tcW w:w="0" w:type="auto"/>
-            <w:tcMar/>
             <w:vAlign w:val="center"/>
             <w:hideMark/>
           </w:tcPr>
@@ -2710,7 +2705,6 @@
         <w:tc>
           <w:tcPr>
             <w:tcW w:w="0" w:type="auto"/>
-            <w:tcMar/>
             <w:vAlign w:val="center"/>
             <w:hideMark/>
           </w:tcPr>
@@ -2731,7 +2725,6 @@
         <w:tc>
           <w:tcPr>
             <w:tcW w:w="0" w:type="auto"/>
-            <w:tcMar/>
             <w:vAlign w:val="center"/>
             <w:hideMark/>
           </w:tcPr>
@@ -2752,7 +2745,6 @@
         <w:tc>
           <w:tcPr>
             <w:tcW w:w="0" w:type="auto"/>
-            <w:tcMar/>
             <w:vAlign w:val="center"/>
             <w:hideMark/>
           </w:tcPr>
@@ -2782,41 +2774,50 @@
     <w:p>
       <w:pPr>
         <w:pBdr>
-          <w:bottom w:val="single" w:color="FF000000" w:sz="6" w:space="1"/>
+          <w:bottom w:val="single" w:sz="6" w:space="1" w:color="auto"/>
         </w:pBdr>
-      </w:pPr>
-      <w:r>
-        <w:rPr>
-          <w:rFonts w:ascii="Times New Roman" w:hAnsi="Times New Roman" w:cs="Times New Roman"/>
+        <w:rPr>
+          <w:rFonts w:ascii="Times New Roman" w:hAnsi="Times New Roman" w:cs="Times New Roman"/>
+          <w:b/>
+          <w:bCs/>
+        </w:rPr>
+      </w:pPr>
+      <w:r>
+        <w:rPr>
+          <w:rFonts w:ascii="Times New Roman" w:hAnsi="Times New Roman" w:cs="Times New Roman"/>
+          <w:b/>
+          <w:bCs/>
         </w:rPr>
         <w:t xml:space="preserve">Figure 1: </w:t>
       </w:r>
     </w:p>
     <w:p>
       <w:pPr>
-        <w:pStyle w:val="Normal"/>
         <w:pBdr>
-          <w:bottom w:val="single" w:color="FF000000" w:sz="6" w:space="1"/>
+          <w:bottom w:val="single" w:sz="6" w:space="1" w:color="auto"/>
         </w:pBdr>
       </w:pPr>
       <w:r>
+        <w:rPr>
+          <w:noProof/>
+        </w:rPr>
         <w:drawing>
-          <wp:inline wp14:editId="4FB92A4E" wp14:anchorId="2F065E33">
+          <wp:inline distT="0" distB="0" distL="0" distR="0" wp14:anchorId="2F065E33" wp14:editId="06BB640E">
             <wp:extent cx="5943600" cy="3962400"/>
             <wp:effectExtent l="0" t="0" r="0" b="0"/>
             <wp:docPr id="476225210" name="drawing"/>
             <wp:cNvGraphicFramePr>
-              <a:graphicFrameLocks noChangeAspect="1"/>
+              <a:graphicFrameLocks xmlns:a="http://schemas.openxmlformats.org/drawingml/2006/main" noChangeAspect="1"/>
             </wp:cNvGraphicFramePr>
-            <a:graphic>
-              <a:graphicData xmlns:a="http://schemas.openxmlformats.org/drawingml/2006/main" uri="http://schemas.openxmlformats.org/drawingml/2006/picture">
+            <a:graphic xmlns:a="http://schemas.openxmlformats.org/drawingml/2006/main">
+              <a:graphicData uri="http://schemas.openxmlformats.org/drawingml/2006/picture">
                 <pic:pic xmlns:pic="http://schemas.openxmlformats.org/drawingml/2006/picture">
                   <pic:nvPicPr>
                     <pic:cNvPr id="476225210" name="Picture 476225210"/>
                     <pic:cNvPicPr/>
                   </pic:nvPicPr>
                   <pic:blipFill>
-                    <a:blip xmlns:r="http://schemas.openxmlformats.org/officeDocument/2006/relationships" r:embed="rId39094332">
+                    <a:blip r:embed="rId11">
                       <a:extLst>
                         <a:ext uri="{28A0092B-C50C-407E-A947-70E740481C1C}">
                           <a14:useLocalDpi xmlns:a14="http://schemas.microsoft.com/office/drawing/2010/main"/>
@@ -2842,34 +2843,89 @@
           </wp:inline>
         </w:drawing>
       </w:r>
+      <w:r>
+        <w:t>Figure 2: Pareto sensitivity using Belize</w:t>
+      </w:r>
     </w:p>
     <w:p>
       <w:pPr>
         <w:pBdr>
-          <w:bottom w:val="single" w:color="FF000000" w:sz="6" w:space="1"/>
+          <w:bottom w:val="single" w:sz="6" w:space="1" w:color="auto"/>
         </w:pBdr>
       </w:pPr>
       <w:r>
         <w:rPr>
-          <w:rFonts w:ascii="Times New Roman" w:hAnsi="Times New Roman" w:cs="Times New Roman"/>
-        </w:rPr>
-        <w:t>Code WIP: https://github.com/daniavayu/bindata_check/tree/main/top_censoring</w:t>
+          <w:noProof/>
+        </w:rPr>
+        <w:lastRenderedPageBreak/>
+        <w:drawing>
+          <wp:inline distT="0" distB="0" distL="0" distR="0" wp14:anchorId="325C38C4" wp14:editId="7BF1E3ED">
+            <wp:extent cx="5943600" cy="3714750"/>
+            <wp:effectExtent l="0" t="0" r="0" b="0"/>
+            <wp:docPr id="653055147" name="drawing"/>
+            <wp:cNvGraphicFramePr>
+              <a:graphicFrameLocks xmlns:a="http://schemas.openxmlformats.org/drawingml/2006/main" noChangeAspect="1"/>
+            </wp:cNvGraphicFramePr>
+            <a:graphic xmlns:a="http://schemas.openxmlformats.org/drawingml/2006/main">
+              <a:graphicData uri="http://schemas.openxmlformats.org/drawingml/2006/picture">
+                <pic:pic xmlns:pic="http://schemas.openxmlformats.org/drawingml/2006/picture">
+                  <pic:nvPicPr>
+                    <pic:cNvPr id="653055147" name="Picture 653055147"/>
+                    <pic:cNvPicPr/>
+                  </pic:nvPicPr>
+                  <pic:blipFill>
+                    <a:blip r:embed="rId12">
+                      <a:extLst>
+                        <a:ext uri="{28A0092B-C50C-407E-A947-70E740481C1C}">
+                          <a14:useLocalDpi xmlns:a14="http://schemas.microsoft.com/office/drawing/2010/main"/>
+                        </a:ext>
+                      </a:extLst>
+                    </a:blip>
+                    <a:stretch>
+                      <a:fillRect/>
+                    </a:stretch>
+                  </pic:blipFill>
+                  <pic:spPr>
+                    <a:xfrm>
+                      <a:off x="0" y="0"/>
+                      <a:ext cx="5943600" cy="3714750"/>
+                    </a:xfrm>
+                    <a:prstGeom prst="rect">
+                      <a:avLst/>
+                    </a:prstGeom>
+                  </pic:spPr>
+                </pic:pic>
+              </a:graphicData>
+            </a:graphic>
+          </wp:inline>
+        </w:drawing>
       </w:r>
     </w:p>
     <w:p>
       <w:pPr>
         <w:pBdr>
-          <w:bottom w:val="single" w:color="auto" w:sz="6" w:space="1"/>
+          <w:bottom w:val="single" w:sz="6" w:space="1" w:color="auto"/>
         </w:pBdr>
-        <w:rPr>
-          <w:rFonts w:ascii="Times New Roman" w:hAnsi="Times New Roman" w:cs="Times New Roman"/>
-        </w:rPr>
-      </w:pPr>
+      </w:pPr>
+      <w:r>
+        <w:rPr>
+          <w:rFonts w:ascii="Times New Roman" w:hAnsi="Times New Roman" w:cs="Times New Roman"/>
+          <w:b/>
+          <w:bCs/>
+        </w:rPr>
+        <w:t>Code WIP</w:t>
+      </w:r>
+      <w:r>
+        <w:rPr>
+          <w:rFonts w:ascii="Times New Roman" w:hAnsi="Times New Roman" w:cs="Times New Roman"/>
+        </w:rPr>
+        <w:t>: https://github.com/daniavayu/bindata_check/tree/main/top_censoring</w:t>
+      </w:r>
     </w:p>
     <w:p>
       <w:pPr>
         <w:pBdr>
-          <w:bottom w:val="single" w:color="FF000000" w:sz="6" w:space="1"/>
+          <w:bottom w:val="single" w:sz="6" w:space="1" w:color="auto"/>
         </w:pBdr>
         <w:rPr>
           <w:rFonts w:ascii="Times New Roman" w:hAnsi="Times New Roman" w:cs="Times New Roman"/>
@@ -2879,7 +2935,7 @@
     <w:p>
       <w:pPr>
         <w:pBdr>
-          <w:bottom w:val="single" w:color="FF000000" w:sz="6" w:space="1"/>
+          <w:bottom w:val="single" w:sz="6" w:space="1" w:color="auto"/>
         </w:pBdr>
         <w:rPr>
           <w:rFonts w:ascii="Times New Roman" w:hAnsi="Times New Roman" w:cs="Times New Roman"/>
@@ -2889,7 +2945,7 @@
     <w:p>
       <w:pPr>
         <w:pBdr>
-          <w:bottom w:val="single" w:color="FF000000" w:sz="6" w:space="1"/>
+          <w:bottom w:val="single" w:sz="6" w:space="1" w:color="auto"/>
         </w:pBdr>
         <w:rPr>
           <w:rFonts w:ascii="Times New Roman" w:hAnsi="Times New Roman" w:cs="Times New Roman"/>
@@ -2899,7 +2955,7 @@
     <w:p>
       <w:pPr>
         <w:pBdr>
-          <w:bottom w:val="single" w:color="FF000000" w:sz="6" w:space="1"/>
+          <w:bottom w:val="single" w:sz="6" w:space="1" w:color="auto"/>
         </w:pBdr>
         <w:rPr>
           <w:rFonts w:ascii="Times New Roman" w:hAnsi="Times New Roman" w:cs="Times New Roman"/>
@@ -2909,7 +2965,7 @@
     <w:p>
       <w:pPr>
         <w:pBdr>
-          <w:bottom w:val="single" w:color="FF000000" w:sz="6" w:space="1"/>
+          <w:bottom w:val="single" w:sz="6" w:space="1" w:color="auto"/>
         </w:pBdr>
         <w:rPr>
           <w:rFonts w:ascii="Times New Roman" w:hAnsi="Times New Roman" w:cs="Times New Roman"/>
@@ -2919,7 +2975,7 @@
     <w:p>
       <w:pPr>
         <w:pBdr>
-          <w:bottom w:val="single" w:color="FF000000" w:sz="6" w:space="1"/>
+          <w:bottom w:val="single" w:sz="6" w:space="1" w:color="auto"/>
         </w:pBdr>
         <w:rPr>
           <w:rFonts w:ascii="Times New Roman" w:hAnsi="Times New Roman" w:cs="Times New Roman"/>
@@ -2929,7 +2985,7 @@
     <w:p>
       <w:pPr>
         <w:pBdr>
-          <w:bottom w:val="single" w:color="FF000000" w:sz="6" w:space="1"/>
+          <w:bottom w:val="single" w:sz="6" w:space="1" w:color="auto"/>
         </w:pBdr>
         <w:rPr>
           <w:rFonts w:ascii="Times New Roman" w:hAnsi="Times New Roman" w:cs="Times New Roman"/>
@@ -2939,7 +2995,7 @@
     <w:p>
       <w:pPr>
         <w:pBdr>
-          <w:bottom w:val="single" w:color="FF000000" w:sz="6" w:space="1"/>
+          <w:bottom w:val="single" w:sz="6" w:space="1" w:color="auto"/>
         </w:pBdr>
         <w:rPr>
           <w:rFonts w:ascii="Times New Roman" w:hAnsi="Times New Roman" w:cs="Times New Roman"/>
@@ -2949,7 +3005,7 @@
     <w:p>
       <w:pPr>
         <w:pBdr>
-          <w:bottom w:val="single" w:color="FF000000" w:sz="6" w:space="1"/>
+          <w:bottom w:val="single" w:sz="6" w:space="1" w:color="auto"/>
         </w:pBdr>
         <w:rPr>
           <w:rFonts w:ascii="Times New Roman" w:hAnsi="Times New Roman" w:cs="Times New Roman"/>
@@ -2959,7 +3015,7 @@
     <w:p>
       <w:pPr>
         <w:pBdr>
-          <w:bottom w:val="single" w:color="FF000000" w:sz="6" w:space="1"/>
+          <w:bottom w:val="single" w:sz="6" w:space="1" w:color="auto"/>
         </w:pBdr>
         <w:rPr>
           <w:rFonts w:ascii="Times New Roman" w:hAnsi="Times New Roman" w:cs="Times New Roman"/>
@@ -2969,7 +3025,7 @@
     <w:p>
       <w:pPr>
         <w:pBdr>
-          <w:bottom w:val="single" w:color="FF000000" w:sz="6" w:space="1"/>
+          <w:bottom w:val="single" w:sz="6" w:space="1" w:color="auto"/>
         </w:pBdr>
         <w:rPr>
           <w:rFonts w:ascii="Times New Roman" w:hAnsi="Times New Roman" w:cs="Times New Roman"/>
@@ -2979,7 +3035,7 @@
     <w:p>
       <w:pPr>
         <w:pBdr>
-          <w:bottom w:val="single" w:color="FF000000" w:sz="6" w:space="1"/>
+          <w:bottom w:val="single" w:sz="6" w:space="1" w:color="auto"/>
         </w:pBdr>
         <w:rPr>
           <w:rFonts w:ascii="Times New Roman" w:hAnsi="Times New Roman" w:cs="Times New Roman"/>
@@ -2989,7 +3045,7 @@
     <w:p>
       <w:pPr>
         <w:pBdr>
-          <w:bottom w:val="single" w:color="FF000000" w:sz="6" w:space="1"/>
+          <w:bottom w:val="single" w:sz="6" w:space="1" w:color="auto"/>
         </w:pBdr>
         <w:rPr>
           <w:rFonts w:ascii="Times New Roman" w:hAnsi="Times New Roman" w:cs="Times New Roman"/>
@@ -2999,7 +3055,7 @@
     <w:p>
       <w:pPr>
         <w:pBdr>
-          <w:bottom w:val="single" w:color="FF000000" w:sz="6" w:space="1"/>
+          <w:bottom w:val="single" w:sz="6" w:space="1" w:color="auto"/>
         </w:pBdr>
         <w:rPr>
           <w:rFonts w:ascii="Times New Roman" w:hAnsi="Times New Roman" w:cs="Times New Roman"/>
@@ -3009,7 +3065,7 @@
     <w:p>
       <w:pPr>
         <w:pBdr>
-          <w:bottom w:val="single" w:color="FF000000" w:sz="6" w:space="1"/>
+          <w:bottom w:val="single" w:sz="6" w:space="1" w:color="auto"/>
         </w:pBdr>
         <w:rPr>
           <w:rFonts w:ascii="Times New Roman" w:hAnsi="Times New Roman" w:cs="Times New Roman"/>
@@ -3019,7 +3075,7 @@
     <w:p>
       <w:pPr>
         <w:pBdr>
-          <w:bottom w:val="single" w:color="auto" w:sz="6" w:space="1"/>
+          <w:bottom w:val="single" w:sz="6" w:space="1" w:color="auto"/>
         </w:pBdr>
         <w:rPr>
           <w:rFonts w:ascii="Times New Roman" w:hAnsi="Times New Roman" w:cs="Times New Roman"/>
@@ -3029,7 +3085,247 @@
     <w:p>
       <w:pPr>
         <w:pBdr>
-          <w:bottom w:val="single" w:color="auto" w:sz="6" w:space="1"/>
+          <w:bottom w:val="single" w:sz="6" w:space="1" w:color="auto"/>
+        </w:pBdr>
+        <w:rPr>
+          <w:rFonts w:ascii="Times New Roman" w:hAnsi="Times New Roman" w:cs="Times New Roman"/>
+        </w:rPr>
+      </w:pPr>
+    </w:p>
+    <w:p>
+      <w:pPr>
+        <w:pBdr>
+          <w:bottom w:val="single" w:sz="6" w:space="1" w:color="auto"/>
+        </w:pBdr>
+        <w:rPr>
+          <w:rFonts w:ascii="Times New Roman" w:hAnsi="Times New Roman" w:cs="Times New Roman"/>
+        </w:rPr>
+      </w:pPr>
+    </w:p>
+    <w:p>
+      <w:pPr>
+        <w:pBdr>
+          <w:bottom w:val="single" w:sz="6" w:space="1" w:color="auto"/>
+        </w:pBdr>
+        <w:rPr>
+          <w:rFonts w:ascii="Times New Roman" w:hAnsi="Times New Roman" w:cs="Times New Roman"/>
+        </w:rPr>
+      </w:pPr>
+    </w:p>
+    <w:p>
+      <w:pPr>
+        <w:pBdr>
+          <w:bottom w:val="single" w:sz="6" w:space="1" w:color="auto"/>
+        </w:pBdr>
+        <w:rPr>
+          <w:rFonts w:ascii="Times New Roman" w:hAnsi="Times New Roman" w:cs="Times New Roman"/>
+        </w:rPr>
+      </w:pPr>
+    </w:p>
+    <w:p>
+      <w:pPr>
+        <w:pBdr>
+          <w:bottom w:val="single" w:sz="6" w:space="1" w:color="auto"/>
+        </w:pBdr>
+        <w:rPr>
+          <w:rFonts w:ascii="Times New Roman" w:hAnsi="Times New Roman" w:cs="Times New Roman"/>
+        </w:rPr>
+      </w:pPr>
+    </w:p>
+    <w:p>
+      <w:pPr>
+        <w:pBdr>
+          <w:bottom w:val="single" w:sz="6" w:space="1" w:color="auto"/>
+        </w:pBdr>
+        <w:rPr>
+          <w:rFonts w:ascii="Times New Roman" w:hAnsi="Times New Roman" w:cs="Times New Roman"/>
+        </w:rPr>
+      </w:pPr>
+    </w:p>
+    <w:p>
+      <w:pPr>
+        <w:pBdr>
+          <w:bottom w:val="single" w:sz="6" w:space="1" w:color="auto"/>
+        </w:pBdr>
+        <w:rPr>
+          <w:rFonts w:ascii="Times New Roman" w:hAnsi="Times New Roman" w:cs="Times New Roman"/>
+        </w:rPr>
+      </w:pPr>
+    </w:p>
+    <w:p>
+      <w:pPr>
+        <w:pBdr>
+          <w:bottom w:val="single" w:sz="6" w:space="1" w:color="auto"/>
+        </w:pBdr>
+        <w:rPr>
+          <w:rFonts w:ascii="Times New Roman" w:hAnsi="Times New Roman" w:cs="Times New Roman"/>
+        </w:rPr>
+      </w:pPr>
+    </w:p>
+    <w:p>
+      <w:pPr>
+        <w:pBdr>
+          <w:bottom w:val="single" w:sz="6" w:space="1" w:color="auto"/>
+        </w:pBdr>
+        <w:rPr>
+          <w:rFonts w:ascii="Times New Roman" w:hAnsi="Times New Roman" w:cs="Times New Roman"/>
+        </w:rPr>
+      </w:pPr>
+    </w:p>
+    <w:p>
+      <w:pPr>
+        <w:pBdr>
+          <w:bottom w:val="single" w:sz="6" w:space="1" w:color="auto"/>
+        </w:pBdr>
+        <w:rPr>
+          <w:rFonts w:ascii="Times New Roman" w:hAnsi="Times New Roman" w:cs="Times New Roman"/>
+        </w:rPr>
+      </w:pPr>
+    </w:p>
+    <w:p>
+      <w:pPr>
+        <w:pBdr>
+          <w:bottom w:val="single" w:sz="6" w:space="1" w:color="auto"/>
+        </w:pBdr>
+        <w:rPr>
+          <w:rFonts w:ascii="Times New Roman" w:hAnsi="Times New Roman" w:cs="Times New Roman"/>
+        </w:rPr>
+      </w:pPr>
+    </w:p>
+    <w:p>
+      <w:pPr>
+        <w:pBdr>
+          <w:bottom w:val="single" w:sz="6" w:space="1" w:color="auto"/>
+        </w:pBdr>
+        <w:rPr>
+          <w:rFonts w:ascii="Times New Roman" w:hAnsi="Times New Roman" w:cs="Times New Roman"/>
+        </w:rPr>
+      </w:pPr>
+    </w:p>
+    <w:p>
+      <w:pPr>
+        <w:pBdr>
+          <w:bottom w:val="single" w:sz="6" w:space="1" w:color="auto"/>
+        </w:pBdr>
+        <w:rPr>
+          <w:rFonts w:ascii="Times New Roman" w:hAnsi="Times New Roman" w:cs="Times New Roman"/>
+        </w:rPr>
+      </w:pPr>
+    </w:p>
+    <w:p>
+      <w:pPr>
+        <w:pBdr>
+          <w:bottom w:val="single" w:sz="6" w:space="1" w:color="auto"/>
+        </w:pBdr>
+        <w:rPr>
+          <w:rFonts w:ascii="Times New Roman" w:hAnsi="Times New Roman" w:cs="Times New Roman"/>
+        </w:rPr>
+      </w:pPr>
+    </w:p>
+    <w:p>
+      <w:pPr>
+        <w:pBdr>
+          <w:bottom w:val="single" w:sz="6" w:space="1" w:color="auto"/>
+        </w:pBdr>
+        <w:rPr>
+          <w:rFonts w:ascii="Times New Roman" w:hAnsi="Times New Roman" w:cs="Times New Roman"/>
+        </w:rPr>
+      </w:pPr>
+    </w:p>
+    <w:p>
+      <w:pPr>
+        <w:pBdr>
+          <w:bottom w:val="single" w:sz="6" w:space="1" w:color="auto"/>
+        </w:pBdr>
+        <w:rPr>
+          <w:rFonts w:ascii="Times New Roman" w:hAnsi="Times New Roman" w:cs="Times New Roman"/>
+        </w:rPr>
+      </w:pPr>
+    </w:p>
+    <w:p>
+      <w:pPr>
+        <w:pBdr>
+          <w:bottom w:val="single" w:sz="6" w:space="1" w:color="auto"/>
+        </w:pBdr>
+        <w:rPr>
+          <w:rFonts w:ascii="Times New Roman" w:hAnsi="Times New Roman" w:cs="Times New Roman"/>
+        </w:rPr>
+      </w:pPr>
+    </w:p>
+    <w:p>
+      <w:pPr>
+        <w:pBdr>
+          <w:bottom w:val="single" w:sz="6" w:space="1" w:color="auto"/>
+        </w:pBdr>
+        <w:rPr>
+          <w:rFonts w:ascii="Times New Roman" w:hAnsi="Times New Roman" w:cs="Times New Roman"/>
+        </w:rPr>
+      </w:pPr>
+    </w:p>
+    <w:p>
+      <w:pPr>
+        <w:pBdr>
+          <w:bottom w:val="single" w:sz="6" w:space="1" w:color="auto"/>
+        </w:pBdr>
+        <w:rPr>
+          <w:rFonts w:ascii="Times New Roman" w:hAnsi="Times New Roman" w:cs="Times New Roman"/>
+        </w:rPr>
+      </w:pPr>
+    </w:p>
+    <w:p>
+      <w:pPr>
+        <w:pBdr>
+          <w:bottom w:val="single" w:sz="6" w:space="1" w:color="auto"/>
+        </w:pBdr>
+        <w:rPr>
+          <w:rFonts w:ascii="Times New Roman" w:hAnsi="Times New Roman" w:cs="Times New Roman"/>
+        </w:rPr>
+      </w:pPr>
+    </w:p>
+    <w:p>
+      <w:pPr>
+        <w:pBdr>
+          <w:bottom w:val="single" w:sz="6" w:space="1" w:color="auto"/>
+        </w:pBdr>
+        <w:rPr>
+          <w:rFonts w:ascii="Times New Roman" w:hAnsi="Times New Roman" w:cs="Times New Roman"/>
+        </w:rPr>
+      </w:pPr>
+    </w:p>
+    <w:p>
+      <w:pPr>
+        <w:pBdr>
+          <w:bottom w:val="single" w:sz="6" w:space="1" w:color="auto"/>
+        </w:pBdr>
+        <w:rPr>
+          <w:rFonts w:ascii="Times New Roman" w:hAnsi="Times New Roman" w:cs="Times New Roman"/>
+        </w:rPr>
+      </w:pPr>
+    </w:p>
+    <w:p>
+      <w:pPr>
+        <w:pBdr>
+          <w:bottom w:val="single" w:sz="6" w:space="1" w:color="auto"/>
+        </w:pBdr>
+        <w:rPr>
+          <w:rFonts w:ascii="Times New Roman" w:hAnsi="Times New Roman" w:cs="Times New Roman"/>
+        </w:rPr>
+      </w:pPr>
+    </w:p>
+    <w:p>
+      <w:pPr>
+        <w:pBdr>
+          <w:bottom w:val="single" w:sz="6" w:space="1" w:color="auto"/>
+        </w:pBdr>
+        <w:rPr>
+          <w:rFonts w:ascii="Times New Roman" w:hAnsi="Times New Roman" w:cs="Times New Roman"/>
+        </w:rPr>
+      </w:pPr>
+    </w:p>
+    <w:p>
+      <w:pPr>
+        <w:pBdr>
+          <w:bottom w:val="single" w:sz="6" w:space="1" w:color="auto"/>
         </w:pBdr>
         <w:rPr>
           <w:rFonts w:ascii="Times New Roman" w:hAnsi="Times New Roman" w:cs="Times New Roman"/>
@@ -3447,7 +3743,13 @@
             <w:rPr>
               <w:rFonts w:ascii="Cambria Math" w:hAnsi="Cambria Math" w:cs="Times New Roman"/>
             </w:rPr>
-            <m:t>⁡(</m:t>
+            <m:t>⁡</m:t>
+          </m:r>
+          <m:r>
+            <w:rPr>
+              <w:rFonts w:ascii="Cambria Math" w:hAnsi="Cambria Math" w:cs="Times New Roman"/>
+            </w:rPr>
+            <m:t>(</m:t>
           </m:r>
           <m:sSub>
             <m:sSubPr>
@@ -3478,7 +3780,19 @@
             <w:rPr>
               <w:rFonts w:ascii="Cambria Math" w:hAnsi="Cambria Math" w:cs="Times New Roman"/>
             </w:rPr>
-            <m:t>,c).</m:t>
+            <m:t>,</m:t>
+          </m:r>
+          <m:r>
+            <w:rPr>
+              <w:rFonts w:ascii="Cambria Math" w:hAnsi="Cambria Math" w:cs="Times New Roman"/>
+            </w:rPr>
+            <m:t>c</m:t>
+          </m:r>
+          <m:r>
+            <w:rPr>
+              <w:rFonts w:ascii="Cambria Math" w:hAnsi="Cambria Math" w:cs="Times New Roman"/>
+            </w:rPr>
+            <m:t>).</m:t>
           </m:r>
         </m:oMath>
       </m:oMathPara>
@@ -3531,6 +3845,7 @@
         <w:rPr>
           <w:rFonts w:ascii="Times New Roman" w:hAnsi="Times New Roman" w:cs="Times New Roman"/>
         </w:rPr>
+        <w:lastRenderedPageBreak/>
         <w:t xml:space="preserve">For the present analysis, the LIS rule is used as a transparent baseline sensitivity treatment. The implementation uses weighted quartiles of log welfare and expresses welfare in 2021 PPP dollars per person per day. </w:t>
       </w:r>
     </w:p>
@@ -3789,6 +4104,7 @@
         <w:rPr>
           <w:rFonts w:ascii="Times New Roman" w:hAnsi="Times New Roman" w:cs="Times New Roman"/>
         </w:rPr>
+        <w:lastRenderedPageBreak/>
         <w:t>A Pareto model should not automatically be fitted to the entire welfare distribution. The bulk of the distribution and the upper tail may follow different statistical patterns. The choice of the tail threshold is therefore important, and results should be examined for sensitivity to alternative thresholds such as the 90th, 95th, or 99th percentile.</w:t>
       </w:r>
     </w:p>
@@ -3847,7 +4163,7 @@
         </w:rPr>
         <w:t xml:space="preserve">Jenkins, Burkhauser, Feng, and Larrimore (2011) address a related but distinct problem: estimating inequality when the data are already right-censored or top-coded by the data provider. In that situation, the original values above a known threshold are not observed. The authors propose multiple-imputation methods in which the censored observations are imputed using draws from a flexible parametric distribution, particularly the </w:t>
       </w:r>
-      <w:commentRangeStart w:id="0"/>
+      <w:commentRangeStart w:id="2"/>
       <w:r>
         <w:rPr>
           <w:rFonts w:ascii="Times New Roman" w:hAnsi="Times New Roman" w:cs="Times New Roman"/>
@@ -3902,7 +4218,7 @@
         </w:rPr>
         <w:t xml:space="preserve"> distribution</w:t>
       </w:r>
-      <w:commentRangeEnd w:id="0"/>
+      <w:commentRangeEnd w:id="2"/>
       <w:r>
         <w:rPr>
           <w:rStyle w:val="CommentReference"/>
@@ -3910,7 +4226,7 @@
           <w:sz w:val="24"/>
           <w:szCs w:val="24"/>
         </w:rPr>
-        <w:commentReference w:id="0"/>
+        <w:commentReference w:id="2"/>
       </w:r>
       <w:r>
         <w:rPr>
@@ -3991,6 +4307,7 @@
         <w:rPr>
           <w:rFonts w:ascii="Times New Roman" w:hAnsi="Times New Roman" w:cs="Times New Roman"/>
         </w:rPr>
+        <w:lastRenderedPageBreak/>
         <w:t>The exact procedure is country-specific because the availability and quality of tax, survey, and national-accounts data differ across countries. The WID approach should therefore not be described as a single universal top-coding rule. Conceptually, it often moves in the opposite direction from top-coding: top-coding limits the influence of observed extreme values, whereas the WID approach may increase the estimated upper tail when survey data appear to omit or underrepresent the richest individuals.</w:t>
       </w:r>
     </w:p>
@@ -4041,7 +4358,7 @@
       <w:pPr>
         <w:numPr>
           <w:ilvl w:val="0"/>
-          <w:numId w:val="12"/>
+          <w:numId w:val="13"/>
         </w:numPr>
         <w:rPr>
           <w:rFonts w:ascii="Times New Roman" w:hAnsi="Times New Roman" w:cs="Times New Roman"/>
@@ -4058,7 +4375,7 @@
       <w:pPr>
         <w:numPr>
           <w:ilvl w:val="0"/>
-          <w:numId w:val="12"/>
+          <w:numId w:val="13"/>
         </w:numPr>
         <w:rPr>
           <w:rFonts w:ascii="Times New Roman" w:hAnsi="Times New Roman" w:cs="Times New Roman"/>
@@ -4075,7 +4392,7 @@
       <w:pPr>
         <w:numPr>
           <w:ilvl w:val="0"/>
-          <w:numId w:val="12"/>
+          <w:numId w:val="13"/>
         </w:numPr>
         <w:rPr>
           <w:rFonts w:ascii="Times New Roman" w:hAnsi="Times New Roman" w:cs="Times New Roman"/>
@@ -4092,7 +4409,7 @@
       <w:pPr>
         <w:numPr>
           <w:ilvl w:val="0"/>
-          <w:numId w:val="12"/>
+          <w:numId w:val="13"/>
         </w:numPr>
         <w:rPr>
           <w:rFonts w:ascii="Times New Roman" w:hAnsi="Times New Roman" w:cs="Times New Roman"/>
@@ -4109,7 +4426,7 @@
       <w:pPr>
         <w:numPr>
           <w:ilvl w:val="0"/>
-          <w:numId w:val="12"/>
+          <w:numId w:val="13"/>
         </w:numPr>
         <w:rPr>
           <w:rFonts w:ascii="Times New Roman" w:hAnsi="Times New Roman" w:cs="Times New Roman"/>
@@ -4126,7 +4443,7 @@
       <w:pPr>
         <w:numPr>
           <w:ilvl w:val="0"/>
-          <w:numId w:val="12"/>
+          <w:numId w:val="13"/>
         </w:numPr>
         <w:rPr>
           <w:rFonts w:ascii="Times New Roman" w:hAnsi="Times New Roman" w:cs="Times New Roman"/>
@@ -4189,7 +4506,7 @@
         </w:rPr>
         <w:t xml:space="preserve">Jenkins, S. P., Burkhauser, R. V., Feng, S., &amp; Larrimore, J. (2011). </w:t>
       </w:r>
-      <w:hyperlink w:history="1" r:id="rId11">
+      <w:hyperlink r:id="rId13" w:history="1">
         <w:r>
           <w:rPr>
             <w:rStyle w:val="Hyperlink"/>
@@ -4237,7 +4554,7 @@
         </w:rPr>
         <w:t>Neugschwender, J. (2020). </w:t>
       </w:r>
-      <w:hyperlink w:history="1" r:id="rId12">
+      <w:hyperlink r:id="rId14" w:history="1">
         <w:r>
           <w:rPr>
             <w:rStyle w:val="Hyperlink"/>
@@ -4267,7 +4584,7 @@
         </w:rPr>
         <w:t>U.S. Census Bureau. (2024). </w:t>
       </w:r>
-      <w:hyperlink w:history="1" r:id="rId13">
+      <w:hyperlink r:id="rId15" w:history="1">
         <w:r>
           <w:rPr>
             <w:rStyle w:val="Hyperlink"/>
@@ -4275,8 +4592,30 @@
             <w:i/>
             <w:iCs/>
           </w:rPr>
-          <w:t>Disclosure Avoidan</w:t>
+          <w:t>Disclosure Avoidance of Usual Hourly Earnings</w:t>
         </w:r>
+      </w:hyperlink>
+      <w:r>
+        <w:rPr>
+          <w:rFonts w:ascii="Times New Roman" w:hAnsi="Times New Roman" w:cs="Times New Roman"/>
+        </w:rPr>
+        <w:t>. Current Population Survey technical documentation.</w:t>
+      </w:r>
+    </w:p>
+    <w:p>
+      <w:pPr>
+        <w:rPr>
+          <w:rFonts w:ascii="Times New Roman" w:hAnsi="Times New Roman" w:cs="Times New Roman"/>
+        </w:rPr>
+      </w:pPr>
+      <w:r>
+        <w:rPr>
+          <w:rFonts w:ascii="Times New Roman" w:hAnsi="Times New Roman" w:cs="Times New Roman"/>
+        </w:rPr>
+        <w:lastRenderedPageBreak/>
+        <w:t>Van Kerm, P. (2007). </w:t>
+      </w:r>
+      <w:hyperlink r:id="rId16" w:history="1">
         <w:r>
           <w:rPr>
             <w:rStyle w:val="Hyperlink"/>
@@ -4284,64 +4623,7 @@
             <w:i/>
             <w:iCs/>
           </w:rPr>
-          <w:t>c</w:t>
-        </w:r>
-        <w:r>
-          <w:rPr>
-            <w:rStyle w:val="Hyperlink"/>
-            <w:rFonts w:ascii="Times New Roman" w:hAnsi="Times New Roman" w:cs="Times New Roman"/>
-            <w:i/>
-            <w:iCs/>
-          </w:rPr>
-          <w:t>e of Usual Hourly Earnings</w:t>
-        </w:r>
-      </w:hyperlink>
-      <w:r>
-        <w:rPr>
-          <w:rFonts w:ascii="Times New Roman" w:hAnsi="Times New Roman" w:cs="Times New Roman"/>
-        </w:rPr>
-        <w:t>. Current Population Survey technical documentation.</w:t>
-      </w:r>
-    </w:p>
-    <w:p>
-      <w:pPr>
-        <w:rPr>
-          <w:rFonts w:ascii="Times New Roman" w:hAnsi="Times New Roman" w:cs="Times New Roman"/>
-        </w:rPr>
-      </w:pPr>
-      <w:r>
-        <w:rPr>
-          <w:rFonts w:ascii="Times New Roman" w:hAnsi="Times New Roman" w:cs="Times New Roman"/>
-        </w:rPr>
-        <w:t>Van Kerm, P. (2007). </w:t>
-      </w:r>
-      <w:hyperlink w:history="1" r:id="rId14">
-        <w:r>
-          <w:rPr>
-            <w:rStyle w:val="Hyperlink"/>
-            <w:rFonts w:ascii="Times New Roman" w:hAnsi="Times New Roman" w:cs="Times New Roman"/>
-            <w:i/>
-            <w:iCs/>
-          </w:rPr>
-          <w:t>Extre</w:t>
-        </w:r>
-        <w:r>
-          <w:rPr>
-            <w:rStyle w:val="Hyperlink"/>
-            <w:rFonts w:ascii="Times New Roman" w:hAnsi="Times New Roman" w:cs="Times New Roman"/>
-            <w:i/>
-            <w:iCs/>
-          </w:rPr>
-          <w:t>m</w:t>
-        </w:r>
-        <w:r>
-          <w:rPr>
-            <w:rStyle w:val="Hyperlink"/>
-            <w:rFonts w:ascii="Times New Roman" w:hAnsi="Times New Roman" w:cs="Times New Roman"/>
-            <w:i/>
-            <w:iCs/>
-          </w:rPr>
-          <w:t>e incomes and the estimation of poverty and inequality indicators from EU-SILC</w:t>
+          <w:t>Extreme incomes and the estimation of poverty and inequality indicators from EU-SILC</w:t>
         </w:r>
         <w:r>
           <w:rPr>
@@ -4359,18 +4641,13 @@
       </w:r>
     </w:p>
     <w:p>
-      <w:pPr>
-        <w:rPr>
-          <w:rFonts w:ascii="Times New Roman" w:hAnsi="Times New Roman" w:cs="Times New Roman"/>
-        </w:rPr>
-      </w:pPr>
       <w:r>
         <w:rPr>
           <w:rFonts w:ascii="Times New Roman" w:hAnsi="Times New Roman" w:cs="Times New Roman"/>
         </w:rPr>
         <w:t>World Inequality Lab. (2025). </w:t>
       </w:r>
-      <w:hyperlink w:history="1" r:id="rId15">
+      <w:hyperlink r:id="rId17">
         <w:r>
           <w:rPr>
             <w:rStyle w:val="Hyperlink"/>
@@ -4378,25 +4655,7 @@
             <w:i/>
             <w:iCs/>
           </w:rPr>
-          <w:t>Distributional National Accounts Guidelines 2025: Methods and Concepts Used in the World Inequality Da</w:t>
-        </w:r>
-        <w:r>
-          <w:rPr>
-            <w:rStyle w:val="Hyperlink"/>
-            <w:rFonts w:ascii="Times New Roman" w:hAnsi="Times New Roman" w:cs="Times New Roman"/>
-            <w:i/>
-            <w:iCs/>
-          </w:rPr>
-          <w:t>t</w:t>
-        </w:r>
-        <w:r>
-          <w:rPr>
-            <w:rStyle w:val="Hyperlink"/>
-            <w:rFonts w:ascii="Times New Roman" w:hAnsi="Times New Roman" w:cs="Times New Roman"/>
-            <w:i/>
-            <w:iCs/>
-          </w:rPr>
-          <w:t>abase</w:t>
+          <w:t>Distributional National Accounts Guidelines 2025: Methods and Concepts Used in the World Inequality Database</w:t>
         </w:r>
       </w:hyperlink>
       <w:r>
@@ -4406,11 +4665,2214 @@
         <w:t xml:space="preserve">. </w:t>
       </w:r>
     </w:p>
+    <w:p>
+      <w:pPr>
+        <w:rPr>
+          <w:rFonts w:ascii="Times New Roman" w:hAnsi="Times New Roman" w:cs="Times New Roman"/>
+        </w:rPr>
+      </w:pPr>
+    </w:p>
+    <w:p>
+      <w:r>
+        <w:rPr>
+          <w:rFonts w:ascii="Times New Roman" w:hAnsi="Times New Roman" w:cs="Times New Roman"/>
+        </w:rPr>
+        <w:t>Notes:</w:t>
+      </w:r>
+    </w:p>
+    <w:p>
+      <w:pPr>
+        <w:pStyle w:val="ListParagraph"/>
+        <w:numPr>
+          <w:ilvl w:val="0"/>
+          <w:numId w:val="15"/>
+        </w:numPr>
+        <w:rPr>
+          <w:rFonts w:ascii="Times New Roman" w:hAnsi="Times New Roman" w:cs="Times New Roman"/>
+        </w:rPr>
+      </w:pPr>
+      <w:r>
+        <w:rPr>
+          <w:rFonts w:ascii="Times New Roman" w:hAnsi="Times New Roman" w:cs="Times New Roman"/>
+        </w:rPr>
+        <w:t>LIS approach</w:t>
+      </w:r>
+    </w:p>
+    <w:p>
+      <w:pPr>
+        <w:pStyle w:val="ListParagraph"/>
+        <w:numPr>
+          <w:ilvl w:val="0"/>
+          <w:numId w:val="15"/>
+        </w:numPr>
+        <w:rPr>
+          <w:rFonts w:ascii="Times New Roman" w:hAnsi="Times New Roman" w:cs="Times New Roman"/>
+        </w:rPr>
+      </w:pPr>
+      <w:r>
+        <w:rPr>
+          <w:rFonts w:ascii="Times New Roman" w:hAnsi="Times New Roman" w:cs="Times New Roman"/>
+        </w:rPr>
+        <w:t xml:space="preserve">Pareto fitting </w:t>
+      </w:r>
+    </w:p>
+    <w:p>
+      <w:pPr>
+        <w:pStyle w:val="ListParagraph"/>
+        <w:numPr>
+          <w:ilvl w:val="0"/>
+          <w:numId w:val="15"/>
+        </w:numPr>
+        <w:rPr>
+          <w:rFonts w:ascii="Times New Roman" w:hAnsi="Times New Roman" w:cs="Times New Roman"/>
+        </w:rPr>
+      </w:pPr>
+      <w:r>
+        <w:rPr>
+          <w:rFonts w:ascii="Times New Roman" w:hAnsi="Times New Roman" w:cs="Times New Roman"/>
+        </w:rPr>
+        <w:t>Dagum distribution</w:t>
+      </w:r>
+    </w:p>
+    <w:p>
+      <w:pPr>
+        <w:pStyle w:val="ListParagraph"/>
+        <w:numPr>
+          <w:ilvl w:val="0"/>
+          <w:numId w:val="15"/>
+        </w:numPr>
+        <w:rPr>
+          <w:rFonts w:ascii="Times New Roman" w:hAnsi="Times New Roman" w:cs="Times New Roman"/>
+        </w:rPr>
+      </w:pPr>
+      <w:r>
+        <w:rPr>
+          <w:rFonts w:ascii="Times New Roman" w:hAnsi="Times New Roman" w:cs="Times New Roman"/>
+        </w:rPr>
+        <w:t>Fisk distribution</w:t>
+      </w:r>
+    </w:p>
+    <w:p>
+      <w:pPr>
+        <w:rPr>
+          <w:rFonts w:ascii="Times New Roman" w:hAnsi="Times New Roman" w:cs="Times New Roman"/>
+          <w:b/>
+          <w:bCs/>
+        </w:rPr>
+      </w:pPr>
+      <w:r>
+        <w:rPr>
+          <w:rFonts w:ascii="Times New Roman" w:hAnsi="Times New Roman" w:cs="Times New Roman"/>
+          <w:b/>
+          <w:bCs/>
+        </w:rPr>
+        <w:t>To do:</w:t>
+      </w:r>
+    </w:p>
+    <w:p>
+      <w:pPr>
+        <w:pStyle w:val="ListParagraph"/>
+        <w:numPr>
+          <w:ilvl w:val="0"/>
+          <w:numId w:val="1"/>
+        </w:numPr>
+        <w:rPr>
+          <w:rFonts w:ascii="Times New Roman" w:hAnsi="Times New Roman" w:cs="Times New Roman"/>
+        </w:rPr>
+      </w:pPr>
+      <w:r>
+        <w:rPr>
+          <w:rFonts w:ascii="Times New Roman" w:hAnsi="Times New Roman" w:cs="Times New Roman"/>
+        </w:rPr>
+        <w:t>See if Belize has newer surveys</w:t>
+      </w:r>
+      <w:r>
+        <w:rPr>
+          <w:rFonts w:ascii="Times New Roman" w:hAnsi="Times New Roman" w:cs="Times New Roman"/>
+        </w:rPr>
+        <w:t>. Do</w:t>
+      </w:r>
+      <w:r>
+        <w:rPr>
+          <w:rFonts w:ascii="Times New Roman" w:hAnsi="Times New Roman" w:cs="Times New Roman"/>
+        </w:rPr>
+        <w:t xml:space="preserve"> a histogram with the shares of surveys within each possible extreme  (distribution of shares above LIS ceiling)</w:t>
+      </w:r>
+    </w:p>
+    <w:p>
+      <w:pPr>
+        <w:rPr>
+          <w:rFonts w:ascii="Times New Roman" w:hAnsi="Times New Roman" w:cs="Times New Roman"/>
+        </w:rPr>
+      </w:pPr>
+      <w:r>
+        <w:rPr>
+          <w:rFonts w:ascii="Times New Roman" w:hAnsi="Times New Roman" w:cs="Times New Roman"/>
+        </w:rPr>
+        <w:t>Total surveys: 18</w:t>
+      </w:r>
+      <w:r>
+        <w:rPr>
+          <w:rFonts w:ascii="Times New Roman" w:hAnsi="Times New Roman" w:cs="Times New Roman"/>
+        </w:rPr>
+        <w:t>25</w:t>
+      </w:r>
+    </w:p>
+    <w:p>
+      <w:pPr>
+        <w:rPr>
+          <w:rFonts w:ascii="Times New Roman" w:hAnsi="Times New Roman" w:cs="Times New Roman"/>
+        </w:rPr>
+      </w:pPr>
+      <w:r>
+        <w:rPr>
+          <w:rFonts w:ascii="Times New Roman" w:hAnsi="Times New Roman" w:cs="Times New Roman"/>
+        </w:rPr>
+        <w:drawing>
+          <wp:inline distT="0" distB="0" distL="0" distR="0" wp14:anchorId="624FBDE4" wp14:editId="5B6E1228">
+            <wp:extent cx="5943600" cy="1343660"/>
+            <wp:effectExtent l="0" t="0" r="0" b="8890"/>
+            <wp:docPr id="2004871830" name="Picture 1"/>
+            <wp:cNvGraphicFramePr>
+              <a:graphicFrameLocks xmlns:a="http://schemas.openxmlformats.org/drawingml/2006/main" noChangeAspect="1"/>
+            </wp:cNvGraphicFramePr>
+            <a:graphic xmlns:a="http://schemas.openxmlformats.org/drawingml/2006/main">
+              <a:graphicData uri="http://schemas.openxmlformats.org/drawingml/2006/picture">
+                <pic:pic xmlns:pic="http://schemas.openxmlformats.org/drawingml/2006/picture">
+                  <pic:nvPicPr>
+                    <pic:cNvPr id="2004871830" name=""/>
+                    <pic:cNvPicPr/>
+                  </pic:nvPicPr>
+                  <pic:blipFill>
+                    <a:blip r:embed="rId18"/>
+                    <a:stretch>
+                      <a:fillRect/>
+                    </a:stretch>
+                  </pic:blipFill>
+                  <pic:spPr>
+                    <a:xfrm>
+                      <a:off x="0" y="0"/>
+                      <a:ext cx="5943600" cy="1343660"/>
+                    </a:xfrm>
+                    <a:prstGeom prst="rect">
+                      <a:avLst/>
+                    </a:prstGeom>
+                  </pic:spPr>
+                </pic:pic>
+              </a:graphicData>
+            </a:graphic>
+          </wp:inline>
+        </w:drawing>
+      </w:r>
+    </w:p>
+    <w:p>
+      <w:pPr>
+        <w:pStyle w:val="ListParagraph"/>
+        <w:numPr>
+          <w:ilvl w:val="0"/>
+          <w:numId w:val="16"/>
+        </w:numPr>
+        <w:rPr>
+          <w:rFonts w:ascii="Times New Roman" w:hAnsi="Times New Roman" w:cs="Times New Roman"/>
+        </w:rPr>
+      </w:pPr>
+      <w:r>
+        <w:rPr>
+          <w:rFonts w:ascii="Times New Roman" w:hAnsi="Times New Roman" w:cs="Times New Roman"/>
+        </w:rPr>
+        <w:t xml:space="preserve">24 surveys are have 5% or more </w:t>
+      </w:r>
+      <w:r>
+        <w:rPr>
+          <w:rFonts w:ascii="Times New Roman" w:hAnsi="Times New Roman" w:cs="Times New Roman"/>
+        </w:rPr>
+        <w:t xml:space="preserve">welfare share above LIS ceiling </w:t>
+      </w:r>
+    </w:p>
+    <w:tbl>
+      <w:tblPr>
+        <w:tblW w:w="0" w:type="auto"/>
+        <w:tblCellSpacing w:w="15" w:type="dxa"/>
+        <w:tblBorders>
+          <w:top w:val="single" w:sz="6" w:space="0" w:color="auto"/>
+          <w:left w:val="single" w:sz="6" w:space="0" w:color="auto"/>
+          <w:bottom w:val="single" w:sz="6" w:space="0" w:color="auto"/>
+          <w:right w:val="single" w:sz="6" w:space="0" w:color="auto"/>
+        </w:tblBorders>
+        <w:shd w:val="clear" w:color="auto" w:fill="191A1B"/>
+        <w:tblCellMar>
+          <w:top w:w="15" w:type="dxa"/>
+          <w:left w:w="15" w:type="dxa"/>
+          <w:bottom w:w="15" w:type="dxa"/>
+          <w:right w:w="15" w:type="dxa"/>
+        </w:tblCellMar>
+        <w:tblLook w:val="04A0" w:firstRow="1" w:lastRow="0" w:firstColumn="1" w:lastColumn="0" w:noHBand="0" w:noVBand="1"/>
+      </w:tblPr>
+      <w:tblGrid>
+        <w:gridCol w:w="960"/>
+        <w:gridCol w:w="705"/>
+        <w:gridCol w:w="1092"/>
+        <w:gridCol w:w="1144"/>
+        <w:gridCol w:w="1524"/>
+        <w:gridCol w:w="2092"/>
+        <w:gridCol w:w="1843"/>
+      </w:tblGrid>
+      <w:tr>
+        <w:trPr>
+          <w:tblHeader/>
+          <w:tblCellSpacing w:w="15" w:type="dxa"/>
+        </w:trPr>
+        <w:tc>
+          <w:tcPr>
+            <w:tcW w:w="0" w:type="auto"/>
+            <w:tcBorders>
+              <w:top w:val="nil"/>
+              <w:left w:val="nil"/>
+              <w:bottom w:val="single" w:sz="6" w:space="0" w:color="auto"/>
+              <w:right w:val="single" w:sz="6" w:space="0" w:color="auto"/>
+            </w:tcBorders>
+            <w:shd w:val="clear" w:color="auto" w:fill="191A1B"/>
+            <w:tcMar>
+              <w:top w:w="60" w:type="dxa"/>
+              <w:left w:w="90" w:type="dxa"/>
+              <w:bottom w:w="60" w:type="dxa"/>
+              <w:right w:w="90" w:type="dxa"/>
+            </w:tcMar>
+            <w:vAlign w:val="center"/>
+            <w:hideMark/>
+          </w:tcPr>
+          <w:p>
+            <w:pPr>
+              <w:rPr>
+                <w:rFonts w:ascii="Times New Roman" w:hAnsi="Times New Roman" w:cs="Times New Roman"/>
+                <w:b/>
+                <w:bCs/>
+              </w:rPr>
+            </w:pPr>
+            <w:r>
+              <w:rPr>
+                <w:rFonts w:ascii="Times New Roman" w:hAnsi="Times New Roman" w:cs="Times New Roman"/>
+                <w:b/>
+                <w:bCs/>
+              </w:rPr>
+              <w:t>Survey</w:t>
+            </w:r>
+          </w:p>
+        </w:tc>
+        <w:tc>
+          <w:tcPr>
+            <w:tcW w:w="0" w:type="auto"/>
+            <w:tcBorders>
+              <w:top w:val="nil"/>
+              <w:left w:val="nil"/>
+              <w:bottom w:val="single" w:sz="6" w:space="0" w:color="auto"/>
+              <w:right w:val="single" w:sz="6" w:space="0" w:color="auto"/>
+            </w:tcBorders>
+            <w:shd w:val="clear" w:color="auto" w:fill="191A1B"/>
+            <w:tcMar>
+              <w:top w:w="60" w:type="dxa"/>
+              <w:left w:w="90" w:type="dxa"/>
+              <w:bottom w:w="60" w:type="dxa"/>
+              <w:right w:w="90" w:type="dxa"/>
+            </w:tcMar>
+            <w:vAlign w:val="center"/>
+            <w:hideMark/>
+          </w:tcPr>
+          <w:p>
+            <w:pPr>
+              <w:rPr>
+                <w:rFonts w:ascii="Times New Roman" w:hAnsi="Times New Roman" w:cs="Times New Roman"/>
+                <w:b/>
+                <w:bCs/>
+              </w:rPr>
+            </w:pPr>
+            <w:r>
+              <w:rPr>
+                <w:rFonts w:ascii="Times New Roman" w:hAnsi="Times New Roman" w:cs="Times New Roman"/>
+                <w:b/>
+                <w:bCs/>
+              </w:rPr>
+              <w:t>Year</w:t>
+            </w:r>
+          </w:p>
+        </w:tc>
+        <w:tc>
+          <w:tcPr>
+            <w:tcW w:w="0" w:type="auto"/>
+            <w:tcBorders>
+              <w:top w:val="nil"/>
+              <w:left w:val="nil"/>
+              <w:bottom w:val="single" w:sz="6" w:space="0" w:color="auto"/>
+              <w:right w:val="single" w:sz="6" w:space="0" w:color="auto"/>
+            </w:tcBorders>
+            <w:shd w:val="clear" w:color="auto" w:fill="191A1B"/>
+            <w:tcMar>
+              <w:top w:w="60" w:type="dxa"/>
+              <w:left w:w="90" w:type="dxa"/>
+              <w:bottom w:w="60" w:type="dxa"/>
+              <w:right w:w="90" w:type="dxa"/>
+            </w:tcMar>
+            <w:vAlign w:val="center"/>
+            <w:hideMark/>
+          </w:tcPr>
+          <w:p>
+            <w:pPr>
+              <w:rPr>
+                <w:rFonts w:ascii="Times New Roman" w:hAnsi="Times New Roman" w:cs="Times New Roman"/>
+                <w:b/>
+                <w:bCs/>
+              </w:rPr>
+            </w:pPr>
+            <w:r>
+              <w:rPr>
+                <w:rFonts w:ascii="Times New Roman" w:hAnsi="Times New Roman" w:cs="Times New Roman"/>
+                <w:b/>
+                <w:bCs/>
+              </w:rPr>
+              <w:t>Country</w:t>
+            </w:r>
+          </w:p>
+        </w:tc>
+        <w:tc>
+          <w:tcPr>
+            <w:tcW w:w="0" w:type="auto"/>
+            <w:tcBorders>
+              <w:top w:val="nil"/>
+              <w:left w:val="nil"/>
+              <w:bottom w:val="single" w:sz="6" w:space="0" w:color="auto"/>
+              <w:right w:val="single" w:sz="6" w:space="0" w:color="auto"/>
+            </w:tcBorders>
+            <w:shd w:val="clear" w:color="auto" w:fill="191A1B"/>
+            <w:tcMar>
+              <w:top w:w="60" w:type="dxa"/>
+              <w:left w:w="90" w:type="dxa"/>
+              <w:bottom w:w="60" w:type="dxa"/>
+              <w:right w:w="90" w:type="dxa"/>
+            </w:tcMar>
+            <w:vAlign w:val="center"/>
+            <w:hideMark/>
+          </w:tcPr>
+          <w:p>
+            <w:pPr>
+              <w:rPr>
+                <w:rFonts w:ascii="Times New Roman" w:hAnsi="Times New Roman" w:cs="Times New Roman"/>
+                <w:b/>
+                <w:bCs/>
+              </w:rPr>
+            </w:pPr>
+            <w:r>
+              <w:rPr>
+                <w:rFonts w:ascii="Times New Roman" w:hAnsi="Times New Roman" w:cs="Times New Roman"/>
+                <w:b/>
+                <w:bCs/>
+              </w:rPr>
+              <w:t>Valid records</w:t>
+            </w:r>
+          </w:p>
+        </w:tc>
+        <w:tc>
+          <w:tcPr>
+            <w:tcW w:w="0" w:type="auto"/>
+            <w:tcBorders>
+              <w:top w:val="nil"/>
+              <w:left w:val="nil"/>
+              <w:bottom w:val="single" w:sz="6" w:space="0" w:color="auto"/>
+              <w:right w:val="single" w:sz="6" w:space="0" w:color="auto"/>
+            </w:tcBorders>
+            <w:shd w:val="clear" w:color="auto" w:fill="191A1B"/>
+            <w:tcMar>
+              <w:top w:w="60" w:type="dxa"/>
+              <w:left w:w="90" w:type="dxa"/>
+              <w:bottom w:w="60" w:type="dxa"/>
+              <w:right w:w="90" w:type="dxa"/>
+            </w:tcMar>
+            <w:vAlign w:val="center"/>
+            <w:hideMark/>
+          </w:tcPr>
+          <w:p>
+            <w:pPr>
+              <w:rPr>
+                <w:rFonts w:ascii="Times New Roman" w:hAnsi="Times New Roman" w:cs="Times New Roman"/>
+                <w:b/>
+                <w:bCs/>
+              </w:rPr>
+            </w:pPr>
+            <w:r>
+              <w:rPr>
+                <w:rFonts w:ascii="Times New Roman" w:hAnsi="Times New Roman" w:cs="Times New Roman"/>
+                <w:b/>
+                <w:bCs/>
+              </w:rPr>
+              <w:t>Records above LIS ceiling</w:t>
+            </w:r>
+          </w:p>
+        </w:tc>
+        <w:tc>
+          <w:tcPr>
+            <w:tcW w:w="0" w:type="auto"/>
+            <w:tcBorders>
+              <w:top w:val="nil"/>
+              <w:left w:val="nil"/>
+              <w:bottom w:val="single" w:sz="6" w:space="0" w:color="auto"/>
+              <w:right w:val="single" w:sz="6" w:space="0" w:color="auto"/>
+            </w:tcBorders>
+            <w:shd w:val="clear" w:color="auto" w:fill="191A1B"/>
+            <w:tcMar>
+              <w:top w:w="60" w:type="dxa"/>
+              <w:left w:w="90" w:type="dxa"/>
+              <w:bottom w:w="60" w:type="dxa"/>
+              <w:right w:w="90" w:type="dxa"/>
+            </w:tcMar>
+            <w:vAlign w:val="center"/>
+            <w:hideMark/>
+          </w:tcPr>
+          <w:p>
+            <w:pPr>
+              <w:rPr>
+                <w:rFonts w:ascii="Times New Roman" w:hAnsi="Times New Roman" w:cs="Times New Roman"/>
+                <w:b/>
+                <w:bCs/>
+              </w:rPr>
+            </w:pPr>
+            <w:r>
+              <w:rPr>
+                <w:rFonts w:ascii="Times New Roman" w:hAnsi="Times New Roman" w:cs="Times New Roman"/>
+                <w:b/>
+                <w:bCs/>
+              </w:rPr>
+              <w:t>Weighted population share above ceiling</w:t>
+            </w:r>
+          </w:p>
+        </w:tc>
+        <w:tc>
+          <w:tcPr>
+            <w:tcW w:w="0" w:type="auto"/>
+            <w:tcBorders>
+              <w:top w:val="nil"/>
+              <w:left w:val="nil"/>
+              <w:bottom w:val="single" w:sz="6" w:space="0" w:color="auto"/>
+              <w:right w:val="nil"/>
+            </w:tcBorders>
+            <w:shd w:val="clear" w:color="auto" w:fill="191A1B"/>
+            <w:tcMar>
+              <w:top w:w="60" w:type="dxa"/>
+              <w:left w:w="90" w:type="dxa"/>
+              <w:bottom w:w="60" w:type="dxa"/>
+              <w:right w:w="90" w:type="dxa"/>
+            </w:tcMar>
+            <w:vAlign w:val="center"/>
+            <w:hideMark/>
+          </w:tcPr>
+          <w:p>
+            <w:pPr>
+              <w:rPr>
+                <w:rFonts w:ascii="Times New Roman" w:hAnsi="Times New Roman" w:cs="Times New Roman"/>
+                <w:b/>
+                <w:bCs/>
+              </w:rPr>
+            </w:pPr>
+            <w:r>
+              <w:rPr>
+                <w:rFonts w:ascii="Times New Roman" w:hAnsi="Times New Roman" w:cs="Times New Roman"/>
+                <w:b/>
+                <w:bCs/>
+              </w:rPr>
+              <w:t>Welfare share above ceiling</w:t>
+            </w:r>
+          </w:p>
+        </w:tc>
+      </w:tr>
+      <w:tr>
+        <w:trPr>
+          <w:tblCellSpacing w:w="15" w:type="dxa"/>
+        </w:trPr>
+        <w:tc>
+          <w:tcPr>
+            <w:tcW w:w="0" w:type="auto"/>
+            <w:tcBorders>
+              <w:top w:val="nil"/>
+              <w:left w:val="nil"/>
+              <w:bottom w:val="single" w:sz="6" w:space="0" w:color="auto"/>
+              <w:right w:val="single" w:sz="6" w:space="0" w:color="auto"/>
+            </w:tcBorders>
+            <w:shd w:val="clear" w:color="auto" w:fill="191A1B"/>
+            <w:tcMar>
+              <w:top w:w="60" w:type="dxa"/>
+              <w:left w:w="90" w:type="dxa"/>
+              <w:bottom w:w="60" w:type="dxa"/>
+              <w:right w:w="90" w:type="dxa"/>
+            </w:tcMar>
+            <w:vAlign w:val="center"/>
+            <w:hideMark/>
+          </w:tcPr>
+          <w:p>
+            <w:pPr>
+              <w:rPr>
+                <w:rFonts w:ascii="Times New Roman" w:hAnsi="Times New Roman" w:cs="Times New Roman"/>
+              </w:rPr>
+            </w:pPr>
+            <w:r>
+              <w:rPr>
+                <w:rFonts w:ascii="Times New Roman" w:hAnsi="Times New Roman" w:cs="Times New Roman"/>
+              </w:rPr>
+              <w:t>LFS</w:t>
+            </w:r>
+          </w:p>
+        </w:tc>
+        <w:tc>
+          <w:tcPr>
+            <w:tcW w:w="0" w:type="auto"/>
+            <w:tcBorders>
+              <w:top w:val="nil"/>
+              <w:left w:val="nil"/>
+              <w:bottom w:val="single" w:sz="6" w:space="0" w:color="auto"/>
+              <w:right w:val="single" w:sz="6" w:space="0" w:color="auto"/>
+            </w:tcBorders>
+            <w:shd w:val="clear" w:color="auto" w:fill="191A1B"/>
+            <w:tcMar>
+              <w:top w:w="60" w:type="dxa"/>
+              <w:left w:w="90" w:type="dxa"/>
+              <w:bottom w:w="60" w:type="dxa"/>
+              <w:right w:w="90" w:type="dxa"/>
+            </w:tcMar>
+            <w:vAlign w:val="center"/>
+            <w:hideMark/>
+          </w:tcPr>
+          <w:p>
+            <w:pPr>
+              <w:rPr>
+                <w:rFonts w:ascii="Times New Roman" w:hAnsi="Times New Roman" w:cs="Times New Roman"/>
+              </w:rPr>
+            </w:pPr>
+            <w:r>
+              <w:rPr>
+                <w:rFonts w:ascii="Times New Roman" w:hAnsi="Times New Roman" w:cs="Times New Roman"/>
+              </w:rPr>
+              <w:t>1993</w:t>
+            </w:r>
+          </w:p>
+        </w:tc>
+        <w:tc>
+          <w:tcPr>
+            <w:tcW w:w="0" w:type="auto"/>
+            <w:tcBorders>
+              <w:top w:val="nil"/>
+              <w:left w:val="nil"/>
+              <w:bottom w:val="single" w:sz="6" w:space="0" w:color="auto"/>
+              <w:right w:val="single" w:sz="6" w:space="0" w:color="auto"/>
+            </w:tcBorders>
+            <w:shd w:val="clear" w:color="auto" w:fill="191A1B"/>
+            <w:tcMar>
+              <w:top w:w="60" w:type="dxa"/>
+              <w:left w:w="90" w:type="dxa"/>
+              <w:bottom w:w="60" w:type="dxa"/>
+              <w:right w:w="90" w:type="dxa"/>
+            </w:tcMar>
+            <w:vAlign w:val="center"/>
+            <w:hideMark/>
+          </w:tcPr>
+          <w:p>
+            <w:pPr>
+              <w:rPr>
+                <w:rFonts w:ascii="Times New Roman" w:hAnsi="Times New Roman" w:cs="Times New Roman"/>
+              </w:rPr>
+            </w:pPr>
+            <w:r>
+              <w:rPr>
+                <w:rFonts w:ascii="Times New Roman" w:hAnsi="Times New Roman" w:cs="Times New Roman"/>
+              </w:rPr>
+              <w:t>BLZ</w:t>
+            </w:r>
+          </w:p>
+        </w:tc>
+        <w:tc>
+          <w:tcPr>
+            <w:tcW w:w="0" w:type="auto"/>
+            <w:tcBorders>
+              <w:top w:val="nil"/>
+              <w:left w:val="nil"/>
+              <w:bottom w:val="single" w:sz="6" w:space="0" w:color="auto"/>
+              <w:right w:val="single" w:sz="6" w:space="0" w:color="auto"/>
+            </w:tcBorders>
+            <w:shd w:val="clear" w:color="auto" w:fill="191A1B"/>
+            <w:tcMar>
+              <w:top w:w="60" w:type="dxa"/>
+              <w:left w:w="90" w:type="dxa"/>
+              <w:bottom w:w="60" w:type="dxa"/>
+              <w:right w:w="90" w:type="dxa"/>
+            </w:tcMar>
+            <w:vAlign w:val="center"/>
+            <w:hideMark/>
+          </w:tcPr>
+          <w:p>
+            <w:pPr>
+              <w:rPr>
+                <w:rFonts w:ascii="Times New Roman" w:hAnsi="Times New Roman" w:cs="Times New Roman"/>
+              </w:rPr>
+            </w:pPr>
+            <w:r>
+              <w:rPr>
+                <w:rFonts w:ascii="Times New Roman" w:hAnsi="Times New Roman" w:cs="Times New Roman"/>
+              </w:rPr>
+              <w:t>704</w:t>
+            </w:r>
+          </w:p>
+        </w:tc>
+        <w:tc>
+          <w:tcPr>
+            <w:tcW w:w="0" w:type="auto"/>
+            <w:tcBorders>
+              <w:top w:val="nil"/>
+              <w:left w:val="nil"/>
+              <w:bottom w:val="single" w:sz="6" w:space="0" w:color="auto"/>
+              <w:right w:val="single" w:sz="6" w:space="0" w:color="auto"/>
+            </w:tcBorders>
+            <w:shd w:val="clear" w:color="auto" w:fill="191A1B"/>
+            <w:tcMar>
+              <w:top w:w="60" w:type="dxa"/>
+              <w:left w:w="90" w:type="dxa"/>
+              <w:bottom w:w="60" w:type="dxa"/>
+              <w:right w:w="90" w:type="dxa"/>
+            </w:tcMar>
+            <w:vAlign w:val="center"/>
+            <w:hideMark/>
+          </w:tcPr>
+          <w:p>
+            <w:pPr>
+              <w:rPr>
+                <w:rFonts w:ascii="Times New Roman" w:hAnsi="Times New Roman" w:cs="Times New Roman"/>
+              </w:rPr>
+            </w:pPr>
+            <w:r>
+              <w:rPr>
+                <w:rFonts w:ascii="Times New Roman" w:hAnsi="Times New Roman" w:cs="Times New Roman"/>
+              </w:rPr>
+              <w:t>9</w:t>
+            </w:r>
+          </w:p>
+        </w:tc>
+        <w:tc>
+          <w:tcPr>
+            <w:tcW w:w="0" w:type="auto"/>
+            <w:tcBorders>
+              <w:top w:val="nil"/>
+              <w:left w:val="nil"/>
+              <w:bottom w:val="single" w:sz="6" w:space="0" w:color="auto"/>
+              <w:right w:val="single" w:sz="6" w:space="0" w:color="auto"/>
+            </w:tcBorders>
+            <w:shd w:val="clear" w:color="auto" w:fill="191A1B"/>
+            <w:tcMar>
+              <w:top w:w="60" w:type="dxa"/>
+              <w:left w:w="90" w:type="dxa"/>
+              <w:bottom w:w="60" w:type="dxa"/>
+              <w:right w:w="90" w:type="dxa"/>
+            </w:tcMar>
+            <w:vAlign w:val="center"/>
+            <w:hideMark/>
+          </w:tcPr>
+          <w:p>
+            <w:pPr>
+              <w:rPr>
+                <w:rFonts w:ascii="Times New Roman" w:hAnsi="Times New Roman" w:cs="Times New Roman"/>
+              </w:rPr>
+            </w:pPr>
+            <w:r>
+              <w:rPr>
+                <w:rFonts w:ascii="Times New Roman" w:hAnsi="Times New Roman" w:cs="Times New Roman"/>
+              </w:rPr>
+              <w:t>0.246155%</w:t>
+            </w:r>
+          </w:p>
+        </w:tc>
+        <w:tc>
+          <w:tcPr>
+            <w:tcW w:w="0" w:type="auto"/>
+            <w:tcBorders>
+              <w:top w:val="nil"/>
+              <w:left w:val="nil"/>
+              <w:bottom w:val="single" w:sz="6" w:space="0" w:color="auto"/>
+              <w:right w:val="nil"/>
+            </w:tcBorders>
+            <w:shd w:val="clear" w:color="auto" w:fill="191A1B"/>
+            <w:tcMar>
+              <w:top w:w="60" w:type="dxa"/>
+              <w:left w:w="90" w:type="dxa"/>
+              <w:bottom w:w="60" w:type="dxa"/>
+              <w:right w:w="90" w:type="dxa"/>
+            </w:tcMar>
+            <w:vAlign w:val="center"/>
+            <w:hideMark/>
+          </w:tcPr>
+          <w:p>
+            <w:pPr>
+              <w:rPr>
+                <w:rFonts w:ascii="Times New Roman" w:hAnsi="Times New Roman" w:cs="Times New Roman"/>
+              </w:rPr>
+            </w:pPr>
+            <w:r>
+              <w:rPr>
+                <w:rFonts w:ascii="Times New Roman" w:hAnsi="Times New Roman" w:cs="Times New Roman"/>
+              </w:rPr>
+              <w:t>20.090199%</w:t>
+            </w:r>
+          </w:p>
+        </w:tc>
+      </w:tr>
+      <w:tr>
+        <w:trPr>
+          <w:tblCellSpacing w:w="15" w:type="dxa"/>
+        </w:trPr>
+        <w:tc>
+          <w:tcPr>
+            <w:tcW w:w="0" w:type="auto"/>
+            <w:tcBorders>
+              <w:top w:val="nil"/>
+              <w:left w:val="nil"/>
+              <w:bottom w:val="single" w:sz="6" w:space="0" w:color="auto"/>
+              <w:right w:val="single" w:sz="6" w:space="0" w:color="auto"/>
+            </w:tcBorders>
+            <w:shd w:val="clear" w:color="auto" w:fill="191A1B"/>
+            <w:tcMar>
+              <w:top w:w="60" w:type="dxa"/>
+              <w:left w:w="90" w:type="dxa"/>
+              <w:bottom w:w="60" w:type="dxa"/>
+              <w:right w:w="90" w:type="dxa"/>
+            </w:tcMar>
+            <w:vAlign w:val="center"/>
+            <w:hideMark/>
+          </w:tcPr>
+          <w:p>
+            <w:pPr>
+              <w:rPr>
+                <w:rFonts w:ascii="Times New Roman" w:hAnsi="Times New Roman" w:cs="Times New Roman"/>
+              </w:rPr>
+            </w:pPr>
+            <w:r>
+              <w:rPr>
+                <w:rFonts w:ascii="Times New Roman" w:hAnsi="Times New Roman" w:cs="Times New Roman"/>
+              </w:rPr>
+              <w:t>LFS</w:t>
+            </w:r>
+          </w:p>
+        </w:tc>
+        <w:tc>
+          <w:tcPr>
+            <w:tcW w:w="0" w:type="auto"/>
+            <w:tcBorders>
+              <w:top w:val="nil"/>
+              <w:left w:val="nil"/>
+              <w:bottom w:val="single" w:sz="6" w:space="0" w:color="auto"/>
+              <w:right w:val="single" w:sz="6" w:space="0" w:color="auto"/>
+            </w:tcBorders>
+            <w:shd w:val="clear" w:color="auto" w:fill="191A1B"/>
+            <w:tcMar>
+              <w:top w:w="60" w:type="dxa"/>
+              <w:left w:w="90" w:type="dxa"/>
+              <w:bottom w:w="60" w:type="dxa"/>
+              <w:right w:w="90" w:type="dxa"/>
+            </w:tcMar>
+            <w:vAlign w:val="center"/>
+            <w:hideMark/>
+          </w:tcPr>
+          <w:p>
+            <w:pPr>
+              <w:rPr>
+                <w:rFonts w:ascii="Times New Roman" w:hAnsi="Times New Roman" w:cs="Times New Roman"/>
+              </w:rPr>
+            </w:pPr>
+            <w:r>
+              <w:rPr>
+                <w:rFonts w:ascii="Times New Roman" w:hAnsi="Times New Roman" w:cs="Times New Roman"/>
+              </w:rPr>
+              <w:t>1994</w:t>
+            </w:r>
+          </w:p>
+        </w:tc>
+        <w:tc>
+          <w:tcPr>
+            <w:tcW w:w="0" w:type="auto"/>
+            <w:tcBorders>
+              <w:top w:val="nil"/>
+              <w:left w:val="nil"/>
+              <w:bottom w:val="single" w:sz="6" w:space="0" w:color="auto"/>
+              <w:right w:val="single" w:sz="6" w:space="0" w:color="auto"/>
+            </w:tcBorders>
+            <w:shd w:val="clear" w:color="auto" w:fill="191A1B"/>
+            <w:tcMar>
+              <w:top w:w="60" w:type="dxa"/>
+              <w:left w:w="90" w:type="dxa"/>
+              <w:bottom w:w="60" w:type="dxa"/>
+              <w:right w:w="90" w:type="dxa"/>
+            </w:tcMar>
+            <w:vAlign w:val="center"/>
+            <w:hideMark/>
+          </w:tcPr>
+          <w:p>
+            <w:pPr>
+              <w:rPr>
+                <w:rFonts w:ascii="Times New Roman" w:hAnsi="Times New Roman" w:cs="Times New Roman"/>
+              </w:rPr>
+            </w:pPr>
+            <w:r>
+              <w:rPr>
+                <w:rFonts w:ascii="Times New Roman" w:hAnsi="Times New Roman" w:cs="Times New Roman"/>
+              </w:rPr>
+              <w:t>BLZ</w:t>
+            </w:r>
+          </w:p>
+        </w:tc>
+        <w:tc>
+          <w:tcPr>
+            <w:tcW w:w="0" w:type="auto"/>
+            <w:tcBorders>
+              <w:top w:val="nil"/>
+              <w:left w:val="nil"/>
+              <w:bottom w:val="single" w:sz="6" w:space="0" w:color="auto"/>
+              <w:right w:val="single" w:sz="6" w:space="0" w:color="auto"/>
+            </w:tcBorders>
+            <w:shd w:val="clear" w:color="auto" w:fill="191A1B"/>
+            <w:tcMar>
+              <w:top w:w="60" w:type="dxa"/>
+              <w:left w:w="90" w:type="dxa"/>
+              <w:bottom w:w="60" w:type="dxa"/>
+              <w:right w:w="90" w:type="dxa"/>
+            </w:tcMar>
+            <w:vAlign w:val="center"/>
+            <w:hideMark/>
+          </w:tcPr>
+          <w:p>
+            <w:pPr>
+              <w:rPr>
+                <w:rFonts w:ascii="Times New Roman" w:hAnsi="Times New Roman" w:cs="Times New Roman"/>
+              </w:rPr>
+            </w:pPr>
+            <w:r>
+              <w:rPr>
+                <w:rFonts w:ascii="Times New Roman" w:hAnsi="Times New Roman" w:cs="Times New Roman"/>
+              </w:rPr>
+              <w:t>660</w:t>
+            </w:r>
+          </w:p>
+        </w:tc>
+        <w:tc>
+          <w:tcPr>
+            <w:tcW w:w="0" w:type="auto"/>
+            <w:tcBorders>
+              <w:top w:val="nil"/>
+              <w:left w:val="nil"/>
+              <w:bottom w:val="single" w:sz="6" w:space="0" w:color="auto"/>
+              <w:right w:val="single" w:sz="6" w:space="0" w:color="auto"/>
+            </w:tcBorders>
+            <w:shd w:val="clear" w:color="auto" w:fill="191A1B"/>
+            <w:tcMar>
+              <w:top w:w="60" w:type="dxa"/>
+              <w:left w:w="90" w:type="dxa"/>
+              <w:bottom w:w="60" w:type="dxa"/>
+              <w:right w:w="90" w:type="dxa"/>
+            </w:tcMar>
+            <w:vAlign w:val="center"/>
+            <w:hideMark/>
+          </w:tcPr>
+          <w:p>
+            <w:pPr>
+              <w:rPr>
+                <w:rFonts w:ascii="Times New Roman" w:hAnsi="Times New Roman" w:cs="Times New Roman"/>
+              </w:rPr>
+            </w:pPr>
+            <w:r>
+              <w:rPr>
+                <w:rFonts w:ascii="Times New Roman" w:hAnsi="Times New Roman" w:cs="Times New Roman"/>
+              </w:rPr>
+              <w:t>6</w:t>
+            </w:r>
+          </w:p>
+        </w:tc>
+        <w:tc>
+          <w:tcPr>
+            <w:tcW w:w="0" w:type="auto"/>
+            <w:tcBorders>
+              <w:top w:val="nil"/>
+              <w:left w:val="nil"/>
+              <w:bottom w:val="single" w:sz="6" w:space="0" w:color="auto"/>
+              <w:right w:val="single" w:sz="6" w:space="0" w:color="auto"/>
+            </w:tcBorders>
+            <w:shd w:val="clear" w:color="auto" w:fill="191A1B"/>
+            <w:tcMar>
+              <w:top w:w="60" w:type="dxa"/>
+              <w:left w:w="90" w:type="dxa"/>
+              <w:bottom w:w="60" w:type="dxa"/>
+              <w:right w:w="90" w:type="dxa"/>
+            </w:tcMar>
+            <w:vAlign w:val="center"/>
+            <w:hideMark/>
+          </w:tcPr>
+          <w:p>
+            <w:pPr>
+              <w:rPr>
+                <w:rFonts w:ascii="Times New Roman" w:hAnsi="Times New Roman" w:cs="Times New Roman"/>
+              </w:rPr>
+            </w:pPr>
+            <w:r>
+              <w:rPr>
+                <w:rFonts w:ascii="Times New Roman" w:hAnsi="Times New Roman" w:cs="Times New Roman"/>
+              </w:rPr>
+              <w:t>0.282513%</w:t>
+            </w:r>
+          </w:p>
+        </w:tc>
+        <w:tc>
+          <w:tcPr>
+            <w:tcW w:w="0" w:type="auto"/>
+            <w:tcBorders>
+              <w:top w:val="nil"/>
+              <w:left w:val="nil"/>
+              <w:bottom w:val="single" w:sz="6" w:space="0" w:color="auto"/>
+              <w:right w:val="nil"/>
+            </w:tcBorders>
+            <w:shd w:val="clear" w:color="auto" w:fill="191A1B"/>
+            <w:tcMar>
+              <w:top w:w="60" w:type="dxa"/>
+              <w:left w:w="90" w:type="dxa"/>
+              <w:bottom w:w="60" w:type="dxa"/>
+              <w:right w:w="90" w:type="dxa"/>
+            </w:tcMar>
+            <w:vAlign w:val="center"/>
+            <w:hideMark/>
+          </w:tcPr>
+          <w:p>
+            <w:pPr>
+              <w:rPr>
+                <w:rFonts w:ascii="Times New Roman" w:hAnsi="Times New Roman" w:cs="Times New Roman"/>
+              </w:rPr>
+            </w:pPr>
+            <w:r>
+              <w:rPr>
+                <w:rFonts w:ascii="Times New Roman" w:hAnsi="Times New Roman" w:cs="Times New Roman"/>
+              </w:rPr>
+              <w:t>19.958916%</w:t>
+            </w:r>
+          </w:p>
+        </w:tc>
+      </w:tr>
+      <w:tr>
+        <w:trPr>
+          <w:tblCellSpacing w:w="15" w:type="dxa"/>
+        </w:trPr>
+        <w:tc>
+          <w:tcPr>
+            <w:tcW w:w="0" w:type="auto"/>
+            <w:tcBorders>
+              <w:top w:val="nil"/>
+              <w:left w:val="nil"/>
+              <w:bottom w:val="single" w:sz="6" w:space="0" w:color="auto"/>
+              <w:right w:val="single" w:sz="6" w:space="0" w:color="auto"/>
+            </w:tcBorders>
+            <w:shd w:val="clear" w:color="auto" w:fill="191A1B"/>
+            <w:tcMar>
+              <w:top w:w="60" w:type="dxa"/>
+              <w:left w:w="90" w:type="dxa"/>
+              <w:bottom w:w="60" w:type="dxa"/>
+              <w:right w:w="90" w:type="dxa"/>
+            </w:tcMar>
+            <w:vAlign w:val="center"/>
+            <w:hideMark/>
+          </w:tcPr>
+          <w:p>
+            <w:pPr>
+              <w:rPr>
+                <w:rFonts w:ascii="Times New Roman" w:hAnsi="Times New Roman" w:cs="Times New Roman"/>
+              </w:rPr>
+            </w:pPr>
+            <w:r>
+              <w:rPr>
+                <w:rFonts w:ascii="Times New Roman" w:hAnsi="Times New Roman" w:cs="Times New Roman"/>
+              </w:rPr>
+              <w:t>HBS</w:t>
+            </w:r>
+          </w:p>
+        </w:tc>
+        <w:tc>
+          <w:tcPr>
+            <w:tcW w:w="0" w:type="auto"/>
+            <w:tcBorders>
+              <w:top w:val="nil"/>
+              <w:left w:val="nil"/>
+              <w:bottom w:val="single" w:sz="6" w:space="0" w:color="auto"/>
+              <w:right w:val="single" w:sz="6" w:space="0" w:color="auto"/>
+            </w:tcBorders>
+            <w:shd w:val="clear" w:color="auto" w:fill="191A1B"/>
+            <w:tcMar>
+              <w:top w:w="60" w:type="dxa"/>
+              <w:left w:w="90" w:type="dxa"/>
+              <w:bottom w:w="60" w:type="dxa"/>
+              <w:right w:w="90" w:type="dxa"/>
+            </w:tcMar>
+            <w:vAlign w:val="center"/>
+            <w:hideMark/>
+          </w:tcPr>
+          <w:p>
+            <w:pPr>
+              <w:rPr>
+                <w:rFonts w:ascii="Times New Roman" w:hAnsi="Times New Roman" w:cs="Times New Roman"/>
+              </w:rPr>
+            </w:pPr>
+            <w:r>
+              <w:rPr>
+                <w:rFonts w:ascii="Times New Roman" w:hAnsi="Times New Roman" w:cs="Times New Roman"/>
+              </w:rPr>
+              <w:t>1995</w:t>
+            </w:r>
+          </w:p>
+        </w:tc>
+        <w:tc>
+          <w:tcPr>
+            <w:tcW w:w="0" w:type="auto"/>
+            <w:tcBorders>
+              <w:top w:val="nil"/>
+              <w:left w:val="nil"/>
+              <w:bottom w:val="single" w:sz="6" w:space="0" w:color="auto"/>
+              <w:right w:val="single" w:sz="6" w:space="0" w:color="auto"/>
+            </w:tcBorders>
+            <w:shd w:val="clear" w:color="auto" w:fill="191A1B"/>
+            <w:tcMar>
+              <w:top w:w="60" w:type="dxa"/>
+              <w:left w:w="90" w:type="dxa"/>
+              <w:bottom w:w="60" w:type="dxa"/>
+              <w:right w:w="90" w:type="dxa"/>
+            </w:tcMar>
+            <w:vAlign w:val="center"/>
+            <w:hideMark/>
+          </w:tcPr>
+          <w:p>
+            <w:pPr>
+              <w:rPr>
+                <w:rFonts w:ascii="Times New Roman" w:hAnsi="Times New Roman" w:cs="Times New Roman"/>
+              </w:rPr>
+            </w:pPr>
+            <w:r>
+              <w:rPr>
+                <w:rFonts w:ascii="Times New Roman" w:hAnsi="Times New Roman" w:cs="Times New Roman"/>
+              </w:rPr>
+              <w:t>BLZ</w:t>
+            </w:r>
+          </w:p>
+        </w:tc>
+        <w:tc>
+          <w:tcPr>
+            <w:tcW w:w="0" w:type="auto"/>
+            <w:tcBorders>
+              <w:top w:val="nil"/>
+              <w:left w:val="nil"/>
+              <w:bottom w:val="single" w:sz="6" w:space="0" w:color="auto"/>
+              <w:right w:val="single" w:sz="6" w:space="0" w:color="auto"/>
+            </w:tcBorders>
+            <w:shd w:val="clear" w:color="auto" w:fill="191A1B"/>
+            <w:tcMar>
+              <w:top w:w="60" w:type="dxa"/>
+              <w:left w:w="90" w:type="dxa"/>
+              <w:bottom w:w="60" w:type="dxa"/>
+              <w:right w:w="90" w:type="dxa"/>
+            </w:tcMar>
+            <w:vAlign w:val="center"/>
+            <w:hideMark/>
+          </w:tcPr>
+          <w:p>
+            <w:pPr>
+              <w:rPr>
+                <w:rFonts w:ascii="Times New Roman" w:hAnsi="Times New Roman" w:cs="Times New Roman"/>
+              </w:rPr>
+            </w:pPr>
+            <w:r>
+              <w:rPr>
+                <w:rFonts w:ascii="Times New Roman" w:hAnsi="Times New Roman" w:cs="Times New Roman"/>
+              </w:rPr>
+              <w:t>785</w:t>
+            </w:r>
+          </w:p>
+        </w:tc>
+        <w:tc>
+          <w:tcPr>
+            <w:tcW w:w="0" w:type="auto"/>
+            <w:tcBorders>
+              <w:top w:val="nil"/>
+              <w:left w:val="nil"/>
+              <w:bottom w:val="single" w:sz="6" w:space="0" w:color="auto"/>
+              <w:right w:val="single" w:sz="6" w:space="0" w:color="auto"/>
+            </w:tcBorders>
+            <w:shd w:val="clear" w:color="auto" w:fill="191A1B"/>
+            <w:tcMar>
+              <w:top w:w="60" w:type="dxa"/>
+              <w:left w:w="90" w:type="dxa"/>
+              <w:bottom w:w="60" w:type="dxa"/>
+              <w:right w:w="90" w:type="dxa"/>
+            </w:tcMar>
+            <w:vAlign w:val="center"/>
+            <w:hideMark/>
+          </w:tcPr>
+          <w:p>
+            <w:pPr>
+              <w:rPr>
+                <w:rFonts w:ascii="Times New Roman" w:hAnsi="Times New Roman" w:cs="Times New Roman"/>
+              </w:rPr>
+            </w:pPr>
+            <w:r>
+              <w:rPr>
+                <w:rFonts w:ascii="Times New Roman" w:hAnsi="Times New Roman" w:cs="Times New Roman"/>
+              </w:rPr>
+              <w:t>0</w:t>
+            </w:r>
+          </w:p>
+        </w:tc>
+        <w:tc>
+          <w:tcPr>
+            <w:tcW w:w="0" w:type="auto"/>
+            <w:tcBorders>
+              <w:top w:val="nil"/>
+              <w:left w:val="nil"/>
+              <w:bottom w:val="single" w:sz="6" w:space="0" w:color="auto"/>
+              <w:right w:val="single" w:sz="6" w:space="0" w:color="auto"/>
+            </w:tcBorders>
+            <w:shd w:val="clear" w:color="auto" w:fill="191A1B"/>
+            <w:tcMar>
+              <w:top w:w="60" w:type="dxa"/>
+              <w:left w:w="90" w:type="dxa"/>
+              <w:bottom w:w="60" w:type="dxa"/>
+              <w:right w:w="90" w:type="dxa"/>
+            </w:tcMar>
+            <w:vAlign w:val="center"/>
+            <w:hideMark/>
+          </w:tcPr>
+          <w:p>
+            <w:pPr>
+              <w:rPr>
+                <w:rFonts w:ascii="Times New Roman" w:hAnsi="Times New Roman" w:cs="Times New Roman"/>
+              </w:rPr>
+            </w:pPr>
+            <w:r>
+              <w:rPr>
+                <w:rFonts w:ascii="Times New Roman" w:hAnsi="Times New Roman" w:cs="Times New Roman"/>
+              </w:rPr>
+              <w:t>0.000000%</w:t>
+            </w:r>
+          </w:p>
+        </w:tc>
+        <w:tc>
+          <w:tcPr>
+            <w:tcW w:w="0" w:type="auto"/>
+            <w:tcBorders>
+              <w:top w:val="nil"/>
+              <w:left w:val="nil"/>
+              <w:bottom w:val="single" w:sz="6" w:space="0" w:color="auto"/>
+              <w:right w:val="nil"/>
+            </w:tcBorders>
+            <w:shd w:val="clear" w:color="auto" w:fill="191A1B"/>
+            <w:tcMar>
+              <w:top w:w="60" w:type="dxa"/>
+              <w:left w:w="90" w:type="dxa"/>
+              <w:bottom w:w="60" w:type="dxa"/>
+              <w:right w:w="90" w:type="dxa"/>
+            </w:tcMar>
+            <w:vAlign w:val="center"/>
+            <w:hideMark/>
+          </w:tcPr>
+          <w:p>
+            <w:pPr>
+              <w:rPr>
+                <w:rFonts w:ascii="Times New Roman" w:hAnsi="Times New Roman" w:cs="Times New Roman"/>
+              </w:rPr>
+            </w:pPr>
+            <w:r>
+              <w:rPr>
+                <w:rFonts w:ascii="Times New Roman" w:hAnsi="Times New Roman" w:cs="Times New Roman"/>
+              </w:rPr>
+              <w:t>0.000000%</w:t>
+            </w:r>
+          </w:p>
+        </w:tc>
+      </w:tr>
+      <w:tr>
+        <w:trPr>
+          <w:tblCellSpacing w:w="15" w:type="dxa"/>
+        </w:trPr>
+        <w:tc>
+          <w:tcPr>
+            <w:tcW w:w="0" w:type="auto"/>
+            <w:tcBorders>
+              <w:top w:val="nil"/>
+              <w:left w:val="nil"/>
+              <w:bottom w:val="single" w:sz="6" w:space="0" w:color="auto"/>
+              <w:right w:val="single" w:sz="6" w:space="0" w:color="auto"/>
+            </w:tcBorders>
+            <w:shd w:val="clear" w:color="auto" w:fill="191A1B"/>
+            <w:tcMar>
+              <w:top w:w="60" w:type="dxa"/>
+              <w:left w:w="90" w:type="dxa"/>
+              <w:bottom w:w="60" w:type="dxa"/>
+              <w:right w:w="90" w:type="dxa"/>
+            </w:tcMar>
+            <w:vAlign w:val="center"/>
+            <w:hideMark/>
+          </w:tcPr>
+          <w:p>
+            <w:pPr>
+              <w:rPr>
+                <w:rFonts w:ascii="Times New Roman" w:hAnsi="Times New Roman" w:cs="Times New Roman"/>
+              </w:rPr>
+            </w:pPr>
+            <w:r>
+              <w:rPr>
+                <w:rFonts w:ascii="Times New Roman" w:hAnsi="Times New Roman" w:cs="Times New Roman"/>
+              </w:rPr>
+              <w:t>SLC</w:t>
+            </w:r>
+          </w:p>
+        </w:tc>
+        <w:tc>
+          <w:tcPr>
+            <w:tcW w:w="0" w:type="auto"/>
+            <w:tcBorders>
+              <w:top w:val="nil"/>
+              <w:left w:val="nil"/>
+              <w:bottom w:val="single" w:sz="6" w:space="0" w:color="auto"/>
+              <w:right w:val="single" w:sz="6" w:space="0" w:color="auto"/>
+            </w:tcBorders>
+            <w:shd w:val="clear" w:color="auto" w:fill="191A1B"/>
+            <w:tcMar>
+              <w:top w:w="60" w:type="dxa"/>
+              <w:left w:w="90" w:type="dxa"/>
+              <w:bottom w:w="60" w:type="dxa"/>
+              <w:right w:w="90" w:type="dxa"/>
+            </w:tcMar>
+            <w:vAlign w:val="center"/>
+            <w:hideMark/>
+          </w:tcPr>
+          <w:p>
+            <w:pPr>
+              <w:rPr>
+                <w:rFonts w:ascii="Times New Roman" w:hAnsi="Times New Roman" w:cs="Times New Roman"/>
+              </w:rPr>
+            </w:pPr>
+            <w:r>
+              <w:rPr>
+                <w:rFonts w:ascii="Times New Roman" w:hAnsi="Times New Roman" w:cs="Times New Roman"/>
+              </w:rPr>
+              <w:t>1996</w:t>
+            </w:r>
+          </w:p>
+        </w:tc>
+        <w:tc>
+          <w:tcPr>
+            <w:tcW w:w="0" w:type="auto"/>
+            <w:tcBorders>
+              <w:top w:val="nil"/>
+              <w:left w:val="nil"/>
+              <w:bottom w:val="single" w:sz="6" w:space="0" w:color="auto"/>
+              <w:right w:val="single" w:sz="6" w:space="0" w:color="auto"/>
+            </w:tcBorders>
+            <w:shd w:val="clear" w:color="auto" w:fill="191A1B"/>
+            <w:tcMar>
+              <w:top w:w="60" w:type="dxa"/>
+              <w:left w:w="90" w:type="dxa"/>
+              <w:bottom w:w="60" w:type="dxa"/>
+              <w:right w:w="90" w:type="dxa"/>
+            </w:tcMar>
+            <w:vAlign w:val="center"/>
+            <w:hideMark/>
+          </w:tcPr>
+          <w:p>
+            <w:pPr>
+              <w:rPr>
+                <w:rFonts w:ascii="Times New Roman" w:hAnsi="Times New Roman" w:cs="Times New Roman"/>
+              </w:rPr>
+            </w:pPr>
+            <w:r>
+              <w:rPr>
+                <w:rFonts w:ascii="Times New Roman" w:hAnsi="Times New Roman" w:cs="Times New Roman"/>
+              </w:rPr>
+              <w:t>BLZ</w:t>
+            </w:r>
+          </w:p>
+        </w:tc>
+        <w:tc>
+          <w:tcPr>
+            <w:tcW w:w="0" w:type="auto"/>
+            <w:tcBorders>
+              <w:top w:val="nil"/>
+              <w:left w:val="nil"/>
+              <w:bottom w:val="single" w:sz="6" w:space="0" w:color="auto"/>
+              <w:right w:val="single" w:sz="6" w:space="0" w:color="auto"/>
+            </w:tcBorders>
+            <w:shd w:val="clear" w:color="auto" w:fill="191A1B"/>
+            <w:tcMar>
+              <w:top w:w="60" w:type="dxa"/>
+              <w:left w:w="90" w:type="dxa"/>
+              <w:bottom w:w="60" w:type="dxa"/>
+              <w:right w:w="90" w:type="dxa"/>
+            </w:tcMar>
+            <w:vAlign w:val="center"/>
+            <w:hideMark/>
+          </w:tcPr>
+          <w:p>
+            <w:pPr>
+              <w:rPr>
+                <w:rFonts w:ascii="Times New Roman" w:hAnsi="Times New Roman" w:cs="Times New Roman"/>
+              </w:rPr>
+            </w:pPr>
+            <w:r>
+              <w:rPr>
+                <w:rFonts w:ascii="Times New Roman" w:hAnsi="Times New Roman" w:cs="Times New Roman"/>
+              </w:rPr>
+              <w:t>602</w:t>
+            </w:r>
+          </w:p>
+        </w:tc>
+        <w:tc>
+          <w:tcPr>
+            <w:tcW w:w="0" w:type="auto"/>
+            <w:tcBorders>
+              <w:top w:val="nil"/>
+              <w:left w:val="nil"/>
+              <w:bottom w:val="single" w:sz="6" w:space="0" w:color="auto"/>
+              <w:right w:val="single" w:sz="6" w:space="0" w:color="auto"/>
+            </w:tcBorders>
+            <w:shd w:val="clear" w:color="auto" w:fill="191A1B"/>
+            <w:tcMar>
+              <w:top w:w="60" w:type="dxa"/>
+              <w:left w:w="90" w:type="dxa"/>
+              <w:bottom w:w="60" w:type="dxa"/>
+              <w:right w:w="90" w:type="dxa"/>
+            </w:tcMar>
+            <w:vAlign w:val="center"/>
+            <w:hideMark/>
+          </w:tcPr>
+          <w:p>
+            <w:pPr>
+              <w:rPr>
+                <w:rFonts w:ascii="Times New Roman" w:hAnsi="Times New Roman" w:cs="Times New Roman"/>
+              </w:rPr>
+            </w:pPr>
+            <w:r>
+              <w:rPr>
+                <w:rFonts w:ascii="Times New Roman" w:hAnsi="Times New Roman" w:cs="Times New Roman"/>
+              </w:rPr>
+              <w:t>2</w:t>
+            </w:r>
+          </w:p>
+        </w:tc>
+        <w:tc>
+          <w:tcPr>
+            <w:tcW w:w="0" w:type="auto"/>
+            <w:tcBorders>
+              <w:top w:val="nil"/>
+              <w:left w:val="nil"/>
+              <w:bottom w:val="single" w:sz="6" w:space="0" w:color="auto"/>
+              <w:right w:val="single" w:sz="6" w:space="0" w:color="auto"/>
+            </w:tcBorders>
+            <w:shd w:val="clear" w:color="auto" w:fill="191A1B"/>
+            <w:tcMar>
+              <w:top w:w="60" w:type="dxa"/>
+              <w:left w:w="90" w:type="dxa"/>
+              <w:bottom w:w="60" w:type="dxa"/>
+              <w:right w:w="90" w:type="dxa"/>
+            </w:tcMar>
+            <w:vAlign w:val="center"/>
+            <w:hideMark/>
+          </w:tcPr>
+          <w:p>
+            <w:pPr>
+              <w:rPr>
+                <w:rFonts w:ascii="Times New Roman" w:hAnsi="Times New Roman" w:cs="Times New Roman"/>
+              </w:rPr>
+            </w:pPr>
+            <w:r>
+              <w:rPr>
+                <w:rFonts w:ascii="Times New Roman" w:hAnsi="Times New Roman" w:cs="Times New Roman"/>
+              </w:rPr>
+              <w:t>0.051692%</w:t>
+            </w:r>
+          </w:p>
+        </w:tc>
+        <w:tc>
+          <w:tcPr>
+            <w:tcW w:w="0" w:type="auto"/>
+            <w:tcBorders>
+              <w:top w:val="nil"/>
+              <w:left w:val="nil"/>
+              <w:bottom w:val="single" w:sz="6" w:space="0" w:color="auto"/>
+              <w:right w:val="nil"/>
+            </w:tcBorders>
+            <w:shd w:val="clear" w:color="auto" w:fill="191A1B"/>
+            <w:tcMar>
+              <w:top w:w="60" w:type="dxa"/>
+              <w:left w:w="90" w:type="dxa"/>
+              <w:bottom w:w="60" w:type="dxa"/>
+              <w:right w:w="90" w:type="dxa"/>
+            </w:tcMar>
+            <w:vAlign w:val="center"/>
+            <w:hideMark/>
+          </w:tcPr>
+          <w:p>
+            <w:pPr>
+              <w:rPr>
+                <w:rFonts w:ascii="Times New Roman" w:hAnsi="Times New Roman" w:cs="Times New Roman"/>
+              </w:rPr>
+            </w:pPr>
+            <w:r>
+              <w:rPr>
+                <w:rFonts w:ascii="Times New Roman" w:hAnsi="Times New Roman" w:cs="Times New Roman"/>
+              </w:rPr>
+              <w:t>3.974407%</w:t>
+            </w:r>
+          </w:p>
+        </w:tc>
+      </w:tr>
+      <w:tr>
+        <w:trPr>
+          <w:tblCellSpacing w:w="15" w:type="dxa"/>
+        </w:trPr>
+        <w:tc>
+          <w:tcPr>
+            <w:tcW w:w="0" w:type="auto"/>
+            <w:tcBorders>
+              <w:top w:val="nil"/>
+              <w:left w:val="nil"/>
+              <w:bottom w:val="single" w:sz="6" w:space="0" w:color="auto"/>
+              <w:right w:val="single" w:sz="6" w:space="0" w:color="auto"/>
+            </w:tcBorders>
+            <w:shd w:val="clear" w:color="auto" w:fill="191A1B"/>
+            <w:tcMar>
+              <w:top w:w="60" w:type="dxa"/>
+              <w:left w:w="90" w:type="dxa"/>
+              <w:bottom w:w="60" w:type="dxa"/>
+              <w:right w:w="90" w:type="dxa"/>
+            </w:tcMar>
+            <w:vAlign w:val="center"/>
+            <w:hideMark/>
+          </w:tcPr>
+          <w:p>
+            <w:pPr>
+              <w:rPr>
+                <w:rFonts w:ascii="Times New Roman" w:hAnsi="Times New Roman" w:cs="Times New Roman"/>
+              </w:rPr>
+            </w:pPr>
+            <w:r>
+              <w:rPr>
+                <w:rFonts w:ascii="Times New Roman" w:hAnsi="Times New Roman" w:cs="Times New Roman"/>
+              </w:rPr>
+              <w:lastRenderedPageBreak/>
+              <w:t>LFS</w:t>
+            </w:r>
+          </w:p>
+        </w:tc>
+        <w:tc>
+          <w:tcPr>
+            <w:tcW w:w="0" w:type="auto"/>
+            <w:tcBorders>
+              <w:top w:val="nil"/>
+              <w:left w:val="nil"/>
+              <w:bottom w:val="single" w:sz="6" w:space="0" w:color="auto"/>
+              <w:right w:val="single" w:sz="6" w:space="0" w:color="auto"/>
+            </w:tcBorders>
+            <w:shd w:val="clear" w:color="auto" w:fill="191A1B"/>
+            <w:tcMar>
+              <w:top w:w="60" w:type="dxa"/>
+              <w:left w:w="90" w:type="dxa"/>
+              <w:bottom w:w="60" w:type="dxa"/>
+              <w:right w:w="90" w:type="dxa"/>
+            </w:tcMar>
+            <w:vAlign w:val="center"/>
+            <w:hideMark/>
+          </w:tcPr>
+          <w:p>
+            <w:pPr>
+              <w:rPr>
+                <w:rFonts w:ascii="Times New Roman" w:hAnsi="Times New Roman" w:cs="Times New Roman"/>
+              </w:rPr>
+            </w:pPr>
+            <w:r>
+              <w:rPr>
+                <w:rFonts w:ascii="Times New Roman" w:hAnsi="Times New Roman" w:cs="Times New Roman"/>
+              </w:rPr>
+              <w:t>1997</w:t>
+            </w:r>
+          </w:p>
+        </w:tc>
+        <w:tc>
+          <w:tcPr>
+            <w:tcW w:w="0" w:type="auto"/>
+            <w:tcBorders>
+              <w:top w:val="nil"/>
+              <w:left w:val="nil"/>
+              <w:bottom w:val="single" w:sz="6" w:space="0" w:color="auto"/>
+              <w:right w:val="single" w:sz="6" w:space="0" w:color="auto"/>
+            </w:tcBorders>
+            <w:shd w:val="clear" w:color="auto" w:fill="191A1B"/>
+            <w:tcMar>
+              <w:top w:w="60" w:type="dxa"/>
+              <w:left w:w="90" w:type="dxa"/>
+              <w:bottom w:w="60" w:type="dxa"/>
+              <w:right w:w="90" w:type="dxa"/>
+            </w:tcMar>
+            <w:vAlign w:val="center"/>
+            <w:hideMark/>
+          </w:tcPr>
+          <w:p>
+            <w:pPr>
+              <w:rPr>
+                <w:rFonts w:ascii="Times New Roman" w:hAnsi="Times New Roman" w:cs="Times New Roman"/>
+              </w:rPr>
+            </w:pPr>
+            <w:r>
+              <w:rPr>
+                <w:rFonts w:ascii="Times New Roman" w:hAnsi="Times New Roman" w:cs="Times New Roman"/>
+              </w:rPr>
+              <w:t>BLZ</w:t>
+            </w:r>
+          </w:p>
+        </w:tc>
+        <w:tc>
+          <w:tcPr>
+            <w:tcW w:w="0" w:type="auto"/>
+            <w:tcBorders>
+              <w:top w:val="nil"/>
+              <w:left w:val="nil"/>
+              <w:bottom w:val="single" w:sz="6" w:space="0" w:color="auto"/>
+              <w:right w:val="single" w:sz="6" w:space="0" w:color="auto"/>
+            </w:tcBorders>
+            <w:shd w:val="clear" w:color="auto" w:fill="191A1B"/>
+            <w:tcMar>
+              <w:top w:w="60" w:type="dxa"/>
+              <w:left w:w="90" w:type="dxa"/>
+              <w:bottom w:w="60" w:type="dxa"/>
+              <w:right w:w="90" w:type="dxa"/>
+            </w:tcMar>
+            <w:vAlign w:val="center"/>
+            <w:hideMark/>
+          </w:tcPr>
+          <w:p>
+            <w:pPr>
+              <w:rPr>
+                <w:rFonts w:ascii="Times New Roman" w:hAnsi="Times New Roman" w:cs="Times New Roman"/>
+              </w:rPr>
+            </w:pPr>
+            <w:r>
+              <w:rPr>
+                <w:rFonts w:ascii="Times New Roman" w:hAnsi="Times New Roman" w:cs="Times New Roman"/>
+              </w:rPr>
+              <w:t>753</w:t>
+            </w:r>
+          </w:p>
+        </w:tc>
+        <w:tc>
+          <w:tcPr>
+            <w:tcW w:w="0" w:type="auto"/>
+            <w:tcBorders>
+              <w:top w:val="nil"/>
+              <w:left w:val="nil"/>
+              <w:bottom w:val="single" w:sz="6" w:space="0" w:color="auto"/>
+              <w:right w:val="single" w:sz="6" w:space="0" w:color="auto"/>
+            </w:tcBorders>
+            <w:shd w:val="clear" w:color="auto" w:fill="191A1B"/>
+            <w:tcMar>
+              <w:top w:w="60" w:type="dxa"/>
+              <w:left w:w="90" w:type="dxa"/>
+              <w:bottom w:w="60" w:type="dxa"/>
+              <w:right w:w="90" w:type="dxa"/>
+            </w:tcMar>
+            <w:vAlign w:val="center"/>
+            <w:hideMark/>
+          </w:tcPr>
+          <w:p>
+            <w:pPr>
+              <w:rPr>
+                <w:rFonts w:ascii="Times New Roman" w:hAnsi="Times New Roman" w:cs="Times New Roman"/>
+              </w:rPr>
+            </w:pPr>
+            <w:r>
+              <w:rPr>
+                <w:rFonts w:ascii="Times New Roman" w:hAnsi="Times New Roman" w:cs="Times New Roman"/>
+              </w:rPr>
+              <w:t>4</w:t>
+            </w:r>
+          </w:p>
+        </w:tc>
+        <w:tc>
+          <w:tcPr>
+            <w:tcW w:w="0" w:type="auto"/>
+            <w:tcBorders>
+              <w:top w:val="nil"/>
+              <w:left w:val="nil"/>
+              <w:bottom w:val="single" w:sz="6" w:space="0" w:color="auto"/>
+              <w:right w:val="single" w:sz="6" w:space="0" w:color="auto"/>
+            </w:tcBorders>
+            <w:shd w:val="clear" w:color="auto" w:fill="191A1B"/>
+            <w:tcMar>
+              <w:top w:w="60" w:type="dxa"/>
+              <w:left w:w="90" w:type="dxa"/>
+              <w:bottom w:w="60" w:type="dxa"/>
+              <w:right w:w="90" w:type="dxa"/>
+            </w:tcMar>
+            <w:vAlign w:val="center"/>
+            <w:hideMark/>
+          </w:tcPr>
+          <w:p>
+            <w:pPr>
+              <w:rPr>
+                <w:rFonts w:ascii="Times New Roman" w:hAnsi="Times New Roman" w:cs="Times New Roman"/>
+              </w:rPr>
+            </w:pPr>
+            <w:r>
+              <w:rPr>
+                <w:rFonts w:ascii="Times New Roman" w:hAnsi="Times New Roman" w:cs="Times New Roman"/>
+              </w:rPr>
+              <w:t>0.113682%</w:t>
+            </w:r>
+          </w:p>
+        </w:tc>
+        <w:tc>
+          <w:tcPr>
+            <w:tcW w:w="0" w:type="auto"/>
+            <w:tcBorders>
+              <w:top w:val="nil"/>
+              <w:left w:val="nil"/>
+              <w:bottom w:val="single" w:sz="6" w:space="0" w:color="auto"/>
+              <w:right w:val="nil"/>
+            </w:tcBorders>
+            <w:shd w:val="clear" w:color="auto" w:fill="191A1B"/>
+            <w:tcMar>
+              <w:top w:w="60" w:type="dxa"/>
+              <w:left w:w="90" w:type="dxa"/>
+              <w:bottom w:w="60" w:type="dxa"/>
+              <w:right w:w="90" w:type="dxa"/>
+            </w:tcMar>
+            <w:vAlign w:val="center"/>
+            <w:hideMark/>
+          </w:tcPr>
+          <w:p>
+            <w:pPr>
+              <w:rPr>
+                <w:rFonts w:ascii="Times New Roman" w:hAnsi="Times New Roman" w:cs="Times New Roman"/>
+              </w:rPr>
+            </w:pPr>
+            <w:r>
+              <w:rPr>
+                <w:rFonts w:ascii="Times New Roman" w:hAnsi="Times New Roman" w:cs="Times New Roman"/>
+              </w:rPr>
+              <w:t>18.243989%</w:t>
+            </w:r>
+          </w:p>
+        </w:tc>
+      </w:tr>
+      <w:tr>
+        <w:trPr>
+          <w:tblCellSpacing w:w="15" w:type="dxa"/>
+        </w:trPr>
+        <w:tc>
+          <w:tcPr>
+            <w:tcW w:w="0" w:type="auto"/>
+            <w:tcBorders>
+              <w:top w:val="nil"/>
+              <w:left w:val="nil"/>
+              <w:bottom w:val="single" w:sz="6" w:space="0" w:color="auto"/>
+              <w:right w:val="single" w:sz="6" w:space="0" w:color="auto"/>
+            </w:tcBorders>
+            <w:shd w:val="clear" w:color="auto" w:fill="191A1B"/>
+            <w:tcMar>
+              <w:top w:w="60" w:type="dxa"/>
+              <w:left w:w="90" w:type="dxa"/>
+              <w:bottom w:w="60" w:type="dxa"/>
+              <w:right w:w="90" w:type="dxa"/>
+            </w:tcMar>
+            <w:vAlign w:val="center"/>
+            <w:hideMark/>
+          </w:tcPr>
+          <w:p>
+            <w:pPr>
+              <w:rPr>
+                <w:rFonts w:ascii="Times New Roman" w:hAnsi="Times New Roman" w:cs="Times New Roman"/>
+              </w:rPr>
+            </w:pPr>
+            <w:r>
+              <w:rPr>
+                <w:rFonts w:ascii="Times New Roman" w:hAnsi="Times New Roman" w:cs="Times New Roman"/>
+              </w:rPr>
+              <w:t>LFS</w:t>
+            </w:r>
+          </w:p>
+        </w:tc>
+        <w:tc>
+          <w:tcPr>
+            <w:tcW w:w="0" w:type="auto"/>
+            <w:tcBorders>
+              <w:top w:val="nil"/>
+              <w:left w:val="nil"/>
+              <w:bottom w:val="single" w:sz="6" w:space="0" w:color="auto"/>
+              <w:right w:val="single" w:sz="6" w:space="0" w:color="auto"/>
+            </w:tcBorders>
+            <w:shd w:val="clear" w:color="auto" w:fill="191A1B"/>
+            <w:tcMar>
+              <w:top w:w="60" w:type="dxa"/>
+              <w:left w:w="90" w:type="dxa"/>
+              <w:bottom w:w="60" w:type="dxa"/>
+              <w:right w:w="90" w:type="dxa"/>
+            </w:tcMar>
+            <w:vAlign w:val="center"/>
+            <w:hideMark/>
+          </w:tcPr>
+          <w:p>
+            <w:pPr>
+              <w:rPr>
+                <w:rFonts w:ascii="Times New Roman" w:hAnsi="Times New Roman" w:cs="Times New Roman"/>
+              </w:rPr>
+            </w:pPr>
+            <w:r>
+              <w:rPr>
+                <w:rFonts w:ascii="Times New Roman" w:hAnsi="Times New Roman" w:cs="Times New Roman"/>
+              </w:rPr>
+              <w:t>1998</w:t>
+            </w:r>
+          </w:p>
+        </w:tc>
+        <w:tc>
+          <w:tcPr>
+            <w:tcW w:w="0" w:type="auto"/>
+            <w:tcBorders>
+              <w:top w:val="nil"/>
+              <w:left w:val="nil"/>
+              <w:bottom w:val="single" w:sz="6" w:space="0" w:color="auto"/>
+              <w:right w:val="single" w:sz="6" w:space="0" w:color="auto"/>
+            </w:tcBorders>
+            <w:shd w:val="clear" w:color="auto" w:fill="191A1B"/>
+            <w:tcMar>
+              <w:top w:w="60" w:type="dxa"/>
+              <w:left w:w="90" w:type="dxa"/>
+              <w:bottom w:w="60" w:type="dxa"/>
+              <w:right w:w="90" w:type="dxa"/>
+            </w:tcMar>
+            <w:vAlign w:val="center"/>
+            <w:hideMark/>
+          </w:tcPr>
+          <w:p>
+            <w:pPr>
+              <w:rPr>
+                <w:rFonts w:ascii="Times New Roman" w:hAnsi="Times New Roman" w:cs="Times New Roman"/>
+              </w:rPr>
+            </w:pPr>
+            <w:r>
+              <w:rPr>
+                <w:rFonts w:ascii="Times New Roman" w:hAnsi="Times New Roman" w:cs="Times New Roman"/>
+              </w:rPr>
+              <w:t>BLZ</w:t>
+            </w:r>
+          </w:p>
+        </w:tc>
+        <w:tc>
+          <w:tcPr>
+            <w:tcW w:w="0" w:type="auto"/>
+            <w:tcBorders>
+              <w:top w:val="nil"/>
+              <w:left w:val="nil"/>
+              <w:bottom w:val="single" w:sz="6" w:space="0" w:color="auto"/>
+              <w:right w:val="single" w:sz="6" w:space="0" w:color="auto"/>
+            </w:tcBorders>
+            <w:shd w:val="clear" w:color="auto" w:fill="191A1B"/>
+            <w:tcMar>
+              <w:top w:w="60" w:type="dxa"/>
+              <w:left w:w="90" w:type="dxa"/>
+              <w:bottom w:w="60" w:type="dxa"/>
+              <w:right w:w="90" w:type="dxa"/>
+            </w:tcMar>
+            <w:vAlign w:val="center"/>
+            <w:hideMark/>
+          </w:tcPr>
+          <w:p>
+            <w:pPr>
+              <w:rPr>
+                <w:rFonts w:ascii="Times New Roman" w:hAnsi="Times New Roman" w:cs="Times New Roman"/>
+              </w:rPr>
+            </w:pPr>
+            <w:r>
+              <w:rPr>
+                <w:rFonts w:ascii="Times New Roman" w:hAnsi="Times New Roman" w:cs="Times New Roman"/>
+              </w:rPr>
+              <w:t>711</w:t>
+            </w:r>
+          </w:p>
+        </w:tc>
+        <w:tc>
+          <w:tcPr>
+            <w:tcW w:w="0" w:type="auto"/>
+            <w:tcBorders>
+              <w:top w:val="nil"/>
+              <w:left w:val="nil"/>
+              <w:bottom w:val="single" w:sz="6" w:space="0" w:color="auto"/>
+              <w:right w:val="single" w:sz="6" w:space="0" w:color="auto"/>
+            </w:tcBorders>
+            <w:shd w:val="clear" w:color="auto" w:fill="191A1B"/>
+            <w:tcMar>
+              <w:top w:w="60" w:type="dxa"/>
+              <w:left w:w="90" w:type="dxa"/>
+              <w:bottom w:w="60" w:type="dxa"/>
+              <w:right w:w="90" w:type="dxa"/>
+            </w:tcMar>
+            <w:vAlign w:val="center"/>
+            <w:hideMark/>
+          </w:tcPr>
+          <w:p>
+            <w:pPr>
+              <w:rPr>
+                <w:rFonts w:ascii="Times New Roman" w:hAnsi="Times New Roman" w:cs="Times New Roman"/>
+              </w:rPr>
+            </w:pPr>
+            <w:r>
+              <w:rPr>
+                <w:rFonts w:ascii="Times New Roman" w:hAnsi="Times New Roman" w:cs="Times New Roman"/>
+              </w:rPr>
+              <w:t>1</w:t>
+            </w:r>
+          </w:p>
+        </w:tc>
+        <w:tc>
+          <w:tcPr>
+            <w:tcW w:w="0" w:type="auto"/>
+            <w:tcBorders>
+              <w:top w:val="nil"/>
+              <w:left w:val="nil"/>
+              <w:bottom w:val="single" w:sz="6" w:space="0" w:color="auto"/>
+              <w:right w:val="single" w:sz="6" w:space="0" w:color="auto"/>
+            </w:tcBorders>
+            <w:shd w:val="clear" w:color="auto" w:fill="191A1B"/>
+            <w:tcMar>
+              <w:top w:w="60" w:type="dxa"/>
+              <w:left w:w="90" w:type="dxa"/>
+              <w:bottom w:w="60" w:type="dxa"/>
+              <w:right w:w="90" w:type="dxa"/>
+            </w:tcMar>
+            <w:vAlign w:val="center"/>
+            <w:hideMark/>
+          </w:tcPr>
+          <w:p>
+            <w:pPr>
+              <w:rPr>
+                <w:rFonts w:ascii="Times New Roman" w:hAnsi="Times New Roman" w:cs="Times New Roman"/>
+              </w:rPr>
+            </w:pPr>
+            <w:r>
+              <w:rPr>
+                <w:rFonts w:ascii="Times New Roman" w:hAnsi="Times New Roman" w:cs="Times New Roman"/>
+              </w:rPr>
+              <w:t>0.012478%</w:t>
+            </w:r>
+          </w:p>
+        </w:tc>
+        <w:tc>
+          <w:tcPr>
+            <w:tcW w:w="0" w:type="auto"/>
+            <w:tcBorders>
+              <w:top w:val="nil"/>
+              <w:left w:val="nil"/>
+              <w:bottom w:val="single" w:sz="6" w:space="0" w:color="auto"/>
+              <w:right w:val="nil"/>
+            </w:tcBorders>
+            <w:shd w:val="clear" w:color="auto" w:fill="191A1B"/>
+            <w:tcMar>
+              <w:top w:w="60" w:type="dxa"/>
+              <w:left w:w="90" w:type="dxa"/>
+              <w:bottom w:w="60" w:type="dxa"/>
+              <w:right w:w="90" w:type="dxa"/>
+            </w:tcMar>
+            <w:vAlign w:val="center"/>
+            <w:hideMark/>
+          </w:tcPr>
+          <w:p>
+            <w:pPr>
+              <w:rPr>
+                <w:rFonts w:ascii="Times New Roman" w:hAnsi="Times New Roman" w:cs="Times New Roman"/>
+              </w:rPr>
+            </w:pPr>
+            <w:r>
+              <w:rPr>
+                <w:rFonts w:ascii="Times New Roman" w:hAnsi="Times New Roman" w:cs="Times New Roman"/>
+              </w:rPr>
+              <w:t>0.554545%</w:t>
+            </w:r>
+          </w:p>
+        </w:tc>
+      </w:tr>
+      <w:tr>
+        <w:trPr>
+          <w:tblCellSpacing w:w="15" w:type="dxa"/>
+        </w:trPr>
+        <w:tc>
+          <w:tcPr>
+            <w:tcW w:w="0" w:type="auto"/>
+            <w:tcBorders>
+              <w:top w:val="nil"/>
+              <w:left w:val="nil"/>
+              <w:bottom w:val="nil"/>
+              <w:right w:val="single" w:sz="6" w:space="0" w:color="auto"/>
+            </w:tcBorders>
+            <w:shd w:val="clear" w:color="auto" w:fill="191A1B"/>
+            <w:tcMar>
+              <w:top w:w="60" w:type="dxa"/>
+              <w:left w:w="90" w:type="dxa"/>
+              <w:bottom w:w="60" w:type="dxa"/>
+              <w:right w:w="90" w:type="dxa"/>
+            </w:tcMar>
+            <w:vAlign w:val="center"/>
+            <w:hideMark/>
+          </w:tcPr>
+          <w:p>
+            <w:pPr>
+              <w:rPr>
+                <w:rFonts w:ascii="Times New Roman" w:hAnsi="Times New Roman" w:cs="Times New Roman"/>
+              </w:rPr>
+            </w:pPr>
+            <w:r>
+              <w:rPr>
+                <w:rFonts w:ascii="Times New Roman" w:hAnsi="Times New Roman" w:cs="Times New Roman"/>
+              </w:rPr>
+              <w:t>LFS</w:t>
+            </w:r>
+          </w:p>
+        </w:tc>
+        <w:tc>
+          <w:tcPr>
+            <w:tcW w:w="0" w:type="auto"/>
+            <w:tcBorders>
+              <w:top w:val="nil"/>
+              <w:left w:val="nil"/>
+              <w:bottom w:val="nil"/>
+              <w:right w:val="single" w:sz="6" w:space="0" w:color="auto"/>
+            </w:tcBorders>
+            <w:shd w:val="clear" w:color="auto" w:fill="191A1B"/>
+            <w:tcMar>
+              <w:top w:w="60" w:type="dxa"/>
+              <w:left w:w="90" w:type="dxa"/>
+              <w:bottom w:w="60" w:type="dxa"/>
+              <w:right w:w="90" w:type="dxa"/>
+            </w:tcMar>
+            <w:vAlign w:val="center"/>
+            <w:hideMark/>
+          </w:tcPr>
+          <w:p>
+            <w:pPr>
+              <w:rPr>
+                <w:rFonts w:ascii="Times New Roman" w:hAnsi="Times New Roman" w:cs="Times New Roman"/>
+              </w:rPr>
+            </w:pPr>
+            <w:r>
+              <w:rPr>
+                <w:rFonts w:ascii="Times New Roman" w:hAnsi="Times New Roman" w:cs="Times New Roman"/>
+              </w:rPr>
+              <w:t>1999</w:t>
+            </w:r>
+          </w:p>
+        </w:tc>
+        <w:tc>
+          <w:tcPr>
+            <w:tcW w:w="0" w:type="auto"/>
+            <w:tcBorders>
+              <w:top w:val="nil"/>
+              <w:left w:val="nil"/>
+              <w:bottom w:val="nil"/>
+              <w:right w:val="single" w:sz="6" w:space="0" w:color="auto"/>
+            </w:tcBorders>
+            <w:shd w:val="clear" w:color="auto" w:fill="191A1B"/>
+            <w:tcMar>
+              <w:top w:w="60" w:type="dxa"/>
+              <w:left w:w="90" w:type="dxa"/>
+              <w:bottom w:w="60" w:type="dxa"/>
+              <w:right w:w="90" w:type="dxa"/>
+            </w:tcMar>
+            <w:vAlign w:val="center"/>
+            <w:hideMark/>
+          </w:tcPr>
+          <w:p>
+            <w:pPr>
+              <w:rPr>
+                <w:rFonts w:ascii="Times New Roman" w:hAnsi="Times New Roman" w:cs="Times New Roman"/>
+              </w:rPr>
+            </w:pPr>
+            <w:r>
+              <w:rPr>
+                <w:rFonts w:ascii="Times New Roman" w:hAnsi="Times New Roman" w:cs="Times New Roman"/>
+              </w:rPr>
+              <w:t>BLZ</w:t>
+            </w:r>
+          </w:p>
+        </w:tc>
+        <w:tc>
+          <w:tcPr>
+            <w:tcW w:w="0" w:type="auto"/>
+            <w:tcBorders>
+              <w:top w:val="nil"/>
+              <w:left w:val="nil"/>
+              <w:bottom w:val="nil"/>
+              <w:right w:val="single" w:sz="6" w:space="0" w:color="auto"/>
+            </w:tcBorders>
+            <w:shd w:val="clear" w:color="auto" w:fill="191A1B"/>
+            <w:tcMar>
+              <w:top w:w="60" w:type="dxa"/>
+              <w:left w:w="90" w:type="dxa"/>
+              <w:bottom w:w="60" w:type="dxa"/>
+              <w:right w:w="90" w:type="dxa"/>
+            </w:tcMar>
+            <w:vAlign w:val="center"/>
+            <w:hideMark/>
+          </w:tcPr>
+          <w:p>
+            <w:pPr>
+              <w:rPr>
+                <w:rFonts w:ascii="Times New Roman" w:hAnsi="Times New Roman" w:cs="Times New Roman"/>
+              </w:rPr>
+            </w:pPr>
+            <w:r>
+              <w:rPr>
+                <w:rFonts w:ascii="Times New Roman" w:hAnsi="Times New Roman" w:cs="Times New Roman"/>
+              </w:rPr>
+              <w:t>730</w:t>
+            </w:r>
+          </w:p>
+        </w:tc>
+        <w:tc>
+          <w:tcPr>
+            <w:tcW w:w="0" w:type="auto"/>
+            <w:tcBorders>
+              <w:top w:val="nil"/>
+              <w:left w:val="nil"/>
+              <w:bottom w:val="nil"/>
+              <w:right w:val="single" w:sz="6" w:space="0" w:color="auto"/>
+            </w:tcBorders>
+            <w:shd w:val="clear" w:color="auto" w:fill="191A1B"/>
+            <w:tcMar>
+              <w:top w:w="60" w:type="dxa"/>
+              <w:left w:w="90" w:type="dxa"/>
+              <w:bottom w:w="60" w:type="dxa"/>
+              <w:right w:w="90" w:type="dxa"/>
+            </w:tcMar>
+            <w:vAlign w:val="center"/>
+            <w:hideMark/>
+          </w:tcPr>
+          <w:p>
+            <w:pPr>
+              <w:rPr>
+                <w:rFonts w:ascii="Times New Roman" w:hAnsi="Times New Roman" w:cs="Times New Roman"/>
+              </w:rPr>
+            </w:pPr>
+            <w:r>
+              <w:rPr>
+                <w:rFonts w:ascii="Times New Roman" w:hAnsi="Times New Roman" w:cs="Times New Roman"/>
+              </w:rPr>
+              <w:t>1</w:t>
+            </w:r>
+          </w:p>
+        </w:tc>
+        <w:tc>
+          <w:tcPr>
+            <w:tcW w:w="0" w:type="auto"/>
+            <w:tcBorders>
+              <w:top w:val="nil"/>
+              <w:left w:val="nil"/>
+              <w:bottom w:val="nil"/>
+              <w:right w:val="single" w:sz="6" w:space="0" w:color="auto"/>
+            </w:tcBorders>
+            <w:shd w:val="clear" w:color="auto" w:fill="191A1B"/>
+            <w:tcMar>
+              <w:top w:w="60" w:type="dxa"/>
+              <w:left w:w="90" w:type="dxa"/>
+              <w:bottom w:w="60" w:type="dxa"/>
+              <w:right w:w="90" w:type="dxa"/>
+            </w:tcMar>
+            <w:vAlign w:val="center"/>
+            <w:hideMark/>
+          </w:tcPr>
+          <w:p>
+            <w:pPr>
+              <w:rPr>
+                <w:rFonts w:ascii="Times New Roman" w:hAnsi="Times New Roman" w:cs="Times New Roman"/>
+              </w:rPr>
+            </w:pPr>
+            <w:r>
+              <w:rPr>
+                <w:rFonts w:ascii="Times New Roman" w:hAnsi="Times New Roman" w:cs="Times New Roman"/>
+              </w:rPr>
+              <w:t>0.021975%</w:t>
+            </w:r>
+          </w:p>
+        </w:tc>
+        <w:tc>
+          <w:tcPr>
+            <w:tcW w:w="0" w:type="auto"/>
+            <w:tcBorders>
+              <w:top w:val="nil"/>
+              <w:left w:val="nil"/>
+              <w:bottom w:val="nil"/>
+              <w:right w:val="nil"/>
+            </w:tcBorders>
+            <w:shd w:val="clear" w:color="auto" w:fill="191A1B"/>
+            <w:tcMar>
+              <w:top w:w="60" w:type="dxa"/>
+              <w:left w:w="90" w:type="dxa"/>
+              <w:bottom w:w="60" w:type="dxa"/>
+              <w:right w:w="90" w:type="dxa"/>
+            </w:tcMar>
+            <w:vAlign w:val="center"/>
+            <w:hideMark/>
+          </w:tcPr>
+          <w:p>
+            <w:pPr>
+              <w:rPr>
+                <w:rFonts w:ascii="Times New Roman" w:hAnsi="Times New Roman" w:cs="Times New Roman"/>
+              </w:rPr>
+            </w:pPr>
+            <w:r>
+              <w:rPr>
+                <w:rFonts w:ascii="Times New Roman" w:hAnsi="Times New Roman" w:cs="Times New Roman"/>
+              </w:rPr>
+              <w:t>0.904040%</w:t>
+            </w:r>
+          </w:p>
+        </w:tc>
+      </w:tr>
+    </w:tbl>
+    <w:p>
+      <w:pPr>
+        <w:rPr>
+          <w:rFonts w:ascii="Times New Roman" w:hAnsi="Times New Roman" w:cs="Times New Roman"/>
+        </w:rPr>
+      </w:pPr>
+    </w:p>
+    <w:p>
+      <w:pPr>
+        <w:pStyle w:val="ListParagraph"/>
+        <w:numPr>
+          <w:ilvl w:val="0"/>
+          <w:numId w:val="1"/>
+        </w:numPr>
+        <w:rPr>
+          <w:rFonts w:ascii="Times New Roman" w:hAnsi="Times New Roman" w:cs="Times New Roman"/>
+        </w:rPr>
+      </w:pPr>
+      <w:r>
+        <w:rPr>
+          <w:rFonts w:ascii="Times New Roman" w:hAnsi="Times New Roman" w:cs="Times New Roman"/>
+        </w:rPr>
+        <w:t xml:space="preserve">Understand why CPS does the average of the top 3%. See what they have done in other years. See if this is a better option as mean is not affected. </w:t>
+      </w:r>
+    </w:p>
+    <w:p>
+      <w:pPr>
+        <w:rPr>
+          <w:rFonts w:ascii="Times New Roman" w:hAnsi="Times New Roman" w:cs="Times New Roman"/>
+        </w:rPr>
+      </w:pPr>
+    </w:p>
     <w:sectPr>
-      <w:footerReference w:type="even" r:id="rId16"/>
-      <w:footerReference w:type="default" r:id="rId17"/>
-      <w:footerReference w:type="first" r:id="rId18"/>
-      <w:pgSz w:w="12240" w:h="15840" w:orient="portrait"/>
+      <w:footerReference w:type="even" r:id="rId19"/>
+      <w:footerReference w:type="default" r:id="rId20"/>
+      <w:footerReference w:type="first" r:id="rId21"/>
+      <w:pgSz w:w="12240" w:h="15840"/>
       <w:pgMar w:top="1440" w:right="1440" w:bottom="1440" w:left="1440" w:header="720" w:footer="720" w:gutter="0"/>
       <w:cols w:space="720"/>
       <w:docGrid w:linePitch="360"/>
@@ -4420,8 +6882,40 @@
 </file>
 
 <file path=word/comments.xml><?xml version="1.0" encoding="utf-8"?>
-<w:comments xmlns:wpc="http://schemas.microsoft.com/office/word/2010/wordprocessingCanvas" xmlns:cx="http://schemas.microsoft.com/office/drawing/2014/chartex" xmlns:cx1="http://schemas.microsoft.com/office/drawing/2015/9/8/chartex" xmlns:cx2="http://schemas.microsoft.com/office/drawing/2015/10/21/chartex" xmlns:cx3="http://schemas.microsoft.com/office/drawing/2016/5/9/chartex" xmlns:cx4="http://schemas.microsoft.com/office/drawing/2016/5/10/chartex" xmlns:cx5="http://schemas.microsoft.com/office/drawing/2016/5/11/chartex" xmlns:cx6="http://schemas.microsoft.com/office/drawing/2016/5/12/chartex" xmlns:cx7="http://schemas.microsoft.com/office/drawing/2016/5/13/chartex" xmlns:cx8="http://schemas.microsoft.com/office/drawing/2016/5/14/chartex" xmlns:mc="http://schemas.openxmlformats.org/markup-compatibility/2006" xmlns:aink="http://schemas.microsoft.com/office/drawing/2016/ink" xmlns:am3d="http://schemas.microsoft.com/office/drawing/2017/model3d" xmlns:o="urn:schemas-microsoft-com:office:office" xmlns:oel="http://schemas.microsoft.com/office/2019/extlst" xmlns:r="http://schemas.openxmlformats.org/officeDocument/2006/relationships" xmlns:m="http://schemas.openxmlformats.org/officeDocument/2006/math" xmlns:v="urn:schemas-microsoft-com:vml" xmlns:wp14="http://schemas.microsoft.com/office/word/2010/wordprocessingDrawing" xmlns:wp="http://schemas.openxmlformats.org/drawingml/2006/wordprocessingDrawing" xmlns:w10="urn:schemas-microsoft-com:office:word" xmlns:w="http://schemas.openxmlformats.org/wordprocessingml/2006/main" xmlns:w14="http://schemas.microsoft.com/office/word/2010/wordml" xmlns:w15="http://schemas.microsoft.com/office/word/2012/wordml" xmlns:w16cex="http://schemas.microsoft.com/office/word/2018/wordml/cex" xmlns:w16cid="http://schemas.microsoft.com/office/word/2016/wordml/cid" xmlns:w16="http://schemas.microsoft.com/office/word/2018/wordml" xmlns:w16du="http://schemas.microsoft.com/office/word/2023/wordml/word16du" xmlns:w16sdtdh="http://schemas.microsoft.com/office/word/2020/wordml/sdtdatahash" xmlns:w16sdtfl="http://schemas.microsoft.com/office/word/2024/wordml/sdtformatlock" xmlns:w16se="http://schemas.microsoft.com/office/word/2015/wordml/symex" xmlns:wpg="http://schemas.microsoft.com/office/word/2010/wordprocessingGroup" xmlns:wpi="http://schemas.microsoft.com/office/word/2010/wordprocessingInk" xmlns:wne="http://schemas.microsoft.com/office/word/2006/wordml" xmlns:wps="http://schemas.microsoft.com/office/word/2010/wordprocessingShape" mc:Ignorable="w14 w15 w16se w16cid w16 w16cex w16sdtdh w16sdtfl w16du wp14">
-  <w:comment w:initials="DA" w:author="Daniela Avayu Zaliasnik" w:date="2026-08-19T06:54:00Z" w:id="0">
+<w:comments xmlns:wpc="http://schemas.microsoft.com/office/word/2010/wordprocessingCanvas" xmlns:cx="http://schemas.microsoft.com/office/drawing/2014/chartex" xmlns:cx1="http://schemas.microsoft.com/office/drawing/2015/9/8/chartex" xmlns:cx2="http://schemas.microsoft.com/office/drawing/2015/10/21/chartex" xmlns:cx3="http://schemas.microsoft.com/office/drawing/2016/5/9/chartex" xmlns:cx4="http://schemas.microsoft.com/office/drawing/2016/5/10/chartex" xmlns:cx5="http://schemas.microsoft.com/office/drawing/2016/5/11/chartex" xmlns:cx6="http://schemas.microsoft.com/office/drawing/2016/5/12/chartex" xmlns:cx7="http://schemas.microsoft.com/office/drawing/2016/5/13/chartex" xmlns:cx8="http://schemas.microsoft.com/office/drawing/2016/5/14/chartex" xmlns:mc="http://schemas.openxmlformats.org/markup-compatibility/2006" xmlns:aink="http://schemas.microsoft.com/office/drawing/2016/ink" xmlns:am3d="http://schemas.microsoft.com/office/drawing/2017/model3d" xmlns:o="urn:schemas-microsoft-com:office:office" xmlns:oel="http://schemas.microsoft.com/office/2019/extlst" xmlns:r="http://schemas.openxmlformats.org/officeDocument/2006/relationships" xmlns:m="http://schemas.openxmlformats.org/officeDocument/2006/math" xmlns:v="urn:schemas-microsoft-com:vml" xmlns:wp14="http://schemas.microsoft.com/office/word/2010/wordprocessingDrawing" xmlns:wp="http://schemas.openxmlformats.org/drawingml/2006/wordprocessingDrawing" xmlns:w10="urn:schemas-microsoft-com:office:word" xmlns:w="http://schemas.openxmlformats.org/wordprocessingml/2006/main" xmlns:w14="http://schemas.microsoft.com/office/word/2010/wordml" xmlns:w15="http://schemas.microsoft.com/office/word/2012/wordml" xmlns:w16cei="http://schemas.microsoft.com/office/word/2026/wordml/cei" xmlns:w16cex="http://schemas.microsoft.com/office/word/2018/wordml/cex" xmlns:w16cid="http://schemas.microsoft.com/office/word/2016/wordml/cid" xmlns:w16="http://schemas.microsoft.com/office/word/2018/wordml" xmlns:w16du="http://schemas.microsoft.com/office/word/2023/wordml/word16du" xmlns:w16sdtdh="http://schemas.microsoft.com/office/word/2020/wordml/sdtdatahash" xmlns:w16sdtfl="http://schemas.microsoft.com/office/word/2024/wordml/sdtformatlock" xmlns:w16se="http://schemas.microsoft.com/office/word/2015/wordml/symex" xmlns:wpg="http://schemas.microsoft.com/office/word/2010/wordprocessingGroup" xmlns:wpi="http://schemas.microsoft.com/office/word/2010/wordprocessingInk" xmlns:wne="http://schemas.microsoft.com/office/word/2006/wordml" xmlns:wps="http://schemas.microsoft.com/office/word/2010/wordprocessingShape" mc:Ignorable="w14 w15 w16se w16cid w16 w16cex w16sdtdh w16sdtfl w16du wp14">
+  <w:comment w:id="0" w:author="Daniela Avayu Zaliasnik" w:date="2026-08-19T09:24:00Z" w:initials="DZ">
+    <w:p>
+      <w:pPr>
+        <w:pStyle w:val="CommentText"/>
+      </w:pPr>
+      <w:r>
+        <w:rPr>
+          <w:rStyle w:val="CommentReference"/>
+        </w:rPr>
+        <w:annotationRef/>
+      </w:r>
+      <w:r>
+        <w:t>A small alpha value means the distribution is heavy-tailed, which indicates a high concentration of extremely large values and a greater degree of inequality, where a tiny percentage of observations accounts for the vast majority of the total.</w:t>
+      </w:r>
+    </w:p>
+  </w:comment>
+  <w:comment w:id="1" w:author="Daniela Avayu Zaliasnik" w:date="2026-08-19T07:05:00Z" w:initials="DZ">
+    <w:p>
+      <w:pPr>
+        <w:pStyle w:val="CommentText"/>
+      </w:pPr>
+      <w:r>
+        <w:rPr>
+          <w:rStyle w:val="CommentReference"/>
+        </w:rPr>
+        <w:annotationRef/>
+      </w:r>
+      <w:r>
+        <w:t>A statistical measure of economic inequality. It equals the difference between the logarithm of the mean of a distribution and the mean of the logarithms of the values. An MLD of zero means perfect equality, with higher positive numbers showing greater inequality</w:t>
+      </w:r>
+    </w:p>
+  </w:comment>
+  <w:comment w:id="2" w:author="Daniela Avayu Zaliasnik" w:date="2026-08-19T06:54:00Z" w:initials="DA">
     <w:p>
       <w:pPr>
         <w:pStyle w:val="CommentText"/>
@@ -4459,7 +6953,7 @@
         <w:pStyle w:val="CommentText"/>
         <w:numPr>
           <w:ilvl w:val="0"/>
-          <w:numId w:val="13"/>
+          <w:numId w:val="14"/>
         </w:numPr>
       </w:pPr>
       <w:r>
@@ -4471,7 +6965,7 @@
         <w:pStyle w:val="CommentText"/>
         <w:numPr>
           <w:ilvl w:val="0"/>
-          <w:numId w:val="13"/>
+          <w:numId w:val="14"/>
         </w:numPr>
       </w:pPr>
       <w:r>
@@ -4483,7 +6977,7 @@
         <w:pStyle w:val="CommentText"/>
         <w:numPr>
           <w:ilvl w:val="0"/>
-          <w:numId w:val="13"/>
+          <w:numId w:val="14"/>
         </w:numPr>
       </w:pPr>
       <w:r>
@@ -4496,22 +6990,6 @@
       </w:pPr>
       <w:r>
         <w:t>In Jenkins et al., values above a known top-code are hidden—for example, the data might report every income above $200,000 simply as “$200,000+.” They fit a GB2 distribution to the information that remains available, then use that fitted distribution to generate plausible values above the threshold for those censored observations.</w:t>
-      </w:r>
-    </w:p>
-  </w:comment>
-  <w:comment xmlns:w="http://schemas.openxmlformats.org/wordprocessingml/2006/main" w:initials="DZ" w:author="Daniela Avayu Zaliasnik" w:date="2026-08-19T07:05:39" w:id="1693895970">
-    <w:p xmlns:w14="http://schemas.microsoft.com/office/word/2010/wordml" xmlns:w="http://schemas.openxmlformats.org/wordprocessingml/2006/main">
-      <w:pPr>
-        <w:pStyle w:val="CommentText"/>
-      </w:pPr>
-      <w:r>
-        <w:rPr>
-          <w:rStyle w:val="CommentReference"/>
-        </w:rPr>
-        <w:annotationRef/>
-      </w:r>
-      <w:r>
-        <w:t>A statistical measure of economic inequality. It equals the difference between the logarithm of the mean of a distribution and the mean of the logarithms of the values. An MLD of zero means perfect equality, with higher positive numbers showing greater inequality</w:t>
       </w:r>
     </w:p>
   </w:comment>
@@ -4519,28 +6997,31 @@
 </file>
 
 <file path=word/commentsExtended.xml><?xml version="1.0" encoding="utf-8"?>
-<w15:commentsEx xmlns:mc="http://schemas.openxmlformats.org/markup-compatibility/2006" xmlns:w15="http://schemas.microsoft.com/office/word/2012/wordml" mc:Ignorable="w15">
-  <w15:commentEx w15:done="0" w15:paraId="635781DD"/>
-  <w15:commentEx w15:done="0" w15:paraId="343F6EFD"/>
+<w15:commentsEx xmlns:wpc="http://schemas.microsoft.com/office/word/2010/wordprocessingCanvas" xmlns:cx="http://schemas.microsoft.com/office/drawing/2014/chartex" xmlns:cx1="http://schemas.microsoft.com/office/drawing/2015/9/8/chartex" xmlns:cx2="http://schemas.microsoft.com/office/drawing/2015/10/21/chartex" xmlns:cx3="http://schemas.microsoft.com/office/drawing/2016/5/9/chartex" xmlns:cx4="http://schemas.microsoft.com/office/drawing/2016/5/10/chartex" xmlns:cx5="http://schemas.microsoft.com/office/drawing/2016/5/11/chartex" xmlns:cx6="http://schemas.microsoft.com/office/drawing/2016/5/12/chartex" xmlns:cx7="http://schemas.microsoft.com/office/drawing/2016/5/13/chartex" xmlns:cx8="http://schemas.microsoft.com/office/drawing/2016/5/14/chartex" xmlns:mc="http://schemas.openxmlformats.org/markup-compatibility/2006" xmlns:aink="http://schemas.microsoft.com/office/drawing/2016/ink" xmlns:am3d="http://schemas.microsoft.com/office/drawing/2017/model3d" xmlns:o="urn:schemas-microsoft-com:office:office" xmlns:oel="http://schemas.microsoft.com/office/2019/extlst" xmlns:r="http://schemas.openxmlformats.org/officeDocument/2006/relationships" xmlns:m="http://schemas.openxmlformats.org/officeDocument/2006/math" xmlns:v="urn:schemas-microsoft-com:vml" xmlns:wp14="http://schemas.microsoft.com/office/word/2010/wordprocessingDrawing" xmlns:wp="http://schemas.openxmlformats.org/drawingml/2006/wordprocessingDrawing" xmlns:w10="urn:schemas-microsoft-com:office:word" xmlns:w="http://schemas.openxmlformats.org/wordprocessingml/2006/main" xmlns:w14="http://schemas.microsoft.com/office/word/2010/wordml" xmlns:w15="http://schemas.microsoft.com/office/word/2012/wordml" xmlns:w16cei="http://schemas.microsoft.com/office/word/2026/wordml/cei" xmlns:w16cex="http://schemas.microsoft.com/office/word/2018/wordml/cex" xmlns:w16cid="http://schemas.microsoft.com/office/word/2016/wordml/cid" xmlns:w16="http://schemas.microsoft.com/office/word/2018/wordml" xmlns:w16du="http://schemas.microsoft.com/office/word/2023/wordml/word16du" xmlns:w16sdtdh="http://schemas.microsoft.com/office/word/2020/wordml/sdtdatahash" xmlns:w16sdtfl="http://schemas.microsoft.com/office/word/2024/wordml/sdtformatlock" xmlns:w16se="http://schemas.microsoft.com/office/word/2015/wordml/symex" xmlns:wpg="http://schemas.microsoft.com/office/word/2010/wordprocessingGroup" xmlns:wpi="http://schemas.microsoft.com/office/word/2010/wordprocessingInk" xmlns:wne="http://schemas.microsoft.com/office/word/2006/wordml" xmlns:wps="http://schemas.microsoft.com/office/word/2010/wordprocessingShape" mc:Ignorable="w14 w15 w16se w16cid w16 w16cex w16sdtdh w16sdtfl w16du wp14">
+  <w15:commentEx w15:paraId="4C97AEAD" w15:done="0"/>
+  <w15:commentEx w15:paraId="343F6EFD" w15:done="0"/>
+  <w15:commentEx w15:paraId="635781DD" w15:done="0"/>
 </w15:commentsEx>
 </file>
 
 <file path=word/commentsExtensible.xml><?xml version="1.0" encoding="utf-8"?>
-<w16cex:commentsExtensible xmlns:w16="http://schemas.microsoft.com/office/word/2018/wordml" xmlns:w16cex="http://schemas.microsoft.com/office/word/2018/wordml/cex" xmlns:mc="http://schemas.openxmlformats.org/markup-compatibility/2006" mc:Ignorable="w16 w16cex">
+<w16cex:commentsExtensible xmlns:wpc="http://schemas.microsoft.com/office/word/2010/wordprocessingCanvas" xmlns:cx="http://schemas.microsoft.com/office/drawing/2014/chartex" xmlns:cx1="http://schemas.microsoft.com/office/drawing/2015/9/8/chartex" xmlns:cx2="http://schemas.microsoft.com/office/drawing/2015/10/21/chartex" xmlns:cx3="http://schemas.microsoft.com/office/drawing/2016/5/9/chartex" xmlns:cx4="http://schemas.microsoft.com/office/drawing/2016/5/10/chartex" xmlns:cx5="http://schemas.microsoft.com/office/drawing/2016/5/11/chartex" xmlns:cx6="http://schemas.microsoft.com/office/drawing/2016/5/12/chartex" xmlns:cx7="http://schemas.microsoft.com/office/drawing/2016/5/13/chartex" xmlns:cx8="http://schemas.microsoft.com/office/drawing/2016/5/14/chartex" xmlns:cr="http://schemas.microsoft.com/office/comments/2020/reactions" xmlns:mc="http://schemas.openxmlformats.org/markup-compatibility/2006" xmlns:aink="http://schemas.microsoft.com/office/drawing/2016/ink" xmlns:am3d="http://schemas.microsoft.com/office/drawing/2017/model3d" xmlns:o="urn:schemas-microsoft-com:office:office" xmlns:oel="http://schemas.microsoft.com/office/2019/extlst" xmlns:r="http://schemas.openxmlformats.org/officeDocument/2006/relationships" xmlns:m="http://schemas.openxmlformats.org/officeDocument/2006/math" xmlns:v="urn:schemas-microsoft-com:vml" xmlns:wp14="http://schemas.microsoft.com/office/word/2010/wordprocessingDrawing" xmlns:wp="http://schemas.openxmlformats.org/drawingml/2006/wordprocessingDrawing" xmlns:w10="urn:schemas-microsoft-com:office:word" xmlns:w="http://schemas.openxmlformats.org/wordprocessingml/2006/main" xmlns:w14="http://schemas.microsoft.com/office/word/2010/wordml" xmlns:w15="http://schemas.microsoft.com/office/word/2012/wordml" xmlns:w16cei="http://schemas.microsoft.com/office/word/2026/wordml/cei" xmlns:w16cex="http://schemas.microsoft.com/office/word/2018/wordml/cex" xmlns:w16cid="http://schemas.microsoft.com/office/word/2016/wordml/cid" xmlns:w16="http://schemas.microsoft.com/office/word/2018/wordml" xmlns:w16du="http://schemas.microsoft.com/office/word/2023/wordml/word16du" xmlns:w16sdtdh="http://schemas.microsoft.com/office/word/2020/wordml/sdtdatahash" xmlns:w16sdtfl="http://schemas.microsoft.com/office/word/2024/wordml/sdtformatlock" xmlns:w16se="http://schemas.microsoft.com/office/word/2015/wordml/symex" xmlns:wpg="http://schemas.microsoft.com/office/word/2010/wordprocessingGroup" xmlns:wpi="http://schemas.microsoft.com/office/word/2010/wordprocessingInk" xmlns:wne="http://schemas.microsoft.com/office/word/2006/wordml" xmlns:wps="http://schemas.microsoft.com/office/word/2010/wordprocessingShape" mc:Ignorable="w14 w15 w16se w16cid w16 w16cex w16sdtdh w16sdtfl cr w16du wp14">
+  <w16cex:commentExtensible w16cex:durableId="3677B870" w16cex:dateUtc="2026-08-19T14:24:00Z"/>
+  <w16cex:commentExtensible w16cex:durableId="33982C06" w16cex:dateUtc="2026-08-19T12:05:00Z"/>
   <w16cex:commentExtensible w16cex:durableId="7F7FC430" w16cex:dateUtc="2026-08-19T11:54:00Z"/>
-  <w16cex:commentExtensible w16cex:durableId="33982C06" w16cex:dateUtc="2026-08-19T12:05:39.979Z"/>
 </w16cex:commentsExtensible>
 </file>
 
 <file path=word/commentsIds.xml><?xml version="1.0" encoding="utf-8"?>
-<w16cid:commentsIds xmlns:mc="http://schemas.openxmlformats.org/markup-compatibility/2006" xmlns:w16cid="http://schemas.microsoft.com/office/word/2016/wordml/cid" mc:Ignorable="w16cid">
+<w16cid:commentsIds xmlns:wpc="http://schemas.microsoft.com/office/word/2010/wordprocessingCanvas" xmlns:cx="http://schemas.microsoft.com/office/drawing/2014/chartex" xmlns:cx1="http://schemas.microsoft.com/office/drawing/2015/9/8/chartex" xmlns:cx2="http://schemas.microsoft.com/office/drawing/2015/10/21/chartex" xmlns:cx3="http://schemas.microsoft.com/office/drawing/2016/5/9/chartex" xmlns:cx4="http://schemas.microsoft.com/office/drawing/2016/5/10/chartex" xmlns:cx5="http://schemas.microsoft.com/office/drawing/2016/5/11/chartex" xmlns:cx6="http://schemas.microsoft.com/office/drawing/2016/5/12/chartex" xmlns:cx7="http://schemas.microsoft.com/office/drawing/2016/5/13/chartex" xmlns:cx8="http://schemas.microsoft.com/office/drawing/2016/5/14/chartex" xmlns:mc="http://schemas.openxmlformats.org/markup-compatibility/2006" xmlns:aink="http://schemas.microsoft.com/office/drawing/2016/ink" xmlns:am3d="http://schemas.microsoft.com/office/drawing/2017/model3d" xmlns:o="urn:schemas-microsoft-com:office:office" xmlns:oel="http://schemas.microsoft.com/office/2019/extlst" xmlns:r="http://schemas.openxmlformats.org/officeDocument/2006/relationships" xmlns:m="http://schemas.openxmlformats.org/officeDocument/2006/math" xmlns:v="urn:schemas-microsoft-com:vml" xmlns:wp14="http://schemas.microsoft.com/office/word/2010/wordprocessingDrawing" xmlns:wp="http://schemas.openxmlformats.org/drawingml/2006/wordprocessingDrawing" xmlns:w10="urn:schemas-microsoft-com:office:word" xmlns:w="http://schemas.openxmlformats.org/wordprocessingml/2006/main" xmlns:w14="http://schemas.microsoft.com/office/word/2010/wordml" xmlns:w15="http://schemas.microsoft.com/office/word/2012/wordml" xmlns:w16cei="http://schemas.microsoft.com/office/word/2026/wordml/cei" xmlns:w16cex="http://schemas.microsoft.com/office/word/2018/wordml/cex" xmlns:w16cid="http://schemas.microsoft.com/office/word/2016/wordml/cid" xmlns:w16="http://schemas.microsoft.com/office/word/2018/wordml" xmlns:w16du="http://schemas.microsoft.com/office/word/2023/wordml/word16du" xmlns:w16sdtdh="http://schemas.microsoft.com/office/word/2020/wordml/sdtdatahash" xmlns:w16sdtfl="http://schemas.microsoft.com/office/word/2024/wordml/sdtformatlock" xmlns:w16se="http://schemas.microsoft.com/office/word/2015/wordml/symex" xmlns:wpg="http://schemas.microsoft.com/office/word/2010/wordprocessingGroup" xmlns:wpi="http://schemas.microsoft.com/office/word/2010/wordprocessingInk" xmlns:wne="http://schemas.microsoft.com/office/word/2006/wordml" xmlns:wps="http://schemas.microsoft.com/office/word/2010/wordprocessingShape" mc:Ignorable="w14 w15 w16se w16cid w16 w16cex w16sdtdh w16sdtfl w16du wp14">
+  <w16cid:commentId w16cid:paraId="4C97AEAD" w16cid:durableId="3677B870"/>
+  <w16cid:commentId w16cid:paraId="343F6EFD" w16cid:durableId="33982C06"/>
   <w16cid:commentId w16cid:paraId="635781DD" w16cid:durableId="7F7FC430"/>
-  <w16cid:commentId w16cid:paraId="343F6EFD" w16cid:durableId="33982C06"/>
 </w16cid:commentsIds>
 </file>
 
 <file path=word/endnotes.xml><?xml version="1.0" encoding="utf-8"?>
-<w:endnotes xmlns:wpc="http://schemas.microsoft.com/office/word/2010/wordprocessingCanvas" xmlns:cx="http://schemas.microsoft.com/office/drawing/2014/chartex" xmlns:cx1="http://schemas.microsoft.com/office/drawing/2015/9/8/chartex" xmlns:cx2="http://schemas.microsoft.com/office/drawing/2015/10/21/chartex" xmlns:cx3="http://schemas.microsoft.com/office/drawing/2016/5/9/chartex" xmlns:cx4="http://schemas.microsoft.com/office/drawing/2016/5/10/chartex" xmlns:cx5="http://schemas.microsoft.com/office/drawing/2016/5/11/chartex" xmlns:cx6="http://schemas.microsoft.com/office/drawing/2016/5/12/chartex" xmlns:cx7="http://schemas.microsoft.com/office/drawing/2016/5/13/chartex" xmlns:cx8="http://schemas.microsoft.com/office/drawing/2016/5/14/chartex" xmlns:mc="http://schemas.openxmlformats.org/markup-compatibility/2006" xmlns:aink="http://schemas.microsoft.com/office/drawing/2016/ink" xmlns:am3d="http://schemas.microsoft.com/office/drawing/2017/model3d" xmlns:o="urn:schemas-microsoft-com:office:office" xmlns:oel="http://schemas.microsoft.com/office/2019/extlst" xmlns:r="http://schemas.openxmlformats.org/officeDocument/2006/relationships" xmlns:m="http://schemas.openxmlformats.org/officeDocument/2006/math" xmlns:v="urn:schemas-microsoft-com:vml" xmlns:wp14="http://schemas.microsoft.com/office/word/2010/wordprocessingDrawing" xmlns:wp="http://schemas.openxmlformats.org/drawingml/2006/wordprocessingDrawing" xmlns:w10="urn:schemas-microsoft-com:office:word" xmlns:w="http://schemas.openxmlformats.org/wordprocessingml/2006/main" xmlns:w14="http://schemas.microsoft.com/office/word/2010/wordml" xmlns:w15="http://schemas.microsoft.com/office/word/2012/wordml" xmlns:w16cex="http://schemas.microsoft.com/office/word/2018/wordml/cex" xmlns:w16cid="http://schemas.microsoft.com/office/word/2016/wordml/cid" xmlns:w16="http://schemas.microsoft.com/office/word/2018/wordml" xmlns:w16du="http://schemas.microsoft.com/office/word/2023/wordml/word16du" xmlns:w16sdtdh="http://schemas.microsoft.com/office/word/2020/wordml/sdtdatahash" xmlns:w16sdtfl="http://schemas.microsoft.com/office/word/2024/wordml/sdtformatlock" xmlns:w16se="http://schemas.microsoft.com/office/word/2015/wordml/symex" xmlns:wpg="http://schemas.microsoft.com/office/word/2010/wordprocessingGroup" xmlns:wpi="http://schemas.microsoft.com/office/word/2010/wordprocessingInk" xmlns:wne="http://schemas.microsoft.com/office/word/2006/wordml" xmlns:wps="http://schemas.microsoft.com/office/word/2010/wordprocessingShape" mc:Ignorable="w14 w15 w16se w16cid w16 w16cex w16sdtdh w16sdtfl w16du wp14">
+<w:endnotes xmlns:wpc="http://schemas.microsoft.com/office/word/2010/wordprocessingCanvas" xmlns:cx="http://schemas.microsoft.com/office/drawing/2014/chartex" xmlns:cx1="http://schemas.microsoft.com/office/drawing/2015/9/8/chartex" xmlns:cx2="http://schemas.microsoft.com/office/drawing/2015/10/21/chartex" xmlns:cx3="http://schemas.microsoft.com/office/drawing/2016/5/9/chartex" xmlns:cx4="http://schemas.microsoft.com/office/drawing/2016/5/10/chartex" xmlns:cx5="http://schemas.microsoft.com/office/drawing/2016/5/11/chartex" xmlns:cx6="http://schemas.microsoft.com/office/drawing/2016/5/12/chartex" xmlns:cx7="http://schemas.microsoft.com/office/drawing/2016/5/13/chartex" xmlns:cx8="http://schemas.microsoft.com/office/drawing/2016/5/14/chartex" xmlns:mc="http://schemas.openxmlformats.org/markup-compatibility/2006" xmlns:aink="http://schemas.microsoft.com/office/drawing/2016/ink" xmlns:am3d="http://schemas.microsoft.com/office/drawing/2017/model3d" xmlns:o="urn:schemas-microsoft-com:office:office" xmlns:oel="http://schemas.microsoft.com/office/2019/extlst" xmlns:r="http://schemas.openxmlformats.org/officeDocument/2006/relationships" xmlns:m="http://schemas.openxmlformats.org/officeDocument/2006/math" xmlns:v="urn:schemas-microsoft-com:vml" xmlns:wp14="http://schemas.microsoft.com/office/word/2010/wordprocessingDrawing" xmlns:wp="http://schemas.openxmlformats.org/drawingml/2006/wordprocessingDrawing" xmlns:w10="urn:schemas-microsoft-com:office:word" xmlns:w="http://schemas.openxmlformats.org/wordprocessingml/2006/main" xmlns:w14="http://schemas.microsoft.com/office/word/2010/wordml" xmlns:w15="http://schemas.microsoft.com/office/word/2012/wordml" xmlns:w16cei="http://schemas.microsoft.com/office/word/2026/wordml/cei" xmlns:w16cex="http://schemas.microsoft.com/office/word/2018/wordml/cex" xmlns:w16cid="http://schemas.microsoft.com/office/word/2016/wordml/cid" xmlns:w16="http://schemas.microsoft.com/office/word/2018/wordml" xmlns:w16du="http://schemas.microsoft.com/office/word/2023/wordml/word16du" xmlns:w16sdtdh="http://schemas.microsoft.com/office/word/2020/wordml/sdtdatahash" xmlns:w16sdtfl="http://schemas.microsoft.com/office/word/2024/wordml/sdtformatlock" xmlns:w16se="http://schemas.microsoft.com/office/word/2015/wordml/symex" xmlns:wpg="http://schemas.microsoft.com/office/word/2010/wordprocessingGroup" xmlns:wpi="http://schemas.microsoft.com/office/word/2010/wordprocessingInk" xmlns:wne="http://schemas.microsoft.com/office/word/2006/wordml" xmlns:wps="http://schemas.microsoft.com/office/word/2010/wordprocessingShape" mc:Ignorable="w14 w15 w16se w16cid w16 w16cex w16sdtdh w16sdtfl w16du wp14">
   <w:endnote w:type="separator" w:id="-1">
     <w:p>
       <w:pPr>
@@ -4565,7 +7046,7 @@
 </file>
 
 <file path=word/footer1.xml><?xml version="1.0" encoding="utf-8"?>
-<w:ftr xmlns:wpc="http://schemas.microsoft.com/office/word/2010/wordprocessingCanvas" xmlns:cx="http://schemas.microsoft.com/office/drawing/2014/chartex" xmlns:cx1="http://schemas.microsoft.com/office/drawing/2015/9/8/chartex" xmlns:cx2="http://schemas.microsoft.com/office/drawing/2015/10/21/chartex" xmlns:cx3="http://schemas.microsoft.com/office/drawing/2016/5/9/chartex" xmlns:cx4="http://schemas.microsoft.com/office/drawing/2016/5/10/chartex" xmlns:cx5="http://schemas.microsoft.com/office/drawing/2016/5/11/chartex" xmlns:cx6="http://schemas.microsoft.com/office/drawing/2016/5/12/chartex" xmlns:cx7="http://schemas.microsoft.com/office/drawing/2016/5/13/chartex" xmlns:cx8="http://schemas.microsoft.com/office/drawing/2016/5/14/chartex" xmlns:mc="http://schemas.openxmlformats.org/markup-compatibility/2006" xmlns:aink="http://schemas.microsoft.com/office/drawing/2016/ink" xmlns:am3d="http://schemas.microsoft.com/office/drawing/2017/model3d" xmlns:o="urn:schemas-microsoft-com:office:office" xmlns:oel="http://schemas.microsoft.com/office/2019/extlst" xmlns:r="http://schemas.openxmlformats.org/officeDocument/2006/relationships" xmlns:m="http://schemas.openxmlformats.org/officeDocument/2006/math" xmlns:v="urn:schemas-microsoft-com:vml" xmlns:wp14="http://schemas.microsoft.com/office/word/2010/wordprocessingDrawing" xmlns:wp="http://schemas.openxmlformats.org/drawingml/2006/wordprocessingDrawing" xmlns:w10="urn:schemas-microsoft-com:office:word" xmlns:w="http://schemas.openxmlformats.org/wordprocessingml/2006/main" xmlns:w14="http://schemas.microsoft.com/office/word/2010/wordml" xmlns:w15="http://schemas.microsoft.com/office/word/2012/wordml" xmlns:w16cex="http://schemas.microsoft.com/office/word/2018/wordml/cex" xmlns:w16cid="http://schemas.microsoft.com/office/word/2016/wordml/cid" xmlns:w16="http://schemas.microsoft.com/office/word/2018/wordml" xmlns:w16du="http://schemas.microsoft.com/office/word/2023/wordml/word16du" xmlns:w16sdtdh="http://schemas.microsoft.com/office/word/2020/wordml/sdtdatahash" xmlns:w16sdtfl="http://schemas.microsoft.com/office/word/2024/wordml/sdtformatlock" xmlns:w16se="http://schemas.microsoft.com/office/word/2015/wordml/symex" xmlns:wpg="http://schemas.microsoft.com/office/word/2010/wordprocessingGroup" xmlns:wpi="http://schemas.microsoft.com/office/word/2010/wordprocessingInk" xmlns:wne="http://schemas.microsoft.com/office/word/2006/wordml" xmlns:wps="http://schemas.microsoft.com/office/word/2010/wordprocessingShape" xmlns:a="http://schemas.openxmlformats.org/drawingml/2006/main" xmlns:aclsh="http://schemas.microsoft.com/office/drawing/2020/classificationShape" mc:Ignorable="w14 w15 w16se w16cid w16 w16cex w16sdtdh w16sdtfl w16du wp14">
+<w:ftr xmlns:wpc="http://schemas.microsoft.com/office/word/2010/wordprocessingCanvas" xmlns:cx="http://schemas.microsoft.com/office/drawing/2014/chartex" xmlns:cx1="http://schemas.microsoft.com/office/drawing/2015/9/8/chartex" xmlns:cx2="http://schemas.microsoft.com/office/drawing/2015/10/21/chartex" xmlns:cx3="http://schemas.microsoft.com/office/drawing/2016/5/9/chartex" xmlns:cx4="http://schemas.microsoft.com/office/drawing/2016/5/10/chartex" xmlns:cx5="http://schemas.microsoft.com/office/drawing/2016/5/11/chartex" xmlns:cx6="http://schemas.microsoft.com/office/drawing/2016/5/12/chartex" xmlns:cx7="http://schemas.microsoft.com/office/drawing/2016/5/13/chartex" xmlns:cx8="http://schemas.microsoft.com/office/drawing/2016/5/14/chartex" xmlns:mc="http://schemas.openxmlformats.org/markup-compatibility/2006" xmlns:aink="http://schemas.microsoft.com/office/drawing/2016/ink" xmlns:am3d="http://schemas.microsoft.com/office/drawing/2017/model3d" xmlns:o="urn:schemas-microsoft-com:office:office" xmlns:oel="http://schemas.microsoft.com/office/2019/extlst" xmlns:r="http://schemas.openxmlformats.org/officeDocument/2006/relationships" xmlns:m="http://schemas.openxmlformats.org/officeDocument/2006/math" xmlns:v="urn:schemas-microsoft-com:vml" xmlns:wp14="http://schemas.microsoft.com/office/word/2010/wordprocessingDrawing" xmlns:wp="http://schemas.openxmlformats.org/drawingml/2006/wordprocessingDrawing" xmlns:w10="urn:schemas-microsoft-com:office:word" xmlns:w="http://schemas.openxmlformats.org/wordprocessingml/2006/main" xmlns:w14="http://schemas.microsoft.com/office/word/2010/wordml" xmlns:w15="http://schemas.microsoft.com/office/word/2012/wordml" xmlns:w16cei="http://schemas.microsoft.com/office/word/2026/wordml/cei" xmlns:w16cex="http://schemas.microsoft.com/office/word/2018/wordml/cex" xmlns:w16cid="http://schemas.microsoft.com/office/word/2016/wordml/cid" xmlns:w16="http://schemas.microsoft.com/office/word/2018/wordml" xmlns:w16du="http://schemas.microsoft.com/office/word/2023/wordml/word16du" xmlns:w16sdtdh="http://schemas.microsoft.com/office/word/2020/wordml/sdtdatahash" xmlns:w16sdtfl="http://schemas.microsoft.com/office/word/2024/wordml/sdtformatlock" xmlns:w16se="http://schemas.microsoft.com/office/word/2015/wordml/symex" xmlns:wpg="http://schemas.microsoft.com/office/word/2010/wordprocessingGroup" xmlns:wpi="http://schemas.microsoft.com/office/word/2010/wordprocessingInk" xmlns:wne="http://schemas.microsoft.com/office/word/2006/wordml" xmlns:wps="http://schemas.microsoft.com/office/word/2010/wordprocessingShape" mc:Ignorable="w14 w15 w16se w16cid w16 w16cex w16sdtdh w16sdtfl w16du wp14">
   <w:p>
     <w:pPr>
       <w:pStyle w:val="Footer"/>
@@ -4619,7 +7100,7 @@
                           <w:pPr>
                             <w:spacing w:after="0"/>
                             <w:rPr>
-                              <w:rFonts w:ascii="Aptos" w:hAnsi="Aptos" w:eastAsia="Aptos" w:cs="Aptos"/>
+                              <w:rFonts w:ascii="Aptos" w:eastAsia="Aptos" w:hAnsi="Aptos" w:cs="Aptos"/>
                               <w:noProof/>
                               <w:color w:val="000000"/>
                               <w:sz w:val="20"/>
@@ -4628,7 +7109,7 @@
                           </w:pPr>
                           <w:r>
                             <w:rPr>
-                              <w:rFonts w:ascii="Aptos" w:hAnsi="Aptos" w:eastAsia="Aptos" w:cs="Aptos"/>
+                              <w:rFonts w:ascii="Aptos" w:eastAsia="Aptos" w:hAnsi="Aptos" w:cs="Aptos"/>
                               <w:noProof/>
                               <w:color w:val="000000"/>
                               <w:sz w:val="20"/>
@@ -4651,7 +7132,7 @@
             </wp:anchor>
           </w:drawing>
         </mc:Choice>
-        <mc:Fallback>
+        <mc:Fallback xmlns:a="http://schemas.openxmlformats.org/drawingml/2006/main" xmlns:aclsh="http://schemas.microsoft.com/office/drawing/2020/classificationShape">
           <w:pict>
             <v:shapetype id="_x0000_t202" coordsize="21600,21600" o:spt="202" path="m,l,21600r21600,l21600,xe" w14:anchorId="7D365B45">
               <v:stroke joinstyle="miter"/>
@@ -4695,7 +7176,7 @@
 </file>
 
 <file path=word/footer2.xml><?xml version="1.0" encoding="utf-8"?>
-<w:ftr xmlns:wpc="http://schemas.microsoft.com/office/word/2010/wordprocessingCanvas" xmlns:cx="http://schemas.microsoft.com/office/drawing/2014/chartex" xmlns:cx1="http://schemas.microsoft.com/office/drawing/2015/9/8/chartex" xmlns:cx2="http://schemas.microsoft.com/office/drawing/2015/10/21/chartex" xmlns:cx3="http://schemas.microsoft.com/office/drawing/2016/5/9/chartex" xmlns:cx4="http://schemas.microsoft.com/office/drawing/2016/5/10/chartex" xmlns:cx5="http://schemas.microsoft.com/office/drawing/2016/5/11/chartex" xmlns:cx6="http://schemas.microsoft.com/office/drawing/2016/5/12/chartex" xmlns:cx7="http://schemas.microsoft.com/office/drawing/2016/5/13/chartex" xmlns:cx8="http://schemas.microsoft.com/office/drawing/2016/5/14/chartex" xmlns:mc="http://schemas.openxmlformats.org/markup-compatibility/2006" xmlns:aink="http://schemas.microsoft.com/office/drawing/2016/ink" xmlns:am3d="http://schemas.microsoft.com/office/drawing/2017/model3d" xmlns:o="urn:schemas-microsoft-com:office:office" xmlns:oel="http://schemas.microsoft.com/office/2019/extlst" xmlns:r="http://schemas.openxmlformats.org/officeDocument/2006/relationships" xmlns:m="http://schemas.openxmlformats.org/officeDocument/2006/math" xmlns:v="urn:schemas-microsoft-com:vml" xmlns:wp14="http://schemas.microsoft.com/office/word/2010/wordprocessingDrawing" xmlns:wp="http://schemas.openxmlformats.org/drawingml/2006/wordprocessingDrawing" xmlns:w10="urn:schemas-microsoft-com:office:word" xmlns:w="http://schemas.openxmlformats.org/wordprocessingml/2006/main" xmlns:w14="http://schemas.microsoft.com/office/word/2010/wordml" xmlns:w15="http://schemas.microsoft.com/office/word/2012/wordml" xmlns:w16cex="http://schemas.microsoft.com/office/word/2018/wordml/cex" xmlns:w16cid="http://schemas.microsoft.com/office/word/2016/wordml/cid" xmlns:w16="http://schemas.microsoft.com/office/word/2018/wordml" xmlns:w16du="http://schemas.microsoft.com/office/word/2023/wordml/word16du" xmlns:w16sdtdh="http://schemas.microsoft.com/office/word/2020/wordml/sdtdatahash" xmlns:w16sdtfl="http://schemas.microsoft.com/office/word/2024/wordml/sdtformatlock" xmlns:w16se="http://schemas.microsoft.com/office/word/2015/wordml/symex" xmlns:wpg="http://schemas.microsoft.com/office/word/2010/wordprocessingGroup" xmlns:wpi="http://schemas.microsoft.com/office/word/2010/wordprocessingInk" xmlns:wne="http://schemas.microsoft.com/office/word/2006/wordml" xmlns:wps="http://schemas.microsoft.com/office/word/2010/wordprocessingShape" xmlns:a="http://schemas.openxmlformats.org/drawingml/2006/main" xmlns:aclsh="http://schemas.microsoft.com/office/drawing/2020/classificationShape" mc:Ignorable="w14 w15 w16se w16cid w16 w16cex w16sdtdh w16sdtfl w16du wp14">
+<w:ftr xmlns:wpc="http://schemas.microsoft.com/office/word/2010/wordprocessingCanvas" xmlns:cx="http://schemas.microsoft.com/office/drawing/2014/chartex" xmlns:cx1="http://schemas.microsoft.com/office/drawing/2015/9/8/chartex" xmlns:cx2="http://schemas.microsoft.com/office/drawing/2015/10/21/chartex" xmlns:cx3="http://schemas.microsoft.com/office/drawing/2016/5/9/chartex" xmlns:cx4="http://schemas.microsoft.com/office/drawing/2016/5/10/chartex" xmlns:cx5="http://schemas.microsoft.com/office/drawing/2016/5/11/chartex" xmlns:cx6="http://schemas.microsoft.com/office/drawing/2016/5/12/chartex" xmlns:cx7="http://schemas.microsoft.com/office/drawing/2016/5/13/chartex" xmlns:cx8="http://schemas.microsoft.com/office/drawing/2016/5/14/chartex" xmlns:mc="http://schemas.openxmlformats.org/markup-compatibility/2006" xmlns:aink="http://schemas.microsoft.com/office/drawing/2016/ink" xmlns:am3d="http://schemas.microsoft.com/office/drawing/2017/model3d" xmlns:o="urn:schemas-microsoft-com:office:office" xmlns:oel="http://schemas.microsoft.com/office/2019/extlst" xmlns:r="http://schemas.openxmlformats.org/officeDocument/2006/relationships" xmlns:m="http://schemas.openxmlformats.org/officeDocument/2006/math" xmlns:v="urn:schemas-microsoft-com:vml" xmlns:wp14="http://schemas.microsoft.com/office/word/2010/wordprocessingDrawing" xmlns:wp="http://schemas.openxmlformats.org/drawingml/2006/wordprocessingDrawing" xmlns:w10="urn:schemas-microsoft-com:office:word" xmlns:w="http://schemas.openxmlformats.org/wordprocessingml/2006/main" xmlns:w14="http://schemas.microsoft.com/office/word/2010/wordml" xmlns:w15="http://schemas.microsoft.com/office/word/2012/wordml" xmlns:w16cei="http://schemas.microsoft.com/office/word/2026/wordml/cei" xmlns:w16cex="http://schemas.microsoft.com/office/word/2018/wordml/cex" xmlns:w16cid="http://schemas.microsoft.com/office/word/2016/wordml/cid" xmlns:w16="http://schemas.microsoft.com/office/word/2018/wordml" xmlns:w16du="http://schemas.microsoft.com/office/word/2023/wordml/word16du" xmlns:w16sdtdh="http://schemas.microsoft.com/office/word/2020/wordml/sdtdatahash" xmlns:w16sdtfl="http://schemas.microsoft.com/office/word/2024/wordml/sdtformatlock" xmlns:w16se="http://schemas.microsoft.com/office/word/2015/wordml/symex" xmlns:wpg="http://schemas.microsoft.com/office/word/2010/wordprocessingGroup" xmlns:wpi="http://schemas.microsoft.com/office/word/2010/wordprocessingInk" xmlns:wne="http://schemas.microsoft.com/office/word/2006/wordml" xmlns:wps="http://schemas.microsoft.com/office/word/2010/wordprocessingShape" mc:Ignorable="w14 w15 w16se w16cid w16 w16cex w16sdtdh w16sdtfl w16du wp14">
   <w:p>
     <w:pPr>
       <w:pStyle w:val="Footer"/>
@@ -4749,7 +7230,7 @@
                           <w:pPr>
                             <w:spacing w:after="0"/>
                             <w:rPr>
-                              <w:rFonts w:ascii="Aptos" w:hAnsi="Aptos" w:eastAsia="Aptos" w:cs="Aptos"/>
+                              <w:rFonts w:ascii="Aptos" w:eastAsia="Aptos" w:hAnsi="Aptos" w:cs="Aptos"/>
                               <w:noProof/>
                               <w:color w:val="000000"/>
                               <w:sz w:val="20"/>
@@ -4758,7 +7239,7 @@
                           </w:pPr>
                           <w:r>
                             <w:rPr>
-                              <w:rFonts w:ascii="Aptos" w:hAnsi="Aptos" w:eastAsia="Aptos" w:cs="Aptos"/>
+                              <w:rFonts w:ascii="Aptos" w:eastAsia="Aptos" w:hAnsi="Aptos" w:cs="Aptos"/>
                               <w:noProof/>
                               <w:color w:val="000000"/>
                               <w:sz w:val="20"/>
@@ -4781,7 +7262,7 @@
             </wp:anchor>
           </w:drawing>
         </mc:Choice>
-        <mc:Fallback>
+        <mc:Fallback xmlns:a="http://schemas.openxmlformats.org/drawingml/2006/main" xmlns:aclsh="http://schemas.microsoft.com/office/drawing/2020/classificationShape">
           <w:pict>
             <v:shapetype id="_x0000_t202" coordsize="21600,21600" o:spt="202" path="m,l,21600r21600,l21600,xe" w14:anchorId="5C9EAFF6">
               <v:stroke joinstyle="miter"/>
@@ -4825,7 +7306,7 @@
 </file>
 
 <file path=word/footer3.xml><?xml version="1.0" encoding="utf-8"?>
-<w:ftr xmlns:wpc="http://schemas.microsoft.com/office/word/2010/wordprocessingCanvas" xmlns:cx="http://schemas.microsoft.com/office/drawing/2014/chartex" xmlns:cx1="http://schemas.microsoft.com/office/drawing/2015/9/8/chartex" xmlns:cx2="http://schemas.microsoft.com/office/drawing/2015/10/21/chartex" xmlns:cx3="http://schemas.microsoft.com/office/drawing/2016/5/9/chartex" xmlns:cx4="http://schemas.microsoft.com/office/drawing/2016/5/10/chartex" xmlns:cx5="http://schemas.microsoft.com/office/drawing/2016/5/11/chartex" xmlns:cx6="http://schemas.microsoft.com/office/drawing/2016/5/12/chartex" xmlns:cx7="http://schemas.microsoft.com/office/drawing/2016/5/13/chartex" xmlns:cx8="http://schemas.microsoft.com/office/drawing/2016/5/14/chartex" xmlns:mc="http://schemas.openxmlformats.org/markup-compatibility/2006" xmlns:aink="http://schemas.microsoft.com/office/drawing/2016/ink" xmlns:am3d="http://schemas.microsoft.com/office/drawing/2017/model3d" xmlns:o="urn:schemas-microsoft-com:office:office" xmlns:oel="http://schemas.microsoft.com/office/2019/extlst" xmlns:r="http://schemas.openxmlformats.org/officeDocument/2006/relationships" xmlns:m="http://schemas.openxmlformats.org/officeDocument/2006/math" xmlns:v="urn:schemas-microsoft-com:vml" xmlns:wp14="http://schemas.microsoft.com/office/word/2010/wordprocessingDrawing" xmlns:wp="http://schemas.openxmlformats.org/drawingml/2006/wordprocessingDrawing" xmlns:w10="urn:schemas-microsoft-com:office:word" xmlns:w="http://schemas.openxmlformats.org/wordprocessingml/2006/main" xmlns:w14="http://schemas.microsoft.com/office/word/2010/wordml" xmlns:w15="http://schemas.microsoft.com/office/word/2012/wordml" xmlns:w16cex="http://schemas.microsoft.com/office/word/2018/wordml/cex" xmlns:w16cid="http://schemas.microsoft.com/office/word/2016/wordml/cid" xmlns:w16="http://schemas.microsoft.com/office/word/2018/wordml" xmlns:w16du="http://schemas.microsoft.com/office/word/2023/wordml/word16du" xmlns:w16sdtdh="http://schemas.microsoft.com/office/word/2020/wordml/sdtdatahash" xmlns:w16sdtfl="http://schemas.microsoft.com/office/word/2024/wordml/sdtformatlock" xmlns:w16se="http://schemas.microsoft.com/office/word/2015/wordml/symex" xmlns:wpg="http://schemas.microsoft.com/office/word/2010/wordprocessingGroup" xmlns:wpi="http://schemas.microsoft.com/office/word/2010/wordprocessingInk" xmlns:wne="http://schemas.microsoft.com/office/word/2006/wordml" xmlns:wps="http://schemas.microsoft.com/office/word/2010/wordprocessingShape" xmlns:a="http://schemas.openxmlformats.org/drawingml/2006/main" xmlns:aclsh="http://schemas.microsoft.com/office/drawing/2020/classificationShape" mc:Ignorable="w14 w15 w16se w16cid w16 w16cex w16sdtdh w16sdtfl w16du wp14">
+<w:ftr xmlns:wpc="http://schemas.microsoft.com/office/word/2010/wordprocessingCanvas" xmlns:cx="http://schemas.microsoft.com/office/drawing/2014/chartex" xmlns:cx1="http://schemas.microsoft.com/office/drawing/2015/9/8/chartex" xmlns:cx2="http://schemas.microsoft.com/office/drawing/2015/10/21/chartex" xmlns:cx3="http://schemas.microsoft.com/office/drawing/2016/5/9/chartex" xmlns:cx4="http://schemas.microsoft.com/office/drawing/2016/5/10/chartex" xmlns:cx5="http://schemas.microsoft.com/office/drawing/2016/5/11/chartex" xmlns:cx6="http://schemas.microsoft.com/office/drawing/2016/5/12/chartex" xmlns:cx7="http://schemas.microsoft.com/office/drawing/2016/5/13/chartex" xmlns:cx8="http://schemas.microsoft.com/office/drawing/2016/5/14/chartex" xmlns:mc="http://schemas.openxmlformats.org/markup-compatibility/2006" xmlns:aink="http://schemas.microsoft.com/office/drawing/2016/ink" xmlns:am3d="http://schemas.microsoft.com/office/drawing/2017/model3d" xmlns:o="urn:schemas-microsoft-com:office:office" xmlns:oel="http://schemas.microsoft.com/office/2019/extlst" xmlns:r="http://schemas.openxmlformats.org/officeDocument/2006/relationships" xmlns:m="http://schemas.openxmlformats.org/officeDocument/2006/math" xmlns:v="urn:schemas-microsoft-com:vml" xmlns:wp14="http://schemas.microsoft.com/office/word/2010/wordprocessingDrawing" xmlns:wp="http://schemas.openxmlformats.org/drawingml/2006/wordprocessingDrawing" xmlns:w10="urn:schemas-microsoft-com:office:word" xmlns:w="http://schemas.openxmlformats.org/wordprocessingml/2006/main" xmlns:w14="http://schemas.microsoft.com/office/word/2010/wordml" xmlns:w15="http://schemas.microsoft.com/office/word/2012/wordml" xmlns:w16cei="http://schemas.microsoft.com/office/word/2026/wordml/cei" xmlns:w16cex="http://schemas.microsoft.com/office/word/2018/wordml/cex" xmlns:w16cid="http://schemas.microsoft.com/office/word/2016/wordml/cid" xmlns:w16="http://schemas.microsoft.com/office/word/2018/wordml" xmlns:w16du="http://schemas.microsoft.com/office/word/2023/wordml/word16du" xmlns:w16sdtdh="http://schemas.microsoft.com/office/word/2020/wordml/sdtdatahash" xmlns:w16sdtfl="http://schemas.microsoft.com/office/word/2024/wordml/sdtformatlock" xmlns:w16se="http://schemas.microsoft.com/office/word/2015/wordml/symex" xmlns:wpg="http://schemas.microsoft.com/office/word/2010/wordprocessingGroup" xmlns:wpi="http://schemas.microsoft.com/office/word/2010/wordprocessingInk" xmlns:wne="http://schemas.microsoft.com/office/word/2006/wordml" xmlns:wps="http://schemas.microsoft.com/office/word/2010/wordprocessingShape" mc:Ignorable="w14 w15 w16se w16cid w16 w16cex w16sdtdh w16sdtfl w16du wp14">
   <w:p>
     <w:pPr>
       <w:pStyle w:val="Footer"/>
@@ -4879,7 +7360,7 @@
                           <w:pPr>
                             <w:spacing w:after="0"/>
                             <w:rPr>
-                              <w:rFonts w:ascii="Aptos" w:hAnsi="Aptos" w:eastAsia="Aptos" w:cs="Aptos"/>
+                              <w:rFonts w:ascii="Aptos" w:eastAsia="Aptos" w:hAnsi="Aptos" w:cs="Aptos"/>
                               <w:noProof/>
                               <w:color w:val="000000"/>
                               <w:sz w:val="20"/>
@@ -4888,7 +7369,7 @@
                           </w:pPr>
                           <w:r>
                             <w:rPr>
-                              <w:rFonts w:ascii="Aptos" w:hAnsi="Aptos" w:eastAsia="Aptos" w:cs="Aptos"/>
+                              <w:rFonts w:ascii="Aptos" w:eastAsia="Aptos" w:hAnsi="Aptos" w:cs="Aptos"/>
                               <w:noProof/>
                               <w:color w:val="000000"/>
                               <w:sz w:val="20"/>
@@ -4911,7 +7392,7 @@
             </wp:anchor>
           </w:drawing>
         </mc:Choice>
-        <mc:Fallback>
+        <mc:Fallback xmlns:a="http://schemas.openxmlformats.org/drawingml/2006/main" xmlns:aclsh="http://schemas.microsoft.com/office/drawing/2020/classificationShape">
           <w:pict>
             <v:shapetype id="_x0000_t202" coordsize="21600,21600" o:spt="202" path="m,l,21600r21600,l21600,xe" w14:anchorId="51042B0C">
               <v:stroke joinstyle="miter"/>
@@ -4955,7 +7436,7 @@
 </file>
 
 <file path=word/footnotes.xml><?xml version="1.0" encoding="utf-8"?>
-<w:footnotes xmlns:wpc="http://schemas.microsoft.com/office/word/2010/wordprocessingCanvas" xmlns:cx="http://schemas.microsoft.com/office/drawing/2014/chartex" xmlns:cx1="http://schemas.microsoft.com/office/drawing/2015/9/8/chartex" xmlns:cx2="http://schemas.microsoft.com/office/drawing/2015/10/21/chartex" xmlns:cx3="http://schemas.microsoft.com/office/drawing/2016/5/9/chartex" xmlns:cx4="http://schemas.microsoft.com/office/drawing/2016/5/10/chartex" xmlns:cx5="http://schemas.microsoft.com/office/drawing/2016/5/11/chartex" xmlns:cx6="http://schemas.microsoft.com/office/drawing/2016/5/12/chartex" xmlns:cx7="http://schemas.microsoft.com/office/drawing/2016/5/13/chartex" xmlns:cx8="http://schemas.microsoft.com/office/drawing/2016/5/14/chartex" xmlns:mc="http://schemas.openxmlformats.org/markup-compatibility/2006" xmlns:aink="http://schemas.microsoft.com/office/drawing/2016/ink" xmlns:am3d="http://schemas.microsoft.com/office/drawing/2017/model3d" xmlns:o="urn:schemas-microsoft-com:office:office" xmlns:oel="http://schemas.microsoft.com/office/2019/extlst" xmlns:r="http://schemas.openxmlformats.org/officeDocument/2006/relationships" xmlns:m="http://schemas.openxmlformats.org/officeDocument/2006/math" xmlns:v="urn:schemas-microsoft-com:vml" xmlns:wp14="http://schemas.microsoft.com/office/word/2010/wordprocessingDrawing" xmlns:wp="http://schemas.openxmlformats.org/drawingml/2006/wordprocessingDrawing" xmlns:w10="urn:schemas-microsoft-com:office:word" xmlns:w="http://schemas.openxmlformats.org/wordprocessingml/2006/main" xmlns:w14="http://schemas.microsoft.com/office/word/2010/wordml" xmlns:w15="http://schemas.microsoft.com/office/word/2012/wordml" xmlns:w16cex="http://schemas.microsoft.com/office/word/2018/wordml/cex" xmlns:w16cid="http://schemas.microsoft.com/office/word/2016/wordml/cid" xmlns:w16="http://schemas.microsoft.com/office/word/2018/wordml" xmlns:w16du="http://schemas.microsoft.com/office/word/2023/wordml/word16du" xmlns:w16sdtdh="http://schemas.microsoft.com/office/word/2020/wordml/sdtdatahash" xmlns:w16sdtfl="http://schemas.microsoft.com/office/word/2024/wordml/sdtformatlock" xmlns:w16se="http://schemas.microsoft.com/office/word/2015/wordml/symex" xmlns:wpg="http://schemas.microsoft.com/office/word/2010/wordprocessingGroup" xmlns:wpi="http://schemas.microsoft.com/office/word/2010/wordprocessingInk" xmlns:wne="http://schemas.microsoft.com/office/word/2006/wordml" xmlns:wps="http://schemas.microsoft.com/office/word/2010/wordprocessingShape" mc:Ignorable="w14 w15 w16se w16cid w16 w16cex w16sdtdh w16sdtfl w16du wp14">
+<w:footnotes xmlns:wpc="http://schemas.microsoft.com/office/word/2010/wordprocessingCanvas" xmlns:cx="http://schemas.microsoft.com/office/drawing/2014/chartex" xmlns:cx1="http://schemas.microsoft.com/office/drawing/2015/9/8/chartex" xmlns:cx2="http://schemas.microsoft.com/office/drawing/2015/10/21/chartex" xmlns:cx3="http://schemas.microsoft.com/office/drawing/2016/5/9/chartex" xmlns:cx4="http://schemas.microsoft.com/office/drawing/2016/5/10/chartex" xmlns:cx5="http://schemas.microsoft.com/office/drawing/2016/5/11/chartex" xmlns:cx6="http://schemas.microsoft.com/office/drawing/2016/5/12/chartex" xmlns:cx7="http://schemas.microsoft.com/office/drawing/2016/5/13/chartex" xmlns:cx8="http://schemas.microsoft.com/office/drawing/2016/5/14/chartex" xmlns:mc="http://schemas.openxmlformats.org/markup-compatibility/2006" xmlns:aink="http://schemas.microsoft.com/office/drawing/2016/ink" xmlns:am3d="http://schemas.microsoft.com/office/drawing/2017/model3d" xmlns:o="urn:schemas-microsoft-com:office:office" xmlns:oel="http://schemas.microsoft.com/office/2019/extlst" xmlns:r="http://schemas.openxmlformats.org/officeDocument/2006/relationships" xmlns:m="http://schemas.openxmlformats.org/officeDocument/2006/math" xmlns:v="urn:schemas-microsoft-com:vml" xmlns:wp14="http://schemas.microsoft.com/office/word/2010/wordprocessingDrawing" xmlns:wp="http://schemas.openxmlformats.org/drawingml/2006/wordprocessingDrawing" xmlns:w10="urn:schemas-microsoft-com:office:word" xmlns:w="http://schemas.openxmlformats.org/wordprocessingml/2006/main" xmlns:w14="http://schemas.microsoft.com/office/word/2010/wordml" xmlns:w15="http://schemas.microsoft.com/office/word/2012/wordml" xmlns:w16cei="http://schemas.microsoft.com/office/word/2026/wordml/cei" xmlns:w16cex="http://schemas.microsoft.com/office/word/2018/wordml/cex" xmlns:w16cid="http://schemas.microsoft.com/office/word/2016/wordml/cid" xmlns:w16="http://schemas.microsoft.com/office/word/2018/wordml" xmlns:w16du="http://schemas.microsoft.com/office/word/2023/wordml/word16du" xmlns:w16sdtdh="http://schemas.microsoft.com/office/word/2020/wordml/sdtdatahash" xmlns:w16sdtfl="http://schemas.microsoft.com/office/word/2024/wordml/sdtformatlock" xmlns:w16se="http://schemas.microsoft.com/office/word/2015/wordml/symex" xmlns:wpg="http://schemas.microsoft.com/office/word/2010/wordprocessingGroup" xmlns:wpi="http://schemas.microsoft.com/office/word/2010/wordprocessingInk" xmlns:wne="http://schemas.microsoft.com/office/word/2006/wordml" xmlns:wps="http://schemas.microsoft.com/office/word/2010/wordprocessingShape" mc:Ignorable="w14 w15 w16se w16cid w16 w16cex w16sdtdh w16sdtfl w16du wp14">
   <w:footnote w:type="separator" w:id="-1">
     <w:p>
       <w:pPr>
@@ -4980,7 +7461,7 @@
 </file>
 
 <file path=word/numbering.xml><?xml version="1.0" encoding="utf-8"?>
-<w:numbering xmlns:wpc="http://schemas.microsoft.com/office/word/2010/wordprocessingCanvas" xmlns:cx="http://schemas.microsoft.com/office/drawing/2014/chartex" xmlns:cx1="http://schemas.microsoft.com/office/drawing/2015/9/8/chartex" xmlns:cx2="http://schemas.microsoft.com/office/drawing/2015/10/21/chartex" xmlns:cx3="http://schemas.microsoft.com/office/drawing/2016/5/9/chartex" xmlns:cx4="http://schemas.microsoft.com/office/drawing/2016/5/10/chartex" xmlns:cx5="http://schemas.microsoft.com/office/drawing/2016/5/11/chartex" xmlns:cx6="http://schemas.microsoft.com/office/drawing/2016/5/12/chartex" xmlns:cx7="http://schemas.microsoft.com/office/drawing/2016/5/13/chartex" xmlns:cx8="http://schemas.microsoft.com/office/drawing/2016/5/14/chartex" xmlns:mc="http://schemas.openxmlformats.org/markup-compatibility/2006" xmlns:aink="http://schemas.microsoft.com/office/drawing/2016/ink" xmlns:am3d="http://schemas.microsoft.com/office/drawing/2017/model3d" xmlns:o="urn:schemas-microsoft-com:office:office" xmlns:oel="http://schemas.microsoft.com/office/2019/extlst" xmlns:r="http://schemas.openxmlformats.org/officeDocument/2006/relationships" xmlns:m="http://schemas.openxmlformats.org/officeDocument/2006/math" xmlns:v="urn:schemas-microsoft-com:vml" xmlns:wp14="http://schemas.microsoft.com/office/word/2010/wordprocessingDrawing" xmlns:wp="http://schemas.openxmlformats.org/drawingml/2006/wordprocessingDrawing" xmlns:w10="urn:schemas-microsoft-com:office:word" xmlns:w="http://schemas.openxmlformats.org/wordprocessingml/2006/main" xmlns:w14="http://schemas.microsoft.com/office/word/2010/wordml" xmlns:w15="http://schemas.microsoft.com/office/word/2012/wordml" xmlns:w16cex="http://schemas.microsoft.com/office/word/2018/wordml/cex" xmlns:w16cid="http://schemas.microsoft.com/office/word/2016/wordml/cid" xmlns:w16="http://schemas.microsoft.com/office/word/2018/wordml" xmlns:w16du="http://schemas.microsoft.com/office/word/2023/wordml/word16du" xmlns:w16sdtdh="http://schemas.microsoft.com/office/word/2020/wordml/sdtdatahash" xmlns:w16sdtfl="http://schemas.microsoft.com/office/word/2024/wordml/sdtformatlock" xmlns:w16se="http://schemas.microsoft.com/office/word/2015/wordml/symex" xmlns:wpg="http://schemas.microsoft.com/office/word/2010/wordprocessingGroup" xmlns:wpi="http://schemas.microsoft.com/office/word/2010/wordprocessingInk" xmlns:wne="http://schemas.microsoft.com/office/word/2006/wordml" xmlns:wps="http://schemas.microsoft.com/office/word/2010/wordprocessingShape" mc:Ignorable="w14 w15 w16se w16cid w16 w16cex w16sdtdh w16sdtfl w16du wp14">
+<w:numbering xmlns:wpc="http://schemas.microsoft.com/office/word/2010/wordprocessingCanvas" xmlns:cx="http://schemas.microsoft.com/office/drawing/2014/chartex" xmlns:cx1="http://schemas.microsoft.com/office/drawing/2015/9/8/chartex" xmlns:cx2="http://schemas.microsoft.com/office/drawing/2015/10/21/chartex" xmlns:cx3="http://schemas.microsoft.com/office/drawing/2016/5/9/chartex" xmlns:cx4="http://schemas.microsoft.com/office/drawing/2016/5/10/chartex" xmlns:cx5="http://schemas.microsoft.com/office/drawing/2016/5/11/chartex" xmlns:cx6="http://schemas.microsoft.com/office/drawing/2016/5/12/chartex" xmlns:cx7="http://schemas.microsoft.com/office/drawing/2016/5/13/chartex" xmlns:cx8="http://schemas.microsoft.com/office/drawing/2016/5/14/chartex" xmlns:mc="http://schemas.openxmlformats.org/markup-compatibility/2006" xmlns:aink="http://schemas.microsoft.com/office/drawing/2016/ink" xmlns:am3d="http://schemas.microsoft.com/office/drawing/2017/model3d" xmlns:o="urn:schemas-microsoft-com:office:office" xmlns:oel="http://schemas.microsoft.com/office/2019/extlst" xmlns:r="http://schemas.openxmlformats.org/officeDocument/2006/relationships" xmlns:m="http://schemas.openxmlformats.org/officeDocument/2006/math" xmlns:v="urn:schemas-microsoft-com:vml" xmlns:wp14="http://schemas.microsoft.com/office/word/2010/wordprocessingDrawing" xmlns:wp="http://schemas.openxmlformats.org/drawingml/2006/wordprocessingDrawing" xmlns:w10="urn:schemas-microsoft-com:office:word" xmlns:w="http://schemas.openxmlformats.org/wordprocessingml/2006/main" xmlns:w14="http://schemas.microsoft.com/office/word/2010/wordml" xmlns:w15="http://schemas.microsoft.com/office/word/2012/wordml" xmlns:w16cei="http://schemas.microsoft.com/office/word/2026/wordml/cei" xmlns:w16cex="http://schemas.microsoft.com/office/word/2018/wordml/cex" xmlns:w16cid="http://schemas.microsoft.com/office/word/2016/wordml/cid" xmlns:w16="http://schemas.microsoft.com/office/word/2018/wordml" xmlns:w16du="http://schemas.microsoft.com/office/word/2023/wordml/word16du" xmlns:w16sdtdh="http://schemas.microsoft.com/office/word/2020/wordml/sdtdatahash" xmlns:w16sdtfl="http://schemas.microsoft.com/office/word/2024/wordml/sdtformatlock" xmlns:w16se="http://schemas.microsoft.com/office/word/2015/wordml/symex" xmlns:wpg="http://schemas.microsoft.com/office/word/2010/wordprocessingGroup" xmlns:wpi="http://schemas.microsoft.com/office/word/2010/wordprocessingInk" xmlns:wne="http://schemas.microsoft.com/office/word/2006/wordml" xmlns:wps="http://schemas.microsoft.com/office/word/2010/wordprocessingShape" mc:Ignorable="w14 w15 w16se w16cid w16 w16cex w16sdtdh w16sdtfl w16du wp14">
   <w:abstractNum w:abstractNumId="0" w15:restartNumberingAfterBreak="0">
     <w:nsid w:val="063E22B1"/>
     <w:multiLevelType w:val="multilevel"/>
@@ -4997,7 +7478,7 @@
         <w:ind w:left="720" w:hanging="360"/>
       </w:pPr>
       <w:rPr>
-        <w:rFonts w:hint="default" w:ascii="Courier New" w:hAnsi="Courier New"/>
+        <w:rFonts w:ascii="Courier New" w:hAnsi="Courier New" w:hint="default"/>
         <w:sz w:val="20"/>
       </w:rPr>
     </w:lvl>
@@ -5013,7 +7494,7 @@
         <w:ind w:left="1440" w:hanging="360"/>
       </w:pPr>
       <w:rPr>
-        <w:rFonts w:hint="default" w:ascii="Courier New" w:hAnsi="Courier New"/>
+        <w:rFonts w:ascii="Courier New" w:hAnsi="Courier New" w:hint="default"/>
         <w:sz w:val="20"/>
       </w:rPr>
     </w:lvl>
@@ -5029,7 +7510,7 @@
         <w:ind w:left="2160" w:hanging="360"/>
       </w:pPr>
       <w:rPr>
-        <w:rFonts w:hint="default" w:ascii="Courier New" w:hAnsi="Courier New"/>
+        <w:rFonts w:ascii="Courier New" w:hAnsi="Courier New" w:hint="default"/>
         <w:sz w:val="20"/>
       </w:rPr>
     </w:lvl>
@@ -5045,7 +7526,7 @@
         <w:ind w:left="2880" w:hanging="360"/>
       </w:pPr>
       <w:rPr>
-        <w:rFonts w:hint="default" w:ascii="Courier New" w:hAnsi="Courier New"/>
+        <w:rFonts w:ascii="Courier New" w:hAnsi="Courier New" w:hint="default"/>
         <w:sz w:val="20"/>
       </w:rPr>
     </w:lvl>
@@ -5061,7 +7542,7 @@
         <w:ind w:left="3600" w:hanging="360"/>
       </w:pPr>
       <w:rPr>
-        <w:rFonts w:hint="default" w:ascii="Courier New" w:hAnsi="Courier New"/>
+        <w:rFonts w:ascii="Courier New" w:hAnsi="Courier New" w:hint="default"/>
         <w:sz w:val="20"/>
       </w:rPr>
     </w:lvl>
@@ -5077,7 +7558,7 @@
         <w:ind w:left="4320" w:hanging="360"/>
       </w:pPr>
       <w:rPr>
-        <w:rFonts w:hint="default" w:ascii="Courier New" w:hAnsi="Courier New"/>
+        <w:rFonts w:ascii="Courier New" w:hAnsi="Courier New" w:hint="default"/>
         <w:sz w:val="20"/>
       </w:rPr>
     </w:lvl>
@@ -5093,7 +7574,7 @@
         <w:ind w:left="5040" w:hanging="360"/>
       </w:pPr>
       <w:rPr>
-        <w:rFonts w:hint="default" w:ascii="Courier New" w:hAnsi="Courier New"/>
+        <w:rFonts w:ascii="Courier New" w:hAnsi="Courier New" w:hint="default"/>
         <w:sz w:val="20"/>
       </w:rPr>
     </w:lvl>
@@ -5109,7 +7590,7 @@
         <w:ind w:left="5760" w:hanging="360"/>
       </w:pPr>
       <w:rPr>
-        <w:rFonts w:hint="default" w:ascii="Courier New" w:hAnsi="Courier New"/>
+        <w:rFonts w:ascii="Courier New" w:hAnsi="Courier New" w:hint="default"/>
         <w:sz w:val="20"/>
       </w:rPr>
     </w:lvl>
@@ -5125,7 +7606,7 @@
         <w:ind w:left="6480" w:hanging="360"/>
       </w:pPr>
       <w:rPr>
-        <w:rFonts w:hint="default" w:ascii="Courier New" w:hAnsi="Courier New"/>
+        <w:rFonts w:ascii="Courier New" w:hAnsi="Courier New" w:hint="default"/>
         <w:sz w:val="20"/>
       </w:rPr>
     </w:lvl>
@@ -5259,7 +7740,7 @@
         <w:ind w:left="720" w:hanging="360"/>
       </w:pPr>
       <w:rPr>
-        <w:rFonts w:hint="default" w:ascii="Symbol" w:hAnsi="Symbol"/>
+        <w:rFonts w:ascii="Symbol" w:hAnsi="Symbol" w:hint="default"/>
         <w:sz w:val="20"/>
       </w:rPr>
     </w:lvl>
@@ -5275,7 +7756,7 @@
         <w:ind w:left="1440" w:hanging="360"/>
       </w:pPr>
       <w:rPr>
-        <w:rFonts w:hint="default" w:ascii="Symbol" w:hAnsi="Symbol"/>
+        <w:rFonts w:ascii="Symbol" w:hAnsi="Symbol" w:hint="default"/>
         <w:sz w:val="20"/>
       </w:rPr>
     </w:lvl>
@@ -5291,7 +7772,7 @@
         <w:ind w:left="2160" w:hanging="360"/>
       </w:pPr>
       <w:rPr>
-        <w:rFonts w:hint="default" w:ascii="Symbol" w:hAnsi="Symbol"/>
+        <w:rFonts w:ascii="Symbol" w:hAnsi="Symbol" w:hint="default"/>
         <w:sz w:val="20"/>
       </w:rPr>
     </w:lvl>
@@ -5307,7 +7788,7 @@
         <w:ind w:left="2880" w:hanging="360"/>
       </w:pPr>
       <w:rPr>
-        <w:rFonts w:hint="default" w:ascii="Symbol" w:hAnsi="Symbol"/>
+        <w:rFonts w:ascii="Symbol" w:hAnsi="Symbol" w:hint="default"/>
         <w:sz w:val="20"/>
       </w:rPr>
     </w:lvl>
@@ -5323,7 +7804,7 @@
         <w:ind w:left="3600" w:hanging="360"/>
       </w:pPr>
       <w:rPr>
-        <w:rFonts w:hint="default" w:ascii="Symbol" w:hAnsi="Symbol"/>
+        <w:rFonts w:ascii="Symbol" w:hAnsi="Symbol" w:hint="default"/>
         <w:sz w:val="20"/>
       </w:rPr>
     </w:lvl>
@@ -5339,7 +7820,7 @@
         <w:ind w:left="4320" w:hanging="360"/>
       </w:pPr>
       <w:rPr>
-        <w:rFonts w:hint="default" w:ascii="Symbol" w:hAnsi="Symbol"/>
+        <w:rFonts w:ascii="Symbol" w:hAnsi="Symbol" w:hint="default"/>
         <w:sz w:val="20"/>
       </w:rPr>
     </w:lvl>
@@ -5355,7 +7836,7 @@
         <w:ind w:left="5040" w:hanging="360"/>
       </w:pPr>
       <w:rPr>
-        <w:rFonts w:hint="default" w:ascii="Symbol" w:hAnsi="Symbol"/>
+        <w:rFonts w:ascii="Symbol" w:hAnsi="Symbol" w:hint="default"/>
         <w:sz w:val="20"/>
       </w:rPr>
     </w:lvl>
@@ -5371,7 +7852,7 @@
         <w:ind w:left="5760" w:hanging="360"/>
       </w:pPr>
       <w:rPr>
-        <w:rFonts w:hint="default" w:ascii="Symbol" w:hAnsi="Symbol"/>
+        <w:rFonts w:ascii="Symbol" w:hAnsi="Symbol" w:hint="default"/>
         <w:sz w:val="20"/>
       </w:rPr>
     </w:lvl>
@@ -5387,7 +7868,7 @@
         <w:ind w:left="6480" w:hanging="360"/>
       </w:pPr>
       <w:rPr>
-        <w:rFonts w:hint="default" w:ascii="Symbol" w:hAnsi="Symbol"/>
+        <w:rFonts w:ascii="Symbol" w:hAnsi="Symbol" w:hint="default"/>
         <w:sz w:val="20"/>
       </w:rPr>
     </w:lvl>
@@ -5408,7 +7889,7 @@
         <w:ind w:left="720" w:hanging="360"/>
       </w:pPr>
       <w:rPr>
-        <w:rFonts w:hint="default" w:ascii="Symbol" w:hAnsi="Symbol"/>
+        <w:rFonts w:ascii="Symbol" w:hAnsi="Symbol" w:hint="default"/>
         <w:sz w:val="20"/>
       </w:rPr>
     </w:lvl>
@@ -5424,7 +7905,7 @@
         <w:ind w:left="1440" w:hanging="360"/>
       </w:pPr>
       <w:rPr>
-        <w:rFonts w:hint="default" w:ascii="Courier New" w:hAnsi="Courier New"/>
+        <w:rFonts w:ascii="Courier New" w:hAnsi="Courier New" w:hint="default"/>
         <w:sz w:val="20"/>
       </w:rPr>
     </w:lvl>
@@ -5440,7 +7921,7 @@
         <w:ind w:left="2160" w:hanging="360"/>
       </w:pPr>
       <w:rPr>
-        <w:rFonts w:hint="default" w:ascii="Wingdings" w:hAnsi="Wingdings"/>
+        <w:rFonts w:ascii="Wingdings" w:hAnsi="Wingdings" w:hint="default"/>
         <w:sz w:val="20"/>
       </w:rPr>
     </w:lvl>
@@ -5456,7 +7937,7 @@
         <w:ind w:left="2880" w:hanging="360"/>
       </w:pPr>
       <w:rPr>
-        <w:rFonts w:hint="default" w:ascii="Wingdings" w:hAnsi="Wingdings"/>
+        <w:rFonts w:ascii="Wingdings" w:hAnsi="Wingdings" w:hint="default"/>
         <w:sz w:val="20"/>
       </w:rPr>
     </w:lvl>
@@ -5472,7 +7953,7 @@
         <w:ind w:left="3600" w:hanging="360"/>
       </w:pPr>
       <w:rPr>
-        <w:rFonts w:hint="default" w:ascii="Wingdings" w:hAnsi="Wingdings"/>
+        <w:rFonts w:ascii="Wingdings" w:hAnsi="Wingdings" w:hint="default"/>
         <w:sz w:val="20"/>
       </w:rPr>
     </w:lvl>
@@ -5488,7 +7969,7 @@
         <w:ind w:left="4320" w:hanging="360"/>
       </w:pPr>
       <w:rPr>
-        <w:rFonts w:hint="default" w:ascii="Wingdings" w:hAnsi="Wingdings"/>
+        <w:rFonts w:ascii="Wingdings" w:hAnsi="Wingdings" w:hint="default"/>
         <w:sz w:val="20"/>
       </w:rPr>
     </w:lvl>
@@ -5504,7 +7985,7 @@
         <w:ind w:left="5040" w:hanging="360"/>
       </w:pPr>
       <w:rPr>
-        <w:rFonts w:hint="default" w:ascii="Wingdings" w:hAnsi="Wingdings"/>
+        <w:rFonts w:ascii="Wingdings" w:hAnsi="Wingdings" w:hint="default"/>
         <w:sz w:val="20"/>
       </w:rPr>
     </w:lvl>
@@ -5520,7 +8001,7 @@
         <w:ind w:left="5760" w:hanging="360"/>
       </w:pPr>
       <w:rPr>
-        <w:rFonts w:hint="default" w:ascii="Wingdings" w:hAnsi="Wingdings"/>
+        <w:rFonts w:ascii="Wingdings" w:hAnsi="Wingdings" w:hint="default"/>
         <w:sz w:val="20"/>
       </w:rPr>
     </w:lvl>
@@ -5536,7 +8017,7 @@
         <w:ind w:left="6480" w:hanging="360"/>
       </w:pPr>
       <w:rPr>
-        <w:rFonts w:hint="default" w:ascii="Wingdings" w:hAnsi="Wingdings"/>
+        <w:rFonts w:ascii="Wingdings" w:hAnsi="Wingdings" w:hint="default"/>
         <w:sz w:val="20"/>
       </w:rPr>
     </w:lvl>
@@ -5667,7 +8148,7 @@
         <w:ind w:left="1080" w:hanging="360"/>
       </w:pPr>
       <w:rPr>
-        <w:rFonts w:hint="default" w:ascii="Symbol" w:hAnsi="Symbol"/>
+        <w:rFonts w:ascii="Symbol" w:hAnsi="Symbol" w:hint="default"/>
       </w:rPr>
     </w:lvl>
     <w:lvl w:ilvl="1" w:tplc="04090003" w:tentative="1">
@@ -5679,7 +8160,7 @@
         <w:ind w:left="1800" w:hanging="360"/>
       </w:pPr>
       <w:rPr>
-        <w:rFonts w:hint="default" w:ascii="Courier New" w:hAnsi="Courier New" w:cs="Courier New"/>
+        <w:rFonts w:ascii="Courier New" w:hAnsi="Courier New" w:cs="Courier New" w:hint="default"/>
       </w:rPr>
     </w:lvl>
     <w:lvl w:ilvl="2" w:tplc="04090005" w:tentative="1">
@@ -5691,7 +8172,7 @@
         <w:ind w:left="2520" w:hanging="360"/>
       </w:pPr>
       <w:rPr>
-        <w:rFonts w:hint="default" w:ascii="Wingdings" w:hAnsi="Wingdings"/>
+        <w:rFonts w:ascii="Wingdings" w:hAnsi="Wingdings" w:hint="default"/>
       </w:rPr>
     </w:lvl>
     <w:lvl w:ilvl="3" w:tplc="04090001" w:tentative="1">
@@ -5703,7 +8184,7 @@
         <w:ind w:left="3240" w:hanging="360"/>
       </w:pPr>
       <w:rPr>
-        <w:rFonts w:hint="default" w:ascii="Symbol" w:hAnsi="Symbol"/>
+        <w:rFonts w:ascii="Symbol" w:hAnsi="Symbol" w:hint="default"/>
       </w:rPr>
     </w:lvl>
     <w:lvl w:ilvl="4" w:tplc="04090003" w:tentative="1">
@@ -5715,7 +8196,7 @@
         <w:ind w:left="3960" w:hanging="360"/>
       </w:pPr>
       <w:rPr>
-        <w:rFonts w:hint="default" w:ascii="Courier New" w:hAnsi="Courier New" w:cs="Courier New"/>
+        <w:rFonts w:ascii="Courier New" w:hAnsi="Courier New" w:cs="Courier New" w:hint="default"/>
       </w:rPr>
     </w:lvl>
     <w:lvl w:ilvl="5" w:tplc="04090005" w:tentative="1">
@@ -5727,7 +8208,7 @@
         <w:ind w:left="4680" w:hanging="360"/>
       </w:pPr>
       <w:rPr>
-        <w:rFonts w:hint="default" w:ascii="Wingdings" w:hAnsi="Wingdings"/>
+        <w:rFonts w:ascii="Wingdings" w:hAnsi="Wingdings" w:hint="default"/>
       </w:rPr>
     </w:lvl>
     <w:lvl w:ilvl="6" w:tplc="04090001" w:tentative="1">
@@ -5739,7 +8220,7 @@
         <w:ind w:left="5400" w:hanging="360"/>
       </w:pPr>
       <w:rPr>
-        <w:rFonts w:hint="default" w:ascii="Symbol" w:hAnsi="Symbol"/>
+        <w:rFonts w:ascii="Symbol" w:hAnsi="Symbol" w:hint="default"/>
       </w:rPr>
     </w:lvl>
     <w:lvl w:ilvl="7" w:tplc="04090003" w:tentative="1">
@@ -5751,7 +8232,7 @@
         <w:ind w:left="6120" w:hanging="360"/>
       </w:pPr>
       <w:rPr>
-        <w:rFonts w:hint="default" w:ascii="Courier New" w:hAnsi="Courier New" w:cs="Courier New"/>
+        <w:rFonts w:ascii="Courier New" w:hAnsi="Courier New" w:cs="Courier New" w:hint="default"/>
       </w:rPr>
     </w:lvl>
     <w:lvl w:ilvl="8" w:tplc="04090005" w:tentative="1">
@@ -5763,7 +8244,7 @@
         <w:ind w:left="6840" w:hanging="360"/>
       </w:pPr>
       <w:rPr>
-        <w:rFonts w:hint="default" w:ascii="Wingdings" w:hAnsi="Wingdings"/>
+        <w:rFonts w:ascii="Wingdings" w:hAnsi="Wingdings" w:hint="default"/>
       </w:rPr>
     </w:lvl>
   </w:abstractNum>
@@ -5881,6 +8362,119 @@
     </w:lvl>
   </w:abstractNum>
   <w:abstractNum w:abstractNumId="7" w15:restartNumberingAfterBreak="0">
+    <w:nsid w:val="57E829F8"/>
+    <w:multiLevelType w:val="hybridMultilevel"/>
+    <w:tmpl w:val="8716F34A"/>
+    <w:lvl w:ilvl="0" w:tplc="04090001">
+      <w:start w:val="1"/>
+      <w:numFmt w:val="bullet"/>
+      <w:lvlText w:val=""/>
+      <w:lvlJc w:val="left"/>
+      <w:pPr>
+        <w:ind w:left="720" w:hanging="360"/>
+      </w:pPr>
+      <w:rPr>
+        <w:rFonts w:ascii="Symbol" w:hAnsi="Symbol" w:hint="default"/>
+      </w:rPr>
+    </w:lvl>
+    <w:lvl w:ilvl="1" w:tplc="04090003" w:tentative="1">
+      <w:start w:val="1"/>
+      <w:numFmt w:val="bullet"/>
+      <w:lvlText w:val="o"/>
+      <w:lvlJc w:val="left"/>
+      <w:pPr>
+        <w:ind w:left="1440" w:hanging="360"/>
+      </w:pPr>
+      <w:rPr>
+        <w:rFonts w:ascii="Courier New" w:hAnsi="Courier New" w:cs="Courier New" w:hint="default"/>
+      </w:rPr>
+    </w:lvl>
+    <w:lvl w:ilvl="2" w:tplc="04090005" w:tentative="1">
+      <w:start w:val="1"/>
+      <w:numFmt w:val="bullet"/>
+      <w:lvlText w:val=""/>
+      <w:lvlJc w:val="left"/>
+      <w:pPr>
+        <w:ind w:left="2160" w:hanging="360"/>
+      </w:pPr>
+      <w:rPr>
+        <w:rFonts w:ascii="Wingdings" w:hAnsi="Wingdings" w:hint="default"/>
+      </w:rPr>
+    </w:lvl>
+    <w:lvl w:ilvl="3" w:tplc="04090001" w:tentative="1">
+      <w:start w:val="1"/>
+      <w:numFmt w:val="bullet"/>
+      <w:lvlText w:val=""/>
+      <w:lvlJc w:val="left"/>
+      <w:pPr>
+        <w:ind w:left="2880" w:hanging="360"/>
+      </w:pPr>
+      <w:rPr>
+        <w:rFonts w:ascii="Symbol" w:hAnsi="Symbol" w:hint="default"/>
+      </w:rPr>
+    </w:lvl>
+    <w:lvl w:ilvl="4" w:tplc="04090003" w:tentative="1">
+      <w:start w:val="1"/>
+      <w:numFmt w:val="bullet"/>
+      <w:lvlText w:val="o"/>
+      <w:lvlJc w:val="left"/>
+      <w:pPr>
+        <w:ind w:left="3600" w:hanging="360"/>
+      </w:pPr>
+      <w:rPr>
+        <w:rFonts w:ascii="Courier New" w:hAnsi="Courier New" w:cs="Courier New" w:hint="default"/>
+      </w:rPr>
+    </w:lvl>
+    <w:lvl w:ilvl="5" w:tplc="04090005" w:tentative="1">
+      <w:start w:val="1"/>
+      <w:numFmt w:val="bullet"/>
+      <w:lvlText w:val=""/>
+      <w:lvlJc w:val="left"/>
+      <w:pPr>
+        <w:ind w:left="4320" w:hanging="360"/>
+      </w:pPr>
+      <w:rPr>
+        <w:rFonts w:ascii="Wingdings" w:hAnsi="Wingdings" w:hint="default"/>
+      </w:rPr>
+    </w:lvl>
+    <w:lvl w:ilvl="6" w:tplc="04090001" w:tentative="1">
+      <w:start w:val="1"/>
+      <w:numFmt w:val="bullet"/>
+      <w:lvlText w:val=""/>
+      <w:lvlJc w:val="left"/>
+      <w:pPr>
+        <w:ind w:left="5040" w:hanging="360"/>
+      </w:pPr>
+      <w:rPr>
+        <w:rFonts w:ascii="Symbol" w:hAnsi="Symbol" w:hint="default"/>
+      </w:rPr>
+    </w:lvl>
+    <w:lvl w:ilvl="7" w:tplc="04090003" w:tentative="1">
+      <w:start w:val="1"/>
+      <w:numFmt w:val="bullet"/>
+      <w:lvlText w:val="o"/>
+      <w:lvlJc w:val="left"/>
+      <w:pPr>
+        <w:ind w:left="5760" w:hanging="360"/>
+      </w:pPr>
+      <w:rPr>
+        <w:rFonts w:ascii="Courier New" w:hAnsi="Courier New" w:cs="Courier New" w:hint="default"/>
+      </w:rPr>
+    </w:lvl>
+    <w:lvl w:ilvl="8" w:tplc="04090005" w:tentative="1">
+      <w:start w:val="1"/>
+      <w:numFmt w:val="bullet"/>
+      <w:lvlText w:val=""/>
+      <w:lvlJc w:val="left"/>
+      <w:pPr>
+        <w:ind w:left="6480" w:hanging="360"/>
+      </w:pPr>
+      <w:rPr>
+        <w:rFonts w:ascii="Wingdings" w:hAnsi="Wingdings" w:hint="default"/>
+      </w:rPr>
+    </w:lvl>
+  </w:abstractNum>
+  <w:abstractNum w:abstractNumId="8" w15:restartNumberingAfterBreak="0">
     <w:nsid w:val="582C5033"/>
     <w:multiLevelType w:val="multilevel"/>
     <w:tmpl w:val="1B2266AC"/>
@@ -5896,7 +8490,7 @@
         <w:ind w:left="720" w:hanging="360"/>
       </w:pPr>
       <w:rPr>
-        <w:rFonts w:hint="default" w:ascii="Symbol" w:hAnsi="Symbol"/>
+        <w:rFonts w:ascii="Symbol" w:hAnsi="Symbol" w:hint="default"/>
         <w:sz w:val="20"/>
       </w:rPr>
     </w:lvl>
@@ -5912,7 +8506,7 @@
         <w:ind w:left="1440" w:hanging="360"/>
       </w:pPr>
       <w:rPr>
-        <w:rFonts w:hint="default" w:ascii="Courier New" w:hAnsi="Courier New"/>
+        <w:rFonts w:ascii="Courier New" w:hAnsi="Courier New" w:hint="default"/>
         <w:sz w:val="20"/>
       </w:rPr>
     </w:lvl>
@@ -5928,7 +8522,7 @@
         <w:ind w:left="2160" w:hanging="360"/>
       </w:pPr>
       <w:rPr>
-        <w:rFonts w:hint="default" w:ascii="Wingdings" w:hAnsi="Wingdings"/>
+        <w:rFonts w:ascii="Wingdings" w:hAnsi="Wingdings" w:hint="default"/>
         <w:sz w:val="20"/>
       </w:rPr>
     </w:lvl>
@@ -5944,7 +8538,7 @@
         <w:ind w:left="2880" w:hanging="360"/>
       </w:pPr>
       <w:rPr>
-        <w:rFonts w:hint="default" w:ascii="Wingdings" w:hAnsi="Wingdings"/>
+        <w:rFonts w:ascii="Wingdings" w:hAnsi="Wingdings" w:hint="default"/>
         <w:sz w:val="20"/>
       </w:rPr>
     </w:lvl>
@@ -5960,7 +8554,7 @@
         <w:ind w:left="3600" w:hanging="360"/>
       </w:pPr>
       <w:rPr>
-        <w:rFonts w:hint="default" w:ascii="Wingdings" w:hAnsi="Wingdings"/>
+        <w:rFonts w:ascii="Wingdings" w:hAnsi="Wingdings" w:hint="default"/>
         <w:sz w:val="20"/>
       </w:rPr>
     </w:lvl>
@@ -5976,7 +8570,7 @@
         <w:ind w:left="4320" w:hanging="360"/>
       </w:pPr>
       <w:rPr>
-        <w:rFonts w:hint="default" w:ascii="Wingdings" w:hAnsi="Wingdings"/>
+        <w:rFonts w:ascii="Wingdings" w:hAnsi="Wingdings" w:hint="default"/>
         <w:sz w:val="20"/>
       </w:rPr>
     </w:lvl>
@@ -5992,7 +8586,7 @@
         <w:ind w:left="5040" w:hanging="360"/>
       </w:pPr>
       <w:rPr>
-        <w:rFonts w:hint="default" w:ascii="Wingdings" w:hAnsi="Wingdings"/>
+        <w:rFonts w:ascii="Wingdings" w:hAnsi="Wingdings" w:hint="default"/>
         <w:sz w:val="20"/>
       </w:rPr>
     </w:lvl>
@@ -6008,7 +8602,7 @@
         <w:ind w:left="5760" w:hanging="360"/>
       </w:pPr>
       <w:rPr>
-        <w:rFonts w:hint="default" w:ascii="Wingdings" w:hAnsi="Wingdings"/>
+        <w:rFonts w:ascii="Wingdings" w:hAnsi="Wingdings" w:hint="default"/>
         <w:sz w:val="20"/>
       </w:rPr>
     </w:lvl>
@@ -6024,12 +8618,12 @@
         <w:ind w:left="6480" w:hanging="360"/>
       </w:pPr>
       <w:rPr>
-        <w:rFonts w:hint="default" w:ascii="Wingdings" w:hAnsi="Wingdings"/>
+        <w:rFonts w:ascii="Wingdings" w:hAnsi="Wingdings" w:hint="default"/>
         <w:sz w:val="20"/>
       </w:rPr>
     </w:lvl>
   </w:abstractNum>
-  <w:abstractNum w:abstractNumId="8" w15:restartNumberingAfterBreak="0">
+  <w:abstractNum w:abstractNumId="9" w15:restartNumberingAfterBreak="0">
     <w:nsid w:val="59DB6A7B"/>
     <w:multiLevelType w:val="multilevel"/>
     <w:tmpl w:val="A8901174"/>
@@ -6045,7 +8639,7 @@
         <w:ind w:left="720" w:hanging="360"/>
       </w:pPr>
       <w:rPr>
-        <w:rFonts w:asciiTheme="minorHAnsi" w:hAnsiTheme="minorHAnsi" w:eastAsiaTheme="minorHAnsi" w:cstheme="minorBidi"/>
+        <w:rFonts w:asciiTheme="minorHAnsi" w:eastAsiaTheme="minorHAnsi" w:hAnsiTheme="minorHAnsi" w:cstheme="minorBidi"/>
       </w:rPr>
     </w:lvl>
     <w:lvl w:ilvl="1" w:tentative="1">
@@ -6145,7 +8739,93 @@
       </w:pPr>
     </w:lvl>
   </w:abstractNum>
-  <w:abstractNum w:abstractNumId="9" w15:restartNumberingAfterBreak="0">
+  <w:abstractNum w:abstractNumId="10" w15:restartNumberingAfterBreak="0">
+    <w:nsid w:val="5CC89E23"/>
+    <w:multiLevelType w:val="hybridMultilevel"/>
+    <w:tmpl w:val="1A069BCA"/>
+    <w:lvl w:ilvl="0" w:tplc="10968D3E">
+      <w:start w:val="1"/>
+      <w:numFmt w:val="decimal"/>
+      <w:lvlText w:val="%1."/>
+      <w:lvlJc w:val="left"/>
+      <w:pPr>
+        <w:ind w:left="720" w:hanging="360"/>
+      </w:pPr>
+    </w:lvl>
+    <w:lvl w:ilvl="1" w:tplc="2A929754">
+      <w:start w:val="1"/>
+      <w:numFmt w:val="lowerLetter"/>
+      <w:lvlText w:val="%2."/>
+      <w:lvlJc w:val="left"/>
+      <w:pPr>
+        <w:ind w:left="1440" w:hanging="360"/>
+      </w:pPr>
+    </w:lvl>
+    <w:lvl w:ilvl="2" w:tplc="E11ED38C">
+      <w:start w:val="1"/>
+      <w:numFmt w:val="lowerRoman"/>
+      <w:lvlText w:val="%3."/>
+      <w:lvlJc w:val="right"/>
+      <w:pPr>
+        <w:ind w:left="2160" w:hanging="180"/>
+      </w:pPr>
+    </w:lvl>
+    <w:lvl w:ilvl="3" w:tplc="2BCEE006">
+      <w:start w:val="1"/>
+      <w:numFmt w:val="decimal"/>
+      <w:lvlText w:val="%4."/>
+      <w:lvlJc w:val="left"/>
+      <w:pPr>
+        <w:ind w:left="2880" w:hanging="360"/>
+      </w:pPr>
+    </w:lvl>
+    <w:lvl w:ilvl="4" w:tplc="01B621B0">
+      <w:start w:val="1"/>
+      <w:numFmt w:val="lowerLetter"/>
+      <w:lvlText w:val="%5."/>
+      <w:lvlJc w:val="left"/>
+      <w:pPr>
+        <w:ind w:left="3600" w:hanging="360"/>
+      </w:pPr>
+    </w:lvl>
+    <w:lvl w:ilvl="5" w:tplc="DC9852DA">
+      <w:start w:val="1"/>
+      <w:numFmt w:val="lowerRoman"/>
+      <w:lvlText w:val="%6."/>
+      <w:lvlJc w:val="right"/>
+      <w:pPr>
+        <w:ind w:left="4320" w:hanging="180"/>
+      </w:pPr>
+    </w:lvl>
+    <w:lvl w:ilvl="6" w:tplc="CAF80C80">
+      <w:start w:val="1"/>
+      <w:numFmt w:val="decimal"/>
+      <w:lvlText w:val="%7."/>
+      <w:lvlJc w:val="left"/>
+      <w:pPr>
+        <w:ind w:left="5040" w:hanging="360"/>
+      </w:pPr>
+    </w:lvl>
+    <w:lvl w:ilvl="7" w:tplc="D44285F6">
+      <w:start w:val="1"/>
+      <w:numFmt w:val="lowerLetter"/>
+      <w:lvlText w:val="%8."/>
+      <w:lvlJc w:val="left"/>
+      <w:pPr>
+        <w:ind w:left="5760" w:hanging="360"/>
+      </w:pPr>
+    </w:lvl>
+    <w:lvl w:ilvl="8" w:tplc="AB2C53B2">
+      <w:start w:val="1"/>
+      <w:numFmt w:val="lowerRoman"/>
+      <w:lvlText w:val="%9."/>
+      <w:lvlJc w:val="right"/>
+      <w:pPr>
+        <w:ind w:left="6480" w:hanging="180"/>
+      </w:pPr>
+    </w:lvl>
+  </w:abstractNum>
+  <w:abstractNum w:abstractNumId="11" w15:restartNumberingAfterBreak="0">
     <w:nsid w:val="632B4690"/>
     <w:multiLevelType w:val="multilevel"/>
     <w:tmpl w:val="68D4238A"/>
@@ -6258,7 +8938,7 @@
       </w:pPr>
     </w:lvl>
   </w:abstractNum>
-  <w:abstractNum w:abstractNumId="10" w15:restartNumberingAfterBreak="0">
+  <w:abstractNum w:abstractNumId="12" w15:restartNumberingAfterBreak="0">
     <w:nsid w:val="65954146"/>
     <w:multiLevelType w:val="hybridMultilevel"/>
     <w:tmpl w:val="9460AD70"/>
@@ -6271,7 +8951,7 @@
         <w:ind w:left="720" w:hanging="360"/>
       </w:pPr>
       <w:rPr>
-        <w:rFonts w:hint="default" w:ascii="Symbol" w:hAnsi="Symbol"/>
+        <w:rFonts w:ascii="Symbol" w:hAnsi="Symbol" w:hint="default"/>
       </w:rPr>
     </w:lvl>
     <w:lvl w:ilvl="1" w:tplc="04090003" w:tentative="1">
@@ -6283,7 +8963,7 @@
         <w:ind w:left="1440" w:hanging="360"/>
       </w:pPr>
       <w:rPr>
-        <w:rFonts w:hint="default" w:ascii="Courier New" w:hAnsi="Courier New" w:cs="Courier New"/>
+        <w:rFonts w:ascii="Courier New" w:hAnsi="Courier New" w:cs="Courier New" w:hint="default"/>
       </w:rPr>
     </w:lvl>
     <w:lvl w:ilvl="2" w:tplc="04090005" w:tentative="1">
@@ -6295,7 +8975,7 @@
         <w:ind w:left="2160" w:hanging="360"/>
       </w:pPr>
       <w:rPr>
-        <w:rFonts w:hint="default" w:ascii="Wingdings" w:hAnsi="Wingdings"/>
+        <w:rFonts w:ascii="Wingdings" w:hAnsi="Wingdings" w:hint="default"/>
       </w:rPr>
     </w:lvl>
     <w:lvl w:ilvl="3" w:tplc="04090001" w:tentative="1">
@@ -6307,7 +8987,7 @@
         <w:ind w:left="2880" w:hanging="360"/>
       </w:pPr>
       <w:rPr>
-        <w:rFonts w:hint="default" w:ascii="Symbol" w:hAnsi="Symbol"/>
+        <w:rFonts w:ascii="Symbol" w:hAnsi="Symbol" w:hint="default"/>
       </w:rPr>
     </w:lvl>
     <w:lvl w:ilvl="4" w:tplc="04090003" w:tentative="1">
@@ -6319,7 +8999,7 @@
         <w:ind w:left="3600" w:hanging="360"/>
       </w:pPr>
       <w:rPr>
-        <w:rFonts w:hint="default" w:ascii="Courier New" w:hAnsi="Courier New" w:cs="Courier New"/>
+        <w:rFonts w:ascii="Courier New" w:hAnsi="Courier New" w:cs="Courier New" w:hint="default"/>
       </w:rPr>
     </w:lvl>
     <w:lvl w:ilvl="5" w:tplc="04090005" w:tentative="1">
@@ -6331,7 +9011,7 @@
         <w:ind w:left="4320" w:hanging="360"/>
       </w:pPr>
       <w:rPr>
-        <w:rFonts w:hint="default" w:ascii="Wingdings" w:hAnsi="Wingdings"/>
+        <w:rFonts w:ascii="Wingdings" w:hAnsi="Wingdings" w:hint="default"/>
       </w:rPr>
     </w:lvl>
     <w:lvl w:ilvl="6" w:tplc="04090001" w:tentative="1">
@@ -6343,7 +9023,7 @@
         <w:ind w:left="5040" w:hanging="360"/>
       </w:pPr>
       <w:rPr>
-        <w:rFonts w:hint="default" w:ascii="Symbol" w:hAnsi="Symbol"/>
+        <w:rFonts w:ascii="Symbol" w:hAnsi="Symbol" w:hint="default"/>
       </w:rPr>
     </w:lvl>
     <w:lvl w:ilvl="7" w:tplc="04090003" w:tentative="1">
@@ -6355,7 +9035,7 @@
         <w:ind w:left="5760" w:hanging="360"/>
       </w:pPr>
       <w:rPr>
-        <w:rFonts w:hint="default" w:ascii="Courier New" w:hAnsi="Courier New" w:cs="Courier New"/>
+        <w:rFonts w:ascii="Courier New" w:hAnsi="Courier New" w:cs="Courier New" w:hint="default"/>
       </w:rPr>
     </w:lvl>
     <w:lvl w:ilvl="8" w:tplc="04090005" w:tentative="1">
@@ -6367,11 +9047,11 @@
         <w:ind w:left="6480" w:hanging="360"/>
       </w:pPr>
       <w:rPr>
-        <w:rFonts w:hint="default" w:ascii="Wingdings" w:hAnsi="Wingdings"/>
+        <w:rFonts w:ascii="Wingdings" w:hAnsi="Wingdings" w:hint="default"/>
       </w:rPr>
     </w:lvl>
   </w:abstractNum>
-  <w:abstractNum w:abstractNumId="11" w15:restartNumberingAfterBreak="0">
+  <w:abstractNum w:abstractNumId="13" w15:restartNumberingAfterBreak="0">
     <w:nsid w:val="69A10CB7"/>
     <w:multiLevelType w:val="multilevel"/>
     <w:tmpl w:val="F9A25726"/>
@@ -6387,7 +9067,7 @@
         <w:ind w:left="720" w:hanging="360"/>
       </w:pPr>
       <w:rPr>
-        <w:rFonts w:hint="default" w:ascii="Courier New" w:hAnsi="Courier New"/>
+        <w:rFonts w:ascii="Courier New" w:hAnsi="Courier New" w:hint="default"/>
         <w:sz w:val="20"/>
       </w:rPr>
     </w:lvl>
@@ -6403,7 +9083,7 @@
         <w:ind w:left="1440" w:hanging="360"/>
       </w:pPr>
       <w:rPr>
-        <w:rFonts w:hint="default" w:ascii="Courier New" w:hAnsi="Courier New"/>
+        <w:rFonts w:ascii="Courier New" w:hAnsi="Courier New" w:hint="default"/>
         <w:sz w:val="20"/>
       </w:rPr>
     </w:lvl>
@@ -6419,7 +9099,7 @@
         <w:ind w:left="2160" w:hanging="360"/>
       </w:pPr>
       <w:rPr>
-        <w:rFonts w:hint="default" w:ascii="Courier New" w:hAnsi="Courier New"/>
+        <w:rFonts w:ascii="Courier New" w:hAnsi="Courier New" w:hint="default"/>
         <w:sz w:val="20"/>
       </w:rPr>
     </w:lvl>
@@ -6435,7 +9115,7 @@
         <w:ind w:left="2880" w:hanging="360"/>
       </w:pPr>
       <w:rPr>
-        <w:rFonts w:hint="default" w:ascii="Courier New" w:hAnsi="Courier New"/>
+        <w:rFonts w:ascii="Courier New" w:hAnsi="Courier New" w:hint="default"/>
         <w:sz w:val="20"/>
       </w:rPr>
     </w:lvl>
@@ -6451,7 +9131,7 @@
         <w:ind w:left="3600" w:hanging="360"/>
       </w:pPr>
       <w:rPr>
-        <w:rFonts w:hint="default" w:ascii="Courier New" w:hAnsi="Courier New"/>
+        <w:rFonts w:ascii="Courier New" w:hAnsi="Courier New" w:hint="default"/>
         <w:sz w:val="20"/>
       </w:rPr>
     </w:lvl>
@@ -6467,7 +9147,7 @@
         <w:ind w:left="4320" w:hanging="360"/>
       </w:pPr>
       <w:rPr>
-        <w:rFonts w:hint="default" w:ascii="Courier New" w:hAnsi="Courier New"/>
+        <w:rFonts w:ascii="Courier New" w:hAnsi="Courier New" w:hint="default"/>
         <w:sz w:val="20"/>
       </w:rPr>
     </w:lvl>
@@ -6483,7 +9163,7 @@
         <w:ind w:left="5040" w:hanging="360"/>
       </w:pPr>
       <w:rPr>
-        <w:rFonts w:hint="default" w:ascii="Courier New" w:hAnsi="Courier New"/>
+        <w:rFonts w:ascii="Courier New" w:hAnsi="Courier New" w:hint="default"/>
         <w:sz w:val="20"/>
       </w:rPr>
     </w:lvl>
@@ -6499,7 +9179,7 @@
         <w:ind w:left="5760" w:hanging="360"/>
       </w:pPr>
       <w:rPr>
-        <w:rFonts w:hint="default" w:ascii="Courier New" w:hAnsi="Courier New"/>
+        <w:rFonts w:ascii="Courier New" w:hAnsi="Courier New" w:hint="default"/>
         <w:sz w:val="20"/>
       </w:rPr>
     </w:lvl>
@@ -6515,12 +9195,125 @@
         <w:ind w:left="6480" w:hanging="360"/>
       </w:pPr>
       <w:rPr>
-        <w:rFonts w:hint="default" w:ascii="Courier New" w:hAnsi="Courier New"/>
+        <w:rFonts w:ascii="Courier New" w:hAnsi="Courier New" w:hint="default"/>
         <w:sz w:val="20"/>
       </w:rPr>
     </w:lvl>
   </w:abstractNum>
-  <w:abstractNum w:abstractNumId="12" w15:restartNumberingAfterBreak="0">
+  <w:abstractNum w:abstractNumId="14" w15:restartNumberingAfterBreak="0">
+    <w:nsid w:val="748B5426"/>
+    <w:multiLevelType w:val="hybridMultilevel"/>
+    <w:tmpl w:val="009227EA"/>
+    <w:lvl w:ilvl="0" w:tplc="04090001">
+      <w:start w:val="1"/>
+      <w:numFmt w:val="bullet"/>
+      <w:lvlText w:val=""/>
+      <w:lvlJc w:val="left"/>
+      <w:pPr>
+        <w:ind w:left="720" w:hanging="360"/>
+      </w:pPr>
+      <w:rPr>
+        <w:rFonts w:ascii="Symbol" w:hAnsi="Symbol" w:hint="default"/>
+      </w:rPr>
+    </w:lvl>
+    <w:lvl w:ilvl="1" w:tplc="04090003" w:tentative="1">
+      <w:start w:val="1"/>
+      <w:numFmt w:val="bullet"/>
+      <w:lvlText w:val="o"/>
+      <w:lvlJc w:val="left"/>
+      <w:pPr>
+        <w:ind w:left="1440" w:hanging="360"/>
+      </w:pPr>
+      <w:rPr>
+        <w:rFonts w:ascii="Courier New" w:hAnsi="Courier New" w:cs="Courier New" w:hint="default"/>
+      </w:rPr>
+    </w:lvl>
+    <w:lvl w:ilvl="2" w:tplc="04090005" w:tentative="1">
+      <w:start w:val="1"/>
+      <w:numFmt w:val="bullet"/>
+      <w:lvlText w:val=""/>
+      <w:lvlJc w:val="left"/>
+      <w:pPr>
+        <w:ind w:left="2160" w:hanging="360"/>
+      </w:pPr>
+      <w:rPr>
+        <w:rFonts w:ascii="Wingdings" w:hAnsi="Wingdings" w:hint="default"/>
+      </w:rPr>
+    </w:lvl>
+    <w:lvl w:ilvl="3" w:tplc="04090001" w:tentative="1">
+      <w:start w:val="1"/>
+      <w:numFmt w:val="bullet"/>
+      <w:lvlText w:val=""/>
+      <w:lvlJc w:val="left"/>
+      <w:pPr>
+        <w:ind w:left="2880" w:hanging="360"/>
+      </w:pPr>
+      <w:rPr>
+        <w:rFonts w:ascii="Symbol" w:hAnsi="Symbol" w:hint="default"/>
+      </w:rPr>
+    </w:lvl>
+    <w:lvl w:ilvl="4" w:tplc="04090003" w:tentative="1">
+      <w:start w:val="1"/>
+      <w:numFmt w:val="bullet"/>
+      <w:lvlText w:val="o"/>
+      <w:lvlJc w:val="left"/>
+      <w:pPr>
+        <w:ind w:left="3600" w:hanging="360"/>
+      </w:pPr>
+      <w:rPr>
+        <w:rFonts w:ascii="Courier New" w:hAnsi="Courier New" w:cs="Courier New" w:hint="default"/>
+      </w:rPr>
+    </w:lvl>
+    <w:lvl w:ilvl="5" w:tplc="04090005" w:tentative="1">
+      <w:start w:val="1"/>
+      <w:numFmt w:val="bullet"/>
+      <w:lvlText w:val=""/>
+      <w:lvlJc w:val="left"/>
+      <w:pPr>
+        <w:ind w:left="4320" w:hanging="360"/>
+      </w:pPr>
+      <w:rPr>
+        <w:rFonts w:ascii="Wingdings" w:hAnsi="Wingdings" w:hint="default"/>
+      </w:rPr>
+    </w:lvl>
+    <w:lvl w:ilvl="6" w:tplc="04090001" w:tentative="1">
+      <w:start w:val="1"/>
+      <w:numFmt w:val="bullet"/>
+      <w:lvlText w:val=""/>
+      <w:lvlJc w:val="left"/>
+      <w:pPr>
+        <w:ind w:left="5040" w:hanging="360"/>
+      </w:pPr>
+      <w:rPr>
+        <w:rFonts w:ascii="Symbol" w:hAnsi="Symbol" w:hint="default"/>
+      </w:rPr>
+    </w:lvl>
+    <w:lvl w:ilvl="7" w:tplc="04090003" w:tentative="1">
+      <w:start w:val="1"/>
+      <w:numFmt w:val="bullet"/>
+      <w:lvlText w:val="o"/>
+      <w:lvlJc w:val="left"/>
+      <w:pPr>
+        <w:ind w:left="5760" w:hanging="360"/>
+      </w:pPr>
+      <w:rPr>
+        <w:rFonts w:ascii="Courier New" w:hAnsi="Courier New" w:cs="Courier New" w:hint="default"/>
+      </w:rPr>
+    </w:lvl>
+    <w:lvl w:ilvl="8" w:tplc="04090005" w:tentative="1">
+      <w:start w:val="1"/>
+      <w:numFmt w:val="bullet"/>
+      <w:lvlText w:val=""/>
+      <w:lvlJc w:val="left"/>
+      <w:pPr>
+        <w:ind w:left="6480" w:hanging="360"/>
+      </w:pPr>
+      <w:rPr>
+        <w:rFonts w:ascii="Wingdings" w:hAnsi="Wingdings" w:hint="default"/>
+      </w:rPr>
+    </w:lvl>
+  </w:abstractNum>
+  <w:abstractNum w:abstractNumId="15" w15:restartNumberingAfterBreak="0">
     <w:nsid w:val="7A3E757D"/>
     <w:multiLevelType w:val="multilevel"/>
     <w:tmpl w:val="0D82AA54"/>
@@ -6536,7 +9329,7 @@
         <w:ind w:left="720" w:hanging="360"/>
       </w:pPr>
       <w:rPr>
-        <w:rFonts w:hint="default" w:ascii="Symbol" w:hAnsi="Symbol"/>
+        <w:rFonts w:ascii="Symbol" w:hAnsi="Symbol" w:hint="default"/>
         <w:sz w:val="20"/>
       </w:rPr>
     </w:lvl>
@@ -6552,7 +9345,7 @@
         <w:ind w:left="1440" w:hanging="360"/>
       </w:pPr>
       <w:rPr>
-        <w:rFonts w:hint="default" w:ascii="Symbol" w:hAnsi="Symbol"/>
+        <w:rFonts w:ascii="Symbol" w:hAnsi="Symbol" w:hint="default"/>
         <w:sz w:val="20"/>
       </w:rPr>
     </w:lvl>
@@ -6568,7 +9361,7 @@
         <w:ind w:left="2160" w:hanging="360"/>
       </w:pPr>
       <w:rPr>
-        <w:rFonts w:hint="default" w:ascii="Symbol" w:hAnsi="Symbol"/>
+        <w:rFonts w:ascii="Symbol" w:hAnsi="Symbol" w:hint="default"/>
         <w:sz w:val="20"/>
       </w:rPr>
     </w:lvl>
@@ -6584,7 +9377,7 @@
         <w:ind w:left="2880" w:hanging="360"/>
       </w:pPr>
       <w:rPr>
-        <w:rFonts w:hint="default" w:ascii="Symbol" w:hAnsi="Symbol"/>
+        <w:rFonts w:ascii="Symbol" w:hAnsi="Symbol" w:hint="default"/>
         <w:sz w:val="20"/>
       </w:rPr>
     </w:lvl>
@@ -6600,7 +9393,7 @@
         <w:ind w:left="3600" w:hanging="360"/>
       </w:pPr>
       <w:rPr>
-        <w:rFonts w:hint="default" w:ascii="Symbol" w:hAnsi="Symbol"/>
+        <w:rFonts w:ascii="Symbol" w:hAnsi="Symbol" w:hint="default"/>
         <w:sz w:val="20"/>
       </w:rPr>
     </w:lvl>
@@ -6616,7 +9409,7 @@
         <w:ind w:left="4320" w:hanging="360"/>
       </w:pPr>
       <w:rPr>
-        <w:rFonts w:hint="default" w:ascii="Symbol" w:hAnsi="Symbol"/>
+        <w:rFonts w:ascii="Symbol" w:hAnsi="Symbol" w:hint="default"/>
         <w:sz w:val="20"/>
       </w:rPr>
     </w:lvl>
@@ -6632,7 +9425,7 @@
         <w:ind w:left="5040" w:hanging="360"/>
       </w:pPr>
       <w:rPr>
-        <w:rFonts w:hint="default" w:ascii="Symbol" w:hAnsi="Symbol"/>
+        <w:rFonts w:ascii="Symbol" w:hAnsi="Symbol" w:hint="default"/>
         <w:sz w:val="20"/>
       </w:rPr>
     </w:lvl>
@@ -6648,7 +9441,7 @@
         <w:ind w:left="5760" w:hanging="360"/>
       </w:pPr>
       <w:rPr>
-        <w:rFonts w:hint="default" w:ascii="Symbol" w:hAnsi="Symbol"/>
+        <w:rFonts w:ascii="Symbol" w:hAnsi="Symbol" w:hint="default"/>
         <w:sz w:val="20"/>
       </w:rPr>
     </w:lvl>
@@ -6664,55 +9457,64 @@
         <w:ind w:left="6480" w:hanging="360"/>
       </w:pPr>
       <w:rPr>
-        <w:rFonts w:hint="default" w:ascii="Symbol" w:hAnsi="Symbol"/>
+        <w:rFonts w:ascii="Symbol" w:hAnsi="Symbol" w:hint="default"/>
         <w:sz w:val="20"/>
       </w:rPr>
     </w:lvl>
   </w:abstractNum>
-  <w:num w:numId="1" w16cid:durableId="2007055876">
+  <w:num w:numId="1" w16cid:durableId="1857695760">
+    <w:abstractNumId w:val="10"/>
+  </w:num>
+  <w:num w:numId="2" w16cid:durableId="2007055876">
+    <w:abstractNumId w:val="11"/>
+  </w:num>
+  <w:num w:numId="3" w16cid:durableId="1695764955">
     <w:abstractNumId w:val="9"/>
   </w:num>
-  <w:num w:numId="2" w16cid:durableId="1695764955">
+  <w:num w:numId="4" w16cid:durableId="754862650">
+    <w:abstractNumId w:val="1"/>
+  </w:num>
+  <w:num w:numId="5" w16cid:durableId="171184208">
+    <w:abstractNumId w:val="6"/>
+  </w:num>
+  <w:num w:numId="6" w16cid:durableId="1870799083">
+    <w:abstractNumId w:val="15"/>
+  </w:num>
+  <w:num w:numId="7" w16cid:durableId="662129361">
+    <w:abstractNumId w:val="0"/>
+  </w:num>
+  <w:num w:numId="8" w16cid:durableId="1882326359">
+    <w:abstractNumId w:val="13"/>
+  </w:num>
+  <w:num w:numId="9" w16cid:durableId="1959405447">
+    <w:abstractNumId w:val="2"/>
+  </w:num>
+  <w:num w:numId="10" w16cid:durableId="472066191">
+    <w:abstractNumId w:val="5"/>
+  </w:num>
+  <w:num w:numId="11" w16cid:durableId="745881372">
     <w:abstractNumId w:val="8"/>
   </w:num>
-  <w:num w:numId="3" w16cid:durableId="754862650">
-    <w:abstractNumId w:val="1"/>
-  </w:num>
-  <w:num w:numId="4" w16cid:durableId="171184208">
-    <w:abstractNumId w:val="6"/>
-  </w:num>
-  <w:num w:numId="5" w16cid:durableId="1870799083">
+  <w:num w:numId="12" w16cid:durableId="1684822851">
     <w:abstractNumId w:val="12"/>
   </w:num>
-  <w:num w:numId="6" w16cid:durableId="662129361">
-    <w:abstractNumId w:val="0"/>
+  <w:num w:numId="13" w16cid:durableId="159276195">
+    <w:abstractNumId w:val="3"/>
   </w:num>
-  <w:num w:numId="7" w16cid:durableId="1882326359">
-    <w:abstractNumId w:val="11"/>
+  <w:num w:numId="14" w16cid:durableId="1679497698">
+    <w:abstractNumId w:val="4"/>
   </w:num>
-  <w:num w:numId="8" w16cid:durableId="1959405447">
-    <w:abstractNumId w:val="2"/>
-  </w:num>
-  <w:num w:numId="9" w16cid:durableId="472066191">
-    <w:abstractNumId w:val="5"/>
-  </w:num>
-  <w:num w:numId="10" w16cid:durableId="745881372">
+  <w:num w:numId="15" w16cid:durableId="1685401187">
     <w:abstractNumId w:val="7"/>
   </w:num>
-  <w:num w:numId="11" w16cid:durableId="1684822851">
-    <w:abstractNumId w:val="10"/>
-  </w:num>
-  <w:num w:numId="12" w16cid:durableId="159276195">
-    <w:abstractNumId w:val="3"/>
-  </w:num>
-  <w:num w:numId="13" w16cid:durableId="1679497698">
-    <w:abstractNumId w:val="4"/>
+  <w:num w:numId="16" w16cid:durableId="1751123540">
+    <w:abstractNumId w:val="14"/>
   </w:num>
 </w:numbering>
 </file>
 
 <file path=word/people.xml><?xml version="1.0" encoding="utf-8"?>
-<w15:people xmlns:mc="http://schemas.openxmlformats.org/markup-compatibility/2006" xmlns:w15="http://schemas.microsoft.com/office/word/2012/wordml" mc:Ignorable="w15">
+<w15:people xmlns:wpc="http://schemas.microsoft.com/office/word/2010/wordprocessingCanvas" xmlns:cx="http://schemas.microsoft.com/office/drawing/2014/chartex" xmlns:cx1="http://schemas.microsoft.com/office/drawing/2015/9/8/chartex" xmlns:cx2="http://schemas.microsoft.com/office/drawing/2015/10/21/chartex" xmlns:cx3="http://schemas.microsoft.com/office/drawing/2016/5/9/chartex" xmlns:cx4="http://schemas.microsoft.com/office/drawing/2016/5/10/chartex" xmlns:cx5="http://schemas.microsoft.com/office/drawing/2016/5/11/chartex" xmlns:cx6="http://schemas.microsoft.com/office/drawing/2016/5/12/chartex" xmlns:cx7="http://schemas.microsoft.com/office/drawing/2016/5/13/chartex" xmlns:cx8="http://schemas.microsoft.com/office/drawing/2016/5/14/chartex" xmlns:mc="http://schemas.openxmlformats.org/markup-compatibility/2006" xmlns:aink="http://schemas.microsoft.com/office/drawing/2016/ink" xmlns:am3d="http://schemas.microsoft.com/office/drawing/2017/model3d" xmlns:o="urn:schemas-microsoft-com:office:office" xmlns:oel="http://schemas.microsoft.com/office/2019/extlst" xmlns:r="http://schemas.openxmlformats.org/officeDocument/2006/relationships" xmlns:m="http://schemas.openxmlformats.org/officeDocument/2006/math" xmlns:v="urn:schemas-microsoft-com:vml" xmlns:wp14="http://schemas.microsoft.com/office/word/2010/wordprocessingDrawing" xmlns:wp="http://schemas.openxmlformats.org/drawingml/2006/wordprocessingDrawing" xmlns:w10="urn:schemas-microsoft-com:office:word" xmlns:w="http://schemas.openxmlformats.org/wordprocessingml/2006/main" xmlns:w14="http://schemas.microsoft.com/office/word/2010/wordml" xmlns:w15="http://schemas.microsoft.com/office/word/2012/wordml" xmlns:w16cei="http://schemas.microsoft.com/office/word/2026/wordml/cei" xmlns:w16cex="http://schemas.microsoft.com/office/word/2018/wordml/cex" xmlns:w16cid="http://schemas.microsoft.com/office/word/2016/wordml/cid" xmlns:w16="http://schemas.microsoft.com/office/word/2018/wordml" xmlns:w16du="http://schemas.microsoft.com/office/word/2023/wordml/word16du" xmlns:w16sdtdh="http://schemas.microsoft.com/office/word/2020/wordml/sdtdatahash" xmlns:w16sdtfl="http://schemas.microsoft.com/office/word/2024/wordml/sdtformatlock" xmlns:w16se="http://schemas.microsoft.com/office/word/2015/wordml/symex" xmlns:wpg="http://schemas.microsoft.com/office/word/2010/wordprocessingGroup" xmlns:wpi="http://schemas.microsoft.com/office/word/2010/wordprocessingInk" xmlns:wne="http://schemas.microsoft.com/office/word/2006/wordml" xmlns:wps="http://schemas.microsoft.com/office/word/2010/wordprocessingShape" mc:Ignorable="w14 w15 w16se w16cid w16 w16cex w16sdtdh w16sdtfl w16du wp14">
   <w15:person w15:author="Daniela Avayu Zaliasnik">
     <w15:presenceInfo w15:providerId="AD" w15:userId="S::davayuzaliasnik@worldbank.org::9c27548f-6c4b-4161-bdb9-08ba1fd3ef5b"/>
   </w15:person>
@@ -6724,7 +9526,7 @@
   <w:docDefaults>
     <w:rPrDefault>
       <w:rPr>
-        <w:rFonts w:asciiTheme="minorHAnsi" w:hAnsiTheme="minorHAnsi" w:eastAsiaTheme="minorHAnsi" w:cstheme="minorBidi"/>
+        <w:rFonts w:asciiTheme="minorHAnsi" w:eastAsiaTheme="minorHAnsi" w:hAnsiTheme="minorHAnsi" w:cstheme="minorBidi"/>
         <w:kern w:val="2"/>
         <w:sz w:val="24"/>
         <w:szCs w:val="24"/>
@@ -6741,14 +9543,14 @@
   <w:latentStyles w:defLockedState="0" w:defUIPriority="99" w:defSemiHidden="0" w:defUnhideWhenUsed="0" w:defQFormat="0" w:count="376">
     <w:lsdException w:name="Normal" w:uiPriority="0" w:qFormat="1"/>
     <w:lsdException w:name="heading 1" w:uiPriority="9" w:qFormat="1"/>
-    <w:lsdException w:name="heading 2" w:uiPriority="9" w:semiHidden="1" w:unhideWhenUsed="1" w:qFormat="1"/>
-    <w:lsdException w:name="heading 3" w:uiPriority="9" w:semiHidden="1" w:unhideWhenUsed="1" w:qFormat="1"/>
-    <w:lsdException w:name="heading 4" w:uiPriority="9" w:semiHidden="1" w:unhideWhenUsed="1" w:qFormat="1"/>
-    <w:lsdException w:name="heading 5" w:uiPriority="9" w:semiHidden="1" w:unhideWhenUsed="1" w:qFormat="1"/>
-    <w:lsdException w:name="heading 6" w:uiPriority="9" w:semiHidden="1" w:unhideWhenUsed="1" w:qFormat="1"/>
-    <w:lsdException w:name="heading 7" w:uiPriority="9" w:semiHidden="1" w:unhideWhenUsed="1" w:qFormat="1"/>
-    <w:lsdException w:name="heading 8" w:uiPriority="9" w:semiHidden="1" w:unhideWhenUsed="1" w:qFormat="1"/>
-    <w:lsdException w:name="heading 9" w:uiPriority="9" w:semiHidden="1" w:unhideWhenUsed="1" w:qFormat="1"/>
+    <w:lsdException w:name="heading 2" w:semiHidden="1" w:uiPriority="9" w:unhideWhenUsed="1" w:qFormat="1"/>
+    <w:lsdException w:name="heading 3" w:semiHidden="1" w:uiPriority="9" w:unhideWhenUsed="1" w:qFormat="1"/>
+    <w:lsdException w:name="heading 4" w:semiHidden="1" w:uiPriority="9" w:unhideWhenUsed="1" w:qFormat="1"/>
+    <w:lsdException w:name="heading 5" w:semiHidden="1" w:uiPriority="9" w:unhideWhenUsed="1" w:qFormat="1"/>
+    <w:lsdException w:name="heading 6" w:semiHidden="1" w:uiPriority="9" w:unhideWhenUsed="1" w:qFormat="1"/>
+    <w:lsdException w:name="heading 7" w:semiHidden="1" w:uiPriority="9" w:unhideWhenUsed="1" w:qFormat="1"/>
+    <w:lsdException w:name="heading 8" w:semiHidden="1" w:uiPriority="9" w:unhideWhenUsed="1" w:qFormat="1"/>
+    <w:lsdException w:name="heading 9" w:semiHidden="1" w:uiPriority="9" w:unhideWhenUsed="1" w:qFormat="1"/>
     <w:lsdException w:name="index 1" w:semiHidden="1" w:unhideWhenUsed="1"/>
     <w:lsdException w:name="index 2" w:semiHidden="1" w:unhideWhenUsed="1"/>
     <w:lsdException w:name="index 3" w:semiHidden="1" w:unhideWhenUsed="1"/>
@@ -6758,22 +9560,22 @@
     <w:lsdException w:name="index 7" w:semiHidden="1" w:unhideWhenUsed="1"/>
     <w:lsdException w:name="index 8" w:semiHidden="1" w:unhideWhenUsed="1"/>
     <w:lsdException w:name="index 9" w:semiHidden="1" w:unhideWhenUsed="1"/>
-    <w:lsdException w:name="toc 1" w:uiPriority="39" w:semiHidden="1" w:unhideWhenUsed="1"/>
-    <w:lsdException w:name="toc 2" w:uiPriority="39" w:semiHidden="1" w:unhideWhenUsed="1"/>
-    <w:lsdException w:name="toc 3" w:uiPriority="39" w:semiHidden="1" w:unhideWhenUsed="1"/>
-    <w:lsdException w:name="toc 4" w:uiPriority="39" w:semiHidden="1" w:unhideWhenUsed="1"/>
-    <w:lsdException w:name="toc 5" w:uiPriority="39" w:semiHidden="1" w:unhideWhenUsed="1"/>
-    <w:lsdException w:name="toc 6" w:uiPriority="39" w:semiHidden="1" w:unhideWhenUsed="1"/>
-    <w:lsdException w:name="toc 7" w:uiPriority="39" w:semiHidden="1" w:unhideWhenUsed="1"/>
-    <w:lsdException w:name="toc 8" w:uiPriority="39" w:semiHidden="1" w:unhideWhenUsed="1"/>
-    <w:lsdException w:name="toc 9" w:uiPriority="39" w:semiHidden="1" w:unhideWhenUsed="1"/>
+    <w:lsdException w:name="toc 1" w:semiHidden="1" w:uiPriority="39" w:unhideWhenUsed="1"/>
+    <w:lsdException w:name="toc 2" w:semiHidden="1" w:uiPriority="39" w:unhideWhenUsed="1"/>
+    <w:lsdException w:name="toc 3" w:semiHidden="1" w:uiPriority="39" w:unhideWhenUsed="1"/>
+    <w:lsdException w:name="toc 4" w:semiHidden="1" w:uiPriority="39" w:unhideWhenUsed="1"/>
+    <w:lsdException w:name="toc 5" w:semiHidden="1" w:uiPriority="39" w:unhideWhenUsed="1"/>
+    <w:lsdException w:name="toc 6" w:semiHidden="1" w:uiPriority="39" w:unhideWhenUsed="1"/>
+    <w:lsdException w:name="toc 7" w:semiHidden="1" w:uiPriority="39" w:unhideWhenUsed="1"/>
+    <w:lsdException w:name="toc 8" w:semiHidden="1" w:uiPriority="39" w:unhideWhenUsed="1"/>
+    <w:lsdException w:name="toc 9" w:semiHidden="1" w:uiPriority="39" w:unhideWhenUsed="1"/>
     <w:lsdException w:name="Normal Indent" w:semiHidden="1" w:unhideWhenUsed="1"/>
     <w:lsdException w:name="footnote text" w:semiHidden="1" w:unhideWhenUsed="1"/>
     <w:lsdException w:name="annotation text" w:semiHidden="1" w:unhideWhenUsed="1"/>
     <w:lsdException w:name="header" w:semiHidden="1" w:unhideWhenUsed="1"/>
     <w:lsdException w:name="footer" w:semiHidden="1" w:unhideWhenUsed="1"/>
     <w:lsdException w:name="index heading" w:semiHidden="1" w:unhideWhenUsed="1"/>
-    <w:lsdException w:name="caption" w:uiPriority="35" w:semiHidden="1" w:unhideWhenUsed="1" w:qFormat="1"/>
+    <w:lsdException w:name="caption" w:semiHidden="1" w:uiPriority="35" w:unhideWhenUsed="1" w:qFormat="1"/>
     <w:lsdException w:name="table of figures" w:semiHidden="1" w:unhideWhenUsed="1"/>
     <w:lsdException w:name="envelope address" w:semiHidden="1" w:unhideWhenUsed="1"/>
     <w:lsdException w:name="envelope return" w:semiHidden="1" w:unhideWhenUsed="1"/>
@@ -6804,7 +9606,7 @@
     <w:lsdException w:name="Title" w:uiPriority="10" w:qFormat="1"/>
     <w:lsdException w:name="Closing" w:semiHidden="1" w:unhideWhenUsed="1"/>
     <w:lsdException w:name="Signature" w:semiHidden="1" w:unhideWhenUsed="1"/>
-    <w:lsdException w:name="Default Paragraph Font" w:uiPriority="1" w:semiHidden="1" w:unhideWhenUsed="1"/>
+    <w:lsdException w:name="Default Paragraph Font" w:semiHidden="1" w:uiPriority="1" w:unhideWhenUsed="1"/>
     <w:lsdException w:name="Body Text" w:semiHidden="1" w:unhideWhenUsed="1"/>
     <w:lsdException w:name="Body Text Indent" w:semiHidden="1" w:unhideWhenUsed="1"/>
     <w:lsdException w:name="List Continue" w:semiHidden="1" w:unhideWhenUsed="1"/>
@@ -7004,8 +9806,8 @@
     <w:lsdException w:name="Subtle Reference" w:uiPriority="31" w:qFormat="1"/>
     <w:lsdException w:name="Intense Reference" w:uiPriority="32" w:qFormat="1"/>
     <w:lsdException w:name="Book Title" w:uiPriority="33" w:qFormat="1"/>
-    <w:lsdException w:name="Bibliography" w:uiPriority="37" w:semiHidden="1" w:unhideWhenUsed="1"/>
-    <w:lsdException w:name="TOC Heading" w:uiPriority="39" w:semiHidden="1" w:unhideWhenUsed="1" w:qFormat="1"/>
+    <w:lsdException w:name="Bibliography" w:semiHidden="1" w:uiPriority="37" w:unhideWhenUsed="1"/>
+    <w:lsdException w:name="TOC Heading" w:semiHidden="1" w:uiPriority="39" w:unhideWhenUsed="1" w:qFormat="1"/>
     <w:lsdException w:name="Plain Table 1" w:uiPriority="41"/>
     <w:lsdException w:name="Plain Table 2" w:uiPriority="42"/>
     <w:lsdException w:name="Plain Table 3" w:uiPriority="43"/>
@@ -7116,7 +9918,7 @@
     <w:lsdException w:name="Unresolved Mention" w:semiHidden="1" w:unhideWhenUsed="1"/>
     <w:lsdException w:name="Smart Link" w:semiHidden="1" w:unhideWhenUsed="1"/>
   </w:latentStyles>
-  <w:style w:type="paragraph" w:styleId="Normal" w:default="1">
+  <w:style w:type="paragraph" w:default="1" w:styleId="Normal">
     <w:name w:val="Normal"/>
     <w:qFormat/>
   </w:style>
@@ -7135,7 +9937,7 @@
       <w:outlineLvl w:val="0"/>
     </w:pPr>
     <w:rPr>
-      <w:rFonts w:asciiTheme="majorHAnsi" w:hAnsiTheme="majorHAnsi" w:eastAsiaTheme="majorEastAsia" w:cstheme="majorBidi"/>
+      <w:rFonts w:asciiTheme="majorHAnsi" w:eastAsiaTheme="majorEastAsia" w:hAnsiTheme="majorHAnsi" w:cstheme="majorBidi"/>
       <w:color w:val="0F4761" w:themeColor="accent1" w:themeShade="BF"/>
       <w:sz w:val="40"/>
       <w:szCs w:val="40"/>
@@ -7158,7 +9960,7 @@
       <w:outlineLvl w:val="1"/>
     </w:pPr>
     <w:rPr>
-      <w:rFonts w:asciiTheme="majorHAnsi" w:hAnsiTheme="majorHAnsi" w:eastAsiaTheme="majorEastAsia" w:cstheme="majorBidi"/>
+      <w:rFonts w:asciiTheme="majorHAnsi" w:eastAsiaTheme="majorEastAsia" w:hAnsiTheme="majorHAnsi" w:cstheme="majorBidi"/>
       <w:color w:val="0F4761" w:themeColor="accent1" w:themeShade="BF"/>
       <w:sz w:val="32"/>
       <w:szCs w:val="32"/>
@@ -7319,12 +10121,12 @@
       <w:color w:val="272727" w:themeColor="text1" w:themeTint="D8"/>
     </w:rPr>
   </w:style>
-  <w:style w:type="character" w:styleId="DefaultParagraphFont" w:default="1">
+  <w:style w:type="character" w:default="1" w:styleId="DefaultParagraphFont">
     <w:name w:val="Default Paragraph Font"/>
     <w:uiPriority w:val="1"/>
     <w:unhideWhenUsed/>
   </w:style>
-  <w:style w:type="table" w:styleId="TableNormal" w:default="1">
+  <w:style w:type="table" w:default="1" w:styleId="TableNormal">
     <w:name w:val="Normal Table"/>
     <w:uiPriority w:val="99"/>
     <w:semiHidden/>
@@ -7339,26 +10141,26 @@
       </w:tblCellMar>
     </w:tblPr>
   </w:style>
-  <w:style w:type="numbering" w:styleId="NoList" w:default="1">
+  <w:style w:type="numbering" w:default="1" w:styleId="NoList">
     <w:name w:val="No List"/>
     <w:uiPriority w:val="99"/>
     <w:semiHidden/>
     <w:unhideWhenUsed/>
   </w:style>
-  <w:style w:type="character" w:styleId="Heading1Char" w:customStyle="1">
+  <w:style w:type="character" w:customStyle="1" w:styleId="Heading1Char">
     <w:name w:val="Heading 1 Char"/>
     <w:basedOn w:val="DefaultParagraphFont"/>
     <w:link w:val="Heading1"/>
     <w:uiPriority w:val="9"/>
     <w:rsid w:val="00F82D17"/>
     <w:rPr>
-      <w:rFonts w:asciiTheme="majorHAnsi" w:hAnsiTheme="majorHAnsi" w:eastAsiaTheme="majorEastAsia" w:cstheme="majorBidi"/>
+      <w:rFonts w:asciiTheme="majorHAnsi" w:eastAsiaTheme="majorEastAsia" w:hAnsiTheme="majorHAnsi" w:cstheme="majorBidi"/>
       <w:color w:val="0F4761" w:themeColor="accent1" w:themeShade="BF"/>
       <w:sz w:val="40"/>
       <w:szCs w:val="40"/>
     </w:rPr>
   </w:style>
-  <w:style w:type="character" w:styleId="Heading2Char" w:customStyle="1">
+  <w:style w:type="character" w:customStyle="1" w:styleId="Heading2Char">
     <w:name w:val="Heading 2 Char"/>
     <w:basedOn w:val="DefaultParagraphFont"/>
     <w:link w:val="Heading2"/>
@@ -7366,13 +10168,13 @@
     <w:semiHidden/>
     <w:rsid w:val="00F82D17"/>
     <w:rPr>
-      <w:rFonts w:asciiTheme="majorHAnsi" w:hAnsiTheme="majorHAnsi" w:eastAsiaTheme="majorEastAsia" w:cstheme="majorBidi"/>
+      <w:rFonts w:asciiTheme="majorHAnsi" w:eastAsiaTheme="majorEastAsia" w:hAnsiTheme="majorHAnsi" w:cstheme="majorBidi"/>
       <w:color w:val="0F4761" w:themeColor="accent1" w:themeShade="BF"/>
       <w:sz w:val="32"/>
       <w:szCs w:val="32"/>
     </w:rPr>
   </w:style>
-  <w:style w:type="character" w:styleId="Heading3Char" w:customStyle="1">
+  <w:style w:type="character" w:customStyle="1" w:styleId="Heading3Char">
     <w:name w:val="Heading 3 Char"/>
     <w:basedOn w:val="DefaultParagraphFont"/>
     <w:link w:val="Heading3"/>
@@ -7386,7 +10188,7 @@
       <w:szCs w:val="28"/>
     </w:rPr>
   </w:style>
-  <w:style w:type="character" w:styleId="Heading4Char" w:customStyle="1">
+  <w:style w:type="character" w:customStyle="1" w:styleId="Heading4Char">
     <w:name w:val="Heading 4 Char"/>
     <w:basedOn w:val="DefaultParagraphFont"/>
     <w:link w:val="Heading4"/>
@@ -7400,7 +10202,7 @@
       <w:color w:val="0F4761" w:themeColor="accent1" w:themeShade="BF"/>
     </w:rPr>
   </w:style>
-  <w:style w:type="character" w:styleId="Heading5Char" w:customStyle="1">
+  <w:style w:type="character" w:customStyle="1" w:styleId="Heading5Char">
     <w:name w:val="Heading 5 Char"/>
     <w:basedOn w:val="DefaultParagraphFont"/>
     <w:link w:val="Heading5"/>
@@ -7412,7 +10214,7 @@
       <w:color w:val="0F4761" w:themeColor="accent1" w:themeShade="BF"/>
     </w:rPr>
   </w:style>
-  <w:style w:type="character" w:styleId="Heading6Char" w:customStyle="1">
+  <w:style w:type="character" w:customStyle="1" w:styleId="Heading6Char">
     <w:name w:val="Heading 6 Char"/>
     <w:basedOn w:val="DefaultParagraphFont"/>
     <w:link w:val="Heading6"/>
@@ -7426,7 +10228,7 @@
       <w:color w:val="595959" w:themeColor="text1" w:themeTint="A6"/>
     </w:rPr>
   </w:style>
-  <w:style w:type="character" w:styleId="Heading7Char" w:customStyle="1">
+  <w:style w:type="character" w:customStyle="1" w:styleId="Heading7Char">
     <w:name w:val="Heading 7 Char"/>
     <w:basedOn w:val="DefaultParagraphFont"/>
     <w:link w:val="Heading7"/>
@@ -7438,7 +10240,7 @@
       <w:color w:val="595959" w:themeColor="text1" w:themeTint="A6"/>
     </w:rPr>
   </w:style>
-  <w:style w:type="character" w:styleId="Heading8Char" w:customStyle="1">
+  <w:style w:type="character" w:customStyle="1" w:styleId="Heading8Char">
     <w:name w:val="Heading 8 Char"/>
     <w:basedOn w:val="DefaultParagraphFont"/>
     <w:link w:val="Heading8"/>
@@ -7452,7 +10254,7 @@
       <w:color w:val="272727" w:themeColor="text1" w:themeTint="D8"/>
     </w:rPr>
   </w:style>
-  <w:style w:type="character" w:styleId="Heading9Char" w:customStyle="1">
+  <w:style w:type="character" w:customStyle="1" w:styleId="Heading9Char">
     <w:name w:val="Heading 9 Char"/>
     <w:basedOn w:val="DefaultParagraphFont"/>
     <w:link w:val="Heading9"/>
@@ -7477,21 +10279,21 @@
       <w:contextualSpacing/>
     </w:pPr>
     <w:rPr>
-      <w:rFonts w:asciiTheme="majorHAnsi" w:hAnsiTheme="majorHAnsi" w:eastAsiaTheme="majorEastAsia" w:cstheme="majorBidi"/>
+      <w:rFonts w:asciiTheme="majorHAnsi" w:eastAsiaTheme="majorEastAsia" w:hAnsiTheme="majorHAnsi" w:cstheme="majorBidi"/>
       <w:spacing w:val="-10"/>
       <w:kern w:val="28"/>
       <w:sz w:val="56"/>
       <w:szCs w:val="56"/>
     </w:rPr>
   </w:style>
-  <w:style w:type="character" w:styleId="TitleChar" w:customStyle="1">
+  <w:style w:type="character" w:customStyle="1" w:styleId="TitleChar">
     <w:name w:val="Title Char"/>
     <w:basedOn w:val="DefaultParagraphFont"/>
     <w:link w:val="Title"/>
     <w:uiPriority w:val="10"/>
     <w:rsid w:val="00F82D17"/>
     <w:rPr>
-      <w:rFonts w:asciiTheme="majorHAnsi" w:hAnsiTheme="majorHAnsi" w:eastAsiaTheme="majorEastAsia" w:cstheme="majorBidi"/>
+      <w:rFonts w:asciiTheme="majorHAnsi" w:eastAsiaTheme="majorEastAsia" w:hAnsiTheme="majorHAnsi" w:cstheme="majorBidi"/>
       <w:spacing w:val="-10"/>
       <w:kern w:val="28"/>
       <w:sz w:val="56"/>
@@ -7519,7 +10321,7 @@
       <w:szCs w:val="28"/>
     </w:rPr>
   </w:style>
-  <w:style w:type="character" w:styleId="SubtitleChar" w:customStyle="1">
+  <w:style w:type="character" w:customStyle="1" w:styleId="SubtitleChar">
     <w:name w:val="Subtitle Char"/>
     <w:basedOn w:val="DefaultParagraphFont"/>
     <w:link w:val="Subtitle"/>
@@ -7551,7 +10353,7 @@
       <w:color w:val="404040" w:themeColor="text1" w:themeTint="BF"/>
     </w:rPr>
   </w:style>
-  <w:style w:type="character" w:styleId="QuoteChar" w:customStyle="1">
+  <w:style w:type="character" w:customStyle="1" w:styleId="QuoteChar">
     <w:name w:val="Quote Char"/>
     <w:basedOn w:val="DefaultParagraphFont"/>
     <w:link w:val="Quote"/>
@@ -7596,8 +10398,8 @@
     <w:rsid w:val="00F82D17"/>
     <w:pPr>
       <w:pBdr>
-        <w:top w:val="single" w:color="0F4761" w:themeColor="accent1" w:themeShade="BF" w:sz="4" w:space="10"/>
-        <w:bottom w:val="single" w:color="0F4761" w:themeColor="accent1" w:themeShade="BF" w:sz="4" w:space="10"/>
+        <w:top w:val="single" w:sz="4" w:space="10" w:color="0F4761" w:themeColor="accent1" w:themeShade="BF"/>
+        <w:bottom w:val="single" w:sz="4" w:space="10" w:color="0F4761" w:themeColor="accent1" w:themeShade="BF"/>
       </w:pBdr>
       <w:spacing w:before="360" w:after="360"/>
       <w:ind w:left="864" w:right="864"/>
@@ -7609,7 +10411,7 @@
       <w:color w:val="0F4761" w:themeColor="accent1" w:themeShade="BF"/>
     </w:rPr>
   </w:style>
-  <w:style w:type="character" w:styleId="IntenseQuoteChar" w:customStyle="1">
+  <w:style w:type="character" w:customStyle="1" w:styleId="IntenseQuoteChar">
     <w:name w:val="Intense Quote Char"/>
     <w:basedOn w:val="DefaultParagraphFont"/>
     <w:link w:val="IntenseQuote"/>
@@ -7650,7 +10452,7 @@
       <w:spacing w:after="0" w:line="240" w:lineRule="auto"/>
     </w:pPr>
   </w:style>
-  <w:style w:type="character" w:styleId="FooterChar" w:customStyle="1">
+  <w:style w:type="character" w:customStyle="1" w:styleId="FooterChar">
     <w:name w:val="Footer Char"/>
     <w:basedOn w:val="DefaultParagraphFont"/>
     <w:link w:val="Footer"/>
@@ -7690,12 +10492,12 @@
     </w:pPr>
     <w:tblPr>
       <w:tblBorders>
-        <w:top w:val="single" w:color="auto" w:sz="4" w:space="0"/>
-        <w:left w:val="single" w:color="auto" w:sz="4" w:space="0"/>
-        <w:bottom w:val="single" w:color="auto" w:sz="4" w:space="0"/>
-        <w:right w:val="single" w:color="auto" w:sz="4" w:space="0"/>
-        <w:insideH w:val="single" w:color="auto" w:sz="4" w:space="0"/>
-        <w:insideV w:val="single" w:color="auto" w:sz="4" w:space="0"/>
+        <w:top w:val="single" w:sz="4" w:space="0" w:color="auto"/>
+        <w:left w:val="single" w:sz="4" w:space="0" w:color="auto"/>
+        <w:bottom w:val="single" w:sz="4" w:space="0" w:color="auto"/>
+        <w:right w:val="single" w:sz="4" w:space="0" w:color="auto"/>
+        <w:insideH w:val="single" w:sz="4" w:space="0" w:color="auto"/>
+        <w:insideV w:val="single" w:sz="4" w:space="0" w:color="auto"/>
       </w:tblBorders>
     </w:tblPr>
   </w:style>
@@ -7748,7 +10550,7 @@
       <w:szCs w:val="20"/>
     </w:rPr>
   </w:style>
-  <w:style w:type="character" w:styleId="CommentTextChar" w:customStyle="1">
+  <w:style w:type="character" w:customStyle="1" w:styleId="CommentTextChar">
     <w:name w:val="Comment Text Char"/>
     <w:basedOn w:val="DefaultParagraphFont"/>
     <w:link w:val="CommentText"/>
@@ -7773,7 +10575,7 @@
       <w:bCs/>
     </w:rPr>
   </w:style>
-  <w:style w:type="character" w:styleId="CommentSubjectChar" w:customStyle="1">
+  <w:style w:type="character" w:customStyle="1" w:styleId="CommentSubjectChar">
     <w:name w:val="Comment Subject Char"/>
     <w:basedOn w:val="CommentTextChar"/>
     <w:link w:val="CommentSubject"/>
@@ -7803,7 +10605,7 @@
       <w:spacing w:after="0" w:line="240" w:lineRule="auto"/>
     </w:pPr>
   </w:style>
-  <w:style w:type="character" w:styleId="HeaderChar" w:customStyle="1">
+  <w:style w:type="character" w:customStyle="1" w:styleId="HeaderChar">
     <w:name w:val="Header Char"/>
     <w:basedOn w:val="DefaultParagraphFont"/>
     <w:link w:val="Header"/>
@@ -7815,7 +10617,7 @@
 </file>
 
 <file path=word/theme/theme1.xml><?xml version="1.0" encoding="utf-8"?>
-<a:theme xmlns:a="http://schemas.openxmlformats.org/drawingml/2006/main" xmlns:thm15="http://schemas.microsoft.com/office/thememl/2012/main" name="Office Theme">
+<a:theme xmlns:a="http://schemas.openxmlformats.org/drawingml/2006/main" name="Office Theme">
   <a:themeElements>
     <a:clrScheme name="Office">
       <a:dk1>

--- a/lit_review/top_coding_updates.docx
+++ b/lit_review/top_coding_updates.docx
@@ -1529,13 +1529,13 @@
         <w:tblLook w:val="04A0" w:firstRow="1" w:lastRow="0" w:firstColumn="1" w:lastColumn="0" w:noHBand="0" w:noVBand="1"/>
       </w:tblPr>
       <w:tblGrid>
-        <w:gridCol w:w="959"/>
-        <w:gridCol w:w="984"/>
-        <w:gridCol w:w="1652"/>
-        <w:gridCol w:w="1260"/>
-        <w:gridCol w:w="1596"/>
-        <w:gridCol w:w="1605"/>
-        <w:gridCol w:w="1294"/>
+        <w:gridCol w:w="950"/>
+        <w:gridCol w:w="973"/>
+        <w:gridCol w:w="1612"/>
+        <w:gridCol w:w="1235"/>
+        <w:gridCol w:w="1566"/>
+        <w:gridCol w:w="1554"/>
+        <w:gridCol w:w="1460"/>
       </w:tblGrid>
       <w:tr>
         <w:trPr>
@@ -2220,10 +2220,10 @@
         <w:tblLook w:val="04A0" w:firstRow="1" w:lastRow="0" w:firstColumn="1" w:lastColumn="0" w:noHBand="0" w:noVBand="1"/>
       </w:tblPr>
       <w:tblGrid>
-        <w:gridCol w:w="1952"/>
-        <w:gridCol w:w="1441"/>
-        <w:gridCol w:w="3408"/>
-        <w:gridCol w:w="1994"/>
+        <w:gridCol w:w="2541"/>
+        <w:gridCol w:w="1436"/>
+        <w:gridCol w:w="3384"/>
+        <w:gridCol w:w="1989"/>
       </w:tblGrid>
       <w:tr>
         <w:trPr>
@@ -3324,16 +3324,6 @@
     </w:p>
     <w:p>
       <w:pPr>
-        <w:pBdr>
-          <w:bottom w:val="single" w:sz="6" w:space="1" w:color="auto"/>
-        </w:pBdr>
-        <w:rPr>
-          <w:rFonts w:ascii="Times New Roman" w:hAnsi="Times New Roman" w:cs="Times New Roman"/>
-        </w:rPr>
-      </w:pPr>
-    </w:p>
-    <w:p>
-      <w:pPr>
         <w:rPr>
           <w:rFonts w:ascii="Times New Roman" w:hAnsi="Times New Roman" w:cs="Times New Roman"/>
           <w:b/>
@@ -3348,6 +3338,7 @@
           <w:bCs/>
           <w:u w:val="single"/>
         </w:rPr>
+        <w:lastRenderedPageBreak/>
         <w:t>Literature Review</w:t>
       </w:r>
     </w:p>
@@ -3743,13 +3734,7 @@
             <w:rPr>
               <w:rFonts w:ascii="Cambria Math" w:hAnsi="Cambria Math" w:cs="Times New Roman"/>
             </w:rPr>
-            <m:t>⁡</m:t>
-          </m:r>
-          <m:r>
-            <w:rPr>
-              <w:rFonts w:ascii="Cambria Math" w:hAnsi="Cambria Math" w:cs="Times New Roman"/>
-            </w:rPr>
-            <m:t>(</m:t>
+            <m:t>⁡(</m:t>
           </m:r>
           <m:sSub>
             <m:sSubPr>
@@ -3780,19 +3765,7 @@
             <w:rPr>
               <w:rFonts w:ascii="Cambria Math" w:hAnsi="Cambria Math" w:cs="Times New Roman"/>
             </w:rPr>
-            <m:t>,</m:t>
-          </m:r>
-          <m:r>
-            <w:rPr>
-              <w:rFonts w:ascii="Cambria Math" w:hAnsi="Cambria Math" w:cs="Times New Roman"/>
-            </w:rPr>
-            <m:t>c</m:t>
-          </m:r>
-          <m:r>
-            <w:rPr>
-              <w:rFonts w:ascii="Cambria Math" w:hAnsi="Cambria Math" w:cs="Times New Roman"/>
-            </w:rPr>
-            <m:t>).</m:t>
+            <m:t>,c).</m:t>
           </m:r>
         </m:oMath>
       </m:oMathPara>
@@ -3845,7 +3818,6 @@
         <w:rPr>
           <w:rFonts w:ascii="Times New Roman" w:hAnsi="Times New Roman" w:cs="Times New Roman"/>
         </w:rPr>
-        <w:lastRenderedPageBreak/>
         <w:t xml:space="preserve">For the present analysis, the LIS rule is used as a transparent baseline sensitivity treatment. The implementation uses weighted quartiles of log welfare and expresses welfare in 2021 PPP dollars per person per day. </w:t>
       </w:r>
     </w:p>
@@ -3863,6 +3835,7 @@
           <w:b/>
           <w:bCs/>
         </w:rPr>
+        <w:lastRenderedPageBreak/>
         <w:t>Current Population Survey</w:t>
       </w:r>
     </w:p>
@@ -3889,7 +3862,13 @@
         <w:rPr>
           <w:rFonts w:ascii="Times New Roman" w:hAnsi="Times New Roman" w:cs="Times New Roman"/>
         </w:rPr>
-        <w:t>The exact treatment depends on the CPS product, variable, and year. The Census Bureau documents a dynamic top-code for selected usual hourly earnings variables. Under this procedure, implemented monthly, the top 3 percent of reported hourly earnings are replaced by their weighted average rather than by a fixed cutoff value. These procedures are designed to protect confidentiality and should not be interpreted as a general empirical rule for deciding whether high-income observations are implausible.</w:t>
+        <w:t>The Current Population Survey (CPS) has historically applied disclosure-avoidance procedures to protect the confidentiality of respondents with high incomes, which has important implications for the measurement of inequality. Prior to 1996, income values above specified thresholds were subject to traditional topcoding, whereby all observations exceeding the threshold were assigned the same maximum value. From 1996 to 2010, the Census Bureau instead used replacement values, assigning topcoded observations values based on the average income of individuals within defined demographic groups. Beginning in 2011, the CPS adopted a rank-proximity swapping procedure, under which high-income observations are reordered and swapped with observations of similar rank rather than replaced by a common value. This approach is intended to preserve the distribution of high incomes while preventing the identification of individual respondents. Consequently, although the public-use CPS data provide greater information about the upper tail than under traditional topcoding, individual income values above the relevant thresholds should not necessarily be interpreted as the respondents' actual reported incomes (IPUMS CPS)</w:t>
+      </w:r>
+      <w:r>
+        <w:rPr>
+          <w:rFonts w:ascii="Times New Roman" w:hAnsi="Times New Roman" w:cs="Times New Roman"/>
+        </w:rPr>
+        <w:t>.</w:t>
       </w:r>
     </w:p>
     <w:p>
@@ -3987,6 +3966,7 @@
             <w:rPr>
               <w:rFonts w:ascii="Cambria Math" w:hAnsi="Cambria Math" w:cs="Times New Roman"/>
             </w:rPr>
+            <w:lastRenderedPageBreak/>
             <m:t>P(Y≥y∣Y≥u)=</m:t>
           </m:r>
           <m:sSup>
@@ -4104,7 +4084,6 @@
         <w:rPr>
           <w:rFonts w:ascii="Times New Roman" w:hAnsi="Times New Roman" w:cs="Times New Roman"/>
         </w:rPr>
-        <w:lastRenderedPageBreak/>
         <w:t>A Pareto model should not automatically be fitted to the entire welfare distribution. The bulk of the distribution and the upper tail may follow different statistical patterns. The choice of the tail threshold is therefore important, and results should be examined for sensitivity to alternative thresholds such as the 90th, 95th, or 99th percentile.</w:t>
       </w:r>
     </w:p>
@@ -4288,7 +4267,14 @@
         <w:rPr>
           <w:rFonts w:ascii="Times New Roman" w:hAnsi="Times New Roman" w:cs="Times New Roman"/>
         </w:rPr>
-        <w:t xml:space="preserve">The Distributional National Accounts framework therefore seeks, where appropriate data are available, to combine household survey information with tax records, national accounts, and other administrative or distributional sources. The purpose is to improve the representation of the full distribution, especially the upper tail. </w:t>
+        <w:t xml:space="preserve">The Distributional National Accounts framework therefore seeks, where appropriate data are available, to combine household survey information with tax records, national accounts, and </w:t>
+      </w:r>
+      <w:r>
+        <w:rPr>
+          <w:rFonts w:ascii="Times New Roman" w:hAnsi="Times New Roman" w:cs="Times New Roman"/>
+        </w:rPr>
+        <w:lastRenderedPageBreak/>
+        <w:t xml:space="preserve">other administrative or distributional sources. The purpose is to improve the representation of the full distribution, especially the upper tail. </w:t>
       </w:r>
       <w:r>
         <w:rPr>
@@ -4307,7 +4293,6 @@
         <w:rPr>
           <w:rFonts w:ascii="Times New Roman" w:hAnsi="Times New Roman" w:cs="Times New Roman"/>
         </w:rPr>
-        <w:lastRenderedPageBreak/>
         <w:t>The exact procedure is country-specific because the availability and quality of tax, survey, and national-accounts data differ across countries. The WID approach should therefore not be described as a single universal top-coding rule. Conceptually, it often moves in the opposite direction from top-coding: top-coding limits the influence of observed extreme values, whereas the WID approach may increase the estimated upper tail when survey data appear to omit or underrepresent the richest individuals.</w:t>
       </w:r>
     </w:p>
@@ -4477,20 +4462,47 @@
           <w:bCs/>
         </w:rPr>
       </w:pPr>
-      <w:r>
+    </w:p>
+    <w:p>
+      <w:pPr>
         <w:rPr>
           <w:rFonts w:ascii="Times New Roman" w:hAnsi="Times New Roman" w:cs="Times New Roman"/>
           <w:b/>
           <w:bCs/>
         </w:rPr>
-        <w:t>R</w:t>
-      </w:r>
-      <w:r>
+      </w:pPr>
+    </w:p>
+    <w:p>
+      <w:pPr>
         <w:rPr>
           <w:rFonts w:ascii="Times New Roman" w:hAnsi="Times New Roman" w:cs="Times New Roman"/>
           <w:b/>
           <w:bCs/>
         </w:rPr>
+      </w:pPr>
+    </w:p>
+    <w:p>
+      <w:pPr>
+        <w:rPr>
+          <w:rFonts w:ascii="Times New Roman" w:hAnsi="Times New Roman" w:cs="Times New Roman"/>
+          <w:b/>
+          <w:bCs/>
+        </w:rPr>
+      </w:pPr>
+      <w:r>
+        <w:rPr>
+          <w:rFonts w:ascii="Times New Roman" w:hAnsi="Times New Roman" w:cs="Times New Roman"/>
+          <w:b/>
+          <w:bCs/>
+        </w:rPr>
+        <w:t>R</w:t>
+      </w:r>
+      <w:r>
+        <w:rPr>
+          <w:rFonts w:ascii="Times New Roman" w:hAnsi="Times New Roman" w:cs="Times New Roman"/>
+          <w:b/>
+          <w:bCs/>
+        </w:rPr>
         <w:t>eferences</w:t>
       </w:r>
     </w:p>
@@ -4504,9 +4516,38 @@
         <w:rPr>
           <w:rFonts w:ascii="Times New Roman" w:hAnsi="Times New Roman" w:cs="Times New Roman"/>
         </w:rPr>
+        <w:lastRenderedPageBreak/>
+        <w:t xml:space="preserve">IPUMS CPS. (n.d.). </w:t>
+      </w:r>
+      <w:hyperlink r:id="rId13" w:history="1">
+        <w:r>
+          <w:rPr>
+            <w:rStyle w:val="Hyperlink"/>
+            <w:rFonts w:ascii="Times New Roman" w:hAnsi="Times New Roman" w:cs="Times New Roman"/>
+          </w:rPr>
+          <w:t>Income components: Topcodes, replacement values, and swap values</w:t>
+        </w:r>
+      </w:hyperlink>
+      <w:r>
+        <w:rPr>
+          <w:rFonts w:ascii="Times New Roman" w:hAnsi="Times New Roman" w:cs="Times New Roman"/>
+        </w:rPr>
+        <w:t xml:space="preserve">. </w:t>
+      </w:r>
+    </w:p>
+    <w:p>
+      <w:pPr>
+        <w:rPr>
+          <w:rFonts w:ascii="Times New Roman" w:hAnsi="Times New Roman" w:cs="Times New Roman"/>
+        </w:rPr>
+      </w:pPr>
+      <w:r>
+        <w:rPr>
+          <w:rFonts w:ascii="Times New Roman" w:hAnsi="Times New Roman" w:cs="Times New Roman"/>
+        </w:rPr>
         <w:t xml:space="preserve">Jenkins, S. P., Burkhauser, R. V., Feng, S., &amp; Larrimore, J. (2011). </w:t>
       </w:r>
-      <w:hyperlink r:id="rId13" w:history="1">
+      <w:hyperlink r:id="rId14" w:history="1">
         <w:r>
           <w:rPr>
             <w:rStyle w:val="Hyperlink"/>
@@ -4554,7 +4595,7 @@
         </w:rPr>
         <w:t>Neugschwender, J. (2020). </w:t>
       </w:r>
-      <w:hyperlink r:id="rId14" w:history="1">
+      <w:hyperlink r:id="rId15" w:history="1">
         <w:r>
           <w:rPr>
             <w:rStyle w:val="Hyperlink"/>
@@ -4584,7 +4625,7 @@
         </w:rPr>
         <w:t>U.S. Census Bureau. (2024). </w:t>
       </w:r>
-      <w:hyperlink r:id="rId15" w:history="1">
+      <w:hyperlink r:id="rId16" w:history="1">
         <w:r>
           <w:rPr>
             <w:rStyle w:val="Hyperlink"/>
@@ -4612,10 +4653,9 @@
         <w:rPr>
           <w:rFonts w:ascii="Times New Roman" w:hAnsi="Times New Roman" w:cs="Times New Roman"/>
         </w:rPr>
-        <w:lastRenderedPageBreak/>
         <w:t>Van Kerm, P. (2007). </w:t>
       </w:r>
-      <w:hyperlink r:id="rId16" w:history="1">
+      <w:hyperlink r:id="rId17" w:history="1">
         <w:r>
           <w:rPr>
             <w:rStyle w:val="Hyperlink"/>
@@ -4647,7 +4687,7 @@
         </w:rPr>
         <w:t>World Inequality Lab. (2025). </w:t>
       </w:r>
-      <w:hyperlink r:id="rId17">
+      <w:hyperlink r:id="rId18">
         <w:r>
           <w:rPr>
             <w:rStyle w:val="Hyperlink"/>
@@ -4827,6 +4867,7 @@
       <w:r>
         <w:rPr>
           <w:rFonts w:ascii="Times New Roman" w:hAnsi="Times New Roman" w:cs="Times New Roman"/>
+          <w:noProof/>
         </w:rPr>
         <w:drawing>
           <wp:inline distT="0" distB="0" distL="0" distR="0" wp14:anchorId="624FBDE4" wp14:editId="5B6E1228">
@@ -4844,7 +4885,7 @@
                     <pic:cNvPicPr/>
                   </pic:nvPicPr>
                   <pic:blipFill>
-                    <a:blip r:embed="rId18"/>
+                    <a:blip r:embed="rId19"/>
                     <a:stretch>
                       <a:fillRect/>
                     </a:stretch>
@@ -4955,6 +4996,7 @@
                 <w:b/>
                 <w:bCs/>
               </w:rPr>
+              <w:lastRenderedPageBreak/>
               <w:t>Survey</w:t>
             </w:r>
           </w:p>
@@ -6159,7 +6201,6 @@
               <w:rPr>
                 <w:rFonts w:ascii="Times New Roman" w:hAnsi="Times New Roman" w:cs="Times New Roman"/>
               </w:rPr>
-              <w:lastRenderedPageBreak/>
               <w:t>LFS</w:t>
             </w:r>
           </w:p>
@@ -6869,9 +6910,9 @@
       </w:pPr>
     </w:p>
     <w:sectPr>
-      <w:footerReference w:type="even" r:id="rId19"/>
-      <w:footerReference w:type="default" r:id="rId20"/>
-      <w:footerReference w:type="first" r:id="rId21"/>
+      <w:footerReference w:type="even" r:id="rId20"/>
+      <w:footerReference w:type="default" r:id="rId21"/>
+      <w:footerReference w:type="first" r:id="rId22"/>
       <w:pgSz w:w="12240" w:h="15840"/>
       <w:pgMar w:top="1440" w:right="1440" w:bottom="1440" w:left="1440" w:header="720" w:footer="720" w:gutter="0"/>
       <w:cols w:space="720"/>
@@ -7132,20 +7173,20 @@
             </wp:anchor>
           </w:drawing>
         </mc:Choice>
-        <mc:Fallback xmlns:a="http://schemas.openxmlformats.org/drawingml/2006/main" xmlns:aclsh="http://schemas.microsoft.com/office/drawing/2020/classificationShape">
+        <mc:Fallback>
           <w:pict>
-            <v:shapetype id="_x0000_t202" coordsize="21600,21600" o:spt="202" path="m,l,21600r21600,l21600,xe" w14:anchorId="7D365B45">
+            <v:shapetype w14:anchorId="7D365B45" id="_x0000_t202" coordsize="21600,21600" o:spt="202" path="m,l,21600r21600,l21600,xe">
               <v:stroke joinstyle="miter"/>
               <v:path gradientshapeok="t" o:connecttype="rect"/>
             </v:shapetype>
-            <v:shape id="Text Box 2" style="position:absolute;margin-left:40.95pt;margin-top:0;width:92.15pt;height:29.15pt;z-index:251658241;visibility:visible;mso-wrap-style:none;mso-wrap-distance-left:0;mso-wrap-distance-top:0;mso-wrap-distance-right:0;mso-wrap-distance-bottom:0;mso-position-horizontal:right;mso-position-horizontal-relative:page;mso-position-vertical:bottom;mso-position-vertical-relative:page;v-text-anchor:bottom" alt="Official Use Only" o:spid="_x0000_s1026" filled="f" stroked="f" type="#_x0000_t202" o:gfxdata="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">
+            <v:shape id="Text Box 2" o:spid="_x0000_s1026" type="#_x0000_t202" alt="Official Use Only" style="position:absolute;margin-left:40.95pt;margin-top:0;width:92.15pt;height:29.15pt;z-index:251658241;visibility:visible;mso-wrap-style:none;mso-wrap-distance-left:0;mso-wrap-distance-top:0;mso-wrap-distance-right:0;mso-wrap-distance-bottom:0;mso-position-horizontal:right;mso-position-horizontal-relative:page;mso-position-vertical:bottom;mso-position-vertical-relative:page;v-text-anchor:bottom" o:gfxdata="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" filled="f" stroked="f">
               <v:textbox style="mso-fit-shape-to-text:t" inset="0,0,20pt,15pt">
                 <w:txbxContent>
                   <w:p>
                     <w:pPr>
                       <w:spacing w:after="0"/>
                       <w:rPr>
-                        <w:rFonts w:ascii="Aptos" w:hAnsi="Aptos" w:eastAsia="Aptos" w:cs="Aptos"/>
+                        <w:rFonts w:ascii="Aptos" w:eastAsia="Aptos" w:hAnsi="Aptos" w:cs="Aptos"/>
                         <w:noProof/>
                         <w:color w:val="000000"/>
                         <w:sz w:val="20"/>
@@ -7154,7 +7195,7 @@
                     </w:pPr>
                     <w:r>
                       <w:rPr>
-                        <w:rFonts w:ascii="Aptos" w:hAnsi="Aptos" w:eastAsia="Aptos" w:cs="Aptos"/>
+                        <w:rFonts w:ascii="Aptos" w:eastAsia="Aptos" w:hAnsi="Aptos" w:cs="Aptos"/>
                         <w:noProof/>
                         <w:color w:val="000000"/>
                         <w:sz w:val="20"/>
@@ -7262,20 +7303,20 @@
             </wp:anchor>
           </w:drawing>
         </mc:Choice>
-        <mc:Fallback xmlns:a="http://schemas.openxmlformats.org/drawingml/2006/main" xmlns:aclsh="http://schemas.microsoft.com/office/drawing/2020/classificationShape">
+        <mc:Fallback>
           <w:pict>
-            <v:shapetype id="_x0000_t202" coordsize="21600,21600" o:spt="202" path="m,l,21600r21600,l21600,xe" w14:anchorId="5C9EAFF6">
+            <v:shapetype w14:anchorId="5C9EAFF6" id="_x0000_t202" coordsize="21600,21600" o:spt="202" path="m,l,21600r21600,l21600,xe">
               <v:stroke joinstyle="miter"/>
               <v:path gradientshapeok="t" o:connecttype="rect"/>
             </v:shapetype>
-            <v:shape id="Text Box 3" style="position:absolute;margin-left:40.95pt;margin-top:0;width:92.15pt;height:29.15pt;z-index:251658242;visibility:visible;mso-wrap-style:none;mso-wrap-distance-left:0;mso-wrap-distance-top:0;mso-wrap-distance-right:0;mso-wrap-distance-bottom:0;mso-position-horizontal:right;mso-position-horizontal-relative:page;mso-position-vertical:bottom;mso-position-vertical-relative:page;v-text-anchor:bottom" alt="Official Use Only" o:spid="_x0000_s1027" filled="f" stroked="f" type="#_x0000_t202" o:gfxdata="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">
+            <v:shape id="Text Box 3" o:spid="_x0000_s1027" type="#_x0000_t202" alt="Official Use Only" style="position:absolute;margin-left:40.95pt;margin-top:0;width:92.15pt;height:29.15pt;z-index:251658242;visibility:visible;mso-wrap-style:none;mso-wrap-distance-left:0;mso-wrap-distance-top:0;mso-wrap-distance-right:0;mso-wrap-distance-bottom:0;mso-position-horizontal:right;mso-position-horizontal-relative:page;mso-position-vertical:bottom;mso-position-vertical-relative:page;v-text-anchor:bottom" o:gfxdata="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" filled="f" stroked="f">
               <v:textbox style="mso-fit-shape-to-text:t" inset="0,0,20pt,15pt">
                 <w:txbxContent>
                   <w:p>
                     <w:pPr>
                       <w:spacing w:after="0"/>
                       <w:rPr>
-                        <w:rFonts w:ascii="Aptos" w:hAnsi="Aptos" w:eastAsia="Aptos" w:cs="Aptos"/>
+                        <w:rFonts w:ascii="Aptos" w:eastAsia="Aptos" w:hAnsi="Aptos" w:cs="Aptos"/>
                         <w:noProof/>
                         <w:color w:val="000000"/>
                         <w:sz w:val="20"/>
@@ -7284,7 +7325,7 @@
                     </w:pPr>
                     <w:r>
                       <w:rPr>
-                        <w:rFonts w:ascii="Aptos" w:hAnsi="Aptos" w:eastAsia="Aptos" w:cs="Aptos"/>
+                        <w:rFonts w:ascii="Aptos" w:eastAsia="Aptos" w:hAnsi="Aptos" w:cs="Aptos"/>
                         <w:noProof/>
                         <w:color w:val="000000"/>
                         <w:sz w:val="20"/>
@@ -7392,20 +7433,20 @@
             </wp:anchor>
           </w:drawing>
         </mc:Choice>
-        <mc:Fallback xmlns:a="http://schemas.openxmlformats.org/drawingml/2006/main" xmlns:aclsh="http://schemas.microsoft.com/office/drawing/2020/classificationShape">
+        <mc:Fallback>
           <w:pict>
-            <v:shapetype id="_x0000_t202" coordsize="21600,21600" o:spt="202" path="m,l,21600r21600,l21600,xe" w14:anchorId="51042B0C">
+            <v:shapetype w14:anchorId="51042B0C" id="_x0000_t202" coordsize="21600,21600" o:spt="202" path="m,l,21600r21600,l21600,xe">
               <v:stroke joinstyle="miter"/>
               <v:path gradientshapeok="t" o:connecttype="rect"/>
             </v:shapetype>
-            <v:shape id="Text Box 1" style="position:absolute;margin-left:40.95pt;margin-top:0;width:92.15pt;height:29.15pt;z-index:251658240;visibility:visible;mso-wrap-style:none;mso-wrap-distance-left:0;mso-wrap-distance-top:0;mso-wrap-distance-right:0;mso-wrap-distance-bottom:0;mso-position-horizontal:right;mso-position-horizontal-relative:page;mso-position-vertical:bottom;mso-position-vertical-relative:page;v-text-anchor:bottom" alt="Official Use Only" o:spid="_x0000_s1028" filled="f" stroked="f" type="#_x0000_t202" o:gfxdata="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">
+            <v:shape id="Text Box 1" o:spid="_x0000_s1028" type="#_x0000_t202" alt="Official Use Only" style="position:absolute;margin-left:40.95pt;margin-top:0;width:92.15pt;height:29.15pt;z-index:251658240;visibility:visible;mso-wrap-style:none;mso-wrap-distance-left:0;mso-wrap-distance-top:0;mso-wrap-distance-right:0;mso-wrap-distance-bottom:0;mso-position-horizontal:right;mso-position-horizontal-relative:page;mso-position-vertical:bottom;mso-position-vertical-relative:page;v-text-anchor:bottom" o:gfxdata="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" filled="f" stroked="f">
               <v:textbox style="mso-fit-shape-to-text:t" inset="0,0,20pt,15pt">
                 <w:txbxContent>
                   <w:p>
                     <w:pPr>
                       <w:spacing w:after="0"/>
                       <w:rPr>
-                        <w:rFonts w:ascii="Aptos" w:hAnsi="Aptos" w:eastAsia="Aptos" w:cs="Aptos"/>
+                        <w:rFonts w:ascii="Aptos" w:eastAsia="Aptos" w:hAnsi="Aptos" w:cs="Aptos"/>
                         <w:noProof/>
                         <w:color w:val="000000"/>
                         <w:sz w:val="20"/>
@@ -7414,7 +7455,7 @@
                     </w:pPr>
                     <w:r>
                       <w:rPr>
-                        <w:rFonts w:ascii="Aptos" w:hAnsi="Aptos" w:eastAsia="Aptos" w:cs="Aptos"/>
+                        <w:rFonts w:ascii="Aptos" w:eastAsia="Aptos" w:hAnsi="Aptos" w:cs="Aptos"/>
                         <w:noProof/>
                         <w:color w:val="000000"/>
                         <w:sz w:val="20"/>
@@ -10124,6 +10165,7 @@
   <w:style w:type="character" w:default="1" w:styleId="DefaultParagraphFont">
     <w:name w:val="Default Paragraph Font"/>
     <w:uiPriority w:val="1"/>
+    <w:semiHidden/>
     <w:unhideWhenUsed/>
   </w:style>
   <w:style w:type="table" w:default="1" w:styleId="TableNormal">
@@ -10594,7 +10636,6 @@
     <w:basedOn w:val="Normal"/>
     <w:link w:val="HeaderChar"/>
     <w:uiPriority w:val="99"/>
-    <w:semiHidden/>
     <w:unhideWhenUsed/>
     <w:rsid w:val="00674C49"/>
     <w:pPr>
@@ -10610,7 +10651,6 @@
     <w:basedOn w:val="DefaultParagraphFont"/>
     <w:link w:val="Header"/>
     <w:uiPriority w:val="99"/>
-    <w:semiHidden/>
     <w:rsid w:val="00674C49"/>
   </w:style>
 </w:styles>

--- a/lit_review/top_coding_updates.docx
+++ b/lit_review/top_coding_updates.docx
@@ -18311,7 +18311,13 @@
         <w:rPr>
           <w:rFonts w:ascii="Times New Roman" w:hAnsi="Times New Roman" w:cs="Times New Roman"/>
         </w:rPr>
-        <w:t xml:space="preserve">: </w:t>
+        <w:t>:</w:t>
+      </w:r>
+      <w:r>
+        <w:rPr>
+          <w:rFonts w:ascii="Times New Roman" w:hAnsi="Times New Roman" w:cs="Times New Roman"/>
+        </w:rPr>
+        <w:t xml:space="preserve"> </w:t>
       </w:r>
       <w:hyperlink r:id="rId21" w:history="1">
         <w:r>
@@ -18322,6 +18328,69 @@
           <w:t>https://openknowledge.worldbank.org/server/api/core/bitstreams/a8021d9e-bdcd-5371-b00c-589e10b5c0ec/content</w:t>
         </w:r>
       </w:hyperlink>
+    </w:p>
+    <w:p>
+      <w:pPr>
+        <w:tabs>
+          <w:tab w:val="left" w:pos="4142"/>
+        </w:tabs>
+        <w:rPr>
+          <w:rFonts w:ascii="Times New Roman" w:hAnsi="Times New Roman" w:cs="Times New Roman"/>
+        </w:rPr>
+      </w:pPr>
+      <w:r>
+        <w:rPr>
+          <w:rFonts w:ascii="Times New Roman" w:hAnsi="Times New Roman" w:cs="Times New Roman"/>
+        </w:rPr>
+        <w:tab/>
+      </w:r>
+      <w:r>
+        <w:rPr>
+          <w:rFonts w:ascii="Times New Roman" w:hAnsi="Times New Roman" w:cs="Times New Roman"/>
+        </w:rPr>
+        <w:drawing>
+          <wp:inline distT="0" distB="0" distL="0" distR="0" wp14:anchorId="0573F0AB" wp14:editId="77220CCB">
+            <wp:extent cx="5943600" cy="2756535"/>
+            <wp:effectExtent l="0" t="0" r="0" b="5715"/>
+            <wp:docPr id="2053667300" name="Picture 1"/>
+            <wp:cNvGraphicFramePr>
+              <a:graphicFrameLocks xmlns:a="http://schemas.openxmlformats.org/drawingml/2006/main" noChangeAspect="1"/>
+            </wp:cNvGraphicFramePr>
+            <a:graphic xmlns:a="http://schemas.openxmlformats.org/drawingml/2006/main">
+              <a:graphicData uri="http://schemas.openxmlformats.org/drawingml/2006/picture">
+                <pic:pic xmlns:pic="http://schemas.openxmlformats.org/drawingml/2006/picture">
+                  <pic:nvPicPr>
+                    <pic:cNvPr id="2053667300" name=""/>
+                    <pic:cNvPicPr/>
+                  </pic:nvPicPr>
+                  <pic:blipFill>
+                    <a:blip r:embed="rId22"/>
+                    <a:stretch>
+                      <a:fillRect/>
+                    </a:stretch>
+                  </pic:blipFill>
+                  <pic:spPr>
+                    <a:xfrm>
+                      <a:off x="0" y="0"/>
+                      <a:ext cx="5943600" cy="2756535"/>
+                    </a:xfrm>
+                    <a:prstGeom prst="rect">
+                      <a:avLst/>
+                    </a:prstGeom>
+                  </pic:spPr>
+                </pic:pic>
+              </a:graphicData>
+            </a:graphic>
+          </wp:inline>
+        </w:drawing>
+      </w:r>
+    </w:p>
+    <w:p>
+      <w:pPr>
+        <w:rPr>
+          <w:rFonts w:ascii="Times New Roman" w:hAnsi="Times New Roman" w:cs="Times New Roman"/>
+        </w:rPr>
+      </w:pPr>
     </w:p>
     <w:tbl>
       <w:tblPr>
@@ -18343,7 +18412,7 @@
       </w:tblPr>
       <w:tblGrid>
         <w:gridCol w:w="886"/>
-        <w:gridCol w:w="583"/>
+        <w:gridCol w:w="582"/>
         <w:gridCol w:w="910"/>
         <w:gridCol w:w="1148"/>
         <w:gridCol w:w="797"/>
@@ -18351,7 +18420,7 @@
         <w:gridCol w:w="1006"/>
         <w:gridCol w:w="827"/>
         <w:gridCol w:w="821"/>
-        <w:gridCol w:w="771"/>
+        <w:gridCol w:w="772"/>
         <w:gridCol w:w="761"/>
       </w:tblGrid>
       <w:tr>
@@ -18383,6 +18452,8 @@
                 <w:rFonts w:ascii="Times New Roman" w:hAnsi="Times New Roman" w:cs="Times New Roman"/>
                 <w:b/>
                 <w:bCs/>
+                <w:sz w:val="20"/>
+                <w:szCs w:val="20"/>
               </w:rPr>
             </w:pPr>
             <w:r>
@@ -18390,6 +18461,8 @@
                 <w:rFonts w:ascii="Times New Roman" w:hAnsi="Times New Roman" w:cs="Times New Roman"/>
                 <w:b/>
                 <w:bCs/>
+                <w:sz w:val="20"/>
+                <w:szCs w:val="20"/>
               </w:rPr>
               <w:t>Country</w:t>
             </w:r>
@@ -18419,6 +18492,8 @@
                 <w:rFonts w:ascii="Times New Roman" w:hAnsi="Times New Roman" w:cs="Times New Roman"/>
                 <w:b/>
                 <w:bCs/>
+                <w:sz w:val="20"/>
+                <w:szCs w:val="20"/>
               </w:rPr>
             </w:pPr>
             <w:r>
@@ -18426,6 +18501,8 @@
                 <w:rFonts w:ascii="Times New Roman" w:hAnsi="Times New Roman" w:cs="Times New Roman"/>
                 <w:b/>
                 <w:bCs/>
+                <w:sz w:val="20"/>
+                <w:szCs w:val="20"/>
               </w:rPr>
               <w:t>Year</w:t>
             </w:r>
@@ -18455,6 +18532,8 @@
                 <w:rFonts w:ascii="Times New Roman" w:hAnsi="Times New Roman" w:cs="Times New Roman"/>
                 <w:b/>
                 <w:bCs/>
+                <w:sz w:val="20"/>
+                <w:szCs w:val="20"/>
               </w:rPr>
             </w:pPr>
             <w:r>
@@ -18462,6 +18541,8 @@
                 <w:rFonts w:ascii="Times New Roman" w:hAnsi="Times New Roman" w:cs="Times New Roman"/>
                 <w:b/>
                 <w:bCs/>
+                <w:sz w:val="20"/>
+                <w:szCs w:val="20"/>
               </w:rPr>
               <w:t>Survey</w:t>
             </w:r>
@@ -18491,6 +18572,8 @@
                 <w:rFonts w:ascii="Times New Roman" w:hAnsi="Times New Roman" w:cs="Times New Roman"/>
                 <w:b/>
                 <w:bCs/>
+                <w:sz w:val="20"/>
+                <w:szCs w:val="20"/>
               </w:rPr>
             </w:pPr>
             <w:r>
@@ -18498,6 +18581,8 @@
                 <w:rFonts w:ascii="Times New Roman" w:hAnsi="Times New Roman" w:cs="Times New Roman"/>
                 <w:b/>
                 <w:bCs/>
+                <w:sz w:val="20"/>
+                <w:szCs w:val="20"/>
               </w:rPr>
               <w:t>Welfare type</w:t>
             </w:r>
@@ -18527,6 +18612,8 @@
                 <w:rFonts w:ascii="Times New Roman" w:hAnsi="Times New Roman" w:cs="Times New Roman"/>
                 <w:b/>
                 <w:bCs/>
+                <w:sz w:val="20"/>
+                <w:szCs w:val="20"/>
               </w:rPr>
             </w:pPr>
             <w:r>
@@ -18534,6 +18621,8 @@
                 <w:rFonts w:ascii="Times New Roman" w:hAnsi="Times New Roman" w:cs="Times New Roman"/>
                 <w:b/>
                 <w:bCs/>
+                <w:sz w:val="20"/>
+                <w:szCs w:val="20"/>
               </w:rPr>
               <w:t>Valid records</w:t>
             </w:r>
@@ -18563,6 +18652,8 @@
                 <w:rFonts w:ascii="Times New Roman" w:hAnsi="Times New Roman" w:cs="Times New Roman"/>
                 <w:b/>
                 <w:bCs/>
+                <w:sz w:val="20"/>
+                <w:szCs w:val="20"/>
               </w:rPr>
             </w:pPr>
             <w:r>
@@ -18570,6 +18661,8 @@
                 <w:rFonts w:ascii="Times New Roman" w:hAnsi="Times New Roman" w:cs="Times New Roman"/>
                 <w:b/>
                 <w:bCs/>
+                <w:sz w:val="20"/>
+                <w:szCs w:val="20"/>
               </w:rPr>
               <w:t>Records flagged</w:t>
             </w:r>
@@ -18599,6 +18692,8 @@
                 <w:rFonts w:ascii="Times New Roman" w:hAnsi="Times New Roman" w:cs="Times New Roman"/>
                 <w:b/>
                 <w:bCs/>
+                <w:sz w:val="20"/>
+                <w:szCs w:val="20"/>
               </w:rPr>
             </w:pPr>
             <w:r>
@@ -18606,6 +18701,8 @@
                 <w:rFonts w:ascii="Times New Roman" w:hAnsi="Times New Roman" w:cs="Times New Roman"/>
                 <w:b/>
                 <w:bCs/>
+                <w:sz w:val="20"/>
+                <w:szCs w:val="20"/>
               </w:rPr>
               <w:t>Threshold (PPP/day)</w:t>
             </w:r>
@@ -18635,6 +18732,8 @@
                 <w:rFonts w:ascii="Times New Roman" w:hAnsi="Times New Roman" w:cs="Times New Roman"/>
                 <w:b/>
                 <w:bCs/>
+                <w:sz w:val="20"/>
+                <w:szCs w:val="20"/>
               </w:rPr>
             </w:pPr>
             <w:r>
@@ -18642,6 +18741,8 @@
                 <w:rFonts w:ascii="Times New Roman" w:hAnsi="Times New Roman" w:cs="Times New Roman"/>
                 <w:b/>
                 <w:bCs/>
+                <w:sz w:val="20"/>
+                <w:szCs w:val="20"/>
               </w:rPr>
               <w:t>Welfare share flagged (%)</w:t>
             </w:r>
@@ -18671,6 +18772,8 @@
                 <w:rFonts w:ascii="Times New Roman" w:hAnsi="Times New Roman" w:cs="Times New Roman"/>
                 <w:b/>
                 <w:bCs/>
+                <w:sz w:val="20"/>
+                <w:szCs w:val="20"/>
               </w:rPr>
             </w:pPr>
             <w:r>
@@ -18678,6 +18781,8 @@
                 <w:rFonts w:ascii="Times New Roman" w:hAnsi="Times New Roman" w:cs="Times New Roman"/>
                 <w:b/>
                 <w:bCs/>
+                <w:sz w:val="20"/>
+                <w:szCs w:val="20"/>
               </w:rPr>
               <w:t>Gini original</w:t>
             </w:r>
@@ -18707,6 +18812,8 @@
                 <w:rFonts w:ascii="Times New Roman" w:hAnsi="Times New Roman" w:cs="Times New Roman"/>
                 <w:b/>
                 <w:bCs/>
+                <w:sz w:val="20"/>
+                <w:szCs w:val="20"/>
               </w:rPr>
             </w:pPr>
             <w:r>
@@ -18714,6 +18821,8 @@
                 <w:rFonts w:ascii="Times New Roman" w:hAnsi="Times New Roman" w:cs="Times New Roman"/>
                 <w:b/>
                 <w:bCs/>
+                <w:sz w:val="20"/>
+                <w:szCs w:val="20"/>
               </w:rPr>
               <w:t>Gini capped</w:t>
             </w:r>
@@ -18743,6 +18852,8 @@
                 <w:rFonts w:ascii="Times New Roman" w:hAnsi="Times New Roman" w:cs="Times New Roman"/>
                 <w:b/>
                 <w:bCs/>
+                <w:sz w:val="20"/>
+                <w:szCs w:val="20"/>
               </w:rPr>
             </w:pPr>
             <w:r>
@@ -18750,6 +18861,8 @@
                 <w:rFonts w:ascii="Times New Roman" w:hAnsi="Times New Roman" w:cs="Times New Roman"/>
                 <w:b/>
                 <w:bCs/>
+                <w:sz w:val="20"/>
+                <w:szCs w:val="20"/>
               </w:rPr>
               <w:t>Gini change (%)</w:t>
             </w:r>
@@ -18782,11 +18895,15 @@
             <w:pPr>
               <w:rPr>
                 <w:rFonts w:ascii="Times New Roman" w:hAnsi="Times New Roman" w:cs="Times New Roman"/>
-              </w:rPr>
-            </w:pPr>
-            <w:r>
-              <w:rPr>
-                <w:rFonts w:ascii="Times New Roman" w:hAnsi="Times New Roman" w:cs="Times New Roman"/>
+                <w:sz w:val="20"/>
+                <w:szCs w:val="20"/>
+              </w:rPr>
+            </w:pPr>
+            <w:r>
+              <w:rPr>
+                <w:rFonts w:ascii="Times New Roman" w:hAnsi="Times New Roman" w:cs="Times New Roman"/>
+                <w:sz w:val="20"/>
+                <w:szCs w:val="20"/>
               </w:rPr>
               <w:t>MWI</w:t>
             </w:r>
@@ -18814,11 +18931,15 @@
             <w:pPr>
               <w:rPr>
                 <w:rFonts w:ascii="Times New Roman" w:hAnsi="Times New Roman" w:cs="Times New Roman"/>
-              </w:rPr>
-            </w:pPr>
-            <w:r>
-              <w:rPr>
-                <w:rFonts w:ascii="Times New Roman" w:hAnsi="Times New Roman" w:cs="Times New Roman"/>
+                <w:sz w:val="20"/>
+                <w:szCs w:val="20"/>
+              </w:rPr>
+            </w:pPr>
+            <w:r>
+              <w:rPr>
+                <w:rFonts w:ascii="Times New Roman" w:hAnsi="Times New Roman" w:cs="Times New Roman"/>
+                <w:sz w:val="20"/>
+                <w:szCs w:val="20"/>
               </w:rPr>
               <w:t>1997</w:t>
             </w:r>
@@ -18846,11 +18967,15 @@
             <w:pPr>
               <w:rPr>
                 <w:rFonts w:ascii="Times New Roman" w:hAnsi="Times New Roman" w:cs="Times New Roman"/>
-              </w:rPr>
-            </w:pPr>
-            <w:r>
-              <w:rPr>
-                <w:rFonts w:ascii="Times New Roman" w:hAnsi="Times New Roman" w:cs="Times New Roman"/>
+                <w:sz w:val="20"/>
+                <w:szCs w:val="20"/>
+              </w:rPr>
+            </w:pPr>
+            <w:r>
+              <w:rPr>
+                <w:rFonts w:ascii="Times New Roman" w:hAnsi="Times New Roman" w:cs="Times New Roman"/>
+                <w:sz w:val="20"/>
+                <w:szCs w:val="20"/>
               </w:rPr>
               <w:t>IHS-I</w:t>
             </w:r>
@@ -18878,11 +19003,15 @@
             <w:pPr>
               <w:rPr>
                 <w:rFonts w:ascii="Times New Roman" w:hAnsi="Times New Roman" w:cs="Times New Roman"/>
-              </w:rPr>
-            </w:pPr>
-            <w:r>
-              <w:rPr>
-                <w:rFonts w:ascii="Times New Roman" w:hAnsi="Times New Roman" w:cs="Times New Roman"/>
+                <w:sz w:val="20"/>
+                <w:szCs w:val="20"/>
+              </w:rPr>
+            </w:pPr>
+            <w:r>
+              <w:rPr>
+                <w:rFonts w:ascii="Times New Roman" w:hAnsi="Times New Roman" w:cs="Times New Roman"/>
+                <w:sz w:val="20"/>
+                <w:szCs w:val="20"/>
               </w:rPr>
               <w:t>consumption</w:t>
             </w:r>
@@ -18910,11 +19039,15 @@
             <w:pPr>
               <w:rPr>
                 <w:rFonts w:ascii="Times New Roman" w:hAnsi="Times New Roman" w:cs="Times New Roman"/>
-              </w:rPr>
-            </w:pPr>
-            <w:r>
-              <w:rPr>
-                <w:rFonts w:ascii="Times New Roman" w:hAnsi="Times New Roman" w:cs="Times New Roman"/>
+                <w:sz w:val="20"/>
+                <w:szCs w:val="20"/>
+              </w:rPr>
+            </w:pPr>
+            <w:r>
+              <w:rPr>
+                <w:rFonts w:ascii="Times New Roman" w:hAnsi="Times New Roman" w:cs="Times New Roman"/>
+                <w:sz w:val="20"/>
+                <w:szCs w:val="20"/>
               </w:rPr>
               <w:t>10,693</w:t>
             </w:r>
@@ -18942,11 +19075,15 @@
             <w:pPr>
               <w:rPr>
                 <w:rFonts w:ascii="Times New Roman" w:hAnsi="Times New Roman" w:cs="Times New Roman"/>
-              </w:rPr>
-            </w:pPr>
-            <w:r>
-              <w:rPr>
-                <w:rFonts w:ascii="Times New Roman" w:hAnsi="Times New Roman" w:cs="Times New Roman"/>
+                <w:sz w:val="20"/>
+                <w:szCs w:val="20"/>
+              </w:rPr>
+            </w:pPr>
+            <w:r>
+              <w:rPr>
+                <w:rFonts w:ascii="Times New Roman" w:hAnsi="Times New Roman" w:cs="Times New Roman"/>
+                <w:sz w:val="20"/>
+                <w:szCs w:val="20"/>
               </w:rPr>
               <w:t>327</w:t>
             </w:r>
@@ -18974,11 +19111,15 @@
             <w:pPr>
               <w:rPr>
                 <w:rFonts w:ascii="Times New Roman" w:hAnsi="Times New Roman" w:cs="Times New Roman"/>
-              </w:rPr>
-            </w:pPr>
-            <w:r>
-              <w:rPr>
-                <w:rFonts w:ascii="Times New Roman" w:hAnsi="Times New Roman" w:cs="Times New Roman"/>
+                <w:sz w:val="20"/>
+                <w:szCs w:val="20"/>
+              </w:rPr>
+            </w:pPr>
+            <w:r>
+              <w:rPr>
+                <w:rFonts w:ascii="Times New Roman" w:hAnsi="Times New Roman" w:cs="Times New Roman"/>
+                <w:sz w:val="20"/>
+                <w:szCs w:val="20"/>
               </w:rPr>
               <w:t>12.02</w:t>
             </w:r>
@@ -19006,11 +19147,15 @@
             <w:pPr>
               <w:rPr>
                 <w:rFonts w:ascii="Times New Roman" w:hAnsi="Times New Roman" w:cs="Times New Roman"/>
-              </w:rPr>
-            </w:pPr>
-            <w:r>
-              <w:rPr>
-                <w:rFonts w:ascii="Times New Roman" w:hAnsi="Times New Roman" w:cs="Times New Roman"/>
+                <w:sz w:val="20"/>
+                <w:szCs w:val="20"/>
+              </w:rPr>
+            </w:pPr>
+            <w:r>
+              <w:rPr>
+                <w:rFonts w:ascii="Times New Roman" w:hAnsi="Times New Roman" w:cs="Times New Roman"/>
+                <w:sz w:val="20"/>
+                <w:szCs w:val="20"/>
               </w:rPr>
               <w:t>49.30</w:t>
             </w:r>
@@ -19038,11 +19183,15 @@
             <w:pPr>
               <w:rPr>
                 <w:rFonts w:ascii="Times New Roman" w:hAnsi="Times New Roman" w:cs="Times New Roman"/>
-              </w:rPr>
-            </w:pPr>
-            <w:r>
-              <w:rPr>
-                <w:rFonts w:ascii="Times New Roman" w:hAnsi="Times New Roman" w:cs="Times New Roman"/>
+                <w:sz w:val="20"/>
+                <w:szCs w:val="20"/>
+              </w:rPr>
+            </w:pPr>
+            <w:r>
+              <w:rPr>
+                <w:rFonts w:ascii="Times New Roman" w:hAnsi="Times New Roman" w:cs="Times New Roman"/>
+                <w:sz w:val="20"/>
+                <w:szCs w:val="20"/>
               </w:rPr>
               <w:t>0.658</w:t>
             </w:r>
@@ -19070,11 +19219,15 @@
             <w:pPr>
               <w:rPr>
                 <w:rFonts w:ascii="Times New Roman" w:hAnsi="Times New Roman" w:cs="Times New Roman"/>
-              </w:rPr>
-            </w:pPr>
-            <w:r>
-              <w:rPr>
-                <w:rFonts w:ascii="Times New Roman" w:hAnsi="Times New Roman" w:cs="Times New Roman"/>
+                <w:sz w:val="20"/>
+                <w:szCs w:val="20"/>
+              </w:rPr>
+            </w:pPr>
+            <w:r>
+              <w:rPr>
+                <w:rFonts w:ascii="Times New Roman" w:hAnsi="Times New Roman" w:cs="Times New Roman"/>
+                <w:sz w:val="20"/>
+                <w:szCs w:val="20"/>
               </w:rPr>
               <w:t>0.397</w:t>
             </w:r>
@@ -19102,11 +19255,15 @@
             <w:pPr>
               <w:rPr>
                 <w:rFonts w:ascii="Times New Roman" w:hAnsi="Times New Roman" w:cs="Times New Roman"/>
-              </w:rPr>
-            </w:pPr>
-            <w:r>
-              <w:rPr>
-                <w:rFonts w:ascii="Times New Roman" w:hAnsi="Times New Roman" w:cs="Times New Roman"/>
+                <w:sz w:val="20"/>
+                <w:szCs w:val="20"/>
+              </w:rPr>
+            </w:pPr>
+            <w:r>
+              <w:rPr>
+                <w:rFonts w:ascii="Times New Roman" w:hAnsi="Times New Roman" w:cs="Times New Roman"/>
+                <w:sz w:val="20"/>
+                <w:szCs w:val="20"/>
               </w:rPr>
               <w:t>-39.58</w:t>
             </w:r>
@@ -19139,11 +19296,15 @@
             <w:pPr>
               <w:rPr>
                 <w:rFonts w:ascii="Times New Roman" w:hAnsi="Times New Roman" w:cs="Times New Roman"/>
-              </w:rPr>
-            </w:pPr>
-            <w:r>
-              <w:rPr>
-                <w:rFonts w:ascii="Times New Roman" w:hAnsi="Times New Roman" w:cs="Times New Roman"/>
+                <w:sz w:val="20"/>
+                <w:szCs w:val="20"/>
+              </w:rPr>
+            </w:pPr>
+            <w:r>
+              <w:rPr>
+                <w:rFonts w:ascii="Times New Roman" w:hAnsi="Times New Roman" w:cs="Times New Roman"/>
+                <w:sz w:val="20"/>
+                <w:szCs w:val="20"/>
               </w:rPr>
               <w:t>NAM</w:t>
             </w:r>
@@ -19171,11 +19332,15 @@
             <w:pPr>
               <w:rPr>
                 <w:rFonts w:ascii="Times New Roman" w:hAnsi="Times New Roman" w:cs="Times New Roman"/>
-              </w:rPr>
-            </w:pPr>
-            <w:r>
-              <w:rPr>
-                <w:rFonts w:ascii="Times New Roman" w:hAnsi="Times New Roman" w:cs="Times New Roman"/>
+                <w:sz w:val="20"/>
+                <w:szCs w:val="20"/>
+              </w:rPr>
+            </w:pPr>
+            <w:r>
+              <w:rPr>
+                <w:rFonts w:ascii="Times New Roman" w:hAnsi="Times New Roman" w:cs="Times New Roman"/>
+                <w:sz w:val="20"/>
+                <w:szCs w:val="20"/>
               </w:rPr>
               <w:t>2003</w:t>
             </w:r>
@@ -19203,11 +19368,15 @@
             <w:pPr>
               <w:rPr>
                 <w:rFonts w:ascii="Times New Roman" w:hAnsi="Times New Roman" w:cs="Times New Roman"/>
-              </w:rPr>
-            </w:pPr>
-            <w:r>
-              <w:rPr>
-                <w:rFonts w:ascii="Times New Roman" w:hAnsi="Times New Roman" w:cs="Times New Roman"/>
+                <w:sz w:val="20"/>
+                <w:szCs w:val="20"/>
+              </w:rPr>
+            </w:pPr>
+            <w:r>
+              <w:rPr>
+                <w:rFonts w:ascii="Times New Roman" w:hAnsi="Times New Roman" w:cs="Times New Roman"/>
+                <w:sz w:val="20"/>
+                <w:szCs w:val="20"/>
               </w:rPr>
               <w:t>NHIES</w:t>
             </w:r>
@@ -19235,11 +19404,15 @@
             <w:pPr>
               <w:rPr>
                 <w:rFonts w:ascii="Times New Roman" w:hAnsi="Times New Roman" w:cs="Times New Roman"/>
-              </w:rPr>
-            </w:pPr>
-            <w:r>
-              <w:rPr>
-                <w:rFonts w:ascii="Times New Roman" w:hAnsi="Times New Roman" w:cs="Times New Roman"/>
+                <w:sz w:val="20"/>
+                <w:szCs w:val="20"/>
+              </w:rPr>
+            </w:pPr>
+            <w:r>
+              <w:rPr>
+                <w:rFonts w:ascii="Times New Roman" w:hAnsi="Times New Roman" w:cs="Times New Roman"/>
+                <w:sz w:val="20"/>
+                <w:szCs w:val="20"/>
               </w:rPr>
               <w:t>consumption</w:t>
             </w:r>
@@ -19267,11 +19440,15 @@
             <w:pPr>
               <w:rPr>
                 <w:rFonts w:ascii="Times New Roman" w:hAnsi="Times New Roman" w:cs="Times New Roman"/>
-              </w:rPr>
-            </w:pPr>
-            <w:r>
-              <w:rPr>
-                <w:rFonts w:ascii="Times New Roman" w:hAnsi="Times New Roman" w:cs="Times New Roman"/>
+                <w:sz w:val="20"/>
+                <w:szCs w:val="20"/>
+              </w:rPr>
+            </w:pPr>
+            <w:r>
+              <w:rPr>
+                <w:rFonts w:ascii="Times New Roman" w:hAnsi="Times New Roman" w:cs="Times New Roman"/>
+                <w:sz w:val="20"/>
+                <w:szCs w:val="20"/>
               </w:rPr>
               <w:t>9,679</w:t>
             </w:r>
@@ -19299,11 +19476,15 @@
             <w:pPr>
               <w:rPr>
                 <w:rFonts w:ascii="Times New Roman" w:hAnsi="Times New Roman" w:cs="Times New Roman"/>
-              </w:rPr>
-            </w:pPr>
-            <w:r>
-              <w:rPr>
-                <w:rFonts w:ascii="Times New Roman" w:hAnsi="Times New Roman" w:cs="Times New Roman"/>
+                <w:sz w:val="20"/>
+                <w:szCs w:val="20"/>
+              </w:rPr>
+            </w:pPr>
+            <w:r>
+              <w:rPr>
+                <w:rFonts w:ascii="Times New Roman" w:hAnsi="Times New Roman" w:cs="Times New Roman"/>
+                <w:sz w:val="20"/>
+                <w:szCs w:val="20"/>
               </w:rPr>
               <w:t>462</w:t>
             </w:r>
@@ -19331,11 +19512,15 @@
             <w:pPr>
               <w:rPr>
                 <w:rFonts w:ascii="Times New Roman" w:hAnsi="Times New Roman" w:cs="Times New Roman"/>
-              </w:rPr>
-            </w:pPr>
-            <w:r>
-              <w:rPr>
-                <w:rFonts w:ascii="Times New Roman" w:hAnsi="Times New Roman" w:cs="Times New Roman"/>
+                <w:sz w:val="20"/>
+                <w:szCs w:val="20"/>
+              </w:rPr>
+            </w:pPr>
+            <w:r>
+              <w:rPr>
+                <w:rFonts w:ascii="Times New Roman" w:hAnsi="Times New Roman" w:cs="Times New Roman"/>
+                <w:sz w:val="20"/>
+                <w:szCs w:val="20"/>
               </w:rPr>
               <w:t>41.89</w:t>
             </w:r>
@@ -19363,11 +19548,15 @@
             <w:pPr>
               <w:rPr>
                 <w:rFonts w:ascii="Times New Roman" w:hAnsi="Times New Roman" w:cs="Times New Roman"/>
-              </w:rPr>
-            </w:pPr>
-            <w:r>
-              <w:rPr>
-                <w:rFonts w:ascii="Times New Roman" w:hAnsi="Times New Roman" w:cs="Times New Roman"/>
+                <w:sz w:val="20"/>
+                <w:szCs w:val="20"/>
+              </w:rPr>
+            </w:pPr>
+            <w:r>
+              <w:rPr>
+                <w:rFonts w:ascii="Times New Roman" w:hAnsi="Times New Roman" w:cs="Times New Roman"/>
+                <w:sz w:val="20"/>
+                <w:szCs w:val="20"/>
               </w:rPr>
               <w:t>31.20</w:t>
             </w:r>
@@ -19395,11 +19584,15 @@
             <w:pPr>
               <w:rPr>
                 <w:rFonts w:ascii="Times New Roman" w:hAnsi="Times New Roman" w:cs="Times New Roman"/>
-              </w:rPr>
-            </w:pPr>
-            <w:r>
-              <w:rPr>
-                <w:rFonts w:ascii="Times New Roman" w:hAnsi="Times New Roman" w:cs="Times New Roman"/>
+                <w:sz w:val="20"/>
+                <w:szCs w:val="20"/>
+              </w:rPr>
+            </w:pPr>
+            <w:r>
+              <w:rPr>
+                <w:rFonts w:ascii="Times New Roman" w:hAnsi="Times New Roman" w:cs="Times New Roman"/>
+                <w:sz w:val="20"/>
+                <w:szCs w:val="20"/>
               </w:rPr>
               <w:t>0.633</w:t>
             </w:r>
@@ -19427,11 +19620,15 @@
             <w:pPr>
               <w:rPr>
                 <w:rFonts w:ascii="Times New Roman" w:hAnsi="Times New Roman" w:cs="Times New Roman"/>
-              </w:rPr>
-            </w:pPr>
-            <w:r>
-              <w:rPr>
-                <w:rFonts w:ascii="Times New Roman" w:hAnsi="Times New Roman" w:cs="Times New Roman"/>
+                <w:sz w:val="20"/>
+                <w:szCs w:val="20"/>
+              </w:rPr>
+            </w:pPr>
+            <w:r>
+              <w:rPr>
+                <w:rFonts w:ascii="Times New Roman" w:hAnsi="Times New Roman" w:cs="Times New Roman"/>
+                <w:sz w:val="20"/>
+                <w:szCs w:val="20"/>
               </w:rPr>
               <w:t>0.576</w:t>
             </w:r>
@@ -19459,11 +19656,15 @@
             <w:pPr>
               <w:rPr>
                 <w:rFonts w:ascii="Times New Roman" w:hAnsi="Times New Roman" w:cs="Times New Roman"/>
-              </w:rPr>
-            </w:pPr>
-            <w:r>
-              <w:rPr>
-                <w:rFonts w:ascii="Times New Roman" w:hAnsi="Times New Roman" w:cs="Times New Roman"/>
+                <w:sz w:val="20"/>
+                <w:szCs w:val="20"/>
+              </w:rPr>
+            </w:pPr>
+            <w:r>
+              <w:rPr>
+                <w:rFonts w:ascii="Times New Roman" w:hAnsi="Times New Roman" w:cs="Times New Roman"/>
+                <w:sz w:val="20"/>
+                <w:szCs w:val="20"/>
               </w:rPr>
               <w:t>-9.06</w:t>
             </w:r>
@@ -19496,13 +19697,16 @@
             <w:pPr>
               <w:rPr>
                 <w:rFonts w:ascii="Times New Roman" w:hAnsi="Times New Roman" w:cs="Times New Roman"/>
-              </w:rPr>
-            </w:pPr>
-            <w:r>
-              <w:rPr>
-                <w:rFonts w:ascii="Times New Roman" w:hAnsi="Times New Roman" w:cs="Times New Roman"/>
-              </w:rPr>
-              <w:lastRenderedPageBreak/>
+                <w:sz w:val="20"/>
+                <w:szCs w:val="20"/>
+              </w:rPr>
+            </w:pPr>
+            <w:r>
+              <w:rPr>
+                <w:rFonts w:ascii="Times New Roman" w:hAnsi="Times New Roman" w:cs="Times New Roman"/>
+                <w:sz w:val="20"/>
+                <w:szCs w:val="20"/>
+              </w:rPr>
               <w:t>BLZ</w:t>
             </w:r>
           </w:p>
@@ -19529,11 +19733,15 @@
             <w:pPr>
               <w:rPr>
                 <w:rFonts w:ascii="Times New Roman" w:hAnsi="Times New Roman" w:cs="Times New Roman"/>
-              </w:rPr>
-            </w:pPr>
-            <w:r>
-              <w:rPr>
-                <w:rFonts w:ascii="Times New Roman" w:hAnsi="Times New Roman" w:cs="Times New Roman"/>
+                <w:sz w:val="20"/>
+                <w:szCs w:val="20"/>
+              </w:rPr>
+            </w:pPr>
+            <w:r>
+              <w:rPr>
+                <w:rFonts w:ascii="Times New Roman" w:hAnsi="Times New Roman" w:cs="Times New Roman"/>
+                <w:sz w:val="20"/>
+                <w:szCs w:val="20"/>
               </w:rPr>
               <w:t>1994</w:t>
             </w:r>
@@ -19561,11 +19769,15 @@
             <w:pPr>
               <w:rPr>
                 <w:rFonts w:ascii="Times New Roman" w:hAnsi="Times New Roman" w:cs="Times New Roman"/>
-              </w:rPr>
-            </w:pPr>
-            <w:r>
-              <w:rPr>
-                <w:rFonts w:ascii="Times New Roman" w:hAnsi="Times New Roman" w:cs="Times New Roman"/>
+                <w:sz w:val="20"/>
+                <w:szCs w:val="20"/>
+              </w:rPr>
+            </w:pPr>
+            <w:r>
+              <w:rPr>
+                <w:rFonts w:ascii="Times New Roman" w:hAnsi="Times New Roman" w:cs="Times New Roman"/>
+                <w:sz w:val="20"/>
+                <w:szCs w:val="20"/>
               </w:rPr>
               <w:t>LFS</w:t>
             </w:r>
@@ -19593,11 +19805,15 @@
             <w:pPr>
               <w:rPr>
                 <w:rFonts w:ascii="Times New Roman" w:hAnsi="Times New Roman" w:cs="Times New Roman"/>
-              </w:rPr>
-            </w:pPr>
-            <w:r>
-              <w:rPr>
-                <w:rFonts w:ascii="Times New Roman" w:hAnsi="Times New Roman" w:cs="Times New Roman"/>
+                <w:sz w:val="20"/>
+                <w:szCs w:val="20"/>
+              </w:rPr>
+            </w:pPr>
+            <w:r>
+              <w:rPr>
+                <w:rFonts w:ascii="Times New Roman" w:hAnsi="Times New Roman" w:cs="Times New Roman"/>
+                <w:sz w:val="20"/>
+                <w:szCs w:val="20"/>
               </w:rPr>
               <w:t>income</w:t>
             </w:r>
@@ -19625,11 +19841,15 @@
             <w:pPr>
               <w:rPr>
                 <w:rFonts w:ascii="Times New Roman" w:hAnsi="Times New Roman" w:cs="Times New Roman"/>
-              </w:rPr>
-            </w:pPr>
-            <w:r>
-              <w:rPr>
-                <w:rFonts w:ascii="Times New Roman" w:hAnsi="Times New Roman" w:cs="Times New Roman"/>
+                <w:sz w:val="20"/>
+                <w:szCs w:val="20"/>
+              </w:rPr>
+            </w:pPr>
+            <w:r>
+              <w:rPr>
+                <w:rFonts w:ascii="Times New Roman" w:hAnsi="Times New Roman" w:cs="Times New Roman"/>
+                <w:sz w:val="20"/>
+                <w:szCs w:val="20"/>
               </w:rPr>
               <w:t>660</w:t>
             </w:r>
@@ -19657,11 +19877,15 @@
             <w:pPr>
               <w:rPr>
                 <w:rFonts w:ascii="Times New Roman" w:hAnsi="Times New Roman" w:cs="Times New Roman"/>
-              </w:rPr>
-            </w:pPr>
-            <w:r>
-              <w:rPr>
-                <w:rFonts w:ascii="Times New Roman" w:hAnsi="Times New Roman" w:cs="Times New Roman"/>
+                <w:sz w:val="20"/>
+                <w:szCs w:val="20"/>
+              </w:rPr>
+            </w:pPr>
+            <w:r>
+              <w:rPr>
+                <w:rFonts w:ascii="Times New Roman" w:hAnsi="Times New Roman" w:cs="Times New Roman"/>
+                <w:sz w:val="20"/>
+                <w:szCs w:val="20"/>
               </w:rPr>
               <w:t>32</w:t>
             </w:r>
@@ -19689,11 +19913,15 @@
             <w:pPr>
               <w:rPr>
                 <w:rFonts w:ascii="Times New Roman" w:hAnsi="Times New Roman" w:cs="Times New Roman"/>
-              </w:rPr>
-            </w:pPr>
-            <w:r>
-              <w:rPr>
-                <w:rFonts w:ascii="Times New Roman" w:hAnsi="Times New Roman" w:cs="Times New Roman"/>
+                <w:sz w:val="20"/>
+                <w:szCs w:val="20"/>
+              </w:rPr>
+            </w:pPr>
+            <w:r>
+              <w:rPr>
+                <w:rFonts w:ascii="Times New Roman" w:hAnsi="Times New Roman" w:cs="Times New Roman"/>
+                <w:sz w:val="20"/>
+                <w:szCs w:val="20"/>
               </w:rPr>
               <w:t>52.45</w:t>
             </w:r>
@@ -19721,11 +19949,15 @@
             <w:pPr>
               <w:rPr>
                 <w:rFonts w:ascii="Times New Roman" w:hAnsi="Times New Roman" w:cs="Times New Roman"/>
-              </w:rPr>
-            </w:pPr>
-            <w:r>
-              <w:rPr>
-                <w:rFonts w:ascii="Times New Roman" w:hAnsi="Times New Roman" w:cs="Times New Roman"/>
+                <w:sz w:val="20"/>
+                <w:szCs w:val="20"/>
+              </w:rPr>
+            </w:pPr>
+            <w:r>
+              <w:rPr>
+                <w:rFonts w:ascii="Times New Roman" w:hAnsi="Times New Roman" w:cs="Times New Roman"/>
+                <w:sz w:val="20"/>
+                <w:szCs w:val="20"/>
               </w:rPr>
               <w:t>31.04</w:t>
             </w:r>
@@ -19753,11 +19985,15 @@
             <w:pPr>
               <w:rPr>
                 <w:rFonts w:ascii="Times New Roman" w:hAnsi="Times New Roman" w:cs="Times New Roman"/>
-              </w:rPr>
-            </w:pPr>
-            <w:r>
-              <w:rPr>
-                <w:rFonts w:ascii="Times New Roman" w:hAnsi="Times New Roman" w:cs="Times New Roman"/>
+                <w:sz w:val="20"/>
+                <w:szCs w:val="20"/>
+              </w:rPr>
+            </w:pPr>
+            <w:r>
+              <w:rPr>
+                <w:rFonts w:ascii="Times New Roman" w:hAnsi="Times New Roman" w:cs="Times New Roman"/>
+                <w:sz w:val="20"/>
+                <w:szCs w:val="20"/>
               </w:rPr>
               <w:t>0.606</w:t>
             </w:r>
@@ -19785,11 +20021,15 @@
             <w:pPr>
               <w:rPr>
                 <w:rFonts w:ascii="Times New Roman" w:hAnsi="Times New Roman" w:cs="Times New Roman"/>
-              </w:rPr>
-            </w:pPr>
-            <w:r>
-              <w:rPr>
-                <w:rFonts w:ascii="Times New Roman" w:hAnsi="Times New Roman" w:cs="Times New Roman"/>
+                <w:sz w:val="20"/>
+                <w:szCs w:val="20"/>
+              </w:rPr>
+            </w:pPr>
+            <w:r>
+              <w:rPr>
+                <w:rFonts w:ascii="Times New Roman" w:hAnsi="Times New Roman" w:cs="Times New Roman"/>
+                <w:sz w:val="20"/>
+                <w:szCs w:val="20"/>
               </w:rPr>
               <w:t>0.490</w:t>
             </w:r>
@@ -19817,11 +20057,15 @@
             <w:pPr>
               <w:rPr>
                 <w:rFonts w:ascii="Times New Roman" w:hAnsi="Times New Roman" w:cs="Times New Roman"/>
-              </w:rPr>
-            </w:pPr>
-            <w:r>
-              <w:rPr>
-                <w:rFonts w:ascii="Times New Roman" w:hAnsi="Times New Roman" w:cs="Times New Roman"/>
+                <w:sz w:val="20"/>
+                <w:szCs w:val="20"/>
+              </w:rPr>
+            </w:pPr>
+            <w:r>
+              <w:rPr>
+                <w:rFonts w:ascii="Times New Roman" w:hAnsi="Times New Roman" w:cs="Times New Roman"/>
+                <w:sz w:val="20"/>
+                <w:szCs w:val="20"/>
               </w:rPr>
               <w:t>-19.17</w:t>
             </w:r>
@@ -19854,11 +20098,15 @@
             <w:pPr>
               <w:rPr>
                 <w:rFonts w:ascii="Times New Roman" w:hAnsi="Times New Roman" w:cs="Times New Roman"/>
-              </w:rPr>
-            </w:pPr>
-            <w:r>
-              <w:rPr>
-                <w:rFonts w:ascii="Times New Roman" w:hAnsi="Times New Roman" w:cs="Times New Roman"/>
+                <w:sz w:val="20"/>
+                <w:szCs w:val="20"/>
+              </w:rPr>
+            </w:pPr>
+            <w:r>
+              <w:rPr>
+                <w:rFonts w:ascii="Times New Roman" w:hAnsi="Times New Roman" w:cs="Times New Roman"/>
+                <w:sz w:val="20"/>
+                <w:szCs w:val="20"/>
               </w:rPr>
               <w:t>COM</w:t>
             </w:r>
@@ -19886,11 +20134,15 @@
             <w:pPr>
               <w:rPr>
                 <w:rFonts w:ascii="Times New Roman" w:hAnsi="Times New Roman" w:cs="Times New Roman"/>
-              </w:rPr>
-            </w:pPr>
-            <w:r>
-              <w:rPr>
-                <w:rFonts w:ascii="Times New Roman" w:hAnsi="Times New Roman" w:cs="Times New Roman"/>
+                <w:sz w:val="20"/>
+                <w:szCs w:val="20"/>
+              </w:rPr>
+            </w:pPr>
+            <w:r>
+              <w:rPr>
+                <w:rFonts w:ascii="Times New Roman" w:hAnsi="Times New Roman" w:cs="Times New Roman"/>
+                <w:sz w:val="20"/>
+                <w:szCs w:val="20"/>
               </w:rPr>
               <w:t>2004</w:t>
             </w:r>
@@ -19918,11 +20170,15 @@
             <w:pPr>
               <w:rPr>
                 <w:rFonts w:ascii="Times New Roman" w:hAnsi="Times New Roman" w:cs="Times New Roman"/>
-              </w:rPr>
-            </w:pPr>
-            <w:r>
-              <w:rPr>
-                <w:rFonts w:ascii="Times New Roman" w:hAnsi="Times New Roman" w:cs="Times New Roman"/>
+                <w:sz w:val="20"/>
+                <w:szCs w:val="20"/>
+              </w:rPr>
+            </w:pPr>
+            <w:r>
+              <w:rPr>
+                <w:rFonts w:ascii="Times New Roman" w:hAnsi="Times New Roman" w:cs="Times New Roman"/>
+                <w:sz w:val="20"/>
+                <w:szCs w:val="20"/>
               </w:rPr>
               <w:t>EIM</w:t>
             </w:r>
@@ -19950,11 +20206,15 @@
             <w:pPr>
               <w:rPr>
                 <w:rFonts w:ascii="Times New Roman" w:hAnsi="Times New Roman" w:cs="Times New Roman"/>
-              </w:rPr>
-            </w:pPr>
-            <w:r>
-              <w:rPr>
-                <w:rFonts w:ascii="Times New Roman" w:hAnsi="Times New Roman" w:cs="Times New Roman"/>
+                <w:sz w:val="20"/>
+                <w:szCs w:val="20"/>
+              </w:rPr>
+            </w:pPr>
+            <w:r>
+              <w:rPr>
+                <w:rFonts w:ascii="Times New Roman" w:hAnsi="Times New Roman" w:cs="Times New Roman"/>
+                <w:sz w:val="20"/>
+                <w:szCs w:val="20"/>
               </w:rPr>
               <w:t>consumption</w:t>
             </w:r>
@@ -19982,11 +20242,15 @@
             <w:pPr>
               <w:rPr>
                 <w:rFonts w:ascii="Times New Roman" w:hAnsi="Times New Roman" w:cs="Times New Roman"/>
-              </w:rPr>
-            </w:pPr>
-            <w:r>
-              <w:rPr>
-                <w:rFonts w:ascii="Times New Roman" w:hAnsi="Times New Roman" w:cs="Times New Roman"/>
+                <w:sz w:val="20"/>
+                <w:szCs w:val="20"/>
+              </w:rPr>
+            </w:pPr>
+            <w:r>
+              <w:rPr>
+                <w:rFonts w:ascii="Times New Roman" w:hAnsi="Times New Roman" w:cs="Times New Roman"/>
+                <w:sz w:val="20"/>
+                <w:szCs w:val="20"/>
               </w:rPr>
               <w:t>2,987</w:t>
             </w:r>
@@ -20014,11 +20278,15 @@
             <w:pPr>
               <w:rPr>
                 <w:rFonts w:ascii="Times New Roman" w:hAnsi="Times New Roman" w:cs="Times New Roman"/>
-              </w:rPr>
-            </w:pPr>
-            <w:r>
-              <w:rPr>
-                <w:rFonts w:ascii="Times New Roman" w:hAnsi="Times New Roman" w:cs="Times New Roman"/>
+                <w:sz w:val="20"/>
+                <w:szCs w:val="20"/>
+              </w:rPr>
+            </w:pPr>
+            <w:r>
+              <w:rPr>
+                <w:rFonts w:ascii="Times New Roman" w:hAnsi="Times New Roman" w:cs="Times New Roman"/>
+                <w:sz w:val="20"/>
+                <w:szCs w:val="20"/>
               </w:rPr>
               <w:t>77</w:t>
             </w:r>
@@ -20046,11 +20314,15 @@
             <w:pPr>
               <w:rPr>
                 <w:rFonts w:ascii="Times New Roman" w:hAnsi="Times New Roman" w:cs="Times New Roman"/>
-              </w:rPr>
-            </w:pPr>
-            <w:r>
-              <w:rPr>
-                <w:rFonts w:ascii="Times New Roman" w:hAnsi="Times New Roman" w:cs="Times New Roman"/>
+                <w:sz w:val="20"/>
+                <w:szCs w:val="20"/>
+              </w:rPr>
+            </w:pPr>
+            <w:r>
+              <w:rPr>
+                <w:rFonts w:ascii="Times New Roman" w:hAnsi="Times New Roman" w:cs="Times New Roman"/>
+                <w:sz w:val="20"/>
+                <w:szCs w:val="20"/>
               </w:rPr>
               <w:t>47.25</w:t>
             </w:r>
@@ -20078,11 +20350,15 @@
             <w:pPr>
               <w:rPr>
                 <w:rFonts w:ascii="Times New Roman" w:hAnsi="Times New Roman" w:cs="Times New Roman"/>
-              </w:rPr>
-            </w:pPr>
-            <w:r>
-              <w:rPr>
-                <w:rFonts w:ascii="Times New Roman" w:hAnsi="Times New Roman" w:cs="Times New Roman"/>
+                <w:sz w:val="20"/>
+                <w:szCs w:val="20"/>
+              </w:rPr>
+            </w:pPr>
+            <w:r>
+              <w:rPr>
+                <w:rFonts w:ascii="Times New Roman" w:hAnsi="Times New Roman" w:cs="Times New Roman"/>
+                <w:sz w:val="20"/>
+                <w:szCs w:val="20"/>
               </w:rPr>
               <w:t>27.51</w:t>
             </w:r>
@@ -20110,11 +20386,15 @@
             <w:pPr>
               <w:rPr>
                 <w:rFonts w:ascii="Times New Roman" w:hAnsi="Times New Roman" w:cs="Times New Roman"/>
-              </w:rPr>
-            </w:pPr>
-            <w:r>
-              <w:rPr>
-                <w:rFonts w:ascii="Times New Roman" w:hAnsi="Times New Roman" w:cs="Times New Roman"/>
+                <w:sz w:val="20"/>
+                <w:szCs w:val="20"/>
+              </w:rPr>
+            </w:pPr>
+            <w:r>
+              <w:rPr>
+                <w:rFonts w:ascii="Times New Roman" w:hAnsi="Times New Roman" w:cs="Times New Roman"/>
+                <w:sz w:val="20"/>
+                <w:szCs w:val="20"/>
               </w:rPr>
               <w:t>0.559</w:t>
             </w:r>
@@ -20142,11 +20422,15 @@
             <w:pPr>
               <w:rPr>
                 <w:rFonts w:ascii="Times New Roman" w:hAnsi="Times New Roman" w:cs="Times New Roman"/>
-              </w:rPr>
-            </w:pPr>
-            <w:r>
-              <w:rPr>
-                <w:rFonts w:ascii="Times New Roman" w:hAnsi="Times New Roman" w:cs="Times New Roman"/>
+                <w:sz w:val="20"/>
+                <w:szCs w:val="20"/>
+              </w:rPr>
+            </w:pPr>
+            <w:r>
+              <w:rPr>
+                <w:rFonts w:ascii="Times New Roman" w:hAnsi="Times New Roman" w:cs="Times New Roman"/>
+                <w:sz w:val="20"/>
+                <w:szCs w:val="20"/>
               </w:rPr>
               <w:t>0.490</w:t>
             </w:r>
@@ -20174,11 +20458,15 @@
             <w:pPr>
               <w:rPr>
                 <w:rFonts w:ascii="Times New Roman" w:hAnsi="Times New Roman" w:cs="Times New Roman"/>
-              </w:rPr>
-            </w:pPr>
-            <w:r>
-              <w:rPr>
-                <w:rFonts w:ascii="Times New Roman" w:hAnsi="Times New Roman" w:cs="Times New Roman"/>
+                <w:sz w:val="20"/>
+                <w:szCs w:val="20"/>
+              </w:rPr>
+            </w:pPr>
+            <w:r>
+              <w:rPr>
+                <w:rFonts w:ascii="Times New Roman" w:hAnsi="Times New Roman" w:cs="Times New Roman"/>
+                <w:sz w:val="20"/>
+                <w:szCs w:val="20"/>
               </w:rPr>
               <w:t>-12.47</w:t>
             </w:r>
@@ -20211,11 +20499,15 @@
             <w:pPr>
               <w:rPr>
                 <w:rFonts w:ascii="Times New Roman" w:hAnsi="Times New Roman" w:cs="Times New Roman"/>
-              </w:rPr>
-            </w:pPr>
-            <w:r>
-              <w:rPr>
-                <w:rFonts w:ascii="Times New Roman" w:hAnsi="Times New Roman" w:cs="Times New Roman"/>
+                <w:sz w:val="20"/>
+                <w:szCs w:val="20"/>
+              </w:rPr>
+            </w:pPr>
+            <w:r>
+              <w:rPr>
+                <w:rFonts w:ascii="Times New Roman" w:hAnsi="Times New Roman" w:cs="Times New Roman"/>
+                <w:sz w:val="20"/>
+                <w:szCs w:val="20"/>
               </w:rPr>
               <w:t>BLZ</w:t>
             </w:r>
@@ -20243,11 +20535,15 @@
             <w:pPr>
               <w:rPr>
                 <w:rFonts w:ascii="Times New Roman" w:hAnsi="Times New Roman" w:cs="Times New Roman"/>
-              </w:rPr>
-            </w:pPr>
-            <w:r>
-              <w:rPr>
-                <w:rFonts w:ascii="Times New Roman" w:hAnsi="Times New Roman" w:cs="Times New Roman"/>
+                <w:sz w:val="20"/>
+                <w:szCs w:val="20"/>
+              </w:rPr>
+            </w:pPr>
+            <w:r>
+              <w:rPr>
+                <w:rFonts w:ascii="Times New Roman" w:hAnsi="Times New Roman" w:cs="Times New Roman"/>
+                <w:sz w:val="20"/>
+                <w:szCs w:val="20"/>
               </w:rPr>
               <w:t>1993</w:t>
             </w:r>
@@ -20275,11 +20571,15 @@
             <w:pPr>
               <w:rPr>
                 <w:rFonts w:ascii="Times New Roman" w:hAnsi="Times New Roman" w:cs="Times New Roman"/>
-              </w:rPr>
-            </w:pPr>
-            <w:r>
-              <w:rPr>
-                <w:rFonts w:ascii="Times New Roman" w:hAnsi="Times New Roman" w:cs="Times New Roman"/>
+                <w:sz w:val="20"/>
+                <w:szCs w:val="20"/>
+              </w:rPr>
+            </w:pPr>
+            <w:r>
+              <w:rPr>
+                <w:rFonts w:ascii="Times New Roman" w:hAnsi="Times New Roman" w:cs="Times New Roman"/>
+                <w:sz w:val="20"/>
+                <w:szCs w:val="20"/>
               </w:rPr>
               <w:t>LFS</w:t>
             </w:r>
@@ -20307,11 +20607,15 @@
             <w:pPr>
               <w:rPr>
                 <w:rFonts w:ascii="Times New Roman" w:hAnsi="Times New Roman" w:cs="Times New Roman"/>
-              </w:rPr>
-            </w:pPr>
-            <w:r>
-              <w:rPr>
-                <w:rFonts w:ascii="Times New Roman" w:hAnsi="Times New Roman" w:cs="Times New Roman"/>
+                <w:sz w:val="20"/>
+                <w:szCs w:val="20"/>
+              </w:rPr>
+            </w:pPr>
+            <w:r>
+              <w:rPr>
+                <w:rFonts w:ascii="Times New Roman" w:hAnsi="Times New Roman" w:cs="Times New Roman"/>
+                <w:sz w:val="20"/>
+                <w:szCs w:val="20"/>
               </w:rPr>
               <w:t>income</w:t>
             </w:r>
@@ -20339,11 +20643,15 @@
             <w:pPr>
               <w:rPr>
                 <w:rFonts w:ascii="Times New Roman" w:hAnsi="Times New Roman" w:cs="Times New Roman"/>
-              </w:rPr>
-            </w:pPr>
-            <w:r>
-              <w:rPr>
-                <w:rFonts w:ascii="Times New Roman" w:hAnsi="Times New Roman" w:cs="Times New Roman"/>
+                <w:sz w:val="20"/>
+                <w:szCs w:val="20"/>
+              </w:rPr>
+            </w:pPr>
+            <w:r>
+              <w:rPr>
+                <w:rFonts w:ascii="Times New Roman" w:hAnsi="Times New Roman" w:cs="Times New Roman"/>
+                <w:sz w:val="20"/>
+                <w:szCs w:val="20"/>
               </w:rPr>
               <w:t>704</w:t>
             </w:r>
@@ -20371,11 +20679,15 @@
             <w:pPr>
               <w:rPr>
                 <w:rFonts w:ascii="Times New Roman" w:hAnsi="Times New Roman" w:cs="Times New Roman"/>
-              </w:rPr>
-            </w:pPr>
-            <w:r>
-              <w:rPr>
-                <w:rFonts w:ascii="Times New Roman" w:hAnsi="Times New Roman" w:cs="Times New Roman"/>
+                <w:sz w:val="20"/>
+                <w:szCs w:val="20"/>
+              </w:rPr>
+            </w:pPr>
+            <w:r>
+              <w:rPr>
+                <w:rFonts w:ascii="Times New Roman" w:hAnsi="Times New Roman" w:cs="Times New Roman"/>
+                <w:sz w:val="20"/>
+                <w:szCs w:val="20"/>
               </w:rPr>
               <w:t>25</w:t>
             </w:r>
@@ -20403,11 +20715,15 @@
             <w:pPr>
               <w:rPr>
                 <w:rFonts w:ascii="Times New Roman" w:hAnsi="Times New Roman" w:cs="Times New Roman"/>
-              </w:rPr>
-            </w:pPr>
-            <w:r>
-              <w:rPr>
-                <w:rFonts w:ascii="Times New Roman" w:hAnsi="Times New Roman" w:cs="Times New Roman"/>
+                <w:sz w:val="20"/>
+                <w:szCs w:val="20"/>
+              </w:rPr>
+            </w:pPr>
+            <w:r>
+              <w:rPr>
+                <w:rFonts w:ascii="Times New Roman" w:hAnsi="Times New Roman" w:cs="Times New Roman"/>
+                <w:sz w:val="20"/>
+                <w:szCs w:val="20"/>
               </w:rPr>
               <w:t>70.77</w:t>
             </w:r>
@@ -20435,11 +20751,15 @@
             <w:pPr>
               <w:rPr>
                 <w:rFonts w:ascii="Times New Roman" w:hAnsi="Times New Roman" w:cs="Times New Roman"/>
-              </w:rPr>
-            </w:pPr>
-            <w:r>
-              <w:rPr>
-                <w:rFonts w:ascii="Times New Roman" w:hAnsi="Times New Roman" w:cs="Times New Roman"/>
+                <w:sz w:val="20"/>
+                <w:szCs w:val="20"/>
+              </w:rPr>
+            </w:pPr>
+            <w:r>
+              <w:rPr>
+                <w:rFonts w:ascii="Times New Roman" w:hAnsi="Times New Roman" w:cs="Times New Roman"/>
+                <w:sz w:val="20"/>
+                <w:szCs w:val="20"/>
               </w:rPr>
               <w:t>26.06</w:t>
             </w:r>
@@ -20467,11 +20787,15 @@
             <w:pPr>
               <w:rPr>
                 <w:rFonts w:ascii="Times New Roman" w:hAnsi="Times New Roman" w:cs="Times New Roman"/>
-              </w:rPr>
-            </w:pPr>
-            <w:r>
-              <w:rPr>
-                <w:rFonts w:ascii="Times New Roman" w:hAnsi="Times New Roman" w:cs="Times New Roman"/>
+                <w:sz w:val="20"/>
+                <w:szCs w:val="20"/>
+              </w:rPr>
+            </w:pPr>
+            <w:r>
+              <w:rPr>
+                <w:rFonts w:ascii="Times New Roman" w:hAnsi="Times New Roman" w:cs="Times New Roman"/>
+                <w:sz w:val="20"/>
+                <w:szCs w:val="20"/>
               </w:rPr>
               <w:t>0.601</w:t>
             </w:r>
@@ -20499,11 +20823,15 @@
             <w:pPr>
               <w:rPr>
                 <w:rFonts w:ascii="Times New Roman" w:hAnsi="Times New Roman" w:cs="Times New Roman"/>
-              </w:rPr>
-            </w:pPr>
-            <w:r>
-              <w:rPr>
-                <w:rFonts w:ascii="Times New Roman" w:hAnsi="Times New Roman" w:cs="Times New Roman"/>
+                <w:sz w:val="20"/>
+                <w:szCs w:val="20"/>
+              </w:rPr>
+            </w:pPr>
+            <w:r>
+              <w:rPr>
+                <w:rFonts w:ascii="Times New Roman" w:hAnsi="Times New Roman" w:cs="Times New Roman"/>
+                <w:sz w:val="20"/>
+                <w:szCs w:val="20"/>
               </w:rPr>
               <w:t>0.495</w:t>
             </w:r>
@@ -20531,11 +20859,15 @@
             <w:pPr>
               <w:rPr>
                 <w:rFonts w:ascii="Times New Roman" w:hAnsi="Times New Roman" w:cs="Times New Roman"/>
-              </w:rPr>
-            </w:pPr>
-            <w:r>
-              <w:rPr>
-                <w:rFonts w:ascii="Times New Roman" w:hAnsi="Times New Roman" w:cs="Times New Roman"/>
+                <w:sz w:val="20"/>
+                <w:szCs w:val="20"/>
+              </w:rPr>
+            </w:pPr>
+            <w:r>
+              <w:rPr>
+                <w:rFonts w:ascii="Times New Roman" w:hAnsi="Times New Roman" w:cs="Times New Roman"/>
+                <w:sz w:val="20"/>
+                <w:szCs w:val="20"/>
               </w:rPr>
               <w:t>-17.71</w:t>
             </w:r>
@@ -20568,11 +20900,15 @@
             <w:pPr>
               <w:rPr>
                 <w:rFonts w:ascii="Times New Roman" w:hAnsi="Times New Roman" w:cs="Times New Roman"/>
-              </w:rPr>
-            </w:pPr>
-            <w:r>
-              <w:rPr>
-                <w:rFonts w:ascii="Times New Roman" w:hAnsi="Times New Roman" w:cs="Times New Roman"/>
+                <w:sz w:val="20"/>
+                <w:szCs w:val="20"/>
+              </w:rPr>
+            </w:pPr>
+            <w:r>
+              <w:rPr>
+                <w:rFonts w:ascii="Times New Roman" w:hAnsi="Times New Roman" w:cs="Times New Roman"/>
+                <w:sz w:val="20"/>
+                <w:szCs w:val="20"/>
               </w:rPr>
               <w:t>NAM</w:t>
             </w:r>
@@ -20600,11 +20936,15 @@
             <w:pPr>
               <w:rPr>
                 <w:rFonts w:ascii="Times New Roman" w:hAnsi="Times New Roman" w:cs="Times New Roman"/>
-              </w:rPr>
-            </w:pPr>
-            <w:r>
-              <w:rPr>
-                <w:rFonts w:ascii="Times New Roman" w:hAnsi="Times New Roman" w:cs="Times New Roman"/>
+                <w:sz w:val="20"/>
+                <w:szCs w:val="20"/>
+              </w:rPr>
+            </w:pPr>
+            <w:r>
+              <w:rPr>
+                <w:rFonts w:ascii="Times New Roman" w:hAnsi="Times New Roman" w:cs="Times New Roman"/>
+                <w:sz w:val="20"/>
+                <w:szCs w:val="20"/>
               </w:rPr>
               <w:t>2009</w:t>
             </w:r>
@@ -20632,11 +20972,15 @@
             <w:pPr>
               <w:rPr>
                 <w:rFonts w:ascii="Times New Roman" w:hAnsi="Times New Roman" w:cs="Times New Roman"/>
-              </w:rPr>
-            </w:pPr>
-            <w:r>
-              <w:rPr>
-                <w:rFonts w:ascii="Times New Roman" w:hAnsi="Times New Roman" w:cs="Times New Roman"/>
+                <w:sz w:val="20"/>
+                <w:szCs w:val="20"/>
+              </w:rPr>
+            </w:pPr>
+            <w:r>
+              <w:rPr>
+                <w:rFonts w:ascii="Times New Roman" w:hAnsi="Times New Roman" w:cs="Times New Roman"/>
+                <w:sz w:val="20"/>
+                <w:szCs w:val="20"/>
               </w:rPr>
               <w:t>NHIES</w:t>
             </w:r>
@@ -20664,11 +21008,15 @@
             <w:pPr>
               <w:rPr>
                 <w:rFonts w:ascii="Times New Roman" w:hAnsi="Times New Roman" w:cs="Times New Roman"/>
-              </w:rPr>
-            </w:pPr>
-            <w:r>
-              <w:rPr>
-                <w:rFonts w:ascii="Times New Roman" w:hAnsi="Times New Roman" w:cs="Times New Roman"/>
+                <w:sz w:val="20"/>
+                <w:szCs w:val="20"/>
+              </w:rPr>
+            </w:pPr>
+            <w:r>
+              <w:rPr>
+                <w:rFonts w:ascii="Times New Roman" w:hAnsi="Times New Roman" w:cs="Times New Roman"/>
+                <w:sz w:val="20"/>
+                <w:szCs w:val="20"/>
               </w:rPr>
               <w:t>consumption</w:t>
             </w:r>
@@ -20696,11 +21044,15 @@
             <w:pPr>
               <w:rPr>
                 <w:rFonts w:ascii="Times New Roman" w:hAnsi="Times New Roman" w:cs="Times New Roman"/>
-              </w:rPr>
-            </w:pPr>
-            <w:r>
-              <w:rPr>
-                <w:rFonts w:ascii="Times New Roman" w:hAnsi="Times New Roman" w:cs="Times New Roman"/>
+                <w:sz w:val="20"/>
+                <w:szCs w:val="20"/>
+              </w:rPr>
+            </w:pPr>
+            <w:r>
+              <w:rPr>
+                <w:rFonts w:ascii="Times New Roman" w:hAnsi="Times New Roman" w:cs="Times New Roman"/>
+                <w:sz w:val="20"/>
+                <w:szCs w:val="20"/>
               </w:rPr>
               <w:t>9,649</w:t>
             </w:r>
@@ -20728,11 +21080,15 @@
             <w:pPr>
               <w:rPr>
                 <w:rFonts w:ascii="Times New Roman" w:hAnsi="Times New Roman" w:cs="Times New Roman"/>
-              </w:rPr>
-            </w:pPr>
-            <w:r>
-              <w:rPr>
-                <w:rFonts w:ascii="Times New Roman" w:hAnsi="Times New Roman" w:cs="Times New Roman"/>
+                <w:sz w:val="20"/>
+                <w:szCs w:val="20"/>
+              </w:rPr>
+            </w:pPr>
+            <w:r>
+              <w:rPr>
+                <w:rFonts w:ascii="Times New Roman" w:hAnsi="Times New Roman" w:cs="Times New Roman"/>
+                <w:sz w:val="20"/>
+                <w:szCs w:val="20"/>
               </w:rPr>
               <w:t>353</w:t>
             </w:r>
@@ -20760,11 +21116,15 @@
             <w:pPr>
               <w:rPr>
                 <w:rFonts w:ascii="Times New Roman" w:hAnsi="Times New Roman" w:cs="Times New Roman"/>
-              </w:rPr>
-            </w:pPr>
-            <w:r>
-              <w:rPr>
-                <w:rFonts w:ascii="Times New Roman" w:hAnsi="Times New Roman" w:cs="Times New Roman"/>
+                <w:sz w:val="20"/>
+                <w:szCs w:val="20"/>
+              </w:rPr>
+            </w:pPr>
+            <w:r>
+              <w:rPr>
+                <w:rFonts w:ascii="Times New Roman" w:hAnsi="Times New Roman" w:cs="Times New Roman"/>
+                <w:sz w:val="20"/>
+                <w:szCs w:val="20"/>
               </w:rPr>
               <w:t>52.00</w:t>
             </w:r>
@@ -20792,11 +21152,15 @@
             <w:pPr>
               <w:rPr>
                 <w:rFonts w:ascii="Times New Roman" w:hAnsi="Times New Roman" w:cs="Times New Roman"/>
-              </w:rPr>
-            </w:pPr>
-            <w:r>
-              <w:rPr>
-                <w:rFonts w:ascii="Times New Roman" w:hAnsi="Times New Roman" w:cs="Times New Roman"/>
+                <w:sz w:val="20"/>
+                <w:szCs w:val="20"/>
+              </w:rPr>
+            </w:pPr>
+            <w:r>
+              <w:rPr>
+                <w:rFonts w:ascii="Times New Roman" w:hAnsi="Times New Roman" w:cs="Times New Roman"/>
+                <w:sz w:val="20"/>
+                <w:szCs w:val="20"/>
               </w:rPr>
               <w:t>25.90</w:t>
             </w:r>
@@ -20824,11 +21188,15 @@
             <w:pPr>
               <w:rPr>
                 <w:rFonts w:ascii="Times New Roman" w:hAnsi="Times New Roman" w:cs="Times New Roman"/>
-              </w:rPr>
-            </w:pPr>
-            <w:r>
-              <w:rPr>
-                <w:rFonts w:ascii="Times New Roman" w:hAnsi="Times New Roman" w:cs="Times New Roman"/>
+                <w:sz w:val="20"/>
+                <w:szCs w:val="20"/>
+              </w:rPr>
+            </w:pPr>
+            <w:r>
+              <w:rPr>
+                <w:rFonts w:ascii="Times New Roman" w:hAnsi="Times New Roman" w:cs="Times New Roman"/>
+                <w:sz w:val="20"/>
+                <w:szCs w:val="20"/>
               </w:rPr>
               <w:t>0.610</w:t>
             </w:r>
@@ -20856,11 +21224,15 @@
             <w:pPr>
               <w:rPr>
                 <w:rFonts w:ascii="Times New Roman" w:hAnsi="Times New Roman" w:cs="Times New Roman"/>
-              </w:rPr>
-            </w:pPr>
-            <w:r>
-              <w:rPr>
-                <w:rFonts w:ascii="Times New Roman" w:hAnsi="Times New Roman" w:cs="Times New Roman"/>
+                <w:sz w:val="20"/>
+                <w:szCs w:val="20"/>
+              </w:rPr>
+            </w:pPr>
+            <w:r>
+              <w:rPr>
+                <w:rFonts w:ascii="Times New Roman" w:hAnsi="Times New Roman" w:cs="Times New Roman"/>
+                <w:sz w:val="20"/>
+                <w:szCs w:val="20"/>
               </w:rPr>
               <w:t>0.561</w:t>
             </w:r>
@@ -20888,11 +21260,15 @@
             <w:pPr>
               <w:rPr>
                 <w:rFonts w:ascii="Times New Roman" w:hAnsi="Times New Roman" w:cs="Times New Roman"/>
-              </w:rPr>
-            </w:pPr>
-            <w:r>
-              <w:rPr>
-                <w:rFonts w:ascii="Times New Roman" w:hAnsi="Times New Roman" w:cs="Times New Roman"/>
+                <w:sz w:val="20"/>
+                <w:szCs w:val="20"/>
+              </w:rPr>
+            </w:pPr>
+            <w:r>
+              <w:rPr>
+                <w:rFonts w:ascii="Times New Roman" w:hAnsi="Times New Roman" w:cs="Times New Roman"/>
+                <w:sz w:val="20"/>
+                <w:szCs w:val="20"/>
               </w:rPr>
               <w:t>-8.00</w:t>
             </w:r>
@@ -20925,11 +21301,15 @@
             <w:pPr>
               <w:rPr>
                 <w:rFonts w:ascii="Times New Roman" w:hAnsi="Times New Roman" w:cs="Times New Roman"/>
-              </w:rPr>
-            </w:pPr>
-            <w:r>
-              <w:rPr>
-                <w:rFonts w:ascii="Times New Roman" w:hAnsi="Times New Roman" w:cs="Times New Roman"/>
+                <w:sz w:val="20"/>
+                <w:szCs w:val="20"/>
+              </w:rPr>
+            </w:pPr>
+            <w:r>
+              <w:rPr>
+                <w:rFonts w:ascii="Times New Roman" w:hAnsi="Times New Roman" w:cs="Times New Roman"/>
+                <w:sz w:val="20"/>
+                <w:szCs w:val="20"/>
               </w:rPr>
               <w:t>BFA</w:t>
             </w:r>
@@ -20957,11 +21337,15 @@
             <w:pPr>
               <w:rPr>
                 <w:rFonts w:ascii="Times New Roman" w:hAnsi="Times New Roman" w:cs="Times New Roman"/>
-              </w:rPr>
-            </w:pPr>
-            <w:r>
-              <w:rPr>
-                <w:rFonts w:ascii="Times New Roman" w:hAnsi="Times New Roman" w:cs="Times New Roman"/>
+                <w:sz w:val="20"/>
+                <w:szCs w:val="20"/>
+              </w:rPr>
+            </w:pPr>
+            <w:r>
+              <w:rPr>
+                <w:rFonts w:ascii="Times New Roman" w:hAnsi="Times New Roman" w:cs="Times New Roman"/>
+                <w:sz w:val="20"/>
+                <w:szCs w:val="20"/>
               </w:rPr>
               <w:t>1998</w:t>
             </w:r>
@@ -20989,11 +21373,15 @@
             <w:pPr>
               <w:rPr>
                 <w:rFonts w:ascii="Times New Roman" w:hAnsi="Times New Roman" w:cs="Times New Roman"/>
-              </w:rPr>
-            </w:pPr>
-            <w:r>
-              <w:rPr>
-                <w:rFonts w:ascii="Times New Roman" w:hAnsi="Times New Roman" w:cs="Times New Roman"/>
+                <w:sz w:val="20"/>
+                <w:szCs w:val="20"/>
+              </w:rPr>
+            </w:pPr>
+            <w:r>
+              <w:rPr>
+                <w:rFonts w:ascii="Times New Roman" w:hAnsi="Times New Roman" w:cs="Times New Roman"/>
+                <w:sz w:val="20"/>
+                <w:szCs w:val="20"/>
               </w:rPr>
               <w:t>EP-II</w:t>
             </w:r>
@@ -21021,11 +21409,15 @@
             <w:pPr>
               <w:rPr>
                 <w:rFonts w:ascii="Times New Roman" w:hAnsi="Times New Roman" w:cs="Times New Roman"/>
-              </w:rPr>
-            </w:pPr>
-            <w:r>
-              <w:rPr>
-                <w:rFonts w:ascii="Times New Roman" w:hAnsi="Times New Roman" w:cs="Times New Roman"/>
+                <w:sz w:val="20"/>
+                <w:szCs w:val="20"/>
+              </w:rPr>
+            </w:pPr>
+            <w:r>
+              <w:rPr>
+                <w:rFonts w:ascii="Times New Roman" w:hAnsi="Times New Roman" w:cs="Times New Roman"/>
+                <w:sz w:val="20"/>
+                <w:szCs w:val="20"/>
               </w:rPr>
               <w:t>consumption</w:t>
             </w:r>
@@ -21053,11 +21445,15 @@
             <w:pPr>
               <w:rPr>
                 <w:rFonts w:ascii="Times New Roman" w:hAnsi="Times New Roman" w:cs="Times New Roman"/>
-              </w:rPr>
-            </w:pPr>
-            <w:r>
-              <w:rPr>
-                <w:rFonts w:ascii="Times New Roman" w:hAnsi="Times New Roman" w:cs="Times New Roman"/>
+                <w:sz w:val="20"/>
+                <w:szCs w:val="20"/>
+              </w:rPr>
+            </w:pPr>
+            <w:r>
+              <w:rPr>
+                <w:rFonts w:ascii="Times New Roman" w:hAnsi="Times New Roman" w:cs="Times New Roman"/>
+                <w:sz w:val="20"/>
+                <w:szCs w:val="20"/>
               </w:rPr>
               <w:t>8,324</w:t>
             </w:r>
@@ -21085,11 +21481,15 @@
             <w:pPr>
               <w:rPr>
                 <w:rFonts w:ascii="Times New Roman" w:hAnsi="Times New Roman" w:cs="Times New Roman"/>
-              </w:rPr>
-            </w:pPr>
-            <w:r>
-              <w:rPr>
-                <w:rFonts w:ascii="Times New Roman" w:hAnsi="Times New Roman" w:cs="Times New Roman"/>
+                <w:sz w:val="20"/>
+                <w:szCs w:val="20"/>
+              </w:rPr>
+            </w:pPr>
+            <w:r>
+              <w:rPr>
+                <w:rFonts w:ascii="Times New Roman" w:hAnsi="Times New Roman" w:cs="Times New Roman"/>
+                <w:sz w:val="20"/>
+                <w:szCs w:val="20"/>
               </w:rPr>
               <w:t>586</w:t>
             </w:r>
@@ -21117,11 +21517,15 @@
             <w:pPr>
               <w:rPr>
                 <w:rFonts w:ascii="Times New Roman" w:hAnsi="Times New Roman" w:cs="Times New Roman"/>
-              </w:rPr>
-            </w:pPr>
-            <w:r>
-              <w:rPr>
-                <w:rFonts w:ascii="Times New Roman" w:hAnsi="Times New Roman" w:cs="Times New Roman"/>
+                <w:sz w:val="20"/>
+                <w:szCs w:val="20"/>
+              </w:rPr>
+            </w:pPr>
+            <w:r>
+              <w:rPr>
+                <w:rFonts w:ascii="Times New Roman" w:hAnsi="Times New Roman" w:cs="Times New Roman"/>
+                <w:sz w:val="20"/>
+                <w:szCs w:val="20"/>
               </w:rPr>
               <w:t>8.12</w:t>
             </w:r>
@@ -21149,11 +21553,15 @@
             <w:pPr>
               <w:rPr>
                 <w:rFonts w:ascii="Times New Roman" w:hAnsi="Times New Roman" w:cs="Times New Roman"/>
-              </w:rPr>
-            </w:pPr>
-            <w:r>
-              <w:rPr>
-                <w:rFonts w:ascii="Times New Roman" w:hAnsi="Times New Roman" w:cs="Times New Roman"/>
+                <w:sz w:val="20"/>
+                <w:szCs w:val="20"/>
+              </w:rPr>
+            </w:pPr>
+            <w:r>
+              <w:rPr>
+                <w:rFonts w:ascii="Times New Roman" w:hAnsi="Times New Roman" w:cs="Times New Roman"/>
+                <w:sz w:val="20"/>
+                <w:szCs w:val="20"/>
               </w:rPr>
               <w:t>23.92</w:t>
             </w:r>
@@ -21181,11 +21589,15 @@
             <w:pPr>
               <w:rPr>
                 <w:rFonts w:ascii="Times New Roman" w:hAnsi="Times New Roman" w:cs="Times New Roman"/>
-              </w:rPr>
-            </w:pPr>
-            <w:r>
-              <w:rPr>
-                <w:rFonts w:ascii="Times New Roman" w:hAnsi="Times New Roman" w:cs="Times New Roman"/>
+                <w:sz w:val="20"/>
+                <w:szCs w:val="20"/>
+              </w:rPr>
+            </w:pPr>
+            <w:r>
+              <w:rPr>
+                <w:rFonts w:ascii="Times New Roman" w:hAnsi="Times New Roman" w:cs="Times New Roman"/>
+                <w:sz w:val="20"/>
+                <w:szCs w:val="20"/>
               </w:rPr>
               <w:t>0.499</w:t>
             </w:r>
@@ -21213,11 +21625,15 @@
             <w:pPr>
               <w:rPr>
                 <w:rFonts w:ascii="Times New Roman" w:hAnsi="Times New Roman" w:cs="Times New Roman"/>
-              </w:rPr>
-            </w:pPr>
-            <w:r>
-              <w:rPr>
-                <w:rFonts w:ascii="Times New Roman" w:hAnsi="Times New Roman" w:cs="Times New Roman"/>
+                <w:sz w:val="20"/>
+                <w:szCs w:val="20"/>
+              </w:rPr>
+            </w:pPr>
+            <w:r>
+              <w:rPr>
+                <w:rFonts w:ascii="Times New Roman" w:hAnsi="Times New Roman" w:cs="Times New Roman"/>
+                <w:sz w:val="20"/>
+                <w:szCs w:val="20"/>
               </w:rPr>
               <w:t>0.429</w:t>
             </w:r>
@@ -21245,11 +21661,15 @@
             <w:pPr>
               <w:rPr>
                 <w:rFonts w:ascii="Times New Roman" w:hAnsi="Times New Roman" w:cs="Times New Roman"/>
-              </w:rPr>
-            </w:pPr>
-            <w:r>
-              <w:rPr>
-                <w:rFonts w:ascii="Times New Roman" w:hAnsi="Times New Roman" w:cs="Times New Roman"/>
+                <w:sz w:val="20"/>
+                <w:szCs w:val="20"/>
+              </w:rPr>
+            </w:pPr>
+            <w:r>
+              <w:rPr>
+                <w:rFonts w:ascii="Times New Roman" w:hAnsi="Times New Roman" w:cs="Times New Roman"/>
+                <w:sz w:val="20"/>
+                <w:szCs w:val="20"/>
               </w:rPr>
               <w:t>-14.17</w:t>
             </w:r>
@@ -21282,11 +21702,15 @@
             <w:pPr>
               <w:rPr>
                 <w:rFonts w:ascii="Times New Roman" w:hAnsi="Times New Roman" w:cs="Times New Roman"/>
-              </w:rPr>
-            </w:pPr>
-            <w:r>
-              <w:rPr>
-                <w:rFonts w:ascii="Times New Roman" w:hAnsi="Times New Roman" w:cs="Times New Roman"/>
+                <w:sz w:val="20"/>
+                <w:szCs w:val="20"/>
+              </w:rPr>
+            </w:pPr>
+            <w:r>
+              <w:rPr>
+                <w:rFonts w:ascii="Times New Roman" w:hAnsi="Times New Roman" w:cs="Times New Roman"/>
+                <w:sz w:val="20"/>
+                <w:szCs w:val="20"/>
               </w:rPr>
               <w:t>BLZ</w:t>
             </w:r>
@@ -21314,11 +21738,15 @@
             <w:pPr>
               <w:rPr>
                 <w:rFonts w:ascii="Times New Roman" w:hAnsi="Times New Roman" w:cs="Times New Roman"/>
-              </w:rPr>
-            </w:pPr>
-            <w:r>
-              <w:rPr>
-                <w:rFonts w:ascii="Times New Roman" w:hAnsi="Times New Roman" w:cs="Times New Roman"/>
+                <w:sz w:val="20"/>
+                <w:szCs w:val="20"/>
+              </w:rPr>
+            </w:pPr>
+            <w:r>
+              <w:rPr>
+                <w:rFonts w:ascii="Times New Roman" w:hAnsi="Times New Roman" w:cs="Times New Roman"/>
+                <w:sz w:val="20"/>
+                <w:szCs w:val="20"/>
               </w:rPr>
               <w:t>1997</w:t>
             </w:r>
@@ -21346,11 +21774,15 @@
             <w:pPr>
               <w:rPr>
                 <w:rFonts w:ascii="Times New Roman" w:hAnsi="Times New Roman" w:cs="Times New Roman"/>
-              </w:rPr>
-            </w:pPr>
-            <w:r>
-              <w:rPr>
-                <w:rFonts w:ascii="Times New Roman" w:hAnsi="Times New Roman" w:cs="Times New Roman"/>
+                <w:sz w:val="20"/>
+                <w:szCs w:val="20"/>
+              </w:rPr>
+            </w:pPr>
+            <w:r>
+              <w:rPr>
+                <w:rFonts w:ascii="Times New Roman" w:hAnsi="Times New Roman" w:cs="Times New Roman"/>
+                <w:sz w:val="20"/>
+                <w:szCs w:val="20"/>
               </w:rPr>
               <w:t>LFS</w:t>
             </w:r>
@@ -21378,11 +21810,15 @@
             <w:pPr>
               <w:rPr>
                 <w:rFonts w:ascii="Times New Roman" w:hAnsi="Times New Roman" w:cs="Times New Roman"/>
-              </w:rPr>
-            </w:pPr>
-            <w:r>
-              <w:rPr>
-                <w:rFonts w:ascii="Times New Roman" w:hAnsi="Times New Roman" w:cs="Times New Roman"/>
+                <w:sz w:val="20"/>
+                <w:szCs w:val="20"/>
+              </w:rPr>
+            </w:pPr>
+            <w:r>
+              <w:rPr>
+                <w:rFonts w:ascii="Times New Roman" w:hAnsi="Times New Roman" w:cs="Times New Roman"/>
+                <w:sz w:val="20"/>
+                <w:szCs w:val="20"/>
               </w:rPr>
               <w:t>income</w:t>
             </w:r>
@@ -21410,11 +21846,15 @@
             <w:pPr>
               <w:rPr>
                 <w:rFonts w:ascii="Times New Roman" w:hAnsi="Times New Roman" w:cs="Times New Roman"/>
-              </w:rPr>
-            </w:pPr>
-            <w:r>
-              <w:rPr>
-                <w:rFonts w:ascii="Times New Roman" w:hAnsi="Times New Roman" w:cs="Times New Roman"/>
+                <w:sz w:val="20"/>
+                <w:szCs w:val="20"/>
+              </w:rPr>
+            </w:pPr>
+            <w:r>
+              <w:rPr>
+                <w:rFonts w:ascii="Times New Roman" w:hAnsi="Times New Roman" w:cs="Times New Roman"/>
+                <w:sz w:val="20"/>
+                <w:szCs w:val="20"/>
               </w:rPr>
               <w:t>753</w:t>
             </w:r>
@@ -21442,11 +21882,15 @@
             <w:pPr>
               <w:rPr>
                 <w:rFonts w:ascii="Times New Roman" w:hAnsi="Times New Roman" w:cs="Times New Roman"/>
-              </w:rPr>
-            </w:pPr>
-            <w:r>
-              <w:rPr>
-                <w:rFonts w:ascii="Times New Roman" w:hAnsi="Times New Roman" w:cs="Times New Roman"/>
+                <w:sz w:val="20"/>
+                <w:szCs w:val="20"/>
+              </w:rPr>
+            </w:pPr>
+            <w:r>
+              <w:rPr>
+                <w:rFonts w:ascii="Times New Roman" w:hAnsi="Times New Roman" w:cs="Times New Roman"/>
+                <w:sz w:val="20"/>
+                <w:szCs w:val="20"/>
               </w:rPr>
               <w:t>19</w:t>
             </w:r>
@@ -21474,11 +21918,15 @@
             <w:pPr>
               <w:rPr>
                 <w:rFonts w:ascii="Times New Roman" w:hAnsi="Times New Roman" w:cs="Times New Roman"/>
-              </w:rPr>
-            </w:pPr>
-            <w:r>
-              <w:rPr>
-                <w:rFonts w:ascii="Times New Roman" w:hAnsi="Times New Roman" w:cs="Times New Roman"/>
+                <w:sz w:val="20"/>
+                <w:szCs w:val="20"/>
+              </w:rPr>
+            </w:pPr>
+            <w:r>
+              <w:rPr>
+                <w:rFonts w:ascii="Times New Roman" w:hAnsi="Times New Roman" w:cs="Times New Roman"/>
+                <w:sz w:val="20"/>
+                <w:szCs w:val="20"/>
               </w:rPr>
               <w:t>62.29</w:t>
             </w:r>
@@ -21506,11 +21954,15 @@
             <w:pPr>
               <w:rPr>
                 <w:rFonts w:ascii="Times New Roman" w:hAnsi="Times New Roman" w:cs="Times New Roman"/>
-              </w:rPr>
-            </w:pPr>
-            <w:r>
-              <w:rPr>
-                <w:rFonts w:ascii="Times New Roman" w:hAnsi="Times New Roman" w:cs="Times New Roman"/>
+                <w:sz w:val="20"/>
+                <w:szCs w:val="20"/>
+              </w:rPr>
+            </w:pPr>
+            <w:r>
+              <w:rPr>
+                <w:rFonts w:ascii="Times New Roman" w:hAnsi="Times New Roman" w:cs="Times New Roman"/>
+                <w:sz w:val="20"/>
+                <w:szCs w:val="20"/>
               </w:rPr>
               <w:t>23.00</w:t>
             </w:r>
@@ -21538,11 +21990,15 @@
             <w:pPr>
               <w:rPr>
                 <w:rFonts w:ascii="Times New Roman" w:hAnsi="Times New Roman" w:cs="Times New Roman"/>
-              </w:rPr>
-            </w:pPr>
-            <w:r>
-              <w:rPr>
-                <w:rFonts w:ascii="Times New Roman" w:hAnsi="Times New Roman" w:cs="Times New Roman"/>
+                <w:sz w:val="20"/>
+                <w:szCs w:val="20"/>
+              </w:rPr>
+            </w:pPr>
+            <w:r>
+              <w:rPr>
+                <w:rFonts w:ascii="Times New Roman" w:hAnsi="Times New Roman" w:cs="Times New Roman"/>
+                <w:sz w:val="20"/>
+                <w:szCs w:val="20"/>
               </w:rPr>
               <w:t>0.602</w:t>
             </w:r>
@@ -21570,11 +22026,15 @@
             <w:pPr>
               <w:rPr>
                 <w:rFonts w:ascii="Times New Roman" w:hAnsi="Times New Roman" w:cs="Times New Roman"/>
-              </w:rPr>
-            </w:pPr>
-            <w:r>
-              <w:rPr>
-                <w:rFonts w:ascii="Times New Roman" w:hAnsi="Times New Roman" w:cs="Times New Roman"/>
+                <w:sz w:val="20"/>
+                <w:szCs w:val="20"/>
+              </w:rPr>
+            </w:pPr>
+            <w:r>
+              <w:rPr>
+                <w:rFonts w:ascii="Times New Roman" w:hAnsi="Times New Roman" w:cs="Times New Roman"/>
+                <w:sz w:val="20"/>
+                <w:szCs w:val="20"/>
               </w:rPr>
               <w:t>0.506</w:t>
             </w:r>
@@ -21602,11 +22062,15 @@
             <w:pPr>
               <w:rPr>
                 <w:rFonts w:ascii="Times New Roman" w:hAnsi="Times New Roman" w:cs="Times New Roman"/>
-              </w:rPr>
-            </w:pPr>
-            <w:r>
-              <w:rPr>
-                <w:rFonts w:ascii="Times New Roman" w:hAnsi="Times New Roman" w:cs="Times New Roman"/>
+                <w:sz w:val="20"/>
+                <w:szCs w:val="20"/>
+              </w:rPr>
+            </w:pPr>
+            <w:r>
+              <w:rPr>
+                <w:rFonts w:ascii="Times New Roman" w:hAnsi="Times New Roman" w:cs="Times New Roman"/>
+                <w:sz w:val="20"/>
+                <w:szCs w:val="20"/>
               </w:rPr>
               <w:t>-15.94</w:t>
             </w:r>
@@ -21639,11 +22103,15 @@
             <w:pPr>
               <w:rPr>
                 <w:rFonts w:ascii="Times New Roman" w:hAnsi="Times New Roman" w:cs="Times New Roman"/>
-              </w:rPr>
-            </w:pPr>
-            <w:r>
-              <w:rPr>
-                <w:rFonts w:ascii="Times New Roman" w:hAnsi="Times New Roman" w:cs="Times New Roman"/>
+                <w:sz w:val="20"/>
+                <w:szCs w:val="20"/>
+              </w:rPr>
+            </w:pPr>
+            <w:r>
+              <w:rPr>
+                <w:rFonts w:ascii="Times New Roman" w:hAnsi="Times New Roman" w:cs="Times New Roman"/>
+                <w:sz w:val="20"/>
+                <w:szCs w:val="20"/>
               </w:rPr>
               <w:t>RWA</w:t>
             </w:r>
@@ -21671,11 +22139,15 @@
             <w:pPr>
               <w:rPr>
                 <w:rFonts w:ascii="Times New Roman" w:hAnsi="Times New Roman" w:cs="Times New Roman"/>
-              </w:rPr>
-            </w:pPr>
-            <w:r>
-              <w:rPr>
-                <w:rFonts w:ascii="Times New Roman" w:hAnsi="Times New Roman" w:cs="Times New Roman"/>
+                <w:sz w:val="20"/>
+                <w:szCs w:val="20"/>
+              </w:rPr>
+            </w:pPr>
+            <w:r>
+              <w:rPr>
+                <w:rFonts w:ascii="Times New Roman" w:hAnsi="Times New Roman" w:cs="Times New Roman"/>
+                <w:sz w:val="20"/>
+                <w:szCs w:val="20"/>
               </w:rPr>
               <w:t>2005</w:t>
             </w:r>
@@ -21703,11 +22175,15 @@
             <w:pPr>
               <w:rPr>
                 <w:rFonts w:ascii="Times New Roman" w:hAnsi="Times New Roman" w:cs="Times New Roman"/>
-              </w:rPr>
-            </w:pPr>
-            <w:r>
-              <w:rPr>
-                <w:rFonts w:ascii="Times New Roman" w:hAnsi="Times New Roman" w:cs="Times New Roman"/>
+                <w:sz w:val="20"/>
+                <w:szCs w:val="20"/>
+              </w:rPr>
+            </w:pPr>
+            <w:r>
+              <w:rPr>
+                <w:rFonts w:ascii="Times New Roman" w:hAnsi="Times New Roman" w:cs="Times New Roman"/>
+                <w:sz w:val="20"/>
+                <w:szCs w:val="20"/>
               </w:rPr>
               <w:t>EICV-II</w:t>
             </w:r>
@@ -21735,11 +22211,15 @@
             <w:pPr>
               <w:rPr>
                 <w:rFonts w:ascii="Times New Roman" w:hAnsi="Times New Roman" w:cs="Times New Roman"/>
-              </w:rPr>
-            </w:pPr>
-            <w:r>
-              <w:rPr>
-                <w:rFonts w:ascii="Times New Roman" w:hAnsi="Times New Roman" w:cs="Times New Roman"/>
+                <w:sz w:val="20"/>
+                <w:szCs w:val="20"/>
+              </w:rPr>
+            </w:pPr>
+            <w:r>
+              <w:rPr>
+                <w:rFonts w:ascii="Times New Roman" w:hAnsi="Times New Roman" w:cs="Times New Roman"/>
+                <w:sz w:val="20"/>
+                <w:szCs w:val="20"/>
               </w:rPr>
               <w:t>consumption</w:t>
             </w:r>
@@ -21767,11 +22247,15 @@
             <w:pPr>
               <w:rPr>
                 <w:rFonts w:ascii="Times New Roman" w:hAnsi="Times New Roman" w:cs="Times New Roman"/>
-              </w:rPr>
-            </w:pPr>
-            <w:r>
-              <w:rPr>
-                <w:rFonts w:ascii="Times New Roman" w:hAnsi="Times New Roman" w:cs="Times New Roman"/>
+                <w:sz w:val="20"/>
+                <w:szCs w:val="20"/>
+              </w:rPr>
+            </w:pPr>
+            <w:r>
+              <w:rPr>
+                <w:rFonts w:ascii="Times New Roman" w:hAnsi="Times New Roman" w:cs="Times New Roman"/>
+                <w:sz w:val="20"/>
+                <w:szCs w:val="20"/>
               </w:rPr>
               <w:t>6,900</w:t>
             </w:r>
@@ -21799,11 +22283,15 @@
             <w:pPr>
               <w:rPr>
                 <w:rFonts w:ascii="Times New Roman" w:hAnsi="Times New Roman" w:cs="Times New Roman"/>
-              </w:rPr>
-            </w:pPr>
-            <w:r>
-              <w:rPr>
-                <w:rFonts w:ascii="Times New Roman" w:hAnsi="Times New Roman" w:cs="Times New Roman"/>
+                <w:sz w:val="20"/>
+                <w:szCs w:val="20"/>
+              </w:rPr>
+            </w:pPr>
+            <w:r>
+              <w:rPr>
+                <w:rFonts w:ascii="Times New Roman" w:hAnsi="Times New Roman" w:cs="Times New Roman"/>
+                <w:sz w:val="20"/>
+                <w:szCs w:val="20"/>
               </w:rPr>
               <w:t>244</w:t>
             </w:r>
@@ -21831,11 +22319,15 @@
             <w:pPr>
               <w:rPr>
                 <w:rFonts w:ascii="Times New Roman" w:hAnsi="Times New Roman" w:cs="Times New Roman"/>
-              </w:rPr>
-            </w:pPr>
-            <w:r>
-              <w:rPr>
-                <w:rFonts w:ascii="Times New Roman" w:hAnsi="Times New Roman" w:cs="Times New Roman"/>
+                <w:sz w:val="20"/>
+                <w:szCs w:val="20"/>
+              </w:rPr>
+            </w:pPr>
+            <w:r>
+              <w:rPr>
+                <w:rFonts w:ascii="Times New Roman" w:hAnsi="Times New Roman" w:cs="Times New Roman"/>
+                <w:sz w:val="20"/>
+                <w:szCs w:val="20"/>
               </w:rPr>
               <w:t>14.05</w:t>
             </w:r>
@@ -21863,11 +22355,15 @@
             <w:pPr>
               <w:rPr>
                 <w:rFonts w:ascii="Times New Roman" w:hAnsi="Times New Roman" w:cs="Times New Roman"/>
-              </w:rPr>
-            </w:pPr>
-            <w:r>
-              <w:rPr>
-                <w:rFonts w:ascii="Times New Roman" w:hAnsi="Times New Roman" w:cs="Times New Roman"/>
+                <w:sz w:val="20"/>
+                <w:szCs w:val="20"/>
+              </w:rPr>
+            </w:pPr>
+            <w:r>
+              <w:rPr>
+                <w:rFonts w:ascii="Times New Roman" w:hAnsi="Times New Roman" w:cs="Times New Roman"/>
+                <w:sz w:val="20"/>
+                <w:szCs w:val="20"/>
               </w:rPr>
               <w:t>21.60</w:t>
             </w:r>
@@ -21895,11 +22391,15 @@
             <w:pPr>
               <w:rPr>
                 <w:rFonts w:ascii="Times New Roman" w:hAnsi="Times New Roman" w:cs="Times New Roman"/>
-              </w:rPr>
-            </w:pPr>
-            <w:r>
-              <w:rPr>
-                <w:rFonts w:ascii="Times New Roman" w:hAnsi="Times New Roman" w:cs="Times New Roman"/>
+                <w:sz w:val="20"/>
+                <w:szCs w:val="20"/>
+              </w:rPr>
+            </w:pPr>
+            <w:r>
+              <w:rPr>
+                <w:rFonts w:ascii="Times New Roman" w:hAnsi="Times New Roman" w:cs="Times New Roman"/>
+                <w:sz w:val="20"/>
+                <w:szCs w:val="20"/>
               </w:rPr>
               <w:t>0.520</w:t>
             </w:r>
@@ -21927,11 +22427,15 @@
             <w:pPr>
               <w:rPr>
                 <w:rFonts w:ascii="Times New Roman" w:hAnsi="Times New Roman" w:cs="Times New Roman"/>
-              </w:rPr>
-            </w:pPr>
-            <w:r>
-              <w:rPr>
-                <w:rFonts w:ascii="Times New Roman" w:hAnsi="Times New Roman" w:cs="Times New Roman"/>
+                <w:sz w:val="20"/>
+                <w:szCs w:val="20"/>
+              </w:rPr>
+            </w:pPr>
+            <w:r>
+              <w:rPr>
+                <w:rFonts w:ascii="Times New Roman" w:hAnsi="Times New Roman" w:cs="Times New Roman"/>
+                <w:sz w:val="20"/>
+                <w:szCs w:val="20"/>
               </w:rPr>
               <w:t>0.462</w:t>
             </w:r>
@@ -21959,11 +22463,15 @@
             <w:pPr>
               <w:rPr>
                 <w:rFonts w:ascii="Times New Roman" w:hAnsi="Times New Roman" w:cs="Times New Roman"/>
-              </w:rPr>
-            </w:pPr>
-            <w:r>
-              <w:rPr>
-                <w:rFonts w:ascii="Times New Roman" w:hAnsi="Times New Roman" w:cs="Times New Roman"/>
+                <w:sz w:val="20"/>
+                <w:szCs w:val="20"/>
+              </w:rPr>
+            </w:pPr>
+            <w:r>
+              <w:rPr>
+                <w:rFonts w:ascii="Times New Roman" w:hAnsi="Times New Roman" w:cs="Times New Roman"/>
+                <w:sz w:val="20"/>
+                <w:szCs w:val="20"/>
               </w:rPr>
               <w:t>-11.23</w:t>
             </w:r>
@@ -21996,11 +22504,15 @@
             <w:pPr>
               <w:rPr>
                 <w:rFonts w:ascii="Times New Roman" w:hAnsi="Times New Roman" w:cs="Times New Roman"/>
-              </w:rPr>
-            </w:pPr>
-            <w:r>
-              <w:rPr>
-                <w:rFonts w:ascii="Times New Roman" w:hAnsi="Times New Roman" w:cs="Times New Roman"/>
+                <w:sz w:val="20"/>
+                <w:szCs w:val="20"/>
+              </w:rPr>
+            </w:pPr>
+            <w:r>
+              <w:rPr>
+                <w:rFonts w:ascii="Times New Roman" w:hAnsi="Times New Roman" w:cs="Times New Roman"/>
+                <w:sz w:val="20"/>
+                <w:szCs w:val="20"/>
               </w:rPr>
               <w:t>MOZ</w:t>
             </w:r>
@@ -22028,11 +22540,15 @@
             <w:pPr>
               <w:rPr>
                 <w:rFonts w:ascii="Times New Roman" w:hAnsi="Times New Roman" w:cs="Times New Roman"/>
-              </w:rPr>
-            </w:pPr>
-            <w:r>
-              <w:rPr>
-                <w:rFonts w:ascii="Times New Roman" w:hAnsi="Times New Roman" w:cs="Times New Roman"/>
+                <w:sz w:val="20"/>
+                <w:szCs w:val="20"/>
+              </w:rPr>
+            </w:pPr>
+            <w:r>
+              <w:rPr>
+                <w:rFonts w:ascii="Times New Roman" w:hAnsi="Times New Roman" w:cs="Times New Roman"/>
+                <w:sz w:val="20"/>
+                <w:szCs w:val="20"/>
               </w:rPr>
               <w:t>2014</w:t>
             </w:r>
@@ -22060,11 +22576,15 @@
             <w:pPr>
               <w:rPr>
                 <w:rFonts w:ascii="Times New Roman" w:hAnsi="Times New Roman" w:cs="Times New Roman"/>
-              </w:rPr>
-            </w:pPr>
-            <w:r>
-              <w:rPr>
-                <w:rFonts w:ascii="Times New Roman" w:hAnsi="Times New Roman" w:cs="Times New Roman"/>
+                <w:sz w:val="20"/>
+                <w:szCs w:val="20"/>
+              </w:rPr>
+            </w:pPr>
+            <w:r>
+              <w:rPr>
+                <w:rFonts w:ascii="Times New Roman" w:hAnsi="Times New Roman" w:cs="Times New Roman"/>
+                <w:sz w:val="20"/>
+                <w:szCs w:val="20"/>
               </w:rPr>
               <w:t>IOF</w:t>
             </w:r>
@@ -22092,11 +22612,15 @@
             <w:pPr>
               <w:rPr>
                 <w:rFonts w:ascii="Times New Roman" w:hAnsi="Times New Roman" w:cs="Times New Roman"/>
-              </w:rPr>
-            </w:pPr>
-            <w:r>
-              <w:rPr>
-                <w:rFonts w:ascii="Times New Roman" w:hAnsi="Times New Roman" w:cs="Times New Roman"/>
+                <w:sz w:val="20"/>
+                <w:szCs w:val="20"/>
+              </w:rPr>
+            </w:pPr>
+            <w:r>
+              <w:rPr>
+                <w:rFonts w:ascii="Times New Roman" w:hAnsi="Times New Roman" w:cs="Times New Roman"/>
+                <w:sz w:val="20"/>
+                <w:szCs w:val="20"/>
               </w:rPr>
               <w:t>consumption</w:t>
             </w:r>
@@ -22124,11 +22648,15 @@
             <w:pPr>
               <w:rPr>
                 <w:rFonts w:ascii="Times New Roman" w:hAnsi="Times New Roman" w:cs="Times New Roman"/>
-              </w:rPr>
-            </w:pPr>
-            <w:r>
-              <w:rPr>
-                <w:rFonts w:ascii="Times New Roman" w:hAnsi="Times New Roman" w:cs="Times New Roman"/>
+                <w:sz w:val="20"/>
+                <w:szCs w:val="20"/>
+              </w:rPr>
+            </w:pPr>
+            <w:r>
+              <w:rPr>
+                <w:rFonts w:ascii="Times New Roman" w:hAnsi="Times New Roman" w:cs="Times New Roman"/>
+                <w:sz w:val="20"/>
+                <w:szCs w:val="20"/>
               </w:rPr>
               <w:t>32,454</w:t>
             </w:r>
@@ -22156,11 +22684,15 @@
             <w:pPr>
               <w:rPr>
                 <w:rFonts w:ascii="Times New Roman" w:hAnsi="Times New Roman" w:cs="Times New Roman"/>
-              </w:rPr>
-            </w:pPr>
-            <w:r>
-              <w:rPr>
-                <w:rFonts w:ascii="Times New Roman" w:hAnsi="Times New Roman" w:cs="Times New Roman"/>
+                <w:sz w:val="20"/>
+                <w:szCs w:val="20"/>
+              </w:rPr>
+            </w:pPr>
+            <w:r>
+              <w:rPr>
+                <w:rFonts w:ascii="Times New Roman" w:hAnsi="Times New Roman" w:cs="Times New Roman"/>
+                <w:sz w:val="20"/>
+                <w:szCs w:val="20"/>
               </w:rPr>
               <w:t>1,378</w:t>
             </w:r>
@@ -22188,11 +22720,15 @@
             <w:pPr>
               <w:rPr>
                 <w:rFonts w:ascii="Times New Roman" w:hAnsi="Times New Roman" w:cs="Times New Roman"/>
-              </w:rPr>
-            </w:pPr>
-            <w:r>
-              <w:rPr>
-                <w:rFonts w:ascii="Times New Roman" w:hAnsi="Times New Roman" w:cs="Times New Roman"/>
+                <w:sz w:val="20"/>
+                <w:szCs w:val="20"/>
+              </w:rPr>
+            </w:pPr>
+            <w:r>
+              <w:rPr>
+                <w:rFonts w:ascii="Times New Roman" w:hAnsi="Times New Roman" w:cs="Times New Roman"/>
+                <w:sz w:val="20"/>
+                <w:szCs w:val="20"/>
               </w:rPr>
               <w:t>16.29</w:t>
             </w:r>
@@ -22220,11 +22756,15 @@
             <w:pPr>
               <w:rPr>
                 <w:rFonts w:ascii="Times New Roman" w:hAnsi="Times New Roman" w:cs="Times New Roman"/>
-              </w:rPr>
-            </w:pPr>
-            <w:r>
-              <w:rPr>
-                <w:rFonts w:ascii="Times New Roman" w:hAnsi="Times New Roman" w:cs="Times New Roman"/>
+                <w:sz w:val="20"/>
+                <w:szCs w:val="20"/>
+              </w:rPr>
+            </w:pPr>
+            <w:r>
+              <w:rPr>
+                <w:rFonts w:ascii="Times New Roman" w:hAnsi="Times New Roman" w:cs="Times New Roman"/>
+                <w:sz w:val="20"/>
+                <w:szCs w:val="20"/>
               </w:rPr>
               <w:t>21.46</w:t>
             </w:r>
@@ -22252,11 +22792,15 @@
             <w:pPr>
               <w:rPr>
                 <w:rFonts w:ascii="Times New Roman" w:hAnsi="Times New Roman" w:cs="Times New Roman"/>
-              </w:rPr>
-            </w:pPr>
-            <w:r>
-              <w:rPr>
-                <w:rFonts w:ascii="Times New Roman" w:hAnsi="Times New Roman" w:cs="Times New Roman"/>
+                <w:sz w:val="20"/>
+                <w:szCs w:val="20"/>
+              </w:rPr>
+            </w:pPr>
+            <w:r>
+              <w:rPr>
+                <w:rFonts w:ascii="Times New Roman" w:hAnsi="Times New Roman" w:cs="Times New Roman"/>
+                <w:sz w:val="20"/>
+                <w:szCs w:val="20"/>
               </w:rPr>
               <w:t>0.540</w:t>
             </w:r>
@@ -22284,11 +22828,15 @@
             <w:pPr>
               <w:rPr>
                 <w:rFonts w:ascii="Times New Roman" w:hAnsi="Times New Roman" w:cs="Times New Roman"/>
-              </w:rPr>
-            </w:pPr>
-            <w:r>
-              <w:rPr>
-                <w:rFonts w:ascii="Times New Roman" w:hAnsi="Times New Roman" w:cs="Times New Roman"/>
+                <w:sz w:val="20"/>
+                <w:szCs w:val="20"/>
+              </w:rPr>
+            </w:pPr>
+            <w:r>
+              <w:rPr>
+                <w:rFonts w:ascii="Times New Roman" w:hAnsi="Times New Roman" w:cs="Times New Roman"/>
+                <w:sz w:val="20"/>
+                <w:szCs w:val="20"/>
               </w:rPr>
               <w:t>0.475</w:t>
             </w:r>
@@ -22316,11 +22864,15 @@
             <w:pPr>
               <w:rPr>
                 <w:rFonts w:ascii="Times New Roman" w:hAnsi="Times New Roman" w:cs="Times New Roman"/>
-              </w:rPr>
-            </w:pPr>
-            <w:r>
-              <w:rPr>
-                <w:rFonts w:ascii="Times New Roman" w:hAnsi="Times New Roman" w:cs="Times New Roman"/>
+                <w:sz w:val="20"/>
+                <w:szCs w:val="20"/>
+              </w:rPr>
+            </w:pPr>
+            <w:r>
+              <w:rPr>
+                <w:rFonts w:ascii="Times New Roman" w:hAnsi="Times New Roman" w:cs="Times New Roman"/>
+                <w:sz w:val="20"/>
+                <w:szCs w:val="20"/>
               </w:rPr>
               <w:t>-12.02</w:t>
             </w:r>
@@ -22353,11 +22905,15 @@
             <w:pPr>
               <w:rPr>
                 <w:rFonts w:ascii="Times New Roman" w:hAnsi="Times New Roman" w:cs="Times New Roman"/>
-              </w:rPr>
-            </w:pPr>
-            <w:r>
-              <w:rPr>
-                <w:rFonts w:ascii="Times New Roman" w:hAnsi="Times New Roman" w:cs="Times New Roman"/>
+                <w:sz w:val="20"/>
+                <w:szCs w:val="20"/>
+              </w:rPr>
+            </w:pPr>
+            <w:r>
+              <w:rPr>
+                <w:rFonts w:ascii="Times New Roman" w:hAnsi="Times New Roman" w:cs="Times New Roman"/>
+                <w:sz w:val="20"/>
+                <w:szCs w:val="20"/>
               </w:rPr>
               <w:t>ZAF</w:t>
             </w:r>
@@ -22385,11 +22941,15 @@
             <w:pPr>
               <w:rPr>
                 <w:rFonts w:ascii="Times New Roman" w:hAnsi="Times New Roman" w:cs="Times New Roman"/>
-              </w:rPr>
-            </w:pPr>
-            <w:r>
-              <w:rPr>
-                <w:rFonts w:ascii="Times New Roman" w:hAnsi="Times New Roman" w:cs="Times New Roman"/>
+                <w:sz w:val="20"/>
+                <w:szCs w:val="20"/>
+              </w:rPr>
+            </w:pPr>
+            <w:r>
+              <w:rPr>
+                <w:rFonts w:ascii="Times New Roman" w:hAnsi="Times New Roman" w:cs="Times New Roman"/>
+                <w:sz w:val="20"/>
+                <w:szCs w:val="20"/>
               </w:rPr>
               <w:t>2005</w:t>
             </w:r>
@@ -22417,11 +22977,15 @@
             <w:pPr>
               <w:rPr>
                 <w:rFonts w:ascii="Times New Roman" w:hAnsi="Times New Roman" w:cs="Times New Roman"/>
-              </w:rPr>
-            </w:pPr>
-            <w:r>
-              <w:rPr>
-                <w:rFonts w:ascii="Times New Roman" w:hAnsi="Times New Roman" w:cs="Times New Roman"/>
+                <w:sz w:val="20"/>
+                <w:szCs w:val="20"/>
+              </w:rPr>
+            </w:pPr>
+            <w:r>
+              <w:rPr>
+                <w:rFonts w:ascii="Times New Roman" w:hAnsi="Times New Roman" w:cs="Times New Roman"/>
+                <w:sz w:val="20"/>
+                <w:szCs w:val="20"/>
               </w:rPr>
               <w:t>IES</w:t>
             </w:r>
@@ -22449,11 +23013,15 @@
             <w:pPr>
               <w:rPr>
                 <w:rFonts w:ascii="Times New Roman" w:hAnsi="Times New Roman" w:cs="Times New Roman"/>
-              </w:rPr>
-            </w:pPr>
-            <w:r>
-              <w:rPr>
-                <w:rFonts w:ascii="Times New Roman" w:hAnsi="Times New Roman" w:cs="Times New Roman"/>
+                <w:sz w:val="20"/>
+                <w:szCs w:val="20"/>
+              </w:rPr>
+            </w:pPr>
+            <w:r>
+              <w:rPr>
+                <w:rFonts w:ascii="Times New Roman" w:hAnsi="Times New Roman" w:cs="Times New Roman"/>
+                <w:sz w:val="20"/>
+                <w:szCs w:val="20"/>
               </w:rPr>
               <w:t>consumption</w:t>
             </w:r>
@@ -22481,11 +23049,15 @@
             <w:pPr>
               <w:rPr>
                 <w:rFonts w:ascii="Times New Roman" w:hAnsi="Times New Roman" w:cs="Times New Roman"/>
-              </w:rPr>
-            </w:pPr>
-            <w:r>
-              <w:rPr>
-                <w:rFonts w:ascii="Times New Roman" w:hAnsi="Times New Roman" w:cs="Times New Roman"/>
+                <w:sz w:val="20"/>
+                <w:szCs w:val="20"/>
+              </w:rPr>
+            </w:pPr>
+            <w:r>
+              <w:rPr>
+                <w:rFonts w:ascii="Times New Roman" w:hAnsi="Times New Roman" w:cs="Times New Roman"/>
+                <w:sz w:val="20"/>
+                <w:szCs w:val="20"/>
               </w:rPr>
               <w:t>19,224</w:t>
             </w:r>
@@ -22513,11 +23085,15 @@
             <w:pPr>
               <w:rPr>
                 <w:rFonts w:ascii="Times New Roman" w:hAnsi="Times New Roman" w:cs="Times New Roman"/>
-              </w:rPr>
-            </w:pPr>
-            <w:r>
-              <w:rPr>
-                <w:rFonts w:ascii="Times New Roman" w:hAnsi="Times New Roman" w:cs="Times New Roman"/>
+                <w:sz w:val="20"/>
+                <w:szCs w:val="20"/>
+              </w:rPr>
+            </w:pPr>
+            <w:r>
+              <w:rPr>
+                <w:rFonts w:ascii="Times New Roman" w:hAnsi="Times New Roman" w:cs="Times New Roman"/>
+                <w:sz w:val="20"/>
+                <w:szCs w:val="20"/>
               </w:rPr>
               <w:t>479</w:t>
             </w:r>
@@ -22545,11 +23121,15 @@
             <w:pPr>
               <w:rPr>
                 <w:rFonts w:ascii="Times New Roman" w:hAnsi="Times New Roman" w:cs="Times New Roman"/>
-              </w:rPr>
-            </w:pPr>
-            <w:r>
-              <w:rPr>
-                <w:rFonts w:ascii="Times New Roman" w:hAnsi="Times New Roman" w:cs="Times New Roman"/>
+                <w:sz w:val="20"/>
+                <w:szCs w:val="20"/>
+              </w:rPr>
+            </w:pPr>
+            <w:r>
+              <w:rPr>
+                <w:rFonts w:ascii="Times New Roman" w:hAnsi="Times New Roman" w:cs="Times New Roman"/>
+                <w:sz w:val="20"/>
+                <w:szCs w:val="20"/>
               </w:rPr>
               <w:t>66.12</w:t>
             </w:r>
@@ -22577,11 +23157,15 @@
             <w:pPr>
               <w:rPr>
                 <w:rFonts w:ascii="Times New Roman" w:hAnsi="Times New Roman" w:cs="Times New Roman"/>
-              </w:rPr>
-            </w:pPr>
-            <w:r>
-              <w:rPr>
-                <w:rFonts w:ascii="Times New Roman" w:hAnsi="Times New Roman" w:cs="Times New Roman"/>
+                <w:sz w:val="20"/>
+                <w:szCs w:val="20"/>
+              </w:rPr>
+            </w:pPr>
+            <w:r>
+              <w:rPr>
+                <w:rFonts w:ascii="Times New Roman" w:hAnsi="Times New Roman" w:cs="Times New Roman"/>
+                <w:sz w:val="20"/>
+                <w:szCs w:val="20"/>
               </w:rPr>
               <w:t>21.36</w:t>
             </w:r>
@@ -22609,11 +23193,15 @@
             <w:pPr>
               <w:rPr>
                 <w:rFonts w:ascii="Times New Roman" w:hAnsi="Times New Roman" w:cs="Times New Roman"/>
-              </w:rPr>
-            </w:pPr>
-            <w:r>
-              <w:rPr>
-                <w:rFonts w:ascii="Times New Roman" w:hAnsi="Times New Roman" w:cs="Times New Roman"/>
+                <w:sz w:val="20"/>
+                <w:szCs w:val="20"/>
+              </w:rPr>
+            </w:pPr>
+            <w:r>
+              <w:rPr>
+                <w:rFonts w:ascii="Times New Roman" w:hAnsi="Times New Roman" w:cs="Times New Roman"/>
+                <w:sz w:val="20"/>
+                <w:szCs w:val="20"/>
               </w:rPr>
               <w:t>0.648</w:t>
             </w:r>
@@ -22641,11 +23229,15 @@
             <w:pPr>
               <w:rPr>
                 <w:rFonts w:ascii="Times New Roman" w:hAnsi="Times New Roman" w:cs="Times New Roman"/>
-              </w:rPr>
-            </w:pPr>
-            <w:r>
-              <w:rPr>
-                <w:rFonts w:ascii="Times New Roman" w:hAnsi="Times New Roman" w:cs="Times New Roman"/>
+                <w:sz w:val="20"/>
+                <w:szCs w:val="20"/>
+              </w:rPr>
+            </w:pPr>
+            <w:r>
+              <w:rPr>
+                <w:rFonts w:ascii="Times New Roman" w:hAnsi="Times New Roman" w:cs="Times New Roman"/>
+                <w:sz w:val="20"/>
+                <w:szCs w:val="20"/>
               </w:rPr>
               <w:t>0.618</w:t>
             </w:r>
@@ -22673,11 +23265,15 @@
             <w:pPr>
               <w:rPr>
                 <w:rFonts w:ascii="Times New Roman" w:hAnsi="Times New Roman" w:cs="Times New Roman"/>
-              </w:rPr>
-            </w:pPr>
-            <w:r>
-              <w:rPr>
-                <w:rFonts w:ascii="Times New Roman" w:hAnsi="Times New Roman" w:cs="Times New Roman"/>
+                <w:sz w:val="20"/>
+                <w:szCs w:val="20"/>
+              </w:rPr>
+            </w:pPr>
+            <w:r>
+              <w:rPr>
+                <w:rFonts w:ascii="Times New Roman" w:hAnsi="Times New Roman" w:cs="Times New Roman"/>
+                <w:sz w:val="20"/>
+                <w:szCs w:val="20"/>
               </w:rPr>
               <w:t>-4.50</w:t>
             </w:r>
@@ -22710,13 +23306,16 @@
             <w:pPr>
               <w:rPr>
                 <w:rFonts w:ascii="Times New Roman" w:hAnsi="Times New Roman" w:cs="Times New Roman"/>
-              </w:rPr>
-            </w:pPr>
-            <w:r>
-              <w:rPr>
-                <w:rFonts w:ascii="Times New Roman" w:hAnsi="Times New Roman" w:cs="Times New Roman"/>
-              </w:rPr>
-              <w:lastRenderedPageBreak/>
+                <w:sz w:val="20"/>
+                <w:szCs w:val="20"/>
+              </w:rPr>
+            </w:pPr>
+            <w:r>
+              <w:rPr>
+                <w:rFonts w:ascii="Times New Roman" w:hAnsi="Times New Roman" w:cs="Times New Roman"/>
+                <w:sz w:val="20"/>
+                <w:szCs w:val="20"/>
+              </w:rPr>
               <w:t>GNB</w:t>
             </w:r>
           </w:p>
@@ -22743,11 +23342,15 @@
             <w:pPr>
               <w:rPr>
                 <w:rFonts w:ascii="Times New Roman" w:hAnsi="Times New Roman" w:cs="Times New Roman"/>
-              </w:rPr>
-            </w:pPr>
-            <w:r>
-              <w:rPr>
-                <w:rFonts w:ascii="Times New Roman" w:hAnsi="Times New Roman" w:cs="Times New Roman"/>
+                <w:sz w:val="20"/>
+                <w:szCs w:val="20"/>
+              </w:rPr>
+            </w:pPr>
+            <w:r>
+              <w:rPr>
+                <w:rFonts w:ascii="Times New Roman" w:hAnsi="Times New Roman" w:cs="Times New Roman"/>
+                <w:sz w:val="20"/>
+                <w:szCs w:val="20"/>
               </w:rPr>
               <w:t>2010</w:t>
             </w:r>
@@ -22775,11 +23378,15 @@
             <w:pPr>
               <w:rPr>
                 <w:rFonts w:ascii="Times New Roman" w:hAnsi="Times New Roman" w:cs="Times New Roman"/>
-              </w:rPr>
-            </w:pPr>
-            <w:r>
-              <w:rPr>
-                <w:rFonts w:ascii="Times New Roman" w:hAnsi="Times New Roman" w:cs="Times New Roman"/>
+                <w:sz w:val="20"/>
+                <w:szCs w:val="20"/>
+              </w:rPr>
+            </w:pPr>
+            <w:r>
+              <w:rPr>
+                <w:rFonts w:ascii="Times New Roman" w:hAnsi="Times New Roman" w:cs="Times New Roman"/>
+                <w:sz w:val="20"/>
+                <w:szCs w:val="20"/>
               </w:rPr>
               <w:t>ILAP-II</w:t>
             </w:r>
@@ -22807,11 +23414,15 @@
             <w:pPr>
               <w:rPr>
                 <w:rFonts w:ascii="Times New Roman" w:hAnsi="Times New Roman" w:cs="Times New Roman"/>
-              </w:rPr>
-            </w:pPr>
-            <w:r>
-              <w:rPr>
-                <w:rFonts w:ascii="Times New Roman" w:hAnsi="Times New Roman" w:cs="Times New Roman"/>
+                <w:sz w:val="20"/>
+                <w:szCs w:val="20"/>
+              </w:rPr>
+            </w:pPr>
+            <w:r>
+              <w:rPr>
+                <w:rFonts w:ascii="Times New Roman" w:hAnsi="Times New Roman" w:cs="Times New Roman"/>
+                <w:sz w:val="20"/>
+                <w:szCs w:val="20"/>
               </w:rPr>
               <w:t>consumption</w:t>
             </w:r>
@@ -22839,11 +23450,15 @@
             <w:pPr>
               <w:rPr>
                 <w:rFonts w:ascii="Times New Roman" w:hAnsi="Times New Roman" w:cs="Times New Roman"/>
-              </w:rPr>
-            </w:pPr>
-            <w:r>
-              <w:rPr>
-                <w:rFonts w:ascii="Times New Roman" w:hAnsi="Times New Roman" w:cs="Times New Roman"/>
+                <w:sz w:val="20"/>
+                <w:szCs w:val="20"/>
+              </w:rPr>
+            </w:pPr>
+            <w:r>
+              <w:rPr>
+                <w:rFonts w:ascii="Times New Roman" w:hAnsi="Times New Roman" w:cs="Times New Roman"/>
+                <w:sz w:val="20"/>
+                <w:szCs w:val="20"/>
               </w:rPr>
               <w:t>3,129</w:t>
             </w:r>
@@ -22871,11 +23486,15 @@
             <w:pPr>
               <w:rPr>
                 <w:rFonts w:ascii="Times New Roman" w:hAnsi="Times New Roman" w:cs="Times New Roman"/>
-              </w:rPr>
-            </w:pPr>
-            <w:r>
-              <w:rPr>
-                <w:rFonts w:ascii="Times New Roman" w:hAnsi="Times New Roman" w:cs="Times New Roman"/>
+                <w:sz w:val="20"/>
+                <w:szCs w:val="20"/>
+              </w:rPr>
+            </w:pPr>
+            <w:r>
+              <w:rPr>
+                <w:rFonts w:ascii="Times New Roman" w:hAnsi="Times New Roman" w:cs="Times New Roman"/>
+                <w:sz w:val="20"/>
+                <w:szCs w:val="20"/>
               </w:rPr>
               <w:t>49</w:t>
             </w:r>
@@ -22903,11 +23522,15 @@
             <w:pPr>
               <w:rPr>
                 <w:rFonts w:ascii="Times New Roman" w:hAnsi="Times New Roman" w:cs="Times New Roman"/>
-              </w:rPr>
-            </w:pPr>
-            <w:r>
-              <w:rPr>
-                <w:rFonts w:ascii="Times New Roman" w:hAnsi="Times New Roman" w:cs="Times New Roman"/>
+                <w:sz w:val="20"/>
+                <w:szCs w:val="20"/>
+              </w:rPr>
+            </w:pPr>
+            <w:r>
+              <w:rPr>
+                <w:rFonts w:ascii="Times New Roman" w:hAnsi="Times New Roman" w:cs="Times New Roman"/>
+                <w:sz w:val="20"/>
+                <w:szCs w:val="20"/>
               </w:rPr>
               <w:t>14.39</w:t>
             </w:r>
@@ -22935,11 +23558,15 @@
             <w:pPr>
               <w:rPr>
                 <w:rFonts w:ascii="Times New Roman" w:hAnsi="Times New Roman" w:cs="Times New Roman"/>
-              </w:rPr>
-            </w:pPr>
-            <w:r>
-              <w:rPr>
-                <w:rFonts w:ascii="Times New Roman" w:hAnsi="Times New Roman" w:cs="Times New Roman"/>
+                <w:sz w:val="20"/>
+                <w:szCs w:val="20"/>
+              </w:rPr>
+            </w:pPr>
+            <w:r>
+              <w:rPr>
+                <w:rFonts w:ascii="Times New Roman" w:hAnsi="Times New Roman" w:cs="Times New Roman"/>
+                <w:sz w:val="20"/>
+                <w:szCs w:val="20"/>
               </w:rPr>
               <w:t>20.69</w:t>
             </w:r>
@@ -22967,11 +23594,15 @@
             <w:pPr>
               <w:rPr>
                 <w:rFonts w:ascii="Times New Roman" w:hAnsi="Times New Roman" w:cs="Times New Roman"/>
-              </w:rPr>
-            </w:pPr>
-            <w:r>
-              <w:rPr>
-                <w:rFonts w:ascii="Times New Roman" w:hAnsi="Times New Roman" w:cs="Times New Roman"/>
+                <w:sz w:val="20"/>
+                <w:szCs w:val="20"/>
+              </w:rPr>
+            </w:pPr>
+            <w:r>
+              <w:rPr>
+                <w:rFonts w:ascii="Times New Roman" w:hAnsi="Times New Roman" w:cs="Times New Roman"/>
+                <w:sz w:val="20"/>
+                <w:szCs w:val="20"/>
               </w:rPr>
               <w:t>0.507</w:t>
             </w:r>
@@ -22999,11 +23630,15 @@
             <w:pPr>
               <w:rPr>
                 <w:rFonts w:ascii="Times New Roman" w:hAnsi="Times New Roman" w:cs="Times New Roman"/>
-              </w:rPr>
-            </w:pPr>
-            <w:r>
-              <w:rPr>
-                <w:rFonts w:ascii="Times New Roman" w:hAnsi="Times New Roman" w:cs="Times New Roman"/>
+                <w:sz w:val="20"/>
+                <w:szCs w:val="20"/>
+              </w:rPr>
+            </w:pPr>
+            <w:r>
+              <w:rPr>
+                <w:rFonts w:ascii="Times New Roman" w:hAnsi="Times New Roman" w:cs="Times New Roman"/>
+                <w:sz w:val="20"/>
+                <w:szCs w:val="20"/>
               </w:rPr>
               <w:t>0.471</w:t>
             </w:r>
@@ -23031,11 +23666,15 @@
             <w:pPr>
               <w:rPr>
                 <w:rFonts w:ascii="Times New Roman" w:hAnsi="Times New Roman" w:cs="Times New Roman"/>
-              </w:rPr>
-            </w:pPr>
-            <w:r>
-              <w:rPr>
-                <w:rFonts w:ascii="Times New Roman" w:hAnsi="Times New Roman" w:cs="Times New Roman"/>
+                <w:sz w:val="20"/>
+                <w:szCs w:val="20"/>
+              </w:rPr>
+            </w:pPr>
+            <w:r>
+              <w:rPr>
+                <w:rFonts w:ascii="Times New Roman" w:hAnsi="Times New Roman" w:cs="Times New Roman"/>
+                <w:sz w:val="20"/>
+                <w:szCs w:val="20"/>
               </w:rPr>
               <w:t>-6.97</w:t>
             </w:r>
@@ -23068,12 +23707,17 @@
             <w:pPr>
               <w:rPr>
                 <w:rFonts w:ascii="Times New Roman" w:hAnsi="Times New Roman" w:cs="Times New Roman"/>
-              </w:rPr>
-            </w:pPr>
-            <w:r>
-              <w:rPr>
-                <w:rFonts w:ascii="Times New Roman" w:hAnsi="Times New Roman" w:cs="Times New Roman"/>
-              </w:rPr>
+                <w:sz w:val="20"/>
+                <w:szCs w:val="20"/>
+              </w:rPr>
+            </w:pPr>
+            <w:r>
+              <w:rPr>
+                <w:rFonts w:ascii="Times New Roman" w:hAnsi="Times New Roman" w:cs="Times New Roman"/>
+                <w:sz w:val="20"/>
+                <w:szCs w:val="20"/>
+              </w:rPr>
+              <w:lastRenderedPageBreak/>
               <w:t>BLZ</w:t>
             </w:r>
           </w:p>
@@ -23100,11 +23744,15 @@
             <w:pPr>
               <w:rPr>
                 <w:rFonts w:ascii="Times New Roman" w:hAnsi="Times New Roman" w:cs="Times New Roman"/>
-              </w:rPr>
-            </w:pPr>
-            <w:r>
-              <w:rPr>
-                <w:rFonts w:ascii="Times New Roman" w:hAnsi="Times New Roman" w:cs="Times New Roman"/>
+                <w:sz w:val="20"/>
+                <w:szCs w:val="20"/>
+              </w:rPr>
+            </w:pPr>
+            <w:r>
+              <w:rPr>
+                <w:rFonts w:ascii="Times New Roman" w:hAnsi="Times New Roman" w:cs="Times New Roman"/>
+                <w:sz w:val="20"/>
+                <w:szCs w:val="20"/>
               </w:rPr>
               <w:t>1996</w:t>
             </w:r>
@@ -23132,11 +23780,15 @@
             <w:pPr>
               <w:rPr>
                 <w:rFonts w:ascii="Times New Roman" w:hAnsi="Times New Roman" w:cs="Times New Roman"/>
-              </w:rPr>
-            </w:pPr>
-            <w:r>
-              <w:rPr>
-                <w:rFonts w:ascii="Times New Roman" w:hAnsi="Times New Roman" w:cs="Times New Roman"/>
+                <w:sz w:val="20"/>
+                <w:szCs w:val="20"/>
+              </w:rPr>
+            </w:pPr>
+            <w:r>
+              <w:rPr>
+                <w:rFonts w:ascii="Times New Roman" w:hAnsi="Times New Roman" w:cs="Times New Roman"/>
+                <w:sz w:val="20"/>
+                <w:szCs w:val="20"/>
               </w:rPr>
               <w:t>SLC</w:t>
             </w:r>
@@ -23164,11 +23816,15 @@
             <w:pPr>
               <w:rPr>
                 <w:rFonts w:ascii="Times New Roman" w:hAnsi="Times New Roman" w:cs="Times New Roman"/>
-              </w:rPr>
-            </w:pPr>
-            <w:r>
-              <w:rPr>
-                <w:rFonts w:ascii="Times New Roman" w:hAnsi="Times New Roman" w:cs="Times New Roman"/>
+                <w:sz w:val="20"/>
+                <w:szCs w:val="20"/>
+              </w:rPr>
+            </w:pPr>
+            <w:r>
+              <w:rPr>
+                <w:rFonts w:ascii="Times New Roman" w:hAnsi="Times New Roman" w:cs="Times New Roman"/>
+                <w:sz w:val="20"/>
+                <w:szCs w:val="20"/>
               </w:rPr>
               <w:t>income</w:t>
             </w:r>
@@ -23196,11 +23852,15 @@
             <w:pPr>
               <w:rPr>
                 <w:rFonts w:ascii="Times New Roman" w:hAnsi="Times New Roman" w:cs="Times New Roman"/>
-              </w:rPr>
-            </w:pPr>
-            <w:r>
-              <w:rPr>
-                <w:rFonts w:ascii="Times New Roman" w:hAnsi="Times New Roman" w:cs="Times New Roman"/>
+                <w:sz w:val="20"/>
+                <w:szCs w:val="20"/>
+              </w:rPr>
+            </w:pPr>
+            <w:r>
+              <w:rPr>
+                <w:rFonts w:ascii="Times New Roman" w:hAnsi="Times New Roman" w:cs="Times New Roman"/>
+                <w:sz w:val="20"/>
+                <w:szCs w:val="20"/>
               </w:rPr>
               <w:t>602</w:t>
             </w:r>
@@ -23228,11 +23888,15 @@
             <w:pPr>
               <w:rPr>
                 <w:rFonts w:ascii="Times New Roman" w:hAnsi="Times New Roman" w:cs="Times New Roman"/>
-              </w:rPr>
-            </w:pPr>
-            <w:r>
-              <w:rPr>
-                <w:rFonts w:ascii="Times New Roman" w:hAnsi="Times New Roman" w:cs="Times New Roman"/>
+                <w:sz w:val="20"/>
+                <w:szCs w:val="20"/>
+              </w:rPr>
+            </w:pPr>
+            <w:r>
+              <w:rPr>
+                <w:rFonts w:ascii="Times New Roman" w:hAnsi="Times New Roman" w:cs="Times New Roman"/>
+                <w:sz w:val="20"/>
+                <w:szCs w:val="20"/>
               </w:rPr>
               <w:t>32</w:t>
             </w:r>
@@ -23260,11 +23924,15 @@
             <w:pPr>
               <w:rPr>
                 <w:rFonts w:ascii="Times New Roman" w:hAnsi="Times New Roman" w:cs="Times New Roman"/>
-              </w:rPr>
-            </w:pPr>
-            <w:r>
-              <w:rPr>
-                <w:rFonts w:ascii="Times New Roman" w:hAnsi="Times New Roman" w:cs="Times New Roman"/>
+                <w:sz w:val="20"/>
+                <w:szCs w:val="20"/>
+              </w:rPr>
+            </w:pPr>
+            <w:r>
+              <w:rPr>
+                <w:rFonts w:ascii="Times New Roman" w:hAnsi="Times New Roman" w:cs="Times New Roman"/>
+                <w:sz w:val="20"/>
+                <w:szCs w:val="20"/>
               </w:rPr>
               <w:t>53.23</w:t>
             </w:r>
@@ -23292,11 +23960,15 @@
             <w:pPr>
               <w:rPr>
                 <w:rFonts w:ascii="Times New Roman" w:hAnsi="Times New Roman" w:cs="Times New Roman"/>
-              </w:rPr>
-            </w:pPr>
-            <w:r>
-              <w:rPr>
-                <w:rFonts w:ascii="Times New Roman" w:hAnsi="Times New Roman" w:cs="Times New Roman"/>
+                <w:sz w:val="20"/>
+                <w:szCs w:val="20"/>
+              </w:rPr>
+            </w:pPr>
+            <w:r>
+              <w:rPr>
+                <w:rFonts w:ascii="Times New Roman" w:hAnsi="Times New Roman" w:cs="Times New Roman"/>
+                <w:sz w:val="20"/>
+                <w:szCs w:val="20"/>
               </w:rPr>
               <w:t>20.34</w:t>
             </w:r>
@@ -23324,11 +23996,15 @@
             <w:pPr>
               <w:rPr>
                 <w:rFonts w:ascii="Times New Roman" w:hAnsi="Times New Roman" w:cs="Times New Roman"/>
-              </w:rPr>
-            </w:pPr>
-            <w:r>
-              <w:rPr>
-                <w:rFonts w:ascii="Times New Roman" w:hAnsi="Times New Roman" w:cs="Times New Roman"/>
+                <w:sz w:val="20"/>
+                <w:szCs w:val="20"/>
+              </w:rPr>
+            </w:pPr>
+            <w:r>
+              <w:rPr>
+                <w:rFonts w:ascii="Times New Roman" w:hAnsi="Times New Roman" w:cs="Times New Roman"/>
+                <w:sz w:val="20"/>
+                <w:szCs w:val="20"/>
               </w:rPr>
               <w:t>0.564</w:t>
             </w:r>
@@ -23356,11 +24032,15 @@
             <w:pPr>
               <w:rPr>
                 <w:rFonts w:ascii="Times New Roman" w:hAnsi="Times New Roman" w:cs="Times New Roman"/>
-              </w:rPr>
-            </w:pPr>
-            <w:r>
-              <w:rPr>
-                <w:rFonts w:ascii="Times New Roman" w:hAnsi="Times New Roman" w:cs="Times New Roman"/>
+                <w:sz w:val="20"/>
+                <w:szCs w:val="20"/>
+              </w:rPr>
+            </w:pPr>
+            <w:r>
+              <w:rPr>
+                <w:rFonts w:ascii="Times New Roman" w:hAnsi="Times New Roman" w:cs="Times New Roman"/>
+                <w:sz w:val="20"/>
+                <w:szCs w:val="20"/>
               </w:rPr>
               <w:t>0.501</w:t>
             </w:r>
@@ -23388,11 +24068,15 @@
             <w:pPr>
               <w:rPr>
                 <w:rFonts w:ascii="Times New Roman" w:hAnsi="Times New Roman" w:cs="Times New Roman"/>
-              </w:rPr>
-            </w:pPr>
-            <w:r>
-              <w:rPr>
-                <w:rFonts w:ascii="Times New Roman" w:hAnsi="Times New Roman" w:cs="Times New Roman"/>
+                <w:sz w:val="20"/>
+                <w:szCs w:val="20"/>
+              </w:rPr>
+            </w:pPr>
+            <w:r>
+              <w:rPr>
+                <w:rFonts w:ascii="Times New Roman" w:hAnsi="Times New Roman" w:cs="Times New Roman"/>
+                <w:sz w:val="20"/>
+                <w:szCs w:val="20"/>
               </w:rPr>
               <w:t>-11.08</w:t>
             </w:r>
@@ -23425,11 +24109,15 @@
             <w:pPr>
               <w:rPr>
                 <w:rFonts w:ascii="Times New Roman" w:hAnsi="Times New Roman" w:cs="Times New Roman"/>
-              </w:rPr>
-            </w:pPr>
-            <w:r>
-              <w:rPr>
-                <w:rFonts w:ascii="Times New Roman" w:hAnsi="Times New Roman" w:cs="Times New Roman"/>
+                <w:sz w:val="20"/>
+                <w:szCs w:val="20"/>
+              </w:rPr>
+            </w:pPr>
+            <w:r>
+              <w:rPr>
+                <w:rFonts w:ascii="Times New Roman" w:hAnsi="Times New Roman" w:cs="Times New Roman"/>
+                <w:sz w:val="20"/>
+                <w:szCs w:val="20"/>
               </w:rPr>
               <w:t>SYC</w:t>
             </w:r>
@@ -23457,11 +24145,15 @@
             <w:pPr>
               <w:rPr>
                 <w:rFonts w:ascii="Times New Roman" w:hAnsi="Times New Roman" w:cs="Times New Roman"/>
-              </w:rPr>
-            </w:pPr>
-            <w:r>
-              <w:rPr>
-                <w:rFonts w:ascii="Times New Roman" w:hAnsi="Times New Roman" w:cs="Times New Roman"/>
+                <w:sz w:val="20"/>
+                <w:szCs w:val="20"/>
+              </w:rPr>
+            </w:pPr>
+            <w:r>
+              <w:rPr>
+                <w:rFonts w:ascii="Times New Roman" w:hAnsi="Times New Roman" w:cs="Times New Roman"/>
+                <w:sz w:val="20"/>
+                <w:szCs w:val="20"/>
               </w:rPr>
               <w:t>2013</w:t>
             </w:r>
@@ -23489,11 +24181,15 @@
             <w:pPr>
               <w:rPr>
                 <w:rFonts w:ascii="Times New Roman" w:hAnsi="Times New Roman" w:cs="Times New Roman"/>
-              </w:rPr>
-            </w:pPr>
-            <w:r>
-              <w:rPr>
-                <w:rFonts w:ascii="Times New Roman" w:hAnsi="Times New Roman" w:cs="Times New Roman"/>
+                <w:sz w:val="20"/>
+                <w:szCs w:val="20"/>
+              </w:rPr>
+            </w:pPr>
+            <w:r>
+              <w:rPr>
+                <w:rFonts w:ascii="Times New Roman" w:hAnsi="Times New Roman" w:cs="Times New Roman"/>
+                <w:sz w:val="20"/>
+                <w:szCs w:val="20"/>
               </w:rPr>
               <w:t>HBS</w:t>
             </w:r>
@@ -23521,11 +24217,15 @@
             <w:pPr>
               <w:rPr>
                 <w:rFonts w:ascii="Times New Roman" w:hAnsi="Times New Roman" w:cs="Times New Roman"/>
-              </w:rPr>
-            </w:pPr>
-            <w:r>
-              <w:rPr>
-                <w:rFonts w:ascii="Times New Roman" w:hAnsi="Times New Roman" w:cs="Times New Roman"/>
+                <w:sz w:val="20"/>
+                <w:szCs w:val="20"/>
+              </w:rPr>
+            </w:pPr>
+            <w:r>
+              <w:rPr>
+                <w:rFonts w:ascii="Times New Roman" w:hAnsi="Times New Roman" w:cs="Times New Roman"/>
+                <w:sz w:val="20"/>
+                <w:szCs w:val="20"/>
               </w:rPr>
               <w:t>income</w:t>
             </w:r>
@@ -23553,11 +24253,15 @@
             <w:pPr>
               <w:rPr>
                 <w:rFonts w:ascii="Times New Roman" w:hAnsi="Times New Roman" w:cs="Times New Roman"/>
-              </w:rPr>
-            </w:pPr>
-            <w:r>
-              <w:rPr>
-                <w:rFonts w:ascii="Times New Roman" w:hAnsi="Times New Roman" w:cs="Times New Roman"/>
+                <w:sz w:val="20"/>
+                <w:szCs w:val="20"/>
+              </w:rPr>
+            </w:pPr>
+            <w:r>
+              <w:rPr>
+                <w:rFonts w:ascii="Times New Roman" w:hAnsi="Times New Roman" w:cs="Times New Roman"/>
+                <w:sz w:val="20"/>
+                <w:szCs w:val="20"/>
               </w:rPr>
               <w:t>1,759</w:t>
             </w:r>
@@ -23585,11 +24289,15 @@
             <w:pPr>
               <w:rPr>
                 <w:rFonts w:ascii="Times New Roman" w:hAnsi="Times New Roman" w:cs="Times New Roman"/>
-              </w:rPr>
-            </w:pPr>
-            <w:r>
-              <w:rPr>
-                <w:rFonts w:ascii="Times New Roman" w:hAnsi="Times New Roman" w:cs="Times New Roman"/>
+                <w:sz w:val="20"/>
+                <w:szCs w:val="20"/>
+              </w:rPr>
+            </w:pPr>
+            <w:r>
+              <w:rPr>
+                <w:rFonts w:ascii="Times New Roman" w:hAnsi="Times New Roman" w:cs="Times New Roman"/>
+                <w:sz w:val="20"/>
+                <w:szCs w:val="20"/>
               </w:rPr>
               <w:t>40</w:t>
             </w:r>
@@ -23617,11 +24325,15 @@
             <w:pPr>
               <w:rPr>
                 <w:rFonts w:ascii="Times New Roman" w:hAnsi="Times New Roman" w:cs="Times New Roman"/>
-              </w:rPr>
-            </w:pPr>
-            <w:r>
-              <w:rPr>
-                <w:rFonts w:ascii="Times New Roman" w:hAnsi="Times New Roman" w:cs="Times New Roman"/>
+                <w:sz w:val="20"/>
+                <w:szCs w:val="20"/>
+              </w:rPr>
+            </w:pPr>
+            <w:r>
+              <w:rPr>
+                <w:rFonts w:ascii="Times New Roman" w:hAnsi="Times New Roman" w:cs="Times New Roman"/>
+                <w:sz w:val="20"/>
+                <w:szCs w:val="20"/>
               </w:rPr>
               <w:t>93.69</w:t>
             </w:r>
@@ -23649,11 +24361,15 @@
             <w:pPr>
               <w:rPr>
                 <w:rFonts w:ascii="Times New Roman" w:hAnsi="Times New Roman" w:cs="Times New Roman"/>
-              </w:rPr>
-            </w:pPr>
-            <w:r>
-              <w:rPr>
-                <w:rFonts w:ascii="Times New Roman" w:hAnsi="Times New Roman" w:cs="Times New Roman"/>
+                <w:sz w:val="20"/>
+                <w:szCs w:val="20"/>
+              </w:rPr>
+            </w:pPr>
+            <w:r>
+              <w:rPr>
+                <w:rFonts w:ascii="Times New Roman" w:hAnsi="Times New Roman" w:cs="Times New Roman"/>
+                <w:sz w:val="20"/>
+                <w:szCs w:val="20"/>
               </w:rPr>
               <w:t>20.14</w:t>
             </w:r>
@@ -23681,11 +24397,15 @@
             <w:pPr>
               <w:rPr>
                 <w:rFonts w:ascii="Times New Roman" w:hAnsi="Times New Roman" w:cs="Times New Roman"/>
-              </w:rPr>
-            </w:pPr>
-            <w:r>
-              <w:rPr>
-                <w:rFonts w:ascii="Times New Roman" w:hAnsi="Times New Roman" w:cs="Times New Roman"/>
+                <w:sz w:val="20"/>
+                <w:szCs w:val="20"/>
+              </w:rPr>
+            </w:pPr>
+            <w:r>
+              <w:rPr>
+                <w:rFonts w:ascii="Times New Roman" w:hAnsi="Times New Roman" w:cs="Times New Roman"/>
+                <w:sz w:val="20"/>
+                <w:szCs w:val="20"/>
               </w:rPr>
               <w:t>0.468</w:t>
             </w:r>
@@ -23713,11 +24433,15 @@
             <w:pPr>
               <w:rPr>
                 <w:rFonts w:ascii="Times New Roman" w:hAnsi="Times New Roman" w:cs="Times New Roman"/>
-              </w:rPr>
-            </w:pPr>
-            <w:r>
-              <w:rPr>
-                <w:rFonts w:ascii="Times New Roman" w:hAnsi="Times New Roman" w:cs="Times New Roman"/>
+                <w:sz w:val="20"/>
+                <w:szCs w:val="20"/>
+              </w:rPr>
+            </w:pPr>
+            <w:r>
+              <w:rPr>
+                <w:rFonts w:ascii="Times New Roman" w:hAnsi="Times New Roman" w:cs="Times New Roman"/>
+                <w:sz w:val="20"/>
+                <w:szCs w:val="20"/>
               </w:rPr>
               <w:t>0.378</w:t>
             </w:r>
@@ -23745,11 +24469,15 @@
             <w:pPr>
               <w:rPr>
                 <w:rFonts w:ascii="Times New Roman" w:hAnsi="Times New Roman" w:cs="Times New Roman"/>
-              </w:rPr>
-            </w:pPr>
-            <w:r>
-              <w:rPr>
-                <w:rFonts w:ascii="Times New Roman" w:hAnsi="Times New Roman" w:cs="Times New Roman"/>
+                <w:sz w:val="20"/>
+                <w:szCs w:val="20"/>
+              </w:rPr>
+            </w:pPr>
+            <w:r>
+              <w:rPr>
+                <w:rFonts w:ascii="Times New Roman" w:hAnsi="Times New Roman" w:cs="Times New Roman"/>
+                <w:sz w:val="20"/>
+                <w:szCs w:val="20"/>
               </w:rPr>
               <w:t>-19.19</w:t>
             </w:r>
@@ -23782,11 +24510,15 @@
             <w:pPr>
               <w:rPr>
                 <w:rFonts w:ascii="Times New Roman" w:hAnsi="Times New Roman" w:cs="Times New Roman"/>
-              </w:rPr>
-            </w:pPr>
-            <w:r>
-              <w:rPr>
-                <w:rFonts w:ascii="Times New Roman" w:hAnsi="Times New Roman" w:cs="Times New Roman"/>
+                <w:sz w:val="20"/>
+                <w:szCs w:val="20"/>
+              </w:rPr>
+            </w:pPr>
+            <w:r>
+              <w:rPr>
+                <w:rFonts w:ascii="Times New Roman" w:hAnsi="Times New Roman" w:cs="Times New Roman"/>
+                <w:sz w:val="20"/>
+                <w:szCs w:val="20"/>
               </w:rPr>
               <w:t>SWZ</w:t>
             </w:r>
@@ -23814,11 +24546,15 @@
             <w:pPr>
               <w:rPr>
                 <w:rFonts w:ascii="Times New Roman" w:hAnsi="Times New Roman" w:cs="Times New Roman"/>
-              </w:rPr>
-            </w:pPr>
-            <w:r>
-              <w:rPr>
-                <w:rFonts w:ascii="Times New Roman" w:hAnsi="Times New Roman" w:cs="Times New Roman"/>
+                <w:sz w:val="20"/>
+                <w:szCs w:val="20"/>
+              </w:rPr>
+            </w:pPr>
+            <w:r>
+              <w:rPr>
+                <w:rFonts w:ascii="Times New Roman" w:hAnsi="Times New Roman" w:cs="Times New Roman"/>
+                <w:sz w:val="20"/>
+                <w:szCs w:val="20"/>
               </w:rPr>
               <w:t>2000</w:t>
             </w:r>
@@ -23846,11 +24582,15 @@
             <w:pPr>
               <w:rPr>
                 <w:rFonts w:ascii="Times New Roman" w:hAnsi="Times New Roman" w:cs="Times New Roman"/>
-              </w:rPr>
-            </w:pPr>
-            <w:r>
-              <w:rPr>
-                <w:rFonts w:ascii="Times New Roman" w:hAnsi="Times New Roman" w:cs="Times New Roman"/>
+                <w:sz w:val="20"/>
+                <w:szCs w:val="20"/>
+              </w:rPr>
+            </w:pPr>
+            <w:r>
+              <w:rPr>
+                <w:rFonts w:ascii="Times New Roman" w:hAnsi="Times New Roman" w:cs="Times New Roman"/>
+                <w:sz w:val="20"/>
+                <w:szCs w:val="20"/>
               </w:rPr>
               <w:t>HIES</w:t>
             </w:r>
@@ -23878,11 +24618,15 @@
             <w:pPr>
               <w:rPr>
                 <w:rFonts w:ascii="Times New Roman" w:hAnsi="Times New Roman" w:cs="Times New Roman"/>
-              </w:rPr>
-            </w:pPr>
-            <w:r>
-              <w:rPr>
-                <w:rFonts w:ascii="Times New Roman" w:hAnsi="Times New Roman" w:cs="Times New Roman"/>
+                <w:sz w:val="20"/>
+                <w:szCs w:val="20"/>
+              </w:rPr>
+            </w:pPr>
+            <w:r>
+              <w:rPr>
+                <w:rFonts w:ascii="Times New Roman" w:hAnsi="Times New Roman" w:cs="Times New Roman"/>
+                <w:sz w:val="20"/>
+                <w:szCs w:val="20"/>
               </w:rPr>
               <w:t>consumption</w:t>
             </w:r>
@@ -23910,11 +24654,15 @@
             <w:pPr>
               <w:rPr>
                 <w:rFonts w:ascii="Times New Roman" w:hAnsi="Times New Roman" w:cs="Times New Roman"/>
-              </w:rPr>
-            </w:pPr>
-            <w:r>
-              <w:rPr>
-                <w:rFonts w:ascii="Times New Roman" w:hAnsi="Times New Roman" w:cs="Times New Roman"/>
+                <w:sz w:val="20"/>
+                <w:szCs w:val="20"/>
+              </w:rPr>
+            </w:pPr>
+            <w:r>
+              <w:rPr>
+                <w:rFonts w:ascii="Times New Roman" w:hAnsi="Times New Roman" w:cs="Times New Roman"/>
+                <w:sz w:val="20"/>
+                <w:szCs w:val="20"/>
               </w:rPr>
               <w:t>3,666</w:t>
             </w:r>
@@ -23942,11 +24690,15 @@
             <w:pPr>
               <w:rPr>
                 <w:rFonts w:ascii="Times New Roman" w:hAnsi="Times New Roman" w:cs="Times New Roman"/>
-              </w:rPr>
-            </w:pPr>
-            <w:r>
-              <w:rPr>
-                <w:rFonts w:ascii="Times New Roman" w:hAnsi="Times New Roman" w:cs="Times New Roman"/>
+                <w:sz w:val="20"/>
+                <w:szCs w:val="20"/>
+              </w:rPr>
+            </w:pPr>
+            <w:r>
+              <w:rPr>
+                <w:rFonts w:ascii="Times New Roman" w:hAnsi="Times New Roman" w:cs="Times New Roman"/>
+                <w:sz w:val="20"/>
+                <w:szCs w:val="20"/>
               </w:rPr>
               <w:t>180</w:t>
             </w:r>
@@ -23974,11 +24726,15 @@
             <w:pPr>
               <w:rPr>
                 <w:rFonts w:ascii="Times New Roman" w:hAnsi="Times New Roman" w:cs="Times New Roman"/>
-              </w:rPr>
-            </w:pPr>
-            <w:r>
-              <w:rPr>
-                <w:rFonts w:ascii="Times New Roman" w:hAnsi="Times New Roman" w:cs="Times New Roman"/>
+                <w:sz w:val="20"/>
+                <w:szCs w:val="20"/>
+              </w:rPr>
+            </w:pPr>
+            <w:r>
+              <w:rPr>
+                <w:rFonts w:ascii="Times New Roman" w:hAnsi="Times New Roman" w:cs="Times New Roman"/>
+                <w:sz w:val="20"/>
+                <w:szCs w:val="20"/>
               </w:rPr>
               <w:t>18.89</w:t>
             </w:r>
@@ -24006,11 +24762,15 @@
             <w:pPr>
               <w:rPr>
                 <w:rFonts w:ascii="Times New Roman" w:hAnsi="Times New Roman" w:cs="Times New Roman"/>
-              </w:rPr>
-            </w:pPr>
-            <w:r>
-              <w:rPr>
-                <w:rFonts w:ascii="Times New Roman" w:hAnsi="Times New Roman" w:cs="Times New Roman"/>
+                <w:sz w:val="20"/>
+                <w:szCs w:val="20"/>
+              </w:rPr>
+            </w:pPr>
+            <w:r>
+              <w:rPr>
+                <w:rFonts w:ascii="Times New Roman" w:hAnsi="Times New Roman" w:cs="Times New Roman"/>
+                <w:sz w:val="20"/>
+                <w:szCs w:val="20"/>
               </w:rPr>
               <w:t>19.91</w:t>
             </w:r>
@@ -24038,11 +24798,15 @@
             <w:pPr>
               <w:rPr>
                 <w:rFonts w:ascii="Times New Roman" w:hAnsi="Times New Roman" w:cs="Times New Roman"/>
-              </w:rPr>
-            </w:pPr>
-            <w:r>
-              <w:rPr>
-                <w:rFonts w:ascii="Times New Roman" w:hAnsi="Times New Roman" w:cs="Times New Roman"/>
+                <w:sz w:val="20"/>
+                <w:szCs w:val="20"/>
+              </w:rPr>
+            </w:pPr>
+            <w:r>
+              <w:rPr>
+                <w:rFonts w:ascii="Times New Roman" w:hAnsi="Times New Roman" w:cs="Times New Roman"/>
+                <w:sz w:val="20"/>
+                <w:szCs w:val="20"/>
               </w:rPr>
               <w:t>0.531</w:t>
             </w:r>
@@ -24070,11 +24834,15 @@
             <w:pPr>
               <w:rPr>
                 <w:rFonts w:ascii="Times New Roman" w:hAnsi="Times New Roman" w:cs="Times New Roman"/>
-              </w:rPr>
-            </w:pPr>
-            <w:r>
-              <w:rPr>
-                <w:rFonts w:ascii="Times New Roman" w:hAnsi="Times New Roman" w:cs="Times New Roman"/>
+                <w:sz w:val="20"/>
+                <w:szCs w:val="20"/>
+              </w:rPr>
+            </w:pPr>
+            <w:r>
+              <w:rPr>
+                <w:rFonts w:ascii="Times New Roman" w:hAnsi="Times New Roman" w:cs="Times New Roman"/>
+                <w:sz w:val="20"/>
+                <w:szCs w:val="20"/>
               </w:rPr>
               <w:t>0.493</w:t>
             </w:r>
@@ -24102,11 +24870,15 @@
             <w:pPr>
               <w:rPr>
                 <w:rFonts w:ascii="Times New Roman" w:hAnsi="Times New Roman" w:cs="Times New Roman"/>
-              </w:rPr>
-            </w:pPr>
-            <w:r>
-              <w:rPr>
-                <w:rFonts w:ascii="Times New Roman" w:hAnsi="Times New Roman" w:cs="Times New Roman"/>
+                <w:sz w:val="20"/>
+                <w:szCs w:val="20"/>
+              </w:rPr>
+            </w:pPr>
+            <w:r>
+              <w:rPr>
+                <w:rFonts w:ascii="Times New Roman" w:hAnsi="Times New Roman" w:cs="Times New Roman"/>
+                <w:sz w:val="20"/>
+                <w:szCs w:val="20"/>
               </w:rPr>
               <w:t>-7.22</w:t>
             </w:r>
@@ -24139,11 +24911,15 @@
             <w:pPr>
               <w:rPr>
                 <w:rFonts w:ascii="Times New Roman" w:hAnsi="Times New Roman" w:cs="Times New Roman"/>
-              </w:rPr>
-            </w:pPr>
-            <w:r>
-              <w:rPr>
-                <w:rFonts w:ascii="Times New Roman" w:hAnsi="Times New Roman" w:cs="Times New Roman"/>
+                <w:sz w:val="20"/>
+                <w:szCs w:val="20"/>
+              </w:rPr>
+            </w:pPr>
+            <w:r>
+              <w:rPr>
+                <w:rFonts w:ascii="Times New Roman" w:hAnsi="Times New Roman" w:cs="Times New Roman"/>
+                <w:sz w:val="20"/>
+                <w:szCs w:val="20"/>
               </w:rPr>
               <w:t>RWA</w:t>
             </w:r>
@@ -24171,11 +24947,15 @@
             <w:pPr>
               <w:rPr>
                 <w:rFonts w:ascii="Times New Roman" w:hAnsi="Times New Roman" w:cs="Times New Roman"/>
-              </w:rPr>
-            </w:pPr>
-            <w:r>
-              <w:rPr>
-                <w:rFonts w:ascii="Times New Roman" w:hAnsi="Times New Roman" w:cs="Times New Roman"/>
+                <w:sz w:val="20"/>
+                <w:szCs w:val="20"/>
+              </w:rPr>
+            </w:pPr>
+            <w:r>
+              <w:rPr>
+                <w:rFonts w:ascii="Times New Roman" w:hAnsi="Times New Roman" w:cs="Times New Roman"/>
+                <w:sz w:val="20"/>
+                <w:szCs w:val="20"/>
               </w:rPr>
               <w:t>2000</w:t>
             </w:r>
@@ -24203,11 +24983,15 @@
             <w:pPr>
               <w:rPr>
                 <w:rFonts w:ascii="Times New Roman" w:hAnsi="Times New Roman" w:cs="Times New Roman"/>
-              </w:rPr>
-            </w:pPr>
-            <w:r>
-              <w:rPr>
-                <w:rFonts w:ascii="Times New Roman" w:hAnsi="Times New Roman" w:cs="Times New Roman"/>
+                <w:sz w:val="20"/>
+                <w:szCs w:val="20"/>
+              </w:rPr>
+            </w:pPr>
+            <w:r>
+              <w:rPr>
+                <w:rFonts w:ascii="Times New Roman" w:hAnsi="Times New Roman" w:cs="Times New Roman"/>
+                <w:sz w:val="20"/>
+                <w:szCs w:val="20"/>
               </w:rPr>
               <w:t>EICV-I</w:t>
             </w:r>
@@ -24235,11 +25019,15 @@
             <w:pPr>
               <w:rPr>
                 <w:rFonts w:ascii="Times New Roman" w:hAnsi="Times New Roman" w:cs="Times New Roman"/>
-              </w:rPr>
-            </w:pPr>
-            <w:r>
-              <w:rPr>
-                <w:rFonts w:ascii="Times New Roman" w:hAnsi="Times New Roman" w:cs="Times New Roman"/>
+                <w:sz w:val="20"/>
+                <w:szCs w:val="20"/>
+              </w:rPr>
+            </w:pPr>
+            <w:r>
+              <w:rPr>
+                <w:rFonts w:ascii="Times New Roman" w:hAnsi="Times New Roman" w:cs="Times New Roman"/>
+                <w:sz w:val="20"/>
+                <w:szCs w:val="20"/>
               </w:rPr>
               <w:t>consumption</w:t>
             </w:r>
@@ -24267,11 +25055,15 @@
             <w:pPr>
               <w:rPr>
                 <w:rFonts w:ascii="Times New Roman" w:hAnsi="Times New Roman" w:cs="Times New Roman"/>
-              </w:rPr>
-            </w:pPr>
-            <w:r>
-              <w:rPr>
-                <w:rFonts w:ascii="Times New Roman" w:hAnsi="Times New Roman" w:cs="Times New Roman"/>
+                <w:sz w:val="20"/>
+                <w:szCs w:val="20"/>
+              </w:rPr>
+            </w:pPr>
+            <w:r>
+              <w:rPr>
+                <w:rFonts w:ascii="Times New Roman" w:hAnsi="Times New Roman" w:cs="Times New Roman"/>
+                <w:sz w:val="20"/>
+                <w:szCs w:val="20"/>
               </w:rPr>
               <w:t>6,419</w:t>
             </w:r>
@@ -24299,11 +25091,15 @@
             <w:pPr>
               <w:rPr>
                 <w:rFonts w:ascii="Times New Roman" w:hAnsi="Times New Roman" w:cs="Times New Roman"/>
-              </w:rPr>
-            </w:pPr>
-            <w:r>
-              <w:rPr>
-                <w:rFonts w:ascii="Times New Roman" w:hAnsi="Times New Roman" w:cs="Times New Roman"/>
+                <w:sz w:val="20"/>
+                <w:szCs w:val="20"/>
+              </w:rPr>
+            </w:pPr>
+            <w:r>
+              <w:rPr>
+                <w:rFonts w:ascii="Times New Roman" w:hAnsi="Times New Roman" w:cs="Times New Roman"/>
+                <w:sz w:val="20"/>
+                <w:szCs w:val="20"/>
               </w:rPr>
               <w:t>229</w:t>
             </w:r>
@@ -24331,11 +25127,15 @@
             <w:pPr>
               <w:rPr>
                 <w:rFonts w:ascii="Times New Roman" w:hAnsi="Times New Roman" w:cs="Times New Roman"/>
-              </w:rPr>
-            </w:pPr>
-            <w:r>
-              <w:rPr>
-                <w:rFonts w:ascii="Times New Roman" w:hAnsi="Times New Roman" w:cs="Times New Roman"/>
+                <w:sz w:val="20"/>
+                <w:szCs w:val="20"/>
+              </w:rPr>
+            </w:pPr>
+            <w:r>
+              <w:rPr>
+                <w:rFonts w:ascii="Times New Roman" w:hAnsi="Times New Roman" w:cs="Times New Roman"/>
+                <w:sz w:val="20"/>
+                <w:szCs w:val="20"/>
               </w:rPr>
               <w:t>10.27</w:t>
             </w:r>
@@ -24363,11 +25163,15 @@
             <w:pPr>
               <w:rPr>
                 <w:rFonts w:ascii="Times New Roman" w:hAnsi="Times New Roman" w:cs="Times New Roman"/>
-              </w:rPr>
-            </w:pPr>
-            <w:r>
-              <w:rPr>
-                <w:rFonts w:ascii="Times New Roman" w:hAnsi="Times New Roman" w:cs="Times New Roman"/>
+                <w:sz w:val="20"/>
+                <w:szCs w:val="20"/>
+              </w:rPr>
+            </w:pPr>
+            <w:r>
+              <w:rPr>
+                <w:rFonts w:ascii="Times New Roman" w:hAnsi="Times New Roman" w:cs="Times New Roman"/>
+                <w:sz w:val="20"/>
+                <w:szCs w:val="20"/>
               </w:rPr>
               <w:t>19.71</w:t>
             </w:r>
@@ -24395,11 +25199,15 @@
             <w:pPr>
               <w:rPr>
                 <w:rFonts w:ascii="Times New Roman" w:hAnsi="Times New Roman" w:cs="Times New Roman"/>
-              </w:rPr>
-            </w:pPr>
-            <w:r>
-              <w:rPr>
-                <w:rFonts w:ascii="Times New Roman" w:hAnsi="Times New Roman" w:cs="Times New Roman"/>
+                <w:sz w:val="20"/>
+                <w:szCs w:val="20"/>
+              </w:rPr>
+            </w:pPr>
+            <w:r>
+              <w:rPr>
+                <w:rFonts w:ascii="Times New Roman" w:hAnsi="Times New Roman" w:cs="Times New Roman"/>
+                <w:sz w:val="20"/>
+                <w:szCs w:val="20"/>
               </w:rPr>
               <w:t>0.485</w:t>
             </w:r>
@@ -24427,11 +25235,15 @@
             <w:pPr>
               <w:rPr>
                 <w:rFonts w:ascii="Times New Roman" w:hAnsi="Times New Roman" w:cs="Times New Roman"/>
-              </w:rPr>
-            </w:pPr>
-            <w:r>
-              <w:rPr>
-                <w:rFonts w:ascii="Times New Roman" w:hAnsi="Times New Roman" w:cs="Times New Roman"/>
+                <w:sz w:val="20"/>
+                <w:szCs w:val="20"/>
+              </w:rPr>
+            </w:pPr>
+            <w:r>
+              <w:rPr>
+                <w:rFonts w:ascii="Times New Roman" w:hAnsi="Times New Roman" w:cs="Times New Roman"/>
+                <w:sz w:val="20"/>
+                <w:szCs w:val="20"/>
               </w:rPr>
               <w:t>0.435</w:t>
             </w:r>
@@ -24459,11 +25271,15 @@
             <w:pPr>
               <w:rPr>
                 <w:rFonts w:ascii="Times New Roman" w:hAnsi="Times New Roman" w:cs="Times New Roman"/>
-              </w:rPr>
-            </w:pPr>
-            <w:r>
-              <w:rPr>
-                <w:rFonts w:ascii="Times New Roman" w:hAnsi="Times New Roman" w:cs="Times New Roman"/>
+                <w:sz w:val="20"/>
+                <w:szCs w:val="20"/>
+              </w:rPr>
+            </w:pPr>
+            <w:r>
+              <w:rPr>
+                <w:rFonts w:ascii="Times New Roman" w:hAnsi="Times New Roman" w:cs="Times New Roman"/>
+                <w:sz w:val="20"/>
+                <w:szCs w:val="20"/>
               </w:rPr>
               <w:t>-10.45</w:t>
             </w:r>
@@ -24496,11 +25312,15 @@
             <w:pPr>
               <w:rPr>
                 <w:rFonts w:ascii="Times New Roman" w:hAnsi="Times New Roman" w:cs="Times New Roman"/>
-              </w:rPr>
-            </w:pPr>
-            <w:r>
-              <w:rPr>
-                <w:rFonts w:ascii="Times New Roman" w:hAnsi="Times New Roman" w:cs="Times New Roman"/>
+                <w:sz w:val="20"/>
+                <w:szCs w:val="20"/>
+              </w:rPr>
+            </w:pPr>
+            <w:r>
+              <w:rPr>
+                <w:rFonts w:ascii="Times New Roman" w:hAnsi="Times New Roman" w:cs="Times New Roman"/>
+                <w:sz w:val="20"/>
+                <w:szCs w:val="20"/>
               </w:rPr>
               <w:t>ETH</w:t>
             </w:r>
@@ -24528,11 +25348,15 @@
             <w:pPr>
               <w:rPr>
                 <w:rFonts w:ascii="Times New Roman" w:hAnsi="Times New Roman" w:cs="Times New Roman"/>
-              </w:rPr>
-            </w:pPr>
-            <w:r>
-              <w:rPr>
-                <w:rFonts w:ascii="Times New Roman" w:hAnsi="Times New Roman" w:cs="Times New Roman"/>
+                <w:sz w:val="20"/>
+                <w:szCs w:val="20"/>
+              </w:rPr>
+            </w:pPr>
+            <w:r>
+              <w:rPr>
+                <w:rFonts w:ascii="Times New Roman" w:hAnsi="Times New Roman" w:cs="Times New Roman"/>
+                <w:sz w:val="20"/>
+                <w:szCs w:val="20"/>
               </w:rPr>
               <w:t>1995</w:t>
             </w:r>
@@ -24560,11 +25384,15 @@
             <w:pPr>
               <w:rPr>
                 <w:rFonts w:ascii="Times New Roman" w:hAnsi="Times New Roman" w:cs="Times New Roman"/>
-              </w:rPr>
-            </w:pPr>
-            <w:r>
-              <w:rPr>
-                <w:rFonts w:ascii="Times New Roman" w:hAnsi="Times New Roman" w:cs="Times New Roman"/>
+                <w:sz w:val="20"/>
+                <w:szCs w:val="20"/>
+              </w:rPr>
+            </w:pPr>
+            <w:r>
+              <w:rPr>
+                <w:rFonts w:ascii="Times New Roman" w:hAnsi="Times New Roman" w:cs="Times New Roman"/>
+                <w:sz w:val="20"/>
+                <w:szCs w:val="20"/>
               </w:rPr>
               <w:t>HICES</w:t>
             </w:r>
@@ -24592,11 +25420,15 @@
             <w:pPr>
               <w:rPr>
                 <w:rFonts w:ascii="Times New Roman" w:hAnsi="Times New Roman" w:cs="Times New Roman"/>
-              </w:rPr>
-            </w:pPr>
-            <w:r>
-              <w:rPr>
-                <w:rFonts w:ascii="Times New Roman" w:hAnsi="Times New Roman" w:cs="Times New Roman"/>
+                <w:sz w:val="20"/>
+                <w:szCs w:val="20"/>
+              </w:rPr>
+            </w:pPr>
+            <w:r>
+              <w:rPr>
+                <w:rFonts w:ascii="Times New Roman" w:hAnsi="Times New Roman" w:cs="Times New Roman"/>
+                <w:sz w:val="20"/>
+                <w:szCs w:val="20"/>
               </w:rPr>
               <w:t>consumption</w:t>
             </w:r>
@@ -24624,11 +25456,15 @@
             <w:pPr>
               <w:rPr>
                 <w:rFonts w:ascii="Times New Roman" w:hAnsi="Times New Roman" w:cs="Times New Roman"/>
-              </w:rPr>
-            </w:pPr>
-            <w:r>
-              <w:rPr>
-                <w:rFonts w:ascii="Times New Roman" w:hAnsi="Times New Roman" w:cs="Times New Roman"/>
+                <w:sz w:val="20"/>
+                <w:szCs w:val="20"/>
+              </w:rPr>
+            </w:pPr>
+            <w:r>
+              <w:rPr>
+                <w:rFonts w:ascii="Times New Roman" w:hAnsi="Times New Roman" w:cs="Times New Roman"/>
+                <w:sz w:val="20"/>
+                <w:szCs w:val="20"/>
               </w:rPr>
               <w:t>11,524</w:t>
             </w:r>
@@ -24656,11 +25492,15 @@
             <w:pPr>
               <w:rPr>
                 <w:rFonts w:ascii="Times New Roman" w:hAnsi="Times New Roman" w:cs="Times New Roman"/>
-              </w:rPr>
-            </w:pPr>
-            <w:r>
-              <w:rPr>
-                <w:rFonts w:ascii="Times New Roman" w:hAnsi="Times New Roman" w:cs="Times New Roman"/>
+                <w:sz w:val="20"/>
+                <w:szCs w:val="20"/>
+              </w:rPr>
+            </w:pPr>
+            <w:r>
+              <w:rPr>
+                <w:rFonts w:ascii="Times New Roman" w:hAnsi="Times New Roman" w:cs="Times New Roman"/>
+                <w:sz w:val="20"/>
+                <w:szCs w:val="20"/>
               </w:rPr>
               <w:t>398</w:t>
             </w:r>
@@ -24688,11 +25528,15 @@
             <w:pPr>
               <w:rPr>
                 <w:rFonts w:ascii="Times New Roman" w:hAnsi="Times New Roman" w:cs="Times New Roman"/>
-              </w:rPr>
-            </w:pPr>
-            <w:r>
-              <w:rPr>
-                <w:rFonts w:ascii="Times New Roman" w:hAnsi="Times New Roman" w:cs="Times New Roman"/>
+                <w:sz w:val="20"/>
+                <w:szCs w:val="20"/>
+              </w:rPr>
+            </w:pPr>
+            <w:r>
+              <w:rPr>
+                <w:rFonts w:ascii="Times New Roman" w:hAnsi="Times New Roman" w:cs="Times New Roman"/>
+                <w:sz w:val="20"/>
+                <w:szCs w:val="20"/>
               </w:rPr>
               <w:t>9.26</w:t>
             </w:r>
@@ -24720,11 +25564,15 @@
             <w:pPr>
               <w:rPr>
                 <w:rFonts w:ascii="Times New Roman" w:hAnsi="Times New Roman" w:cs="Times New Roman"/>
-              </w:rPr>
-            </w:pPr>
-            <w:r>
-              <w:rPr>
-                <w:rFonts w:ascii="Times New Roman" w:hAnsi="Times New Roman" w:cs="Times New Roman"/>
+                <w:sz w:val="20"/>
+                <w:szCs w:val="20"/>
+              </w:rPr>
+            </w:pPr>
+            <w:r>
+              <w:rPr>
+                <w:rFonts w:ascii="Times New Roman" w:hAnsi="Times New Roman" w:cs="Times New Roman"/>
+                <w:sz w:val="20"/>
+                <w:szCs w:val="20"/>
               </w:rPr>
               <w:t>19.43</w:t>
             </w:r>
@@ -24752,11 +25600,15 @@
             <w:pPr>
               <w:rPr>
                 <w:rFonts w:ascii="Times New Roman" w:hAnsi="Times New Roman" w:cs="Times New Roman"/>
-              </w:rPr>
-            </w:pPr>
-            <w:r>
-              <w:rPr>
-                <w:rFonts w:ascii="Times New Roman" w:hAnsi="Times New Roman" w:cs="Times New Roman"/>
+                <w:sz w:val="20"/>
+                <w:szCs w:val="20"/>
+              </w:rPr>
+            </w:pPr>
+            <w:r>
+              <w:rPr>
+                <w:rFonts w:ascii="Times New Roman" w:hAnsi="Times New Roman" w:cs="Times New Roman"/>
+                <w:sz w:val="20"/>
+                <w:szCs w:val="20"/>
               </w:rPr>
               <w:t>0.446</w:t>
             </w:r>
@@ -24784,11 +25636,15 @@
             <w:pPr>
               <w:rPr>
                 <w:rFonts w:ascii="Times New Roman" w:hAnsi="Times New Roman" w:cs="Times New Roman"/>
-              </w:rPr>
-            </w:pPr>
-            <w:r>
-              <w:rPr>
-                <w:rFonts w:ascii="Times New Roman" w:hAnsi="Times New Roman" w:cs="Times New Roman"/>
+                <w:sz w:val="20"/>
+                <w:szCs w:val="20"/>
+              </w:rPr>
+            </w:pPr>
+            <w:r>
+              <w:rPr>
+                <w:rFonts w:ascii="Times New Roman" w:hAnsi="Times New Roman" w:cs="Times New Roman"/>
+                <w:sz w:val="20"/>
+                <w:szCs w:val="20"/>
               </w:rPr>
               <w:t>0.367</w:t>
             </w:r>
@@ -24816,11 +25672,15 @@
             <w:pPr>
               <w:rPr>
                 <w:rFonts w:ascii="Times New Roman" w:hAnsi="Times New Roman" w:cs="Times New Roman"/>
-              </w:rPr>
-            </w:pPr>
-            <w:r>
-              <w:rPr>
-                <w:rFonts w:ascii="Times New Roman" w:hAnsi="Times New Roman" w:cs="Times New Roman"/>
+                <w:sz w:val="20"/>
+                <w:szCs w:val="20"/>
+              </w:rPr>
+            </w:pPr>
+            <w:r>
+              <w:rPr>
+                <w:rFonts w:ascii="Times New Roman" w:hAnsi="Times New Roman" w:cs="Times New Roman"/>
+                <w:sz w:val="20"/>
+                <w:szCs w:val="20"/>
               </w:rPr>
               <w:t>-17.62</w:t>
             </w:r>
@@ -24853,11 +25713,15 @@
             <w:pPr>
               <w:rPr>
                 <w:rFonts w:ascii="Times New Roman" w:hAnsi="Times New Roman" w:cs="Times New Roman"/>
-              </w:rPr>
-            </w:pPr>
-            <w:r>
-              <w:rPr>
-                <w:rFonts w:ascii="Times New Roman" w:hAnsi="Times New Roman" w:cs="Times New Roman"/>
+                <w:sz w:val="20"/>
+                <w:szCs w:val="20"/>
+              </w:rPr>
+            </w:pPr>
+            <w:r>
+              <w:rPr>
+                <w:rFonts w:ascii="Times New Roman" w:hAnsi="Times New Roman" w:cs="Times New Roman"/>
+                <w:sz w:val="20"/>
+                <w:szCs w:val="20"/>
               </w:rPr>
               <w:t>RWA</w:t>
             </w:r>
@@ -24885,11 +25749,15 @@
             <w:pPr>
               <w:rPr>
                 <w:rFonts w:ascii="Times New Roman" w:hAnsi="Times New Roman" w:cs="Times New Roman"/>
-              </w:rPr>
-            </w:pPr>
-            <w:r>
-              <w:rPr>
-                <w:rFonts w:ascii="Times New Roman" w:hAnsi="Times New Roman" w:cs="Times New Roman"/>
+                <w:sz w:val="20"/>
+                <w:szCs w:val="20"/>
+              </w:rPr>
+            </w:pPr>
+            <w:r>
+              <w:rPr>
+                <w:rFonts w:ascii="Times New Roman" w:hAnsi="Times New Roman" w:cs="Times New Roman"/>
+                <w:sz w:val="20"/>
+                <w:szCs w:val="20"/>
               </w:rPr>
               <w:t>2010</w:t>
             </w:r>
@@ -24917,11 +25785,15 @@
             <w:pPr>
               <w:rPr>
                 <w:rFonts w:ascii="Times New Roman" w:hAnsi="Times New Roman" w:cs="Times New Roman"/>
-              </w:rPr>
-            </w:pPr>
-            <w:r>
-              <w:rPr>
-                <w:rFonts w:ascii="Times New Roman" w:hAnsi="Times New Roman" w:cs="Times New Roman"/>
+                <w:sz w:val="20"/>
+                <w:szCs w:val="20"/>
+              </w:rPr>
+            </w:pPr>
+            <w:r>
+              <w:rPr>
+                <w:rFonts w:ascii="Times New Roman" w:hAnsi="Times New Roman" w:cs="Times New Roman"/>
+                <w:sz w:val="20"/>
+                <w:szCs w:val="20"/>
               </w:rPr>
               <w:t>EICV-III</w:t>
             </w:r>
@@ -24949,11 +25821,15 @@
             <w:pPr>
               <w:rPr>
                 <w:rFonts w:ascii="Times New Roman" w:hAnsi="Times New Roman" w:cs="Times New Roman"/>
-              </w:rPr>
-            </w:pPr>
-            <w:r>
-              <w:rPr>
-                <w:rFonts w:ascii="Times New Roman" w:hAnsi="Times New Roman" w:cs="Times New Roman"/>
+                <w:sz w:val="20"/>
+                <w:szCs w:val="20"/>
+              </w:rPr>
+            </w:pPr>
+            <w:r>
+              <w:rPr>
+                <w:rFonts w:ascii="Times New Roman" w:hAnsi="Times New Roman" w:cs="Times New Roman"/>
+                <w:sz w:val="20"/>
+                <w:szCs w:val="20"/>
               </w:rPr>
               <w:t>consumption</w:t>
             </w:r>
@@ -24981,11 +25857,15 @@
             <w:pPr>
               <w:rPr>
                 <w:rFonts w:ascii="Times New Roman" w:hAnsi="Times New Roman" w:cs="Times New Roman"/>
-              </w:rPr>
-            </w:pPr>
-            <w:r>
-              <w:rPr>
-                <w:rFonts w:ascii="Times New Roman" w:hAnsi="Times New Roman" w:cs="Times New Roman"/>
+                <w:sz w:val="20"/>
+                <w:szCs w:val="20"/>
+              </w:rPr>
+            </w:pPr>
+            <w:r>
+              <w:rPr>
+                <w:rFonts w:ascii="Times New Roman" w:hAnsi="Times New Roman" w:cs="Times New Roman"/>
+                <w:sz w:val="20"/>
+                <w:szCs w:val="20"/>
               </w:rPr>
               <w:t>14,301</w:t>
             </w:r>
@@ -25013,11 +25893,15 @@
             <w:pPr>
               <w:rPr>
                 <w:rFonts w:ascii="Times New Roman" w:hAnsi="Times New Roman" w:cs="Times New Roman"/>
-              </w:rPr>
-            </w:pPr>
-            <w:r>
-              <w:rPr>
-                <w:rFonts w:ascii="Times New Roman" w:hAnsi="Times New Roman" w:cs="Times New Roman"/>
+                <w:sz w:val="20"/>
+                <w:szCs w:val="20"/>
+              </w:rPr>
+            </w:pPr>
+            <w:r>
+              <w:rPr>
+                <w:rFonts w:ascii="Times New Roman" w:hAnsi="Times New Roman" w:cs="Times New Roman"/>
+                <w:sz w:val="20"/>
+                <w:szCs w:val="20"/>
               </w:rPr>
               <w:t>418</w:t>
             </w:r>
@@ -25045,11 +25929,15 @@
             <w:pPr>
               <w:rPr>
                 <w:rFonts w:ascii="Times New Roman" w:hAnsi="Times New Roman" w:cs="Times New Roman"/>
-              </w:rPr>
-            </w:pPr>
-            <w:r>
-              <w:rPr>
-                <w:rFonts w:ascii="Times New Roman" w:hAnsi="Times New Roman" w:cs="Times New Roman"/>
+                <w:sz w:val="20"/>
+                <w:szCs w:val="20"/>
+              </w:rPr>
+            </w:pPr>
+            <w:r>
+              <w:rPr>
+                <w:rFonts w:ascii="Times New Roman" w:hAnsi="Times New Roman" w:cs="Times New Roman"/>
+                <w:sz w:val="20"/>
+                <w:szCs w:val="20"/>
               </w:rPr>
               <w:t>13.20</w:t>
             </w:r>
@@ -25077,11 +25965,15 @@
             <w:pPr>
               <w:rPr>
                 <w:rFonts w:ascii="Times New Roman" w:hAnsi="Times New Roman" w:cs="Times New Roman"/>
-              </w:rPr>
-            </w:pPr>
-            <w:r>
-              <w:rPr>
-                <w:rFonts w:ascii="Times New Roman" w:hAnsi="Times New Roman" w:cs="Times New Roman"/>
+                <w:sz w:val="20"/>
+                <w:szCs w:val="20"/>
+              </w:rPr>
+            </w:pPr>
+            <w:r>
+              <w:rPr>
+                <w:rFonts w:ascii="Times New Roman" w:hAnsi="Times New Roman" w:cs="Times New Roman"/>
+                <w:sz w:val="20"/>
+                <w:szCs w:val="20"/>
               </w:rPr>
               <w:t>19.01</w:t>
             </w:r>
@@ -25109,11 +26001,15 @@
             <w:pPr>
               <w:rPr>
                 <w:rFonts w:ascii="Times New Roman" w:hAnsi="Times New Roman" w:cs="Times New Roman"/>
-              </w:rPr>
-            </w:pPr>
-            <w:r>
-              <w:rPr>
-                <w:rFonts w:ascii="Times New Roman" w:hAnsi="Times New Roman" w:cs="Times New Roman"/>
+                <w:sz w:val="20"/>
+                <w:szCs w:val="20"/>
+              </w:rPr>
+            </w:pPr>
+            <w:r>
+              <w:rPr>
+                <w:rFonts w:ascii="Times New Roman" w:hAnsi="Times New Roman" w:cs="Times New Roman"/>
+                <w:sz w:val="20"/>
+                <w:szCs w:val="20"/>
               </w:rPr>
               <w:t>0.472</w:t>
             </w:r>
@@ -25141,11 +26037,15 @@
             <w:pPr>
               <w:rPr>
                 <w:rFonts w:ascii="Times New Roman" w:hAnsi="Times New Roman" w:cs="Times New Roman"/>
-              </w:rPr>
-            </w:pPr>
-            <w:r>
-              <w:rPr>
-                <w:rFonts w:ascii="Times New Roman" w:hAnsi="Times New Roman" w:cs="Times New Roman"/>
+                <w:sz w:val="20"/>
+                <w:szCs w:val="20"/>
+              </w:rPr>
+            </w:pPr>
+            <w:r>
+              <w:rPr>
+                <w:rFonts w:ascii="Times New Roman" w:hAnsi="Times New Roman" w:cs="Times New Roman"/>
+                <w:sz w:val="20"/>
+                <w:szCs w:val="20"/>
               </w:rPr>
               <w:t>0.419</w:t>
             </w:r>
@@ -25173,11 +26073,15 @@
             <w:pPr>
               <w:rPr>
                 <w:rFonts w:ascii="Times New Roman" w:hAnsi="Times New Roman" w:cs="Times New Roman"/>
-              </w:rPr>
-            </w:pPr>
-            <w:r>
-              <w:rPr>
-                <w:rFonts w:ascii="Times New Roman" w:hAnsi="Times New Roman" w:cs="Times New Roman"/>
+                <w:sz w:val="20"/>
+                <w:szCs w:val="20"/>
+              </w:rPr>
+            </w:pPr>
+            <w:r>
+              <w:rPr>
+                <w:rFonts w:ascii="Times New Roman" w:hAnsi="Times New Roman" w:cs="Times New Roman"/>
+                <w:sz w:val="20"/>
+                <w:szCs w:val="20"/>
               </w:rPr>
               <w:t>-11.18</w:t>
             </w:r>
@@ -25210,11 +26114,15 @@
             <w:pPr>
               <w:rPr>
                 <w:rFonts w:ascii="Times New Roman" w:hAnsi="Times New Roman" w:cs="Times New Roman"/>
-              </w:rPr>
-            </w:pPr>
-            <w:r>
-              <w:rPr>
-                <w:rFonts w:ascii="Times New Roman" w:hAnsi="Times New Roman" w:cs="Times New Roman"/>
+                <w:sz w:val="20"/>
+                <w:szCs w:val="20"/>
+              </w:rPr>
+            </w:pPr>
+            <w:r>
+              <w:rPr>
+                <w:rFonts w:ascii="Times New Roman" w:hAnsi="Times New Roman" w:cs="Times New Roman"/>
+                <w:sz w:val="20"/>
+                <w:szCs w:val="20"/>
               </w:rPr>
               <w:t>MWI</w:t>
             </w:r>
@@ -25242,11 +26150,15 @@
             <w:pPr>
               <w:rPr>
                 <w:rFonts w:ascii="Times New Roman" w:hAnsi="Times New Roman" w:cs="Times New Roman"/>
-              </w:rPr>
-            </w:pPr>
-            <w:r>
-              <w:rPr>
-                <w:rFonts w:ascii="Times New Roman" w:hAnsi="Times New Roman" w:cs="Times New Roman"/>
+                <w:sz w:val="20"/>
+                <w:szCs w:val="20"/>
+              </w:rPr>
+            </w:pPr>
+            <w:r>
+              <w:rPr>
+                <w:rFonts w:ascii="Times New Roman" w:hAnsi="Times New Roman" w:cs="Times New Roman"/>
+                <w:sz w:val="20"/>
+                <w:szCs w:val="20"/>
               </w:rPr>
               <w:t>2016</w:t>
             </w:r>
@@ -25274,11 +26186,15 @@
             <w:pPr>
               <w:rPr>
                 <w:rFonts w:ascii="Times New Roman" w:hAnsi="Times New Roman" w:cs="Times New Roman"/>
-              </w:rPr>
-            </w:pPr>
-            <w:r>
-              <w:rPr>
-                <w:rFonts w:ascii="Times New Roman" w:hAnsi="Times New Roman" w:cs="Times New Roman"/>
+                <w:sz w:val="20"/>
+                <w:szCs w:val="20"/>
+              </w:rPr>
+            </w:pPr>
+            <w:r>
+              <w:rPr>
+                <w:rFonts w:ascii="Times New Roman" w:hAnsi="Times New Roman" w:cs="Times New Roman"/>
+                <w:sz w:val="20"/>
+                <w:szCs w:val="20"/>
               </w:rPr>
               <w:t>IHS-IV</w:t>
             </w:r>
@@ -25306,11 +26222,15 @@
             <w:pPr>
               <w:rPr>
                 <w:rFonts w:ascii="Times New Roman" w:hAnsi="Times New Roman" w:cs="Times New Roman"/>
-              </w:rPr>
-            </w:pPr>
-            <w:r>
-              <w:rPr>
-                <w:rFonts w:ascii="Times New Roman" w:hAnsi="Times New Roman" w:cs="Times New Roman"/>
+                <w:sz w:val="20"/>
+                <w:szCs w:val="20"/>
+              </w:rPr>
+            </w:pPr>
+            <w:r>
+              <w:rPr>
+                <w:rFonts w:ascii="Times New Roman" w:hAnsi="Times New Roman" w:cs="Times New Roman"/>
+                <w:sz w:val="20"/>
+                <w:szCs w:val="20"/>
               </w:rPr>
               <w:t>consumption</w:t>
             </w:r>
@@ -25338,11 +26258,15 @@
             <w:pPr>
               <w:rPr>
                 <w:rFonts w:ascii="Times New Roman" w:hAnsi="Times New Roman" w:cs="Times New Roman"/>
-              </w:rPr>
-            </w:pPr>
-            <w:r>
-              <w:rPr>
-                <w:rFonts w:ascii="Times New Roman" w:hAnsi="Times New Roman" w:cs="Times New Roman"/>
+                <w:sz w:val="20"/>
+                <w:szCs w:val="20"/>
+              </w:rPr>
+            </w:pPr>
+            <w:r>
+              <w:rPr>
+                <w:rFonts w:ascii="Times New Roman" w:hAnsi="Times New Roman" w:cs="Times New Roman"/>
+                <w:sz w:val="20"/>
+                <w:szCs w:val="20"/>
               </w:rPr>
               <w:t>12,445</w:t>
             </w:r>
@@ -25370,11 +26294,15 @@
             <w:pPr>
               <w:rPr>
                 <w:rFonts w:ascii="Times New Roman" w:hAnsi="Times New Roman" w:cs="Times New Roman"/>
-              </w:rPr>
-            </w:pPr>
-            <w:r>
-              <w:rPr>
-                <w:rFonts w:ascii="Times New Roman" w:hAnsi="Times New Roman" w:cs="Times New Roman"/>
+                <w:sz w:val="20"/>
+                <w:szCs w:val="20"/>
+              </w:rPr>
+            </w:pPr>
+            <w:r>
+              <w:rPr>
+                <w:rFonts w:ascii="Times New Roman" w:hAnsi="Times New Roman" w:cs="Times New Roman"/>
+                <w:sz w:val="20"/>
+                <w:szCs w:val="20"/>
               </w:rPr>
               <w:t>308</w:t>
             </w:r>
@@ -25402,11 +26330,15 @@
             <w:pPr>
               <w:rPr>
                 <w:rFonts w:ascii="Times New Roman" w:hAnsi="Times New Roman" w:cs="Times New Roman"/>
-              </w:rPr>
-            </w:pPr>
-            <w:r>
-              <w:rPr>
-                <w:rFonts w:ascii="Times New Roman" w:hAnsi="Times New Roman" w:cs="Times New Roman"/>
+                <w:sz w:val="20"/>
+                <w:szCs w:val="20"/>
+              </w:rPr>
+            </w:pPr>
+            <w:r>
+              <w:rPr>
+                <w:rFonts w:ascii="Times New Roman" w:hAnsi="Times New Roman" w:cs="Times New Roman"/>
+                <w:sz w:val="20"/>
+                <w:szCs w:val="20"/>
               </w:rPr>
               <w:t>9.98</w:t>
             </w:r>
@@ -25434,11 +26366,15 @@
             <w:pPr>
               <w:rPr>
                 <w:rFonts w:ascii="Times New Roman" w:hAnsi="Times New Roman" w:cs="Times New Roman"/>
-              </w:rPr>
-            </w:pPr>
-            <w:r>
-              <w:rPr>
-                <w:rFonts w:ascii="Times New Roman" w:hAnsi="Times New Roman" w:cs="Times New Roman"/>
+                <w:sz w:val="20"/>
+                <w:szCs w:val="20"/>
+              </w:rPr>
+            </w:pPr>
+            <w:r>
+              <w:rPr>
+                <w:rFonts w:ascii="Times New Roman" w:hAnsi="Times New Roman" w:cs="Times New Roman"/>
+                <w:sz w:val="20"/>
+                <w:szCs w:val="20"/>
               </w:rPr>
               <w:t>18.59</w:t>
             </w:r>
@@ -25466,11 +26402,15 @@
             <w:pPr>
               <w:rPr>
                 <w:rFonts w:ascii="Times New Roman" w:hAnsi="Times New Roman" w:cs="Times New Roman"/>
-              </w:rPr>
-            </w:pPr>
-            <w:r>
-              <w:rPr>
-                <w:rFonts w:ascii="Times New Roman" w:hAnsi="Times New Roman" w:cs="Times New Roman"/>
+                <w:sz w:val="20"/>
+                <w:szCs w:val="20"/>
+              </w:rPr>
+            </w:pPr>
+            <w:r>
+              <w:rPr>
+                <w:rFonts w:ascii="Times New Roman" w:hAnsi="Times New Roman" w:cs="Times New Roman"/>
+                <w:sz w:val="20"/>
+                <w:szCs w:val="20"/>
               </w:rPr>
               <w:t>0.447</w:t>
             </w:r>
@@ -25498,11 +26438,15 @@
             <w:pPr>
               <w:rPr>
                 <w:rFonts w:ascii="Times New Roman" w:hAnsi="Times New Roman" w:cs="Times New Roman"/>
-              </w:rPr>
-            </w:pPr>
-            <w:r>
-              <w:rPr>
-                <w:rFonts w:ascii="Times New Roman" w:hAnsi="Times New Roman" w:cs="Times New Roman"/>
+                <w:sz w:val="20"/>
+                <w:szCs w:val="20"/>
+              </w:rPr>
+            </w:pPr>
+            <w:r>
+              <w:rPr>
+                <w:rFonts w:ascii="Times New Roman" w:hAnsi="Times New Roman" w:cs="Times New Roman"/>
+                <w:sz w:val="20"/>
+                <w:szCs w:val="20"/>
               </w:rPr>
               <w:t>0.366</w:t>
             </w:r>
@@ -25530,11 +26474,15 @@
             <w:pPr>
               <w:rPr>
                 <w:rFonts w:ascii="Times New Roman" w:hAnsi="Times New Roman" w:cs="Times New Roman"/>
-              </w:rPr>
-            </w:pPr>
-            <w:r>
-              <w:rPr>
-                <w:rFonts w:ascii="Times New Roman" w:hAnsi="Times New Roman" w:cs="Times New Roman"/>
+                <w:sz w:val="20"/>
+                <w:szCs w:val="20"/>
+              </w:rPr>
+            </w:pPr>
+            <w:r>
+              <w:rPr>
+                <w:rFonts w:ascii="Times New Roman" w:hAnsi="Times New Roman" w:cs="Times New Roman"/>
+                <w:sz w:val="20"/>
+                <w:szCs w:val="20"/>
               </w:rPr>
               <w:t>-18.17</w:t>
             </w:r>
@@ -25567,11 +26515,15 @@
             <w:pPr>
               <w:rPr>
                 <w:rFonts w:ascii="Times New Roman" w:hAnsi="Times New Roman" w:cs="Times New Roman"/>
-              </w:rPr>
-            </w:pPr>
-            <w:r>
-              <w:rPr>
-                <w:rFonts w:ascii="Times New Roman" w:hAnsi="Times New Roman" w:cs="Times New Roman"/>
+                <w:sz w:val="20"/>
+                <w:szCs w:val="20"/>
+              </w:rPr>
+            </w:pPr>
+            <w:r>
+              <w:rPr>
+                <w:rFonts w:ascii="Times New Roman" w:hAnsi="Times New Roman" w:cs="Times New Roman"/>
+                <w:sz w:val="20"/>
+                <w:szCs w:val="20"/>
               </w:rPr>
               <w:t>MOZ</w:t>
             </w:r>
@@ -25599,11 +26551,15 @@
             <w:pPr>
               <w:rPr>
                 <w:rFonts w:ascii="Times New Roman" w:hAnsi="Times New Roman" w:cs="Times New Roman"/>
-              </w:rPr>
-            </w:pPr>
-            <w:r>
-              <w:rPr>
-                <w:rFonts w:ascii="Times New Roman" w:hAnsi="Times New Roman" w:cs="Times New Roman"/>
+                <w:sz w:val="20"/>
+                <w:szCs w:val="20"/>
+              </w:rPr>
+            </w:pPr>
+            <w:r>
+              <w:rPr>
+                <w:rFonts w:ascii="Times New Roman" w:hAnsi="Times New Roman" w:cs="Times New Roman"/>
+                <w:sz w:val="20"/>
+                <w:szCs w:val="20"/>
               </w:rPr>
               <w:t>2002</w:t>
             </w:r>
@@ -25631,11 +26587,15 @@
             <w:pPr>
               <w:rPr>
                 <w:rFonts w:ascii="Times New Roman" w:hAnsi="Times New Roman" w:cs="Times New Roman"/>
-              </w:rPr>
-            </w:pPr>
-            <w:r>
-              <w:rPr>
-                <w:rFonts w:ascii="Times New Roman" w:hAnsi="Times New Roman" w:cs="Times New Roman"/>
+                <w:sz w:val="20"/>
+                <w:szCs w:val="20"/>
+              </w:rPr>
+            </w:pPr>
+            <w:r>
+              <w:rPr>
+                <w:rFonts w:ascii="Times New Roman" w:hAnsi="Times New Roman" w:cs="Times New Roman"/>
+                <w:sz w:val="20"/>
+                <w:szCs w:val="20"/>
               </w:rPr>
               <w:t>IAF</w:t>
             </w:r>
@@ -25663,11 +26623,15 @@
             <w:pPr>
               <w:rPr>
                 <w:rFonts w:ascii="Times New Roman" w:hAnsi="Times New Roman" w:cs="Times New Roman"/>
-              </w:rPr>
-            </w:pPr>
-            <w:r>
-              <w:rPr>
-                <w:rFonts w:ascii="Times New Roman" w:hAnsi="Times New Roman" w:cs="Times New Roman"/>
+                <w:sz w:val="20"/>
+                <w:szCs w:val="20"/>
+              </w:rPr>
+            </w:pPr>
+            <w:r>
+              <w:rPr>
+                <w:rFonts w:ascii="Times New Roman" w:hAnsi="Times New Roman" w:cs="Times New Roman"/>
+                <w:sz w:val="20"/>
+                <w:szCs w:val="20"/>
               </w:rPr>
               <w:t>consumption</w:t>
             </w:r>
@@ -25695,11 +26659,15 @@
             <w:pPr>
               <w:rPr>
                 <w:rFonts w:ascii="Times New Roman" w:hAnsi="Times New Roman" w:cs="Times New Roman"/>
-              </w:rPr>
-            </w:pPr>
-            <w:r>
-              <w:rPr>
-                <w:rFonts w:ascii="Times New Roman" w:hAnsi="Times New Roman" w:cs="Times New Roman"/>
+                <w:sz w:val="20"/>
+                <w:szCs w:val="20"/>
+              </w:rPr>
+            </w:pPr>
+            <w:r>
+              <w:rPr>
+                <w:rFonts w:ascii="Times New Roman" w:hAnsi="Times New Roman" w:cs="Times New Roman"/>
+                <w:sz w:val="20"/>
+                <w:szCs w:val="20"/>
               </w:rPr>
               <w:t>8,697</w:t>
             </w:r>
@@ -25727,11 +26695,15 @@
             <w:pPr>
               <w:rPr>
                 <w:rFonts w:ascii="Times New Roman" w:hAnsi="Times New Roman" w:cs="Times New Roman"/>
-              </w:rPr>
-            </w:pPr>
-            <w:r>
-              <w:rPr>
-                <w:rFonts w:ascii="Times New Roman" w:hAnsi="Times New Roman" w:cs="Times New Roman"/>
+                <w:sz w:val="20"/>
+                <w:szCs w:val="20"/>
+              </w:rPr>
+            </w:pPr>
+            <w:r>
+              <w:rPr>
+                <w:rFonts w:ascii="Times New Roman" w:hAnsi="Times New Roman" w:cs="Times New Roman"/>
+                <w:sz w:val="20"/>
+                <w:szCs w:val="20"/>
               </w:rPr>
               <w:t>380</w:t>
             </w:r>
@@ -25759,11 +26731,15 @@
             <w:pPr>
               <w:rPr>
                 <w:rFonts w:ascii="Times New Roman" w:hAnsi="Times New Roman" w:cs="Times New Roman"/>
-              </w:rPr>
-            </w:pPr>
-            <w:r>
-              <w:rPr>
-                <w:rFonts w:ascii="Times New Roman" w:hAnsi="Times New Roman" w:cs="Times New Roman"/>
+                <w:sz w:val="20"/>
+                <w:szCs w:val="20"/>
+              </w:rPr>
+            </w:pPr>
+            <w:r>
+              <w:rPr>
+                <w:rFonts w:ascii="Times New Roman" w:hAnsi="Times New Roman" w:cs="Times New Roman"/>
+                <w:sz w:val="20"/>
+                <w:szCs w:val="20"/>
               </w:rPr>
               <w:t>8.24</w:t>
             </w:r>
@@ -25791,11 +26767,15 @@
             <w:pPr>
               <w:rPr>
                 <w:rFonts w:ascii="Times New Roman" w:hAnsi="Times New Roman" w:cs="Times New Roman"/>
-              </w:rPr>
-            </w:pPr>
-            <w:r>
-              <w:rPr>
-                <w:rFonts w:ascii="Times New Roman" w:hAnsi="Times New Roman" w:cs="Times New Roman"/>
+                <w:sz w:val="20"/>
+                <w:szCs w:val="20"/>
+              </w:rPr>
+            </w:pPr>
+            <w:r>
+              <w:rPr>
+                <w:rFonts w:ascii="Times New Roman" w:hAnsi="Times New Roman" w:cs="Times New Roman"/>
+                <w:sz w:val="20"/>
+                <w:szCs w:val="20"/>
               </w:rPr>
               <w:t>17.96</w:t>
             </w:r>
@@ -25823,11 +26803,15 @@
             <w:pPr>
               <w:rPr>
                 <w:rFonts w:ascii="Times New Roman" w:hAnsi="Times New Roman" w:cs="Times New Roman"/>
-              </w:rPr>
-            </w:pPr>
-            <w:r>
-              <w:rPr>
-                <w:rFonts w:ascii="Times New Roman" w:hAnsi="Times New Roman" w:cs="Times New Roman"/>
+                <w:sz w:val="20"/>
+                <w:szCs w:val="20"/>
+              </w:rPr>
+            </w:pPr>
+            <w:r>
+              <w:rPr>
+                <w:rFonts w:ascii="Times New Roman" w:hAnsi="Times New Roman" w:cs="Times New Roman"/>
+                <w:sz w:val="20"/>
+                <w:szCs w:val="20"/>
               </w:rPr>
               <w:t>0.470</w:t>
             </w:r>
@@ -25855,11 +26839,15 @@
             <w:pPr>
               <w:rPr>
                 <w:rFonts w:ascii="Times New Roman" w:hAnsi="Times New Roman" w:cs="Times New Roman"/>
-              </w:rPr>
-            </w:pPr>
-            <w:r>
-              <w:rPr>
-                <w:rFonts w:ascii="Times New Roman" w:hAnsi="Times New Roman" w:cs="Times New Roman"/>
+                <w:sz w:val="20"/>
+                <w:szCs w:val="20"/>
+              </w:rPr>
+            </w:pPr>
+            <w:r>
+              <w:rPr>
+                <w:rFonts w:ascii="Times New Roman" w:hAnsi="Times New Roman" w:cs="Times New Roman"/>
+                <w:sz w:val="20"/>
+                <w:szCs w:val="20"/>
               </w:rPr>
               <w:t>0.415</w:t>
             </w:r>
@@ -25887,11 +26875,15 @@
             <w:pPr>
               <w:rPr>
                 <w:rFonts w:ascii="Times New Roman" w:hAnsi="Times New Roman" w:cs="Times New Roman"/>
-              </w:rPr>
-            </w:pPr>
-            <w:r>
-              <w:rPr>
-                <w:rFonts w:ascii="Times New Roman" w:hAnsi="Times New Roman" w:cs="Times New Roman"/>
+                <w:sz w:val="20"/>
+                <w:szCs w:val="20"/>
+              </w:rPr>
+            </w:pPr>
+            <w:r>
+              <w:rPr>
+                <w:rFonts w:ascii="Times New Roman" w:hAnsi="Times New Roman" w:cs="Times New Roman"/>
+                <w:sz w:val="20"/>
+                <w:szCs w:val="20"/>
               </w:rPr>
               <w:t>-11.80</w:t>
             </w:r>
@@ -25924,13 +26916,16 @@
             <w:pPr>
               <w:rPr>
                 <w:rFonts w:ascii="Times New Roman" w:hAnsi="Times New Roman" w:cs="Times New Roman"/>
-              </w:rPr>
-            </w:pPr>
-            <w:r>
-              <w:rPr>
-                <w:rFonts w:ascii="Times New Roman" w:hAnsi="Times New Roman" w:cs="Times New Roman"/>
-              </w:rPr>
-              <w:lastRenderedPageBreak/>
+                <w:sz w:val="20"/>
+                <w:szCs w:val="20"/>
+              </w:rPr>
+            </w:pPr>
+            <w:r>
+              <w:rPr>
+                <w:rFonts w:ascii="Times New Roman" w:hAnsi="Times New Roman" w:cs="Times New Roman"/>
+                <w:sz w:val="20"/>
+                <w:szCs w:val="20"/>
+              </w:rPr>
               <w:t>CAF</w:t>
             </w:r>
           </w:p>
@@ -25957,11 +26952,15 @@
             <w:pPr>
               <w:rPr>
                 <w:rFonts w:ascii="Times New Roman" w:hAnsi="Times New Roman" w:cs="Times New Roman"/>
-              </w:rPr>
-            </w:pPr>
-            <w:r>
-              <w:rPr>
-                <w:rFonts w:ascii="Times New Roman" w:hAnsi="Times New Roman" w:cs="Times New Roman"/>
+                <w:sz w:val="20"/>
+                <w:szCs w:val="20"/>
+              </w:rPr>
+            </w:pPr>
+            <w:r>
+              <w:rPr>
+                <w:rFonts w:ascii="Times New Roman" w:hAnsi="Times New Roman" w:cs="Times New Roman"/>
+                <w:sz w:val="20"/>
+                <w:szCs w:val="20"/>
               </w:rPr>
               <w:t>2008</w:t>
             </w:r>
@@ -25989,11 +26988,15 @@
             <w:pPr>
               <w:rPr>
                 <w:rFonts w:ascii="Times New Roman" w:hAnsi="Times New Roman" w:cs="Times New Roman"/>
-              </w:rPr>
-            </w:pPr>
-            <w:r>
-              <w:rPr>
-                <w:rFonts w:ascii="Times New Roman" w:hAnsi="Times New Roman" w:cs="Times New Roman"/>
+                <w:sz w:val="20"/>
+                <w:szCs w:val="20"/>
+              </w:rPr>
+            </w:pPr>
+            <w:r>
+              <w:rPr>
+                <w:rFonts w:ascii="Times New Roman" w:hAnsi="Times New Roman" w:cs="Times New Roman"/>
+                <w:sz w:val="20"/>
+                <w:szCs w:val="20"/>
               </w:rPr>
               <w:t>ECASEB</w:t>
             </w:r>
@@ -26021,11 +27024,15 @@
             <w:pPr>
               <w:rPr>
                 <w:rFonts w:ascii="Times New Roman" w:hAnsi="Times New Roman" w:cs="Times New Roman"/>
-              </w:rPr>
-            </w:pPr>
-            <w:r>
-              <w:rPr>
-                <w:rFonts w:ascii="Times New Roman" w:hAnsi="Times New Roman" w:cs="Times New Roman"/>
+                <w:sz w:val="20"/>
+                <w:szCs w:val="20"/>
+              </w:rPr>
+            </w:pPr>
+            <w:r>
+              <w:rPr>
+                <w:rFonts w:ascii="Times New Roman" w:hAnsi="Times New Roman" w:cs="Times New Roman"/>
+                <w:sz w:val="20"/>
+                <w:szCs w:val="20"/>
               </w:rPr>
               <w:t>consumption</w:t>
             </w:r>
@@ -26053,11 +27060,15 @@
             <w:pPr>
               <w:rPr>
                 <w:rFonts w:ascii="Times New Roman" w:hAnsi="Times New Roman" w:cs="Times New Roman"/>
-              </w:rPr>
-            </w:pPr>
-            <w:r>
-              <w:rPr>
-                <w:rFonts w:ascii="Times New Roman" w:hAnsi="Times New Roman" w:cs="Times New Roman"/>
+                <w:sz w:val="20"/>
+                <w:szCs w:val="20"/>
+              </w:rPr>
+            </w:pPr>
+            <w:r>
+              <w:rPr>
+                <w:rFonts w:ascii="Times New Roman" w:hAnsi="Times New Roman" w:cs="Times New Roman"/>
+                <w:sz w:val="20"/>
+                <w:szCs w:val="20"/>
               </w:rPr>
               <w:t>6,894</w:t>
             </w:r>
@@ -26085,11 +27096,15 @@
             <w:pPr>
               <w:rPr>
                 <w:rFonts w:ascii="Times New Roman" w:hAnsi="Times New Roman" w:cs="Times New Roman"/>
-              </w:rPr>
-            </w:pPr>
-            <w:r>
-              <w:rPr>
-                <w:rFonts w:ascii="Times New Roman" w:hAnsi="Times New Roman" w:cs="Times New Roman"/>
+                <w:sz w:val="20"/>
+                <w:szCs w:val="20"/>
+              </w:rPr>
+            </w:pPr>
+            <w:r>
+              <w:rPr>
+                <w:rFonts w:ascii="Times New Roman" w:hAnsi="Times New Roman" w:cs="Times New Roman"/>
+                <w:sz w:val="20"/>
+                <w:szCs w:val="20"/>
               </w:rPr>
               <w:t>86</w:t>
             </w:r>
@@ -26117,11 +27132,15 @@
             <w:pPr>
               <w:rPr>
                 <w:rFonts w:ascii="Times New Roman" w:hAnsi="Times New Roman" w:cs="Times New Roman"/>
-              </w:rPr>
-            </w:pPr>
-            <w:r>
-              <w:rPr>
-                <w:rFonts w:ascii="Times New Roman" w:hAnsi="Times New Roman" w:cs="Times New Roman"/>
+                <w:sz w:val="20"/>
+                <w:szCs w:val="20"/>
+              </w:rPr>
+            </w:pPr>
+            <w:r>
+              <w:rPr>
+                <w:rFonts w:ascii="Times New Roman" w:hAnsi="Times New Roman" w:cs="Times New Roman"/>
+                <w:sz w:val="20"/>
+                <w:szCs w:val="20"/>
               </w:rPr>
               <w:t>24.33</w:t>
             </w:r>
@@ -26149,11 +27168,15 @@
             <w:pPr>
               <w:rPr>
                 <w:rFonts w:ascii="Times New Roman" w:hAnsi="Times New Roman" w:cs="Times New Roman"/>
-              </w:rPr>
-            </w:pPr>
-            <w:r>
-              <w:rPr>
-                <w:rFonts w:ascii="Times New Roman" w:hAnsi="Times New Roman" w:cs="Times New Roman"/>
+                <w:sz w:val="20"/>
+                <w:szCs w:val="20"/>
+              </w:rPr>
+            </w:pPr>
+            <w:r>
+              <w:rPr>
+                <w:rFonts w:ascii="Times New Roman" w:hAnsi="Times New Roman" w:cs="Times New Roman"/>
+                <w:sz w:val="20"/>
+                <w:szCs w:val="20"/>
               </w:rPr>
               <w:t>17.87</w:t>
             </w:r>
@@ -26181,11 +27204,15 @@
             <w:pPr>
               <w:rPr>
                 <w:rFonts w:ascii="Times New Roman" w:hAnsi="Times New Roman" w:cs="Times New Roman"/>
-              </w:rPr>
-            </w:pPr>
-            <w:r>
-              <w:rPr>
-                <w:rFonts w:ascii="Times New Roman" w:hAnsi="Times New Roman" w:cs="Times New Roman"/>
+                <w:sz w:val="20"/>
+                <w:szCs w:val="20"/>
+              </w:rPr>
+            </w:pPr>
+            <w:r>
+              <w:rPr>
+                <w:rFonts w:ascii="Times New Roman" w:hAnsi="Times New Roman" w:cs="Times New Roman"/>
+                <w:sz w:val="20"/>
+                <w:szCs w:val="20"/>
               </w:rPr>
               <w:t>0.562</w:t>
             </w:r>
@@ -26213,11 +27240,15 @@
             <w:pPr>
               <w:rPr>
                 <w:rFonts w:ascii="Times New Roman" w:hAnsi="Times New Roman" w:cs="Times New Roman"/>
-              </w:rPr>
-            </w:pPr>
-            <w:r>
-              <w:rPr>
-                <w:rFonts w:ascii="Times New Roman" w:hAnsi="Times New Roman" w:cs="Times New Roman"/>
+                <w:sz w:val="20"/>
+                <w:szCs w:val="20"/>
+              </w:rPr>
+            </w:pPr>
+            <w:r>
+              <w:rPr>
+                <w:rFonts w:ascii="Times New Roman" w:hAnsi="Times New Roman" w:cs="Times New Roman"/>
+                <w:sz w:val="20"/>
+                <w:szCs w:val="20"/>
               </w:rPr>
               <w:t>0.515</w:t>
             </w:r>
@@ -26245,11 +27276,15 @@
             <w:pPr>
               <w:rPr>
                 <w:rFonts w:ascii="Times New Roman" w:hAnsi="Times New Roman" w:cs="Times New Roman"/>
-              </w:rPr>
-            </w:pPr>
-            <w:r>
-              <w:rPr>
-                <w:rFonts w:ascii="Times New Roman" w:hAnsi="Times New Roman" w:cs="Times New Roman"/>
+                <w:sz w:val="20"/>
+                <w:szCs w:val="20"/>
+              </w:rPr>
+            </w:pPr>
+            <w:r>
+              <w:rPr>
+                <w:rFonts w:ascii="Times New Roman" w:hAnsi="Times New Roman" w:cs="Times New Roman"/>
+                <w:sz w:val="20"/>
+                <w:szCs w:val="20"/>
               </w:rPr>
               <w:t>-8.43</w:t>
             </w:r>
@@ -26282,11 +27317,15 @@
             <w:pPr>
               <w:rPr>
                 <w:rFonts w:ascii="Times New Roman" w:hAnsi="Times New Roman" w:cs="Times New Roman"/>
-              </w:rPr>
-            </w:pPr>
-            <w:r>
-              <w:rPr>
-                <w:rFonts w:ascii="Times New Roman" w:hAnsi="Times New Roman" w:cs="Times New Roman"/>
+                <w:sz w:val="20"/>
+                <w:szCs w:val="20"/>
+              </w:rPr>
+            </w:pPr>
+            <w:r>
+              <w:rPr>
+                <w:rFonts w:ascii="Times New Roman" w:hAnsi="Times New Roman" w:cs="Times New Roman"/>
+                <w:sz w:val="20"/>
+                <w:szCs w:val="20"/>
               </w:rPr>
               <w:t>CHL</w:t>
             </w:r>
@@ -26314,11 +27353,15 @@
             <w:pPr>
               <w:rPr>
                 <w:rFonts w:ascii="Times New Roman" w:hAnsi="Times New Roman" w:cs="Times New Roman"/>
-              </w:rPr>
-            </w:pPr>
-            <w:r>
-              <w:rPr>
-                <w:rFonts w:ascii="Times New Roman" w:hAnsi="Times New Roman" w:cs="Times New Roman"/>
+                <w:sz w:val="20"/>
+                <w:szCs w:val="20"/>
+              </w:rPr>
+            </w:pPr>
+            <w:r>
+              <w:rPr>
+                <w:rFonts w:ascii="Times New Roman" w:hAnsi="Times New Roman" w:cs="Times New Roman"/>
+                <w:sz w:val="20"/>
+                <w:szCs w:val="20"/>
               </w:rPr>
               <w:t>1992</w:t>
             </w:r>
@@ -26346,11 +27389,15 @@
             <w:pPr>
               <w:rPr>
                 <w:rFonts w:ascii="Times New Roman" w:hAnsi="Times New Roman" w:cs="Times New Roman"/>
-              </w:rPr>
-            </w:pPr>
-            <w:r>
-              <w:rPr>
-                <w:rFonts w:ascii="Times New Roman" w:hAnsi="Times New Roman" w:cs="Times New Roman"/>
+                <w:sz w:val="20"/>
+                <w:szCs w:val="20"/>
+              </w:rPr>
+            </w:pPr>
+            <w:r>
+              <w:rPr>
+                <w:rFonts w:ascii="Times New Roman" w:hAnsi="Times New Roman" w:cs="Times New Roman"/>
+                <w:sz w:val="20"/>
+                <w:szCs w:val="20"/>
               </w:rPr>
               <w:t>CASEN</w:t>
             </w:r>
@@ -26378,11 +27425,15 @@
             <w:pPr>
               <w:rPr>
                 <w:rFonts w:ascii="Times New Roman" w:hAnsi="Times New Roman" w:cs="Times New Roman"/>
-              </w:rPr>
-            </w:pPr>
-            <w:r>
-              <w:rPr>
-                <w:rFonts w:ascii="Times New Roman" w:hAnsi="Times New Roman" w:cs="Times New Roman"/>
+                <w:sz w:val="20"/>
+                <w:szCs w:val="20"/>
+              </w:rPr>
+            </w:pPr>
+            <w:r>
+              <w:rPr>
+                <w:rFonts w:ascii="Times New Roman" w:hAnsi="Times New Roman" w:cs="Times New Roman"/>
+                <w:sz w:val="20"/>
+                <w:szCs w:val="20"/>
               </w:rPr>
               <w:t>income</w:t>
             </w:r>
@@ -26410,11 +27461,15 @@
             <w:pPr>
               <w:rPr>
                 <w:rFonts w:ascii="Times New Roman" w:hAnsi="Times New Roman" w:cs="Times New Roman"/>
-              </w:rPr>
-            </w:pPr>
-            <w:r>
-              <w:rPr>
-                <w:rFonts w:ascii="Times New Roman" w:hAnsi="Times New Roman" w:cs="Times New Roman"/>
+                <w:sz w:val="20"/>
+                <w:szCs w:val="20"/>
+              </w:rPr>
+            </w:pPr>
+            <w:r>
+              <w:rPr>
+                <w:rFonts w:ascii="Times New Roman" w:hAnsi="Times New Roman" w:cs="Times New Roman"/>
+                <w:sz w:val="20"/>
+                <w:szCs w:val="20"/>
               </w:rPr>
               <w:t>29,349</w:t>
             </w:r>
@@ -26442,11 +27497,15 @@
             <w:pPr>
               <w:rPr>
                 <w:rFonts w:ascii="Times New Roman" w:hAnsi="Times New Roman" w:cs="Times New Roman"/>
-              </w:rPr>
-            </w:pPr>
-            <w:r>
-              <w:rPr>
-                <w:rFonts w:ascii="Times New Roman" w:hAnsi="Times New Roman" w:cs="Times New Roman"/>
+                <w:sz w:val="20"/>
+                <w:szCs w:val="20"/>
+              </w:rPr>
+            </w:pPr>
+            <w:r>
+              <w:rPr>
+                <w:rFonts w:ascii="Times New Roman" w:hAnsi="Times New Roman" w:cs="Times New Roman"/>
+                <w:sz w:val="20"/>
+                <w:szCs w:val="20"/>
               </w:rPr>
               <w:t>473</w:t>
             </w:r>
@@ -26474,11 +27533,15 @@
             <w:pPr>
               <w:rPr>
                 <w:rFonts w:ascii="Times New Roman" w:hAnsi="Times New Roman" w:cs="Times New Roman"/>
-              </w:rPr>
-            </w:pPr>
-            <w:r>
-              <w:rPr>
-                <w:rFonts w:ascii="Times New Roman" w:hAnsi="Times New Roman" w:cs="Times New Roman"/>
+                <w:sz w:val="20"/>
+                <w:szCs w:val="20"/>
+              </w:rPr>
+            </w:pPr>
+            <w:r>
+              <w:rPr>
+                <w:rFonts w:ascii="Times New Roman" w:hAnsi="Times New Roman" w:cs="Times New Roman"/>
+                <w:sz w:val="20"/>
+                <w:szCs w:val="20"/>
               </w:rPr>
               <w:t>84.21</w:t>
             </w:r>
@@ -26506,11 +27569,15 @@
             <w:pPr>
               <w:rPr>
                 <w:rFonts w:ascii="Times New Roman" w:hAnsi="Times New Roman" w:cs="Times New Roman"/>
-              </w:rPr>
-            </w:pPr>
-            <w:r>
-              <w:rPr>
-                <w:rFonts w:ascii="Times New Roman" w:hAnsi="Times New Roman" w:cs="Times New Roman"/>
+                <w:sz w:val="20"/>
+                <w:szCs w:val="20"/>
+              </w:rPr>
+            </w:pPr>
+            <w:r>
+              <w:rPr>
+                <w:rFonts w:ascii="Times New Roman" w:hAnsi="Times New Roman" w:cs="Times New Roman"/>
+                <w:sz w:val="20"/>
+                <w:szCs w:val="20"/>
               </w:rPr>
               <w:t>17.71</w:t>
             </w:r>
@@ -26538,11 +27605,15 @@
             <w:pPr>
               <w:rPr>
                 <w:rFonts w:ascii="Times New Roman" w:hAnsi="Times New Roman" w:cs="Times New Roman"/>
-              </w:rPr>
-            </w:pPr>
-            <w:r>
-              <w:rPr>
-                <w:rFonts w:ascii="Times New Roman" w:hAnsi="Times New Roman" w:cs="Times New Roman"/>
+                <w:sz w:val="20"/>
+                <w:szCs w:val="20"/>
+              </w:rPr>
+            </w:pPr>
+            <w:r>
+              <w:rPr>
+                <w:rFonts w:ascii="Times New Roman" w:hAnsi="Times New Roman" w:cs="Times New Roman"/>
+                <w:sz w:val="20"/>
+                <w:szCs w:val="20"/>
               </w:rPr>
               <w:t>0.547</w:t>
             </w:r>
@@ -26570,11 +27641,15 @@
             <w:pPr>
               <w:rPr>
                 <w:rFonts w:ascii="Times New Roman" w:hAnsi="Times New Roman" w:cs="Times New Roman"/>
-              </w:rPr>
-            </w:pPr>
-            <w:r>
-              <w:rPr>
-                <w:rFonts w:ascii="Times New Roman" w:hAnsi="Times New Roman" w:cs="Times New Roman"/>
+                <w:sz w:val="20"/>
+                <w:szCs w:val="20"/>
+              </w:rPr>
+            </w:pPr>
+            <w:r>
+              <w:rPr>
+                <w:rFonts w:ascii="Times New Roman" w:hAnsi="Times New Roman" w:cs="Times New Roman"/>
+                <w:sz w:val="20"/>
+                <w:szCs w:val="20"/>
               </w:rPr>
               <w:t>0.510</w:t>
             </w:r>
@@ -26602,11 +27677,15 @@
             <w:pPr>
               <w:rPr>
                 <w:rFonts w:ascii="Times New Roman" w:hAnsi="Times New Roman" w:cs="Times New Roman"/>
-              </w:rPr>
-            </w:pPr>
-            <w:r>
-              <w:rPr>
-                <w:rFonts w:ascii="Times New Roman" w:hAnsi="Times New Roman" w:cs="Times New Roman"/>
+                <w:sz w:val="20"/>
+                <w:szCs w:val="20"/>
+              </w:rPr>
+            </w:pPr>
+            <w:r>
+              <w:rPr>
+                <w:rFonts w:ascii="Times New Roman" w:hAnsi="Times New Roman" w:cs="Times New Roman"/>
+                <w:sz w:val="20"/>
+                <w:szCs w:val="20"/>
               </w:rPr>
               <w:t>-6.79</w:t>
             </w:r>
@@ -26639,11 +27718,15 @@
             <w:pPr>
               <w:rPr>
                 <w:rFonts w:ascii="Times New Roman" w:hAnsi="Times New Roman" w:cs="Times New Roman"/>
-              </w:rPr>
-            </w:pPr>
-            <w:r>
-              <w:rPr>
-                <w:rFonts w:ascii="Times New Roman" w:hAnsi="Times New Roman" w:cs="Times New Roman"/>
+                <w:sz w:val="20"/>
+                <w:szCs w:val="20"/>
+              </w:rPr>
+            </w:pPr>
+            <w:r>
+              <w:rPr>
+                <w:rFonts w:ascii="Times New Roman" w:hAnsi="Times New Roman" w:cs="Times New Roman"/>
+                <w:sz w:val="20"/>
+                <w:szCs w:val="20"/>
               </w:rPr>
               <w:t>ECU</w:t>
             </w:r>
@@ -26671,11 +27754,15 @@
             <w:pPr>
               <w:rPr>
                 <w:rFonts w:ascii="Times New Roman" w:hAnsi="Times New Roman" w:cs="Times New Roman"/>
-              </w:rPr>
-            </w:pPr>
-            <w:r>
-              <w:rPr>
-                <w:rFonts w:ascii="Times New Roman" w:hAnsi="Times New Roman" w:cs="Times New Roman"/>
+                <w:sz w:val="20"/>
+                <w:szCs w:val="20"/>
+              </w:rPr>
+            </w:pPr>
+            <w:r>
+              <w:rPr>
+                <w:rFonts w:ascii="Times New Roman" w:hAnsi="Times New Roman" w:cs="Times New Roman"/>
+                <w:sz w:val="20"/>
+                <w:szCs w:val="20"/>
               </w:rPr>
               <w:t>1999</w:t>
             </w:r>
@@ -26703,11 +27790,15 @@
             <w:pPr>
               <w:rPr>
                 <w:rFonts w:ascii="Times New Roman" w:hAnsi="Times New Roman" w:cs="Times New Roman"/>
-              </w:rPr>
-            </w:pPr>
-            <w:r>
-              <w:rPr>
-                <w:rFonts w:ascii="Times New Roman" w:hAnsi="Times New Roman" w:cs="Times New Roman"/>
+                <w:sz w:val="20"/>
+                <w:szCs w:val="20"/>
+              </w:rPr>
+            </w:pPr>
+            <w:r>
+              <w:rPr>
+                <w:rFonts w:ascii="Times New Roman" w:hAnsi="Times New Roman" w:cs="Times New Roman"/>
+                <w:sz w:val="20"/>
+                <w:szCs w:val="20"/>
               </w:rPr>
               <w:t>ECV</w:t>
             </w:r>
@@ -26735,11 +27826,15 @@
             <w:pPr>
               <w:rPr>
                 <w:rFonts w:ascii="Times New Roman" w:hAnsi="Times New Roman" w:cs="Times New Roman"/>
-              </w:rPr>
-            </w:pPr>
-            <w:r>
-              <w:rPr>
-                <w:rFonts w:ascii="Times New Roman" w:hAnsi="Times New Roman" w:cs="Times New Roman"/>
+                <w:sz w:val="20"/>
+                <w:szCs w:val="20"/>
+              </w:rPr>
+            </w:pPr>
+            <w:r>
+              <w:rPr>
+                <w:rFonts w:ascii="Times New Roman" w:hAnsi="Times New Roman" w:cs="Times New Roman"/>
+                <w:sz w:val="20"/>
+                <w:szCs w:val="20"/>
               </w:rPr>
               <w:t>income</w:t>
             </w:r>
@@ -26767,11 +27862,15 @@
             <w:pPr>
               <w:rPr>
                 <w:rFonts w:ascii="Times New Roman" w:hAnsi="Times New Roman" w:cs="Times New Roman"/>
-              </w:rPr>
-            </w:pPr>
-            <w:r>
-              <w:rPr>
-                <w:rFonts w:ascii="Times New Roman" w:hAnsi="Times New Roman" w:cs="Times New Roman"/>
+                <w:sz w:val="20"/>
+                <w:szCs w:val="20"/>
+              </w:rPr>
+            </w:pPr>
+            <w:r>
+              <w:rPr>
+                <w:rFonts w:ascii="Times New Roman" w:hAnsi="Times New Roman" w:cs="Times New Roman"/>
+                <w:sz w:val="20"/>
+                <w:szCs w:val="20"/>
               </w:rPr>
               <w:t>4,980</w:t>
             </w:r>
@@ -26799,11 +27898,15 @@
             <w:pPr>
               <w:rPr>
                 <w:rFonts w:ascii="Times New Roman" w:hAnsi="Times New Roman" w:cs="Times New Roman"/>
-              </w:rPr>
-            </w:pPr>
-            <w:r>
-              <w:rPr>
-                <w:rFonts w:ascii="Times New Roman" w:hAnsi="Times New Roman" w:cs="Times New Roman"/>
+                <w:sz w:val="20"/>
+                <w:szCs w:val="20"/>
+              </w:rPr>
+            </w:pPr>
+            <w:r>
+              <w:rPr>
+                <w:rFonts w:ascii="Times New Roman" w:hAnsi="Times New Roman" w:cs="Times New Roman"/>
+                <w:sz w:val="20"/>
+                <w:szCs w:val="20"/>
               </w:rPr>
               <w:t>72</w:t>
             </w:r>
@@ -26831,11 +27934,15 @@
             <w:pPr>
               <w:rPr>
                 <w:rFonts w:ascii="Times New Roman" w:hAnsi="Times New Roman" w:cs="Times New Roman"/>
-              </w:rPr>
-            </w:pPr>
-            <w:r>
-              <w:rPr>
-                <w:rFonts w:ascii="Times New Roman" w:hAnsi="Times New Roman" w:cs="Times New Roman"/>
+                <w:sz w:val="20"/>
+                <w:szCs w:val="20"/>
+              </w:rPr>
+            </w:pPr>
+            <w:r>
+              <w:rPr>
+                <w:rFonts w:ascii="Times New Roman" w:hAnsi="Times New Roman" w:cs="Times New Roman"/>
+                <w:sz w:val="20"/>
+                <w:szCs w:val="20"/>
               </w:rPr>
               <w:t>74.25</w:t>
             </w:r>
@@ -26863,11 +27970,15 @@
             <w:pPr>
               <w:rPr>
                 <w:rFonts w:ascii="Times New Roman" w:hAnsi="Times New Roman" w:cs="Times New Roman"/>
-              </w:rPr>
-            </w:pPr>
-            <w:r>
-              <w:rPr>
-                <w:rFonts w:ascii="Times New Roman" w:hAnsi="Times New Roman" w:cs="Times New Roman"/>
+                <w:sz w:val="20"/>
+                <w:szCs w:val="20"/>
+              </w:rPr>
+            </w:pPr>
+            <w:r>
+              <w:rPr>
+                <w:rFonts w:ascii="Times New Roman" w:hAnsi="Times New Roman" w:cs="Times New Roman"/>
+                <w:sz w:val="20"/>
+                <w:szCs w:val="20"/>
               </w:rPr>
               <w:t>17.40</w:t>
             </w:r>
@@ -26895,11 +28006,15 @@
             <w:pPr>
               <w:rPr>
                 <w:rFonts w:ascii="Times New Roman" w:hAnsi="Times New Roman" w:cs="Times New Roman"/>
-              </w:rPr>
-            </w:pPr>
-            <w:r>
-              <w:rPr>
-                <w:rFonts w:ascii="Times New Roman" w:hAnsi="Times New Roman" w:cs="Times New Roman"/>
+                <w:sz w:val="20"/>
+                <w:szCs w:val="20"/>
+              </w:rPr>
+            </w:pPr>
+            <w:r>
+              <w:rPr>
+                <w:rFonts w:ascii="Times New Roman" w:hAnsi="Times New Roman" w:cs="Times New Roman"/>
+                <w:sz w:val="20"/>
+                <w:szCs w:val="20"/>
               </w:rPr>
               <w:t>0.585</w:t>
             </w:r>
@@ -26927,11 +28042,15 @@
             <w:pPr>
               <w:rPr>
                 <w:rFonts w:ascii="Times New Roman" w:hAnsi="Times New Roman" w:cs="Times New Roman"/>
-              </w:rPr>
-            </w:pPr>
-            <w:r>
-              <w:rPr>
-                <w:rFonts w:ascii="Times New Roman" w:hAnsi="Times New Roman" w:cs="Times New Roman"/>
+                <w:sz w:val="20"/>
+                <w:szCs w:val="20"/>
+              </w:rPr>
+            </w:pPr>
+            <w:r>
+              <w:rPr>
+                <w:rFonts w:ascii="Times New Roman" w:hAnsi="Times New Roman" w:cs="Times New Roman"/>
+                <w:sz w:val="20"/>
+                <w:szCs w:val="20"/>
               </w:rPr>
               <w:t>0.537</w:t>
             </w:r>
@@ -26959,11 +28078,15 @@
             <w:pPr>
               <w:rPr>
                 <w:rFonts w:ascii="Times New Roman" w:hAnsi="Times New Roman" w:cs="Times New Roman"/>
-              </w:rPr>
-            </w:pPr>
-            <w:r>
-              <w:rPr>
-                <w:rFonts w:ascii="Times New Roman" w:hAnsi="Times New Roman" w:cs="Times New Roman"/>
+                <w:sz w:val="20"/>
+                <w:szCs w:val="20"/>
+              </w:rPr>
+            </w:pPr>
+            <w:r>
+              <w:rPr>
+                <w:rFonts w:ascii="Times New Roman" w:hAnsi="Times New Roman" w:cs="Times New Roman"/>
+                <w:sz w:val="20"/>
+                <w:szCs w:val="20"/>
               </w:rPr>
               <w:t>-8.19</w:t>
             </w:r>
@@ -26996,11 +28119,15 @@
             <w:pPr>
               <w:rPr>
                 <w:rFonts w:ascii="Times New Roman" w:hAnsi="Times New Roman" w:cs="Times New Roman"/>
-              </w:rPr>
-            </w:pPr>
-            <w:r>
-              <w:rPr>
-                <w:rFonts w:ascii="Times New Roman" w:hAnsi="Times New Roman" w:cs="Times New Roman"/>
+                <w:sz w:val="20"/>
+                <w:szCs w:val="20"/>
+              </w:rPr>
+            </w:pPr>
+            <w:r>
+              <w:rPr>
+                <w:rFonts w:ascii="Times New Roman" w:hAnsi="Times New Roman" w:cs="Times New Roman"/>
+                <w:sz w:val="20"/>
+                <w:szCs w:val="20"/>
               </w:rPr>
               <w:t>COL</w:t>
             </w:r>
@@ -27028,11 +28155,15 @@
             <w:pPr>
               <w:rPr>
                 <w:rFonts w:ascii="Times New Roman" w:hAnsi="Times New Roman" w:cs="Times New Roman"/>
-              </w:rPr>
-            </w:pPr>
-            <w:r>
-              <w:rPr>
-                <w:rFonts w:ascii="Times New Roman" w:hAnsi="Times New Roman" w:cs="Times New Roman"/>
+                <w:sz w:val="20"/>
+                <w:szCs w:val="20"/>
+              </w:rPr>
+            </w:pPr>
+            <w:r>
+              <w:rPr>
+                <w:rFonts w:ascii="Times New Roman" w:hAnsi="Times New Roman" w:cs="Times New Roman"/>
+                <w:sz w:val="20"/>
+                <w:szCs w:val="20"/>
               </w:rPr>
               <w:t>2000</w:t>
             </w:r>
@@ -27060,11 +28191,15 @@
             <w:pPr>
               <w:rPr>
                 <w:rFonts w:ascii="Times New Roman" w:hAnsi="Times New Roman" w:cs="Times New Roman"/>
-              </w:rPr>
-            </w:pPr>
-            <w:r>
-              <w:rPr>
-                <w:rFonts w:ascii="Times New Roman" w:hAnsi="Times New Roman" w:cs="Times New Roman"/>
+                <w:sz w:val="20"/>
+                <w:szCs w:val="20"/>
+              </w:rPr>
+            </w:pPr>
+            <w:r>
+              <w:rPr>
+                <w:rFonts w:ascii="Times New Roman" w:hAnsi="Times New Roman" w:cs="Times New Roman"/>
+                <w:sz w:val="20"/>
+                <w:szCs w:val="20"/>
               </w:rPr>
               <w:t>ENH</w:t>
             </w:r>
@@ -27092,11 +28227,15 @@
             <w:pPr>
               <w:rPr>
                 <w:rFonts w:ascii="Times New Roman" w:hAnsi="Times New Roman" w:cs="Times New Roman"/>
-              </w:rPr>
-            </w:pPr>
-            <w:r>
-              <w:rPr>
-                <w:rFonts w:ascii="Times New Roman" w:hAnsi="Times New Roman" w:cs="Times New Roman"/>
+                <w:sz w:val="20"/>
+                <w:szCs w:val="20"/>
+              </w:rPr>
+            </w:pPr>
+            <w:r>
+              <w:rPr>
+                <w:rFonts w:ascii="Times New Roman" w:hAnsi="Times New Roman" w:cs="Times New Roman"/>
+                <w:sz w:val="20"/>
+                <w:szCs w:val="20"/>
               </w:rPr>
               <w:t>income</w:t>
             </w:r>
@@ -27124,11 +28263,15 @@
             <w:pPr>
               <w:rPr>
                 <w:rFonts w:ascii="Times New Roman" w:hAnsi="Times New Roman" w:cs="Times New Roman"/>
-              </w:rPr>
-            </w:pPr>
-            <w:r>
-              <w:rPr>
-                <w:rFonts w:ascii="Times New Roman" w:hAnsi="Times New Roman" w:cs="Times New Roman"/>
+                <w:sz w:val="20"/>
+                <w:szCs w:val="20"/>
+              </w:rPr>
+            </w:pPr>
+            <w:r>
+              <w:rPr>
+                <w:rFonts w:ascii="Times New Roman" w:hAnsi="Times New Roman" w:cs="Times New Roman"/>
+                <w:sz w:val="20"/>
+                <w:szCs w:val="20"/>
               </w:rPr>
               <w:t>6,982</w:t>
             </w:r>
@@ -27156,11 +28299,15 @@
             <w:pPr>
               <w:rPr>
                 <w:rFonts w:ascii="Times New Roman" w:hAnsi="Times New Roman" w:cs="Times New Roman"/>
-              </w:rPr>
-            </w:pPr>
-            <w:r>
-              <w:rPr>
-                <w:rFonts w:ascii="Times New Roman" w:hAnsi="Times New Roman" w:cs="Times New Roman"/>
+                <w:sz w:val="20"/>
+                <w:szCs w:val="20"/>
+              </w:rPr>
+            </w:pPr>
+            <w:r>
+              <w:rPr>
+                <w:rFonts w:ascii="Times New Roman" w:hAnsi="Times New Roman" w:cs="Times New Roman"/>
+                <w:sz w:val="20"/>
+                <w:szCs w:val="20"/>
               </w:rPr>
               <w:t>212</w:t>
             </w:r>
@@ -27188,11 +28335,15 @@
             <w:pPr>
               <w:rPr>
                 <w:rFonts w:ascii="Times New Roman" w:hAnsi="Times New Roman" w:cs="Times New Roman"/>
-              </w:rPr>
-            </w:pPr>
-            <w:r>
-              <w:rPr>
-                <w:rFonts w:ascii="Times New Roman" w:hAnsi="Times New Roman" w:cs="Times New Roman"/>
+                <w:sz w:val="20"/>
+                <w:szCs w:val="20"/>
+              </w:rPr>
+            </w:pPr>
+            <w:r>
+              <w:rPr>
+                <w:rFonts w:ascii="Times New Roman" w:hAnsi="Times New Roman" w:cs="Times New Roman"/>
+                <w:sz w:val="20"/>
+                <w:szCs w:val="20"/>
               </w:rPr>
               <w:t>72.90</w:t>
             </w:r>
@@ -27220,11 +28371,15 @@
             <w:pPr>
               <w:rPr>
                 <w:rFonts w:ascii="Times New Roman" w:hAnsi="Times New Roman" w:cs="Times New Roman"/>
-              </w:rPr>
-            </w:pPr>
-            <w:r>
-              <w:rPr>
-                <w:rFonts w:ascii="Times New Roman" w:hAnsi="Times New Roman" w:cs="Times New Roman"/>
+                <w:sz w:val="20"/>
+                <w:szCs w:val="20"/>
+              </w:rPr>
+            </w:pPr>
+            <w:r>
+              <w:rPr>
+                <w:rFonts w:ascii="Times New Roman" w:hAnsi="Times New Roman" w:cs="Times New Roman"/>
+                <w:sz w:val="20"/>
+                <w:szCs w:val="20"/>
               </w:rPr>
               <w:t>17.09</w:t>
             </w:r>
@@ -27252,11 +28407,15 @@
             <w:pPr>
               <w:rPr>
                 <w:rFonts w:ascii="Times New Roman" w:hAnsi="Times New Roman" w:cs="Times New Roman"/>
-              </w:rPr>
-            </w:pPr>
-            <w:r>
-              <w:rPr>
-                <w:rFonts w:ascii="Times New Roman" w:hAnsi="Times New Roman" w:cs="Times New Roman"/>
+                <w:sz w:val="20"/>
+                <w:szCs w:val="20"/>
+              </w:rPr>
+            </w:pPr>
+            <w:r>
+              <w:rPr>
+                <w:rFonts w:ascii="Times New Roman" w:hAnsi="Times New Roman" w:cs="Times New Roman"/>
+                <w:sz w:val="20"/>
+                <w:szCs w:val="20"/>
               </w:rPr>
               <w:t>0.553</w:t>
             </w:r>
@@ -27284,11 +28443,15 @@
             <w:pPr>
               <w:rPr>
                 <w:rFonts w:ascii="Times New Roman" w:hAnsi="Times New Roman" w:cs="Times New Roman"/>
-              </w:rPr>
-            </w:pPr>
-            <w:r>
-              <w:rPr>
-                <w:rFonts w:ascii="Times New Roman" w:hAnsi="Times New Roman" w:cs="Times New Roman"/>
+                <w:sz w:val="20"/>
+                <w:szCs w:val="20"/>
+              </w:rPr>
+            </w:pPr>
+            <w:r>
+              <w:rPr>
+                <w:rFonts w:ascii="Times New Roman" w:hAnsi="Times New Roman" w:cs="Times New Roman"/>
+                <w:sz w:val="20"/>
+                <w:szCs w:val="20"/>
               </w:rPr>
               <w:t>0.514</w:t>
             </w:r>
@@ -27316,11 +28479,15 @@
             <w:pPr>
               <w:rPr>
                 <w:rFonts w:ascii="Times New Roman" w:hAnsi="Times New Roman" w:cs="Times New Roman"/>
-              </w:rPr>
-            </w:pPr>
-            <w:r>
-              <w:rPr>
-                <w:rFonts w:ascii="Times New Roman" w:hAnsi="Times New Roman" w:cs="Times New Roman"/>
+                <w:sz w:val="20"/>
+                <w:szCs w:val="20"/>
+              </w:rPr>
+            </w:pPr>
+            <w:r>
+              <w:rPr>
+                <w:rFonts w:ascii="Times New Roman" w:hAnsi="Times New Roman" w:cs="Times New Roman"/>
+                <w:sz w:val="20"/>
+                <w:szCs w:val="20"/>
               </w:rPr>
               <w:t>-7.21</w:t>
             </w:r>
@@ -27386,6 +28553,7 @@
         <w:rPr>
           <w:rFonts w:ascii="Times New Roman" w:hAnsi="Times New Roman" w:cs="Times New Roman"/>
         </w:rPr>
+        <w:lastRenderedPageBreak/>
         <w:t>Analyze h</w:t>
       </w:r>
       <w:r>
@@ -27462,9 +28630,9 @@
       </w:pPr>
     </w:p>
     <w:sectPr>
-      <w:footerReference w:type="even" r:id="rId22"/>
-      <w:footerReference w:type="default" r:id="rId23"/>
-      <w:footerReference w:type="first" r:id="rId24"/>
+      <w:footerReference w:type="even" r:id="rId23"/>
+      <w:footerReference w:type="default" r:id="rId24"/>
+      <w:footerReference w:type="first" r:id="rId25"/>
       <w:pgSz w:w="12240" w:h="15840"/>
       <w:pgMar w:top="1440" w:right="1440" w:bottom="1440" w:left="1440" w:header="720" w:footer="720" w:gutter="0"/>
       <w:cols w:space="720"/>

--- a/lit_review/top_coding_updates.docx
+++ b/lit_review/top_coding_updates.docx
@@ -4634,7 +4634,25 @@
             <w:i/>
             <w:iCs/>
           </w:rPr>
-          <w:t>Top and Bottom Coding at LIS</w:t>
+          <w:t>Top and Bot</w:t>
+        </w:r>
+        <w:r>
+          <w:rPr>
+            <w:rStyle w:val="Hyperlink"/>
+            <w:rFonts w:ascii="Times New Roman" w:hAnsi="Times New Roman" w:cs="Times New Roman"/>
+            <w:i/>
+            <w:iCs/>
+          </w:rPr>
+          <w:t>t</w:t>
+        </w:r>
+        <w:r>
+          <w:rPr>
+            <w:rStyle w:val="Hyperlink"/>
+            <w:rFonts w:ascii="Times New Roman" w:hAnsi="Times New Roman" w:cs="Times New Roman"/>
+            <w:i/>
+            <w:iCs/>
+          </w:rPr>
+          <w:t>om Coding at LIS</w:t>
         </w:r>
       </w:hyperlink>
       <w:r>
@@ -28579,6 +28597,589 @@
           <w:rFonts w:ascii="Times New Roman" w:hAnsi="Times New Roman" w:cs="Times New Roman"/>
         </w:rPr>
         <w:t>for Malawi 1997.</w:t>
+      </w:r>
+    </w:p>
+    <w:p>
+      <w:pPr>
+        <w:pStyle w:val="ListParagraph"/>
+        <w:numPr>
+          <w:ilvl w:val="0"/>
+          <w:numId w:val="17"/>
+        </w:numPr>
+        <w:rPr>
+          <w:rFonts w:ascii="Times New Roman" w:hAnsi="Times New Roman" w:cs="Times New Roman"/>
+        </w:rPr>
+      </w:pPr>
+      <w:r>
+        <w:rPr>
+          <w:rFonts w:ascii="Times New Roman" w:hAnsi="Times New Roman" w:cs="Times New Roman"/>
+        </w:rPr>
+        <w:t xml:space="preserve">(Nishant) </w:t>
+      </w:r>
+      <w:r>
+        <w:rPr>
+          <w:rFonts w:ascii="Times New Roman" w:hAnsi="Times New Roman" w:cs="Times New Roman"/>
+        </w:rPr>
+        <w:t xml:space="preserve">We could try to do this like we fit Pareto. For instance, remove the top x values. Fit the GB2 and see how far these fitted values are from the actual data. This could be another exercise to what Yuki suggested yesterday: find the fitted values of the top using household and demographic characteristics and see the difference from actual values. In short, I think we have at least three approaches to understand how extreme the outliers are: (a) Pareto, (b) GB2, and (c) regression.  </w:t>
+      </w:r>
+    </w:p>
+    <w:p>
+      <w:pPr>
+        <w:rPr>
+          <w:rFonts w:ascii="Times New Roman" w:hAnsi="Times New Roman" w:cs="Times New Roman"/>
+        </w:rPr>
+      </w:pPr>
+    </w:p>
+    <w:p>
+      <w:pPr>
+        <w:rPr>
+          <w:rFonts w:ascii="Times New Roman" w:hAnsi="Times New Roman" w:cs="Times New Roman"/>
+          <w:b/>
+          <w:bCs/>
+          <w:u w:val="single"/>
+        </w:rPr>
+      </w:pPr>
+      <w:r>
+        <w:rPr>
+          <w:rFonts w:ascii="Times New Roman" w:hAnsi="Times New Roman" w:cs="Times New Roman"/>
+          <w:b/>
+          <w:bCs/>
+        </w:rPr>
+        <w:t>Updates</w:t>
+      </w:r>
+      <w:r>
+        <w:rPr>
+          <w:rFonts w:ascii="Times New Roman" w:hAnsi="Times New Roman" w:cs="Times New Roman"/>
+          <w:b/>
+          <w:bCs/>
+        </w:rPr>
+        <w:t xml:space="preserve">: </w:t>
+      </w:r>
+      <w:r>
+        <w:rPr>
+          <w:rFonts w:ascii="Times New Roman" w:hAnsi="Times New Roman" w:cs="Times New Roman"/>
+          <w:b/>
+          <w:bCs/>
+          <w:u w:val="single"/>
+        </w:rPr>
+        <w:t>September</w:t>
+      </w:r>
+      <w:r>
+        <w:rPr>
+          <w:rFonts w:ascii="Times New Roman" w:hAnsi="Times New Roman" w:cs="Times New Roman"/>
+          <w:b/>
+          <w:bCs/>
+          <w:u w:val="single"/>
+        </w:rPr>
+        <w:t xml:space="preserve"> 1</w:t>
+      </w:r>
+      <w:r>
+        <w:rPr>
+          <w:rFonts w:ascii="Times New Roman" w:hAnsi="Times New Roman" w:cs="Times New Roman"/>
+          <w:b/>
+          <w:bCs/>
+          <w:u w:val="single"/>
+        </w:rPr>
+        <w:t>1</w:t>
+      </w:r>
+      <w:r>
+        <w:rPr>
+          <w:rFonts w:ascii="Times New Roman" w:hAnsi="Times New Roman" w:cs="Times New Roman"/>
+          <w:b/>
+          <w:bCs/>
+          <w:u w:val="single"/>
+        </w:rPr>
+        <w:t>, 2026</w:t>
+      </w:r>
+    </w:p>
+    <w:p>
+      <w:pPr>
+        <w:rPr>
+          <w:rFonts w:ascii="Times New Roman" w:hAnsi="Times New Roman" w:cs="Times New Roman"/>
+        </w:rPr>
+      </w:pPr>
+      <w:r>
+        <w:rPr>
+          <w:rFonts w:ascii="Times New Roman" w:hAnsi="Times New Roman" w:cs="Times New Roman"/>
+        </w:rPr>
+        <w:t>Idea for</w:t>
+      </w:r>
+      <w:r>
+        <w:rPr>
+          <w:rFonts w:ascii="Times New Roman" w:hAnsi="Times New Roman" w:cs="Times New Roman"/>
+        </w:rPr>
+        <w:t xml:space="preserve"> Wednesday’s presentation</w:t>
+      </w:r>
+      <w:r>
+        <w:rPr>
+          <w:rFonts w:ascii="Times New Roman" w:hAnsi="Times New Roman" w:cs="Times New Roman"/>
+        </w:rPr>
+        <w:t>:</w:t>
+      </w:r>
+    </w:p>
+    <w:p>
+      <w:pPr>
+        <w:rPr>
+          <w:rFonts w:ascii="Times New Roman" w:hAnsi="Times New Roman" w:cs="Times New Roman"/>
+          <w:b/>
+          <w:bCs/>
+        </w:rPr>
+      </w:pPr>
+      <w:r>
+        <w:rPr>
+          <w:rFonts w:ascii="Times New Roman" w:hAnsi="Times New Roman" w:cs="Times New Roman"/>
+          <w:b/>
+          <w:bCs/>
+        </w:rPr>
+        <w:t>Project narrative: how to present it</w:t>
+      </w:r>
+    </w:p>
+    <w:p>
+      <w:pPr>
+        <w:numPr>
+          <w:ilvl w:val="0"/>
+          <w:numId w:val="18"/>
+        </w:numPr>
+        <w:rPr>
+          <w:rFonts w:ascii="Times New Roman" w:hAnsi="Times New Roman" w:cs="Times New Roman"/>
+        </w:rPr>
+      </w:pPr>
+      <w:r>
+        <w:rPr>
+          <w:rFonts w:ascii="Times New Roman" w:hAnsi="Times New Roman" w:cs="Times New Roman"/>
+          <w:b/>
+          <w:bCs/>
+        </w:rPr>
+        <w:t xml:space="preserve">We started with a literature review to understand how different frameworks treat upper-tail values </w:t>
+      </w:r>
+      <w:r>
+        <w:rPr>
+          <w:rFonts w:ascii="Times New Roman" w:hAnsi="Times New Roman" w:cs="Times New Roman"/>
+          <w:b/>
+          <w:bCs/>
+        </w:rPr>
+        <w:t xml:space="preserve">- </w:t>
+      </w:r>
+      <w:r>
+        <w:rPr>
+          <w:rFonts w:ascii="Times New Roman" w:hAnsi="Times New Roman" w:cs="Times New Roman"/>
+          <w:b/>
+          <w:bCs/>
+        </w:rPr>
+        <w:t>LIS, CPS, EU-SILC, and WID.</w:t>
+      </w:r>
+      <w:r>
+        <w:rPr>
+          <w:rFonts w:ascii="Times New Roman" w:hAnsi="Times New Roman" w:cs="Times New Roman"/>
+        </w:rPr>
+        <w:br/>
+        <w:t>Each has a different objective: LIS uses a transparent log-IQR rule; CPS is driven by disclosure avoidance, not statistical validity; EU-SILC (Van Kerm) compares trimming/winsorizing/Pareto approaches; WID goes the opposite direction, correcting for </w:t>
+      </w:r>
+      <w:r>
+        <w:rPr>
+          <w:rFonts w:ascii="Times New Roman" w:hAnsi="Times New Roman" w:cs="Times New Roman"/>
+          <w:i/>
+          <w:iCs/>
+        </w:rPr>
+        <w:t>underrepresentation</w:t>
+      </w:r>
+      <w:r>
+        <w:rPr>
+          <w:rFonts w:ascii="Times New Roman" w:hAnsi="Times New Roman" w:cs="Times New Roman"/>
+        </w:rPr>
+        <w:t> of the rich by blending survey and tax data.</w:t>
+      </w:r>
+    </w:p>
+    <w:p>
+      <w:pPr>
+        <w:numPr>
+          <w:ilvl w:val="0"/>
+          <w:numId w:val="18"/>
+        </w:numPr>
+        <w:rPr>
+          <w:rFonts w:ascii="Times New Roman" w:hAnsi="Times New Roman" w:cs="Times New Roman"/>
+        </w:rPr>
+      </w:pPr>
+      <w:r>
+        <w:rPr>
+          <w:rFonts w:ascii="Times New Roman" w:hAnsi="Times New Roman" w:cs="Times New Roman"/>
+          <w:b/>
+          <w:bCs/>
+        </w:rPr>
+        <w:t xml:space="preserve">We applied the LIS rule to all 1,825 surveys and found 24 cases where a </w:t>
+      </w:r>
+      <w:r>
+        <w:rPr>
+          <w:rFonts w:ascii="Times New Roman" w:hAnsi="Times New Roman" w:cs="Times New Roman"/>
+          <w:b/>
+          <w:bCs/>
+        </w:rPr>
+        <w:t>small</w:t>
+      </w:r>
+      <w:r>
+        <w:rPr>
+          <w:rFonts w:ascii="Times New Roman" w:hAnsi="Times New Roman" w:cs="Times New Roman"/>
+          <w:b/>
+          <w:bCs/>
+        </w:rPr>
+        <w:t xml:space="preserve"> share of the population accounts for a disproportionately large share of total welfare.</w:t>
+      </w:r>
+      <w:r>
+        <w:rPr>
+          <w:rFonts w:ascii="Times New Roman" w:hAnsi="Times New Roman" w:cs="Times New Roman"/>
+        </w:rPr>
+        <w:br/>
+        <w:t>Threshold: </w:t>
+      </w:r>
+      <m:oMath>
+        <m:r>
+          <w:rPr>
+            <w:rFonts w:ascii="Cambria Math" w:hAnsi="Cambria Math" w:cs="Times New Roman"/>
+          </w:rPr>
+          <m:t>c=</m:t>
+        </m:r>
+        <m:r>
+          <m:rPr>
+            <m:sty m:val="p"/>
+          </m:rPr>
+          <w:rPr>
+            <w:rFonts w:ascii="Cambria Math" w:hAnsi="Cambria Math" w:cs="Times New Roman"/>
+          </w:rPr>
+          <m:t>exp</m:t>
+        </m:r>
+        <m:r>
+          <w:rPr>
+            <w:rFonts w:ascii="Cambria Math" w:hAnsi="Cambria Math" w:cs="Times New Roman"/>
+          </w:rPr>
+          <m:t>⁡[</m:t>
+        </m:r>
+        <m:sSub>
+          <m:sSubPr>
+            <m:ctrlPr>
+              <w:rPr>
+                <w:rFonts w:ascii="Cambria Math" w:hAnsi="Cambria Math" w:cs="Times New Roman"/>
+              </w:rPr>
+            </m:ctrlPr>
+          </m:sSubPr>
+          <m:e>
+            <m:r>
+              <w:rPr>
+                <w:rFonts w:ascii="Cambria Math" w:hAnsi="Cambria Math" w:cs="Times New Roman"/>
+              </w:rPr>
+              <m:t>Q</m:t>
+            </m:r>
+          </m:e>
+          <m:sub>
+            <m:r>
+              <w:rPr>
+                <w:rFonts w:ascii="Cambria Math" w:hAnsi="Cambria Math" w:cs="Times New Roman"/>
+              </w:rPr>
+              <m:t>0.75</m:t>
+            </m:r>
+          </m:sub>
+        </m:sSub>
+        <m:r>
+          <w:rPr>
+            <w:rFonts w:ascii="Cambria Math" w:hAnsi="Cambria Math" w:cs="Times New Roman"/>
+          </w:rPr>
+          <m:t>(</m:t>
+        </m:r>
+        <m:r>
+          <m:rPr>
+            <m:sty m:val="p"/>
+          </m:rPr>
+          <w:rPr>
+            <w:rFonts w:ascii="Cambria Math" w:hAnsi="Cambria Math" w:cs="Times New Roman"/>
+          </w:rPr>
+          <m:t>ln</m:t>
+        </m:r>
+        <m:r>
+          <w:rPr>
+            <w:rFonts w:ascii="Cambria Math" w:hAnsi="Cambria Math" w:cs="Times New Roman"/>
+          </w:rPr>
+          <m:t>⁡y)+3×IQR(</m:t>
+        </m:r>
+        <m:r>
+          <m:rPr>
+            <m:sty m:val="p"/>
+          </m:rPr>
+          <w:rPr>
+            <w:rFonts w:ascii="Cambria Math" w:hAnsi="Cambria Math" w:cs="Times New Roman"/>
+          </w:rPr>
+          <m:t>ln</m:t>
+        </m:r>
+        <m:r>
+          <w:rPr>
+            <w:rFonts w:ascii="Cambria Math" w:hAnsi="Cambria Math" w:cs="Times New Roman"/>
+          </w:rPr>
+          <m:t>⁡y)]</m:t>
+        </m:r>
+      </m:oMath>
+      <w:r>
+        <w:rPr>
+          <w:rFonts w:ascii="Times New Roman" w:hAnsi="Times New Roman" w:cs="Times New Roman"/>
+        </w:rPr>
+        <w:t>. In all 24 flagged surveys, less than 0.5% of the population sits above the ceiling, yet in several cases (led by Malawi 1997) that group holds over 40% of total measured welfare.</w:t>
+      </w:r>
+      <w:r>
+        <w:rPr>
+          <w:rFonts w:ascii="Times New Roman" w:hAnsi="Times New Roman" w:cs="Times New Roman"/>
+        </w:rPr>
+        <w:t xml:space="preserve"> Criteria: </w:t>
+      </w:r>
+      <w:r>
+        <w:rPr>
+          <w:rFonts w:ascii="Times New Roman" w:hAnsi="Times New Roman" w:cs="Times New Roman"/>
+        </w:rPr>
+        <w:t xml:space="preserve">surveys where the population above the ceiling holds ≥5% of total </w:t>
+      </w:r>
+      <w:r>
+        <w:rPr>
+          <w:rFonts w:ascii="Times New Roman" w:hAnsi="Times New Roman" w:cs="Times New Roman"/>
+        </w:rPr>
+        <w:t>welfare.</w:t>
+      </w:r>
+    </w:p>
+    <w:p>
+      <w:pPr>
+        <w:numPr>
+          <w:ilvl w:val="0"/>
+          <w:numId w:val="18"/>
+        </w:numPr>
+        <w:rPr>
+          <w:rFonts w:ascii="Times New Roman" w:hAnsi="Times New Roman" w:cs="Times New Roman"/>
+        </w:rPr>
+      </w:pPr>
+      <w:r>
+        <w:rPr>
+          <w:rFonts w:ascii="Times New Roman" w:hAnsi="Times New Roman" w:cs="Times New Roman"/>
+          <w:b/>
+          <w:bCs/>
+        </w:rPr>
+        <w:t>To make sure this wasn't just an artifact of the LIS rule, we applied a second, independent method — Stata's outdetect procedure, reimplemented in Python</w:t>
+      </w:r>
+      <w:r>
+        <w:rPr>
+          <w:rFonts w:ascii="Times New Roman" w:hAnsi="Times New Roman" w:cs="Times New Roman"/>
+          <w:b/>
+          <w:bCs/>
+        </w:rPr>
+        <w:t xml:space="preserve">. </w:t>
+      </w:r>
+      <w:r>
+        <w:rPr>
+          <w:rFonts w:ascii="Times New Roman" w:hAnsi="Times New Roman" w:cs="Times New Roman"/>
+        </w:rPr>
+        <w:t>O</w:t>
+      </w:r>
+      <w:r>
+        <w:rPr>
+          <w:rFonts w:ascii="Times New Roman" w:hAnsi="Times New Roman" w:cs="Times New Roman"/>
+        </w:rPr>
+        <w:t>utdetect uses an unweighted median + S-estimator (a robust scale estimator), which is methodologically distinct from LIS's log-IQR approach</w:t>
+      </w:r>
+      <w:r>
+        <w:rPr>
+          <w:rFonts w:ascii="Times New Roman" w:hAnsi="Times New Roman" w:cs="Times New Roman"/>
+        </w:rPr>
+        <w:t xml:space="preserve">. </w:t>
+      </w:r>
+      <w:r>
+        <w:rPr>
+          <w:rFonts w:ascii="Times New Roman" w:hAnsi="Times New Roman" w:cs="Times New Roman"/>
+        </w:rPr>
+        <w:t>W</w:t>
+      </w:r>
+      <w:r>
+        <w:rPr>
+          <w:rFonts w:ascii="Times New Roman" w:hAnsi="Times New Roman" w:cs="Times New Roman"/>
+        </w:rPr>
+        <w:t>e applied the same 5% welfare-share criterion to the observations flagged by the Python implementation of</w:t>
+      </w:r>
+      <w:r>
+        <w:rPr>
+          <w:rFonts w:ascii="Times New Roman" w:hAnsi="Times New Roman" w:cs="Times New Roman"/>
+        </w:rPr>
+        <w:t xml:space="preserve"> </w:t>
+      </w:r>
+      <w:r>
+        <w:rPr>
+          <w:rFonts w:ascii="Times New Roman" w:hAnsi="Times New Roman" w:cs="Times New Roman"/>
+        </w:rPr>
+        <w:t>Stata’s outdetect procedure. Using its recommended robust z-score threshold of 3, outdetect identified 398 surveys where flagged observations accounted for at least 5% of total welfare. All 24 surveys identified by LIS were included in this group, together with 374 additional surveys.</w:t>
+      </w:r>
+      <w:r>
+        <w:rPr>
+          <w:rFonts w:ascii="Times New Roman" w:hAnsi="Times New Roman" w:cs="Times New Roman"/>
+        </w:rPr>
+        <w:t xml:space="preserve"> </w:t>
+      </w:r>
+      <w:r>
+        <w:rPr>
+          <w:rFonts w:ascii="Times New Roman" w:hAnsi="Times New Roman" w:cs="Times New Roman"/>
+        </w:rPr>
+        <w:t>As an alternative criterion, we used a 1% population-share threshold. This is an empirical reference</w:t>
+      </w:r>
+      <w:r>
+        <w:rPr>
+          <w:rFonts w:ascii="Times New Roman" w:hAnsi="Times New Roman" w:cs="Times New Roman"/>
+        </w:rPr>
+        <w:t xml:space="preserve"> point</w:t>
+      </w:r>
+      <w:r>
+        <w:rPr>
+          <w:rFonts w:ascii="Times New Roman" w:hAnsi="Times New Roman" w:cs="Times New Roman"/>
+        </w:rPr>
+        <w:t xml:space="preserve"> based on the outdetect documentation, not an official survey-level cutoff. Under this criterion, 143 surveys were flagged, including 5 </w:t>
+      </w:r>
+      <w:r>
+        <w:rPr>
+          <w:rFonts w:ascii="Times New Roman" w:hAnsi="Times New Roman" w:cs="Times New Roman"/>
+        </w:rPr>
+        <w:lastRenderedPageBreak/>
+        <w:t xml:space="preserve">of the 24 LIS surveys: </w:t>
+      </w:r>
+      <w:r>
+        <w:rPr>
+          <w:rFonts w:ascii="Times New Roman" w:hAnsi="Times New Roman" w:cs="Times New Roman"/>
+        </w:rPr>
+        <w:t>Comoros 2004, Malawi 1997, Rwanda 2000, Rwanda 2005, and Rwanda 2013</w:t>
+      </w:r>
+      <w:r>
+        <w:rPr>
+          <w:rFonts w:ascii="Times New Roman" w:hAnsi="Times New Roman" w:cs="Times New Roman"/>
+        </w:rPr>
+        <w:t>.</w:t>
+      </w:r>
+    </w:p>
+    <w:p>
+      <w:pPr>
+        <w:pStyle w:val="ListParagraph"/>
+        <w:numPr>
+          <w:ilvl w:val="0"/>
+          <w:numId w:val="18"/>
+        </w:numPr>
+        <w:rPr>
+          <w:rFonts w:ascii="Times New Roman" w:hAnsi="Times New Roman" w:cs="Times New Roman"/>
+        </w:rPr>
+      </w:pPr>
+      <w:r>
+        <w:rPr>
+          <w:rFonts w:ascii="Times New Roman" w:hAnsi="Times New Roman" w:cs="Times New Roman"/>
+          <w:b/>
+          <w:bCs/>
+        </w:rPr>
+        <w:t xml:space="preserve">We then fitted Pareto distributions to the upper tails of the most extreme cases. </w:t>
+      </w:r>
+      <w:r>
+        <w:rPr>
+          <w:rFonts w:ascii="Times New Roman" w:hAnsi="Times New Roman" w:cs="Times New Roman"/>
+        </w:rPr>
+        <w:t>The analysis showed substantial deviations between the largest observed values and the fitted Pareto pattern, providing additional evidence that these observations were not simply large values from an otherwise regular tail.</w:t>
+      </w:r>
+    </w:p>
+    <w:p>
+      <w:pPr>
+        <w:numPr>
+          <w:ilvl w:val="0"/>
+          <w:numId w:val="18"/>
+        </w:numPr>
+        <w:rPr>
+          <w:rFonts w:ascii="Times New Roman" w:hAnsi="Times New Roman" w:cs="Times New Roman"/>
+          <w:b/>
+          <w:bCs/>
+        </w:rPr>
+      </w:pPr>
+      <w:r>
+        <w:rPr>
+          <w:rFonts w:ascii="Times New Roman" w:hAnsi="Times New Roman" w:cs="Times New Roman"/>
+          <w:b/>
+          <w:bCs/>
+        </w:rPr>
+        <w:t>We used Malawi 1997 as a deep-dive case study to show how the headline indicators respond to different treatments of extreme welfare values, using the same GMD source throughout.</w:t>
+      </w:r>
+      <w:r>
+        <w:rPr>
+          <w:rFonts w:ascii="Times New Roman" w:hAnsi="Times New Roman" w:cs="Times New Roman"/>
+          <w:b/>
+          <w:bCs/>
+        </w:rPr>
+        <w:t xml:space="preserve"> </w:t>
+      </w:r>
+      <w:r>
+        <w:rPr>
+          <w:rFonts w:ascii="Times New Roman" w:hAnsi="Times New Roman" w:cs="Times New Roman"/>
+        </w:rPr>
+        <w:t>Under the LIS correction, 59 records, representing 0.43% of the population, account for 41.6% of total welfare. Capping these observations reduces the mean by 38%, the Gini by 32%, the MLD by 59%, and Atkinson(2) by 33%. The outdetect correction, which caps 225 observations, produces larger reductions: 42% in the mean, 37% in the Gini, 65% in the MLD, and 39% in Atkinson(2). As a simpler sensitivity check, removing only the two most extreme observations reduces the mean by 34%, the Gini by 27%, the MLD by 52%, and Atkinson(2) by 28%. This shows that extreme observations substantially affect inequality and mean estimates, while poverty estimates remain comparatively stable.</w:t>
+      </w:r>
+    </w:p>
+    <w:p>
+      <w:pPr>
+        <w:numPr>
+          <w:ilvl w:val="0"/>
+          <w:numId w:val="18"/>
+        </w:numPr>
+        <w:rPr>
+          <w:rFonts w:ascii="Times New Roman" w:hAnsi="Times New Roman" w:cs="Times New Roman"/>
+        </w:rPr>
+      </w:pPr>
+      <w:r>
+        <w:rPr>
+          <w:rFonts w:ascii="Times New Roman" w:hAnsi="Times New Roman" w:cs="Times New Roman"/>
+          <w:b/>
+          <w:bCs/>
+        </w:rPr>
+        <w:t>As next steps, we're proposing two additional analyses to understand the underlying nature of these outliers: are they statistically implausible under a GB2 distribution? Are they explainable by household characteristics via regression, or are they genuinely anomalous?"</w:t>
+      </w:r>
+    </w:p>
+    <w:p>
+      <w:pPr>
+        <w:numPr>
+          <w:ilvl w:val="1"/>
+          <w:numId w:val="18"/>
+        </w:numPr>
+        <w:rPr>
+          <w:rFonts w:ascii="Times New Roman" w:hAnsi="Times New Roman" w:cs="Times New Roman"/>
+        </w:rPr>
+      </w:pPr>
+      <w:r>
+        <w:rPr>
+          <w:rFonts w:ascii="Times New Roman" w:hAnsi="Times New Roman" w:cs="Times New Roman"/>
+          <w:b/>
+          <w:bCs/>
+        </w:rPr>
+        <w:t>GB2</w:t>
+      </w:r>
+      <w:r>
+        <w:rPr>
+          <w:rFonts w:ascii="Times New Roman" w:hAnsi="Times New Roman" w:cs="Times New Roman"/>
+        </w:rPr>
+        <w:t>: fit a Generalized Beta of the Second Kind excluding the top-x values, then check how far the actual observed values fall from the fitted distribution.</w:t>
+      </w:r>
+    </w:p>
+    <w:p>
+      <w:pPr>
+        <w:numPr>
+          <w:ilvl w:val="1"/>
+          <w:numId w:val="18"/>
+        </w:numPr>
+        <w:rPr>
+          <w:rFonts w:ascii="Times New Roman" w:hAnsi="Times New Roman" w:cs="Times New Roman"/>
+        </w:rPr>
+      </w:pPr>
+      <w:r>
+        <w:rPr>
+          <w:rFonts w:ascii="Times New Roman" w:hAnsi="Times New Roman" w:cs="Times New Roman"/>
+          <w:b/>
+          <w:bCs/>
+        </w:rPr>
+        <w:t>Regression</w:t>
+      </w:r>
+      <w:r>
+        <w:rPr>
+          <w:rFonts w:ascii="Times New Roman" w:hAnsi="Times New Roman" w:cs="Times New Roman"/>
+        </w:rPr>
+        <w:t>: predict welfare/consumption from household characteristics (roof material, water access, education, etc.) and compare fitted vs. actual values to flag households whose reported welfare looks inconsistent with their observed characteristics.</w:t>
       </w:r>
     </w:p>
     <w:p>
@@ -31413,6 +32014,123 @@
       </w:rPr>
     </w:lvl>
   </w:abstractNum>
+  <w:abstractNum w:abstractNumId="17" w15:restartNumberingAfterBreak="0">
+    <w:nsid w:val="7C993FD2"/>
+    <w:multiLevelType w:val="multilevel"/>
+    <w:tmpl w:val="3F587AE2"/>
+    <w:lvl w:ilvl="0">
+      <w:start w:val="1"/>
+      <w:numFmt w:val="decimal"/>
+      <w:lvlText w:val="%1."/>
+      <w:lvlJc w:val="left"/>
+      <w:pPr>
+        <w:tabs>
+          <w:tab w:val="num" w:pos="720"/>
+        </w:tabs>
+        <w:ind w:left="720" w:hanging="360"/>
+      </w:pPr>
+    </w:lvl>
+    <w:lvl w:ilvl="1">
+      <w:start w:val="1"/>
+      <w:numFmt w:val="bullet"/>
+      <w:lvlText w:val="o"/>
+      <w:lvlJc w:val="left"/>
+      <w:pPr>
+        <w:tabs>
+          <w:tab w:val="num" w:pos="1440"/>
+        </w:tabs>
+        <w:ind w:left="1440" w:hanging="360"/>
+      </w:pPr>
+      <w:rPr>
+        <w:rFonts w:ascii="Courier New" w:hAnsi="Courier New" w:hint="default"/>
+        <w:sz w:val="20"/>
+      </w:rPr>
+    </w:lvl>
+    <w:lvl w:ilvl="2" w:tentative="1">
+      <w:start w:val="1"/>
+      <w:numFmt w:val="decimal"/>
+      <w:lvlText w:val="%3."/>
+      <w:lvlJc w:val="left"/>
+      <w:pPr>
+        <w:tabs>
+          <w:tab w:val="num" w:pos="2160"/>
+        </w:tabs>
+        <w:ind w:left="2160" w:hanging="360"/>
+      </w:pPr>
+    </w:lvl>
+    <w:lvl w:ilvl="3" w:tentative="1">
+      <w:start w:val="1"/>
+      <w:numFmt w:val="decimal"/>
+      <w:lvlText w:val="%4."/>
+      <w:lvlJc w:val="left"/>
+      <w:pPr>
+        <w:tabs>
+          <w:tab w:val="num" w:pos="2880"/>
+        </w:tabs>
+        <w:ind w:left="2880" w:hanging="360"/>
+      </w:pPr>
+    </w:lvl>
+    <w:lvl w:ilvl="4" w:tentative="1">
+      <w:start w:val="1"/>
+      <w:numFmt w:val="decimal"/>
+      <w:lvlText w:val="%5."/>
+      <w:lvlJc w:val="left"/>
+      <w:pPr>
+        <w:tabs>
+          <w:tab w:val="num" w:pos="3600"/>
+        </w:tabs>
+        <w:ind w:left="3600" w:hanging="360"/>
+      </w:pPr>
+    </w:lvl>
+    <w:lvl w:ilvl="5" w:tentative="1">
+      <w:start w:val="1"/>
+      <w:numFmt w:val="decimal"/>
+      <w:lvlText w:val="%6."/>
+      <w:lvlJc w:val="left"/>
+      <w:pPr>
+        <w:tabs>
+          <w:tab w:val="num" w:pos="4320"/>
+        </w:tabs>
+        <w:ind w:left="4320" w:hanging="360"/>
+      </w:pPr>
+    </w:lvl>
+    <w:lvl w:ilvl="6" w:tentative="1">
+      <w:start w:val="1"/>
+      <w:numFmt w:val="decimal"/>
+      <w:lvlText w:val="%7."/>
+      <w:lvlJc w:val="left"/>
+      <w:pPr>
+        <w:tabs>
+          <w:tab w:val="num" w:pos="5040"/>
+        </w:tabs>
+        <w:ind w:left="5040" w:hanging="360"/>
+      </w:pPr>
+    </w:lvl>
+    <w:lvl w:ilvl="7" w:tentative="1">
+      <w:start w:val="1"/>
+      <w:numFmt w:val="decimal"/>
+      <w:lvlText w:val="%8."/>
+      <w:lvlJc w:val="left"/>
+      <w:pPr>
+        <w:tabs>
+          <w:tab w:val="num" w:pos="5760"/>
+        </w:tabs>
+        <w:ind w:left="5760" w:hanging="360"/>
+      </w:pPr>
+    </w:lvl>
+    <w:lvl w:ilvl="8" w:tentative="1">
+      <w:start w:val="1"/>
+      <w:numFmt w:val="decimal"/>
+      <w:lvlText w:val="%9."/>
+      <w:lvlJc w:val="left"/>
+      <w:pPr>
+        <w:tabs>
+          <w:tab w:val="num" w:pos="6480"/>
+        </w:tabs>
+        <w:ind w:left="6480" w:hanging="360"/>
+      </w:pPr>
+    </w:lvl>
+  </w:abstractNum>
   <w:num w:numId="1" w16cid:durableId="1857695760">
     <w:abstractNumId w:val="11"/>
   </w:num>
@@ -31463,6 +32181,9 @@
   </w:num>
   <w:num w:numId="17" w16cid:durableId="1858502340">
     <w:abstractNumId w:val="3"/>
+  </w:num>
+  <w:num w:numId="18" w16cid:durableId="1330865510">
+    <w:abstractNumId w:val="17"/>
   </w:num>
 </w:numbering>
 </file>
@@ -31878,7 +32599,7 @@
   <w:style w:type="paragraph" w:default="1" w:styleId="Normal">
     <w:name w:val="Normal"/>
     <w:qFormat/>
-    <w:rsid w:val="00C931DF"/>
+    <w:rsid w:val="00ED1A88"/>
   </w:style>
   <w:style w:type="paragraph" w:styleId="Heading1">
     <w:name w:val="heading 1"/>

--- a/lit_review/top_coding_updates.docx
+++ b/lit_review/top_coding_updates.docx
@@ -29121,6 +29121,8 @@
         </w:numPr>
         <w:rPr>
           <w:rFonts w:ascii="Times New Roman" w:hAnsi="Times New Roman" w:cs="Times New Roman"/>
+          <w:b/>
+          <w:bCs/>
         </w:rPr>
       </w:pPr>
       <w:r>
@@ -29129,7 +29131,7 @@
           <w:b/>
           <w:bCs/>
         </w:rPr>
-        <w:t>As next steps, we're proposing two additional analyses to understand the underlying nature of these outliers: are they statistically implausible under a GB2 distribution? Are they explainable by household characteristics via regression, or are they genuinely anomalous?"</w:t>
+        <w:t>As next steps, we propose two additional analyses focused on Malawi 1997. First, we will assess whether the extreme welfare observations are statistically plausible under a GB2 distribution. Second, we will examine whether they can be explained by observable household characteristics using regression analysis, or whether substantial unexplained deviations remain after accounting for those characteristics.</w:t>
       </w:r>
     </w:p>
     <w:p>
@@ -29159,6 +29161,26 @@
     </w:p>
     <w:p>
       <w:pPr>
+        <w:rPr>
+          <w:rFonts w:ascii="Times New Roman" w:hAnsi="Times New Roman" w:cs="Times New Roman"/>
+        </w:rPr>
+      </w:pPr>
+      <w:r>
+        <w:rPr>
+          <w:rFonts w:ascii="Times New Roman" w:hAnsi="Times New Roman" w:cs="Times New Roman"/>
+        </w:rPr>
+        <w:t>A GB2 distribution was fitted to the positive welfare values from the Malawi 1997 country dataset using weighted maximum likelihood and 2021 PPP-adjusted welfare measures. The analysis included the full sample and additional specifications that excluded the largest 1, 2, 5, 10, and 20 observations. All models converged, but the estimated shape parameters changed as extreme observations were removed, indicating that the upper tail has a significant influence on the fitted distribution. In the full-sample model, the second-largest observation had an empirical survival probability approximately 166 times larger than the probability predicted by the GB2 distribution. These results suggest that the highest welfare observations are unusually extreme relative to a smooth GB2 tail. However, the analysis is diagnostic and does not establish that these observations are erroneous; they may reflect genuine heterogeneity, measurement issues, or other features of the survey data.</w:t>
+      </w:r>
+    </w:p>
+    <w:p>
+      <w:pPr>
+        <w:rPr>
+          <w:rFonts w:ascii="Times New Roman" w:hAnsi="Times New Roman" w:cs="Times New Roman"/>
+        </w:rPr>
+      </w:pPr>
+    </w:p>
+    <w:p>
+      <w:pPr>
         <w:numPr>
           <w:ilvl w:val="1"/>
           <w:numId w:val="18"/>
@@ -29173,6 +29195,7 @@
           <w:b/>
           <w:bCs/>
         </w:rPr>
+        <w:lastRenderedPageBreak/>
         <w:t>Regression</w:t>
       </w:r>
       <w:r>
@@ -29188,11 +29211,67 @@
           <w:rFonts w:ascii="Times New Roman" w:hAnsi="Times New Roman" w:cs="Times New Roman"/>
         </w:rPr>
       </w:pPr>
+      <w:r>
+        <w:rPr>
+          <w:rFonts w:ascii="Times New Roman" w:hAnsi="Times New Roman" w:cs="Times New Roman"/>
+        </w:rPr>
+        <w:t>A weighted regression model was used to predict household welfare in Malawi 1997 based on the available characteristics in the survey: urban or rural location, household size, and subnational area. To obtain unbiased comparisons, five-fold cross-fitting was applied, meaning each household was predicted using a model estimated without that household. Households were flagged when the difference between observed and predicted log welfare exceeded three weighted standard deviations. The model explained approximately 39% of the variation in log welfare and flagged 118 households, representing about 1.1% of the sample weight. Most flagged households reported welfare substantially higher than predicted, although these flags indicate unusual observations for further review rather than confirmed errors.</w:t>
+      </w:r>
     </w:p>
     <w:p>
       <w:pPr>
         <w:rPr>
           <w:rFonts w:ascii="Times New Roman" w:hAnsi="Times New Roman" w:cs="Times New Roman"/>
+          <w:lang w:val="es-CL"/>
+        </w:rPr>
+      </w:pPr>
+      <w:r>
+        <w:rPr>
+          <w:rFonts w:ascii="Times New Roman" w:hAnsi="Times New Roman" w:cs="Times New Roman"/>
+          <w:lang w:val="es-CL"/>
+        </w:rPr>
+        <w:drawing>
+          <wp:inline distT="0" distB="0" distL="0" distR="0" wp14:anchorId="16BDC208" wp14:editId="0A4BE65B">
+            <wp:extent cx="5943600" cy="481965"/>
+            <wp:effectExtent l="0" t="0" r="0" b="0"/>
+            <wp:docPr id="1805029976" name="Picture 1"/>
+            <wp:cNvGraphicFramePr>
+              <a:graphicFrameLocks xmlns:a="http://schemas.openxmlformats.org/drawingml/2006/main" noChangeAspect="1"/>
+            </wp:cNvGraphicFramePr>
+            <a:graphic xmlns:a="http://schemas.openxmlformats.org/drawingml/2006/main">
+              <a:graphicData uri="http://schemas.openxmlformats.org/drawingml/2006/picture">
+                <pic:pic xmlns:pic="http://schemas.openxmlformats.org/drawingml/2006/picture">
+                  <pic:nvPicPr>
+                    <pic:cNvPr id="1805029976" name=""/>
+                    <pic:cNvPicPr/>
+                  </pic:nvPicPr>
+                  <pic:blipFill>
+                    <a:blip r:embed="rId23"/>
+                    <a:stretch>
+                      <a:fillRect/>
+                    </a:stretch>
+                  </pic:blipFill>
+                  <pic:spPr>
+                    <a:xfrm>
+                      <a:off x="0" y="0"/>
+                      <a:ext cx="5943600" cy="481965"/>
+                    </a:xfrm>
+                    <a:prstGeom prst="rect">
+                      <a:avLst/>
+                    </a:prstGeom>
+                  </pic:spPr>
+                </pic:pic>
+              </a:graphicData>
+            </a:graphic>
+          </wp:inline>
+        </w:drawing>
+      </w:r>
+    </w:p>
+    <w:p>
+      <w:pPr>
+        <w:rPr>
+          <w:rFonts w:ascii="Times New Roman" w:hAnsi="Times New Roman" w:cs="Times New Roman"/>
+          <w:lang w:val="es-CL"/>
         </w:rPr>
       </w:pPr>
     </w:p>
@@ -29200,6 +29279,7 @@
       <w:pPr>
         <w:rPr>
           <w:rFonts w:ascii="Times New Roman" w:hAnsi="Times New Roman" w:cs="Times New Roman"/>
+          <w:lang w:val="es-CL"/>
         </w:rPr>
       </w:pPr>
     </w:p>
@@ -29207,6 +29287,7 @@
       <w:pPr>
         <w:rPr>
           <w:rFonts w:ascii="Times New Roman" w:hAnsi="Times New Roman" w:cs="Times New Roman"/>
+          <w:lang w:val="es-CL"/>
         </w:rPr>
       </w:pPr>
     </w:p>
@@ -29214,11 +29295,13 @@
       <w:pPr>
         <w:rPr>
           <w:rFonts w:ascii="Times New Roman" w:hAnsi="Times New Roman" w:cs="Times New Roman"/>
+          <w:lang w:val="es-CL"/>
         </w:rPr>
       </w:pPr>
       <w:r>
         <w:rPr>
           <w:rFonts w:ascii="Times New Roman" w:hAnsi="Times New Roman" w:cs="Times New Roman"/>
+          <w:lang w:val="es-CL"/>
         </w:rPr>
         <w:br w:type="page"/>
       </w:r>
@@ -29227,13 +29310,14 @@
       <w:pPr>
         <w:rPr>
           <w:rFonts w:ascii="Times New Roman" w:hAnsi="Times New Roman" w:cs="Times New Roman"/>
+          <w:lang w:val="es-CL"/>
         </w:rPr>
       </w:pPr>
     </w:p>
     <w:sectPr>
-      <w:footerReference w:type="even" r:id="rId23"/>
-      <w:footerReference w:type="default" r:id="rId24"/>
-      <w:footerReference w:type="first" r:id="rId25"/>
+      <w:footerReference w:type="even" r:id="rId24"/>
+      <w:footerReference w:type="default" r:id="rId25"/>
+      <w:footerReference w:type="first" r:id="rId26"/>
       <w:pgSz w:w="12240" w:h="15840"/>
       <w:pgMar w:top="1440" w:right="1440" w:bottom="1440" w:left="1440" w:header="720" w:footer="720" w:gutter="0"/>
       <w:cols w:space="720"/>
